--- a/vari/Curriculum-May-2026 copy.docx
+++ b/vari/Curriculum-May-2026 copy.docx
@@ -704,27 +704,7 @@
           <w:sz w:val="20"/>
           <w:szCs w:val="20"/>
         </w:rPr>
-        <w:t xml:space="preserve">Rudolph </w:t>
-      </w:r>
-      <w:proofErr w:type="spellStart"/>
-      <w:r>
-        <w:rPr>
-          <w:rFonts w:asciiTheme="majorHAnsi" w:hAnsiTheme="majorHAnsi" w:cstheme="majorHAnsi"/>
-          <w:color w:val="000000"/>
-          <w:sz w:val="20"/>
-          <w:szCs w:val="20"/>
-        </w:rPr>
-        <w:t>Schoenheimer</w:t>
-      </w:r>
-      <w:proofErr w:type="spellEnd"/>
-      <w:r>
-        <w:rPr>
-          <w:rFonts w:asciiTheme="majorHAnsi" w:hAnsiTheme="majorHAnsi" w:cstheme="majorHAnsi"/>
-          <w:color w:val="000000"/>
-          <w:sz w:val="20"/>
-          <w:szCs w:val="20"/>
-        </w:rPr>
-        <w:t xml:space="preserve"> Faculty Fund Fellow</w:t>
+        <w:t>Rudolph Schoenheimer Faculty Fund Fellow</w:t>
       </w:r>
       <w:r>
         <w:rPr>
@@ -2919,31 +2899,7 @@
           <w:sz w:val="20"/>
           <w:szCs w:val="20"/>
         </w:rPr>
-        <w:t xml:space="preserve">University of Rome “Tor </w:t>
-      </w:r>
-      <w:proofErr w:type="spellStart"/>
-      <w:r>
-        <w:rPr>
-          <w:rFonts w:asciiTheme="majorHAnsi" w:hAnsiTheme="majorHAnsi" w:cstheme="majorHAnsi"/>
-          <w:b/>
-          <w:bCs/>
-          <w:color w:val="000000"/>
-          <w:sz w:val="20"/>
-          <w:szCs w:val="20"/>
-        </w:rPr>
-        <w:t>Vergata</w:t>
-      </w:r>
-      <w:proofErr w:type="spellEnd"/>
-      <w:r>
-        <w:rPr>
-          <w:rFonts w:asciiTheme="majorHAnsi" w:hAnsiTheme="majorHAnsi" w:cstheme="majorHAnsi"/>
-          <w:b/>
-          <w:bCs/>
-          <w:color w:val="000000"/>
-          <w:sz w:val="20"/>
-          <w:szCs w:val="20"/>
-        </w:rPr>
-        <w:t>”</w:t>
+        <w:t>University of Rome “Tor Vergata”</w:t>
       </w:r>
     </w:p>
     <w:p>
@@ -3189,16 +3145,7 @@
           <w:sz w:val="20"/>
           <w:szCs w:val="20"/>
         </w:rPr>
-        <w:t xml:space="preserve">“Collateral” with J.R. Donaldson, </w:t>
-      </w:r>
-      <w:r>
-        <w:rPr>
-          <w:rFonts w:asciiTheme="majorHAnsi" w:hAnsiTheme="majorHAnsi" w:cstheme="majorHAnsi"/>
-          <w:color w:val="000000"/>
-          <w:sz w:val="20"/>
-          <w:szCs w:val="20"/>
-        </w:rPr>
-        <w:t>2026</w:t>
+        <w:t>“Collateral” with J.R. Donaldson, 2026</w:t>
       </w:r>
     </w:p>
     <w:p>
@@ -3295,25 +3242,7 @@
           <w:sz w:val="20"/>
           <w:szCs w:val="20"/>
         </w:rPr>
-        <w:t>“Bankruptcy’s Trilemma: A Unifying Framework, with Ken Ayotte and J.R. Donaldson, 202</w:t>
-      </w:r>
-      <w:r>
-        <w:rPr>
-          <w:rFonts w:asciiTheme="majorHAnsi" w:hAnsiTheme="majorHAnsi" w:cstheme="majorHAnsi"/>
-          <w:color w:val="000000"/>
-          <w:sz w:val="20"/>
-          <w:szCs w:val="20"/>
-        </w:rPr>
-        <w:t>6</w:t>
-      </w:r>
-      <w:r>
-        <w:rPr>
-          <w:rFonts w:asciiTheme="majorHAnsi" w:hAnsiTheme="majorHAnsi" w:cstheme="majorHAnsi"/>
-          <w:color w:val="000000"/>
-          <w:sz w:val="20"/>
-          <w:szCs w:val="20"/>
-        </w:rPr>
-        <w:t xml:space="preserve"> </w:t>
+        <w:t xml:space="preserve">“Bankruptcy’s Trilemma: A Unifying Framework, with Ken Ayotte and J.R. Donaldson, 2026 </w:t>
       </w:r>
     </w:p>
     <w:p>
@@ -3406,27 +3335,7 @@
           <w:sz w:val="20"/>
           <w:szCs w:val="20"/>
         </w:rPr>
-        <w:t xml:space="preserve">“Conflicting Priorities: A Theory of Covenants and Collateral” with J.R Donaldson and D. </w:t>
-      </w:r>
-      <w:proofErr w:type="spellStart"/>
-      <w:r>
-        <w:rPr>
-          <w:rFonts w:asciiTheme="majorHAnsi" w:hAnsiTheme="majorHAnsi" w:cstheme="majorHAnsi"/>
-          <w:color w:val="000000"/>
-          <w:sz w:val="20"/>
-          <w:szCs w:val="20"/>
-        </w:rPr>
-        <w:t>Gromb</w:t>
-      </w:r>
-      <w:proofErr w:type="spellEnd"/>
-      <w:r>
-        <w:rPr>
-          <w:rFonts w:asciiTheme="majorHAnsi" w:hAnsiTheme="majorHAnsi" w:cstheme="majorHAnsi"/>
-          <w:color w:val="000000"/>
-          <w:sz w:val="20"/>
-          <w:szCs w:val="20"/>
-        </w:rPr>
-        <w:t xml:space="preserve">, </w:t>
+        <w:t xml:space="preserve">“Conflicting Priorities: A Theory of Covenants and Collateral” with J.R Donaldson and D. Gromb, </w:t>
       </w:r>
       <w:r>
         <w:rPr>
@@ -3960,19 +3869,8 @@
           <w:sz w:val="20"/>
           <w:szCs w:val="20"/>
         </w:rPr>
-        <w:t xml:space="preserve"> with J.R. Donaldson and D. </w:t>
-      </w:r>
-      <w:proofErr w:type="spellStart"/>
-      <w:r>
-        <w:rPr>
-          <w:rFonts w:asciiTheme="majorHAnsi" w:hAnsiTheme="majorHAnsi" w:cstheme="majorHAnsi"/>
-          <w:color w:val="000000"/>
-          <w:sz w:val="20"/>
-          <w:szCs w:val="20"/>
-        </w:rPr>
-        <w:t>Gromb</w:t>
-      </w:r>
-      <w:proofErr w:type="spellEnd"/>
+        <w:t xml:space="preserve"> with J.R. Donaldson and D. Gromb</w:t>
+      </w:r>
       <w:r>
         <w:rPr>
           <w:rFonts w:asciiTheme="majorHAnsi" w:hAnsiTheme="majorHAnsi" w:cstheme="majorHAnsi"/>
@@ -4524,27 +4422,7 @@
           <w:sz w:val="20"/>
           <w:szCs w:val="20"/>
         </w:rPr>
-        <w:t xml:space="preserve">The Wall Street Walk when </w:t>
-      </w:r>
-      <w:proofErr w:type="spellStart"/>
-      <w:r>
-        <w:rPr>
-          <w:rFonts w:asciiTheme="majorHAnsi" w:hAnsiTheme="majorHAnsi" w:cstheme="majorHAnsi"/>
-          <w:color w:val="000000"/>
-          <w:sz w:val="20"/>
-          <w:szCs w:val="20"/>
-        </w:rPr>
-        <w:t>Blockholders</w:t>
-      </w:r>
-      <w:proofErr w:type="spellEnd"/>
-      <w:r>
-        <w:rPr>
-          <w:rFonts w:asciiTheme="majorHAnsi" w:hAnsiTheme="majorHAnsi" w:cstheme="majorHAnsi"/>
-          <w:color w:val="000000"/>
-          <w:sz w:val="20"/>
-          <w:szCs w:val="20"/>
-        </w:rPr>
-        <w:t xml:space="preserve"> Compete for Flows</w:t>
+        <w:t>The Wall Street Walk when Blockholders Compete for Flows</w:t>
       </w:r>
       <w:r>
         <w:rPr>
@@ -4799,6 +4677,60 @@
           <w:sz w:val="20"/>
           <w:szCs w:val="20"/>
         </w:rPr>
+        <w:t xml:space="preserve">“Modular Contracts,” with </w:t>
+      </w:r>
+      <w:r>
+        <w:rPr>
+          <w:rFonts w:asciiTheme="majorHAnsi" w:hAnsiTheme="majorHAnsi" w:cstheme="majorHAnsi"/>
+          <w:color w:val="000000"/>
+          <w:sz w:val="20"/>
+          <w:szCs w:val="20"/>
+        </w:rPr>
+        <w:t>J.R Donald</w:t>
+      </w:r>
+      <w:r>
+        <w:rPr>
+          <w:rFonts w:asciiTheme="majorHAnsi" w:hAnsiTheme="majorHAnsi" w:cstheme="majorHAnsi"/>
+          <w:color w:val="000000"/>
+          <w:sz w:val="20"/>
+          <w:szCs w:val="20"/>
+        </w:rPr>
+        <w:t>son and Z. Zhao, 2026</w:t>
+      </w:r>
+    </w:p>
+    <w:p>
+      <w:pPr>
+        <w:autoSpaceDE w:val="0"/>
+        <w:autoSpaceDN w:val="0"/>
+        <w:adjustRightInd w:val="0"/>
+        <w:rPr>
+          <w:rFonts w:asciiTheme="majorHAnsi" w:hAnsiTheme="majorHAnsi" w:cstheme="majorHAnsi"/>
+          <w:color w:val="000000"/>
+          <w:sz w:val="20"/>
+          <w:szCs w:val="20"/>
+          <w:u w:val="single"/>
+        </w:rPr>
+      </w:pPr>
+    </w:p>
+    <w:p>
+      <w:pPr>
+        <w:autoSpaceDE w:val="0"/>
+        <w:autoSpaceDN w:val="0"/>
+        <w:adjustRightInd w:val="0"/>
+        <w:rPr>
+          <w:rFonts w:asciiTheme="majorHAnsi" w:hAnsiTheme="majorHAnsi" w:cstheme="majorHAnsi"/>
+          <w:color w:val="000000"/>
+          <w:sz w:val="20"/>
+          <w:szCs w:val="20"/>
+        </w:rPr>
+      </w:pPr>
+      <w:r>
+        <w:rPr>
+          <w:rFonts w:asciiTheme="majorHAnsi" w:hAnsiTheme="majorHAnsi" w:cstheme="majorHAnsi"/>
+          <w:color w:val="000000"/>
+          <w:sz w:val="20"/>
+          <w:szCs w:val="20"/>
+        </w:rPr>
         <w:t xml:space="preserve">“Restructuring vs. Bankruptcy” with </w:t>
       </w:r>
       <w:r>
@@ -4915,27 +4847,69 @@
           <w:sz w:val="20"/>
           <w:szCs w:val="20"/>
         </w:rPr>
-        <w:t xml:space="preserve"> </w:t>
-      </w:r>
-      <w:proofErr w:type="spellStart"/>
-      <w:r>
-        <w:rPr>
-          <w:rFonts w:asciiTheme="majorHAnsi" w:hAnsiTheme="majorHAnsi" w:cstheme="majorHAnsi"/>
-          <w:color w:val="000000"/>
-          <w:sz w:val="20"/>
-          <w:szCs w:val="20"/>
-        </w:rPr>
-        <w:t>Kremens</w:t>
-      </w:r>
-      <w:proofErr w:type="spellEnd"/>
-      <w:r>
-        <w:rPr>
-          <w:rFonts w:asciiTheme="majorHAnsi" w:hAnsiTheme="majorHAnsi" w:cstheme="majorHAnsi"/>
-          <w:color w:val="000000"/>
-          <w:sz w:val="20"/>
-          <w:szCs w:val="20"/>
-        </w:rPr>
-        <w:t>, 202</w:t>
+        <w:t xml:space="preserve"> Kremens, 202</w:t>
+      </w:r>
+      <w:r>
+        <w:rPr>
+          <w:rFonts w:asciiTheme="majorHAnsi" w:hAnsiTheme="majorHAnsi" w:cstheme="majorHAnsi"/>
+          <w:color w:val="000000"/>
+          <w:sz w:val="20"/>
+          <w:szCs w:val="20"/>
+        </w:rPr>
+        <w:t>6</w:t>
+      </w:r>
+    </w:p>
+    <w:p>
+      <w:pPr>
+        <w:autoSpaceDE w:val="0"/>
+        <w:autoSpaceDN w:val="0"/>
+        <w:adjustRightInd w:val="0"/>
+        <w:rPr>
+          <w:rFonts w:asciiTheme="majorHAnsi" w:hAnsiTheme="majorHAnsi" w:cstheme="majorHAnsi"/>
+          <w:color w:val="000000"/>
+          <w:sz w:val="20"/>
+          <w:szCs w:val="20"/>
+        </w:rPr>
+      </w:pPr>
+    </w:p>
+    <w:p>
+      <w:pPr>
+        <w:autoSpaceDE w:val="0"/>
+        <w:autoSpaceDN w:val="0"/>
+        <w:adjustRightInd w:val="0"/>
+        <w:rPr>
+          <w:rFonts w:asciiTheme="majorHAnsi" w:hAnsiTheme="majorHAnsi" w:cstheme="majorHAnsi"/>
+          <w:color w:val="000000"/>
+          <w:sz w:val="20"/>
+          <w:szCs w:val="20"/>
+        </w:rPr>
+      </w:pPr>
+      <w:r>
+        <w:rPr>
+          <w:rFonts w:asciiTheme="majorHAnsi" w:hAnsiTheme="majorHAnsi" w:cstheme="majorHAnsi"/>
+          <w:color w:val="000000"/>
+          <w:sz w:val="20"/>
+          <w:szCs w:val="20"/>
+        </w:rPr>
+        <w:t>“A New Theory of Credit Lines with Evidence,” with J</w:t>
+      </w:r>
+      <w:r>
+        <w:rPr>
+          <w:rFonts w:asciiTheme="majorHAnsi" w:hAnsiTheme="majorHAnsi" w:cstheme="majorHAnsi"/>
+          <w:color w:val="000000"/>
+          <w:sz w:val="20"/>
+          <w:szCs w:val="20"/>
+        </w:rPr>
+        <w:t>.R Donaldson</w:t>
+      </w:r>
+      <w:r>
+        <w:rPr>
+          <w:rFonts w:asciiTheme="majorHAnsi" w:hAnsiTheme="majorHAnsi" w:cstheme="majorHAnsi"/>
+          <w:color w:val="000000"/>
+          <w:sz w:val="20"/>
+          <w:szCs w:val="20"/>
+        </w:rPr>
+        <w:t>, N. Koont, and V. Vanasco, 202</w:t>
       </w:r>
       <w:r>
         <w:rPr>
@@ -4981,55 +4955,20 @@
           <w:sz w:val="20"/>
           <w:szCs w:val="20"/>
         </w:rPr>
-        <w:t>“A New Theory of Credit Lines with Evidence,” with J</w:t>
-      </w:r>
-      <w:r>
-        <w:rPr>
-          <w:rFonts w:asciiTheme="majorHAnsi" w:hAnsiTheme="majorHAnsi" w:cstheme="majorHAnsi"/>
-          <w:color w:val="000000"/>
-          <w:sz w:val="20"/>
-          <w:szCs w:val="20"/>
-        </w:rPr>
-        <w:t>.R Donaldson</w:t>
-      </w:r>
-      <w:r>
-        <w:rPr>
-          <w:rFonts w:asciiTheme="majorHAnsi" w:hAnsiTheme="majorHAnsi" w:cstheme="majorHAnsi"/>
-          <w:color w:val="000000"/>
-          <w:sz w:val="20"/>
-          <w:szCs w:val="20"/>
-        </w:rPr>
-        <w:t xml:space="preserve">, N. </w:t>
-      </w:r>
-      <w:proofErr w:type="spellStart"/>
-      <w:r>
-        <w:rPr>
-          <w:rFonts w:asciiTheme="majorHAnsi" w:hAnsiTheme="majorHAnsi" w:cstheme="majorHAnsi"/>
-          <w:color w:val="000000"/>
-          <w:sz w:val="20"/>
-          <w:szCs w:val="20"/>
-        </w:rPr>
-        <w:t>Koont</w:t>
-      </w:r>
-      <w:proofErr w:type="spellEnd"/>
-      <w:r>
-        <w:rPr>
-          <w:rFonts w:asciiTheme="majorHAnsi" w:hAnsiTheme="majorHAnsi" w:cstheme="majorHAnsi"/>
-          <w:color w:val="000000"/>
-          <w:sz w:val="20"/>
-          <w:szCs w:val="20"/>
-        </w:rPr>
-        <w:t>, and V. Vanasco, 202</w:t>
-      </w:r>
-      <w:r>
-        <w:rPr>
-          <w:rFonts w:asciiTheme="majorHAnsi" w:hAnsiTheme="majorHAnsi" w:cstheme="majorHAnsi"/>
-          <w:color w:val="000000"/>
-          <w:sz w:val="20"/>
-          <w:szCs w:val="20"/>
-        </w:rPr>
-        <w:t>6</w:t>
-      </w:r>
+        <w:tab/>
+        <w:t xml:space="preserve">Best paper award, </w:t>
+      </w:r>
+      <w:hyperlink r:id="rId5" w:history="1">
+        <w:r>
+          <w:rPr>
+            <w:rFonts w:asciiTheme="majorHAnsi" w:hAnsiTheme="majorHAnsi" w:cstheme="majorHAnsi"/>
+            <w:color w:val="000000"/>
+            <w:sz w:val="20"/>
+            <w:szCs w:val="20"/>
+          </w:rPr>
+          <w:t>Holden Conference in Finance and Real Estate</w:t>
+        </w:r>
+      </w:hyperlink>
     </w:p>
     <w:p>
       <w:pPr>
@@ -5101,27 +5040,7 @@
           <w:sz w:val="20"/>
           <w:szCs w:val="20"/>
         </w:rPr>
-        <w:t xml:space="preserve"> </w:t>
-      </w:r>
-      <w:proofErr w:type="spellStart"/>
-      <w:r>
-        <w:rPr>
-          <w:rFonts w:asciiTheme="majorHAnsi" w:hAnsiTheme="majorHAnsi" w:cstheme="majorHAnsi"/>
-          <w:color w:val="000000"/>
-          <w:sz w:val="20"/>
-          <w:szCs w:val="20"/>
-        </w:rPr>
-        <w:t>Gromb</w:t>
-      </w:r>
-      <w:proofErr w:type="spellEnd"/>
-      <w:r>
-        <w:rPr>
-          <w:rFonts w:asciiTheme="majorHAnsi" w:hAnsiTheme="majorHAnsi" w:cstheme="majorHAnsi"/>
-          <w:color w:val="000000"/>
-          <w:sz w:val="20"/>
-          <w:szCs w:val="20"/>
-        </w:rPr>
-        <w:t>, 2021</w:t>
+        <w:t xml:space="preserve"> Gromb, 2021</w:t>
       </w:r>
     </w:p>
     <w:p>
@@ -5923,7 +5842,25 @@
           <w:sz w:val="20"/>
           <w:szCs w:val="20"/>
         </w:rPr>
-        <w:t>Minnesota Corporate Finance Conference (scheduled), Finance Conference in Banff (scheduled)</w:t>
+        <w:t xml:space="preserve">Minnesota Corporate Finance Conference (scheduled), </w:t>
+      </w:r>
+      <w:r>
+        <w:rPr>
+          <w:rFonts w:asciiTheme="majorHAnsi" w:hAnsiTheme="majorHAnsi" w:cstheme="majorHAnsi"/>
+          <w:color w:val="000000"/>
+          <w:sz w:val="20"/>
+          <w:szCs w:val="20"/>
+        </w:rPr>
+        <w:t>Frontiers in Finance Conference</w:t>
+      </w:r>
+      <w:r>
+        <w:rPr>
+          <w:rFonts w:asciiTheme="majorHAnsi" w:hAnsiTheme="majorHAnsi" w:cstheme="majorHAnsi"/>
+          <w:color w:val="000000"/>
+          <w:sz w:val="20"/>
+          <w:szCs w:val="20"/>
+        </w:rPr>
+        <w:t xml:space="preserve"> (scheduled)</w:t>
       </w:r>
     </w:p>
     <w:p>
@@ -6042,6 +5979,7 @@
           <w:szCs w:val="20"/>
           <w:u w:val="single" w:color="000000"/>
         </w:rPr>
+        <w:lastRenderedPageBreak/>
         <w:t>Conferences</w:t>
       </w:r>
     </w:p>
@@ -6091,27 +6029,7 @@
           <w:sz w:val="20"/>
           <w:szCs w:val="20"/>
         </w:rPr>
-        <w:t xml:space="preserve">, </w:t>
-      </w:r>
-      <w:proofErr w:type="spellStart"/>
-      <w:r>
-        <w:rPr>
-          <w:rFonts w:asciiTheme="majorHAnsi" w:hAnsiTheme="majorHAnsi" w:cstheme="majorHAnsi"/>
-          <w:color w:val="000000"/>
-          <w:sz w:val="20"/>
-          <w:szCs w:val="20"/>
-        </w:rPr>
-        <w:t>Oxfit</w:t>
-      </w:r>
-      <w:proofErr w:type="spellEnd"/>
-      <w:r>
-        <w:rPr>
-          <w:rFonts w:asciiTheme="majorHAnsi" w:hAnsiTheme="majorHAnsi" w:cstheme="majorHAnsi"/>
-          <w:color w:val="000000"/>
-          <w:sz w:val="20"/>
-          <w:szCs w:val="20"/>
-        </w:rPr>
-        <w:t>*, Virtual corporate finance seminar*</w:t>
+        <w:t>, Oxfit*, Virtual corporate finance seminar*</w:t>
       </w:r>
     </w:p>
     <w:p>
@@ -6155,7 +6073,6 @@
           <w:sz w:val="20"/>
           <w:szCs w:val="20"/>
         </w:rPr>
-        <w:lastRenderedPageBreak/>
         <w:t>2024</w:t>
       </w:r>
     </w:p>
@@ -6551,17 +6468,7 @@
           <w:sz w:val="20"/>
           <w:szCs w:val="20"/>
         </w:rPr>
-        <w:t xml:space="preserve">, Conference in memory of Denis </w:t>
-      </w:r>
-      <w:proofErr w:type="spellStart"/>
-      <w:r>
-        <w:rPr>
-          <w:rFonts w:asciiTheme="majorHAnsi" w:hAnsiTheme="majorHAnsi" w:cstheme="majorHAnsi"/>
-          <w:color w:val="000000"/>
-          <w:sz w:val="20"/>
-          <w:szCs w:val="20"/>
-        </w:rPr>
-        <w:t>Gro</w:t>
+        <w:t>, Conference in memory of Denis Gro</w:t>
       </w:r>
       <w:r>
         <w:rPr>
@@ -6579,17 +6486,7 @@
           <w:sz w:val="20"/>
           <w:szCs w:val="20"/>
         </w:rPr>
-        <w:t>b</w:t>
-      </w:r>
-      <w:proofErr w:type="spellEnd"/>
-      <w:r>
-        <w:rPr>
-          <w:rFonts w:asciiTheme="majorHAnsi" w:hAnsiTheme="majorHAnsi" w:cstheme="majorHAnsi"/>
-          <w:color w:val="000000"/>
-          <w:sz w:val="20"/>
-          <w:szCs w:val="20"/>
-        </w:rPr>
-        <w:t xml:space="preserve">, </w:t>
+        <w:t xml:space="preserve">b, </w:t>
       </w:r>
       <w:r>
         <w:rPr>
@@ -6687,27 +6584,15 @@
           <w:u w:color="000000"/>
         </w:rPr>
       </w:pPr>
-      <w:proofErr w:type="spellStart"/>
-      <w:r>
-        <w:rPr>
-          <w:rFonts w:asciiTheme="majorHAnsi" w:hAnsiTheme="majorHAnsi" w:cstheme="majorHAnsi"/>
-          <w:color w:val="000000"/>
-          <w:sz w:val="20"/>
-          <w:szCs w:val="20"/>
-          <w:u w:color="000000"/>
-        </w:rPr>
-        <w:t>Insead</w:t>
-      </w:r>
-      <w:proofErr w:type="spellEnd"/>
-      <w:r>
-        <w:rPr>
-          <w:rFonts w:asciiTheme="majorHAnsi" w:hAnsiTheme="majorHAnsi" w:cstheme="majorHAnsi"/>
-          <w:color w:val="000000"/>
-          <w:sz w:val="20"/>
-          <w:szCs w:val="20"/>
-          <w:u w:color="000000"/>
-        </w:rPr>
-        <w:t>, KU Leuven</w:t>
+      <w:r>
+        <w:rPr>
+          <w:rFonts w:asciiTheme="majorHAnsi" w:hAnsiTheme="majorHAnsi" w:cstheme="majorHAnsi"/>
+          <w:color w:val="000000"/>
+          <w:sz w:val="20"/>
+          <w:szCs w:val="20"/>
+          <w:u w:color="000000"/>
+        </w:rPr>
+        <w:t>Insead, KU Leuven</w:t>
       </w:r>
       <w:r>
         <w:rPr>
@@ -7827,6 +7712,7 @@
           <w:szCs w:val="20"/>
           <w:u w:val="single" w:color="000000"/>
         </w:rPr>
+        <w:lastRenderedPageBreak/>
         <w:t>Conferences</w:t>
       </w:r>
     </w:p>
@@ -7851,18 +7737,7 @@
           <w:szCs w:val="20"/>
           <w:u w:color="000000"/>
         </w:rPr>
-        <w:t>Bank of Portugal Conference (postponed), CEPR European Summer Symposium in Financial Markets, Chicago Financial Institutions Conference 2020 (postponed), Diamond-Dybvig 36*, Econometric Society, EFA*, Federal Reserve Bank of New York/NYU Stern School of Business Conference, FIRS*, NBER Corporate Finance, GSU CEAR-</w:t>
-      </w:r>
-      <w:r>
-        <w:rPr>
-          <w:rFonts w:asciiTheme="majorHAnsi" w:hAnsiTheme="majorHAnsi" w:cstheme="majorHAnsi"/>
-          <w:color w:val="000000"/>
-          <w:sz w:val="20"/>
-          <w:szCs w:val="20"/>
-          <w:u w:color="000000"/>
-        </w:rPr>
-        <w:lastRenderedPageBreak/>
-        <w:t xml:space="preserve">Finance </w:t>
+        <w:t xml:space="preserve">Bank of Portugal Conference (postponed), CEPR European Summer Symposium in Financial Markets, Chicago Financial Institutions Conference 2020 (postponed), Diamond-Dybvig 36*, Econometric Society, EFA*, Federal Reserve Bank of New York/NYU Stern School of Business Conference, FIRS*, NBER Corporate Finance, GSU CEAR-Finance </w:t>
       </w:r>
       <w:r>
         <w:rPr>
@@ -8003,51 +7878,7 @@
           <w:szCs w:val="20"/>
           <w:u w:color="000000"/>
         </w:rPr>
-        <w:t>AFA (two papers, second paper*), ASU Sonoran Winter Finance Conference*, Cambridge Corporate Finance Theory Symposium, CEPR European Summer Symposium in Financial Markets, EFA*, EIEF Rome Junior Finance conference*, EIEF Rome Conference on Macroeconomics “</w:t>
-      </w:r>
-      <w:proofErr w:type="spellStart"/>
-      <w:r>
-        <w:rPr>
-          <w:rFonts w:asciiTheme="majorHAnsi" w:hAnsiTheme="majorHAnsi" w:cstheme="majorHAnsi"/>
-          <w:color w:val="000000"/>
-          <w:sz w:val="20"/>
-          <w:szCs w:val="20"/>
-          <w:u w:color="000000"/>
-        </w:rPr>
-        <w:t>Pizzanomics</w:t>
-      </w:r>
-      <w:proofErr w:type="spellEnd"/>
-      <w:r>
-        <w:rPr>
-          <w:rFonts w:asciiTheme="majorHAnsi" w:hAnsiTheme="majorHAnsi" w:cstheme="majorHAnsi"/>
-          <w:color w:val="000000"/>
-          <w:sz w:val="20"/>
-          <w:szCs w:val="20"/>
-          <w:u w:color="000000"/>
-        </w:rPr>
-        <w:t xml:space="preserve">” (two papers, second paper*), FIRS (two papers, second paper*), FSU Sun Trust Beach Conference, Maryland Junior Finance Conference*, Midwest Finance Conference, </w:t>
-      </w:r>
-      <w:proofErr w:type="spellStart"/>
-      <w:r>
-        <w:rPr>
-          <w:rFonts w:asciiTheme="majorHAnsi" w:hAnsiTheme="majorHAnsi" w:cstheme="majorHAnsi"/>
-          <w:color w:val="000000"/>
-          <w:sz w:val="20"/>
-          <w:szCs w:val="20"/>
-          <w:u w:color="000000"/>
-        </w:rPr>
-        <w:t>OxFIT</w:t>
-      </w:r>
-      <w:proofErr w:type="spellEnd"/>
-      <w:r>
-        <w:rPr>
-          <w:rFonts w:asciiTheme="majorHAnsi" w:hAnsiTheme="majorHAnsi" w:cstheme="majorHAnsi"/>
-          <w:color w:val="000000"/>
-          <w:sz w:val="20"/>
-          <w:szCs w:val="20"/>
-          <w:u w:color="000000"/>
-        </w:rPr>
-        <w:t>*, SED, SFS* (two papers), Summer Finance and Accounting Conference at the Hebrew University (two papers, second paper*), UBC Winter Finance Conference</w:t>
+        <w:t>AFA (two papers, second paper*), ASU Sonoran Winter Finance Conference*, Cambridge Corporate Finance Theory Symposium, CEPR European Summer Symposium in Financial Markets, EFA*, EIEF Rome Junior Finance conference*, EIEF Rome Conference on Macroeconomics “Pizzanomics” (two papers, second paper*), FIRS (two papers, second paper*), FSU Sun Trust Beach Conference, Maryland Junior Finance Conference*, Midwest Finance Conference, OxFIT*, SED, SFS* (two papers), Summer Finance and Accounting Conference at the Hebrew University (two papers, second paper*), UBC Winter Finance Conference</w:t>
       </w:r>
     </w:p>
     <w:p>
@@ -8177,29 +8008,7 @@
           <w:szCs w:val="20"/>
           <w:u w:color="000000"/>
         </w:rPr>
-        <w:t>AEA*, 17th annual FDIC conference*, Barcelona GSE Summer Forum in Financial Intermediation and Risk, Cambridge Corporate Finance Theory Symposium, CEPR European Summer Symposium in Financial Markets (</w:t>
-      </w:r>
-      <w:proofErr w:type="spellStart"/>
-      <w:r>
-        <w:rPr>
-          <w:rFonts w:asciiTheme="majorHAnsi" w:hAnsiTheme="majorHAnsi" w:cstheme="majorHAnsi"/>
-          <w:color w:val="000000"/>
-          <w:sz w:val="20"/>
-          <w:szCs w:val="20"/>
-          <w:u w:color="000000"/>
-        </w:rPr>
-        <w:t>Gerzensee</w:t>
-      </w:r>
-      <w:proofErr w:type="spellEnd"/>
-      <w:r>
-        <w:rPr>
-          <w:rFonts w:asciiTheme="majorHAnsi" w:hAnsiTheme="majorHAnsi" w:cstheme="majorHAnsi"/>
-          <w:color w:val="000000"/>
-          <w:sz w:val="20"/>
-          <w:szCs w:val="20"/>
-          <w:u w:color="000000"/>
-        </w:rPr>
-        <w:t xml:space="preserve">), </w:t>
+        <w:t xml:space="preserve">AEA*, 17th annual FDIC conference*, Barcelona GSE Summer Forum in Financial Intermediation and Risk, Cambridge Corporate Finance Theory Symposium, CEPR European Summer Symposium in Financial Markets (Gerzensee), </w:t>
       </w:r>
       <w:r>
         <w:rPr>
@@ -8210,29 +8019,7 @@
           <w:u w:color="000000"/>
         </w:rPr>
         <w:tab/>
-        <w:t xml:space="preserve">Conference on Institutional Investors and Corporate Governance in Stockholm, Conference on Financial Intermediation at the Bank of Portugal, EIEF, Five Star Conference, FTG (Imperial College), FTG Summer School, FRA, </w:t>
-      </w:r>
-      <w:proofErr w:type="spellStart"/>
-      <w:r>
-        <w:rPr>
-          <w:rFonts w:asciiTheme="majorHAnsi" w:hAnsiTheme="majorHAnsi" w:cstheme="majorHAnsi"/>
-          <w:color w:val="000000"/>
-          <w:sz w:val="20"/>
-          <w:szCs w:val="20"/>
-          <w:u w:color="000000"/>
-        </w:rPr>
-        <w:t>OxFIT</w:t>
-      </w:r>
-      <w:proofErr w:type="spellEnd"/>
-      <w:r>
-        <w:rPr>
-          <w:rFonts w:asciiTheme="majorHAnsi" w:hAnsiTheme="majorHAnsi" w:cstheme="majorHAnsi"/>
-          <w:color w:val="000000"/>
-          <w:sz w:val="20"/>
-          <w:szCs w:val="20"/>
-          <w:u w:color="000000"/>
-        </w:rPr>
-        <w:t xml:space="preserve">, Paul Woolley Conference, Recent </w:t>
+        <w:t xml:space="preserve">Conference on Institutional Investors and Corporate Governance in Stockholm, Conference on Financial Intermediation at the Bank of Portugal, EIEF, Five Star Conference, FTG (Imperial College), FTG Summer School, FRA, OxFIT, Paul Woolley Conference, Recent </w:t>
       </w:r>
       <w:r>
         <w:rPr>
@@ -8528,51 +8315,7 @@
           <w:szCs w:val="20"/>
           <w:u w:color="000000"/>
         </w:rPr>
-        <w:t>Bank of Portugal Conference on Financial Intermediation (Lisbon)*, Cambridge Corporate Finance Theory Symposium, Canadian Economic Association*, CEPR European Summer Symposium in Financial Markets (</w:t>
-      </w:r>
-      <w:proofErr w:type="spellStart"/>
-      <w:r>
-        <w:rPr>
-          <w:rFonts w:asciiTheme="majorHAnsi" w:hAnsiTheme="majorHAnsi" w:cstheme="majorHAnsi"/>
-          <w:color w:val="000000"/>
-          <w:sz w:val="20"/>
-          <w:szCs w:val="20"/>
-          <w:u w:color="000000"/>
-        </w:rPr>
-        <w:t>Gerzensee</w:t>
-      </w:r>
-      <w:proofErr w:type="spellEnd"/>
-      <w:r>
-        <w:rPr>
-          <w:rFonts w:asciiTheme="majorHAnsi" w:hAnsiTheme="majorHAnsi" w:cstheme="majorHAnsi"/>
-          <w:color w:val="000000"/>
-          <w:sz w:val="20"/>
-          <w:szCs w:val="20"/>
-          <w:u w:color="000000"/>
-        </w:rPr>
-        <w:t xml:space="preserve">), CFF conference (Gothenburg), Duke-UNC Conference, EFA, FIRS, IDC Summer Finance Conference (Tel Aviv), LBS Summer Symposium*, Midwest Macro Conference (St Louis)*, </w:t>
-      </w:r>
-      <w:proofErr w:type="spellStart"/>
-      <w:r>
-        <w:rPr>
-          <w:rFonts w:asciiTheme="majorHAnsi" w:hAnsiTheme="majorHAnsi" w:cstheme="majorHAnsi"/>
-          <w:color w:val="000000"/>
-          <w:sz w:val="20"/>
-          <w:szCs w:val="20"/>
-          <w:u w:color="000000"/>
-        </w:rPr>
-        <w:t>OxFIT</w:t>
-      </w:r>
-      <w:proofErr w:type="spellEnd"/>
-      <w:r>
-        <w:rPr>
-          <w:rFonts w:asciiTheme="majorHAnsi" w:hAnsiTheme="majorHAnsi" w:cstheme="majorHAnsi"/>
-          <w:color w:val="000000"/>
-          <w:sz w:val="20"/>
-          <w:szCs w:val="20"/>
-          <w:u w:color="000000"/>
-        </w:rPr>
-        <w:t>, Society of Economic Dynamics (Warsaw)*, Summer Workshop on Money, Banking, Payments and Finance (St Louis), Vanderbilt University (Labor and Finance Group)</w:t>
+        <w:t>Bank of Portugal Conference on Financial Intermediation (Lisbon)*, Cambridge Corporate Finance Theory Symposium, Canadian Economic Association*, CEPR European Summer Symposium in Financial Markets (Gerzensee), CFF conference (Gothenburg), Duke-UNC Conference, EFA, FIRS, IDC Summer Finance Conference (Tel Aviv), LBS Summer Symposium*, Midwest Macro Conference (St Louis)*, OxFIT, Society of Economic Dynamics (Warsaw)*, Summer Workshop on Money, Banking, Payments and Finance (St Louis), Vanderbilt University (Labor and Finance Group)</w:t>
       </w:r>
     </w:p>
     <w:p>
@@ -8634,6 +8377,7 @@
           <w:szCs w:val="20"/>
           <w:u w:val="single" w:color="000000"/>
         </w:rPr>
+        <w:lastRenderedPageBreak/>
         <w:t>Seminars</w:t>
       </w:r>
     </w:p>
@@ -8659,20 +8403,8 @@
           <w:szCs w:val="20"/>
           <w:u w:color="000000"/>
         </w:rPr>
-        <w:t xml:space="preserve">Bank of England, St Louis Fed, UNC Kenan-Flagler, University of Rome Tor </w:t>
-      </w:r>
-      <w:proofErr w:type="spellStart"/>
-      <w:r>
-        <w:rPr>
-          <w:rFonts w:asciiTheme="majorHAnsi" w:hAnsiTheme="majorHAnsi" w:cstheme="majorHAnsi"/>
-          <w:color w:val="000000"/>
-          <w:sz w:val="20"/>
-          <w:szCs w:val="20"/>
-          <w:u w:color="000000"/>
-        </w:rPr>
-        <w:t>Vergata</w:t>
-      </w:r>
-      <w:proofErr w:type="spellEnd"/>
+        <w:t>Bank of England, St Louis Fed, UNC Kenan-Flagler, University of Rome Tor Vergata</w:t>
+      </w:r>
     </w:p>
     <w:p>
       <w:pPr>
@@ -8731,1265 +8463,1467 @@
           <w:szCs w:val="20"/>
           <w:u w:color="000000"/>
         </w:rPr>
+        <w:t>EEA (Toulouse)*, FIRS, NBER Summer Institute The Economics of Credit Ratings (Boston)*, Paul Woolley Conference (Sydney)</w:t>
+      </w:r>
+    </w:p>
+    <w:p>
+      <w:pPr>
+        <w:autoSpaceDE w:val="0"/>
+        <w:autoSpaceDN w:val="0"/>
+        <w:adjustRightInd w:val="0"/>
+        <w:spacing w:after="80"/>
+        <w:rPr>
+          <w:rFonts w:asciiTheme="majorHAnsi" w:hAnsiTheme="majorHAnsi" w:cstheme="majorHAnsi"/>
+          <w:color w:val="000000"/>
+          <w:sz w:val="20"/>
+          <w:szCs w:val="20"/>
+          <w:u w:color="000000"/>
+        </w:rPr>
+      </w:pPr>
+      <w:r>
+        <w:rPr>
+          <w:rFonts w:asciiTheme="majorHAnsi" w:hAnsiTheme="majorHAnsi" w:cstheme="majorHAnsi"/>
+          <w:b/>
+          <w:bCs/>
+          <w:color w:val="000000"/>
+          <w:sz w:val="20"/>
+          <w:szCs w:val="20"/>
+          <w:u w:color="000000"/>
+        </w:rPr>
+        <w:t>2013</w:t>
+      </w:r>
+      <w:r>
+        <w:rPr>
+          <w:rFonts w:asciiTheme="majorHAnsi" w:hAnsiTheme="majorHAnsi" w:cstheme="majorHAnsi"/>
+          <w:color w:val="000000"/>
+          <w:sz w:val="20"/>
+          <w:szCs w:val="20"/>
+          <w:u w:color="000000"/>
+        </w:rPr>
+        <w:t xml:space="preserve"> </w:t>
+      </w:r>
+    </w:p>
+    <w:p>
+      <w:pPr>
+        <w:autoSpaceDE w:val="0"/>
+        <w:autoSpaceDN w:val="0"/>
+        <w:adjustRightInd w:val="0"/>
+        <w:spacing w:after="80"/>
+        <w:rPr>
+          <w:rFonts w:asciiTheme="majorHAnsi" w:hAnsiTheme="majorHAnsi" w:cstheme="majorHAnsi"/>
+          <w:color w:val="000000"/>
+          <w:sz w:val="20"/>
+          <w:szCs w:val="20"/>
+          <w:u w:val="single" w:color="000000"/>
+        </w:rPr>
+      </w:pPr>
+      <w:r>
+        <w:rPr>
+          <w:rFonts w:asciiTheme="majorHAnsi" w:hAnsiTheme="majorHAnsi" w:cstheme="majorHAnsi"/>
+          <w:color w:val="000000"/>
+          <w:sz w:val="20"/>
+          <w:szCs w:val="20"/>
+          <w:u w:val="single" w:color="000000"/>
+        </w:rPr>
+        <w:t>Seminars</w:t>
+      </w:r>
+    </w:p>
+    <w:p>
+      <w:pPr>
+        <w:autoSpaceDE w:val="0"/>
+        <w:autoSpaceDN w:val="0"/>
+        <w:adjustRightInd w:val="0"/>
+        <w:spacing w:after="80"/>
+        <w:rPr>
+          <w:rFonts w:asciiTheme="majorHAnsi" w:hAnsiTheme="majorHAnsi" w:cstheme="majorHAnsi"/>
+          <w:color w:val="000000"/>
+          <w:sz w:val="20"/>
+          <w:szCs w:val="20"/>
+          <w:u w:color="000000"/>
+        </w:rPr>
+      </w:pPr>
+      <w:r>
+        <w:rPr>
+          <w:rFonts w:asciiTheme="majorHAnsi" w:hAnsiTheme="majorHAnsi" w:cstheme="majorHAnsi"/>
+          <w:color w:val="000000"/>
+          <w:sz w:val="20"/>
+          <w:szCs w:val="20"/>
+          <w:u w:color="000000"/>
+        </w:rPr>
+        <w:t xml:space="preserve">Amsterdam Business School, Arizona State University, Bocconi University, EIEF, Federal Reserve Board of </w:t>
+      </w:r>
+      <w:r>
+        <w:rPr>
+          <w:rFonts w:asciiTheme="majorHAnsi" w:hAnsiTheme="majorHAnsi" w:cstheme="majorHAnsi"/>
+          <w:color w:val="000000"/>
+          <w:sz w:val="20"/>
+          <w:szCs w:val="20"/>
+          <w:u w:color="000000"/>
+        </w:rPr>
+        <w:t xml:space="preserve">                     </w:t>
+      </w:r>
+    </w:p>
+    <w:p>
+      <w:pPr>
+        <w:autoSpaceDE w:val="0"/>
+        <w:autoSpaceDN w:val="0"/>
+        <w:adjustRightInd w:val="0"/>
+        <w:spacing w:after="80"/>
+        <w:rPr>
+          <w:rFonts w:asciiTheme="majorHAnsi" w:hAnsiTheme="majorHAnsi" w:cstheme="majorHAnsi"/>
+          <w:color w:val="000000"/>
+          <w:sz w:val="20"/>
+          <w:szCs w:val="20"/>
+          <w:u w:val="single" w:color="000000"/>
+        </w:rPr>
+      </w:pPr>
+      <w:r>
+        <w:rPr>
+          <w:rFonts w:asciiTheme="majorHAnsi" w:hAnsiTheme="majorHAnsi" w:cstheme="majorHAnsi"/>
+          <w:color w:val="000000"/>
+          <w:sz w:val="20"/>
+          <w:szCs w:val="20"/>
+          <w:u w:color="000000"/>
+        </w:rPr>
+        <w:t>Governors, HEC Paris, Stockholm School of Business, UBC Sauder, University of Maryland (RH Smith), University of Michigan (Ross), University of Warwick, Washington University in St. Louis, Wharton Business School</w:t>
+      </w:r>
+    </w:p>
+    <w:p>
+      <w:pPr>
+        <w:autoSpaceDE w:val="0"/>
+        <w:autoSpaceDN w:val="0"/>
+        <w:adjustRightInd w:val="0"/>
+        <w:spacing w:after="80"/>
+        <w:rPr>
+          <w:rFonts w:asciiTheme="majorHAnsi" w:hAnsiTheme="majorHAnsi" w:cstheme="majorHAnsi"/>
+          <w:color w:val="000000"/>
+          <w:sz w:val="20"/>
+          <w:szCs w:val="20"/>
+          <w:u w:val="single" w:color="000000"/>
+        </w:rPr>
+      </w:pPr>
+      <w:r>
+        <w:rPr>
+          <w:rFonts w:asciiTheme="majorHAnsi" w:hAnsiTheme="majorHAnsi" w:cstheme="majorHAnsi"/>
+          <w:color w:val="000000"/>
+          <w:sz w:val="20"/>
+          <w:szCs w:val="20"/>
+          <w:u w:val="single" w:color="000000"/>
+        </w:rPr>
+        <w:t>Conferences</w:t>
+      </w:r>
+    </w:p>
+    <w:p>
+      <w:pPr>
+        <w:autoSpaceDE w:val="0"/>
+        <w:autoSpaceDN w:val="0"/>
+        <w:adjustRightInd w:val="0"/>
+        <w:spacing w:after="80"/>
+        <w:rPr>
+          <w:rFonts w:asciiTheme="majorHAnsi" w:hAnsiTheme="majorHAnsi" w:cstheme="majorHAnsi"/>
+          <w:color w:val="000000"/>
+          <w:sz w:val="20"/>
+          <w:szCs w:val="20"/>
+          <w:u w:color="000000"/>
+        </w:rPr>
+      </w:pPr>
+      <w:r>
+        <w:rPr>
+          <w:rFonts w:asciiTheme="majorHAnsi" w:hAnsiTheme="majorHAnsi" w:cstheme="majorHAnsi"/>
+          <w:color w:val="000000"/>
+          <w:sz w:val="20"/>
+          <w:szCs w:val="20"/>
+          <w:u w:color="000000"/>
+        </w:rPr>
+        <w:t xml:space="preserve">EFA, FIRS </w:t>
+      </w:r>
+    </w:p>
+    <w:p>
+      <w:pPr>
+        <w:autoSpaceDE w:val="0"/>
+        <w:autoSpaceDN w:val="0"/>
+        <w:adjustRightInd w:val="0"/>
+        <w:spacing w:after="80"/>
+        <w:rPr>
+          <w:rFonts w:asciiTheme="majorHAnsi" w:hAnsiTheme="majorHAnsi" w:cstheme="majorHAnsi"/>
+          <w:color w:val="000000"/>
+          <w:sz w:val="20"/>
+          <w:szCs w:val="20"/>
+          <w:u w:color="000000"/>
+        </w:rPr>
+      </w:pPr>
+    </w:p>
+    <w:p>
+      <w:pPr>
+        <w:autoSpaceDE w:val="0"/>
+        <w:autoSpaceDN w:val="0"/>
+        <w:adjustRightInd w:val="0"/>
+        <w:spacing w:after="80"/>
+        <w:rPr>
+          <w:rFonts w:asciiTheme="majorHAnsi" w:hAnsiTheme="majorHAnsi" w:cstheme="majorHAnsi"/>
+          <w:b/>
+          <w:bCs/>
+          <w:color w:val="000000"/>
+          <w:sz w:val="20"/>
+          <w:szCs w:val="20"/>
+          <w:u w:color="000000"/>
+        </w:rPr>
+      </w:pPr>
+      <w:r>
+        <w:rPr>
+          <w:rFonts w:asciiTheme="majorHAnsi" w:hAnsiTheme="majorHAnsi" w:cstheme="majorHAnsi"/>
+          <w:b/>
+          <w:bCs/>
+          <w:color w:val="000000"/>
+          <w:sz w:val="20"/>
+          <w:szCs w:val="20"/>
+          <w:u w:color="000000"/>
+        </w:rPr>
+        <w:t>DISCUSSIONS</w:t>
+      </w:r>
+    </w:p>
+    <w:p>
+      <w:pPr>
+        <w:autoSpaceDE w:val="0"/>
+        <w:autoSpaceDN w:val="0"/>
+        <w:adjustRightInd w:val="0"/>
+        <w:spacing w:after="80"/>
+        <w:rPr>
+          <w:rFonts w:asciiTheme="majorHAnsi" w:hAnsiTheme="majorHAnsi" w:cstheme="majorHAnsi"/>
+          <w:b/>
+          <w:bCs/>
+          <w:color w:val="000000"/>
+          <w:sz w:val="20"/>
+          <w:szCs w:val="20"/>
+          <w:u w:color="000000"/>
+        </w:rPr>
+      </w:pPr>
+      <w:r>
+        <w:rPr>
+          <w:rFonts w:asciiTheme="majorHAnsi" w:hAnsiTheme="majorHAnsi" w:cstheme="majorHAnsi"/>
+          <w:b/>
+          <w:bCs/>
+          <w:color w:val="000000"/>
+          <w:sz w:val="20"/>
+          <w:szCs w:val="20"/>
+          <w:u w:color="000000"/>
+        </w:rPr>
+        <w:t>2026</w:t>
+      </w:r>
+    </w:p>
+    <w:p>
+      <w:pPr>
+        <w:autoSpaceDE w:val="0"/>
+        <w:autoSpaceDN w:val="0"/>
+        <w:adjustRightInd w:val="0"/>
+        <w:spacing w:after="80"/>
+        <w:rPr>
+          <w:rFonts w:asciiTheme="majorHAnsi" w:hAnsiTheme="majorHAnsi" w:cstheme="majorHAnsi"/>
+          <w:color w:val="000000"/>
+          <w:sz w:val="20"/>
+          <w:szCs w:val="20"/>
+          <w:u w:color="000000"/>
+        </w:rPr>
+      </w:pPr>
+      <w:r>
+        <w:rPr>
+          <w:rFonts w:asciiTheme="majorHAnsi" w:hAnsiTheme="majorHAnsi" w:cstheme="majorHAnsi"/>
+          <w:color w:val="000000"/>
+          <w:sz w:val="20"/>
+          <w:szCs w:val="20"/>
+          <w:u w:color="000000"/>
+        </w:rPr>
+        <w:t>Clara Xu</w:t>
+      </w:r>
+      <w:r>
+        <w:rPr>
+          <w:rFonts w:asciiTheme="majorHAnsi" w:hAnsiTheme="majorHAnsi" w:cstheme="majorHAnsi"/>
+          <w:color w:val="000000"/>
+          <w:sz w:val="20"/>
+          <w:szCs w:val="20"/>
+          <w:u w:color="000000"/>
+        </w:rPr>
+        <w:t>, The Value of Contingent Liquidity from Banks to Nonbank Lenders,</w:t>
+      </w:r>
+      <w:r>
+        <w:rPr>
+          <w:rFonts w:asciiTheme="majorHAnsi" w:hAnsiTheme="majorHAnsi" w:cstheme="majorHAnsi"/>
+          <w:color w:val="000000"/>
+          <w:sz w:val="20"/>
+          <w:szCs w:val="20"/>
+          <w:u w:color="000000"/>
+        </w:rPr>
+        <w:t xml:space="preserve"> th</w:t>
+      </w:r>
+      <w:r>
+        <w:rPr>
+          <w:rFonts w:asciiTheme="majorHAnsi" w:hAnsiTheme="majorHAnsi" w:cstheme="majorHAnsi"/>
+          <w:color w:val="000000"/>
+          <w:sz w:val="20"/>
+          <w:szCs w:val="20"/>
+          <w:u w:color="000000"/>
+        </w:rPr>
+        <w:t>e 5th</w:t>
+      </w:r>
+      <w:r>
+        <w:rPr>
+          <w:rFonts w:asciiTheme="majorHAnsi" w:hAnsiTheme="majorHAnsi" w:cstheme="majorHAnsi"/>
+          <w:color w:val="000000"/>
+          <w:sz w:val="20"/>
+          <w:szCs w:val="20"/>
+          <w:u w:color="000000"/>
+        </w:rPr>
+        <w:t xml:space="preserve"> Bank of Italy, Bocconi University, EIEF and CEPR Conference on Financial Stability and Regulation</w:t>
+      </w:r>
+    </w:p>
+    <w:p>
+      <w:pPr>
+        <w:autoSpaceDE w:val="0"/>
+        <w:autoSpaceDN w:val="0"/>
+        <w:adjustRightInd w:val="0"/>
+        <w:spacing w:after="80"/>
+        <w:rPr>
+          <w:rFonts w:asciiTheme="majorHAnsi" w:hAnsiTheme="majorHAnsi" w:cstheme="majorHAnsi"/>
+          <w:color w:val="000000"/>
+          <w:sz w:val="20"/>
+          <w:szCs w:val="20"/>
+          <w:u w:color="000000"/>
+        </w:rPr>
+      </w:pPr>
+      <w:r>
+        <w:rPr>
+          <w:rFonts w:asciiTheme="majorHAnsi" w:hAnsiTheme="majorHAnsi" w:cstheme="majorHAnsi"/>
+          <w:color w:val="000000"/>
+          <w:sz w:val="20"/>
+          <w:szCs w:val="20"/>
+          <w:u w:color="000000"/>
+        </w:rPr>
+        <w:t>Vict</w:t>
+      </w:r>
+      <w:r>
+        <w:rPr>
+          <w:rFonts w:asciiTheme="majorHAnsi" w:hAnsiTheme="majorHAnsi" w:cstheme="majorHAnsi"/>
+          <w:color w:val="000000"/>
+          <w:sz w:val="20"/>
+          <w:szCs w:val="20"/>
+          <w:u w:color="000000"/>
+        </w:rPr>
+        <w:t>o</w:t>
+      </w:r>
+      <w:r>
+        <w:rPr>
+          <w:rFonts w:asciiTheme="majorHAnsi" w:hAnsiTheme="majorHAnsi" w:cstheme="majorHAnsi"/>
+          <w:color w:val="000000"/>
+          <w:sz w:val="20"/>
+          <w:szCs w:val="20"/>
+          <w:u w:color="000000"/>
+        </w:rPr>
+        <w:t xml:space="preserve">ria Ivashina, S. Mayer, and L. </w:t>
+      </w:r>
+      <w:r>
+        <w:rPr>
+          <w:rFonts w:asciiTheme="majorHAnsi" w:hAnsiTheme="majorHAnsi" w:cstheme="majorHAnsi"/>
+          <w:color w:val="000000"/>
+          <w:sz w:val="20"/>
+          <w:szCs w:val="20"/>
+          <w:u w:color="000000"/>
+        </w:rPr>
+        <w:t>Phalippou, Private Equity Continuation Vehicles: A Model of</w:t>
+      </w:r>
+      <w:r>
+        <w:rPr>
+          <w:rFonts w:asciiTheme="majorHAnsi" w:hAnsiTheme="majorHAnsi" w:cstheme="majorHAnsi"/>
+          <w:color w:val="000000"/>
+          <w:sz w:val="20"/>
+          <w:szCs w:val="20"/>
+          <w:u w:color="000000"/>
+        </w:rPr>
+        <w:t xml:space="preserve"> </w:t>
+      </w:r>
+      <w:r>
+        <w:rPr>
+          <w:rFonts w:asciiTheme="majorHAnsi" w:hAnsiTheme="majorHAnsi" w:cstheme="majorHAnsi"/>
+          <w:color w:val="000000"/>
+          <w:sz w:val="20"/>
+          <w:szCs w:val="20"/>
+          <w:u w:color="000000"/>
+        </w:rPr>
+        <w:t>Strategic Asset Transfers</w:t>
+      </w:r>
+      <w:r>
+        <w:rPr>
+          <w:rFonts w:asciiTheme="majorHAnsi" w:hAnsiTheme="majorHAnsi" w:cstheme="majorHAnsi"/>
+          <w:color w:val="000000"/>
+          <w:sz w:val="20"/>
+          <w:szCs w:val="20"/>
+          <w:u w:color="000000"/>
+        </w:rPr>
+        <w:t xml:space="preserve">, </w:t>
+      </w:r>
+      <w:r>
+        <w:rPr>
+          <w:rFonts w:asciiTheme="majorHAnsi" w:hAnsiTheme="majorHAnsi" w:cstheme="majorHAnsi"/>
+          <w:color w:val="000000"/>
+          <w:sz w:val="20"/>
+          <w:szCs w:val="20"/>
+          <w:u w:color="000000"/>
+        </w:rPr>
+        <w:t xml:space="preserve">Columbia PE Conference </w:t>
+      </w:r>
+    </w:p>
+    <w:p>
+      <w:pPr>
+        <w:autoSpaceDE w:val="0"/>
+        <w:autoSpaceDN w:val="0"/>
+        <w:adjustRightInd w:val="0"/>
+        <w:spacing w:after="80"/>
+        <w:rPr>
+          <w:rFonts w:asciiTheme="majorHAnsi" w:hAnsiTheme="majorHAnsi" w:cstheme="majorHAnsi"/>
+          <w:color w:val="000000"/>
+          <w:sz w:val="20"/>
+          <w:szCs w:val="20"/>
+          <w:u w:color="000000"/>
+        </w:rPr>
+      </w:pPr>
+      <w:r>
+        <w:rPr>
+          <w:rFonts w:asciiTheme="majorHAnsi" w:hAnsiTheme="majorHAnsi" w:cstheme="majorHAnsi"/>
+          <w:color w:val="000000"/>
+          <w:sz w:val="20"/>
+          <w:szCs w:val="20"/>
+          <w:u w:color="000000"/>
+        </w:rPr>
+        <w:t>Vincent Buccola and D. Hoffman, Precedent Terms, 20</w:t>
+      </w:r>
+      <w:r>
+        <w:rPr>
+          <w:rFonts w:asciiTheme="majorHAnsi" w:hAnsiTheme="majorHAnsi" w:cstheme="majorHAnsi"/>
+          <w:color w:val="000000"/>
+          <w:sz w:val="20"/>
+          <w:szCs w:val="20"/>
+          <w:u w:color="000000"/>
+          <w:vertAlign w:val="superscript"/>
+        </w:rPr>
+        <w:t>th</w:t>
+      </w:r>
+      <w:r>
+        <w:rPr>
+          <w:rFonts w:asciiTheme="majorHAnsi" w:hAnsiTheme="majorHAnsi" w:cstheme="majorHAnsi"/>
+          <w:color w:val="000000"/>
+          <w:sz w:val="20"/>
+          <w:szCs w:val="20"/>
+          <w:u w:color="000000"/>
+        </w:rPr>
+        <w:t xml:space="preserve"> Annual NYU/Penn Conference on Law and Finance</w:t>
+      </w:r>
+    </w:p>
+    <w:p>
+      <w:pPr>
+        <w:autoSpaceDE w:val="0"/>
+        <w:autoSpaceDN w:val="0"/>
+        <w:adjustRightInd w:val="0"/>
+        <w:spacing w:after="80"/>
+        <w:rPr>
+          <w:rFonts w:asciiTheme="majorHAnsi" w:hAnsiTheme="majorHAnsi" w:cstheme="majorHAnsi"/>
+          <w:color w:val="000000"/>
+          <w:sz w:val="20"/>
+          <w:szCs w:val="20"/>
+          <w:u w:color="000000"/>
+        </w:rPr>
+      </w:pPr>
+      <w:r>
+        <w:rPr>
+          <w:rFonts w:asciiTheme="majorHAnsi" w:hAnsiTheme="majorHAnsi" w:cstheme="majorHAnsi"/>
+          <w:b/>
+          <w:bCs/>
+          <w:color w:val="000000"/>
+          <w:sz w:val="20"/>
+          <w:szCs w:val="20"/>
+          <w:u w:color="000000"/>
+        </w:rPr>
+        <w:t>2025</w:t>
+      </w:r>
+    </w:p>
+    <w:p>
+      <w:pPr>
+        <w:autoSpaceDE w:val="0"/>
+        <w:autoSpaceDN w:val="0"/>
+        <w:adjustRightInd w:val="0"/>
+        <w:spacing w:after="80"/>
+        <w:rPr>
+          <w:rFonts w:asciiTheme="majorHAnsi" w:hAnsiTheme="majorHAnsi" w:cstheme="majorHAnsi"/>
+          <w:color w:val="000000"/>
+          <w:sz w:val="20"/>
+          <w:szCs w:val="20"/>
+          <w:u w:color="000000"/>
+        </w:rPr>
+      </w:pPr>
+      <w:r>
+        <w:rPr>
+          <w:rFonts w:asciiTheme="majorHAnsi" w:hAnsiTheme="majorHAnsi" w:cstheme="majorHAnsi"/>
+          <w:color w:val="000000"/>
+          <w:sz w:val="20"/>
+          <w:szCs w:val="20"/>
+          <w:u w:color="000000"/>
+        </w:rPr>
+        <w:t xml:space="preserve">Bo Bian, </w:t>
+      </w:r>
+      <w:r>
+        <w:rPr>
+          <w:rFonts w:asciiTheme="majorHAnsi" w:hAnsiTheme="majorHAnsi" w:cstheme="majorHAnsi"/>
+          <w:color w:val="000000"/>
+          <w:sz w:val="20"/>
+          <w:szCs w:val="20"/>
+          <w:u w:color="000000"/>
+        </w:rPr>
+        <w:t xml:space="preserve">Q. </w:t>
+      </w:r>
+      <w:r>
+        <w:rPr>
+          <w:rFonts w:asciiTheme="majorHAnsi" w:hAnsiTheme="majorHAnsi" w:cstheme="majorHAnsi"/>
+          <w:color w:val="000000"/>
+          <w:sz w:val="20"/>
+          <w:szCs w:val="20"/>
+          <w:u w:color="000000"/>
+        </w:rPr>
+        <w:t xml:space="preserve">Huang, </w:t>
+      </w:r>
+      <w:r>
+        <w:rPr>
+          <w:rFonts w:asciiTheme="majorHAnsi" w:hAnsiTheme="majorHAnsi" w:cstheme="majorHAnsi"/>
+          <w:color w:val="000000"/>
+          <w:sz w:val="20"/>
+          <w:szCs w:val="20"/>
+          <w:u w:color="000000"/>
+        </w:rPr>
+        <w:t xml:space="preserve">Y. </w:t>
+      </w:r>
+      <w:r>
+        <w:rPr>
+          <w:rFonts w:asciiTheme="majorHAnsi" w:hAnsiTheme="majorHAnsi" w:cstheme="majorHAnsi"/>
+          <w:color w:val="000000"/>
+          <w:sz w:val="20"/>
+          <w:szCs w:val="20"/>
+          <w:u w:color="000000"/>
+        </w:rPr>
+        <w:t>Li, and</w:t>
+      </w:r>
+      <w:r>
+        <w:rPr>
+          <w:rFonts w:asciiTheme="majorHAnsi" w:hAnsiTheme="majorHAnsi" w:cstheme="majorHAnsi"/>
+          <w:color w:val="000000"/>
+          <w:sz w:val="20"/>
+          <w:szCs w:val="20"/>
+          <w:u w:color="000000"/>
+        </w:rPr>
+        <w:t xml:space="preserve"> H.</w:t>
+      </w:r>
+      <w:r>
+        <w:rPr>
+          <w:rFonts w:asciiTheme="majorHAnsi" w:hAnsiTheme="majorHAnsi" w:cstheme="majorHAnsi"/>
+          <w:color w:val="000000"/>
+          <w:sz w:val="20"/>
+          <w:szCs w:val="20"/>
+          <w:u w:color="000000"/>
+        </w:rPr>
+        <w:t xml:space="preserve"> Tang, Data as a Networked Asset,</w:t>
+      </w:r>
+      <w:r>
+        <w:rPr>
+          <w:rFonts w:asciiTheme="majorHAnsi" w:hAnsiTheme="majorHAnsi" w:cstheme="majorHAnsi"/>
+          <w:color w:val="000000"/>
+          <w:sz w:val="20"/>
+          <w:szCs w:val="20"/>
+          <w:u w:color="000000"/>
+        </w:rPr>
+        <w:t xml:space="preserve"> Carey Finance Conference</w:t>
+      </w:r>
+    </w:p>
+    <w:p>
+      <w:pPr>
+        <w:autoSpaceDE w:val="0"/>
+        <w:autoSpaceDN w:val="0"/>
+        <w:adjustRightInd w:val="0"/>
+        <w:spacing w:after="80"/>
+        <w:rPr>
+          <w:rFonts w:asciiTheme="majorHAnsi" w:hAnsiTheme="majorHAnsi" w:cstheme="majorHAnsi"/>
+          <w:color w:val="000000"/>
+          <w:sz w:val="20"/>
+          <w:szCs w:val="20"/>
+          <w:u w:color="000000"/>
+        </w:rPr>
+      </w:pPr>
+      <w:r>
+        <w:rPr>
+          <w:rFonts w:asciiTheme="majorHAnsi" w:hAnsiTheme="majorHAnsi" w:cstheme="majorHAnsi"/>
+          <w:color w:val="000000"/>
+          <w:sz w:val="20"/>
+          <w:szCs w:val="20"/>
+          <w:u w:color="000000"/>
+        </w:rPr>
+        <w:t xml:space="preserve">Ben Said, S., C. Monnet, and E. Quintin, Who Needs Banks?, ECB NBFI </w:t>
+      </w:r>
+      <w:r>
+        <w:rPr>
+          <w:rFonts w:asciiTheme="majorHAnsi" w:hAnsiTheme="majorHAnsi" w:cstheme="majorHAnsi"/>
+          <w:color w:val="000000"/>
+          <w:sz w:val="20"/>
+          <w:szCs w:val="20"/>
+          <w:u w:color="000000"/>
+        </w:rPr>
+        <w:t>C</w:t>
+      </w:r>
+      <w:r>
+        <w:rPr>
+          <w:rFonts w:asciiTheme="majorHAnsi" w:hAnsiTheme="majorHAnsi" w:cstheme="majorHAnsi"/>
+          <w:color w:val="000000"/>
+          <w:sz w:val="20"/>
+          <w:szCs w:val="20"/>
+          <w:u w:color="000000"/>
+        </w:rPr>
+        <w:t>onference</w:t>
+      </w:r>
+    </w:p>
+    <w:p>
+      <w:pPr>
+        <w:autoSpaceDE w:val="0"/>
+        <w:autoSpaceDN w:val="0"/>
+        <w:adjustRightInd w:val="0"/>
+        <w:spacing w:after="80"/>
+        <w:rPr>
+          <w:rFonts w:asciiTheme="majorHAnsi" w:hAnsiTheme="majorHAnsi" w:cstheme="majorHAnsi"/>
+          <w:b/>
+          <w:bCs/>
+          <w:color w:val="000000"/>
+          <w:sz w:val="20"/>
+          <w:szCs w:val="20"/>
+          <w:u w:color="000000"/>
+        </w:rPr>
+      </w:pPr>
+      <w:r>
+        <w:rPr>
+          <w:rFonts w:asciiTheme="majorHAnsi" w:hAnsiTheme="majorHAnsi" w:cstheme="majorHAnsi"/>
+          <w:b/>
+          <w:bCs/>
+          <w:color w:val="000000"/>
+          <w:sz w:val="20"/>
+          <w:szCs w:val="20"/>
+          <w:u w:color="000000"/>
+        </w:rPr>
+        <w:t>2023</w:t>
+      </w:r>
+    </w:p>
+    <w:p>
+      <w:pPr>
+        <w:autoSpaceDE w:val="0"/>
+        <w:autoSpaceDN w:val="0"/>
+        <w:adjustRightInd w:val="0"/>
+        <w:spacing w:after="80"/>
+        <w:rPr>
+          <w:rFonts w:asciiTheme="majorHAnsi" w:hAnsiTheme="majorHAnsi" w:cstheme="majorHAnsi"/>
+          <w:color w:val="000000"/>
+          <w:sz w:val="20"/>
+          <w:szCs w:val="20"/>
+          <w:u w:color="000000"/>
+        </w:rPr>
+      </w:pPr>
+      <w:r>
+        <w:rPr>
+          <w:rFonts w:asciiTheme="majorHAnsi" w:hAnsiTheme="majorHAnsi" w:cstheme="majorHAnsi"/>
+          <w:color w:val="000000"/>
+          <w:sz w:val="20"/>
+          <w:szCs w:val="20"/>
+          <w:u w:color="000000"/>
+        </w:rPr>
+        <w:t>Acharya, V.,</w:t>
+      </w:r>
+      <w:r>
+        <w:rPr>
+          <w:rFonts w:asciiTheme="majorHAnsi" w:hAnsiTheme="majorHAnsi" w:cstheme="majorHAnsi"/>
+          <w:color w:val="000000"/>
+          <w:sz w:val="20"/>
+          <w:szCs w:val="20"/>
+          <w:u w:color="000000"/>
+        </w:rPr>
+        <w:t xml:space="preserve"> S.</w:t>
+      </w:r>
+      <w:r>
+        <w:rPr>
+          <w:rFonts w:asciiTheme="majorHAnsi" w:hAnsiTheme="majorHAnsi" w:cstheme="majorHAnsi"/>
+          <w:color w:val="000000"/>
+          <w:sz w:val="20"/>
+          <w:szCs w:val="20"/>
+          <w:u w:color="000000"/>
+        </w:rPr>
+        <w:t xml:space="preserve"> Lenzu, and </w:t>
+      </w:r>
+      <w:r>
+        <w:rPr>
+          <w:rFonts w:asciiTheme="majorHAnsi" w:hAnsiTheme="majorHAnsi" w:cstheme="majorHAnsi"/>
+          <w:color w:val="000000"/>
+          <w:sz w:val="20"/>
+          <w:szCs w:val="20"/>
+          <w:u w:color="000000"/>
+        </w:rPr>
+        <w:t>O.</w:t>
+      </w:r>
+      <w:r>
+        <w:rPr>
+          <w:rFonts w:asciiTheme="majorHAnsi" w:hAnsiTheme="majorHAnsi" w:cstheme="majorHAnsi"/>
+          <w:color w:val="000000"/>
+          <w:sz w:val="20"/>
+          <w:szCs w:val="20"/>
+          <w:u w:color="000000"/>
+        </w:rPr>
+        <w:t xml:space="preserve"> Wang, Zombie Lending and Policy Traps, </w:t>
+      </w:r>
+      <w:r>
+        <w:rPr>
+          <w:rFonts w:asciiTheme="majorHAnsi" w:hAnsiTheme="majorHAnsi" w:cstheme="majorHAnsi"/>
+          <w:color w:val="000000"/>
+          <w:sz w:val="20"/>
+          <w:szCs w:val="20"/>
+          <w:u w:color="000000"/>
+        </w:rPr>
+        <w:t>W</w:t>
+      </w:r>
+      <w:r>
+        <w:rPr>
+          <w:rFonts w:asciiTheme="majorHAnsi" w:hAnsiTheme="majorHAnsi" w:cstheme="majorHAnsi"/>
+          <w:color w:val="000000"/>
+          <w:sz w:val="20"/>
+          <w:szCs w:val="20"/>
+          <w:u w:color="000000"/>
+        </w:rPr>
+        <w:t xml:space="preserve">FA </w:t>
+      </w:r>
+    </w:p>
+    <w:p>
+      <w:pPr>
+        <w:autoSpaceDE w:val="0"/>
+        <w:autoSpaceDN w:val="0"/>
+        <w:adjustRightInd w:val="0"/>
+        <w:spacing w:after="80"/>
+        <w:rPr>
+          <w:rFonts w:asciiTheme="majorHAnsi" w:hAnsiTheme="majorHAnsi" w:cstheme="majorHAnsi"/>
+          <w:color w:val="000000"/>
+          <w:sz w:val="20"/>
+          <w:szCs w:val="20"/>
+          <w:u w:color="000000"/>
+        </w:rPr>
+      </w:pPr>
+      <w:r>
+        <w:rPr>
+          <w:rFonts w:asciiTheme="majorHAnsi" w:hAnsiTheme="majorHAnsi" w:cstheme="majorHAnsi"/>
+          <w:color w:val="000000"/>
+          <w:sz w:val="20"/>
+          <w:szCs w:val="20"/>
+          <w:u w:color="000000"/>
+        </w:rPr>
+        <w:t xml:space="preserve">Antill, S. and </w:t>
+      </w:r>
+      <w:r>
+        <w:rPr>
+          <w:rFonts w:asciiTheme="majorHAnsi" w:hAnsiTheme="majorHAnsi" w:cstheme="majorHAnsi"/>
+          <w:color w:val="000000"/>
+          <w:sz w:val="20"/>
+          <w:szCs w:val="20"/>
+          <w:u w:color="000000"/>
+        </w:rPr>
+        <w:t xml:space="preserve">C. </w:t>
+      </w:r>
+      <w:r>
+        <w:rPr>
+          <w:rFonts w:asciiTheme="majorHAnsi" w:hAnsiTheme="majorHAnsi" w:cstheme="majorHAnsi"/>
+          <w:color w:val="000000"/>
+          <w:sz w:val="20"/>
+          <w:szCs w:val="20"/>
+          <w:u w:color="000000"/>
+        </w:rPr>
+        <w:t xml:space="preserve">Clayton, Crisis Interventions in Corporate Insolvency, </w:t>
+      </w:r>
+      <w:r>
+        <w:rPr>
+          <w:rFonts w:asciiTheme="majorHAnsi" w:hAnsiTheme="majorHAnsi" w:cstheme="majorHAnsi"/>
+          <w:color w:val="000000"/>
+          <w:sz w:val="20"/>
+          <w:szCs w:val="20"/>
+          <w:u w:color="000000"/>
+        </w:rPr>
+        <w:t>The Sixteenth Federal Reserve Bank of New York and New York University Stern School of Business Conference on Financial Intermediation</w:t>
+      </w:r>
+    </w:p>
+    <w:p>
+      <w:pPr>
+        <w:autoSpaceDE w:val="0"/>
+        <w:autoSpaceDN w:val="0"/>
+        <w:adjustRightInd w:val="0"/>
+        <w:spacing w:after="80"/>
+        <w:rPr>
+          <w:rFonts w:asciiTheme="majorHAnsi" w:hAnsiTheme="majorHAnsi" w:cstheme="majorHAnsi"/>
+          <w:color w:val="000000"/>
+          <w:sz w:val="20"/>
+          <w:szCs w:val="20"/>
+          <w:u w:color="000000"/>
+        </w:rPr>
+      </w:pPr>
+      <w:r>
+        <w:rPr>
+          <w:rFonts w:asciiTheme="majorHAnsi" w:hAnsiTheme="majorHAnsi" w:cstheme="majorHAnsi"/>
+          <w:color w:val="000000"/>
+          <w:sz w:val="20"/>
+          <w:szCs w:val="20"/>
+          <w:u w:color="000000"/>
+        </w:rPr>
+        <w:t xml:space="preserve">Acharya, V., </w:t>
+      </w:r>
+      <w:r>
+        <w:rPr>
+          <w:rFonts w:asciiTheme="majorHAnsi" w:hAnsiTheme="majorHAnsi" w:cstheme="majorHAnsi"/>
+          <w:color w:val="000000"/>
+          <w:sz w:val="20"/>
+          <w:szCs w:val="20"/>
+          <w:u w:color="000000"/>
+        </w:rPr>
+        <w:t xml:space="preserve">C. </w:t>
+      </w:r>
+      <w:r>
+        <w:rPr>
+          <w:rFonts w:asciiTheme="majorHAnsi" w:hAnsiTheme="majorHAnsi" w:cstheme="majorHAnsi"/>
+          <w:color w:val="000000"/>
+          <w:sz w:val="20"/>
+          <w:szCs w:val="20"/>
+          <w:u w:color="000000"/>
+        </w:rPr>
+        <w:t xml:space="preserve">Parlatore, and </w:t>
+      </w:r>
+      <w:r>
+        <w:rPr>
+          <w:rFonts w:asciiTheme="majorHAnsi" w:hAnsiTheme="majorHAnsi" w:cstheme="majorHAnsi"/>
+          <w:color w:val="000000"/>
+          <w:sz w:val="20"/>
+          <w:szCs w:val="20"/>
+          <w:u w:color="000000"/>
+        </w:rPr>
+        <w:t xml:space="preserve">S. </w:t>
+      </w:r>
+      <w:r>
+        <w:rPr>
+          <w:rFonts w:asciiTheme="majorHAnsi" w:hAnsiTheme="majorHAnsi" w:cstheme="majorHAnsi"/>
+          <w:color w:val="000000"/>
+          <w:sz w:val="20"/>
+          <w:szCs w:val="20"/>
+          <w:u w:color="000000"/>
+        </w:rPr>
+        <w:t xml:space="preserve">Sunderasan, Financing Infrastructure in the Shadow of Expropriation, </w:t>
+      </w:r>
+      <w:r>
+        <w:rPr>
+          <w:rFonts w:asciiTheme="majorHAnsi" w:hAnsiTheme="majorHAnsi" w:cstheme="majorHAnsi"/>
+          <w:color w:val="000000"/>
+          <w:sz w:val="20"/>
+          <w:szCs w:val="20"/>
+          <w:u w:color="000000"/>
+        </w:rPr>
+        <w:t>A</w:t>
+      </w:r>
+      <w:r>
+        <w:rPr>
+          <w:rFonts w:asciiTheme="majorHAnsi" w:hAnsiTheme="majorHAnsi" w:cstheme="majorHAnsi"/>
+          <w:color w:val="000000"/>
+          <w:sz w:val="20"/>
+          <w:szCs w:val="20"/>
+          <w:u w:color="000000"/>
+        </w:rPr>
+        <w:t xml:space="preserve">FA </w:t>
+      </w:r>
+    </w:p>
+    <w:p>
+      <w:pPr>
+        <w:autoSpaceDE w:val="0"/>
+        <w:autoSpaceDN w:val="0"/>
+        <w:adjustRightInd w:val="0"/>
+        <w:spacing w:after="80"/>
+        <w:rPr>
+          <w:rFonts w:asciiTheme="majorHAnsi" w:hAnsiTheme="majorHAnsi" w:cstheme="majorHAnsi"/>
+          <w:b/>
+          <w:bCs/>
+          <w:color w:val="000000"/>
+          <w:sz w:val="20"/>
+          <w:szCs w:val="20"/>
+          <w:u w:color="000000"/>
+        </w:rPr>
+      </w:pPr>
+      <w:r>
+        <w:rPr>
+          <w:rFonts w:asciiTheme="majorHAnsi" w:hAnsiTheme="majorHAnsi" w:cstheme="majorHAnsi"/>
+          <w:b/>
+          <w:bCs/>
+          <w:color w:val="000000"/>
+          <w:sz w:val="20"/>
+          <w:szCs w:val="20"/>
+          <w:u w:color="000000"/>
+        </w:rPr>
+        <w:t>2022</w:t>
+      </w:r>
+    </w:p>
+    <w:p>
+      <w:pPr>
+        <w:autoSpaceDE w:val="0"/>
+        <w:autoSpaceDN w:val="0"/>
+        <w:adjustRightInd w:val="0"/>
+        <w:spacing w:after="80"/>
+        <w:rPr>
+          <w:rFonts w:asciiTheme="majorHAnsi" w:hAnsiTheme="majorHAnsi" w:cstheme="majorHAnsi"/>
+          <w:color w:val="000000"/>
+          <w:sz w:val="20"/>
+          <w:szCs w:val="20"/>
+          <w:u w:color="000000"/>
+        </w:rPr>
+      </w:pPr>
+      <w:r>
+        <w:rPr>
+          <w:rFonts w:asciiTheme="majorHAnsi" w:hAnsiTheme="majorHAnsi" w:cstheme="majorHAnsi"/>
+          <w:color w:val="000000"/>
+          <w:sz w:val="20"/>
+          <w:szCs w:val="20"/>
+          <w:u w:color="000000"/>
+        </w:rPr>
+        <w:t xml:space="preserve">Bornstein, G. and Indarte, S., The Impact of Social Insurance on Household Debt, Red Rock Conference </w:t>
+      </w:r>
+    </w:p>
+    <w:p>
+      <w:pPr>
+        <w:autoSpaceDE w:val="0"/>
+        <w:autoSpaceDN w:val="0"/>
+        <w:adjustRightInd w:val="0"/>
+        <w:spacing w:after="80"/>
+        <w:rPr>
+          <w:rFonts w:asciiTheme="majorHAnsi" w:hAnsiTheme="majorHAnsi" w:cstheme="majorHAnsi"/>
+          <w:color w:val="000000"/>
+          <w:sz w:val="20"/>
+          <w:szCs w:val="20"/>
+          <w:u w:color="000000"/>
+        </w:rPr>
+      </w:pPr>
+      <w:r>
+        <w:rPr>
+          <w:rFonts w:asciiTheme="majorHAnsi" w:hAnsiTheme="majorHAnsi" w:cstheme="majorHAnsi"/>
+          <w:color w:val="000000"/>
+          <w:sz w:val="20"/>
+          <w:szCs w:val="20"/>
+          <w:u w:color="000000"/>
+        </w:rPr>
+        <w:t xml:space="preserve">Oehmke, R. and Opp M., Green Capital Requirements, ASU Conference </w:t>
+      </w:r>
+    </w:p>
+    <w:p>
+      <w:pPr>
+        <w:autoSpaceDE w:val="0"/>
+        <w:autoSpaceDN w:val="0"/>
+        <w:adjustRightInd w:val="0"/>
+        <w:spacing w:after="80"/>
+        <w:rPr>
+          <w:rFonts w:asciiTheme="majorHAnsi" w:hAnsiTheme="majorHAnsi" w:cstheme="majorHAnsi"/>
+          <w:color w:val="000000"/>
+          <w:sz w:val="20"/>
+          <w:szCs w:val="20"/>
+          <w:u w:color="000000"/>
+        </w:rPr>
+      </w:pPr>
+      <w:r>
+        <w:rPr>
+          <w:rFonts w:asciiTheme="majorHAnsi" w:hAnsiTheme="majorHAnsi" w:cstheme="majorHAnsi"/>
+          <w:color w:val="000000"/>
+          <w:sz w:val="20"/>
+          <w:szCs w:val="20"/>
+          <w:u w:color="000000"/>
+        </w:rPr>
+        <w:t xml:space="preserve">Rampini, A. and </w:t>
+      </w:r>
+      <w:r>
+        <w:rPr>
+          <w:rFonts w:asciiTheme="majorHAnsi" w:hAnsiTheme="majorHAnsi" w:cstheme="majorHAnsi"/>
+          <w:color w:val="000000"/>
+          <w:sz w:val="20"/>
+          <w:szCs w:val="20"/>
+          <w:u w:color="000000"/>
+        </w:rPr>
+        <w:t xml:space="preserve">V. </w:t>
+      </w:r>
+      <w:r>
+        <w:rPr>
+          <w:rFonts w:asciiTheme="majorHAnsi" w:hAnsiTheme="majorHAnsi" w:cstheme="majorHAnsi"/>
+          <w:color w:val="000000"/>
+          <w:sz w:val="20"/>
+          <w:szCs w:val="20"/>
+          <w:u w:color="000000"/>
+        </w:rPr>
+        <w:t xml:space="preserve">Viswanathan, Collateral and Secured Debt, AFA </w:t>
+      </w:r>
+    </w:p>
+    <w:p>
+      <w:pPr>
+        <w:autoSpaceDE w:val="0"/>
+        <w:autoSpaceDN w:val="0"/>
+        <w:adjustRightInd w:val="0"/>
+        <w:spacing w:after="80"/>
+        <w:rPr>
+          <w:rFonts w:asciiTheme="majorHAnsi" w:hAnsiTheme="majorHAnsi" w:cstheme="majorHAnsi"/>
+          <w:b/>
+          <w:bCs/>
+          <w:color w:val="000000"/>
+          <w:sz w:val="20"/>
+          <w:szCs w:val="20"/>
+          <w:u w:color="000000"/>
+        </w:rPr>
+      </w:pPr>
+      <w:r>
+        <w:rPr>
+          <w:rFonts w:asciiTheme="majorHAnsi" w:hAnsiTheme="majorHAnsi" w:cstheme="majorHAnsi"/>
+          <w:b/>
+          <w:bCs/>
+          <w:color w:val="000000"/>
+          <w:sz w:val="20"/>
+          <w:szCs w:val="20"/>
+          <w:u w:color="000000"/>
+        </w:rPr>
+        <w:t>2021</w:t>
+      </w:r>
+    </w:p>
+    <w:p>
+      <w:pPr>
+        <w:autoSpaceDE w:val="0"/>
+        <w:autoSpaceDN w:val="0"/>
+        <w:adjustRightInd w:val="0"/>
+        <w:spacing w:after="80"/>
+        <w:ind w:left="1440" w:hanging="1440"/>
+        <w:rPr>
+          <w:rFonts w:asciiTheme="majorHAnsi" w:hAnsiTheme="majorHAnsi" w:cstheme="majorHAnsi"/>
+          <w:color w:val="000000"/>
+          <w:sz w:val="20"/>
+          <w:szCs w:val="20"/>
+          <w:u w:color="000000"/>
+        </w:rPr>
+      </w:pPr>
+      <w:r>
+        <w:rPr>
+          <w:rFonts w:asciiTheme="majorHAnsi" w:hAnsiTheme="majorHAnsi" w:cstheme="majorHAnsi"/>
+          <w:color w:val="000000"/>
+          <w:sz w:val="20"/>
+          <w:szCs w:val="20"/>
+          <w:u w:color="000000"/>
+        </w:rPr>
+        <w:t xml:space="preserve">Ma, Y and </w:t>
+      </w:r>
+      <w:r>
+        <w:rPr>
+          <w:rFonts w:asciiTheme="majorHAnsi" w:hAnsiTheme="majorHAnsi" w:cstheme="majorHAnsi"/>
+          <w:color w:val="000000"/>
+          <w:sz w:val="20"/>
+          <w:szCs w:val="20"/>
+          <w:u w:color="000000"/>
+        </w:rPr>
+        <w:t xml:space="preserve">A. </w:t>
+      </w:r>
+      <w:r>
+        <w:rPr>
+          <w:rFonts w:asciiTheme="majorHAnsi" w:hAnsiTheme="majorHAnsi" w:cstheme="majorHAnsi"/>
+          <w:color w:val="000000"/>
+          <w:sz w:val="20"/>
+          <w:szCs w:val="20"/>
+          <w:u w:color="000000"/>
+        </w:rPr>
+        <w:t xml:space="preserve">Kermani, Two Tales of Debt, NBER SI Corporate Finance </w:t>
+      </w:r>
+    </w:p>
+    <w:p>
+      <w:pPr>
+        <w:autoSpaceDE w:val="0"/>
+        <w:autoSpaceDN w:val="0"/>
+        <w:adjustRightInd w:val="0"/>
+        <w:spacing w:after="80"/>
+        <w:ind w:left="1440" w:hanging="1440"/>
+        <w:rPr>
+          <w:rFonts w:asciiTheme="majorHAnsi" w:hAnsiTheme="majorHAnsi" w:cstheme="majorHAnsi"/>
+          <w:color w:val="000000"/>
+          <w:sz w:val="20"/>
+          <w:szCs w:val="20"/>
+          <w:u w:color="000000"/>
+        </w:rPr>
+      </w:pPr>
+      <w:r>
+        <w:rPr>
+          <w:rFonts w:asciiTheme="majorHAnsi" w:hAnsiTheme="majorHAnsi" w:cstheme="majorHAnsi"/>
+          <w:color w:val="000000"/>
+          <w:sz w:val="20"/>
+          <w:szCs w:val="20"/>
+          <w:u w:color="000000"/>
+        </w:rPr>
+        <w:t>Dav</w:t>
+      </w:r>
+      <w:r>
+        <w:rPr>
+          <w:rFonts w:asciiTheme="majorHAnsi" w:hAnsiTheme="majorHAnsi" w:cstheme="majorHAnsi"/>
+          <w:color w:val="000000"/>
+          <w:sz w:val="20"/>
+          <w:szCs w:val="20"/>
+          <w:u w:color="000000"/>
+        </w:rPr>
+        <w:t>i</w:t>
+      </w:r>
+      <w:r>
+        <w:rPr>
+          <w:rFonts w:asciiTheme="majorHAnsi" w:hAnsiTheme="majorHAnsi" w:cstheme="majorHAnsi"/>
+          <w:color w:val="000000"/>
+          <w:sz w:val="20"/>
+          <w:szCs w:val="20"/>
+          <w:u w:color="000000"/>
+        </w:rPr>
+        <w:t>l</w:t>
+      </w:r>
+      <w:r>
+        <w:rPr>
+          <w:rFonts w:asciiTheme="majorHAnsi" w:hAnsiTheme="majorHAnsi" w:cstheme="majorHAnsi"/>
+          <w:color w:val="000000"/>
+          <w:sz w:val="20"/>
+          <w:szCs w:val="20"/>
+          <w:u w:color="000000"/>
+        </w:rPr>
+        <w:t>a</w:t>
+      </w:r>
+      <w:r>
+        <w:rPr>
+          <w:rFonts w:asciiTheme="majorHAnsi" w:hAnsiTheme="majorHAnsi" w:cstheme="majorHAnsi"/>
+          <w:color w:val="000000"/>
+          <w:sz w:val="20"/>
+          <w:szCs w:val="20"/>
+          <w:u w:color="000000"/>
+        </w:rPr>
+        <w:t xml:space="preserve">, E. and </w:t>
+      </w:r>
+      <w:r>
+        <w:rPr>
+          <w:rFonts w:asciiTheme="majorHAnsi" w:hAnsiTheme="majorHAnsi" w:cstheme="majorHAnsi"/>
+          <w:color w:val="000000"/>
+          <w:sz w:val="20"/>
+          <w:szCs w:val="20"/>
+          <w:u w:color="000000"/>
+        </w:rPr>
+        <w:t xml:space="preserve">A. </w:t>
+      </w:r>
+      <w:r>
+        <w:rPr>
+          <w:rFonts w:asciiTheme="majorHAnsi" w:hAnsiTheme="majorHAnsi" w:cstheme="majorHAnsi"/>
+          <w:color w:val="000000"/>
+          <w:sz w:val="20"/>
+          <w:szCs w:val="20"/>
+          <w:u w:color="000000"/>
+        </w:rPr>
+        <w:t xml:space="preserve">Walther, Prudential Policy with Distorted Beliefs, MFS Spring </w:t>
+      </w:r>
+    </w:p>
+    <w:p>
+      <w:pPr>
+        <w:autoSpaceDE w:val="0"/>
+        <w:autoSpaceDN w:val="0"/>
+        <w:adjustRightInd w:val="0"/>
+        <w:spacing w:after="80"/>
+        <w:ind w:left="720" w:hanging="720"/>
+        <w:rPr>
+          <w:rFonts w:asciiTheme="majorHAnsi" w:hAnsiTheme="majorHAnsi" w:cstheme="majorHAnsi"/>
+          <w:color w:val="000000"/>
+          <w:sz w:val="20"/>
+          <w:szCs w:val="20"/>
+          <w:u w:color="000000"/>
+        </w:rPr>
+      </w:pPr>
+      <w:r>
+        <w:rPr>
+          <w:rFonts w:asciiTheme="majorHAnsi" w:hAnsiTheme="majorHAnsi" w:cstheme="majorHAnsi"/>
+          <w:color w:val="000000"/>
+          <w:sz w:val="20"/>
+          <w:szCs w:val="20"/>
+          <w:u w:color="000000"/>
+        </w:rPr>
+        <w:t xml:space="preserve">Pavel, P. and </w:t>
+      </w:r>
+      <w:r>
+        <w:rPr>
+          <w:rFonts w:asciiTheme="majorHAnsi" w:hAnsiTheme="majorHAnsi" w:cstheme="majorHAnsi"/>
+          <w:color w:val="000000"/>
+          <w:sz w:val="20"/>
+          <w:szCs w:val="20"/>
+          <w:u w:color="000000"/>
+        </w:rPr>
+        <w:t xml:space="preserve">G. </w:t>
+      </w:r>
+      <w:r>
+        <w:rPr>
+          <w:rFonts w:asciiTheme="majorHAnsi" w:hAnsiTheme="majorHAnsi" w:cstheme="majorHAnsi"/>
+          <w:color w:val="000000"/>
+          <w:sz w:val="20"/>
+          <w:szCs w:val="20"/>
+          <w:u w:color="000000"/>
+        </w:rPr>
+        <w:t>Strobl, “</w:t>
+      </w:r>
+      <w:r>
+        <w:rPr>
+          <w:rFonts w:asciiTheme="majorHAnsi" w:hAnsiTheme="majorHAnsi" w:cstheme="majorHAnsi"/>
+          <w:color w:val="000000"/>
+          <w:sz w:val="20"/>
+          <w:szCs w:val="20"/>
+          <w:u w:color="000000"/>
+        </w:rPr>
+        <w:t>Lying to Speak the Truth: Selective Manipulation and Improved Information Transmissi</w:t>
+      </w:r>
+      <w:r>
+        <w:rPr>
+          <w:rFonts w:asciiTheme="majorHAnsi" w:hAnsiTheme="majorHAnsi" w:cstheme="majorHAnsi"/>
+          <w:color w:val="000000"/>
+          <w:sz w:val="20"/>
+          <w:szCs w:val="20"/>
+          <w:u w:color="000000"/>
+        </w:rPr>
+        <w:t>on,” RCFS</w:t>
+      </w:r>
+      <w:r>
+        <w:rPr>
+          <w:rFonts w:asciiTheme="majorHAnsi" w:hAnsiTheme="majorHAnsi" w:cstheme="majorHAnsi"/>
+          <w:color w:val="000000"/>
+          <w:sz w:val="20"/>
+          <w:szCs w:val="20"/>
+          <w:u w:color="000000"/>
+        </w:rPr>
+        <w:t xml:space="preserve"> Conference</w:t>
+      </w:r>
+    </w:p>
+    <w:p>
+      <w:pPr>
+        <w:autoSpaceDE w:val="0"/>
+        <w:autoSpaceDN w:val="0"/>
+        <w:adjustRightInd w:val="0"/>
+        <w:spacing w:after="80"/>
+        <w:ind w:left="720" w:hanging="720"/>
+        <w:rPr>
+          <w:rFonts w:asciiTheme="majorHAnsi" w:hAnsiTheme="majorHAnsi" w:cstheme="majorHAnsi"/>
+          <w:color w:val="000000"/>
+          <w:sz w:val="20"/>
+          <w:szCs w:val="20"/>
+          <w:u w:color="000000"/>
+        </w:rPr>
+      </w:pPr>
+      <w:r>
+        <w:rPr>
+          <w:rFonts w:asciiTheme="majorHAnsi" w:hAnsiTheme="majorHAnsi" w:cstheme="majorHAnsi"/>
+          <w:color w:val="000000"/>
+          <w:sz w:val="20"/>
+          <w:szCs w:val="20"/>
+          <w:u w:color="000000"/>
+        </w:rPr>
+        <w:t xml:space="preserve">Gourier, E., </w:t>
+      </w:r>
+      <w:r>
+        <w:rPr>
+          <w:rFonts w:asciiTheme="majorHAnsi" w:hAnsiTheme="majorHAnsi" w:cstheme="majorHAnsi"/>
+          <w:color w:val="000000"/>
+          <w:sz w:val="20"/>
+          <w:szCs w:val="20"/>
+          <w:u w:color="000000"/>
+        </w:rPr>
+        <w:t xml:space="preserve">L. </w:t>
+      </w:r>
+      <w:r>
+        <w:rPr>
+          <w:rFonts w:asciiTheme="majorHAnsi" w:hAnsiTheme="majorHAnsi" w:cstheme="majorHAnsi"/>
+          <w:color w:val="000000"/>
+          <w:sz w:val="20"/>
+          <w:szCs w:val="20"/>
+          <w:u w:color="000000"/>
+        </w:rPr>
+        <w:t>Phalippou, and</w:t>
+      </w:r>
+      <w:r>
+        <w:rPr>
+          <w:rFonts w:asciiTheme="majorHAnsi" w:hAnsiTheme="majorHAnsi" w:cstheme="majorHAnsi"/>
+          <w:color w:val="000000"/>
+          <w:sz w:val="20"/>
+          <w:szCs w:val="20"/>
+          <w:u w:color="000000"/>
+        </w:rPr>
+        <w:t xml:space="preserve"> M.</w:t>
+      </w:r>
+      <w:r>
+        <w:rPr>
+          <w:rFonts w:asciiTheme="majorHAnsi" w:hAnsiTheme="majorHAnsi" w:cstheme="majorHAnsi"/>
+          <w:color w:val="000000"/>
+          <w:sz w:val="20"/>
+          <w:szCs w:val="20"/>
+          <w:u w:color="000000"/>
+        </w:rPr>
+        <w:t xml:space="preserve"> Westerfield, “Capital Commitment,” UCLA</w:t>
+      </w:r>
+      <w:r>
+        <w:rPr>
+          <w:rFonts w:asciiTheme="majorHAnsi" w:hAnsiTheme="majorHAnsi" w:cstheme="majorHAnsi"/>
+          <w:color w:val="000000"/>
+          <w:sz w:val="20"/>
+          <w:szCs w:val="20"/>
+          <w:u w:color="000000"/>
+        </w:rPr>
+        <w:t xml:space="preserve"> Conference</w:t>
+      </w:r>
+    </w:p>
+    <w:p>
+      <w:pPr>
+        <w:autoSpaceDE w:val="0"/>
+        <w:autoSpaceDN w:val="0"/>
+        <w:adjustRightInd w:val="0"/>
+        <w:spacing w:after="80"/>
+        <w:rPr>
+          <w:rFonts w:asciiTheme="majorHAnsi" w:hAnsiTheme="majorHAnsi" w:cstheme="majorHAnsi"/>
+          <w:b/>
+          <w:bCs/>
+          <w:color w:val="000000"/>
+          <w:sz w:val="20"/>
+          <w:szCs w:val="20"/>
+          <w:u w:color="000000"/>
+        </w:rPr>
+      </w:pPr>
+      <w:r>
+        <w:rPr>
+          <w:rFonts w:asciiTheme="majorHAnsi" w:hAnsiTheme="majorHAnsi" w:cstheme="majorHAnsi"/>
+          <w:b/>
+          <w:bCs/>
+          <w:color w:val="000000"/>
+          <w:sz w:val="20"/>
+          <w:szCs w:val="20"/>
+          <w:u w:color="000000"/>
+        </w:rPr>
+        <w:t>2020</w:t>
+      </w:r>
+    </w:p>
+    <w:p>
+      <w:pPr>
+        <w:autoSpaceDE w:val="0"/>
+        <w:autoSpaceDN w:val="0"/>
+        <w:adjustRightInd w:val="0"/>
+        <w:spacing w:after="80"/>
+        <w:rPr>
+          <w:rFonts w:asciiTheme="majorHAnsi" w:hAnsiTheme="majorHAnsi" w:cstheme="majorHAnsi"/>
+          <w:color w:val="000000"/>
+          <w:sz w:val="20"/>
+          <w:szCs w:val="20"/>
+          <w:u w:color="000000"/>
+        </w:rPr>
+      </w:pPr>
+      <w:r>
+        <w:rPr>
+          <w:rFonts w:asciiTheme="majorHAnsi" w:hAnsiTheme="majorHAnsi" w:cstheme="majorHAnsi"/>
+          <w:color w:val="000000"/>
+          <w:sz w:val="20"/>
+          <w:szCs w:val="20"/>
+          <w:u w:color="000000"/>
+        </w:rPr>
+        <w:t xml:space="preserve">K. Li and C. Tsou, </w:t>
+      </w:r>
+      <w:r>
+        <w:rPr>
+          <w:rFonts w:asciiTheme="majorHAnsi" w:hAnsiTheme="majorHAnsi" w:cstheme="majorHAnsi"/>
+          <w:color w:val="000000"/>
+          <w:sz w:val="20"/>
+          <w:szCs w:val="20"/>
+          <w:u w:color="000000"/>
+        </w:rPr>
+        <w:t>“Leasing as a Risk-Sharing Mechanism</w:t>
+      </w:r>
+      <w:r>
+        <w:rPr>
+          <w:rFonts w:asciiTheme="majorHAnsi" w:hAnsiTheme="majorHAnsi" w:cstheme="majorHAnsi"/>
+          <w:color w:val="000000"/>
+          <w:sz w:val="20"/>
+          <w:szCs w:val="20"/>
+          <w:u w:color="000000"/>
+        </w:rPr>
+        <w:t>,</w:t>
+      </w:r>
+      <w:r>
+        <w:rPr>
+          <w:rFonts w:asciiTheme="majorHAnsi" w:hAnsiTheme="majorHAnsi" w:cstheme="majorHAnsi"/>
+          <w:color w:val="000000"/>
+          <w:sz w:val="20"/>
+          <w:szCs w:val="20"/>
+          <w:u w:color="000000"/>
+        </w:rPr>
+        <w:t>”</w:t>
+      </w:r>
+      <w:r>
+        <w:rPr>
+          <w:rFonts w:asciiTheme="majorHAnsi" w:hAnsiTheme="majorHAnsi" w:cstheme="majorHAnsi"/>
+          <w:color w:val="000000"/>
+          <w:sz w:val="20"/>
+          <w:szCs w:val="20"/>
+          <w:u w:color="000000"/>
+        </w:rPr>
+        <w:t xml:space="preserve"> AFA</w:t>
+      </w:r>
+    </w:p>
+    <w:p>
+      <w:pPr>
+        <w:autoSpaceDE w:val="0"/>
+        <w:autoSpaceDN w:val="0"/>
+        <w:adjustRightInd w:val="0"/>
+        <w:spacing w:after="80"/>
+        <w:rPr>
+          <w:rFonts w:asciiTheme="majorHAnsi" w:hAnsiTheme="majorHAnsi" w:cstheme="majorHAnsi"/>
+          <w:b/>
+          <w:bCs/>
+          <w:color w:val="000000"/>
+          <w:sz w:val="20"/>
+          <w:szCs w:val="20"/>
+          <w:u w:color="000000"/>
+        </w:rPr>
+      </w:pPr>
+      <w:r>
+        <w:rPr>
+          <w:rFonts w:asciiTheme="majorHAnsi" w:hAnsiTheme="majorHAnsi" w:cstheme="majorHAnsi"/>
+          <w:b/>
+          <w:bCs/>
+          <w:color w:val="000000"/>
+          <w:sz w:val="20"/>
+          <w:szCs w:val="20"/>
+          <w:u w:color="000000"/>
+        </w:rPr>
+        <w:t>2019</w:t>
+      </w:r>
+    </w:p>
+    <w:p>
+      <w:pPr>
+        <w:autoSpaceDE w:val="0"/>
+        <w:autoSpaceDN w:val="0"/>
+        <w:adjustRightInd w:val="0"/>
+        <w:spacing w:after="80"/>
+        <w:rPr>
+          <w:rFonts w:asciiTheme="majorHAnsi" w:hAnsiTheme="majorHAnsi" w:cstheme="majorHAnsi"/>
+          <w:b/>
+          <w:bCs/>
+          <w:color w:val="000000"/>
+          <w:sz w:val="20"/>
+          <w:szCs w:val="20"/>
+          <w:u w:color="000000"/>
+        </w:rPr>
+      </w:pPr>
+      <w:r>
+        <w:rPr>
+          <w:rFonts w:asciiTheme="majorHAnsi" w:hAnsiTheme="majorHAnsi" w:cstheme="majorHAnsi"/>
+          <w:color w:val="000000"/>
+          <w:sz w:val="20"/>
+          <w:szCs w:val="20"/>
+          <w:u w:color="000000"/>
+        </w:rPr>
         <w:lastRenderedPageBreak/>
-        <w:t>EEA (Toulouse)*, FIRS, NBER Summer Institute The Economics of Credit Ratings (Boston)*, Paul Woolley Conference (Sydney)</w:t>
-      </w:r>
-    </w:p>
-    <w:p>
-      <w:pPr>
-        <w:autoSpaceDE w:val="0"/>
-        <w:autoSpaceDN w:val="0"/>
-        <w:adjustRightInd w:val="0"/>
-        <w:spacing w:after="80"/>
-        <w:rPr>
-          <w:rFonts w:asciiTheme="majorHAnsi" w:hAnsiTheme="majorHAnsi" w:cstheme="majorHAnsi"/>
-          <w:color w:val="000000"/>
-          <w:sz w:val="20"/>
-          <w:szCs w:val="20"/>
-          <w:u w:color="000000"/>
-        </w:rPr>
-      </w:pPr>
-      <w:r>
-        <w:rPr>
-          <w:rFonts w:asciiTheme="majorHAnsi" w:hAnsiTheme="majorHAnsi" w:cstheme="majorHAnsi"/>
-          <w:b/>
-          <w:bCs/>
-          <w:color w:val="000000"/>
-          <w:sz w:val="20"/>
-          <w:szCs w:val="20"/>
-          <w:u w:color="000000"/>
-        </w:rPr>
-        <w:t>2013</w:t>
-      </w:r>
-      <w:r>
-        <w:rPr>
-          <w:rFonts w:asciiTheme="majorHAnsi" w:hAnsiTheme="majorHAnsi" w:cstheme="majorHAnsi"/>
-          <w:color w:val="000000"/>
-          <w:sz w:val="20"/>
-          <w:szCs w:val="20"/>
-          <w:u w:color="000000"/>
-        </w:rPr>
-        <w:t xml:space="preserve"> </w:t>
-      </w:r>
-    </w:p>
-    <w:p>
-      <w:pPr>
-        <w:autoSpaceDE w:val="0"/>
-        <w:autoSpaceDN w:val="0"/>
-        <w:adjustRightInd w:val="0"/>
-        <w:spacing w:after="80"/>
-        <w:rPr>
-          <w:rFonts w:asciiTheme="majorHAnsi" w:hAnsiTheme="majorHAnsi" w:cstheme="majorHAnsi"/>
-          <w:color w:val="000000"/>
-          <w:sz w:val="20"/>
-          <w:szCs w:val="20"/>
-          <w:u w:val="single" w:color="000000"/>
-        </w:rPr>
-      </w:pPr>
-      <w:r>
-        <w:rPr>
-          <w:rFonts w:asciiTheme="majorHAnsi" w:hAnsiTheme="majorHAnsi" w:cstheme="majorHAnsi"/>
-          <w:color w:val="000000"/>
-          <w:sz w:val="20"/>
-          <w:szCs w:val="20"/>
-          <w:u w:val="single" w:color="000000"/>
-        </w:rPr>
-        <w:t>Seminars</w:t>
-      </w:r>
-    </w:p>
-    <w:p>
-      <w:pPr>
-        <w:autoSpaceDE w:val="0"/>
-        <w:autoSpaceDN w:val="0"/>
-        <w:adjustRightInd w:val="0"/>
-        <w:spacing w:after="80"/>
-        <w:rPr>
-          <w:rFonts w:asciiTheme="majorHAnsi" w:hAnsiTheme="majorHAnsi" w:cstheme="majorHAnsi"/>
-          <w:color w:val="000000"/>
-          <w:sz w:val="20"/>
-          <w:szCs w:val="20"/>
-          <w:u w:color="000000"/>
-        </w:rPr>
-      </w:pPr>
-      <w:r>
-        <w:rPr>
-          <w:rFonts w:asciiTheme="majorHAnsi" w:hAnsiTheme="majorHAnsi" w:cstheme="majorHAnsi"/>
-          <w:color w:val="000000"/>
-          <w:sz w:val="20"/>
-          <w:szCs w:val="20"/>
-          <w:u w:color="000000"/>
-        </w:rPr>
-        <w:t xml:space="preserve">Amsterdam Business School, Arizona State University, Bocconi University, EIEF, Federal Reserve Board of </w:t>
-      </w:r>
-      <w:r>
-        <w:rPr>
-          <w:rFonts w:asciiTheme="majorHAnsi" w:hAnsiTheme="majorHAnsi" w:cstheme="majorHAnsi"/>
-          <w:color w:val="000000"/>
-          <w:sz w:val="20"/>
-          <w:szCs w:val="20"/>
-          <w:u w:color="000000"/>
-        </w:rPr>
-        <w:t xml:space="preserve">                     </w:t>
-      </w:r>
-    </w:p>
-    <w:p>
-      <w:pPr>
-        <w:autoSpaceDE w:val="0"/>
-        <w:autoSpaceDN w:val="0"/>
-        <w:adjustRightInd w:val="0"/>
-        <w:spacing w:after="80"/>
-        <w:rPr>
-          <w:rFonts w:asciiTheme="majorHAnsi" w:hAnsiTheme="majorHAnsi" w:cstheme="majorHAnsi"/>
-          <w:color w:val="000000"/>
-          <w:sz w:val="20"/>
-          <w:szCs w:val="20"/>
-          <w:u w:val="single" w:color="000000"/>
-        </w:rPr>
-      </w:pPr>
-      <w:r>
-        <w:rPr>
-          <w:rFonts w:asciiTheme="majorHAnsi" w:hAnsiTheme="majorHAnsi" w:cstheme="majorHAnsi"/>
-          <w:color w:val="000000"/>
-          <w:sz w:val="20"/>
-          <w:szCs w:val="20"/>
-          <w:u w:color="000000"/>
-        </w:rPr>
-        <w:t>Governors, HEC Paris, Stockholm School of Business, UBC Sauder, University of Maryland (RH Smith), University of Michigan (Ross), University of Warwick, Washington University in St. Louis, Wharton Business School</w:t>
-      </w:r>
-    </w:p>
-    <w:p>
-      <w:pPr>
-        <w:autoSpaceDE w:val="0"/>
-        <w:autoSpaceDN w:val="0"/>
-        <w:adjustRightInd w:val="0"/>
-        <w:spacing w:after="80"/>
-        <w:rPr>
-          <w:rFonts w:asciiTheme="majorHAnsi" w:hAnsiTheme="majorHAnsi" w:cstheme="majorHAnsi"/>
-          <w:color w:val="000000"/>
-          <w:sz w:val="20"/>
-          <w:szCs w:val="20"/>
-          <w:u w:val="single" w:color="000000"/>
-        </w:rPr>
-      </w:pPr>
-      <w:r>
-        <w:rPr>
-          <w:rFonts w:asciiTheme="majorHAnsi" w:hAnsiTheme="majorHAnsi" w:cstheme="majorHAnsi"/>
-          <w:color w:val="000000"/>
-          <w:sz w:val="20"/>
-          <w:szCs w:val="20"/>
-          <w:u w:val="single" w:color="000000"/>
-        </w:rPr>
-        <w:t>Conferences</w:t>
-      </w:r>
-    </w:p>
-    <w:p>
-      <w:pPr>
-        <w:autoSpaceDE w:val="0"/>
-        <w:autoSpaceDN w:val="0"/>
-        <w:adjustRightInd w:val="0"/>
-        <w:spacing w:after="80"/>
-        <w:rPr>
-          <w:rFonts w:asciiTheme="majorHAnsi" w:hAnsiTheme="majorHAnsi" w:cstheme="majorHAnsi"/>
-          <w:color w:val="000000"/>
-          <w:sz w:val="20"/>
-          <w:szCs w:val="20"/>
-          <w:u w:color="000000"/>
-        </w:rPr>
-      </w:pPr>
-      <w:r>
-        <w:rPr>
-          <w:rFonts w:asciiTheme="majorHAnsi" w:hAnsiTheme="majorHAnsi" w:cstheme="majorHAnsi"/>
-          <w:color w:val="000000"/>
-          <w:sz w:val="20"/>
-          <w:szCs w:val="20"/>
-          <w:u w:color="000000"/>
-        </w:rPr>
-        <w:t xml:space="preserve">EFA, FIRS </w:t>
-      </w:r>
-    </w:p>
-    <w:p>
-      <w:pPr>
-        <w:autoSpaceDE w:val="0"/>
-        <w:autoSpaceDN w:val="0"/>
-        <w:adjustRightInd w:val="0"/>
-        <w:spacing w:after="80"/>
-        <w:rPr>
-          <w:rFonts w:asciiTheme="majorHAnsi" w:hAnsiTheme="majorHAnsi" w:cstheme="majorHAnsi"/>
-          <w:color w:val="000000"/>
-          <w:sz w:val="20"/>
-          <w:szCs w:val="20"/>
-          <w:u w:color="000000"/>
-        </w:rPr>
-      </w:pPr>
-    </w:p>
-    <w:p>
-      <w:pPr>
-        <w:autoSpaceDE w:val="0"/>
-        <w:autoSpaceDN w:val="0"/>
-        <w:adjustRightInd w:val="0"/>
-        <w:spacing w:after="80"/>
-        <w:rPr>
-          <w:rFonts w:asciiTheme="majorHAnsi" w:hAnsiTheme="majorHAnsi" w:cstheme="majorHAnsi"/>
-          <w:b/>
-          <w:bCs/>
-          <w:color w:val="000000"/>
-          <w:sz w:val="20"/>
-          <w:szCs w:val="20"/>
-          <w:u w:color="000000"/>
-        </w:rPr>
-      </w:pPr>
-      <w:r>
-        <w:rPr>
-          <w:rFonts w:asciiTheme="majorHAnsi" w:hAnsiTheme="majorHAnsi" w:cstheme="majorHAnsi"/>
-          <w:b/>
-          <w:bCs/>
-          <w:color w:val="000000"/>
-          <w:sz w:val="20"/>
-          <w:szCs w:val="20"/>
-          <w:u w:color="000000"/>
-        </w:rPr>
-        <w:t>DISCUSSIONS</w:t>
-      </w:r>
-    </w:p>
-    <w:p>
-      <w:pPr>
-        <w:autoSpaceDE w:val="0"/>
-        <w:autoSpaceDN w:val="0"/>
-        <w:adjustRightInd w:val="0"/>
-        <w:spacing w:after="80"/>
-        <w:rPr>
-          <w:rFonts w:asciiTheme="majorHAnsi" w:hAnsiTheme="majorHAnsi" w:cstheme="majorHAnsi"/>
-          <w:b/>
-          <w:bCs/>
-          <w:color w:val="000000"/>
-          <w:sz w:val="20"/>
-          <w:szCs w:val="20"/>
-          <w:u w:color="000000"/>
-        </w:rPr>
-      </w:pPr>
-      <w:r>
-        <w:rPr>
-          <w:rFonts w:asciiTheme="majorHAnsi" w:hAnsiTheme="majorHAnsi" w:cstheme="majorHAnsi"/>
-          <w:b/>
-          <w:bCs/>
-          <w:color w:val="000000"/>
-          <w:sz w:val="20"/>
-          <w:szCs w:val="20"/>
-          <w:u w:color="000000"/>
-        </w:rPr>
-        <w:t>2026</w:t>
-      </w:r>
-    </w:p>
-    <w:p>
-      <w:pPr>
-        <w:autoSpaceDE w:val="0"/>
-        <w:autoSpaceDN w:val="0"/>
-        <w:adjustRightInd w:val="0"/>
-        <w:spacing w:after="80"/>
-        <w:rPr>
-          <w:rFonts w:asciiTheme="majorHAnsi" w:hAnsiTheme="majorHAnsi" w:cstheme="majorHAnsi"/>
-          <w:color w:val="000000"/>
-          <w:sz w:val="20"/>
-          <w:szCs w:val="20"/>
-          <w:u w:color="000000"/>
-        </w:rPr>
-      </w:pPr>
-      <w:r>
-        <w:rPr>
-          <w:rFonts w:asciiTheme="majorHAnsi" w:hAnsiTheme="majorHAnsi" w:cstheme="majorHAnsi"/>
-          <w:color w:val="000000"/>
-          <w:sz w:val="20"/>
-          <w:szCs w:val="20"/>
-          <w:u w:color="000000"/>
-        </w:rPr>
-        <w:t>Clara Xu</w:t>
-      </w:r>
-      <w:r>
-        <w:rPr>
-          <w:rFonts w:asciiTheme="majorHAnsi" w:hAnsiTheme="majorHAnsi" w:cstheme="majorHAnsi"/>
-          <w:color w:val="000000"/>
-          <w:sz w:val="20"/>
-          <w:szCs w:val="20"/>
-          <w:u w:color="000000"/>
-        </w:rPr>
-        <w:t>, The Value of Contingent Liquidity from Banks to Nonbank Lenders,</w:t>
-      </w:r>
-      <w:r>
-        <w:rPr>
-          <w:rFonts w:asciiTheme="majorHAnsi" w:hAnsiTheme="majorHAnsi" w:cstheme="majorHAnsi"/>
-          <w:color w:val="000000"/>
-          <w:sz w:val="20"/>
-          <w:szCs w:val="20"/>
-          <w:u w:color="000000"/>
-        </w:rPr>
-        <w:t xml:space="preserve"> </w:t>
-      </w:r>
-      <w:r>
-        <w:rPr>
-          <w:rFonts w:asciiTheme="majorHAnsi" w:hAnsiTheme="majorHAnsi" w:cstheme="majorHAnsi"/>
-          <w:color w:val="000000"/>
-          <w:sz w:val="20"/>
-          <w:szCs w:val="20"/>
-          <w:u w:color="000000"/>
-        </w:rPr>
-        <w:t>th</w:t>
-      </w:r>
-      <w:r>
-        <w:rPr>
-          <w:rFonts w:asciiTheme="majorHAnsi" w:hAnsiTheme="majorHAnsi" w:cstheme="majorHAnsi"/>
-          <w:color w:val="000000"/>
-          <w:sz w:val="20"/>
-          <w:szCs w:val="20"/>
-          <w:u w:color="000000"/>
-        </w:rPr>
-        <w:t>e 5th</w:t>
-      </w:r>
-      <w:r>
-        <w:rPr>
-          <w:rFonts w:asciiTheme="majorHAnsi" w:hAnsiTheme="majorHAnsi" w:cstheme="majorHAnsi"/>
-          <w:color w:val="000000"/>
-          <w:sz w:val="20"/>
-          <w:szCs w:val="20"/>
-          <w:u w:color="000000"/>
-        </w:rPr>
-        <w:t xml:space="preserve"> Bank of Italy, Bocconi University, EIEF and CEPR Conference on Financial Stability and Regulation</w:t>
-      </w:r>
-    </w:p>
-    <w:p>
-      <w:pPr>
-        <w:autoSpaceDE w:val="0"/>
-        <w:autoSpaceDN w:val="0"/>
-        <w:adjustRightInd w:val="0"/>
-        <w:spacing w:after="80"/>
-        <w:rPr>
-          <w:rFonts w:asciiTheme="majorHAnsi" w:hAnsiTheme="majorHAnsi" w:cstheme="majorHAnsi"/>
-          <w:color w:val="000000"/>
-          <w:sz w:val="20"/>
-          <w:szCs w:val="20"/>
-          <w:u w:color="000000"/>
-        </w:rPr>
-      </w:pPr>
-      <w:r>
-        <w:rPr>
-          <w:rFonts w:asciiTheme="majorHAnsi" w:hAnsiTheme="majorHAnsi" w:cstheme="majorHAnsi"/>
-          <w:color w:val="000000"/>
-          <w:sz w:val="20"/>
-          <w:szCs w:val="20"/>
-          <w:u w:color="000000"/>
-        </w:rPr>
-        <w:t>Vict</w:t>
-      </w:r>
-      <w:r>
-        <w:rPr>
-          <w:rFonts w:asciiTheme="majorHAnsi" w:hAnsiTheme="majorHAnsi" w:cstheme="majorHAnsi"/>
-          <w:color w:val="000000"/>
-          <w:sz w:val="20"/>
-          <w:szCs w:val="20"/>
-          <w:u w:color="000000"/>
-        </w:rPr>
-        <w:t>o</w:t>
-      </w:r>
-      <w:r>
-        <w:rPr>
-          <w:rFonts w:asciiTheme="majorHAnsi" w:hAnsiTheme="majorHAnsi" w:cstheme="majorHAnsi"/>
-          <w:color w:val="000000"/>
-          <w:sz w:val="20"/>
-          <w:szCs w:val="20"/>
-          <w:u w:color="000000"/>
-        </w:rPr>
-        <w:t xml:space="preserve">ria </w:t>
-      </w:r>
-      <w:proofErr w:type="spellStart"/>
-      <w:r>
-        <w:rPr>
-          <w:rFonts w:asciiTheme="majorHAnsi" w:hAnsiTheme="majorHAnsi" w:cstheme="majorHAnsi"/>
-          <w:color w:val="000000"/>
-          <w:sz w:val="20"/>
-          <w:szCs w:val="20"/>
-          <w:u w:color="000000"/>
-        </w:rPr>
-        <w:t>Ivashina</w:t>
-      </w:r>
-      <w:proofErr w:type="spellEnd"/>
-      <w:r>
-        <w:rPr>
-          <w:rFonts w:asciiTheme="majorHAnsi" w:hAnsiTheme="majorHAnsi" w:cstheme="majorHAnsi"/>
-          <w:color w:val="000000"/>
-          <w:sz w:val="20"/>
-          <w:szCs w:val="20"/>
-          <w:u w:color="000000"/>
-        </w:rPr>
-        <w:t xml:space="preserve">, S. Mayer, and L. </w:t>
-      </w:r>
-      <w:proofErr w:type="spellStart"/>
-      <w:r>
-        <w:rPr>
-          <w:rFonts w:asciiTheme="majorHAnsi" w:hAnsiTheme="majorHAnsi" w:cstheme="majorHAnsi"/>
-          <w:color w:val="000000"/>
-          <w:sz w:val="20"/>
-          <w:szCs w:val="20"/>
-          <w:u w:color="000000"/>
-        </w:rPr>
-        <w:t>Phalippou</w:t>
-      </w:r>
-      <w:proofErr w:type="spellEnd"/>
-      <w:r>
-        <w:rPr>
-          <w:rFonts w:asciiTheme="majorHAnsi" w:hAnsiTheme="majorHAnsi" w:cstheme="majorHAnsi"/>
-          <w:color w:val="000000"/>
-          <w:sz w:val="20"/>
-          <w:szCs w:val="20"/>
-          <w:u w:color="000000"/>
-        </w:rPr>
-        <w:t xml:space="preserve">, </w:t>
-      </w:r>
-      <w:r>
-        <w:rPr>
-          <w:rFonts w:asciiTheme="majorHAnsi" w:hAnsiTheme="majorHAnsi" w:cstheme="majorHAnsi"/>
-          <w:color w:val="000000"/>
-          <w:sz w:val="20"/>
-          <w:szCs w:val="20"/>
-          <w:u w:color="000000"/>
-        </w:rPr>
-        <w:t>Private Equity Continuation Vehicles: A Model of</w:t>
-      </w:r>
-      <w:r>
-        <w:rPr>
-          <w:rFonts w:asciiTheme="majorHAnsi" w:hAnsiTheme="majorHAnsi" w:cstheme="majorHAnsi"/>
-          <w:color w:val="000000"/>
-          <w:sz w:val="20"/>
-          <w:szCs w:val="20"/>
-          <w:u w:color="000000"/>
-        </w:rPr>
-        <w:t xml:space="preserve"> </w:t>
-      </w:r>
-      <w:r>
-        <w:rPr>
-          <w:rFonts w:asciiTheme="majorHAnsi" w:hAnsiTheme="majorHAnsi" w:cstheme="majorHAnsi"/>
-          <w:color w:val="000000"/>
-          <w:sz w:val="20"/>
-          <w:szCs w:val="20"/>
-          <w:u w:color="000000"/>
-        </w:rPr>
-        <w:t>Strategic Asset Transfers</w:t>
-      </w:r>
-      <w:r>
-        <w:rPr>
-          <w:rFonts w:asciiTheme="majorHAnsi" w:hAnsiTheme="majorHAnsi" w:cstheme="majorHAnsi"/>
-          <w:color w:val="000000"/>
-          <w:sz w:val="20"/>
-          <w:szCs w:val="20"/>
-          <w:u w:color="000000"/>
-        </w:rPr>
-        <w:t xml:space="preserve">, </w:t>
-      </w:r>
-      <w:r>
-        <w:rPr>
-          <w:rFonts w:asciiTheme="majorHAnsi" w:hAnsiTheme="majorHAnsi" w:cstheme="majorHAnsi"/>
-          <w:color w:val="000000"/>
-          <w:sz w:val="20"/>
-          <w:szCs w:val="20"/>
-          <w:u w:color="000000"/>
-        </w:rPr>
-        <w:t xml:space="preserve">Columbia PE Conference </w:t>
-      </w:r>
-    </w:p>
-    <w:p>
-      <w:pPr>
-        <w:autoSpaceDE w:val="0"/>
-        <w:autoSpaceDN w:val="0"/>
-        <w:adjustRightInd w:val="0"/>
-        <w:spacing w:after="80"/>
-        <w:rPr>
-          <w:rFonts w:asciiTheme="majorHAnsi" w:hAnsiTheme="majorHAnsi" w:cstheme="majorHAnsi"/>
-          <w:color w:val="000000"/>
-          <w:sz w:val="20"/>
-          <w:szCs w:val="20"/>
-          <w:u w:color="000000"/>
-        </w:rPr>
-      </w:pPr>
-      <w:r>
-        <w:rPr>
-          <w:rFonts w:asciiTheme="majorHAnsi" w:hAnsiTheme="majorHAnsi" w:cstheme="majorHAnsi"/>
-          <w:color w:val="000000"/>
-          <w:sz w:val="20"/>
-          <w:szCs w:val="20"/>
-          <w:u w:color="000000"/>
-        </w:rPr>
-        <w:t>Vincent Buccola and D. Hoffman, Precedent Terms, 20</w:t>
-      </w:r>
-      <w:r>
-        <w:rPr>
-          <w:rFonts w:asciiTheme="majorHAnsi" w:hAnsiTheme="majorHAnsi" w:cstheme="majorHAnsi"/>
-          <w:color w:val="000000"/>
-          <w:sz w:val="20"/>
-          <w:szCs w:val="20"/>
-          <w:u w:color="000000"/>
-          <w:vertAlign w:val="superscript"/>
-        </w:rPr>
-        <w:t>th</w:t>
-      </w:r>
-      <w:r>
-        <w:rPr>
-          <w:rFonts w:asciiTheme="majorHAnsi" w:hAnsiTheme="majorHAnsi" w:cstheme="majorHAnsi"/>
-          <w:color w:val="000000"/>
-          <w:sz w:val="20"/>
-          <w:szCs w:val="20"/>
-          <w:u w:color="000000"/>
-        </w:rPr>
-        <w:t xml:space="preserve"> Annual NYU/Penn Conference on Law and Finance</w:t>
-      </w:r>
-    </w:p>
-    <w:p>
-      <w:pPr>
-        <w:autoSpaceDE w:val="0"/>
-        <w:autoSpaceDN w:val="0"/>
-        <w:adjustRightInd w:val="0"/>
-        <w:spacing w:after="80"/>
-        <w:rPr>
-          <w:rFonts w:asciiTheme="majorHAnsi" w:hAnsiTheme="majorHAnsi" w:cstheme="majorHAnsi"/>
-          <w:color w:val="000000"/>
-          <w:sz w:val="20"/>
-          <w:szCs w:val="20"/>
-          <w:u w:color="000000"/>
-        </w:rPr>
-      </w:pPr>
-      <w:r>
-        <w:rPr>
-          <w:rFonts w:asciiTheme="majorHAnsi" w:hAnsiTheme="majorHAnsi" w:cstheme="majorHAnsi"/>
-          <w:b/>
-          <w:bCs/>
-          <w:color w:val="000000"/>
-          <w:sz w:val="20"/>
-          <w:szCs w:val="20"/>
-          <w:u w:color="000000"/>
-        </w:rPr>
-        <w:t>2025</w:t>
-      </w:r>
-    </w:p>
-    <w:p>
-      <w:pPr>
-        <w:autoSpaceDE w:val="0"/>
-        <w:autoSpaceDN w:val="0"/>
-        <w:adjustRightInd w:val="0"/>
-        <w:spacing w:after="80"/>
-        <w:rPr>
-          <w:rFonts w:asciiTheme="majorHAnsi" w:hAnsiTheme="majorHAnsi" w:cstheme="majorHAnsi"/>
-          <w:color w:val="000000"/>
-          <w:sz w:val="20"/>
-          <w:szCs w:val="20"/>
-          <w:u w:color="000000"/>
-        </w:rPr>
-      </w:pPr>
-      <w:r>
-        <w:rPr>
-          <w:rFonts w:asciiTheme="majorHAnsi" w:hAnsiTheme="majorHAnsi" w:cstheme="majorHAnsi"/>
-          <w:color w:val="000000"/>
-          <w:sz w:val="20"/>
-          <w:szCs w:val="20"/>
-          <w:u w:color="000000"/>
-        </w:rPr>
-        <w:t xml:space="preserve">Bo Bian, </w:t>
-      </w:r>
-      <w:r>
-        <w:rPr>
-          <w:rFonts w:asciiTheme="majorHAnsi" w:hAnsiTheme="majorHAnsi" w:cstheme="majorHAnsi"/>
-          <w:color w:val="000000"/>
-          <w:sz w:val="20"/>
-          <w:szCs w:val="20"/>
-          <w:u w:color="000000"/>
-        </w:rPr>
-        <w:t xml:space="preserve">Q. </w:t>
-      </w:r>
-      <w:r>
-        <w:rPr>
-          <w:rFonts w:asciiTheme="majorHAnsi" w:hAnsiTheme="majorHAnsi" w:cstheme="majorHAnsi"/>
-          <w:color w:val="000000"/>
-          <w:sz w:val="20"/>
-          <w:szCs w:val="20"/>
-          <w:u w:color="000000"/>
-        </w:rPr>
-        <w:t xml:space="preserve">Huang, </w:t>
-      </w:r>
-      <w:r>
-        <w:rPr>
-          <w:rFonts w:asciiTheme="majorHAnsi" w:hAnsiTheme="majorHAnsi" w:cstheme="majorHAnsi"/>
-          <w:color w:val="000000"/>
-          <w:sz w:val="20"/>
-          <w:szCs w:val="20"/>
-          <w:u w:color="000000"/>
-        </w:rPr>
-        <w:t xml:space="preserve">Y. </w:t>
-      </w:r>
-      <w:r>
-        <w:rPr>
-          <w:rFonts w:asciiTheme="majorHAnsi" w:hAnsiTheme="majorHAnsi" w:cstheme="majorHAnsi"/>
-          <w:color w:val="000000"/>
-          <w:sz w:val="20"/>
-          <w:szCs w:val="20"/>
-          <w:u w:color="000000"/>
-        </w:rPr>
-        <w:t>Li, and</w:t>
-      </w:r>
-      <w:r>
-        <w:rPr>
-          <w:rFonts w:asciiTheme="majorHAnsi" w:hAnsiTheme="majorHAnsi" w:cstheme="majorHAnsi"/>
-          <w:color w:val="000000"/>
-          <w:sz w:val="20"/>
-          <w:szCs w:val="20"/>
-          <w:u w:color="000000"/>
-        </w:rPr>
-        <w:t xml:space="preserve"> H.</w:t>
-      </w:r>
-      <w:r>
-        <w:rPr>
-          <w:rFonts w:asciiTheme="majorHAnsi" w:hAnsiTheme="majorHAnsi" w:cstheme="majorHAnsi"/>
-          <w:color w:val="000000"/>
-          <w:sz w:val="20"/>
-          <w:szCs w:val="20"/>
-          <w:u w:color="000000"/>
-        </w:rPr>
-        <w:t xml:space="preserve"> Tang, Data as a Networked Asset,</w:t>
-      </w:r>
-      <w:r>
-        <w:rPr>
-          <w:rFonts w:asciiTheme="majorHAnsi" w:hAnsiTheme="majorHAnsi" w:cstheme="majorHAnsi"/>
-          <w:color w:val="000000"/>
-          <w:sz w:val="20"/>
-          <w:szCs w:val="20"/>
-          <w:u w:color="000000"/>
-        </w:rPr>
-        <w:t xml:space="preserve"> Carey Finance Conference</w:t>
-      </w:r>
-    </w:p>
-    <w:p>
-      <w:pPr>
-        <w:autoSpaceDE w:val="0"/>
-        <w:autoSpaceDN w:val="0"/>
-        <w:adjustRightInd w:val="0"/>
-        <w:spacing w:after="80"/>
-        <w:rPr>
-          <w:rFonts w:asciiTheme="majorHAnsi" w:hAnsiTheme="majorHAnsi" w:cstheme="majorHAnsi"/>
-          <w:color w:val="000000"/>
-          <w:sz w:val="20"/>
-          <w:szCs w:val="20"/>
-          <w:u w:color="000000"/>
-        </w:rPr>
-      </w:pPr>
-      <w:r>
-        <w:rPr>
-          <w:rFonts w:asciiTheme="majorHAnsi" w:hAnsiTheme="majorHAnsi" w:cstheme="majorHAnsi"/>
-          <w:color w:val="000000"/>
-          <w:sz w:val="20"/>
-          <w:szCs w:val="20"/>
-          <w:u w:color="000000"/>
-        </w:rPr>
-        <w:t xml:space="preserve">Ben Said, S., C. Monnet, and E. Quintin, Who Needs Banks?, ECB NBFI </w:t>
-      </w:r>
-      <w:r>
-        <w:rPr>
-          <w:rFonts w:asciiTheme="majorHAnsi" w:hAnsiTheme="majorHAnsi" w:cstheme="majorHAnsi"/>
-          <w:color w:val="000000"/>
-          <w:sz w:val="20"/>
-          <w:szCs w:val="20"/>
-          <w:u w:color="000000"/>
-        </w:rPr>
-        <w:t>C</w:t>
-      </w:r>
-      <w:r>
-        <w:rPr>
-          <w:rFonts w:asciiTheme="majorHAnsi" w:hAnsiTheme="majorHAnsi" w:cstheme="majorHAnsi"/>
-          <w:color w:val="000000"/>
-          <w:sz w:val="20"/>
-          <w:szCs w:val="20"/>
-          <w:u w:color="000000"/>
-        </w:rPr>
-        <w:t>onference</w:t>
-      </w:r>
-    </w:p>
-    <w:p>
-      <w:pPr>
-        <w:autoSpaceDE w:val="0"/>
-        <w:autoSpaceDN w:val="0"/>
-        <w:adjustRightInd w:val="0"/>
-        <w:spacing w:after="80"/>
-        <w:rPr>
-          <w:rFonts w:asciiTheme="majorHAnsi" w:hAnsiTheme="majorHAnsi" w:cstheme="majorHAnsi"/>
-          <w:b/>
-          <w:bCs/>
-          <w:color w:val="000000"/>
-          <w:sz w:val="20"/>
-          <w:szCs w:val="20"/>
-          <w:u w:color="000000"/>
-        </w:rPr>
-      </w:pPr>
-      <w:r>
-        <w:rPr>
-          <w:rFonts w:asciiTheme="majorHAnsi" w:hAnsiTheme="majorHAnsi" w:cstheme="majorHAnsi"/>
-          <w:b/>
-          <w:bCs/>
-          <w:color w:val="000000"/>
-          <w:sz w:val="20"/>
-          <w:szCs w:val="20"/>
-          <w:u w:color="000000"/>
-        </w:rPr>
-        <w:t>2023</w:t>
-      </w:r>
-    </w:p>
-    <w:p>
-      <w:pPr>
-        <w:autoSpaceDE w:val="0"/>
-        <w:autoSpaceDN w:val="0"/>
-        <w:adjustRightInd w:val="0"/>
-        <w:spacing w:after="80"/>
-        <w:rPr>
-          <w:rFonts w:asciiTheme="majorHAnsi" w:hAnsiTheme="majorHAnsi" w:cstheme="majorHAnsi"/>
-          <w:color w:val="000000"/>
-          <w:sz w:val="20"/>
-          <w:szCs w:val="20"/>
-          <w:u w:color="000000"/>
-        </w:rPr>
-      </w:pPr>
-      <w:r>
-        <w:rPr>
-          <w:rFonts w:asciiTheme="majorHAnsi" w:hAnsiTheme="majorHAnsi" w:cstheme="majorHAnsi"/>
-          <w:color w:val="000000"/>
-          <w:sz w:val="20"/>
-          <w:szCs w:val="20"/>
-          <w:u w:color="000000"/>
-        </w:rPr>
-        <w:t>Acharya, V.,</w:t>
-      </w:r>
-      <w:r>
-        <w:rPr>
-          <w:rFonts w:asciiTheme="majorHAnsi" w:hAnsiTheme="majorHAnsi" w:cstheme="majorHAnsi"/>
-          <w:color w:val="000000"/>
-          <w:sz w:val="20"/>
-          <w:szCs w:val="20"/>
-          <w:u w:color="000000"/>
-        </w:rPr>
-        <w:t xml:space="preserve"> S.</w:t>
-      </w:r>
-      <w:r>
-        <w:rPr>
-          <w:rFonts w:asciiTheme="majorHAnsi" w:hAnsiTheme="majorHAnsi" w:cstheme="majorHAnsi"/>
-          <w:color w:val="000000"/>
-          <w:sz w:val="20"/>
-          <w:szCs w:val="20"/>
-          <w:u w:color="000000"/>
-        </w:rPr>
-        <w:t xml:space="preserve"> Lenzu, and </w:t>
-      </w:r>
-      <w:r>
-        <w:rPr>
-          <w:rFonts w:asciiTheme="majorHAnsi" w:hAnsiTheme="majorHAnsi" w:cstheme="majorHAnsi"/>
-          <w:color w:val="000000"/>
-          <w:sz w:val="20"/>
-          <w:szCs w:val="20"/>
-          <w:u w:color="000000"/>
-        </w:rPr>
-        <w:t>O.</w:t>
-      </w:r>
-      <w:r>
-        <w:rPr>
-          <w:rFonts w:asciiTheme="majorHAnsi" w:hAnsiTheme="majorHAnsi" w:cstheme="majorHAnsi"/>
-          <w:color w:val="000000"/>
-          <w:sz w:val="20"/>
-          <w:szCs w:val="20"/>
-          <w:u w:color="000000"/>
-        </w:rPr>
-        <w:t xml:space="preserve"> Wang, Zombie Lending and Policy Traps, </w:t>
-      </w:r>
-      <w:r>
-        <w:rPr>
-          <w:rFonts w:asciiTheme="majorHAnsi" w:hAnsiTheme="majorHAnsi" w:cstheme="majorHAnsi"/>
-          <w:color w:val="000000"/>
-          <w:sz w:val="20"/>
-          <w:szCs w:val="20"/>
-          <w:u w:color="000000"/>
-        </w:rPr>
-        <w:t>W</w:t>
-      </w:r>
-      <w:r>
-        <w:rPr>
-          <w:rFonts w:asciiTheme="majorHAnsi" w:hAnsiTheme="majorHAnsi" w:cstheme="majorHAnsi"/>
-          <w:color w:val="000000"/>
-          <w:sz w:val="20"/>
-          <w:szCs w:val="20"/>
-          <w:u w:color="000000"/>
-        </w:rPr>
-        <w:t xml:space="preserve">FA </w:t>
-      </w:r>
-    </w:p>
-    <w:p>
-      <w:pPr>
-        <w:autoSpaceDE w:val="0"/>
-        <w:autoSpaceDN w:val="0"/>
-        <w:adjustRightInd w:val="0"/>
-        <w:spacing w:after="80"/>
-        <w:rPr>
-          <w:rFonts w:asciiTheme="majorHAnsi" w:hAnsiTheme="majorHAnsi" w:cstheme="majorHAnsi"/>
-          <w:color w:val="000000"/>
-          <w:sz w:val="20"/>
-          <w:szCs w:val="20"/>
-          <w:u w:color="000000"/>
-        </w:rPr>
-      </w:pPr>
-      <w:r>
-        <w:rPr>
-          <w:rFonts w:asciiTheme="majorHAnsi" w:hAnsiTheme="majorHAnsi" w:cstheme="majorHAnsi"/>
-          <w:color w:val="000000"/>
-          <w:sz w:val="20"/>
-          <w:szCs w:val="20"/>
-          <w:u w:color="000000"/>
-        </w:rPr>
-        <w:t xml:space="preserve">Antill, S. and </w:t>
-      </w:r>
-      <w:r>
-        <w:rPr>
-          <w:rFonts w:asciiTheme="majorHAnsi" w:hAnsiTheme="majorHAnsi" w:cstheme="majorHAnsi"/>
-          <w:color w:val="000000"/>
-          <w:sz w:val="20"/>
-          <w:szCs w:val="20"/>
-          <w:u w:color="000000"/>
-        </w:rPr>
-        <w:t xml:space="preserve">C. </w:t>
-      </w:r>
-      <w:r>
-        <w:rPr>
-          <w:rFonts w:asciiTheme="majorHAnsi" w:hAnsiTheme="majorHAnsi" w:cstheme="majorHAnsi"/>
-          <w:color w:val="000000"/>
-          <w:sz w:val="20"/>
-          <w:szCs w:val="20"/>
-          <w:u w:color="000000"/>
-        </w:rPr>
-        <w:t xml:space="preserve">Clayton, Crisis Interventions in Corporate Insolvency, </w:t>
-      </w:r>
-      <w:r>
-        <w:rPr>
-          <w:rFonts w:asciiTheme="majorHAnsi" w:hAnsiTheme="majorHAnsi" w:cstheme="majorHAnsi"/>
-          <w:color w:val="000000"/>
-          <w:sz w:val="20"/>
-          <w:szCs w:val="20"/>
-          <w:u w:color="000000"/>
-        </w:rPr>
-        <w:t>The Sixteenth Federal Reserve Bank of New York and New York University Stern School of Business Conference on Financial Intermediation</w:t>
-      </w:r>
-    </w:p>
-    <w:p>
-      <w:pPr>
-        <w:autoSpaceDE w:val="0"/>
-        <w:autoSpaceDN w:val="0"/>
-        <w:adjustRightInd w:val="0"/>
-        <w:spacing w:after="80"/>
-        <w:rPr>
-          <w:rFonts w:asciiTheme="majorHAnsi" w:hAnsiTheme="majorHAnsi" w:cstheme="majorHAnsi"/>
-          <w:color w:val="000000"/>
-          <w:sz w:val="20"/>
-          <w:szCs w:val="20"/>
-          <w:u w:color="000000"/>
-        </w:rPr>
-      </w:pPr>
-      <w:r>
-        <w:rPr>
-          <w:rFonts w:asciiTheme="majorHAnsi" w:hAnsiTheme="majorHAnsi" w:cstheme="majorHAnsi"/>
-          <w:color w:val="000000"/>
-          <w:sz w:val="20"/>
-          <w:szCs w:val="20"/>
-          <w:u w:color="000000"/>
-        </w:rPr>
-        <w:t xml:space="preserve">Acharya, V., </w:t>
-      </w:r>
-      <w:r>
-        <w:rPr>
-          <w:rFonts w:asciiTheme="majorHAnsi" w:hAnsiTheme="majorHAnsi" w:cstheme="majorHAnsi"/>
-          <w:color w:val="000000"/>
-          <w:sz w:val="20"/>
-          <w:szCs w:val="20"/>
-          <w:u w:color="000000"/>
-        </w:rPr>
-        <w:t xml:space="preserve">C. </w:t>
-      </w:r>
-      <w:r>
-        <w:rPr>
-          <w:rFonts w:asciiTheme="majorHAnsi" w:hAnsiTheme="majorHAnsi" w:cstheme="majorHAnsi"/>
-          <w:color w:val="000000"/>
-          <w:sz w:val="20"/>
-          <w:szCs w:val="20"/>
-          <w:u w:color="000000"/>
-        </w:rPr>
-        <w:t xml:space="preserve">Parlatore, and </w:t>
-      </w:r>
-      <w:r>
-        <w:rPr>
-          <w:rFonts w:asciiTheme="majorHAnsi" w:hAnsiTheme="majorHAnsi" w:cstheme="majorHAnsi"/>
-          <w:color w:val="000000"/>
-          <w:sz w:val="20"/>
-          <w:szCs w:val="20"/>
-          <w:u w:color="000000"/>
-        </w:rPr>
-        <w:t xml:space="preserve">S. </w:t>
-      </w:r>
-      <w:proofErr w:type="spellStart"/>
-      <w:r>
-        <w:rPr>
-          <w:rFonts w:asciiTheme="majorHAnsi" w:hAnsiTheme="majorHAnsi" w:cstheme="majorHAnsi"/>
-          <w:color w:val="000000"/>
-          <w:sz w:val="20"/>
-          <w:szCs w:val="20"/>
-          <w:u w:color="000000"/>
-        </w:rPr>
-        <w:t>Sunderasan</w:t>
-      </w:r>
-      <w:proofErr w:type="spellEnd"/>
-      <w:r>
-        <w:rPr>
-          <w:rFonts w:asciiTheme="majorHAnsi" w:hAnsiTheme="majorHAnsi" w:cstheme="majorHAnsi"/>
-          <w:color w:val="000000"/>
-          <w:sz w:val="20"/>
-          <w:szCs w:val="20"/>
-          <w:u w:color="000000"/>
-        </w:rPr>
-        <w:t xml:space="preserve">, Financing Infrastructure in the Shadow of Expropriation, </w:t>
-      </w:r>
-      <w:r>
-        <w:rPr>
-          <w:rFonts w:asciiTheme="majorHAnsi" w:hAnsiTheme="majorHAnsi" w:cstheme="majorHAnsi"/>
-          <w:color w:val="000000"/>
-          <w:sz w:val="20"/>
-          <w:szCs w:val="20"/>
-          <w:u w:color="000000"/>
-        </w:rPr>
-        <w:t>A</w:t>
-      </w:r>
-      <w:r>
-        <w:rPr>
-          <w:rFonts w:asciiTheme="majorHAnsi" w:hAnsiTheme="majorHAnsi" w:cstheme="majorHAnsi"/>
-          <w:color w:val="000000"/>
-          <w:sz w:val="20"/>
-          <w:szCs w:val="20"/>
-          <w:u w:color="000000"/>
-        </w:rPr>
-        <w:t xml:space="preserve">FA </w:t>
-      </w:r>
-    </w:p>
-    <w:p>
-      <w:pPr>
-        <w:autoSpaceDE w:val="0"/>
-        <w:autoSpaceDN w:val="0"/>
-        <w:adjustRightInd w:val="0"/>
-        <w:spacing w:after="80"/>
-        <w:rPr>
-          <w:rFonts w:asciiTheme="majorHAnsi" w:hAnsiTheme="majorHAnsi" w:cstheme="majorHAnsi"/>
-          <w:b/>
-          <w:bCs/>
-          <w:color w:val="000000"/>
-          <w:sz w:val="20"/>
-          <w:szCs w:val="20"/>
-          <w:u w:color="000000"/>
-        </w:rPr>
-      </w:pPr>
-      <w:r>
-        <w:rPr>
-          <w:rFonts w:asciiTheme="majorHAnsi" w:hAnsiTheme="majorHAnsi" w:cstheme="majorHAnsi"/>
-          <w:b/>
-          <w:bCs/>
-          <w:color w:val="000000"/>
-          <w:sz w:val="20"/>
-          <w:szCs w:val="20"/>
-          <w:u w:color="000000"/>
-        </w:rPr>
-        <w:t>2022</w:t>
-      </w:r>
-    </w:p>
-    <w:p>
-      <w:pPr>
-        <w:autoSpaceDE w:val="0"/>
-        <w:autoSpaceDN w:val="0"/>
-        <w:adjustRightInd w:val="0"/>
-        <w:spacing w:after="80"/>
-        <w:rPr>
-          <w:rFonts w:asciiTheme="majorHAnsi" w:hAnsiTheme="majorHAnsi" w:cstheme="majorHAnsi"/>
-          <w:color w:val="000000"/>
-          <w:sz w:val="20"/>
-          <w:szCs w:val="20"/>
-          <w:u w:color="000000"/>
-        </w:rPr>
-      </w:pPr>
-      <w:r>
-        <w:rPr>
-          <w:rFonts w:asciiTheme="majorHAnsi" w:hAnsiTheme="majorHAnsi" w:cstheme="majorHAnsi"/>
-          <w:color w:val="000000"/>
-          <w:sz w:val="20"/>
-          <w:szCs w:val="20"/>
-          <w:u w:color="000000"/>
-        </w:rPr>
-        <w:t xml:space="preserve">Bornstein, G. and </w:t>
-      </w:r>
-      <w:proofErr w:type="spellStart"/>
-      <w:r>
-        <w:rPr>
-          <w:rFonts w:asciiTheme="majorHAnsi" w:hAnsiTheme="majorHAnsi" w:cstheme="majorHAnsi"/>
-          <w:color w:val="000000"/>
-          <w:sz w:val="20"/>
-          <w:szCs w:val="20"/>
-          <w:u w:color="000000"/>
-        </w:rPr>
-        <w:t>Indarte</w:t>
-      </w:r>
-      <w:proofErr w:type="spellEnd"/>
-      <w:r>
-        <w:rPr>
-          <w:rFonts w:asciiTheme="majorHAnsi" w:hAnsiTheme="majorHAnsi" w:cstheme="majorHAnsi"/>
-          <w:color w:val="000000"/>
-          <w:sz w:val="20"/>
-          <w:szCs w:val="20"/>
-          <w:u w:color="000000"/>
-        </w:rPr>
-        <w:t xml:space="preserve">, S., The Impact of Social Insurance on Household Debt, Red Rock Conference </w:t>
-      </w:r>
-    </w:p>
-    <w:p>
-      <w:pPr>
-        <w:autoSpaceDE w:val="0"/>
-        <w:autoSpaceDN w:val="0"/>
-        <w:adjustRightInd w:val="0"/>
-        <w:spacing w:after="80"/>
-        <w:rPr>
-          <w:rFonts w:asciiTheme="majorHAnsi" w:hAnsiTheme="majorHAnsi" w:cstheme="majorHAnsi"/>
-          <w:color w:val="000000"/>
-          <w:sz w:val="20"/>
-          <w:szCs w:val="20"/>
-          <w:u w:color="000000"/>
-        </w:rPr>
-      </w:pPr>
-      <w:r>
-        <w:rPr>
-          <w:rFonts w:asciiTheme="majorHAnsi" w:hAnsiTheme="majorHAnsi" w:cstheme="majorHAnsi"/>
-          <w:color w:val="000000"/>
-          <w:sz w:val="20"/>
-          <w:szCs w:val="20"/>
-          <w:u w:color="000000"/>
-        </w:rPr>
-        <w:t xml:space="preserve">Oehmke, R. and Opp M., Green Capital Requirements, ASU Conference </w:t>
-      </w:r>
-    </w:p>
-    <w:p>
-      <w:pPr>
-        <w:autoSpaceDE w:val="0"/>
-        <w:autoSpaceDN w:val="0"/>
-        <w:adjustRightInd w:val="0"/>
-        <w:spacing w:after="80"/>
-        <w:rPr>
-          <w:rFonts w:asciiTheme="majorHAnsi" w:hAnsiTheme="majorHAnsi" w:cstheme="majorHAnsi"/>
-          <w:color w:val="000000"/>
-          <w:sz w:val="20"/>
-          <w:szCs w:val="20"/>
-          <w:u w:color="000000"/>
-        </w:rPr>
-      </w:pPr>
-      <w:proofErr w:type="spellStart"/>
-      <w:r>
-        <w:rPr>
-          <w:rFonts w:asciiTheme="majorHAnsi" w:hAnsiTheme="majorHAnsi" w:cstheme="majorHAnsi"/>
-          <w:color w:val="000000"/>
-          <w:sz w:val="20"/>
-          <w:szCs w:val="20"/>
-          <w:u w:color="000000"/>
-        </w:rPr>
-        <w:t>Rampini</w:t>
-      </w:r>
-      <w:proofErr w:type="spellEnd"/>
-      <w:r>
-        <w:rPr>
-          <w:rFonts w:asciiTheme="majorHAnsi" w:hAnsiTheme="majorHAnsi" w:cstheme="majorHAnsi"/>
-          <w:color w:val="000000"/>
-          <w:sz w:val="20"/>
-          <w:szCs w:val="20"/>
-          <w:u w:color="000000"/>
-        </w:rPr>
-        <w:t xml:space="preserve">, A. and </w:t>
-      </w:r>
-      <w:r>
-        <w:rPr>
-          <w:rFonts w:asciiTheme="majorHAnsi" w:hAnsiTheme="majorHAnsi" w:cstheme="majorHAnsi"/>
-          <w:color w:val="000000"/>
-          <w:sz w:val="20"/>
-          <w:szCs w:val="20"/>
-          <w:u w:color="000000"/>
-        </w:rPr>
-        <w:t xml:space="preserve">V. </w:t>
-      </w:r>
-      <w:r>
-        <w:rPr>
-          <w:rFonts w:asciiTheme="majorHAnsi" w:hAnsiTheme="majorHAnsi" w:cstheme="majorHAnsi"/>
-          <w:color w:val="000000"/>
-          <w:sz w:val="20"/>
-          <w:szCs w:val="20"/>
-          <w:u w:color="000000"/>
-        </w:rPr>
-        <w:t xml:space="preserve">Viswanathan, Collateral and Secured Debt, AFA </w:t>
-      </w:r>
-    </w:p>
-    <w:p>
-      <w:pPr>
-        <w:autoSpaceDE w:val="0"/>
-        <w:autoSpaceDN w:val="0"/>
-        <w:adjustRightInd w:val="0"/>
-        <w:spacing w:after="80"/>
-        <w:rPr>
-          <w:rFonts w:asciiTheme="majorHAnsi" w:hAnsiTheme="majorHAnsi" w:cstheme="majorHAnsi"/>
-          <w:b/>
-          <w:bCs/>
-          <w:color w:val="000000"/>
-          <w:sz w:val="20"/>
-          <w:szCs w:val="20"/>
-          <w:u w:color="000000"/>
-        </w:rPr>
-      </w:pPr>
-      <w:r>
-        <w:rPr>
-          <w:rFonts w:asciiTheme="majorHAnsi" w:hAnsiTheme="majorHAnsi" w:cstheme="majorHAnsi"/>
-          <w:b/>
-          <w:bCs/>
-          <w:color w:val="000000"/>
-          <w:sz w:val="20"/>
-          <w:szCs w:val="20"/>
-          <w:u w:color="000000"/>
-        </w:rPr>
-        <w:t>2021</w:t>
-      </w:r>
-    </w:p>
-    <w:p>
-      <w:pPr>
-        <w:autoSpaceDE w:val="0"/>
-        <w:autoSpaceDN w:val="0"/>
-        <w:adjustRightInd w:val="0"/>
-        <w:spacing w:after="80"/>
-        <w:ind w:left="1440" w:hanging="1440"/>
-        <w:rPr>
-          <w:rFonts w:asciiTheme="majorHAnsi" w:hAnsiTheme="majorHAnsi" w:cstheme="majorHAnsi"/>
-          <w:color w:val="000000"/>
-          <w:sz w:val="20"/>
-          <w:szCs w:val="20"/>
-          <w:u w:color="000000"/>
-        </w:rPr>
-      </w:pPr>
-      <w:r>
-        <w:rPr>
-          <w:rFonts w:asciiTheme="majorHAnsi" w:hAnsiTheme="majorHAnsi" w:cstheme="majorHAnsi"/>
-          <w:color w:val="000000"/>
-          <w:sz w:val="20"/>
-          <w:szCs w:val="20"/>
-          <w:u w:color="000000"/>
-        </w:rPr>
-        <w:t xml:space="preserve">Ma, Y and </w:t>
-      </w:r>
-      <w:r>
-        <w:rPr>
-          <w:rFonts w:asciiTheme="majorHAnsi" w:hAnsiTheme="majorHAnsi" w:cstheme="majorHAnsi"/>
-          <w:color w:val="000000"/>
-          <w:sz w:val="20"/>
-          <w:szCs w:val="20"/>
-          <w:u w:color="000000"/>
-        </w:rPr>
-        <w:t xml:space="preserve">A. </w:t>
-      </w:r>
-      <w:r>
-        <w:rPr>
-          <w:rFonts w:asciiTheme="majorHAnsi" w:hAnsiTheme="majorHAnsi" w:cstheme="majorHAnsi"/>
-          <w:color w:val="000000"/>
-          <w:sz w:val="20"/>
-          <w:szCs w:val="20"/>
-          <w:u w:color="000000"/>
-        </w:rPr>
-        <w:t xml:space="preserve">Kermani, Two Tales of Debt, NBER SI Corporate Finance </w:t>
-      </w:r>
-    </w:p>
-    <w:p>
-      <w:pPr>
-        <w:autoSpaceDE w:val="0"/>
-        <w:autoSpaceDN w:val="0"/>
-        <w:adjustRightInd w:val="0"/>
-        <w:spacing w:after="80"/>
-        <w:ind w:left="1440" w:hanging="1440"/>
-        <w:rPr>
-          <w:rFonts w:asciiTheme="majorHAnsi" w:hAnsiTheme="majorHAnsi" w:cstheme="majorHAnsi"/>
-          <w:color w:val="000000"/>
-          <w:sz w:val="20"/>
-          <w:szCs w:val="20"/>
-          <w:u w:color="000000"/>
-        </w:rPr>
-      </w:pPr>
-      <w:r>
-        <w:rPr>
-          <w:rFonts w:asciiTheme="majorHAnsi" w:hAnsiTheme="majorHAnsi" w:cstheme="majorHAnsi"/>
-          <w:color w:val="000000"/>
-          <w:sz w:val="20"/>
-          <w:szCs w:val="20"/>
-          <w:u w:color="000000"/>
-        </w:rPr>
-        <w:t>Dav</w:t>
-      </w:r>
-      <w:r>
-        <w:rPr>
-          <w:rFonts w:asciiTheme="majorHAnsi" w:hAnsiTheme="majorHAnsi" w:cstheme="majorHAnsi"/>
-          <w:color w:val="000000"/>
-          <w:sz w:val="20"/>
-          <w:szCs w:val="20"/>
-          <w:u w:color="000000"/>
-        </w:rPr>
-        <w:t>i</w:t>
-      </w:r>
-      <w:r>
-        <w:rPr>
-          <w:rFonts w:asciiTheme="majorHAnsi" w:hAnsiTheme="majorHAnsi" w:cstheme="majorHAnsi"/>
-          <w:color w:val="000000"/>
-          <w:sz w:val="20"/>
-          <w:szCs w:val="20"/>
-          <w:u w:color="000000"/>
-        </w:rPr>
-        <w:t>l</w:t>
-      </w:r>
-      <w:r>
-        <w:rPr>
-          <w:rFonts w:asciiTheme="majorHAnsi" w:hAnsiTheme="majorHAnsi" w:cstheme="majorHAnsi"/>
-          <w:color w:val="000000"/>
-          <w:sz w:val="20"/>
-          <w:szCs w:val="20"/>
-          <w:u w:color="000000"/>
-        </w:rPr>
-        <w:t>a</w:t>
-      </w:r>
-      <w:r>
-        <w:rPr>
-          <w:rFonts w:asciiTheme="majorHAnsi" w:hAnsiTheme="majorHAnsi" w:cstheme="majorHAnsi"/>
-          <w:color w:val="000000"/>
-          <w:sz w:val="20"/>
-          <w:szCs w:val="20"/>
-          <w:u w:color="000000"/>
-        </w:rPr>
-        <w:t xml:space="preserve">, E. and </w:t>
-      </w:r>
-      <w:r>
-        <w:rPr>
-          <w:rFonts w:asciiTheme="majorHAnsi" w:hAnsiTheme="majorHAnsi" w:cstheme="majorHAnsi"/>
-          <w:color w:val="000000"/>
-          <w:sz w:val="20"/>
-          <w:szCs w:val="20"/>
-          <w:u w:color="000000"/>
-        </w:rPr>
-        <w:t xml:space="preserve">A. </w:t>
-      </w:r>
-      <w:r>
-        <w:rPr>
-          <w:rFonts w:asciiTheme="majorHAnsi" w:hAnsiTheme="majorHAnsi" w:cstheme="majorHAnsi"/>
-          <w:color w:val="000000"/>
-          <w:sz w:val="20"/>
-          <w:szCs w:val="20"/>
-          <w:u w:color="000000"/>
-        </w:rPr>
-        <w:t xml:space="preserve">Walther, Prudential Policy with Distorted Beliefs, MFS Spring </w:t>
+        <w:t xml:space="preserve">J. Davis and N. Gondhi, “Learning in Financial Markets: Implications for Debt-Equity Conflicts,” Wharton Conference on Liquidity and Financial Fragility </w:t>
       </w:r>
     </w:p>
     <w:p>
@@ -10015,57 +9949,7 @@
           <w:szCs w:val="20"/>
           <w:u w:color="000000"/>
         </w:rPr>
-        <w:t xml:space="preserve">Pavel, P. and </w:t>
-      </w:r>
-      <w:r>
-        <w:rPr>
-          <w:rFonts w:asciiTheme="majorHAnsi" w:hAnsiTheme="majorHAnsi" w:cstheme="majorHAnsi"/>
-          <w:color w:val="000000"/>
-          <w:sz w:val="20"/>
-          <w:szCs w:val="20"/>
-          <w:u w:color="000000"/>
-        </w:rPr>
-        <w:t xml:space="preserve">G. </w:t>
-      </w:r>
-      <w:r>
-        <w:rPr>
-          <w:rFonts w:asciiTheme="majorHAnsi" w:hAnsiTheme="majorHAnsi" w:cstheme="majorHAnsi"/>
-          <w:color w:val="000000"/>
-          <w:sz w:val="20"/>
-          <w:szCs w:val="20"/>
-          <w:u w:color="000000"/>
-        </w:rPr>
-        <w:t>Strobl, “</w:t>
-      </w:r>
-      <w:r>
-        <w:rPr>
-          <w:rFonts w:asciiTheme="majorHAnsi" w:hAnsiTheme="majorHAnsi" w:cstheme="majorHAnsi"/>
-          <w:color w:val="000000"/>
-          <w:sz w:val="20"/>
-          <w:szCs w:val="20"/>
-          <w:u w:color="000000"/>
-        </w:rPr>
-        <w:t>Lying to Speak the Truth: Selective Manipulation and Improved Information Transmissi</w:t>
-      </w:r>
-      <w:r>
-        <w:rPr>
-          <w:rFonts w:asciiTheme="majorHAnsi" w:hAnsiTheme="majorHAnsi" w:cstheme="majorHAnsi"/>
-          <w:color w:val="000000"/>
-          <w:sz w:val="20"/>
-          <w:szCs w:val="20"/>
-          <w:u w:color="000000"/>
-        </w:rPr>
-        <w:t>on,” RCFS</w:t>
-      </w:r>
-      <w:r>
-        <w:rPr>
-          <w:rFonts w:asciiTheme="majorHAnsi" w:hAnsiTheme="majorHAnsi" w:cstheme="majorHAnsi"/>
-          <w:color w:val="000000"/>
-          <w:sz w:val="20"/>
-          <w:szCs w:val="20"/>
-          <w:u w:color="000000"/>
-        </w:rPr>
-        <w:t xml:space="preserve"> Conference</w:t>
+        <w:t xml:space="preserve">M. Egan, G. Matvos, and A. Seru, “Arbitration with Uninformed Consumers,” NBER SI (Household Finance </w:t>
       </w:r>
     </w:p>
     <w:p>
@@ -10083,283 +9967,15 @@
           <w:u w:color="000000"/>
         </w:rPr>
       </w:pPr>
-      <w:proofErr w:type="spellStart"/>
-      <w:r>
-        <w:rPr>
-          <w:rFonts w:asciiTheme="majorHAnsi" w:hAnsiTheme="majorHAnsi" w:cstheme="majorHAnsi"/>
-          <w:color w:val="000000"/>
-          <w:sz w:val="20"/>
-          <w:szCs w:val="20"/>
-          <w:u w:color="000000"/>
-        </w:rPr>
-        <w:t>Gourier</w:t>
-      </w:r>
-      <w:proofErr w:type="spellEnd"/>
-      <w:r>
-        <w:rPr>
-          <w:rFonts w:asciiTheme="majorHAnsi" w:hAnsiTheme="majorHAnsi" w:cstheme="majorHAnsi"/>
-          <w:color w:val="000000"/>
-          <w:sz w:val="20"/>
-          <w:szCs w:val="20"/>
-          <w:u w:color="000000"/>
-        </w:rPr>
-        <w:t xml:space="preserve">, E., </w:t>
-      </w:r>
-      <w:r>
-        <w:rPr>
-          <w:rFonts w:asciiTheme="majorHAnsi" w:hAnsiTheme="majorHAnsi" w:cstheme="majorHAnsi"/>
-          <w:color w:val="000000"/>
-          <w:sz w:val="20"/>
-          <w:szCs w:val="20"/>
-          <w:u w:color="000000"/>
-        </w:rPr>
-        <w:t xml:space="preserve">L. </w:t>
-      </w:r>
-      <w:proofErr w:type="spellStart"/>
-      <w:r>
-        <w:rPr>
-          <w:rFonts w:asciiTheme="majorHAnsi" w:hAnsiTheme="majorHAnsi" w:cstheme="majorHAnsi"/>
-          <w:color w:val="000000"/>
-          <w:sz w:val="20"/>
-          <w:szCs w:val="20"/>
-          <w:u w:color="000000"/>
-        </w:rPr>
-        <w:t>Phalippou</w:t>
-      </w:r>
-      <w:proofErr w:type="spellEnd"/>
-      <w:r>
-        <w:rPr>
-          <w:rFonts w:asciiTheme="majorHAnsi" w:hAnsiTheme="majorHAnsi" w:cstheme="majorHAnsi"/>
-          <w:color w:val="000000"/>
-          <w:sz w:val="20"/>
-          <w:szCs w:val="20"/>
-          <w:u w:color="000000"/>
-        </w:rPr>
-        <w:t>, and</w:t>
-      </w:r>
-      <w:r>
-        <w:rPr>
-          <w:rFonts w:asciiTheme="majorHAnsi" w:hAnsiTheme="majorHAnsi" w:cstheme="majorHAnsi"/>
-          <w:color w:val="000000"/>
-          <w:sz w:val="20"/>
-          <w:szCs w:val="20"/>
-          <w:u w:color="000000"/>
-        </w:rPr>
-        <w:t xml:space="preserve"> M.</w:t>
-      </w:r>
-      <w:r>
-        <w:rPr>
-          <w:rFonts w:asciiTheme="majorHAnsi" w:hAnsiTheme="majorHAnsi" w:cstheme="majorHAnsi"/>
-          <w:color w:val="000000"/>
-          <w:sz w:val="20"/>
-          <w:szCs w:val="20"/>
-          <w:u w:color="000000"/>
-        </w:rPr>
-        <w:t xml:space="preserve"> </w:t>
-      </w:r>
-      <w:proofErr w:type="spellStart"/>
-      <w:r>
-        <w:rPr>
-          <w:rFonts w:asciiTheme="majorHAnsi" w:hAnsiTheme="majorHAnsi" w:cstheme="majorHAnsi"/>
-          <w:color w:val="000000"/>
-          <w:sz w:val="20"/>
-          <w:szCs w:val="20"/>
-          <w:u w:color="000000"/>
-        </w:rPr>
-        <w:t>Westerfield</w:t>
-      </w:r>
-      <w:proofErr w:type="spellEnd"/>
-      <w:r>
-        <w:rPr>
-          <w:rFonts w:asciiTheme="majorHAnsi" w:hAnsiTheme="majorHAnsi" w:cstheme="majorHAnsi"/>
-          <w:color w:val="000000"/>
-          <w:sz w:val="20"/>
-          <w:szCs w:val="20"/>
-          <w:u w:color="000000"/>
-        </w:rPr>
-        <w:t>, “Capital Commitment,” UCLA</w:t>
-      </w:r>
-      <w:r>
-        <w:rPr>
-          <w:rFonts w:asciiTheme="majorHAnsi" w:hAnsiTheme="majorHAnsi" w:cstheme="majorHAnsi"/>
-          <w:color w:val="000000"/>
-          <w:sz w:val="20"/>
-          <w:szCs w:val="20"/>
-          <w:u w:color="000000"/>
-        </w:rPr>
-        <w:t xml:space="preserve"> Conference</w:t>
-      </w:r>
-    </w:p>
-    <w:p>
-      <w:pPr>
-        <w:autoSpaceDE w:val="0"/>
-        <w:autoSpaceDN w:val="0"/>
-        <w:adjustRightInd w:val="0"/>
-        <w:spacing w:after="80"/>
-        <w:rPr>
-          <w:rFonts w:asciiTheme="majorHAnsi" w:hAnsiTheme="majorHAnsi" w:cstheme="majorHAnsi"/>
-          <w:b/>
-          <w:bCs/>
-          <w:color w:val="000000"/>
-          <w:sz w:val="20"/>
-          <w:szCs w:val="20"/>
-          <w:u w:color="000000"/>
-        </w:rPr>
-      </w:pPr>
-      <w:r>
-        <w:rPr>
-          <w:rFonts w:asciiTheme="majorHAnsi" w:hAnsiTheme="majorHAnsi" w:cstheme="majorHAnsi"/>
-          <w:b/>
-          <w:bCs/>
-          <w:color w:val="000000"/>
-          <w:sz w:val="20"/>
-          <w:szCs w:val="20"/>
-          <w:u w:color="000000"/>
-        </w:rPr>
-        <w:t>2020</w:t>
-      </w:r>
-    </w:p>
-    <w:p>
-      <w:pPr>
-        <w:autoSpaceDE w:val="0"/>
-        <w:autoSpaceDN w:val="0"/>
-        <w:adjustRightInd w:val="0"/>
-        <w:spacing w:after="80"/>
-        <w:rPr>
-          <w:rFonts w:asciiTheme="majorHAnsi" w:hAnsiTheme="majorHAnsi" w:cstheme="majorHAnsi"/>
-          <w:color w:val="000000"/>
-          <w:sz w:val="20"/>
-          <w:szCs w:val="20"/>
-          <w:u w:color="000000"/>
-        </w:rPr>
-      </w:pPr>
-      <w:r>
-        <w:rPr>
-          <w:rFonts w:asciiTheme="majorHAnsi" w:hAnsiTheme="majorHAnsi" w:cstheme="majorHAnsi"/>
-          <w:color w:val="000000"/>
-          <w:sz w:val="20"/>
-          <w:szCs w:val="20"/>
-          <w:u w:color="000000"/>
-        </w:rPr>
-        <w:t xml:space="preserve">K. Li and C. Tsou, </w:t>
-      </w:r>
-      <w:r>
-        <w:rPr>
-          <w:rFonts w:asciiTheme="majorHAnsi" w:hAnsiTheme="majorHAnsi" w:cstheme="majorHAnsi"/>
-          <w:color w:val="000000"/>
-          <w:sz w:val="20"/>
-          <w:szCs w:val="20"/>
-          <w:u w:color="000000"/>
-        </w:rPr>
-        <w:t>“Leasing as a Risk-Sharing Mechanism</w:t>
-      </w:r>
-      <w:r>
-        <w:rPr>
-          <w:rFonts w:asciiTheme="majorHAnsi" w:hAnsiTheme="majorHAnsi" w:cstheme="majorHAnsi"/>
-          <w:color w:val="000000"/>
-          <w:sz w:val="20"/>
-          <w:szCs w:val="20"/>
-          <w:u w:color="000000"/>
-        </w:rPr>
-        <w:t>,</w:t>
-      </w:r>
-      <w:r>
-        <w:rPr>
-          <w:rFonts w:asciiTheme="majorHAnsi" w:hAnsiTheme="majorHAnsi" w:cstheme="majorHAnsi"/>
-          <w:color w:val="000000"/>
-          <w:sz w:val="20"/>
-          <w:szCs w:val="20"/>
-          <w:u w:color="000000"/>
-        </w:rPr>
-        <w:t>”</w:t>
-      </w:r>
-      <w:r>
-        <w:rPr>
-          <w:rFonts w:asciiTheme="majorHAnsi" w:hAnsiTheme="majorHAnsi" w:cstheme="majorHAnsi"/>
-          <w:color w:val="000000"/>
-          <w:sz w:val="20"/>
-          <w:szCs w:val="20"/>
-          <w:u w:color="000000"/>
-        </w:rPr>
-        <w:t xml:space="preserve"> AFA</w:t>
-      </w:r>
-    </w:p>
-    <w:p>
-      <w:pPr>
-        <w:autoSpaceDE w:val="0"/>
-        <w:autoSpaceDN w:val="0"/>
-        <w:adjustRightInd w:val="0"/>
-        <w:spacing w:after="80"/>
-        <w:rPr>
-          <w:rFonts w:asciiTheme="majorHAnsi" w:hAnsiTheme="majorHAnsi" w:cstheme="majorHAnsi"/>
-          <w:b/>
-          <w:bCs/>
-          <w:color w:val="000000"/>
-          <w:sz w:val="20"/>
-          <w:szCs w:val="20"/>
-          <w:u w:color="000000"/>
-        </w:rPr>
-      </w:pPr>
-      <w:r>
-        <w:rPr>
-          <w:rFonts w:asciiTheme="majorHAnsi" w:hAnsiTheme="majorHAnsi" w:cstheme="majorHAnsi"/>
-          <w:b/>
-          <w:bCs/>
-          <w:color w:val="000000"/>
-          <w:sz w:val="20"/>
-          <w:szCs w:val="20"/>
-          <w:u w:color="000000"/>
-        </w:rPr>
-        <w:t>2019</w:t>
-      </w:r>
-    </w:p>
-    <w:p>
-      <w:pPr>
-        <w:autoSpaceDE w:val="0"/>
-        <w:autoSpaceDN w:val="0"/>
-        <w:adjustRightInd w:val="0"/>
-        <w:spacing w:after="80"/>
-        <w:rPr>
-          <w:rFonts w:asciiTheme="majorHAnsi" w:hAnsiTheme="majorHAnsi" w:cstheme="majorHAnsi"/>
-          <w:b/>
-          <w:bCs/>
-          <w:color w:val="000000"/>
-          <w:sz w:val="20"/>
-          <w:szCs w:val="20"/>
-          <w:u w:color="000000"/>
-        </w:rPr>
-      </w:pPr>
-      <w:r>
-        <w:rPr>
-          <w:rFonts w:asciiTheme="majorHAnsi" w:hAnsiTheme="majorHAnsi" w:cstheme="majorHAnsi"/>
-          <w:color w:val="000000"/>
-          <w:sz w:val="20"/>
-          <w:szCs w:val="20"/>
-          <w:u w:color="000000"/>
-        </w:rPr>
-        <w:t xml:space="preserve">J. Davis and N. </w:t>
-      </w:r>
-      <w:proofErr w:type="spellStart"/>
-      <w:r>
-        <w:rPr>
-          <w:rFonts w:asciiTheme="majorHAnsi" w:hAnsiTheme="majorHAnsi" w:cstheme="majorHAnsi"/>
-          <w:color w:val="000000"/>
-          <w:sz w:val="20"/>
-          <w:szCs w:val="20"/>
-          <w:u w:color="000000"/>
-        </w:rPr>
-        <w:t>Gondhi</w:t>
-      </w:r>
-      <w:proofErr w:type="spellEnd"/>
-      <w:r>
-        <w:rPr>
-          <w:rFonts w:asciiTheme="majorHAnsi" w:hAnsiTheme="majorHAnsi" w:cstheme="majorHAnsi"/>
-          <w:color w:val="000000"/>
-          <w:sz w:val="20"/>
-          <w:szCs w:val="20"/>
-          <w:u w:color="000000"/>
-        </w:rPr>
-        <w:t xml:space="preserve">, “Learning in Financial Markets: Implications for Debt-Equity Conflicts,” Wharton Conference on Liquidity and Financial Fragility </w:t>
+      <w:r>
+        <w:rPr>
+          <w:rFonts w:asciiTheme="majorHAnsi" w:hAnsiTheme="majorHAnsi" w:cstheme="majorHAnsi"/>
+          <w:color w:val="000000"/>
+          <w:sz w:val="20"/>
+          <w:szCs w:val="20"/>
+          <w:u w:color="000000"/>
+        </w:rPr>
+        <w:t xml:space="preserve">A. Rampini and S. Viswanathan, “Financing Insurance,” NBER SI (Macro, Money, and Financial Frictions) </w:t>
       </w:r>
     </w:p>
     <w:p>
@@ -10385,29 +10001,7 @@
           <w:szCs w:val="20"/>
           <w:u w:color="000000"/>
         </w:rPr>
-        <w:t xml:space="preserve">M. Egan, G. </w:t>
-      </w:r>
-      <w:proofErr w:type="spellStart"/>
-      <w:r>
-        <w:rPr>
-          <w:rFonts w:asciiTheme="majorHAnsi" w:hAnsiTheme="majorHAnsi" w:cstheme="majorHAnsi"/>
-          <w:color w:val="000000"/>
-          <w:sz w:val="20"/>
-          <w:szCs w:val="20"/>
-          <w:u w:color="000000"/>
-        </w:rPr>
-        <w:t>Matvos</w:t>
-      </w:r>
-      <w:proofErr w:type="spellEnd"/>
-      <w:r>
-        <w:rPr>
-          <w:rFonts w:asciiTheme="majorHAnsi" w:hAnsiTheme="majorHAnsi" w:cstheme="majorHAnsi"/>
-          <w:color w:val="000000"/>
-          <w:sz w:val="20"/>
-          <w:szCs w:val="20"/>
-          <w:u w:color="000000"/>
-        </w:rPr>
-        <w:t xml:space="preserve">, and A. Seru, “Arbitration with Uninformed Consumers,” NBER SI (Household Finance </w:t>
+        <w:t xml:space="preserve">V. Maurin, D. Robinson, and P. Stromberg, “A Theory of Liquidity in Private Equity,” LBS PE Symposium </w:t>
       </w:r>
     </w:p>
     <w:p>
@@ -10433,30 +10027,7 @@
           <w:szCs w:val="20"/>
           <w:u w:color="000000"/>
         </w:rPr>
-        <w:lastRenderedPageBreak/>
-        <w:t xml:space="preserve">A. </w:t>
-      </w:r>
-      <w:proofErr w:type="spellStart"/>
-      <w:r>
-        <w:rPr>
-          <w:rFonts w:asciiTheme="majorHAnsi" w:hAnsiTheme="majorHAnsi" w:cstheme="majorHAnsi"/>
-          <w:color w:val="000000"/>
-          <w:sz w:val="20"/>
-          <w:szCs w:val="20"/>
-          <w:u w:color="000000"/>
-        </w:rPr>
-        <w:t>Rampini</w:t>
-      </w:r>
-      <w:proofErr w:type="spellEnd"/>
-      <w:r>
-        <w:rPr>
-          <w:rFonts w:asciiTheme="majorHAnsi" w:hAnsiTheme="majorHAnsi" w:cstheme="majorHAnsi"/>
-          <w:color w:val="000000"/>
-          <w:sz w:val="20"/>
-          <w:szCs w:val="20"/>
-          <w:u w:color="000000"/>
-        </w:rPr>
-        <w:t xml:space="preserve"> and S. Viswanathan, “Financing Insurance,” NBER SI (Macro, Money, and Financial Frictions) </w:t>
+        <w:t xml:space="preserve">V. Asriyan, L. Laeven, and A. Martin: “Collateral Booms and Information Depletion,” Macro Finance Society </w:t>
       </w:r>
     </w:p>
     <w:p>
@@ -10482,7 +10053,7 @@
           <w:szCs w:val="20"/>
           <w:u w:color="000000"/>
         </w:rPr>
-        <w:t xml:space="preserve">V. Maurin, D. Robinson, and P. Stromberg, “A Theory of Liquidity in Private Equity,” LBS PE Symposium </w:t>
+        <w:t xml:space="preserve">M. Oehmke and A. Zawadowski: “The Tragedy of Complexity,” 2019 UNC-Duke Finance Conference </w:t>
       </w:r>
     </w:p>
     <w:p>
@@ -10508,29 +10079,7 @@
           <w:szCs w:val="20"/>
           <w:u w:color="000000"/>
         </w:rPr>
-        <w:t xml:space="preserve">V. Asriyan, L. </w:t>
-      </w:r>
-      <w:proofErr w:type="spellStart"/>
-      <w:r>
-        <w:rPr>
-          <w:rFonts w:asciiTheme="majorHAnsi" w:hAnsiTheme="majorHAnsi" w:cstheme="majorHAnsi"/>
-          <w:color w:val="000000"/>
-          <w:sz w:val="20"/>
-          <w:szCs w:val="20"/>
-          <w:u w:color="000000"/>
-        </w:rPr>
-        <w:t>Laeven</w:t>
-      </w:r>
-      <w:proofErr w:type="spellEnd"/>
-      <w:r>
-        <w:rPr>
-          <w:rFonts w:asciiTheme="majorHAnsi" w:hAnsiTheme="majorHAnsi" w:cstheme="majorHAnsi"/>
-          <w:color w:val="000000"/>
-          <w:sz w:val="20"/>
-          <w:szCs w:val="20"/>
-          <w:u w:color="000000"/>
-        </w:rPr>
-        <w:t xml:space="preserve">, and A. Martin: “Collateral Booms and Information Depletion,” Macro Finance Society </w:t>
+        <w:t xml:space="preserve">S. Infante and A. P. Vardoulakis: “Collateral Runs,” 2019 2nd STFM Conference </w:t>
       </w:r>
     </w:p>
     <w:p>
@@ -10556,29 +10105,36 @@
           <w:szCs w:val="20"/>
           <w:u w:color="000000"/>
         </w:rPr>
-        <w:t xml:space="preserve">M. Oehmke and A. </w:t>
-      </w:r>
-      <w:proofErr w:type="spellStart"/>
-      <w:r>
-        <w:rPr>
-          <w:rFonts w:asciiTheme="majorHAnsi" w:hAnsiTheme="majorHAnsi" w:cstheme="majorHAnsi"/>
-          <w:color w:val="000000"/>
-          <w:sz w:val="20"/>
-          <w:szCs w:val="20"/>
-          <w:u w:color="000000"/>
-        </w:rPr>
-        <w:t>Zawadowski</w:t>
-      </w:r>
-      <w:proofErr w:type="spellEnd"/>
-      <w:r>
-        <w:rPr>
-          <w:rFonts w:asciiTheme="majorHAnsi" w:hAnsiTheme="majorHAnsi" w:cstheme="majorHAnsi"/>
-          <w:color w:val="000000"/>
-          <w:sz w:val="20"/>
-          <w:szCs w:val="20"/>
-          <w:u w:color="000000"/>
-        </w:rPr>
-        <w:t xml:space="preserve">: “The Tragedy of Complexity,” 2019 UNC-Duke Finance Conference </w:t>
+        <w:t xml:space="preserve">E. Dimson, O. Karakaş and X. Lia: “Coordinated Engagements,” 2019 AFA </w:t>
+      </w:r>
+    </w:p>
+    <w:p>
+      <w:pPr>
+        <w:autoSpaceDE w:val="0"/>
+        <w:autoSpaceDN w:val="0"/>
+        <w:adjustRightInd w:val="0"/>
+        <w:spacing w:after="80"/>
+        <w:rPr>
+          <w:rFonts w:asciiTheme="majorHAnsi" w:hAnsiTheme="majorHAnsi" w:cstheme="majorHAnsi"/>
+          <w:b/>
+          <w:bCs/>
+          <w:color w:val="000000"/>
+          <w:sz w:val="20"/>
+          <w:szCs w:val="20"/>
+          <w:u w:color="000000"/>
+        </w:rPr>
+      </w:pPr>
+      <w:r>
+        <w:rPr>
+          <w:rFonts w:asciiTheme="majorHAnsi" w:hAnsiTheme="majorHAnsi" w:cstheme="majorHAnsi"/>
+          <w:b/>
+          <w:bCs/>
+          <w:color w:val="000000"/>
+          <w:sz w:val="20"/>
+          <w:szCs w:val="20"/>
+          <w:u w:color="000000"/>
+        </w:rPr>
+        <w:t>2018</w:t>
       </w:r>
     </w:p>
     <w:p>
@@ -10604,7 +10160,7 @@
           <w:szCs w:val="20"/>
           <w:u w:color="000000"/>
         </w:rPr>
-        <w:t xml:space="preserve">S. Infante and A. P. Vardoulakis: “Collateral Runs,” 2019 2nd STFM Conference </w:t>
+        <w:t xml:space="preserve">R. Thakor and R. Merton: “Trust in Lending,” Miami Behavioral Finance Conference </w:t>
       </w:r>
     </w:p>
     <w:p>
@@ -10630,36 +10186,7 @@
           <w:szCs w:val="20"/>
           <w:u w:color="000000"/>
         </w:rPr>
-        <w:t xml:space="preserve">E. Dimson, O. Karakaş and X. Lia: “Coordinated Engagements,” 2019 AFA </w:t>
-      </w:r>
-    </w:p>
-    <w:p>
-      <w:pPr>
-        <w:autoSpaceDE w:val="0"/>
-        <w:autoSpaceDN w:val="0"/>
-        <w:adjustRightInd w:val="0"/>
-        <w:spacing w:after="80"/>
-        <w:rPr>
-          <w:rFonts w:asciiTheme="majorHAnsi" w:hAnsiTheme="majorHAnsi" w:cstheme="majorHAnsi"/>
-          <w:b/>
-          <w:bCs/>
-          <w:color w:val="000000"/>
-          <w:sz w:val="20"/>
-          <w:szCs w:val="20"/>
-          <w:u w:color="000000"/>
-        </w:rPr>
-      </w:pPr>
-      <w:r>
-        <w:rPr>
-          <w:rFonts w:asciiTheme="majorHAnsi" w:hAnsiTheme="majorHAnsi" w:cstheme="majorHAnsi"/>
-          <w:b/>
-          <w:bCs/>
-          <w:color w:val="000000"/>
-          <w:sz w:val="20"/>
-          <w:szCs w:val="20"/>
-          <w:u w:color="000000"/>
-        </w:rPr>
-        <w:t>2018</w:t>
+        <w:t xml:space="preserve">M. Burkart and H. Zhong: “Equity Issuance Methods and Dilution,” EuroFIT </w:t>
       </w:r>
     </w:p>
     <w:p>
@@ -10685,83 +10212,9 @@
           <w:szCs w:val="20"/>
           <w:u w:color="000000"/>
         </w:rPr>
-        <w:t xml:space="preserve">R. Thakor and R. Merton: “Trust in Lending,” Miami Behavioral Finance Conference </w:t>
-      </w:r>
-    </w:p>
-    <w:p>
-      <w:pPr>
-        <w:autoSpaceDE w:val="0"/>
-        <w:autoSpaceDN w:val="0"/>
-        <w:adjustRightInd w:val="0"/>
-        <w:spacing w:after="80"/>
-        <w:ind w:left="720" w:hanging="720"/>
-        <w:rPr>
-          <w:rFonts w:asciiTheme="majorHAnsi" w:hAnsiTheme="majorHAnsi" w:cstheme="majorHAnsi"/>
-          <w:color w:val="000000"/>
-          <w:sz w:val="20"/>
-          <w:szCs w:val="20"/>
-          <w:u w:color="000000"/>
-        </w:rPr>
-      </w:pPr>
-      <w:r>
-        <w:rPr>
-          <w:rFonts w:asciiTheme="majorHAnsi" w:hAnsiTheme="majorHAnsi" w:cstheme="majorHAnsi"/>
-          <w:color w:val="000000"/>
-          <w:sz w:val="20"/>
-          <w:szCs w:val="20"/>
-          <w:u w:color="000000"/>
-        </w:rPr>
-        <w:t xml:space="preserve">M. Burkart and H. Zhong: “Equity Issuance Methods and Dilution,” </w:t>
-      </w:r>
-      <w:proofErr w:type="spellStart"/>
-      <w:r>
-        <w:rPr>
-          <w:rFonts w:asciiTheme="majorHAnsi" w:hAnsiTheme="majorHAnsi" w:cstheme="majorHAnsi"/>
-          <w:color w:val="000000"/>
-          <w:sz w:val="20"/>
-          <w:szCs w:val="20"/>
-          <w:u w:color="000000"/>
-        </w:rPr>
-        <w:t>EuroFIT</w:t>
-      </w:r>
-      <w:proofErr w:type="spellEnd"/>
-      <w:r>
-        <w:rPr>
-          <w:rFonts w:asciiTheme="majorHAnsi" w:hAnsiTheme="majorHAnsi" w:cstheme="majorHAnsi"/>
-          <w:color w:val="000000"/>
-          <w:sz w:val="20"/>
-          <w:szCs w:val="20"/>
-          <w:u w:color="000000"/>
-        </w:rPr>
-        <w:t xml:space="preserve"> </w:t>
-      </w:r>
-    </w:p>
-    <w:p>
-      <w:pPr>
-        <w:autoSpaceDE w:val="0"/>
-        <w:autoSpaceDN w:val="0"/>
-        <w:adjustRightInd w:val="0"/>
-        <w:spacing w:after="80"/>
-        <w:ind w:left="720" w:hanging="720"/>
-        <w:rPr>
-          <w:rFonts w:asciiTheme="majorHAnsi" w:hAnsiTheme="majorHAnsi" w:cstheme="majorHAnsi"/>
-          <w:color w:val="000000"/>
-          <w:sz w:val="20"/>
-          <w:szCs w:val="20"/>
-          <w:u w:color="000000"/>
-        </w:rPr>
-      </w:pPr>
-      <w:r>
-        <w:rPr>
-          <w:rFonts w:asciiTheme="majorHAnsi" w:hAnsiTheme="majorHAnsi" w:cstheme="majorHAnsi"/>
-          <w:color w:val="000000"/>
-          <w:sz w:val="20"/>
-          <w:szCs w:val="20"/>
-          <w:u w:color="000000"/>
-        </w:rPr>
         <w:t>B. Hartman-Glaser and B. Hébert: “</w:t>
       </w:r>
-      <w:hyperlink r:id="rId5" w:history="1">
+      <w:hyperlink r:id="rId6" w:history="1">
         <w:r>
           <w:rPr>
             <w:rFonts w:asciiTheme="majorHAnsi" w:hAnsiTheme="majorHAnsi" w:cstheme="majorHAnsi"/>
@@ -10906,29 +10359,7 @@
           <w:szCs w:val="20"/>
           <w:u w:color="000000"/>
         </w:rPr>
-        <w:t xml:space="preserve">A.D. Morrison and J. </w:t>
-      </w:r>
-      <w:proofErr w:type="spellStart"/>
-      <w:r>
-        <w:rPr>
-          <w:rFonts w:asciiTheme="majorHAnsi" w:hAnsiTheme="majorHAnsi" w:cstheme="majorHAnsi"/>
-          <w:color w:val="000000"/>
-          <w:sz w:val="20"/>
-          <w:szCs w:val="20"/>
-          <w:u w:color="000000"/>
-        </w:rPr>
-        <w:t>Thanassoulis</w:t>
-      </w:r>
-      <w:proofErr w:type="spellEnd"/>
-      <w:r>
-        <w:rPr>
-          <w:rFonts w:asciiTheme="majorHAnsi" w:hAnsiTheme="majorHAnsi" w:cstheme="majorHAnsi"/>
-          <w:color w:val="000000"/>
-          <w:sz w:val="20"/>
-          <w:szCs w:val="20"/>
-          <w:u w:color="000000"/>
-        </w:rPr>
-        <w:t>: “Ethical standards and cultural assimilation in financial services,” New Frontiers in Banking Research: from Corporate Governance to Risk Management</w:t>
+        <w:t>A.D. Morrison and J. Thanassoulis: “Ethical standards and cultural assimilation in financial services,” New Frontiers in Banking Research: from Corporate Governance to Risk Management</w:t>
       </w:r>
     </w:p>
     <w:p>
@@ -10980,29 +10411,7 @@
           <w:szCs w:val="20"/>
           <w:u w:color="000000"/>
         </w:rPr>
-        <w:t xml:space="preserve">M. </w:t>
-      </w:r>
-      <w:proofErr w:type="spellStart"/>
-      <w:r>
-        <w:rPr>
-          <w:rFonts w:asciiTheme="majorHAnsi" w:hAnsiTheme="majorHAnsi" w:cstheme="majorHAnsi"/>
-          <w:color w:val="000000"/>
-          <w:sz w:val="20"/>
-          <w:szCs w:val="20"/>
-          <w:u w:color="000000"/>
-        </w:rPr>
-        <w:t>Sockin</w:t>
-      </w:r>
-      <w:proofErr w:type="spellEnd"/>
-      <w:r>
-        <w:rPr>
-          <w:rFonts w:asciiTheme="majorHAnsi" w:hAnsiTheme="majorHAnsi" w:cstheme="majorHAnsi"/>
-          <w:color w:val="000000"/>
-          <w:sz w:val="20"/>
-          <w:szCs w:val="20"/>
-          <w:u w:color="000000"/>
-        </w:rPr>
-        <w:t xml:space="preserve"> and M. Zhang: “Delegated Learning in Asset Management,” AFA</w:t>
+        <w:t>M. Sockin and M. Zhang: “Delegated Learning in Asset Management,” AFA</w:t>
       </w:r>
     </w:p>
     <w:p>
@@ -11057,29 +10466,7 @@
           <w:szCs w:val="20"/>
           <w:u w:color="000000"/>
         </w:rPr>
-        <w:t xml:space="preserve">A. </w:t>
-      </w:r>
-      <w:proofErr w:type="spellStart"/>
-      <w:r>
-        <w:rPr>
-          <w:rFonts w:asciiTheme="majorHAnsi" w:hAnsiTheme="majorHAnsi" w:cstheme="majorHAnsi"/>
-          <w:color w:val="000000"/>
-          <w:sz w:val="20"/>
-          <w:szCs w:val="20"/>
-          <w:u w:color="000000"/>
-        </w:rPr>
-        <w:t>Bisin</w:t>
-      </w:r>
-      <w:proofErr w:type="spellEnd"/>
-      <w:r>
-        <w:rPr>
-          <w:rFonts w:asciiTheme="majorHAnsi" w:hAnsiTheme="majorHAnsi" w:cstheme="majorHAnsi"/>
-          <w:color w:val="000000"/>
-          <w:sz w:val="20"/>
-          <w:szCs w:val="20"/>
-          <w:u w:color="000000"/>
-        </w:rPr>
-        <w:t xml:space="preserve">, P. Gottardi, and G.L. Clementi: “Equilibrium Corporate Finance and Intermediation,” Barcelona GSE Summer Forum </w:t>
+        <w:t xml:space="preserve">A. Bisin, P. Gottardi, and G.L. Clementi: “Equilibrium Corporate Finance and Intermediation,” Barcelona GSE Summer Forum </w:t>
       </w:r>
     </w:p>
     <w:p>
@@ -11267,20 +10654,2295 @@
           <w:szCs w:val="20"/>
           <w:u w:color="000000"/>
         </w:rPr>
-        <w:t xml:space="preserve">P. Bond and H. Zhong: “Buying high and selling low: Stock repurchases and persistent asymmetric information,” </w:t>
-      </w:r>
-      <w:proofErr w:type="spellStart"/>
-      <w:r>
-        <w:rPr>
-          <w:rFonts w:asciiTheme="majorHAnsi" w:hAnsiTheme="majorHAnsi" w:cstheme="majorHAnsi"/>
-          <w:color w:val="000000"/>
-          <w:sz w:val="20"/>
-          <w:szCs w:val="20"/>
-          <w:u w:color="000000"/>
-        </w:rPr>
-        <w:t>OxFIT</w:t>
-      </w:r>
-      <w:proofErr w:type="spellEnd"/>
+        <w:t xml:space="preserve">P. Bond and H. Zhong: “Buying high and selling low: Stock repurchases and persistent asymmetric information,” OxFIT </w:t>
+      </w:r>
+    </w:p>
+    <w:p>
+      <w:pPr>
+        <w:autoSpaceDE w:val="0"/>
+        <w:autoSpaceDN w:val="0"/>
+        <w:adjustRightInd w:val="0"/>
+        <w:spacing w:after="80"/>
+        <w:ind w:left="720" w:hanging="720"/>
+        <w:rPr>
+          <w:rFonts w:asciiTheme="majorHAnsi" w:hAnsiTheme="majorHAnsi" w:cstheme="majorHAnsi"/>
+          <w:color w:val="000000"/>
+          <w:sz w:val="20"/>
+          <w:szCs w:val="20"/>
+          <w:u w:color="000000"/>
+        </w:rPr>
+      </w:pPr>
+      <w:r>
+        <w:rPr>
+          <w:rFonts w:asciiTheme="majorHAnsi" w:hAnsiTheme="majorHAnsi" w:cstheme="majorHAnsi"/>
+          <w:color w:val="000000"/>
+          <w:sz w:val="20"/>
+          <w:szCs w:val="20"/>
+          <w:u w:color="000000"/>
+        </w:rPr>
+        <w:t xml:space="preserve">C. Kahn and S. Fos: “Governance Through Threats of Interventions and Exit,” Cambridge Corporate Finance Theory Symposium </w:t>
+      </w:r>
+    </w:p>
+    <w:p>
+      <w:pPr>
+        <w:autoSpaceDE w:val="0"/>
+        <w:autoSpaceDN w:val="0"/>
+        <w:adjustRightInd w:val="0"/>
+        <w:spacing w:after="80"/>
+        <w:ind w:left="720" w:hanging="720"/>
+        <w:rPr>
+          <w:rFonts w:asciiTheme="majorHAnsi" w:hAnsiTheme="majorHAnsi" w:cstheme="majorHAnsi"/>
+          <w:color w:val="000000"/>
+          <w:sz w:val="20"/>
+          <w:szCs w:val="20"/>
+          <w:u w:color="000000"/>
+        </w:rPr>
+      </w:pPr>
+      <w:r>
+        <w:rPr>
+          <w:rFonts w:asciiTheme="majorHAnsi" w:hAnsiTheme="majorHAnsi" w:cstheme="majorHAnsi"/>
+          <w:color w:val="000000"/>
+          <w:sz w:val="20"/>
+          <w:szCs w:val="20"/>
+          <w:u w:color="000000"/>
+        </w:rPr>
+        <w:t>J. Zabojnik: “Stock Based Compensation Plans and Employee Incentives,” EFA</w:t>
+      </w:r>
+    </w:p>
+    <w:p>
+      <w:pPr>
+        <w:autoSpaceDE w:val="0"/>
+        <w:autoSpaceDN w:val="0"/>
+        <w:adjustRightInd w:val="0"/>
+        <w:spacing w:after="80"/>
+        <w:rPr>
+          <w:rFonts w:asciiTheme="majorHAnsi" w:hAnsiTheme="majorHAnsi" w:cstheme="majorHAnsi"/>
+          <w:b/>
+          <w:bCs/>
+          <w:color w:val="000000"/>
+          <w:sz w:val="20"/>
+          <w:szCs w:val="20"/>
+          <w:u w:color="000000"/>
+        </w:rPr>
+      </w:pPr>
+      <w:r>
+        <w:rPr>
+          <w:rFonts w:asciiTheme="majorHAnsi" w:hAnsiTheme="majorHAnsi" w:cstheme="majorHAnsi"/>
+          <w:b/>
+          <w:bCs/>
+          <w:color w:val="000000"/>
+          <w:sz w:val="20"/>
+          <w:szCs w:val="20"/>
+          <w:u w:color="000000"/>
+        </w:rPr>
+        <w:t>2014</w:t>
+      </w:r>
+    </w:p>
+    <w:p>
+      <w:pPr>
+        <w:autoSpaceDE w:val="0"/>
+        <w:autoSpaceDN w:val="0"/>
+        <w:adjustRightInd w:val="0"/>
+        <w:spacing w:after="80"/>
+        <w:ind w:left="720" w:hanging="720"/>
+        <w:rPr>
+          <w:rFonts w:asciiTheme="majorHAnsi" w:hAnsiTheme="majorHAnsi" w:cstheme="majorHAnsi"/>
+          <w:color w:val="000000"/>
+          <w:sz w:val="20"/>
+          <w:szCs w:val="20"/>
+          <w:u w:color="000000"/>
+        </w:rPr>
+      </w:pPr>
+      <w:r>
+        <w:rPr>
+          <w:rFonts w:asciiTheme="majorHAnsi" w:hAnsiTheme="majorHAnsi" w:cstheme="majorHAnsi"/>
+          <w:color w:val="000000"/>
+          <w:sz w:val="20"/>
+          <w:szCs w:val="20"/>
+          <w:u w:color="000000"/>
+        </w:rPr>
+        <w:t xml:space="preserve">C. Parlatore Siritto: “Fragility in Money Market Funds: Sponsor Support and Regulation,” OxFIT </w:t>
+      </w:r>
+    </w:p>
+    <w:p>
+      <w:pPr>
+        <w:autoSpaceDE w:val="0"/>
+        <w:autoSpaceDN w:val="0"/>
+        <w:adjustRightInd w:val="0"/>
+        <w:spacing w:after="80"/>
+        <w:ind w:left="720" w:hanging="720"/>
+        <w:rPr>
+          <w:rFonts w:asciiTheme="majorHAnsi" w:hAnsiTheme="majorHAnsi" w:cstheme="majorHAnsi"/>
+          <w:color w:val="000000"/>
+          <w:sz w:val="20"/>
+          <w:szCs w:val="20"/>
+          <w:u w:color="000000"/>
+        </w:rPr>
+      </w:pPr>
+      <w:r>
+        <w:rPr>
+          <w:rFonts w:asciiTheme="majorHAnsi" w:hAnsiTheme="majorHAnsi" w:cstheme="majorHAnsi"/>
+          <w:color w:val="000000"/>
+          <w:sz w:val="20"/>
+          <w:szCs w:val="20"/>
+          <w:u w:color="000000"/>
+        </w:rPr>
+        <w:t xml:space="preserve">C. Opp, M. Opp and M. Harris: </w:t>
+      </w:r>
+      <w:r>
+        <w:rPr>
+          <w:rFonts w:asciiTheme="majorHAnsi" w:hAnsiTheme="majorHAnsi" w:cstheme="majorHAnsi"/>
+          <w:color w:val="000000"/>
+          <w:sz w:val="20"/>
+          <w:szCs w:val="20"/>
+          <w:u w:color="000000"/>
+        </w:rPr>
+        <w:fldChar w:fldCharType="begin"/>
+      </w:r>
+      <w:r>
+        <w:rPr>
+          <w:rFonts w:asciiTheme="majorHAnsi" w:hAnsiTheme="majorHAnsi" w:cstheme="majorHAnsi"/>
+          <w:color w:val="000000"/>
+          <w:sz w:val="20"/>
+          <w:szCs w:val="20"/>
+          <w:u w:color="000000"/>
+        </w:rPr>
+        <w:instrText>HYPERLINK "http://ssrn.com/abstract=2181436"</w:instrText>
+      </w:r>
+      <w:r>
+        <w:rPr>
+          <w:rFonts w:asciiTheme="majorHAnsi" w:hAnsiTheme="majorHAnsi" w:cstheme="majorHAnsi"/>
+          <w:color w:val="000000"/>
+          <w:sz w:val="20"/>
+          <w:szCs w:val="20"/>
+          <w:u w:color="000000"/>
+        </w:rPr>
+      </w:r>
+      <w:r>
+        <w:rPr>
+          <w:rFonts w:asciiTheme="majorHAnsi" w:hAnsiTheme="majorHAnsi" w:cstheme="majorHAnsi"/>
+          <w:color w:val="000000"/>
+          <w:sz w:val="20"/>
+          <w:szCs w:val="20"/>
+          <w:u w:color="000000"/>
+        </w:rPr>
+        <w:fldChar w:fldCharType="separate"/>
+      </w:r>
+      <w:r>
+        <w:rPr>
+          <w:rFonts w:asciiTheme="majorHAnsi" w:hAnsiTheme="majorHAnsi" w:cstheme="majorHAnsi"/>
+          <w:color w:val="000000"/>
+          <w:sz w:val="20"/>
+          <w:szCs w:val="20"/>
+          <w:u w:color="000000"/>
+        </w:rPr>
+        <w:t xml:space="preserve">“Macroprudential Bank Capital Regulation in a Competitive Financial System,” WFA  </w:t>
+      </w:r>
+    </w:p>
+    <w:p>
+      <w:pPr>
+        <w:autoSpaceDE w:val="0"/>
+        <w:autoSpaceDN w:val="0"/>
+        <w:adjustRightInd w:val="0"/>
+        <w:spacing w:after="80"/>
+        <w:ind w:left="720" w:hanging="720"/>
+        <w:rPr>
+          <w:rFonts w:asciiTheme="majorHAnsi" w:hAnsiTheme="majorHAnsi" w:cstheme="majorHAnsi"/>
+          <w:color w:val="000000"/>
+          <w:sz w:val="20"/>
+          <w:szCs w:val="20"/>
+          <w:u w:color="000000"/>
+        </w:rPr>
+      </w:pPr>
+      <w:r>
+        <w:rPr>
+          <w:rFonts w:asciiTheme="majorHAnsi" w:hAnsiTheme="majorHAnsi" w:cstheme="majorHAnsi"/>
+          <w:color w:val="000000"/>
+          <w:sz w:val="20"/>
+          <w:szCs w:val="20"/>
+          <w:u w:color="000000"/>
+        </w:rPr>
+        <w:fldChar w:fldCharType="end"/>
+      </w:r>
+      <w:r>
+        <w:rPr>
+          <w:rFonts w:asciiTheme="majorHAnsi" w:hAnsiTheme="majorHAnsi" w:cstheme="majorHAnsi"/>
+          <w:color w:val="000000"/>
+          <w:sz w:val="20"/>
+          <w:szCs w:val="20"/>
+          <w:u w:color="000000"/>
+        </w:rPr>
+        <w:t>D. Levit and N. Malenko: “The Labor Market for Directors and Externalities in Corporate Governance,” FIRS</w:t>
+      </w:r>
+    </w:p>
+    <w:p>
+      <w:pPr>
+        <w:autoSpaceDE w:val="0"/>
+        <w:autoSpaceDN w:val="0"/>
+        <w:adjustRightInd w:val="0"/>
+        <w:spacing w:after="80"/>
+        <w:ind w:left="720" w:hanging="720"/>
+        <w:rPr>
+          <w:rFonts w:asciiTheme="majorHAnsi" w:hAnsiTheme="majorHAnsi" w:cstheme="majorHAnsi"/>
+          <w:color w:val="000000"/>
+          <w:sz w:val="20"/>
+          <w:szCs w:val="20"/>
+          <w:u w:color="000000"/>
+        </w:rPr>
+      </w:pPr>
+      <w:r>
+        <w:rPr>
+          <w:rFonts w:asciiTheme="majorHAnsi" w:hAnsiTheme="majorHAnsi" w:cstheme="majorHAnsi"/>
+          <w:color w:val="000000"/>
+          <w:sz w:val="20"/>
+          <w:szCs w:val="20"/>
+          <w:u w:color="000000"/>
+        </w:rPr>
+        <w:lastRenderedPageBreak/>
+        <w:t>W. Du, F. Yu, X. Yu: “Cultural Proximity and The Processing Of Financial Information,” LBS Summer Symposium</w:t>
+      </w:r>
+    </w:p>
+    <w:p>
+      <w:pPr>
+        <w:autoSpaceDE w:val="0"/>
+        <w:autoSpaceDN w:val="0"/>
+        <w:adjustRightInd w:val="0"/>
+        <w:spacing w:after="80"/>
+        <w:rPr>
+          <w:rFonts w:asciiTheme="majorHAnsi" w:hAnsiTheme="majorHAnsi" w:cstheme="majorHAnsi"/>
+          <w:b/>
+          <w:bCs/>
+          <w:color w:val="000000"/>
+          <w:sz w:val="20"/>
+          <w:szCs w:val="20"/>
+          <w:u w:color="000000"/>
+        </w:rPr>
+      </w:pPr>
+      <w:r>
+        <w:rPr>
+          <w:rFonts w:asciiTheme="majorHAnsi" w:hAnsiTheme="majorHAnsi" w:cstheme="majorHAnsi"/>
+          <w:b/>
+          <w:bCs/>
+          <w:color w:val="000000"/>
+          <w:sz w:val="20"/>
+          <w:szCs w:val="20"/>
+          <w:u w:color="000000"/>
+        </w:rPr>
+        <w:t>2013</w:t>
+      </w:r>
+    </w:p>
+    <w:p>
+      <w:pPr>
+        <w:autoSpaceDE w:val="0"/>
+        <w:autoSpaceDN w:val="0"/>
+        <w:adjustRightInd w:val="0"/>
+        <w:spacing w:after="80"/>
+        <w:ind w:left="720" w:hanging="720"/>
+        <w:rPr>
+          <w:rFonts w:asciiTheme="majorHAnsi" w:hAnsiTheme="majorHAnsi" w:cstheme="majorHAnsi"/>
+          <w:color w:val="000000"/>
+          <w:sz w:val="20"/>
+          <w:szCs w:val="20"/>
+          <w:u w:color="000000"/>
+        </w:rPr>
+      </w:pPr>
+      <w:r>
+        <w:rPr>
+          <w:rFonts w:asciiTheme="majorHAnsi" w:hAnsiTheme="majorHAnsi" w:cstheme="majorHAnsi"/>
+          <w:color w:val="000000"/>
+          <w:sz w:val="20"/>
+          <w:szCs w:val="20"/>
+          <w:u w:color="000000"/>
+        </w:rPr>
+        <w:t xml:space="preserve">N. Gantchev and P. Jotikasthira: “Hedge Fund Activism: Do They Take Cues From Institutional Exit?” FIRS </w:t>
+      </w:r>
+    </w:p>
+    <w:p>
+      <w:pPr>
+        <w:autoSpaceDE w:val="0"/>
+        <w:autoSpaceDN w:val="0"/>
+        <w:adjustRightInd w:val="0"/>
+        <w:spacing w:after="80"/>
+        <w:ind w:hanging="720"/>
+        <w:rPr>
+          <w:rFonts w:asciiTheme="majorHAnsi" w:hAnsiTheme="majorHAnsi" w:cstheme="majorHAnsi"/>
+          <w:color w:val="000000"/>
+          <w:sz w:val="20"/>
+          <w:szCs w:val="20"/>
+          <w:u w:color="000000"/>
+        </w:rPr>
+      </w:pPr>
+    </w:p>
+    <w:p>
+      <w:pPr>
+        <w:autoSpaceDE w:val="0"/>
+        <w:autoSpaceDN w:val="0"/>
+        <w:adjustRightInd w:val="0"/>
+        <w:spacing w:after="80"/>
+        <w:rPr>
+          <w:rFonts w:asciiTheme="majorHAnsi" w:hAnsiTheme="majorHAnsi" w:cstheme="majorHAnsi"/>
+          <w:b/>
+          <w:bCs/>
+          <w:color w:val="000000"/>
+          <w:sz w:val="20"/>
+          <w:szCs w:val="20"/>
+          <w:u w:color="000000"/>
+        </w:rPr>
+      </w:pPr>
+      <w:r>
+        <w:rPr>
+          <w:rFonts w:asciiTheme="majorHAnsi" w:hAnsiTheme="majorHAnsi" w:cstheme="majorHAnsi"/>
+          <w:b/>
+          <w:bCs/>
+          <w:color w:val="000000"/>
+          <w:sz w:val="20"/>
+          <w:szCs w:val="20"/>
+          <w:u w:color="000000"/>
+        </w:rPr>
+        <w:t>REFEREE WORK</w:t>
+      </w:r>
+    </w:p>
+    <w:p>
+      <w:pPr>
+        <w:autoSpaceDE w:val="0"/>
+        <w:autoSpaceDN w:val="0"/>
+        <w:adjustRightInd w:val="0"/>
+        <w:spacing w:after="80"/>
+        <w:rPr>
+          <w:rFonts w:asciiTheme="majorHAnsi" w:hAnsiTheme="majorHAnsi" w:cstheme="majorHAnsi"/>
+          <w:color w:val="000000"/>
+          <w:sz w:val="20"/>
+          <w:szCs w:val="20"/>
+          <w:u w:color="000000"/>
+        </w:rPr>
+      </w:pPr>
+      <w:r>
+        <w:rPr>
+          <w:rFonts w:asciiTheme="majorHAnsi" w:hAnsiTheme="majorHAnsi" w:cstheme="majorHAnsi"/>
+          <w:color w:val="000000"/>
+          <w:sz w:val="20"/>
+          <w:szCs w:val="20"/>
+          <w:u w:color="000000"/>
+        </w:rPr>
+        <w:t xml:space="preserve">American Economic Review, Econometrica, </w:t>
+      </w:r>
+      <w:r>
+        <w:rPr>
+          <w:rFonts w:asciiTheme="majorHAnsi" w:hAnsiTheme="majorHAnsi" w:cstheme="majorHAnsi"/>
+          <w:color w:val="000000"/>
+          <w:sz w:val="20"/>
+          <w:szCs w:val="20"/>
+          <w:u w:color="000000"/>
+        </w:rPr>
+        <w:t xml:space="preserve">Economic Journal, </w:t>
+      </w:r>
+      <w:r>
+        <w:rPr>
+          <w:rFonts w:asciiTheme="majorHAnsi" w:hAnsiTheme="majorHAnsi" w:cstheme="majorHAnsi"/>
+          <w:color w:val="000000"/>
+          <w:sz w:val="20"/>
+          <w:szCs w:val="20"/>
+          <w:u w:color="000000"/>
+        </w:rPr>
+        <w:t xml:space="preserve">Games and Economics Behavior, Journal of Banking and Finance, Journal of Corporate Finance, Journal of Economics Theory, Journal of European Economics Association, Journal of Financial and Quantitative Analysis, Journal of Financial Economics, Journal of Finance, Journal of Financial Intermediation, Journal of Legal Studies, </w:t>
+      </w:r>
+      <w:r>
+        <w:rPr>
+          <w:rFonts w:asciiTheme="majorHAnsi" w:hAnsiTheme="majorHAnsi" w:cstheme="majorHAnsi"/>
+          <w:color w:val="000000"/>
+          <w:sz w:val="20"/>
+          <w:szCs w:val="20"/>
+          <w:u w:color="000000"/>
+        </w:rPr>
+        <w:t xml:space="preserve">Journal of Political Economy, </w:t>
+      </w:r>
+      <w:r>
+        <w:rPr>
+          <w:rFonts w:asciiTheme="majorHAnsi" w:hAnsiTheme="majorHAnsi" w:cstheme="majorHAnsi"/>
+          <w:color w:val="000000"/>
+          <w:sz w:val="20"/>
+          <w:szCs w:val="20"/>
+          <w:u w:color="000000"/>
+        </w:rPr>
+        <w:t>Management Science,</w:t>
+      </w:r>
+      <w:r>
+        <w:rPr>
+          <w:rFonts w:asciiTheme="majorHAnsi" w:hAnsiTheme="majorHAnsi" w:cstheme="majorHAnsi"/>
+          <w:color w:val="000000"/>
+          <w:sz w:val="20"/>
+          <w:szCs w:val="20"/>
+          <w:u w:color="000000"/>
+        </w:rPr>
+        <w:t xml:space="preserve"> Review of Corporate Finance Studies,</w:t>
+      </w:r>
+      <w:r>
+        <w:rPr>
+          <w:rFonts w:asciiTheme="majorHAnsi" w:hAnsiTheme="majorHAnsi" w:cstheme="majorHAnsi"/>
+          <w:color w:val="000000"/>
+          <w:sz w:val="20"/>
+          <w:szCs w:val="20"/>
+          <w:u w:color="000000"/>
+        </w:rPr>
+        <w:t xml:space="preserve"> Review of Financial Studies, Review of Finance, Review of Economic Studies, Theoretical Economics</w:t>
+      </w:r>
+    </w:p>
+    <w:p>
+      <w:pPr>
+        <w:autoSpaceDE w:val="0"/>
+        <w:autoSpaceDN w:val="0"/>
+        <w:adjustRightInd w:val="0"/>
+        <w:spacing w:after="80"/>
+        <w:rPr>
+          <w:rFonts w:asciiTheme="majorHAnsi" w:hAnsiTheme="majorHAnsi" w:cstheme="majorHAnsi"/>
+          <w:color w:val="000000"/>
+          <w:sz w:val="20"/>
+          <w:szCs w:val="20"/>
+          <w:u w:color="000000"/>
+        </w:rPr>
+      </w:pPr>
+    </w:p>
+    <w:p>
+      <w:pPr>
+        <w:autoSpaceDE w:val="0"/>
+        <w:autoSpaceDN w:val="0"/>
+        <w:adjustRightInd w:val="0"/>
+        <w:spacing w:after="80"/>
+        <w:rPr>
+          <w:rFonts w:asciiTheme="majorHAnsi" w:hAnsiTheme="majorHAnsi" w:cstheme="majorHAnsi"/>
+          <w:color w:val="000000"/>
+          <w:sz w:val="20"/>
+          <w:szCs w:val="20"/>
+          <w:u w:color="000000"/>
+        </w:rPr>
+      </w:pPr>
+      <w:r>
+        <w:rPr>
+          <w:rFonts w:asciiTheme="majorHAnsi" w:hAnsiTheme="majorHAnsi" w:cstheme="majorHAnsi"/>
+          <w:b/>
+          <w:bCs/>
+          <w:color w:val="000000"/>
+          <w:sz w:val="20"/>
+          <w:szCs w:val="20"/>
+          <w:u w:color="000000"/>
+        </w:rPr>
+        <w:t>BOARDS</w:t>
+      </w:r>
+    </w:p>
+    <w:p>
+      <w:pPr>
+        <w:autoSpaceDE w:val="0"/>
+        <w:autoSpaceDN w:val="0"/>
+        <w:adjustRightInd w:val="0"/>
+        <w:spacing w:after="80"/>
+        <w:rPr>
+          <w:rFonts w:asciiTheme="majorHAnsi" w:hAnsiTheme="majorHAnsi" w:cstheme="majorHAnsi"/>
+          <w:color w:val="000000"/>
+          <w:sz w:val="20"/>
+          <w:szCs w:val="20"/>
+          <w:u w:color="000000"/>
+        </w:rPr>
+      </w:pPr>
+      <w:r>
+        <w:rPr>
+          <w:rFonts w:asciiTheme="majorHAnsi" w:hAnsiTheme="majorHAnsi" w:cstheme="majorHAnsi"/>
+          <w:color w:val="000000"/>
+          <w:sz w:val="20"/>
+          <w:szCs w:val="20"/>
+          <w:u w:color="000000"/>
+        </w:rPr>
+        <w:t>Financial Intermediation Research Society (2021</w:t>
+      </w:r>
+      <w:r>
+        <w:rPr>
+          <w:rFonts w:asciiTheme="majorHAnsi" w:hAnsiTheme="majorHAnsi" w:cstheme="majorHAnsi"/>
+          <w:color w:val="000000"/>
+          <w:sz w:val="20"/>
+          <w:szCs w:val="20"/>
+          <w:u w:color="000000"/>
+        </w:rPr>
+        <w:t>-2024</w:t>
+      </w:r>
+      <w:r>
+        <w:rPr>
+          <w:rFonts w:asciiTheme="majorHAnsi" w:hAnsiTheme="majorHAnsi" w:cstheme="majorHAnsi"/>
+          <w:color w:val="000000"/>
+          <w:sz w:val="20"/>
+          <w:szCs w:val="20"/>
+          <w:u w:color="000000"/>
+        </w:rPr>
+        <w:t>)</w:t>
+      </w:r>
+    </w:p>
+    <w:p>
+      <w:pPr>
+        <w:autoSpaceDE w:val="0"/>
+        <w:autoSpaceDN w:val="0"/>
+        <w:adjustRightInd w:val="0"/>
+        <w:spacing w:after="80"/>
+        <w:rPr>
+          <w:rFonts w:asciiTheme="majorHAnsi" w:hAnsiTheme="majorHAnsi" w:cstheme="majorHAnsi"/>
+          <w:color w:val="000000"/>
+          <w:sz w:val="20"/>
+          <w:szCs w:val="20"/>
+          <w:u w:color="000000"/>
+        </w:rPr>
+      </w:pPr>
+      <w:r>
+        <w:rPr>
+          <w:rFonts w:asciiTheme="majorHAnsi" w:hAnsiTheme="majorHAnsi" w:cstheme="majorHAnsi"/>
+          <w:color w:val="000000"/>
+          <w:sz w:val="20"/>
+          <w:szCs w:val="20"/>
+          <w:u w:color="000000"/>
+        </w:rPr>
+        <w:t>Finance Theory Group (202</w:t>
+      </w:r>
+      <w:r>
+        <w:rPr>
+          <w:rFonts w:asciiTheme="majorHAnsi" w:hAnsiTheme="majorHAnsi" w:cstheme="majorHAnsi"/>
+          <w:color w:val="000000"/>
+          <w:sz w:val="20"/>
+          <w:szCs w:val="20"/>
+          <w:u w:color="000000"/>
+        </w:rPr>
+        <w:t>0</w:t>
+      </w:r>
+      <w:r>
+        <w:rPr>
+          <w:rFonts w:asciiTheme="majorHAnsi" w:hAnsiTheme="majorHAnsi" w:cstheme="majorHAnsi"/>
+          <w:color w:val="000000"/>
+          <w:sz w:val="20"/>
+          <w:szCs w:val="20"/>
+          <w:u w:color="000000"/>
+        </w:rPr>
+        <w:t>-2023</w:t>
+      </w:r>
+      <w:r>
+        <w:rPr>
+          <w:rFonts w:asciiTheme="majorHAnsi" w:hAnsiTheme="majorHAnsi" w:cstheme="majorHAnsi"/>
+          <w:color w:val="000000"/>
+          <w:sz w:val="20"/>
+          <w:szCs w:val="20"/>
+          <w:u w:color="000000"/>
+        </w:rPr>
+        <w:t>)</w:t>
+      </w:r>
+    </w:p>
+    <w:p>
+      <w:pPr>
+        <w:autoSpaceDE w:val="0"/>
+        <w:autoSpaceDN w:val="0"/>
+        <w:adjustRightInd w:val="0"/>
+        <w:spacing w:after="80"/>
+        <w:rPr>
+          <w:rFonts w:asciiTheme="majorHAnsi" w:hAnsiTheme="majorHAnsi" w:cstheme="majorHAnsi"/>
+          <w:color w:val="000000"/>
+          <w:sz w:val="20"/>
+          <w:szCs w:val="20"/>
+          <w:u w:color="000000"/>
+        </w:rPr>
+      </w:pPr>
+      <w:r>
+        <w:rPr>
+          <w:rFonts w:asciiTheme="majorHAnsi" w:hAnsiTheme="majorHAnsi" w:cstheme="majorHAnsi"/>
+          <w:color w:val="000000"/>
+          <w:sz w:val="20"/>
+          <w:szCs w:val="20"/>
+          <w:u w:color="000000"/>
+        </w:rPr>
+        <w:t>Macro Finance Society (since 2021)</w:t>
+      </w:r>
+    </w:p>
+    <w:p>
+      <w:pPr>
+        <w:autoSpaceDE w:val="0"/>
+        <w:autoSpaceDN w:val="0"/>
+        <w:adjustRightInd w:val="0"/>
+        <w:spacing w:after="80"/>
+        <w:rPr>
+          <w:rFonts w:asciiTheme="majorHAnsi" w:hAnsiTheme="majorHAnsi" w:cstheme="majorHAnsi"/>
+          <w:color w:val="000000"/>
+          <w:sz w:val="20"/>
+          <w:szCs w:val="20"/>
+          <w:u w:color="000000"/>
+        </w:rPr>
+      </w:pPr>
+    </w:p>
+    <w:p>
+      <w:pPr>
+        <w:autoSpaceDE w:val="0"/>
+        <w:autoSpaceDN w:val="0"/>
+        <w:adjustRightInd w:val="0"/>
+        <w:spacing w:after="80"/>
+        <w:rPr>
+          <w:rFonts w:asciiTheme="majorHAnsi" w:hAnsiTheme="majorHAnsi" w:cstheme="majorHAnsi"/>
+          <w:b/>
+          <w:bCs/>
+          <w:color w:val="000000"/>
+          <w:sz w:val="20"/>
+          <w:szCs w:val="20"/>
+          <w:u w:color="000000"/>
+        </w:rPr>
+      </w:pPr>
+      <w:r>
+        <w:rPr>
+          <w:rFonts w:asciiTheme="majorHAnsi" w:hAnsiTheme="majorHAnsi" w:cstheme="majorHAnsi"/>
+          <w:b/>
+          <w:bCs/>
+          <w:color w:val="000000"/>
+          <w:sz w:val="20"/>
+          <w:szCs w:val="20"/>
+          <w:u w:color="000000"/>
+        </w:rPr>
+        <w:t>PANELS</w:t>
+      </w:r>
+    </w:p>
+    <w:p>
+      <w:pPr>
+        <w:autoSpaceDE w:val="0"/>
+        <w:autoSpaceDN w:val="0"/>
+        <w:adjustRightInd w:val="0"/>
+        <w:spacing w:after="80"/>
+        <w:rPr>
+          <w:rFonts w:asciiTheme="majorHAnsi" w:hAnsiTheme="majorHAnsi" w:cstheme="majorHAnsi"/>
+          <w:color w:val="000000"/>
+          <w:sz w:val="20"/>
+          <w:szCs w:val="20"/>
+          <w:u w:color="000000"/>
+        </w:rPr>
+      </w:pPr>
+      <w:r>
+        <w:rPr>
+          <w:rFonts w:asciiTheme="majorHAnsi" w:hAnsiTheme="majorHAnsi" w:cstheme="majorHAnsi"/>
+          <w:color w:val="000000"/>
+          <w:sz w:val="20"/>
+          <w:szCs w:val="20"/>
+          <w:u w:color="000000"/>
+        </w:rPr>
+        <w:t>Early Career Women in Finance Conference at the WFA (</w:t>
+      </w:r>
+      <w:r>
+        <w:rPr>
+          <w:rFonts w:asciiTheme="majorHAnsi" w:hAnsiTheme="majorHAnsi" w:cstheme="majorHAnsi"/>
+          <w:color w:val="000000"/>
+          <w:sz w:val="20"/>
+          <w:szCs w:val="20"/>
+          <w:u w:color="000000"/>
+        </w:rPr>
+        <w:t>2025</w:t>
+      </w:r>
+      <w:r>
+        <w:rPr>
+          <w:rFonts w:asciiTheme="majorHAnsi" w:hAnsiTheme="majorHAnsi" w:cstheme="majorHAnsi"/>
+          <w:color w:val="000000"/>
+          <w:sz w:val="20"/>
+          <w:szCs w:val="20"/>
+          <w:u w:color="000000"/>
+        </w:rPr>
+        <w:t xml:space="preserve">) </w:t>
+      </w:r>
+    </w:p>
+    <w:p>
+      <w:pPr>
+        <w:autoSpaceDE w:val="0"/>
+        <w:autoSpaceDN w:val="0"/>
+        <w:adjustRightInd w:val="0"/>
+        <w:spacing w:after="80"/>
+        <w:rPr>
+          <w:rFonts w:asciiTheme="majorHAnsi" w:hAnsiTheme="majorHAnsi" w:cstheme="majorHAnsi"/>
+          <w:color w:val="000000"/>
+          <w:sz w:val="20"/>
+          <w:szCs w:val="20"/>
+          <w:u w:color="000000"/>
+        </w:rPr>
+      </w:pPr>
+      <w:r>
+        <w:rPr>
+          <w:rFonts w:asciiTheme="majorHAnsi" w:hAnsiTheme="majorHAnsi" w:cstheme="majorHAnsi"/>
+          <w:color w:val="000000"/>
+          <w:sz w:val="20"/>
+          <w:szCs w:val="20"/>
+          <w:u w:color="000000"/>
+        </w:rPr>
+        <w:t>JCF-Bocconi Conference; panel on Collateralizing Intangible Assets</w:t>
+      </w:r>
+    </w:p>
+    <w:p>
+      <w:pPr>
+        <w:autoSpaceDE w:val="0"/>
+        <w:autoSpaceDN w:val="0"/>
+        <w:adjustRightInd w:val="0"/>
+        <w:spacing w:after="80"/>
+        <w:rPr>
+          <w:rFonts w:asciiTheme="majorHAnsi" w:hAnsiTheme="majorHAnsi" w:cstheme="majorHAnsi"/>
+          <w:b/>
+          <w:bCs/>
+          <w:color w:val="000000"/>
+          <w:sz w:val="20"/>
+          <w:szCs w:val="20"/>
+          <w:u w:color="000000"/>
+        </w:rPr>
+      </w:pPr>
+    </w:p>
+    <w:p>
+      <w:pPr>
+        <w:autoSpaceDE w:val="0"/>
+        <w:autoSpaceDN w:val="0"/>
+        <w:adjustRightInd w:val="0"/>
+        <w:spacing w:after="80"/>
+        <w:rPr>
+          <w:rFonts w:asciiTheme="majorHAnsi" w:hAnsiTheme="majorHAnsi" w:cstheme="majorHAnsi"/>
+          <w:b/>
+          <w:bCs/>
+          <w:color w:val="000000"/>
+          <w:sz w:val="20"/>
+          <w:szCs w:val="20"/>
+          <w:u w:color="000000"/>
+        </w:rPr>
+      </w:pPr>
+      <w:r>
+        <w:rPr>
+          <w:rFonts w:asciiTheme="majorHAnsi" w:hAnsiTheme="majorHAnsi" w:cstheme="majorHAnsi"/>
+          <w:b/>
+          <w:bCs/>
+          <w:color w:val="000000"/>
+          <w:sz w:val="20"/>
+          <w:szCs w:val="20"/>
+          <w:u w:color="000000"/>
+        </w:rPr>
+        <w:t>CONFERENCE/SESSION ORGANIZER</w:t>
+      </w:r>
+    </w:p>
+    <w:p>
+      <w:pPr>
+        <w:autoSpaceDE w:val="0"/>
+        <w:autoSpaceDN w:val="0"/>
+        <w:adjustRightInd w:val="0"/>
+        <w:spacing w:after="80"/>
+        <w:rPr>
+          <w:rFonts w:asciiTheme="majorHAnsi" w:hAnsiTheme="majorHAnsi" w:cstheme="majorHAnsi"/>
+          <w:color w:val="000000"/>
+          <w:sz w:val="20"/>
+          <w:szCs w:val="20"/>
+          <w:u w:color="000000"/>
+        </w:rPr>
+      </w:pPr>
+      <w:r>
+        <w:rPr>
+          <w:rFonts w:asciiTheme="majorHAnsi" w:hAnsiTheme="majorHAnsi" w:cstheme="majorHAnsi"/>
+          <w:color w:val="000000"/>
+          <w:sz w:val="20"/>
+          <w:szCs w:val="20"/>
+          <w:u w:color="000000"/>
+        </w:rPr>
+        <w:t xml:space="preserve">Early Career Women in Finance Conference at the WFA (2018) </w:t>
+      </w:r>
+    </w:p>
+    <w:p>
+      <w:pPr>
+        <w:autoSpaceDE w:val="0"/>
+        <w:autoSpaceDN w:val="0"/>
+        <w:adjustRightInd w:val="0"/>
+        <w:spacing w:after="80"/>
+        <w:rPr>
+          <w:rFonts w:asciiTheme="majorHAnsi" w:hAnsiTheme="majorHAnsi" w:cstheme="majorHAnsi"/>
+          <w:color w:val="000000"/>
+          <w:sz w:val="20"/>
+          <w:szCs w:val="20"/>
+          <w:u w:color="000000"/>
+        </w:rPr>
+      </w:pPr>
+      <w:r>
+        <w:rPr>
+          <w:rFonts w:asciiTheme="majorHAnsi" w:hAnsiTheme="majorHAnsi" w:cstheme="majorHAnsi"/>
+          <w:color w:val="000000"/>
+          <w:sz w:val="20"/>
+          <w:szCs w:val="20"/>
+          <w:u w:color="000000"/>
+        </w:rPr>
+        <w:t xml:space="preserve">European Finance Association (2020) </w:t>
+      </w:r>
+    </w:p>
+    <w:p>
+      <w:pPr>
+        <w:autoSpaceDE w:val="0"/>
+        <w:autoSpaceDN w:val="0"/>
+        <w:adjustRightInd w:val="0"/>
+        <w:spacing w:after="80"/>
+        <w:rPr>
+          <w:rFonts w:asciiTheme="majorHAnsi" w:hAnsiTheme="majorHAnsi" w:cstheme="majorHAnsi"/>
+          <w:color w:val="000000"/>
+          <w:sz w:val="20"/>
+          <w:szCs w:val="20"/>
+          <w:u w:color="000000"/>
+        </w:rPr>
+      </w:pPr>
+      <w:r>
+        <w:rPr>
+          <w:rFonts w:asciiTheme="majorHAnsi" w:hAnsiTheme="majorHAnsi" w:cstheme="majorHAnsi"/>
+          <w:color w:val="000000"/>
+          <w:sz w:val="20"/>
+          <w:szCs w:val="20"/>
+          <w:u w:color="000000"/>
+        </w:rPr>
+        <w:t>IFEA Annual Conference (2024-present)</w:t>
+      </w:r>
+    </w:p>
+    <w:p>
+      <w:pPr>
+        <w:autoSpaceDE w:val="0"/>
+        <w:autoSpaceDN w:val="0"/>
+        <w:adjustRightInd w:val="0"/>
+        <w:spacing w:after="80"/>
+        <w:rPr>
+          <w:rFonts w:asciiTheme="majorHAnsi" w:hAnsiTheme="majorHAnsi" w:cstheme="majorHAnsi"/>
+          <w:color w:val="000000"/>
+          <w:sz w:val="20"/>
+          <w:szCs w:val="20"/>
+          <w:u w:color="000000"/>
+        </w:rPr>
+      </w:pPr>
+      <w:r>
+        <w:rPr>
+          <w:rFonts w:asciiTheme="majorHAnsi" w:hAnsiTheme="majorHAnsi" w:cstheme="majorHAnsi"/>
+          <w:color w:val="000000"/>
+          <w:sz w:val="20"/>
+          <w:szCs w:val="20"/>
+          <w:u w:color="000000"/>
+        </w:rPr>
+        <w:t xml:space="preserve">Olin Corporate Finance Conference (2013–2016) </w:t>
+      </w:r>
+    </w:p>
+    <w:p>
+      <w:pPr>
+        <w:autoSpaceDE w:val="0"/>
+        <w:autoSpaceDN w:val="0"/>
+        <w:adjustRightInd w:val="0"/>
+        <w:spacing w:after="80"/>
+        <w:rPr>
+          <w:rFonts w:asciiTheme="majorHAnsi" w:hAnsiTheme="majorHAnsi" w:cstheme="majorHAnsi"/>
+          <w:color w:val="000000"/>
+          <w:sz w:val="20"/>
+          <w:szCs w:val="20"/>
+          <w:u w:color="000000"/>
+        </w:rPr>
+      </w:pPr>
+      <w:r>
+        <w:rPr>
+          <w:rFonts w:asciiTheme="majorHAnsi" w:hAnsiTheme="majorHAnsi" w:cstheme="majorHAnsi"/>
+          <w:color w:val="000000"/>
+          <w:sz w:val="20"/>
+          <w:szCs w:val="20"/>
+          <w:u w:color="000000"/>
+        </w:rPr>
+        <w:t xml:space="preserve">New Topics in Banking Conference (co-organized with Tano Santos at Columbia University) (2019) </w:t>
+      </w:r>
+    </w:p>
+    <w:p>
+      <w:pPr>
+        <w:autoSpaceDE w:val="0"/>
+        <w:autoSpaceDN w:val="0"/>
+        <w:adjustRightInd w:val="0"/>
+        <w:spacing w:after="80"/>
+        <w:rPr>
+          <w:rFonts w:asciiTheme="majorHAnsi" w:hAnsiTheme="majorHAnsi" w:cstheme="majorHAnsi"/>
+          <w:color w:val="000000"/>
+          <w:sz w:val="20"/>
+          <w:szCs w:val="20"/>
+          <w:u w:color="000000"/>
+        </w:rPr>
+      </w:pPr>
+      <w:r>
+        <w:rPr>
+          <w:rFonts w:asciiTheme="majorHAnsi" w:hAnsiTheme="majorHAnsi" w:cstheme="majorHAnsi"/>
+          <w:color w:val="000000"/>
+          <w:sz w:val="20"/>
+          <w:szCs w:val="20"/>
+          <w:u w:color="000000"/>
+        </w:rPr>
+        <w:t xml:space="preserve">Theory session at CEPR Gerzensee (2019) </w:t>
+      </w:r>
+    </w:p>
+    <w:p>
+      <w:pPr>
+        <w:autoSpaceDE w:val="0"/>
+        <w:autoSpaceDN w:val="0"/>
+        <w:adjustRightInd w:val="0"/>
+        <w:spacing w:after="80"/>
+        <w:rPr>
+          <w:rFonts w:asciiTheme="majorHAnsi" w:hAnsiTheme="majorHAnsi" w:cstheme="majorHAnsi"/>
+          <w:color w:val="000000"/>
+          <w:sz w:val="20"/>
+          <w:szCs w:val="20"/>
+          <w:u w:color="000000"/>
+        </w:rPr>
+      </w:pPr>
+      <w:r>
+        <w:rPr>
+          <w:rFonts w:asciiTheme="majorHAnsi" w:hAnsiTheme="majorHAnsi" w:cstheme="majorHAnsi"/>
+          <w:color w:val="000000"/>
+          <w:sz w:val="20"/>
+          <w:szCs w:val="20"/>
+          <w:u w:color="000000"/>
+        </w:rPr>
+        <w:t xml:space="preserve">Session at the Society for Economic Dynamics (SED) (2018 and 2019) </w:t>
+      </w:r>
+    </w:p>
+    <w:p>
+      <w:pPr>
+        <w:autoSpaceDE w:val="0"/>
+        <w:autoSpaceDN w:val="0"/>
+        <w:adjustRightInd w:val="0"/>
+        <w:spacing w:after="80"/>
+        <w:rPr>
+          <w:rFonts w:asciiTheme="majorHAnsi" w:hAnsiTheme="majorHAnsi" w:cstheme="majorHAnsi"/>
+          <w:color w:val="000000"/>
+          <w:sz w:val="20"/>
+          <w:szCs w:val="20"/>
+          <w:u w:color="000000"/>
+        </w:rPr>
+      </w:pPr>
+      <w:r>
+        <w:rPr>
+          <w:rFonts w:asciiTheme="majorHAnsi" w:hAnsiTheme="majorHAnsi" w:cstheme="majorHAnsi"/>
+          <w:color w:val="000000"/>
+          <w:sz w:val="20"/>
+          <w:szCs w:val="20"/>
+          <w:u w:color="000000"/>
+        </w:rPr>
+        <w:t>Secured Debt (co-organized with Martin Oehmke and Enrico Perotti at the LSE) (202</w:t>
+      </w:r>
+      <w:r>
+        <w:rPr>
+          <w:rFonts w:asciiTheme="majorHAnsi" w:hAnsiTheme="majorHAnsi" w:cstheme="majorHAnsi"/>
+          <w:color w:val="000000"/>
+          <w:sz w:val="20"/>
+          <w:szCs w:val="20"/>
+          <w:u w:color="000000"/>
+        </w:rPr>
+        <w:t>2</w:t>
+      </w:r>
+      <w:r>
+        <w:rPr>
+          <w:rFonts w:asciiTheme="majorHAnsi" w:hAnsiTheme="majorHAnsi" w:cstheme="majorHAnsi"/>
+          <w:color w:val="000000"/>
+          <w:sz w:val="20"/>
+          <w:szCs w:val="20"/>
+          <w:u w:color="000000"/>
+        </w:rPr>
+        <w:t xml:space="preserve">) </w:t>
+      </w:r>
+    </w:p>
+    <w:p>
+      <w:pPr>
+        <w:autoSpaceDE w:val="0"/>
+        <w:autoSpaceDN w:val="0"/>
+        <w:adjustRightInd w:val="0"/>
+        <w:spacing w:after="80"/>
+        <w:rPr>
+          <w:rFonts w:asciiTheme="majorHAnsi" w:hAnsiTheme="majorHAnsi" w:cstheme="majorHAnsi"/>
+          <w:b/>
+          <w:bCs/>
+          <w:color w:val="000000"/>
+          <w:sz w:val="20"/>
+          <w:szCs w:val="20"/>
+          <w:u w:color="000000"/>
+        </w:rPr>
+      </w:pPr>
+    </w:p>
+    <w:p>
+      <w:pPr>
+        <w:autoSpaceDE w:val="0"/>
+        <w:autoSpaceDN w:val="0"/>
+        <w:adjustRightInd w:val="0"/>
+        <w:spacing w:after="80"/>
+        <w:rPr>
+          <w:rFonts w:asciiTheme="majorHAnsi" w:hAnsiTheme="majorHAnsi" w:cstheme="majorHAnsi"/>
+          <w:b/>
+          <w:bCs/>
+          <w:color w:val="000000"/>
+          <w:sz w:val="20"/>
+          <w:szCs w:val="20"/>
+          <w:u w:color="000000"/>
+        </w:rPr>
+      </w:pPr>
+      <w:r>
+        <w:rPr>
+          <w:rFonts w:asciiTheme="majorHAnsi" w:hAnsiTheme="majorHAnsi" w:cstheme="majorHAnsi"/>
+          <w:b/>
+          <w:bCs/>
+          <w:color w:val="000000"/>
+          <w:sz w:val="20"/>
+          <w:szCs w:val="20"/>
+          <w:u w:color="000000"/>
+        </w:rPr>
+        <w:t>PROGRAM COMMITTEE MEMBER</w:t>
+      </w:r>
+    </w:p>
+    <w:p>
+      <w:pPr>
+        <w:autoSpaceDE w:val="0"/>
+        <w:autoSpaceDN w:val="0"/>
+        <w:adjustRightInd w:val="0"/>
+        <w:spacing w:after="80"/>
+        <w:rPr>
+          <w:rFonts w:asciiTheme="majorHAnsi" w:hAnsiTheme="majorHAnsi" w:cstheme="majorHAnsi"/>
+          <w:color w:val="000000"/>
+          <w:sz w:val="20"/>
+          <w:szCs w:val="20"/>
+          <w:u w:color="000000"/>
+        </w:rPr>
+      </w:pPr>
+      <w:r>
+        <w:rPr>
+          <w:rFonts w:asciiTheme="majorHAnsi" w:hAnsiTheme="majorHAnsi" w:cstheme="majorHAnsi"/>
+          <w:color w:val="000000"/>
+          <w:sz w:val="20"/>
+          <w:szCs w:val="20"/>
+          <w:u w:color="000000"/>
+        </w:rPr>
+        <w:t xml:space="preserve">BIS-CEPR-SCG-SFI - Conference on Financial Intermediation </w:t>
+      </w:r>
+      <w:r>
+        <w:rPr>
+          <w:rFonts w:asciiTheme="majorHAnsi" w:hAnsiTheme="majorHAnsi" w:cstheme="majorHAnsi"/>
+          <w:color w:val="000000"/>
+          <w:sz w:val="20"/>
+          <w:szCs w:val="20"/>
+          <w:u w:color="000000"/>
+        </w:rPr>
+        <w:t>(</w:t>
+      </w:r>
+      <w:r>
+        <w:rPr>
+          <w:rFonts w:asciiTheme="majorHAnsi" w:hAnsiTheme="majorHAnsi" w:cstheme="majorHAnsi"/>
+          <w:color w:val="000000"/>
+          <w:sz w:val="20"/>
+          <w:szCs w:val="20"/>
+          <w:u w:color="000000"/>
+        </w:rPr>
+        <w:t>2024</w:t>
+      </w:r>
+      <w:r>
+        <w:rPr>
+          <w:rFonts w:asciiTheme="majorHAnsi" w:hAnsiTheme="majorHAnsi" w:cstheme="majorHAnsi"/>
+          <w:color w:val="000000"/>
+          <w:sz w:val="20"/>
+          <w:szCs w:val="20"/>
+          <w:u w:color="000000"/>
+        </w:rPr>
+        <w:t>-present)</w:t>
+      </w:r>
+    </w:p>
+    <w:p>
+      <w:pPr>
+        <w:autoSpaceDE w:val="0"/>
+        <w:autoSpaceDN w:val="0"/>
+        <w:adjustRightInd w:val="0"/>
+        <w:spacing w:after="80"/>
+        <w:rPr>
+          <w:rFonts w:asciiTheme="majorHAnsi" w:hAnsiTheme="majorHAnsi" w:cstheme="majorHAnsi"/>
+          <w:color w:val="000000"/>
+          <w:sz w:val="20"/>
+          <w:szCs w:val="20"/>
+          <w:u w:color="000000"/>
+        </w:rPr>
+      </w:pPr>
+      <w:r>
+        <w:rPr>
+          <w:rFonts w:asciiTheme="majorHAnsi" w:hAnsiTheme="majorHAnsi" w:cstheme="majorHAnsi"/>
+          <w:color w:val="000000"/>
+          <w:sz w:val="20"/>
+          <w:szCs w:val="20"/>
+          <w:u w:color="000000"/>
+        </w:rPr>
+        <w:t xml:space="preserve">Cambridge Corporate Finance Theory Symposium 2018–present </w:t>
+      </w:r>
+    </w:p>
+    <w:p>
+      <w:pPr>
+        <w:autoSpaceDE w:val="0"/>
+        <w:autoSpaceDN w:val="0"/>
+        <w:adjustRightInd w:val="0"/>
+        <w:spacing w:after="80"/>
+        <w:rPr>
+          <w:rFonts w:asciiTheme="majorHAnsi" w:hAnsiTheme="majorHAnsi" w:cstheme="majorHAnsi"/>
+          <w:color w:val="000000"/>
+          <w:sz w:val="20"/>
+          <w:szCs w:val="20"/>
+          <w:u w:color="000000"/>
+        </w:rPr>
+      </w:pPr>
+      <w:r>
+        <w:rPr>
+          <w:rFonts w:asciiTheme="majorHAnsi" w:hAnsiTheme="majorHAnsi" w:cstheme="majorHAnsi"/>
+          <w:color w:val="000000"/>
+          <w:sz w:val="20"/>
+          <w:szCs w:val="20"/>
+          <w:u w:color="000000"/>
+        </w:rPr>
+        <w:t>CLS-LawFin Worskhop</w:t>
+      </w:r>
+      <w:r>
+        <w:rPr>
+          <w:rFonts w:asciiTheme="majorHAnsi" w:hAnsiTheme="majorHAnsi" w:cstheme="majorHAnsi"/>
+          <w:color w:val="000000"/>
+          <w:sz w:val="20"/>
+          <w:szCs w:val="20"/>
+          <w:u w:color="000000"/>
+        </w:rPr>
+        <w:t xml:space="preserve"> 2024</w:t>
+      </w:r>
+    </w:p>
+    <w:p>
+      <w:pPr>
+        <w:autoSpaceDE w:val="0"/>
+        <w:autoSpaceDN w:val="0"/>
+        <w:adjustRightInd w:val="0"/>
+        <w:spacing w:after="80"/>
+        <w:rPr>
+          <w:rFonts w:asciiTheme="majorHAnsi" w:hAnsiTheme="majorHAnsi" w:cstheme="majorHAnsi"/>
+          <w:color w:val="000000"/>
+          <w:sz w:val="20"/>
+          <w:szCs w:val="20"/>
+          <w:u w:color="000000"/>
+        </w:rPr>
+      </w:pPr>
+      <w:r>
+        <w:rPr>
+          <w:rFonts w:asciiTheme="majorHAnsi" w:hAnsiTheme="majorHAnsi" w:cstheme="majorHAnsi"/>
+          <w:color w:val="000000"/>
+          <w:sz w:val="20"/>
+          <w:szCs w:val="20"/>
+          <w:u w:color="000000"/>
+        </w:rPr>
+        <w:t xml:space="preserve">Colorado Finance Summit (2016–present) </w:t>
+      </w:r>
+    </w:p>
+    <w:p>
+      <w:pPr>
+        <w:autoSpaceDE w:val="0"/>
+        <w:autoSpaceDN w:val="0"/>
+        <w:adjustRightInd w:val="0"/>
+        <w:spacing w:after="80"/>
+        <w:rPr>
+          <w:rFonts w:asciiTheme="majorHAnsi" w:hAnsiTheme="majorHAnsi" w:cstheme="majorHAnsi"/>
+          <w:color w:val="000000"/>
+          <w:sz w:val="20"/>
+          <w:szCs w:val="20"/>
+          <w:u w:color="000000"/>
+        </w:rPr>
+      </w:pPr>
+      <w:r>
+        <w:rPr>
+          <w:rFonts w:asciiTheme="majorHAnsi" w:hAnsiTheme="majorHAnsi" w:cstheme="majorHAnsi"/>
+          <w:color w:val="000000"/>
+          <w:sz w:val="20"/>
+          <w:szCs w:val="20"/>
+          <w:u w:color="000000"/>
+        </w:rPr>
+        <w:t xml:space="preserve">Dolomites Winter Finance Conference (2019) </w:t>
+      </w:r>
+    </w:p>
+    <w:p>
+      <w:pPr>
+        <w:autoSpaceDE w:val="0"/>
+        <w:autoSpaceDN w:val="0"/>
+        <w:adjustRightInd w:val="0"/>
+        <w:spacing w:after="80"/>
+        <w:rPr>
+          <w:rFonts w:asciiTheme="majorHAnsi" w:hAnsiTheme="majorHAnsi" w:cstheme="majorHAnsi"/>
+          <w:color w:val="000000"/>
+          <w:sz w:val="20"/>
+          <w:szCs w:val="20"/>
+          <w:u w:color="000000"/>
+        </w:rPr>
+      </w:pPr>
+      <w:r>
+        <w:rPr>
+          <w:rFonts w:asciiTheme="majorHAnsi" w:hAnsiTheme="majorHAnsi" w:cstheme="majorHAnsi"/>
+          <w:color w:val="000000"/>
+          <w:sz w:val="20"/>
+          <w:szCs w:val="20"/>
+          <w:u w:color="000000"/>
+        </w:rPr>
+        <w:t xml:space="preserve">Early Career Women in Finance Conference at the WFA (2018) </w:t>
+      </w:r>
+    </w:p>
+    <w:p>
+      <w:pPr>
+        <w:autoSpaceDE w:val="0"/>
+        <w:autoSpaceDN w:val="0"/>
+        <w:adjustRightInd w:val="0"/>
+        <w:spacing w:after="80"/>
+        <w:rPr>
+          <w:rFonts w:asciiTheme="majorHAnsi" w:hAnsiTheme="majorHAnsi" w:cstheme="majorHAnsi"/>
+          <w:color w:val="000000"/>
+          <w:sz w:val="20"/>
+          <w:szCs w:val="20"/>
+          <w:u w:color="000000"/>
+        </w:rPr>
+      </w:pPr>
+      <w:r>
+        <w:rPr>
+          <w:rFonts w:asciiTheme="majorHAnsi" w:hAnsiTheme="majorHAnsi" w:cstheme="majorHAnsi"/>
+          <w:color w:val="000000"/>
+          <w:sz w:val="20"/>
+          <w:szCs w:val="20"/>
+          <w:u w:color="000000"/>
+        </w:rPr>
+        <w:t>ECGI conference on Corporations and COVID-19 (2021)</w:t>
+      </w:r>
+    </w:p>
+    <w:p>
+      <w:pPr>
+        <w:autoSpaceDE w:val="0"/>
+        <w:autoSpaceDN w:val="0"/>
+        <w:adjustRightInd w:val="0"/>
+        <w:spacing w:after="80"/>
+        <w:rPr>
+          <w:rFonts w:asciiTheme="majorHAnsi" w:hAnsiTheme="majorHAnsi" w:cstheme="majorHAnsi"/>
+          <w:color w:val="000000"/>
+          <w:sz w:val="20"/>
+          <w:szCs w:val="20"/>
+          <w:u w:color="000000"/>
+        </w:rPr>
+      </w:pPr>
+      <w:r>
+        <w:rPr>
+          <w:rFonts w:asciiTheme="majorHAnsi" w:hAnsiTheme="majorHAnsi" w:cstheme="majorHAnsi"/>
+          <w:color w:val="000000"/>
+          <w:sz w:val="20"/>
+          <w:szCs w:val="20"/>
+          <w:u w:color="000000"/>
+        </w:rPr>
+        <w:t xml:space="preserve">European Economic Association (EEA) (2019) </w:t>
+      </w:r>
+    </w:p>
+    <w:p>
+      <w:pPr>
+        <w:autoSpaceDE w:val="0"/>
+        <w:autoSpaceDN w:val="0"/>
+        <w:adjustRightInd w:val="0"/>
+        <w:spacing w:after="80"/>
+        <w:rPr>
+          <w:rFonts w:asciiTheme="majorHAnsi" w:hAnsiTheme="majorHAnsi" w:cstheme="majorHAnsi"/>
+          <w:color w:val="000000"/>
+          <w:sz w:val="20"/>
+          <w:szCs w:val="20"/>
+          <w:u w:color="000000"/>
+        </w:rPr>
+      </w:pPr>
+      <w:r>
+        <w:rPr>
+          <w:rFonts w:asciiTheme="majorHAnsi" w:hAnsiTheme="majorHAnsi" w:cstheme="majorHAnsi"/>
+          <w:color w:val="000000"/>
+          <w:sz w:val="20"/>
+          <w:szCs w:val="20"/>
+          <w:u w:color="000000"/>
+        </w:rPr>
+        <w:t xml:space="preserve">European Finance Association (EFA) (2015–present) </w:t>
+      </w:r>
+    </w:p>
+    <w:p>
+      <w:pPr>
+        <w:autoSpaceDE w:val="0"/>
+        <w:autoSpaceDN w:val="0"/>
+        <w:adjustRightInd w:val="0"/>
+        <w:spacing w:after="80"/>
+        <w:rPr>
+          <w:rFonts w:asciiTheme="majorHAnsi" w:hAnsiTheme="majorHAnsi" w:cstheme="majorHAnsi"/>
+          <w:color w:val="000000"/>
+          <w:sz w:val="20"/>
+          <w:szCs w:val="20"/>
+          <w:u w:color="000000"/>
+        </w:rPr>
+      </w:pPr>
+      <w:r>
+        <w:rPr>
+          <w:rFonts w:asciiTheme="majorHAnsi" w:hAnsiTheme="majorHAnsi" w:cstheme="majorHAnsi"/>
+          <w:color w:val="000000"/>
+          <w:sz w:val="20"/>
+          <w:szCs w:val="20"/>
+          <w:u w:color="000000"/>
+        </w:rPr>
+        <w:lastRenderedPageBreak/>
+        <w:t xml:space="preserve">Finance Theory Group Imperial (2016) </w:t>
+      </w:r>
+    </w:p>
+    <w:p>
+      <w:pPr>
+        <w:autoSpaceDE w:val="0"/>
+        <w:autoSpaceDN w:val="0"/>
+        <w:adjustRightInd w:val="0"/>
+        <w:spacing w:after="80"/>
+        <w:rPr>
+          <w:rFonts w:asciiTheme="majorHAnsi" w:hAnsiTheme="majorHAnsi" w:cstheme="majorHAnsi"/>
+          <w:color w:val="000000"/>
+          <w:sz w:val="20"/>
+          <w:szCs w:val="20"/>
+          <w:u w:color="000000"/>
+        </w:rPr>
+      </w:pPr>
+      <w:r>
+        <w:rPr>
+          <w:rFonts w:asciiTheme="majorHAnsi" w:hAnsiTheme="majorHAnsi" w:cstheme="majorHAnsi"/>
+          <w:color w:val="000000"/>
+          <w:sz w:val="20"/>
+          <w:szCs w:val="20"/>
+          <w:u w:color="000000"/>
+        </w:rPr>
+        <w:t xml:space="preserve">Financial Intermediation Research Society (FIRS) (2018–present) </w:t>
+      </w:r>
+    </w:p>
+    <w:p>
+      <w:pPr>
+        <w:autoSpaceDE w:val="0"/>
+        <w:autoSpaceDN w:val="0"/>
+        <w:adjustRightInd w:val="0"/>
+        <w:spacing w:after="80"/>
+        <w:rPr>
+          <w:rFonts w:asciiTheme="majorHAnsi" w:hAnsiTheme="majorHAnsi" w:cstheme="majorHAnsi"/>
+          <w:color w:val="000000"/>
+          <w:sz w:val="20"/>
+          <w:szCs w:val="20"/>
+          <w:u w:color="000000"/>
+        </w:rPr>
+      </w:pPr>
+      <w:r>
+        <w:rPr>
+          <w:rFonts w:asciiTheme="majorHAnsi" w:hAnsiTheme="majorHAnsi" w:cstheme="majorHAnsi"/>
+          <w:color w:val="000000"/>
+          <w:sz w:val="20"/>
+          <w:szCs w:val="20"/>
+          <w:u w:color="000000"/>
+        </w:rPr>
+        <w:t xml:space="preserve">Financial Management Association (FMA) (2017 and 2018) </w:t>
+      </w:r>
+    </w:p>
+    <w:p>
+      <w:pPr>
+        <w:autoSpaceDE w:val="0"/>
+        <w:autoSpaceDN w:val="0"/>
+        <w:adjustRightInd w:val="0"/>
+        <w:spacing w:after="80"/>
+        <w:rPr>
+          <w:rFonts w:asciiTheme="majorHAnsi" w:hAnsiTheme="majorHAnsi" w:cstheme="majorHAnsi"/>
+          <w:color w:val="000000"/>
+          <w:sz w:val="20"/>
+          <w:szCs w:val="20"/>
+          <w:u w:color="000000"/>
+        </w:rPr>
+      </w:pPr>
+      <w:r>
+        <w:rPr>
+          <w:rFonts w:asciiTheme="majorHAnsi" w:hAnsiTheme="majorHAnsi" w:cstheme="majorHAnsi"/>
+          <w:color w:val="000000"/>
+          <w:sz w:val="20"/>
+          <w:szCs w:val="20"/>
+          <w:u w:color="000000"/>
+        </w:rPr>
+        <w:t>Financial Research Association (FRA) (2018–202</w:t>
+      </w:r>
+      <w:r>
+        <w:rPr>
+          <w:rFonts w:asciiTheme="majorHAnsi" w:hAnsiTheme="majorHAnsi" w:cstheme="majorHAnsi"/>
+          <w:color w:val="000000"/>
+          <w:sz w:val="20"/>
+          <w:szCs w:val="20"/>
+          <w:u w:color="000000"/>
+        </w:rPr>
+        <w:t>3</w:t>
+      </w:r>
+      <w:r>
+        <w:rPr>
+          <w:rFonts w:asciiTheme="majorHAnsi" w:hAnsiTheme="majorHAnsi" w:cstheme="majorHAnsi"/>
+          <w:color w:val="000000"/>
+          <w:sz w:val="20"/>
+          <w:szCs w:val="20"/>
+          <w:u w:color="000000"/>
+        </w:rPr>
+        <w:t xml:space="preserve">) </w:t>
+      </w:r>
+    </w:p>
+    <w:p>
+      <w:pPr>
+        <w:autoSpaceDE w:val="0"/>
+        <w:autoSpaceDN w:val="0"/>
+        <w:adjustRightInd w:val="0"/>
+        <w:spacing w:after="80"/>
+        <w:rPr>
+          <w:rFonts w:asciiTheme="majorHAnsi" w:hAnsiTheme="majorHAnsi" w:cstheme="majorHAnsi"/>
+          <w:color w:val="000000"/>
+          <w:sz w:val="20"/>
+          <w:szCs w:val="20"/>
+          <w:u w:color="000000"/>
+        </w:rPr>
+      </w:pPr>
+      <w:r>
+        <w:rPr>
+          <w:rFonts w:asciiTheme="majorHAnsi" w:hAnsiTheme="majorHAnsi" w:cstheme="majorHAnsi"/>
+          <w:color w:val="000000"/>
+          <w:sz w:val="20"/>
+          <w:szCs w:val="20"/>
+          <w:u w:color="000000"/>
+        </w:rPr>
+        <w:t>JCF Bocconi Conference (2025)</w:t>
+      </w:r>
+    </w:p>
+    <w:p>
+      <w:pPr>
+        <w:autoSpaceDE w:val="0"/>
+        <w:autoSpaceDN w:val="0"/>
+        <w:adjustRightInd w:val="0"/>
+        <w:spacing w:after="80"/>
+        <w:rPr>
+          <w:rFonts w:asciiTheme="majorHAnsi" w:hAnsiTheme="majorHAnsi" w:cstheme="majorHAnsi"/>
+          <w:color w:val="000000"/>
+          <w:sz w:val="20"/>
+          <w:szCs w:val="20"/>
+          <w:u w:color="000000"/>
+        </w:rPr>
+      </w:pPr>
+      <w:r>
+        <w:rPr>
+          <w:rFonts w:asciiTheme="majorHAnsi" w:hAnsiTheme="majorHAnsi" w:cstheme="majorHAnsi"/>
+          <w:color w:val="000000"/>
+          <w:sz w:val="20"/>
+          <w:szCs w:val="20"/>
+          <w:u w:color="000000"/>
+        </w:rPr>
+        <w:t xml:space="preserve">Midwest Finance Association (2020) </w:t>
+      </w:r>
+    </w:p>
+    <w:p>
+      <w:pPr>
+        <w:autoSpaceDE w:val="0"/>
+        <w:autoSpaceDN w:val="0"/>
+        <w:adjustRightInd w:val="0"/>
+        <w:spacing w:after="80"/>
+        <w:rPr>
+          <w:rFonts w:asciiTheme="majorHAnsi" w:hAnsiTheme="majorHAnsi" w:cstheme="majorHAnsi"/>
+          <w:color w:val="000000"/>
+          <w:sz w:val="20"/>
+          <w:szCs w:val="20"/>
+          <w:u w:color="000000"/>
+        </w:rPr>
+      </w:pPr>
+      <w:r>
+        <w:rPr>
+          <w:rFonts w:asciiTheme="majorHAnsi" w:hAnsiTheme="majorHAnsi" w:cstheme="majorHAnsi"/>
+          <w:color w:val="000000"/>
+          <w:sz w:val="20"/>
+          <w:szCs w:val="20"/>
+          <w:u w:color="000000"/>
+        </w:rPr>
+        <w:t xml:space="preserve">31st Mitsui Finance Symposium on Banking </w:t>
+      </w:r>
+    </w:p>
+    <w:p>
+      <w:pPr>
+        <w:autoSpaceDE w:val="0"/>
+        <w:autoSpaceDN w:val="0"/>
+        <w:adjustRightInd w:val="0"/>
+        <w:spacing w:after="80"/>
+        <w:rPr>
+          <w:rFonts w:asciiTheme="majorHAnsi" w:hAnsiTheme="majorHAnsi" w:cstheme="majorHAnsi"/>
+          <w:color w:val="000000"/>
+          <w:sz w:val="20"/>
+          <w:szCs w:val="20"/>
+          <w:u w:color="000000"/>
+        </w:rPr>
+      </w:pPr>
+      <w:r>
+        <w:rPr>
+          <w:rFonts w:asciiTheme="majorHAnsi" w:hAnsiTheme="majorHAnsi" w:cstheme="majorHAnsi"/>
+          <w:color w:val="000000"/>
+          <w:sz w:val="20"/>
+          <w:szCs w:val="20"/>
+          <w:u w:color="000000"/>
+        </w:rPr>
+        <w:t xml:space="preserve">Olin Corporate Finance Conference (2014–present) </w:t>
+      </w:r>
+    </w:p>
+    <w:p>
+      <w:pPr>
+        <w:autoSpaceDE w:val="0"/>
+        <w:autoSpaceDN w:val="0"/>
+        <w:adjustRightInd w:val="0"/>
+        <w:spacing w:after="80"/>
+        <w:rPr>
+          <w:rFonts w:asciiTheme="majorHAnsi" w:hAnsiTheme="majorHAnsi" w:cstheme="majorHAnsi"/>
+          <w:color w:val="000000"/>
+          <w:sz w:val="20"/>
+          <w:szCs w:val="20"/>
+          <w:u w:color="000000"/>
+        </w:rPr>
+      </w:pPr>
+      <w:r>
+        <w:rPr>
+          <w:rFonts w:asciiTheme="majorHAnsi" w:hAnsiTheme="majorHAnsi" w:cstheme="majorHAnsi"/>
+          <w:color w:val="000000"/>
+          <w:sz w:val="20"/>
+          <w:szCs w:val="20"/>
+          <w:u w:color="000000"/>
+        </w:rPr>
+        <w:t xml:space="preserve">New York Fed/NYU Stern Financial Intermediation conference </w:t>
+      </w:r>
+      <w:r>
+        <w:rPr>
+          <w:rFonts w:asciiTheme="majorHAnsi" w:hAnsiTheme="majorHAnsi" w:cstheme="majorHAnsi"/>
+          <w:color w:val="000000"/>
+          <w:sz w:val="20"/>
+          <w:szCs w:val="20"/>
+          <w:u w:color="000000"/>
+        </w:rPr>
+        <w:t>(20</w:t>
+      </w:r>
+      <w:r>
+        <w:rPr>
+          <w:rFonts w:asciiTheme="majorHAnsi" w:hAnsiTheme="majorHAnsi" w:cstheme="majorHAnsi"/>
+          <w:color w:val="000000"/>
+          <w:sz w:val="20"/>
+          <w:szCs w:val="20"/>
+          <w:u w:color="000000"/>
+        </w:rPr>
+        <w:t>19</w:t>
+      </w:r>
+      <w:r>
+        <w:rPr>
+          <w:rFonts w:asciiTheme="majorHAnsi" w:hAnsiTheme="majorHAnsi" w:cstheme="majorHAnsi"/>
+          <w:color w:val="000000"/>
+          <w:sz w:val="20"/>
+          <w:szCs w:val="20"/>
+          <w:u w:color="000000"/>
+        </w:rPr>
+        <w:t>-present)</w:t>
+      </w:r>
+    </w:p>
+    <w:p>
+      <w:pPr>
+        <w:autoSpaceDE w:val="0"/>
+        <w:autoSpaceDN w:val="0"/>
+        <w:adjustRightInd w:val="0"/>
+        <w:spacing w:after="80"/>
+        <w:rPr>
+          <w:rFonts w:asciiTheme="majorHAnsi" w:hAnsiTheme="majorHAnsi" w:cstheme="majorHAnsi"/>
+          <w:color w:val="000000"/>
+          <w:sz w:val="20"/>
+          <w:szCs w:val="20"/>
+          <w:u w:color="000000"/>
+        </w:rPr>
+      </w:pPr>
+      <w:r>
+        <w:rPr>
+          <w:rFonts w:asciiTheme="majorHAnsi" w:hAnsiTheme="majorHAnsi" w:cstheme="majorHAnsi"/>
+          <w:color w:val="000000"/>
+          <w:sz w:val="20"/>
+          <w:szCs w:val="20"/>
+          <w:u w:color="000000"/>
+        </w:rPr>
+        <w:t>RCFS/RAPS Europe Conference</w:t>
+      </w:r>
+      <w:r>
+        <w:rPr>
+          <w:rFonts w:asciiTheme="majorHAnsi" w:hAnsiTheme="majorHAnsi" w:cstheme="majorHAnsi"/>
+          <w:color w:val="000000"/>
+          <w:sz w:val="20"/>
+          <w:szCs w:val="20"/>
+          <w:u w:color="000000"/>
+        </w:rPr>
+        <w:t xml:space="preserve"> (2025)</w:t>
+      </w:r>
+    </w:p>
+    <w:p>
+      <w:pPr>
+        <w:autoSpaceDE w:val="0"/>
+        <w:autoSpaceDN w:val="0"/>
+        <w:adjustRightInd w:val="0"/>
+        <w:spacing w:after="80"/>
+        <w:rPr>
+          <w:rFonts w:asciiTheme="majorHAnsi" w:hAnsiTheme="majorHAnsi" w:cstheme="majorHAnsi"/>
+          <w:color w:val="000000"/>
+          <w:sz w:val="20"/>
+          <w:szCs w:val="20"/>
+          <w:u w:color="000000"/>
+        </w:rPr>
+      </w:pPr>
+      <w:r>
+        <w:rPr>
+          <w:rFonts w:asciiTheme="majorHAnsi" w:hAnsiTheme="majorHAnsi" w:cstheme="majorHAnsi"/>
+          <w:color w:val="000000"/>
+          <w:sz w:val="20"/>
+          <w:szCs w:val="20"/>
+          <w:u w:color="000000"/>
+        </w:rPr>
+        <w:t>Review of Corporate Finance Studies (</w:t>
+      </w:r>
+      <w:r>
+        <w:rPr>
+          <w:rFonts w:asciiTheme="majorHAnsi" w:hAnsiTheme="majorHAnsi" w:cstheme="majorHAnsi"/>
+          <w:color w:val="000000"/>
+          <w:sz w:val="20"/>
+          <w:szCs w:val="20"/>
+          <w:u w:color="000000"/>
+        </w:rPr>
+        <w:t>RCFS</w:t>
+      </w:r>
+      <w:r>
+        <w:rPr>
+          <w:rFonts w:asciiTheme="majorHAnsi" w:hAnsiTheme="majorHAnsi" w:cstheme="majorHAnsi"/>
+          <w:color w:val="000000"/>
+          <w:sz w:val="20"/>
+          <w:szCs w:val="20"/>
+          <w:u w:color="000000"/>
+        </w:rPr>
+        <w:t>)</w:t>
+      </w:r>
+      <w:r>
+        <w:rPr>
+          <w:rFonts w:asciiTheme="majorHAnsi" w:hAnsiTheme="majorHAnsi" w:cstheme="majorHAnsi"/>
+          <w:color w:val="000000"/>
+          <w:sz w:val="20"/>
+          <w:szCs w:val="20"/>
+          <w:u w:color="000000"/>
+        </w:rPr>
+        <w:t xml:space="preserve"> Winter Conference (2021</w:t>
+      </w:r>
+      <w:r>
+        <w:rPr>
+          <w:rFonts w:asciiTheme="majorHAnsi" w:hAnsiTheme="majorHAnsi" w:cstheme="majorHAnsi"/>
+          <w:color w:val="000000"/>
+          <w:sz w:val="20"/>
+          <w:szCs w:val="20"/>
+          <w:u w:color="000000"/>
+        </w:rPr>
+        <w:t>-present</w:t>
+      </w:r>
+      <w:r>
+        <w:rPr>
+          <w:rFonts w:asciiTheme="majorHAnsi" w:hAnsiTheme="majorHAnsi" w:cstheme="majorHAnsi"/>
+          <w:color w:val="000000"/>
+          <w:sz w:val="20"/>
+          <w:szCs w:val="20"/>
+          <w:u w:color="000000"/>
+        </w:rPr>
+        <w:t>)</w:t>
+      </w:r>
+    </w:p>
+    <w:p>
+      <w:pPr>
+        <w:autoSpaceDE w:val="0"/>
+        <w:autoSpaceDN w:val="0"/>
+        <w:adjustRightInd w:val="0"/>
+        <w:spacing w:after="80"/>
+        <w:rPr>
+          <w:rFonts w:asciiTheme="majorHAnsi" w:hAnsiTheme="majorHAnsi" w:cstheme="majorHAnsi"/>
+          <w:color w:val="000000"/>
+          <w:sz w:val="20"/>
+          <w:szCs w:val="20"/>
+          <w:u w:color="000000"/>
+        </w:rPr>
+      </w:pPr>
+      <w:r>
+        <w:rPr>
+          <w:rFonts w:asciiTheme="majorHAnsi" w:hAnsiTheme="majorHAnsi" w:cstheme="majorHAnsi"/>
+          <w:color w:val="000000"/>
+          <w:sz w:val="20"/>
+          <w:szCs w:val="20"/>
+          <w:u w:color="000000"/>
+        </w:rPr>
+        <w:t xml:space="preserve">Society for Economic Dynamics (SED) (2018 and 2019) </w:t>
+      </w:r>
+    </w:p>
+    <w:p>
+      <w:pPr>
+        <w:autoSpaceDE w:val="0"/>
+        <w:autoSpaceDN w:val="0"/>
+        <w:adjustRightInd w:val="0"/>
+        <w:spacing w:after="80"/>
+        <w:rPr>
+          <w:rFonts w:asciiTheme="majorHAnsi" w:hAnsiTheme="majorHAnsi" w:cstheme="majorHAnsi"/>
+          <w:color w:val="000000"/>
+          <w:sz w:val="20"/>
+          <w:szCs w:val="20"/>
+          <w:u w:color="000000"/>
+        </w:rPr>
+      </w:pPr>
+      <w:r>
+        <w:rPr>
+          <w:rFonts w:asciiTheme="majorHAnsi" w:hAnsiTheme="majorHAnsi" w:cstheme="majorHAnsi"/>
+          <w:color w:val="000000"/>
+          <w:sz w:val="20"/>
+          <w:szCs w:val="20"/>
+          <w:u w:color="000000"/>
+        </w:rPr>
+        <w:t>Society for Financial Studies (SFS) (2020</w:t>
+      </w:r>
+      <w:r>
+        <w:rPr>
+          <w:rFonts w:asciiTheme="majorHAnsi" w:hAnsiTheme="majorHAnsi" w:cstheme="majorHAnsi"/>
+          <w:color w:val="000000"/>
+          <w:sz w:val="20"/>
+          <w:szCs w:val="20"/>
+          <w:u w:color="000000"/>
+        </w:rPr>
+        <w:t>-present</w:t>
+      </w:r>
+      <w:r>
+        <w:rPr>
+          <w:rFonts w:asciiTheme="majorHAnsi" w:hAnsiTheme="majorHAnsi" w:cstheme="majorHAnsi"/>
+          <w:color w:val="000000"/>
+          <w:sz w:val="20"/>
+          <w:szCs w:val="20"/>
+          <w:u w:color="000000"/>
+        </w:rPr>
+        <w:t xml:space="preserve">) </w:t>
+      </w:r>
+    </w:p>
+    <w:p>
+      <w:pPr>
+        <w:autoSpaceDE w:val="0"/>
+        <w:autoSpaceDN w:val="0"/>
+        <w:adjustRightInd w:val="0"/>
+        <w:spacing w:after="80"/>
+        <w:rPr>
+          <w:rFonts w:asciiTheme="majorHAnsi" w:hAnsiTheme="majorHAnsi" w:cstheme="majorHAnsi"/>
+          <w:color w:val="000000"/>
+          <w:sz w:val="20"/>
+          <w:szCs w:val="20"/>
+          <w:u w:color="000000"/>
+        </w:rPr>
+      </w:pPr>
+      <w:r>
+        <w:rPr>
+          <w:rFonts w:asciiTheme="majorHAnsi" w:hAnsiTheme="majorHAnsi" w:cstheme="majorHAnsi"/>
+          <w:color w:val="000000"/>
+          <w:sz w:val="20"/>
+          <w:szCs w:val="20"/>
+          <w:u w:color="000000"/>
+        </w:rPr>
+        <w:t>Utah Winter Finance Conference (2021-present)</w:t>
+      </w:r>
+    </w:p>
+    <w:p>
+      <w:pPr>
+        <w:autoSpaceDE w:val="0"/>
+        <w:autoSpaceDN w:val="0"/>
+        <w:adjustRightInd w:val="0"/>
+        <w:spacing w:after="80"/>
+        <w:rPr>
+          <w:rFonts w:asciiTheme="majorHAnsi" w:hAnsiTheme="majorHAnsi" w:cstheme="majorHAnsi"/>
+          <w:color w:val="000000"/>
+          <w:sz w:val="20"/>
+          <w:szCs w:val="20"/>
+          <w:u w:color="000000"/>
+        </w:rPr>
+      </w:pPr>
+      <w:r>
+        <w:rPr>
+          <w:rFonts w:asciiTheme="majorHAnsi" w:hAnsiTheme="majorHAnsi" w:cstheme="majorHAnsi"/>
+          <w:color w:val="000000"/>
+          <w:sz w:val="20"/>
+          <w:szCs w:val="20"/>
+          <w:u w:color="000000"/>
+        </w:rPr>
+        <w:t>Western Finance Association (WFA) (2020</w:t>
+      </w:r>
+      <w:r>
+        <w:rPr>
+          <w:rFonts w:asciiTheme="majorHAnsi" w:hAnsiTheme="majorHAnsi" w:cstheme="majorHAnsi"/>
+          <w:color w:val="000000"/>
+          <w:sz w:val="20"/>
+          <w:szCs w:val="20"/>
+          <w:u w:color="000000"/>
+        </w:rPr>
+        <w:t>-present</w:t>
+      </w:r>
+      <w:r>
+        <w:rPr>
+          <w:rFonts w:asciiTheme="majorHAnsi" w:hAnsiTheme="majorHAnsi" w:cstheme="majorHAnsi"/>
+          <w:color w:val="000000"/>
+          <w:sz w:val="20"/>
+          <w:szCs w:val="20"/>
+          <w:u w:color="000000"/>
+        </w:rPr>
+        <w:t xml:space="preserve">) </w:t>
+      </w:r>
+    </w:p>
+    <w:p>
+      <w:pPr>
+        <w:autoSpaceDE w:val="0"/>
+        <w:autoSpaceDN w:val="0"/>
+        <w:adjustRightInd w:val="0"/>
+        <w:spacing w:after="80"/>
+        <w:rPr>
+          <w:rFonts w:asciiTheme="majorHAnsi" w:hAnsiTheme="majorHAnsi" w:cstheme="majorHAnsi"/>
+          <w:color w:val="000000"/>
+          <w:sz w:val="20"/>
+          <w:szCs w:val="20"/>
+          <w:u w:color="000000"/>
+        </w:rPr>
+      </w:pPr>
+    </w:p>
+    <w:p>
+      <w:pPr>
+        <w:autoSpaceDE w:val="0"/>
+        <w:autoSpaceDN w:val="0"/>
+        <w:adjustRightInd w:val="0"/>
+        <w:spacing w:after="80"/>
+        <w:rPr>
+          <w:rFonts w:asciiTheme="majorHAnsi" w:hAnsiTheme="majorHAnsi" w:cstheme="majorHAnsi"/>
+          <w:b/>
+          <w:bCs/>
+          <w:color w:val="000000"/>
+          <w:sz w:val="20"/>
+          <w:szCs w:val="20"/>
+          <w:u w:color="000000"/>
+        </w:rPr>
+      </w:pPr>
+      <w:r>
+        <w:rPr>
+          <w:rFonts w:asciiTheme="majorHAnsi" w:hAnsiTheme="majorHAnsi" w:cstheme="majorHAnsi"/>
+          <w:b/>
+          <w:bCs/>
+          <w:color w:val="000000"/>
+          <w:sz w:val="20"/>
+          <w:szCs w:val="20"/>
+          <w:u w:color="000000"/>
+        </w:rPr>
+        <w:t>SESSION CHAIR</w:t>
+      </w:r>
+    </w:p>
+    <w:p>
+      <w:pPr>
+        <w:autoSpaceDE w:val="0"/>
+        <w:autoSpaceDN w:val="0"/>
+        <w:adjustRightInd w:val="0"/>
+        <w:spacing w:after="80"/>
+        <w:rPr>
+          <w:rFonts w:asciiTheme="majorHAnsi" w:hAnsiTheme="majorHAnsi" w:cstheme="majorHAnsi"/>
+          <w:color w:val="000000"/>
+          <w:sz w:val="20"/>
+          <w:szCs w:val="20"/>
+          <w:u w:color="000000"/>
+        </w:rPr>
+      </w:pPr>
+      <w:r>
+        <w:rPr>
+          <w:rFonts w:asciiTheme="majorHAnsi" w:hAnsiTheme="majorHAnsi" w:cstheme="majorHAnsi"/>
+          <w:color w:val="000000"/>
+          <w:sz w:val="20"/>
+          <w:szCs w:val="20"/>
+          <w:u w:color="000000"/>
+        </w:rPr>
+        <w:t>CICF (2022)</w:t>
+      </w:r>
+    </w:p>
+    <w:p>
+      <w:pPr>
+        <w:autoSpaceDE w:val="0"/>
+        <w:autoSpaceDN w:val="0"/>
+        <w:adjustRightInd w:val="0"/>
+        <w:spacing w:after="80"/>
+        <w:rPr>
+          <w:rFonts w:asciiTheme="majorHAnsi" w:hAnsiTheme="majorHAnsi" w:cstheme="majorHAnsi"/>
+          <w:color w:val="000000"/>
+          <w:sz w:val="20"/>
+          <w:szCs w:val="20"/>
+          <w:u w:color="000000"/>
+        </w:rPr>
+      </w:pPr>
+      <w:r>
+        <w:rPr>
+          <w:rFonts w:asciiTheme="majorHAnsi" w:hAnsiTheme="majorHAnsi" w:cstheme="majorHAnsi"/>
+          <w:color w:val="000000"/>
+          <w:sz w:val="20"/>
+          <w:szCs w:val="20"/>
+          <w:u w:color="000000"/>
+        </w:rPr>
+        <w:t>AEA (2022): session on “Sovereign Defaul</w:t>
+      </w:r>
+      <w:r>
+        <w:rPr>
+          <w:rFonts w:asciiTheme="majorHAnsi" w:hAnsiTheme="majorHAnsi" w:cstheme="majorHAnsi"/>
+          <w:color w:val="000000"/>
+          <w:sz w:val="20"/>
+          <w:szCs w:val="20"/>
+          <w:u w:color="000000"/>
+        </w:rPr>
+        <w:t>t</w:t>
+      </w:r>
+      <w:r>
+        <w:rPr>
+          <w:rFonts w:asciiTheme="majorHAnsi" w:hAnsiTheme="majorHAnsi" w:cstheme="majorHAnsi"/>
+          <w:color w:val="000000"/>
+          <w:sz w:val="20"/>
+          <w:szCs w:val="20"/>
+          <w:u w:color="000000"/>
+        </w:rPr>
+        <w:t>”</w:t>
+      </w:r>
+    </w:p>
+    <w:p>
+      <w:pPr>
+        <w:autoSpaceDE w:val="0"/>
+        <w:autoSpaceDN w:val="0"/>
+        <w:adjustRightInd w:val="0"/>
+        <w:spacing w:after="80"/>
+        <w:rPr>
+          <w:rFonts w:asciiTheme="majorHAnsi" w:hAnsiTheme="majorHAnsi" w:cstheme="majorHAnsi"/>
+          <w:color w:val="000000"/>
+          <w:sz w:val="20"/>
+          <w:szCs w:val="20"/>
+          <w:u w:color="000000"/>
+        </w:rPr>
+      </w:pPr>
+      <w:r>
+        <w:rPr>
+          <w:rFonts w:asciiTheme="majorHAnsi" w:hAnsiTheme="majorHAnsi" w:cstheme="majorHAnsi"/>
+          <w:color w:val="000000"/>
+          <w:sz w:val="20"/>
+          <w:szCs w:val="20"/>
+          <w:u w:color="000000"/>
+        </w:rPr>
+        <w:t>A</w:t>
+      </w:r>
+      <w:r>
+        <w:rPr>
+          <w:rFonts w:asciiTheme="majorHAnsi" w:hAnsiTheme="majorHAnsi" w:cstheme="majorHAnsi"/>
+          <w:color w:val="000000"/>
+          <w:sz w:val="20"/>
+          <w:szCs w:val="20"/>
+          <w:u w:color="000000"/>
+        </w:rPr>
+        <w:t>F</w:t>
+      </w:r>
+      <w:r>
+        <w:rPr>
+          <w:rFonts w:asciiTheme="majorHAnsi" w:hAnsiTheme="majorHAnsi" w:cstheme="majorHAnsi"/>
+          <w:color w:val="000000"/>
+          <w:sz w:val="20"/>
+          <w:szCs w:val="20"/>
+          <w:u w:color="000000"/>
+        </w:rPr>
+        <w:t>A (202</w:t>
+      </w:r>
+      <w:r>
+        <w:rPr>
+          <w:rFonts w:asciiTheme="majorHAnsi" w:hAnsiTheme="majorHAnsi" w:cstheme="majorHAnsi"/>
+          <w:color w:val="000000"/>
+          <w:sz w:val="20"/>
+          <w:szCs w:val="20"/>
+          <w:u w:color="000000"/>
+        </w:rPr>
+        <w:t>1</w:t>
+      </w:r>
+      <w:r>
+        <w:rPr>
+          <w:rFonts w:asciiTheme="majorHAnsi" w:hAnsiTheme="majorHAnsi" w:cstheme="majorHAnsi"/>
+          <w:color w:val="000000"/>
+          <w:sz w:val="20"/>
+          <w:szCs w:val="20"/>
+          <w:u w:color="000000"/>
+        </w:rPr>
+        <w:t>, 2024</w:t>
+      </w:r>
+      <w:r>
+        <w:rPr>
+          <w:rFonts w:asciiTheme="majorHAnsi" w:hAnsiTheme="majorHAnsi" w:cstheme="majorHAnsi"/>
+          <w:color w:val="000000"/>
+          <w:sz w:val="20"/>
+          <w:szCs w:val="20"/>
+          <w:u w:color="000000"/>
+        </w:rPr>
+        <w:t>)</w:t>
+      </w:r>
+    </w:p>
+    <w:p>
+      <w:pPr>
+        <w:autoSpaceDE w:val="0"/>
+        <w:autoSpaceDN w:val="0"/>
+        <w:adjustRightInd w:val="0"/>
+        <w:spacing w:after="80"/>
+        <w:rPr>
+          <w:rFonts w:asciiTheme="majorHAnsi" w:hAnsiTheme="majorHAnsi" w:cstheme="majorHAnsi"/>
+          <w:color w:val="000000"/>
+          <w:sz w:val="20"/>
+          <w:szCs w:val="20"/>
+          <w:u w:color="000000"/>
+        </w:rPr>
+      </w:pPr>
+      <w:r>
+        <w:rPr>
+          <w:rFonts w:asciiTheme="majorHAnsi" w:hAnsiTheme="majorHAnsi" w:cstheme="majorHAnsi"/>
+          <w:color w:val="000000"/>
+          <w:sz w:val="20"/>
+          <w:szCs w:val="20"/>
+          <w:u w:color="000000"/>
+        </w:rPr>
+        <w:t xml:space="preserve">Banca d’Italia </w:t>
+      </w:r>
+      <w:r>
+        <w:rPr>
+          <w:rFonts w:asciiTheme="majorHAnsi" w:hAnsiTheme="majorHAnsi" w:cstheme="majorHAnsi"/>
+          <w:color w:val="000000"/>
+          <w:sz w:val="20"/>
+          <w:szCs w:val="20"/>
+          <w:u w:color="000000"/>
+        </w:rPr>
+        <w:t>Workshop on effects of COVID-19 on Firms</w:t>
+      </w:r>
+      <w:r>
+        <w:rPr>
+          <w:rFonts w:asciiTheme="majorHAnsi" w:hAnsiTheme="majorHAnsi" w:cstheme="majorHAnsi"/>
+          <w:color w:val="000000"/>
+          <w:sz w:val="20"/>
+          <w:szCs w:val="20"/>
+          <w:u w:color="000000"/>
+        </w:rPr>
+        <w:t xml:space="preserve"> (2021)</w:t>
+      </w:r>
+    </w:p>
+    <w:p>
+      <w:pPr>
+        <w:autoSpaceDE w:val="0"/>
+        <w:autoSpaceDN w:val="0"/>
+        <w:adjustRightInd w:val="0"/>
+        <w:spacing w:after="80"/>
+        <w:rPr>
+          <w:rFonts w:asciiTheme="majorHAnsi" w:hAnsiTheme="majorHAnsi" w:cstheme="majorHAnsi"/>
+          <w:color w:val="000000"/>
+          <w:sz w:val="20"/>
+          <w:szCs w:val="20"/>
+          <w:u w:color="000000"/>
+        </w:rPr>
+      </w:pPr>
+      <w:r>
+        <w:rPr>
+          <w:rFonts w:asciiTheme="majorHAnsi" w:hAnsiTheme="majorHAnsi" w:cstheme="majorHAnsi"/>
+          <w:color w:val="000000"/>
+          <w:sz w:val="20"/>
+          <w:szCs w:val="20"/>
+          <w:u w:color="000000"/>
+        </w:rPr>
+        <w:t>EFA (2021)</w:t>
+      </w:r>
+    </w:p>
+    <w:p>
+      <w:pPr>
+        <w:autoSpaceDE w:val="0"/>
+        <w:autoSpaceDN w:val="0"/>
+        <w:adjustRightInd w:val="0"/>
+        <w:spacing w:after="80"/>
+        <w:rPr>
+          <w:rFonts w:asciiTheme="majorHAnsi" w:hAnsiTheme="majorHAnsi" w:cstheme="majorHAnsi"/>
+          <w:color w:val="000000"/>
+          <w:sz w:val="20"/>
+          <w:szCs w:val="20"/>
+          <w:u w:color="000000"/>
+        </w:rPr>
+      </w:pPr>
+      <w:r>
+        <w:rPr>
+          <w:rFonts w:asciiTheme="majorHAnsi" w:hAnsiTheme="majorHAnsi" w:cstheme="majorHAnsi"/>
+          <w:color w:val="000000"/>
+          <w:sz w:val="20"/>
+          <w:szCs w:val="20"/>
+          <w:u w:color="000000"/>
+        </w:rPr>
+        <w:t xml:space="preserve">Financial Intermediation Research Society (FIRS) (2019) </w:t>
+      </w:r>
+    </w:p>
+    <w:p>
+      <w:pPr>
+        <w:autoSpaceDE w:val="0"/>
+        <w:autoSpaceDN w:val="0"/>
+        <w:adjustRightInd w:val="0"/>
+        <w:spacing w:after="80"/>
+        <w:rPr>
+          <w:rFonts w:asciiTheme="majorHAnsi" w:hAnsiTheme="majorHAnsi" w:cstheme="majorHAnsi"/>
+          <w:color w:val="000000"/>
+          <w:sz w:val="20"/>
+          <w:szCs w:val="20"/>
+          <w:u w:color="000000"/>
+        </w:rPr>
+      </w:pPr>
+      <w:r>
+        <w:rPr>
+          <w:rFonts w:asciiTheme="majorHAnsi" w:hAnsiTheme="majorHAnsi" w:cstheme="majorHAnsi"/>
+          <w:color w:val="000000"/>
+          <w:sz w:val="20"/>
+          <w:szCs w:val="20"/>
+          <w:u w:color="000000"/>
+        </w:rPr>
+        <w:t xml:space="preserve">Society for Economic Dynamics (SED) (2018 and 2019) </w:t>
+      </w:r>
+    </w:p>
+    <w:p>
+      <w:pPr>
+        <w:autoSpaceDE w:val="0"/>
+        <w:autoSpaceDN w:val="0"/>
+        <w:adjustRightInd w:val="0"/>
+        <w:spacing w:after="80"/>
+        <w:rPr>
+          <w:rFonts w:asciiTheme="majorHAnsi" w:hAnsiTheme="majorHAnsi" w:cstheme="majorHAnsi"/>
+          <w:color w:val="000000"/>
+          <w:sz w:val="20"/>
+          <w:szCs w:val="20"/>
+          <w:u w:color="000000"/>
+        </w:rPr>
+      </w:pPr>
+      <w:r>
+        <w:rPr>
+          <w:rFonts w:asciiTheme="majorHAnsi" w:hAnsiTheme="majorHAnsi" w:cstheme="majorHAnsi"/>
+          <w:color w:val="000000"/>
+          <w:sz w:val="20"/>
+          <w:szCs w:val="20"/>
+          <w:u w:color="000000"/>
+        </w:rPr>
+        <w:t>SFS (2018</w:t>
+      </w:r>
+      <w:r>
+        <w:rPr>
+          <w:rFonts w:asciiTheme="majorHAnsi" w:hAnsiTheme="majorHAnsi" w:cstheme="majorHAnsi"/>
+          <w:color w:val="000000"/>
+          <w:sz w:val="20"/>
+          <w:szCs w:val="20"/>
+          <w:u w:color="000000"/>
+        </w:rPr>
+        <w:t>, 2024</w:t>
+      </w:r>
+      <w:r>
+        <w:rPr>
+          <w:rFonts w:asciiTheme="majorHAnsi" w:hAnsiTheme="majorHAnsi" w:cstheme="majorHAnsi"/>
+          <w:color w:val="000000"/>
+          <w:sz w:val="20"/>
+          <w:szCs w:val="20"/>
+          <w:u w:color="000000"/>
+        </w:rPr>
+        <w:t xml:space="preserve">) </w:t>
+      </w:r>
+    </w:p>
+    <w:p>
+      <w:pPr>
+        <w:autoSpaceDE w:val="0"/>
+        <w:autoSpaceDN w:val="0"/>
+        <w:adjustRightInd w:val="0"/>
+        <w:spacing w:after="80"/>
+        <w:rPr>
+          <w:rFonts w:asciiTheme="majorHAnsi" w:hAnsiTheme="majorHAnsi" w:cstheme="majorHAnsi"/>
+          <w:color w:val="000000"/>
+          <w:sz w:val="20"/>
+          <w:szCs w:val="20"/>
+          <w:u w:color="000000"/>
+        </w:rPr>
+      </w:pPr>
+      <w:r>
+        <w:rPr>
+          <w:rFonts w:asciiTheme="majorHAnsi" w:hAnsiTheme="majorHAnsi" w:cstheme="majorHAnsi"/>
+          <w:color w:val="000000"/>
+          <w:sz w:val="20"/>
+          <w:szCs w:val="20"/>
+          <w:u w:color="000000"/>
+        </w:rPr>
+        <w:t xml:space="preserve">UBC Summer Finance Conference (2019) </w:t>
+      </w:r>
+    </w:p>
+    <w:p>
+      <w:pPr>
+        <w:autoSpaceDE w:val="0"/>
+        <w:autoSpaceDN w:val="0"/>
+        <w:adjustRightInd w:val="0"/>
+        <w:spacing w:after="80"/>
+        <w:rPr>
+          <w:rFonts w:asciiTheme="majorHAnsi" w:hAnsiTheme="majorHAnsi" w:cstheme="majorHAnsi"/>
+          <w:color w:val="000000"/>
+          <w:sz w:val="20"/>
+          <w:szCs w:val="20"/>
+          <w:u w:color="000000"/>
+        </w:rPr>
+      </w:pPr>
+      <w:r>
+        <w:rPr>
+          <w:rFonts w:asciiTheme="majorHAnsi" w:hAnsiTheme="majorHAnsi" w:cstheme="majorHAnsi"/>
+          <w:color w:val="000000"/>
+          <w:sz w:val="20"/>
+          <w:szCs w:val="20"/>
+          <w:u w:color="000000"/>
+        </w:rPr>
+        <w:t>WFA (2025)</w:t>
+      </w:r>
+    </w:p>
+    <w:p>
+      <w:pPr>
+        <w:autoSpaceDE w:val="0"/>
+        <w:autoSpaceDN w:val="0"/>
+        <w:adjustRightInd w:val="0"/>
+        <w:spacing w:after="80"/>
+        <w:rPr>
+          <w:rFonts w:asciiTheme="majorHAnsi" w:hAnsiTheme="majorHAnsi" w:cstheme="majorHAnsi"/>
+          <w:color w:val="000000"/>
+          <w:sz w:val="20"/>
+          <w:szCs w:val="20"/>
+          <w:u w:color="000000"/>
+        </w:rPr>
+      </w:pPr>
+    </w:p>
+    <w:p>
+      <w:pPr>
+        <w:autoSpaceDE w:val="0"/>
+        <w:autoSpaceDN w:val="0"/>
+        <w:adjustRightInd w:val="0"/>
+        <w:spacing w:after="80"/>
+        <w:rPr>
+          <w:rFonts w:asciiTheme="majorHAnsi" w:hAnsiTheme="majorHAnsi" w:cstheme="majorHAnsi"/>
+          <w:b/>
+          <w:bCs/>
+          <w:color w:val="000000"/>
+          <w:sz w:val="20"/>
+          <w:szCs w:val="20"/>
+          <w:u w:color="000000"/>
+        </w:rPr>
+      </w:pPr>
+      <w:r>
+        <w:rPr>
+          <w:rFonts w:asciiTheme="majorHAnsi" w:hAnsiTheme="majorHAnsi" w:cstheme="majorHAnsi"/>
+          <w:b/>
+          <w:bCs/>
+          <w:color w:val="000000"/>
+          <w:sz w:val="20"/>
+          <w:szCs w:val="20"/>
+          <w:u w:color="000000"/>
+        </w:rPr>
+        <w:t>TRACK CHAIR</w:t>
+      </w:r>
+    </w:p>
+    <w:p>
+      <w:pPr>
+        <w:autoSpaceDE w:val="0"/>
+        <w:autoSpaceDN w:val="0"/>
+        <w:adjustRightInd w:val="0"/>
+        <w:spacing w:after="80"/>
+        <w:rPr>
+          <w:rFonts w:asciiTheme="majorHAnsi" w:hAnsiTheme="majorHAnsi" w:cstheme="majorHAnsi"/>
+          <w:color w:val="000000"/>
+          <w:sz w:val="20"/>
+          <w:szCs w:val="20"/>
+          <w:u w:color="000000"/>
+        </w:rPr>
+      </w:pPr>
+      <w:r>
+        <w:rPr>
+          <w:rFonts w:asciiTheme="majorHAnsi" w:hAnsiTheme="majorHAnsi" w:cstheme="majorHAnsi"/>
+          <w:color w:val="000000"/>
+          <w:sz w:val="20"/>
+          <w:szCs w:val="20"/>
+          <w:u w:color="000000"/>
+        </w:rPr>
+        <w:t>EFA</w:t>
+      </w:r>
       <w:r>
         <w:rPr>
           <w:rFonts w:asciiTheme="majorHAnsi" w:hAnsiTheme="majorHAnsi" w:cstheme="majorHAnsi"/>
@@ -11291,768 +12953,446 @@
         </w:rPr>
         <w:t xml:space="preserve"> </w:t>
       </w:r>
-    </w:p>
-    <w:p>
-      <w:pPr>
-        <w:autoSpaceDE w:val="0"/>
-        <w:autoSpaceDN w:val="0"/>
-        <w:adjustRightInd w:val="0"/>
-        <w:spacing w:after="80"/>
-        <w:ind w:left="720" w:hanging="720"/>
-        <w:rPr>
-          <w:rFonts w:asciiTheme="majorHAnsi" w:hAnsiTheme="majorHAnsi" w:cstheme="majorHAnsi"/>
-          <w:color w:val="000000"/>
-          <w:sz w:val="20"/>
-          <w:szCs w:val="20"/>
-          <w:u w:color="000000"/>
-        </w:rPr>
-      </w:pPr>
-      <w:r>
-        <w:rPr>
-          <w:rFonts w:asciiTheme="majorHAnsi" w:hAnsiTheme="majorHAnsi" w:cstheme="majorHAnsi"/>
-          <w:color w:val="000000"/>
-          <w:sz w:val="20"/>
-          <w:szCs w:val="20"/>
-          <w:u w:color="000000"/>
-        </w:rPr>
-        <w:t xml:space="preserve">C. Kahn and S. Fos: “Governance Through Threats of Interventions and Exit,” Cambridge Corporate Finance Theory Symposium </w:t>
-      </w:r>
-    </w:p>
-    <w:p>
-      <w:pPr>
-        <w:autoSpaceDE w:val="0"/>
-        <w:autoSpaceDN w:val="0"/>
-        <w:adjustRightInd w:val="0"/>
-        <w:spacing w:after="80"/>
-        <w:ind w:left="720" w:hanging="720"/>
-        <w:rPr>
-          <w:rFonts w:asciiTheme="majorHAnsi" w:hAnsiTheme="majorHAnsi" w:cstheme="majorHAnsi"/>
-          <w:color w:val="000000"/>
-          <w:sz w:val="20"/>
-          <w:szCs w:val="20"/>
-          <w:u w:color="000000"/>
-        </w:rPr>
-      </w:pPr>
-      <w:r>
-        <w:rPr>
-          <w:rFonts w:asciiTheme="majorHAnsi" w:hAnsiTheme="majorHAnsi" w:cstheme="majorHAnsi"/>
-          <w:color w:val="000000"/>
-          <w:sz w:val="20"/>
-          <w:szCs w:val="20"/>
-          <w:u w:color="000000"/>
-        </w:rPr>
-        <w:t>J. Zabojnik: “Stock Based Compensation Plans and Employee Incentives,” EFA</w:t>
-      </w:r>
-    </w:p>
-    <w:p>
-      <w:pPr>
-        <w:autoSpaceDE w:val="0"/>
-        <w:autoSpaceDN w:val="0"/>
-        <w:adjustRightInd w:val="0"/>
-        <w:spacing w:after="80"/>
-        <w:rPr>
-          <w:rFonts w:asciiTheme="majorHAnsi" w:hAnsiTheme="majorHAnsi" w:cstheme="majorHAnsi"/>
-          <w:b/>
-          <w:bCs/>
-          <w:color w:val="000000"/>
-          <w:sz w:val="20"/>
-          <w:szCs w:val="20"/>
-          <w:u w:color="000000"/>
-        </w:rPr>
-      </w:pPr>
-      <w:r>
-        <w:rPr>
-          <w:rFonts w:asciiTheme="majorHAnsi" w:hAnsiTheme="majorHAnsi" w:cstheme="majorHAnsi"/>
-          <w:b/>
-          <w:bCs/>
-          <w:color w:val="000000"/>
-          <w:sz w:val="20"/>
-          <w:szCs w:val="20"/>
-          <w:u w:color="000000"/>
-        </w:rPr>
-        <w:t>2014</w:t>
-      </w:r>
-    </w:p>
-    <w:p>
-      <w:pPr>
-        <w:autoSpaceDE w:val="0"/>
-        <w:autoSpaceDN w:val="0"/>
-        <w:adjustRightInd w:val="0"/>
-        <w:spacing w:after="80"/>
-        <w:ind w:left="720" w:hanging="720"/>
-        <w:rPr>
-          <w:rFonts w:asciiTheme="majorHAnsi" w:hAnsiTheme="majorHAnsi" w:cstheme="majorHAnsi"/>
-          <w:color w:val="000000"/>
-          <w:sz w:val="20"/>
-          <w:szCs w:val="20"/>
-          <w:u w:color="000000"/>
-        </w:rPr>
-      </w:pPr>
-      <w:r>
-        <w:rPr>
-          <w:rFonts w:asciiTheme="majorHAnsi" w:hAnsiTheme="majorHAnsi" w:cstheme="majorHAnsi"/>
-          <w:color w:val="000000"/>
-          <w:sz w:val="20"/>
-          <w:szCs w:val="20"/>
-          <w:u w:color="000000"/>
-        </w:rPr>
-        <w:t xml:space="preserve">C. Parlatore </w:t>
-      </w:r>
-      <w:proofErr w:type="spellStart"/>
-      <w:r>
-        <w:rPr>
-          <w:rFonts w:asciiTheme="majorHAnsi" w:hAnsiTheme="majorHAnsi" w:cstheme="majorHAnsi"/>
-          <w:color w:val="000000"/>
-          <w:sz w:val="20"/>
-          <w:szCs w:val="20"/>
-          <w:u w:color="000000"/>
-        </w:rPr>
-        <w:t>Siritto</w:t>
-      </w:r>
-      <w:proofErr w:type="spellEnd"/>
-      <w:r>
-        <w:rPr>
-          <w:rFonts w:asciiTheme="majorHAnsi" w:hAnsiTheme="majorHAnsi" w:cstheme="majorHAnsi"/>
-          <w:color w:val="000000"/>
-          <w:sz w:val="20"/>
-          <w:szCs w:val="20"/>
-          <w:u w:color="000000"/>
-        </w:rPr>
-        <w:t xml:space="preserve">: “Fragility in Money Market Funds: Sponsor Support and Regulation,” </w:t>
-      </w:r>
-      <w:proofErr w:type="spellStart"/>
-      <w:r>
-        <w:rPr>
-          <w:rFonts w:asciiTheme="majorHAnsi" w:hAnsiTheme="majorHAnsi" w:cstheme="majorHAnsi"/>
-          <w:color w:val="000000"/>
-          <w:sz w:val="20"/>
-          <w:szCs w:val="20"/>
-          <w:u w:color="000000"/>
-        </w:rPr>
-        <w:t>OxFIT</w:t>
-      </w:r>
-      <w:proofErr w:type="spellEnd"/>
-      <w:r>
-        <w:rPr>
-          <w:rFonts w:asciiTheme="majorHAnsi" w:hAnsiTheme="majorHAnsi" w:cstheme="majorHAnsi"/>
-          <w:color w:val="000000"/>
-          <w:sz w:val="20"/>
-          <w:szCs w:val="20"/>
-          <w:u w:color="000000"/>
-        </w:rPr>
-        <w:t xml:space="preserve"> </w:t>
-      </w:r>
-    </w:p>
-    <w:p>
-      <w:pPr>
-        <w:autoSpaceDE w:val="0"/>
-        <w:autoSpaceDN w:val="0"/>
-        <w:adjustRightInd w:val="0"/>
-        <w:spacing w:after="80"/>
-        <w:ind w:left="720" w:hanging="720"/>
-        <w:rPr>
-          <w:rFonts w:asciiTheme="majorHAnsi" w:hAnsiTheme="majorHAnsi" w:cstheme="majorHAnsi"/>
-          <w:color w:val="000000"/>
-          <w:sz w:val="20"/>
-          <w:szCs w:val="20"/>
-          <w:u w:color="000000"/>
-        </w:rPr>
-      </w:pPr>
-      <w:r>
-        <w:rPr>
-          <w:rFonts w:asciiTheme="majorHAnsi" w:hAnsiTheme="majorHAnsi" w:cstheme="majorHAnsi"/>
-          <w:color w:val="000000"/>
-          <w:sz w:val="20"/>
-          <w:szCs w:val="20"/>
-          <w:u w:color="000000"/>
-        </w:rPr>
-        <w:t xml:space="preserve">C. Opp, M. Opp and M. Harris: </w:t>
-      </w:r>
-      <w:r>
-        <w:rPr>
-          <w:rFonts w:asciiTheme="majorHAnsi" w:hAnsiTheme="majorHAnsi" w:cstheme="majorHAnsi"/>
-          <w:color w:val="000000"/>
-          <w:sz w:val="20"/>
-          <w:szCs w:val="20"/>
-          <w:u w:color="000000"/>
-        </w:rPr>
-        <w:fldChar w:fldCharType="begin"/>
-      </w:r>
-      <w:r>
-        <w:rPr>
-          <w:rFonts w:asciiTheme="majorHAnsi" w:hAnsiTheme="majorHAnsi" w:cstheme="majorHAnsi"/>
-          <w:color w:val="000000"/>
-          <w:sz w:val="20"/>
-          <w:szCs w:val="20"/>
-          <w:u w:color="000000"/>
-        </w:rPr>
-        <w:instrText>HYPERLINK "http://ssrn.com/abstract=2181436"</w:instrText>
-      </w:r>
-      <w:r>
-        <w:rPr>
-          <w:rFonts w:asciiTheme="majorHAnsi" w:hAnsiTheme="majorHAnsi" w:cstheme="majorHAnsi"/>
-          <w:color w:val="000000"/>
-          <w:sz w:val="20"/>
-          <w:szCs w:val="20"/>
-          <w:u w:color="000000"/>
-        </w:rPr>
-      </w:r>
-      <w:r>
-        <w:rPr>
-          <w:rFonts w:asciiTheme="majorHAnsi" w:hAnsiTheme="majorHAnsi" w:cstheme="majorHAnsi"/>
-          <w:color w:val="000000"/>
-          <w:sz w:val="20"/>
-          <w:szCs w:val="20"/>
-          <w:u w:color="000000"/>
-        </w:rPr>
-        <w:fldChar w:fldCharType="separate"/>
-      </w:r>
-      <w:r>
-        <w:rPr>
-          <w:rFonts w:asciiTheme="majorHAnsi" w:hAnsiTheme="majorHAnsi" w:cstheme="majorHAnsi"/>
-          <w:color w:val="000000"/>
-          <w:sz w:val="20"/>
-          <w:szCs w:val="20"/>
-          <w:u w:color="000000"/>
-        </w:rPr>
-        <w:t xml:space="preserve">“Macroprudential Bank Capital Regulation in a Competitive Financial System,” WFA  </w:t>
-      </w:r>
-    </w:p>
-    <w:p>
-      <w:pPr>
-        <w:autoSpaceDE w:val="0"/>
-        <w:autoSpaceDN w:val="0"/>
-        <w:adjustRightInd w:val="0"/>
-        <w:spacing w:after="80"/>
-        <w:ind w:left="720" w:hanging="720"/>
-        <w:rPr>
-          <w:rFonts w:asciiTheme="majorHAnsi" w:hAnsiTheme="majorHAnsi" w:cstheme="majorHAnsi"/>
-          <w:color w:val="000000"/>
-          <w:sz w:val="20"/>
-          <w:szCs w:val="20"/>
-          <w:u w:color="000000"/>
-        </w:rPr>
-      </w:pPr>
-      <w:r>
-        <w:rPr>
-          <w:rFonts w:asciiTheme="majorHAnsi" w:hAnsiTheme="majorHAnsi" w:cstheme="majorHAnsi"/>
-          <w:color w:val="000000"/>
-          <w:sz w:val="20"/>
-          <w:szCs w:val="20"/>
-          <w:u w:color="000000"/>
-        </w:rPr>
-        <w:fldChar w:fldCharType="end"/>
-      </w:r>
-      <w:r>
-        <w:rPr>
-          <w:rFonts w:asciiTheme="majorHAnsi" w:hAnsiTheme="majorHAnsi" w:cstheme="majorHAnsi"/>
-          <w:color w:val="000000"/>
-          <w:sz w:val="20"/>
-          <w:szCs w:val="20"/>
-          <w:u w:color="000000"/>
-        </w:rPr>
-        <w:t>D. Levit and N. Malenko: “The Labor Market for Directors and Externalities in Corporate Governance,” FIRS</w:t>
-      </w:r>
-    </w:p>
-    <w:p>
-      <w:pPr>
-        <w:autoSpaceDE w:val="0"/>
-        <w:autoSpaceDN w:val="0"/>
-        <w:adjustRightInd w:val="0"/>
-        <w:spacing w:after="80"/>
-        <w:ind w:left="720" w:hanging="720"/>
-        <w:rPr>
-          <w:rFonts w:asciiTheme="majorHAnsi" w:hAnsiTheme="majorHAnsi" w:cstheme="majorHAnsi"/>
-          <w:color w:val="000000"/>
-          <w:sz w:val="20"/>
-          <w:szCs w:val="20"/>
-          <w:u w:color="000000"/>
-        </w:rPr>
-      </w:pPr>
-      <w:r>
-        <w:rPr>
-          <w:rFonts w:asciiTheme="majorHAnsi" w:hAnsiTheme="majorHAnsi" w:cstheme="majorHAnsi"/>
-          <w:color w:val="000000"/>
-          <w:sz w:val="20"/>
-          <w:szCs w:val="20"/>
-          <w:u w:color="000000"/>
-        </w:rPr>
-        <w:t>W. Du, F. Yu, X. Yu: “Cultural Proximity and The Processing Of Financial Information,” LBS Summer Symposium</w:t>
-      </w:r>
-    </w:p>
-    <w:p>
-      <w:pPr>
-        <w:autoSpaceDE w:val="0"/>
-        <w:autoSpaceDN w:val="0"/>
-        <w:adjustRightInd w:val="0"/>
-        <w:spacing w:after="80"/>
-        <w:rPr>
-          <w:rFonts w:asciiTheme="majorHAnsi" w:hAnsiTheme="majorHAnsi" w:cstheme="majorHAnsi"/>
-          <w:b/>
-          <w:bCs/>
-          <w:color w:val="000000"/>
-          <w:sz w:val="20"/>
-          <w:szCs w:val="20"/>
-          <w:u w:color="000000"/>
-        </w:rPr>
-      </w:pPr>
-      <w:r>
-        <w:rPr>
-          <w:rFonts w:asciiTheme="majorHAnsi" w:hAnsiTheme="majorHAnsi" w:cstheme="majorHAnsi"/>
-          <w:b/>
-          <w:bCs/>
-          <w:color w:val="000000"/>
-          <w:sz w:val="20"/>
-          <w:szCs w:val="20"/>
-          <w:u w:color="000000"/>
-        </w:rPr>
-        <w:t>2013</w:t>
-      </w:r>
-    </w:p>
-    <w:p>
-      <w:pPr>
-        <w:autoSpaceDE w:val="0"/>
-        <w:autoSpaceDN w:val="0"/>
-        <w:adjustRightInd w:val="0"/>
-        <w:spacing w:after="80"/>
-        <w:ind w:left="720" w:hanging="720"/>
-        <w:rPr>
-          <w:rFonts w:asciiTheme="majorHAnsi" w:hAnsiTheme="majorHAnsi" w:cstheme="majorHAnsi"/>
-          <w:color w:val="000000"/>
-          <w:sz w:val="20"/>
-          <w:szCs w:val="20"/>
-          <w:u w:color="000000"/>
-        </w:rPr>
-      </w:pPr>
-      <w:r>
-        <w:rPr>
-          <w:rFonts w:asciiTheme="majorHAnsi" w:hAnsiTheme="majorHAnsi" w:cstheme="majorHAnsi"/>
-          <w:color w:val="000000"/>
-          <w:sz w:val="20"/>
-          <w:szCs w:val="20"/>
-          <w:u w:color="000000"/>
-        </w:rPr>
-        <w:t xml:space="preserve">N. Gantchev and P. </w:t>
-      </w:r>
-      <w:proofErr w:type="spellStart"/>
-      <w:r>
-        <w:rPr>
-          <w:rFonts w:asciiTheme="majorHAnsi" w:hAnsiTheme="majorHAnsi" w:cstheme="majorHAnsi"/>
-          <w:color w:val="000000"/>
-          <w:sz w:val="20"/>
-          <w:szCs w:val="20"/>
-          <w:u w:color="000000"/>
-        </w:rPr>
-        <w:t>Jotikasthira</w:t>
-      </w:r>
-      <w:proofErr w:type="spellEnd"/>
-      <w:r>
-        <w:rPr>
-          <w:rFonts w:asciiTheme="majorHAnsi" w:hAnsiTheme="majorHAnsi" w:cstheme="majorHAnsi"/>
-          <w:color w:val="000000"/>
-          <w:sz w:val="20"/>
-          <w:szCs w:val="20"/>
-          <w:u w:color="000000"/>
-        </w:rPr>
-        <w:t xml:space="preserve">: “Hedge Fund Activism: Do They Take Cues From Institutional Exit?” FIRS </w:t>
-      </w:r>
-    </w:p>
-    <w:p>
-      <w:pPr>
-        <w:autoSpaceDE w:val="0"/>
-        <w:autoSpaceDN w:val="0"/>
-        <w:adjustRightInd w:val="0"/>
-        <w:spacing w:after="80"/>
-        <w:ind w:hanging="720"/>
-        <w:rPr>
-          <w:rFonts w:asciiTheme="majorHAnsi" w:hAnsiTheme="majorHAnsi" w:cstheme="majorHAnsi"/>
-          <w:color w:val="000000"/>
-          <w:sz w:val="20"/>
-          <w:szCs w:val="20"/>
-          <w:u w:color="000000"/>
-        </w:rPr>
-      </w:pPr>
-    </w:p>
-    <w:p>
-      <w:pPr>
-        <w:autoSpaceDE w:val="0"/>
-        <w:autoSpaceDN w:val="0"/>
-        <w:adjustRightInd w:val="0"/>
-        <w:spacing w:after="80"/>
-        <w:rPr>
-          <w:rFonts w:asciiTheme="majorHAnsi" w:hAnsiTheme="majorHAnsi" w:cstheme="majorHAnsi"/>
-          <w:b/>
-          <w:bCs/>
-          <w:color w:val="000000"/>
-          <w:sz w:val="20"/>
-          <w:szCs w:val="20"/>
-          <w:u w:color="000000"/>
-        </w:rPr>
-      </w:pPr>
-      <w:r>
-        <w:rPr>
-          <w:rFonts w:asciiTheme="majorHAnsi" w:hAnsiTheme="majorHAnsi" w:cstheme="majorHAnsi"/>
-          <w:b/>
-          <w:bCs/>
-          <w:color w:val="000000"/>
-          <w:sz w:val="20"/>
-          <w:szCs w:val="20"/>
-          <w:u w:color="000000"/>
-        </w:rPr>
-        <w:t>REFEREE WORK</w:t>
-      </w:r>
-    </w:p>
-    <w:p>
-      <w:pPr>
-        <w:autoSpaceDE w:val="0"/>
-        <w:autoSpaceDN w:val="0"/>
-        <w:adjustRightInd w:val="0"/>
-        <w:spacing w:after="80"/>
-        <w:rPr>
-          <w:rFonts w:asciiTheme="majorHAnsi" w:hAnsiTheme="majorHAnsi" w:cstheme="majorHAnsi"/>
-          <w:color w:val="000000"/>
-          <w:sz w:val="20"/>
-          <w:szCs w:val="20"/>
-          <w:u w:color="000000"/>
-        </w:rPr>
-      </w:pPr>
-      <w:r>
-        <w:rPr>
-          <w:rFonts w:asciiTheme="majorHAnsi" w:hAnsiTheme="majorHAnsi" w:cstheme="majorHAnsi"/>
-          <w:color w:val="000000"/>
-          <w:sz w:val="20"/>
-          <w:szCs w:val="20"/>
-          <w:u w:color="000000"/>
-        </w:rPr>
-        <w:t xml:space="preserve">American Economic Review, </w:t>
-      </w:r>
-      <w:proofErr w:type="spellStart"/>
-      <w:r>
-        <w:rPr>
-          <w:rFonts w:asciiTheme="majorHAnsi" w:hAnsiTheme="majorHAnsi" w:cstheme="majorHAnsi"/>
-          <w:color w:val="000000"/>
-          <w:sz w:val="20"/>
-          <w:szCs w:val="20"/>
-          <w:u w:color="000000"/>
-        </w:rPr>
-        <w:t>Econometrica</w:t>
-      </w:r>
-      <w:proofErr w:type="spellEnd"/>
-      <w:r>
-        <w:rPr>
-          <w:rFonts w:asciiTheme="majorHAnsi" w:hAnsiTheme="majorHAnsi" w:cstheme="majorHAnsi"/>
-          <w:color w:val="000000"/>
-          <w:sz w:val="20"/>
-          <w:szCs w:val="20"/>
-          <w:u w:color="000000"/>
-        </w:rPr>
-        <w:t xml:space="preserve">, </w:t>
-      </w:r>
-      <w:r>
-        <w:rPr>
-          <w:rFonts w:asciiTheme="majorHAnsi" w:hAnsiTheme="majorHAnsi" w:cstheme="majorHAnsi"/>
-          <w:color w:val="000000"/>
-          <w:sz w:val="20"/>
-          <w:szCs w:val="20"/>
-          <w:u w:color="000000"/>
-        </w:rPr>
-        <w:t xml:space="preserve">Economic Journal, </w:t>
-      </w:r>
-      <w:r>
-        <w:rPr>
-          <w:rFonts w:asciiTheme="majorHAnsi" w:hAnsiTheme="majorHAnsi" w:cstheme="majorHAnsi"/>
-          <w:color w:val="000000"/>
-          <w:sz w:val="20"/>
-          <w:szCs w:val="20"/>
-          <w:u w:color="000000"/>
-        </w:rPr>
-        <w:t xml:space="preserve">Games and Economics Behavior, Journal of Banking and Finance, Journal of Corporate Finance, Journal of Economics Theory, Journal of European Economics Association, Journal of Financial and Quantitative Analysis, Journal of Financial Economics, Journal of Finance, Journal of Financial Intermediation, Journal of Legal Studies, </w:t>
-      </w:r>
-      <w:r>
-        <w:rPr>
-          <w:rFonts w:asciiTheme="majorHAnsi" w:hAnsiTheme="majorHAnsi" w:cstheme="majorHAnsi"/>
-          <w:color w:val="000000"/>
-          <w:sz w:val="20"/>
-          <w:szCs w:val="20"/>
-          <w:u w:color="000000"/>
-        </w:rPr>
-        <w:t xml:space="preserve">Journal of Political Economy, </w:t>
-      </w:r>
-      <w:r>
-        <w:rPr>
-          <w:rFonts w:asciiTheme="majorHAnsi" w:hAnsiTheme="majorHAnsi" w:cstheme="majorHAnsi"/>
-          <w:color w:val="000000"/>
-          <w:sz w:val="20"/>
-          <w:szCs w:val="20"/>
-          <w:u w:color="000000"/>
-        </w:rPr>
-        <w:t>Management Science,</w:t>
-      </w:r>
-      <w:r>
-        <w:rPr>
-          <w:rFonts w:asciiTheme="majorHAnsi" w:hAnsiTheme="majorHAnsi" w:cstheme="majorHAnsi"/>
-          <w:color w:val="000000"/>
-          <w:sz w:val="20"/>
-          <w:szCs w:val="20"/>
-          <w:u w:color="000000"/>
-        </w:rPr>
-        <w:t xml:space="preserve"> Review of Corporate Finance Studies,</w:t>
-      </w:r>
-      <w:r>
-        <w:rPr>
-          <w:rFonts w:asciiTheme="majorHAnsi" w:hAnsiTheme="majorHAnsi" w:cstheme="majorHAnsi"/>
-          <w:color w:val="000000"/>
-          <w:sz w:val="20"/>
-          <w:szCs w:val="20"/>
-          <w:u w:color="000000"/>
-        </w:rPr>
-        <w:t xml:space="preserve"> Review of Financial Studies, Review of Finance, Review of Economic Studies, Theoretical Economics</w:t>
-      </w:r>
-    </w:p>
-    <w:p>
-      <w:pPr>
-        <w:autoSpaceDE w:val="0"/>
-        <w:autoSpaceDN w:val="0"/>
-        <w:adjustRightInd w:val="0"/>
-        <w:spacing w:after="80"/>
-        <w:rPr>
-          <w:rFonts w:asciiTheme="majorHAnsi" w:hAnsiTheme="majorHAnsi" w:cstheme="majorHAnsi"/>
-          <w:color w:val="000000"/>
-          <w:sz w:val="20"/>
-          <w:szCs w:val="20"/>
-          <w:u w:color="000000"/>
-        </w:rPr>
-      </w:pPr>
-    </w:p>
-    <w:p>
-      <w:pPr>
-        <w:autoSpaceDE w:val="0"/>
-        <w:autoSpaceDN w:val="0"/>
-        <w:adjustRightInd w:val="0"/>
-        <w:spacing w:after="80"/>
-        <w:rPr>
-          <w:rFonts w:asciiTheme="majorHAnsi" w:hAnsiTheme="majorHAnsi" w:cstheme="majorHAnsi"/>
-          <w:color w:val="000000"/>
-          <w:sz w:val="20"/>
-          <w:szCs w:val="20"/>
-          <w:u w:color="000000"/>
-        </w:rPr>
-      </w:pPr>
-      <w:r>
-        <w:rPr>
-          <w:rFonts w:asciiTheme="majorHAnsi" w:hAnsiTheme="majorHAnsi" w:cstheme="majorHAnsi"/>
-          <w:b/>
-          <w:bCs/>
-          <w:color w:val="000000"/>
-          <w:sz w:val="20"/>
-          <w:szCs w:val="20"/>
-          <w:u w:color="000000"/>
-        </w:rPr>
-        <w:t>BOARDS</w:t>
-      </w:r>
-    </w:p>
-    <w:p>
-      <w:pPr>
-        <w:autoSpaceDE w:val="0"/>
-        <w:autoSpaceDN w:val="0"/>
-        <w:adjustRightInd w:val="0"/>
-        <w:spacing w:after="80"/>
-        <w:rPr>
-          <w:rFonts w:asciiTheme="majorHAnsi" w:hAnsiTheme="majorHAnsi" w:cstheme="majorHAnsi"/>
-          <w:color w:val="000000"/>
-          <w:sz w:val="20"/>
-          <w:szCs w:val="20"/>
-          <w:u w:color="000000"/>
-        </w:rPr>
-      </w:pPr>
-      <w:r>
-        <w:rPr>
-          <w:rFonts w:asciiTheme="majorHAnsi" w:hAnsiTheme="majorHAnsi" w:cstheme="majorHAnsi"/>
-          <w:color w:val="000000"/>
-          <w:sz w:val="20"/>
-          <w:szCs w:val="20"/>
-          <w:u w:color="000000"/>
-        </w:rPr>
-        <w:t>Financial Intermediation Research Society (2021</w:t>
-      </w:r>
-      <w:r>
-        <w:rPr>
-          <w:rFonts w:asciiTheme="majorHAnsi" w:hAnsiTheme="majorHAnsi" w:cstheme="majorHAnsi"/>
-          <w:color w:val="000000"/>
-          <w:sz w:val="20"/>
-          <w:szCs w:val="20"/>
-          <w:u w:color="000000"/>
-        </w:rPr>
-        <w:t>-2024</w:t>
-      </w:r>
-      <w:r>
-        <w:rPr>
-          <w:rFonts w:asciiTheme="majorHAnsi" w:hAnsiTheme="majorHAnsi" w:cstheme="majorHAnsi"/>
-          <w:color w:val="000000"/>
-          <w:sz w:val="20"/>
-          <w:szCs w:val="20"/>
-          <w:u w:color="000000"/>
-        </w:rPr>
-        <w:t>)</w:t>
-      </w:r>
-    </w:p>
-    <w:p>
-      <w:pPr>
-        <w:autoSpaceDE w:val="0"/>
-        <w:autoSpaceDN w:val="0"/>
-        <w:adjustRightInd w:val="0"/>
-        <w:spacing w:after="80"/>
-        <w:rPr>
-          <w:rFonts w:asciiTheme="majorHAnsi" w:hAnsiTheme="majorHAnsi" w:cstheme="majorHAnsi"/>
-          <w:color w:val="000000"/>
-          <w:sz w:val="20"/>
-          <w:szCs w:val="20"/>
-          <w:u w:color="000000"/>
-        </w:rPr>
-      </w:pPr>
-      <w:r>
-        <w:rPr>
-          <w:rFonts w:asciiTheme="majorHAnsi" w:hAnsiTheme="majorHAnsi" w:cstheme="majorHAnsi"/>
-          <w:color w:val="000000"/>
-          <w:sz w:val="20"/>
-          <w:szCs w:val="20"/>
-          <w:u w:color="000000"/>
-        </w:rPr>
-        <w:t>Finance Theory Group (202</w:t>
-      </w:r>
-      <w:r>
-        <w:rPr>
-          <w:rFonts w:asciiTheme="majorHAnsi" w:hAnsiTheme="majorHAnsi" w:cstheme="majorHAnsi"/>
-          <w:color w:val="000000"/>
-          <w:sz w:val="20"/>
-          <w:szCs w:val="20"/>
-          <w:u w:color="000000"/>
-        </w:rPr>
-        <w:t>0</w:t>
-      </w:r>
-      <w:r>
-        <w:rPr>
-          <w:rFonts w:asciiTheme="majorHAnsi" w:hAnsiTheme="majorHAnsi" w:cstheme="majorHAnsi"/>
-          <w:color w:val="000000"/>
-          <w:sz w:val="20"/>
-          <w:szCs w:val="20"/>
-          <w:u w:color="000000"/>
-        </w:rPr>
-        <w:t>-2023</w:t>
-      </w:r>
-      <w:r>
-        <w:rPr>
-          <w:rFonts w:asciiTheme="majorHAnsi" w:hAnsiTheme="majorHAnsi" w:cstheme="majorHAnsi"/>
-          <w:color w:val="000000"/>
-          <w:sz w:val="20"/>
-          <w:szCs w:val="20"/>
-          <w:u w:color="000000"/>
-        </w:rPr>
-        <w:t>)</w:t>
-      </w:r>
-    </w:p>
-    <w:p>
-      <w:pPr>
-        <w:autoSpaceDE w:val="0"/>
-        <w:autoSpaceDN w:val="0"/>
-        <w:adjustRightInd w:val="0"/>
-        <w:spacing w:after="80"/>
-        <w:rPr>
-          <w:rFonts w:asciiTheme="majorHAnsi" w:hAnsiTheme="majorHAnsi" w:cstheme="majorHAnsi"/>
-          <w:color w:val="000000"/>
-          <w:sz w:val="20"/>
-          <w:szCs w:val="20"/>
-          <w:u w:color="000000"/>
-        </w:rPr>
-      </w:pPr>
-      <w:r>
-        <w:rPr>
-          <w:rFonts w:asciiTheme="majorHAnsi" w:hAnsiTheme="majorHAnsi" w:cstheme="majorHAnsi"/>
-          <w:color w:val="000000"/>
-          <w:sz w:val="20"/>
-          <w:szCs w:val="20"/>
-          <w:u w:color="000000"/>
-        </w:rPr>
-        <w:t>Macro Finance Society (since 2021)</w:t>
-      </w:r>
-    </w:p>
-    <w:p>
-      <w:pPr>
-        <w:autoSpaceDE w:val="0"/>
-        <w:autoSpaceDN w:val="0"/>
-        <w:adjustRightInd w:val="0"/>
-        <w:spacing w:after="80"/>
-        <w:rPr>
-          <w:rFonts w:asciiTheme="majorHAnsi" w:hAnsiTheme="majorHAnsi" w:cstheme="majorHAnsi"/>
-          <w:color w:val="000000"/>
-          <w:sz w:val="20"/>
-          <w:szCs w:val="20"/>
-          <w:u w:color="000000"/>
-        </w:rPr>
-      </w:pPr>
-    </w:p>
-    <w:p>
-      <w:pPr>
-        <w:autoSpaceDE w:val="0"/>
-        <w:autoSpaceDN w:val="0"/>
-        <w:adjustRightInd w:val="0"/>
-        <w:spacing w:after="80"/>
-        <w:rPr>
-          <w:rFonts w:asciiTheme="majorHAnsi" w:hAnsiTheme="majorHAnsi" w:cstheme="majorHAnsi"/>
-          <w:b/>
-          <w:bCs/>
-          <w:color w:val="000000"/>
-          <w:sz w:val="20"/>
-          <w:szCs w:val="20"/>
-          <w:u w:color="000000"/>
-        </w:rPr>
-      </w:pPr>
-      <w:r>
-        <w:rPr>
-          <w:rFonts w:asciiTheme="majorHAnsi" w:hAnsiTheme="majorHAnsi" w:cstheme="majorHAnsi"/>
-          <w:b/>
-          <w:bCs/>
-          <w:color w:val="000000"/>
-          <w:sz w:val="20"/>
-          <w:szCs w:val="20"/>
-          <w:u w:color="000000"/>
-        </w:rPr>
-        <w:t>PANELS</w:t>
-      </w:r>
-    </w:p>
-    <w:p>
-      <w:pPr>
-        <w:autoSpaceDE w:val="0"/>
-        <w:autoSpaceDN w:val="0"/>
-        <w:adjustRightInd w:val="0"/>
-        <w:spacing w:after="80"/>
-        <w:rPr>
-          <w:rFonts w:asciiTheme="majorHAnsi" w:hAnsiTheme="majorHAnsi" w:cstheme="majorHAnsi"/>
-          <w:color w:val="000000"/>
-          <w:sz w:val="20"/>
-          <w:szCs w:val="20"/>
-          <w:u w:color="000000"/>
-        </w:rPr>
-      </w:pPr>
-      <w:r>
-        <w:rPr>
-          <w:rFonts w:asciiTheme="majorHAnsi" w:hAnsiTheme="majorHAnsi" w:cstheme="majorHAnsi"/>
-          <w:color w:val="000000"/>
-          <w:sz w:val="20"/>
-          <w:szCs w:val="20"/>
-          <w:u w:color="000000"/>
-        </w:rPr>
-        <w:t>Early Career Women in Finance Conference at the WFA (</w:t>
-      </w:r>
-      <w:r>
-        <w:rPr>
-          <w:rFonts w:asciiTheme="majorHAnsi" w:hAnsiTheme="majorHAnsi" w:cstheme="majorHAnsi"/>
-          <w:color w:val="000000"/>
-          <w:sz w:val="20"/>
-          <w:szCs w:val="20"/>
-          <w:u w:color="000000"/>
-        </w:rPr>
-        <w:t>2025</w:t>
+      <w:r>
+        <w:rPr>
+          <w:rFonts w:asciiTheme="majorHAnsi" w:hAnsiTheme="majorHAnsi" w:cstheme="majorHAnsi"/>
+          <w:color w:val="000000"/>
+          <w:sz w:val="20"/>
+          <w:szCs w:val="20"/>
+          <w:u w:color="000000"/>
+        </w:rPr>
+        <w:t>(2020, 2024)</w:t>
+      </w:r>
+    </w:p>
+    <w:p>
+      <w:pPr>
+        <w:autoSpaceDE w:val="0"/>
+        <w:autoSpaceDN w:val="0"/>
+        <w:adjustRightInd w:val="0"/>
+        <w:spacing w:after="80"/>
+        <w:rPr>
+          <w:rFonts w:asciiTheme="majorHAnsi" w:hAnsiTheme="majorHAnsi" w:cstheme="majorHAnsi"/>
+          <w:color w:val="000000"/>
+          <w:sz w:val="20"/>
+          <w:szCs w:val="20"/>
+          <w:u w:color="000000"/>
+        </w:rPr>
+      </w:pPr>
+    </w:p>
+    <w:p>
+      <w:pPr>
+        <w:autoSpaceDE w:val="0"/>
+        <w:autoSpaceDN w:val="0"/>
+        <w:adjustRightInd w:val="0"/>
+        <w:spacing w:after="80"/>
+        <w:rPr>
+          <w:rFonts w:asciiTheme="majorHAnsi" w:hAnsiTheme="majorHAnsi" w:cstheme="majorHAnsi"/>
+          <w:b/>
+          <w:bCs/>
+          <w:color w:val="000000"/>
+          <w:sz w:val="20"/>
+          <w:szCs w:val="20"/>
+          <w:u w:color="000000"/>
+        </w:rPr>
+      </w:pPr>
+      <w:r>
+        <w:rPr>
+          <w:rFonts w:asciiTheme="majorHAnsi" w:hAnsiTheme="majorHAnsi" w:cstheme="majorHAnsi"/>
+          <w:b/>
+          <w:bCs/>
+          <w:color w:val="000000"/>
+          <w:sz w:val="20"/>
+          <w:szCs w:val="20"/>
+          <w:u w:color="000000"/>
+        </w:rPr>
+        <w:t>REVIEWER</w:t>
+      </w:r>
+    </w:p>
+    <w:p>
+      <w:pPr>
+        <w:autoSpaceDE w:val="0"/>
+        <w:autoSpaceDN w:val="0"/>
+        <w:adjustRightInd w:val="0"/>
+        <w:spacing w:after="80"/>
+        <w:rPr>
+          <w:rFonts w:asciiTheme="majorHAnsi" w:hAnsiTheme="majorHAnsi" w:cstheme="majorHAnsi"/>
+          <w:color w:val="000000"/>
+          <w:sz w:val="20"/>
+          <w:szCs w:val="20"/>
+          <w:u w:color="000000"/>
+        </w:rPr>
+      </w:pPr>
+      <w:r>
+        <w:rPr>
+          <w:rFonts w:asciiTheme="majorHAnsi" w:hAnsiTheme="majorHAnsi" w:cstheme="majorHAnsi"/>
+          <w:color w:val="000000"/>
+          <w:sz w:val="20"/>
+          <w:szCs w:val="20"/>
+          <w:u w:color="000000"/>
+        </w:rPr>
+        <w:t>European Research</w:t>
+      </w:r>
+      <w:r>
+        <w:rPr>
+          <w:rFonts w:asciiTheme="majorHAnsi" w:hAnsiTheme="majorHAnsi" w:cstheme="majorHAnsi"/>
+          <w:color w:val="000000"/>
+          <w:sz w:val="20"/>
+          <w:szCs w:val="20"/>
+          <w:u w:color="000000"/>
+        </w:rPr>
+        <w:t xml:space="preserve"> Grant</w:t>
+      </w:r>
+      <w:r>
+        <w:rPr>
+          <w:rFonts w:asciiTheme="majorHAnsi" w:hAnsiTheme="majorHAnsi" w:cstheme="majorHAnsi"/>
+          <w:color w:val="000000"/>
+          <w:sz w:val="20"/>
+          <w:szCs w:val="20"/>
+          <w:u w:color="000000"/>
+        </w:rPr>
+        <w:t xml:space="preserve"> Proposal</w:t>
+      </w:r>
+    </w:p>
+    <w:p>
+      <w:pPr>
+        <w:autoSpaceDE w:val="0"/>
+        <w:autoSpaceDN w:val="0"/>
+        <w:adjustRightInd w:val="0"/>
+        <w:spacing w:after="80"/>
+        <w:rPr>
+          <w:rFonts w:asciiTheme="majorHAnsi" w:hAnsiTheme="majorHAnsi" w:cstheme="majorHAnsi"/>
+          <w:color w:val="000000"/>
+          <w:sz w:val="20"/>
+          <w:szCs w:val="20"/>
+          <w:u w:color="000000"/>
+        </w:rPr>
+      </w:pPr>
+      <w:r>
+        <w:rPr>
+          <w:rFonts w:asciiTheme="majorHAnsi" w:hAnsiTheme="majorHAnsi" w:cstheme="majorHAnsi"/>
+          <w:color w:val="000000"/>
+          <w:sz w:val="20"/>
+          <w:szCs w:val="20"/>
+          <w:u w:color="000000"/>
+        </w:rPr>
+        <w:t>National Science Foundation Grant Proposal (Economics)</w:t>
+      </w:r>
+    </w:p>
+    <w:p>
+      <w:pPr>
+        <w:autoSpaceDE w:val="0"/>
+        <w:autoSpaceDN w:val="0"/>
+        <w:adjustRightInd w:val="0"/>
+        <w:spacing w:after="80"/>
+        <w:ind w:firstLine="720"/>
+        <w:rPr>
+          <w:rFonts w:asciiTheme="majorHAnsi" w:hAnsiTheme="majorHAnsi" w:cstheme="majorHAnsi"/>
+          <w:color w:val="000000"/>
+          <w:sz w:val="20"/>
+          <w:szCs w:val="20"/>
+          <w:u w:color="000000"/>
+        </w:rPr>
+      </w:pPr>
+    </w:p>
+    <w:p>
+      <w:pPr>
+        <w:autoSpaceDE w:val="0"/>
+        <w:autoSpaceDN w:val="0"/>
+        <w:adjustRightInd w:val="0"/>
+        <w:spacing w:after="80"/>
+        <w:rPr>
+          <w:rFonts w:asciiTheme="majorHAnsi" w:hAnsiTheme="majorHAnsi" w:cstheme="majorHAnsi"/>
+          <w:b/>
+          <w:bCs/>
+          <w:color w:val="000000"/>
+          <w:sz w:val="20"/>
+          <w:szCs w:val="20"/>
+          <w:u w:color="000000"/>
+        </w:rPr>
+      </w:pPr>
+      <w:r>
+        <w:rPr>
+          <w:rFonts w:asciiTheme="majorHAnsi" w:hAnsiTheme="majorHAnsi" w:cstheme="majorHAnsi"/>
+          <w:b/>
+          <w:bCs/>
+          <w:color w:val="000000"/>
+          <w:sz w:val="20"/>
+          <w:szCs w:val="20"/>
+          <w:u w:color="000000"/>
+        </w:rPr>
+        <w:t>GRANTS</w:t>
+      </w:r>
+      <w:r>
+        <w:rPr>
+          <w:rFonts w:asciiTheme="majorHAnsi" w:hAnsiTheme="majorHAnsi" w:cstheme="majorHAnsi"/>
+          <w:b/>
+          <w:bCs/>
+          <w:color w:val="000000"/>
+          <w:sz w:val="20"/>
+          <w:szCs w:val="20"/>
+          <w:u w:color="000000"/>
+        </w:rPr>
+        <w:t>, HONORS, AND AWARDS</w:t>
+      </w:r>
+    </w:p>
+    <w:p>
+      <w:pPr>
+        <w:autoSpaceDE w:val="0"/>
+        <w:autoSpaceDN w:val="0"/>
+        <w:adjustRightInd w:val="0"/>
+        <w:spacing w:after="80"/>
+        <w:rPr>
+          <w:rFonts w:asciiTheme="majorHAnsi" w:hAnsiTheme="majorHAnsi" w:cstheme="majorHAnsi"/>
+          <w:color w:val="000000"/>
+          <w:sz w:val="20"/>
+          <w:szCs w:val="20"/>
+          <w:u w:color="000000"/>
+        </w:rPr>
+      </w:pPr>
+      <w:r>
+        <w:rPr>
+          <w:rFonts w:asciiTheme="majorHAnsi" w:hAnsiTheme="majorHAnsi" w:cstheme="majorHAnsi"/>
+          <w:color w:val="000000"/>
+          <w:sz w:val="20"/>
+          <w:szCs w:val="20"/>
+          <w:u w:color="000000"/>
+        </w:rPr>
+        <w:t>Chazen Research Grant, 2020 ($10,000)</w:t>
+      </w:r>
+    </w:p>
+    <w:p>
+      <w:pPr>
+        <w:autoSpaceDE w:val="0"/>
+        <w:autoSpaceDN w:val="0"/>
+        <w:adjustRightInd w:val="0"/>
+        <w:spacing w:after="80"/>
+        <w:rPr>
+          <w:rFonts w:asciiTheme="majorHAnsi" w:hAnsiTheme="majorHAnsi" w:cstheme="majorHAnsi"/>
+          <w:color w:val="000000"/>
+          <w:sz w:val="20"/>
+          <w:szCs w:val="20"/>
+          <w:u w:color="000000"/>
+        </w:rPr>
+      </w:pPr>
+      <w:r>
+        <w:rPr>
+          <w:rFonts w:asciiTheme="majorHAnsi" w:hAnsiTheme="majorHAnsi" w:cstheme="majorHAnsi"/>
+          <w:color w:val="000000"/>
+          <w:sz w:val="20"/>
+          <w:szCs w:val="20"/>
+          <w:u w:color="000000"/>
+        </w:rPr>
+        <w:t>Richman Center Grant, 2020 ($15,000)</w:t>
+      </w:r>
+    </w:p>
+    <w:p>
+      <w:pPr>
+        <w:autoSpaceDE w:val="0"/>
+        <w:autoSpaceDN w:val="0"/>
+        <w:adjustRightInd w:val="0"/>
+        <w:spacing w:after="80"/>
+        <w:rPr>
+          <w:rFonts w:asciiTheme="majorHAnsi" w:hAnsiTheme="majorHAnsi" w:cstheme="majorHAnsi"/>
+          <w:color w:val="000000"/>
+          <w:sz w:val="20"/>
+          <w:szCs w:val="20"/>
+          <w:u w:color="000000"/>
+        </w:rPr>
+      </w:pPr>
+      <w:r>
+        <w:rPr>
+          <w:rFonts w:asciiTheme="majorHAnsi" w:hAnsiTheme="majorHAnsi" w:cstheme="majorHAnsi"/>
+          <w:color w:val="000000"/>
+          <w:sz w:val="20"/>
+          <w:szCs w:val="20"/>
+          <w:u w:color="000000"/>
+        </w:rPr>
+        <w:t>Best Paper Award the ASU Sonoran Winter Finance Conference, 2018</w:t>
+      </w:r>
+    </w:p>
+    <w:p>
+      <w:pPr>
+        <w:autoSpaceDE w:val="0"/>
+        <w:autoSpaceDN w:val="0"/>
+        <w:adjustRightInd w:val="0"/>
+        <w:spacing w:after="80"/>
+        <w:rPr>
+          <w:rFonts w:asciiTheme="majorHAnsi" w:hAnsiTheme="majorHAnsi" w:cstheme="majorHAnsi"/>
+          <w:color w:val="000000"/>
+          <w:sz w:val="20"/>
+          <w:szCs w:val="20"/>
+          <w:u w:color="000000"/>
+        </w:rPr>
+      </w:pPr>
+      <w:r>
+        <w:rPr>
+          <w:rFonts w:asciiTheme="majorHAnsi" w:hAnsiTheme="majorHAnsi" w:cstheme="majorHAnsi"/>
+          <w:color w:val="000000"/>
+          <w:sz w:val="20"/>
+          <w:szCs w:val="20"/>
+          <w:u w:color="000000"/>
+        </w:rPr>
+        <w:t>Provost’s Grants Program for Junior Faculty Who Contribute to the University’s Diversity Goals</w:t>
+      </w:r>
+      <w:r>
+        <w:rPr>
+          <w:rFonts w:asciiTheme="majorHAnsi" w:hAnsiTheme="majorHAnsi" w:cstheme="majorHAnsi"/>
+          <w:color w:val="000000"/>
+          <w:sz w:val="20"/>
+          <w:szCs w:val="20"/>
+          <w:u w:color="000000"/>
+        </w:rPr>
+        <w:t>, 2018</w:t>
+      </w:r>
+      <w:r>
+        <w:rPr>
+          <w:rFonts w:asciiTheme="majorHAnsi" w:hAnsiTheme="majorHAnsi" w:cstheme="majorHAnsi"/>
+          <w:color w:val="000000"/>
+          <w:sz w:val="20"/>
+          <w:szCs w:val="20"/>
+          <w:u w:color="000000"/>
+        </w:rPr>
+        <w:t xml:space="preserve"> ($25,000)</w:t>
+      </w:r>
+    </w:p>
+    <w:p>
+      <w:pPr>
+        <w:autoSpaceDE w:val="0"/>
+        <w:autoSpaceDN w:val="0"/>
+        <w:adjustRightInd w:val="0"/>
+        <w:spacing w:after="80"/>
+        <w:rPr>
+          <w:rFonts w:asciiTheme="majorHAnsi" w:hAnsiTheme="majorHAnsi" w:cstheme="majorHAnsi"/>
+          <w:color w:val="000000"/>
+          <w:sz w:val="20"/>
+          <w:szCs w:val="20"/>
+          <w:u w:color="000000"/>
+        </w:rPr>
+      </w:pPr>
+      <w:r>
+        <w:rPr>
+          <w:rFonts w:asciiTheme="majorHAnsi" w:hAnsiTheme="majorHAnsi" w:cstheme="majorHAnsi"/>
+          <w:color w:val="000000"/>
+          <w:sz w:val="20"/>
+          <w:szCs w:val="20"/>
+          <w:u w:color="000000"/>
+        </w:rPr>
+        <w:lastRenderedPageBreak/>
+        <w:t>Deutsche Bank Fellowship, 2012</w:t>
+      </w:r>
+    </w:p>
+    <w:p>
+      <w:pPr>
+        <w:autoSpaceDE w:val="0"/>
+        <w:autoSpaceDN w:val="0"/>
+        <w:adjustRightInd w:val="0"/>
+        <w:spacing w:after="80"/>
+        <w:rPr>
+          <w:rFonts w:asciiTheme="majorHAnsi" w:hAnsiTheme="majorHAnsi" w:cstheme="majorHAnsi"/>
+          <w:color w:val="000000"/>
+          <w:sz w:val="20"/>
+          <w:szCs w:val="20"/>
+          <w:u w:color="000000"/>
+        </w:rPr>
+      </w:pPr>
+      <w:r>
+        <w:rPr>
+          <w:rFonts w:asciiTheme="majorHAnsi" w:hAnsiTheme="majorHAnsi" w:cstheme="majorHAnsi"/>
+          <w:color w:val="000000"/>
+          <w:sz w:val="20"/>
+          <w:szCs w:val="20"/>
+          <w:u w:color="000000"/>
+        </w:rPr>
+        <w:t>Giovanna Crivelli fellowship to fund PhD</w:t>
+      </w:r>
+      <w:r>
+        <w:rPr>
+          <w:rFonts w:asciiTheme="majorHAnsi" w:hAnsiTheme="majorHAnsi" w:cstheme="majorHAnsi"/>
+          <w:color w:val="000000"/>
+          <w:sz w:val="20"/>
+          <w:szCs w:val="20"/>
+          <w:u w:color="000000"/>
+        </w:rPr>
+        <w:t>, 2009–2013</w:t>
+      </w:r>
+    </w:p>
+    <w:p>
+      <w:pPr>
+        <w:autoSpaceDE w:val="0"/>
+        <w:autoSpaceDN w:val="0"/>
+        <w:adjustRightInd w:val="0"/>
+        <w:spacing w:after="80"/>
+        <w:rPr>
+          <w:rFonts w:asciiTheme="majorHAnsi" w:hAnsiTheme="majorHAnsi" w:cstheme="majorHAnsi"/>
+          <w:color w:val="000000"/>
+          <w:sz w:val="20"/>
+          <w:szCs w:val="20"/>
+          <w:u w:color="000000"/>
+        </w:rPr>
+      </w:pPr>
+    </w:p>
+    <w:p>
+      <w:pPr>
+        <w:autoSpaceDE w:val="0"/>
+        <w:autoSpaceDN w:val="0"/>
+        <w:adjustRightInd w:val="0"/>
+        <w:spacing w:after="80"/>
+        <w:rPr>
+          <w:rFonts w:asciiTheme="majorHAnsi" w:hAnsiTheme="majorHAnsi" w:cstheme="majorHAnsi"/>
+          <w:b/>
+          <w:bCs/>
+          <w:color w:val="000000"/>
+          <w:sz w:val="20"/>
+          <w:szCs w:val="20"/>
+          <w:u w:color="000000"/>
+        </w:rPr>
+      </w:pPr>
+      <w:r>
+        <w:rPr>
+          <w:rFonts w:asciiTheme="majorHAnsi" w:hAnsiTheme="majorHAnsi" w:cstheme="majorHAnsi"/>
+          <w:b/>
+          <w:bCs/>
+          <w:color w:val="000000"/>
+          <w:sz w:val="20"/>
+          <w:szCs w:val="20"/>
+          <w:u w:color="000000"/>
+        </w:rPr>
+        <w:t>OTHER PROFESSIONAL SERVICES</w:t>
+      </w:r>
+    </w:p>
+    <w:p>
+      <w:pPr>
+        <w:autoSpaceDE w:val="0"/>
+        <w:autoSpaceDN w:val="0"/>
+        <w:adjustRightInd w:val="0"/>
+        <w:spacing w:after="80"/>
+        <w:rPr>
+          <w:rFonts w:asciiTheme="majorHAnsi" w:hAnsiTheme="majorHAnsi" w:cstheme="majorHAnsi"/>
+          <w:color w:val="000000"/>
+          <w:sz w:val="20"/>
+          <w:szCs w:val="20"/>
+          <w:u w:color="000000"/>
+        </w:rPr>
+      </w:pPr>
+      <w:r>
+        <w:rPr>
+          <w:rFonts w:asciiTheme="majorHAnsi" w:hAnsiTheme="majorHAnsi" w:cstheme="majorHAnsi"/>
+          <w:color w:val="000000"/>
+          <w:sz w:val="20"/>
+          <w:szCs w:val="20"/>
+          <w:u w:color="000000"/>
+        </w:rPr>
+        <w:t>American Finance Association Nominating Committee (2020</w:t>
+      </w:r>
+      <w:r>
+        <w:rPr>
+          <w:rFonts w:asciiTheme="majorHAnsi" w:hAnsiTheme="majorHAnsi" w:cstheme="majorHAnsi"/>
+          <w:color w:val="000000"/>
+          <w:sz w:val="20"/>
+          <w:szCs w:val="20"/>
+          <w:u w:color="000000"/>
+        </w:rPr>
+        <w:t>, 2023</w:t>
       </w:r>
       <w:r>
         <w:rPr>
@@ -12087,2124 +13427,6 @@
           <w:szCs w:val="20"/>
           <w:u w:color="000000"/>
         </w:rPr>
-        <w:t>JCF-Bocconi Conference; panel on Collateralizing Intangible Assets</w:t>
-      </w:r>
-    </w:p>
-    <w:p>
-      <w:pPr>
-        <w:autoSpaceDE w:val="0"/>
-        <w:autoSpaceDN w:val="0"/>
-        <w:adjustRightInd w:val="0"/>
-        <w:spacing w:after="80"/>
-        <w:rPr>
-          <w:rFonts w:asciiTheme="majorHAnsi" w:hAnsiTheme="majorHAnsi" w:cstheme="majorHAnsi"/>
-          <w:b/>
-          <w:bCs/>
-          <w:color w:val="000000"/>
-          <w:sz w:val="20"/>
-          <w:szCs w:val="20"/>
-          <w:u w:color="000000"/>
-        </w:rPr>
-      </w:pPr>
-    </w:p>
-    <w:p>
-      <w:pPr>
-        <w:autoSpaceDE w:val="0"/>
-        <w:autoSpaceDN w:val="0"/>
-        <w:adjustRightInd w:val="0"/>
-        <w:spacing w:after="80"/>
-        <w:rPr>
-          <w:rFonts w:asciiTheme="majorHAnsi" w:hAnsiTheme="majorHAnsi" w:cstheme="majorHAnsi"/>
-          <w:b/>
-          <w:bCs/>
-          <w:color w:val="000000"/>
-          <w:sz w:val="20"/>
-          <w:szCs w:val="20"/>
-          <w:u w:color="000000"/>
-        </w:rPr>
-      </w:pPr>
-      <w:r>
-        <w:rPr>
-          <w:rFonts w:asciiTheme="majorHAnsi" w:hAnsiTheme="majorHAnsi" w:cstheme="majorHAnsi"/>
-          <w:b/>
-          <w:bCs/>
-          <w:color w:val="000000"/>
-          <w:sz w:val="20"/>
-          <w:szCs w:val="20"/>
-          <w:u w:color="000000"/>
-        </w:rPr>
-        <w:t>CONFERENCE/SESSION ORGANIZER</w:t>
-      </w:r>
-    </w:p>
-    <w:p>
-      <w:pPr>
-        <w:autoSpaceDE w:val="0"/>
-        <w:autoSpaceDN w:val="0"/>
-        <w:adjustRightInd w:val="0"/>
-        <w:spacing w:after="80"/>
-        <w:rPr>
-          <w:rFonts w:asciiTheme="majorHAnsi" w:hAnsiTheme="majorHAnsi" w:cstheme="majorHAnsi"/>
-          <w:color w:val="000000"/>
-          <w:sz w:val="20"/>
-          <w:szCs w:val="20"/>
-          <w:u w:color="000000"/>
-        </w:rPr>
-      </w:pPr>
-      <w:r>
-        <w:rPr>
-          <w:rFonts w:asciiTheme="majorHAnsi" w:hAnsiTheme="majorHAnsi" w:cstheme="majorHAnsi"/>
-          <w:color w:val="000000"/>
-          <w:sz w:val="20"/>
-          <w:szCs w:val="20"/>
-          <w:u w:color="000000"/>
-        </w:rPr>
-        <w:t xml:space="preserve">Early Career Women in Finance Conference at the WFA (2018) </w:t>
-      </w:r>
-    </w:p>
-    <w:p>
-      <w:pPr>
-        <w:autoSpaceDE w:val="0"/>
-        <w:autoSpaceDN w:val="0"/>
-        <w:adjustRightInd w:val="0"/>
-        <w:spacing w:after="80"/>
-        <w:rPr>
-          <w:rFonts w:asciiTheme="majorHAnsi" w:hAnsiTheme="majorHAnsi" w:cstheme="majorHAnsi"/>
-          <w:color w:val="000000"/>
-          <w:sz w:val="20"/>
-          <w:szCs w:val="20"/>
-          <w:u w:color="000000"/>
-        </w:rPr>
-      </w:pPr>
-      <w:r>
-        <w:rPr>
-          <w:rFonts w:asciiTheme="majorHAnsi" w:hAnsiTheme="majorHAnsi" w:cstheme="majorHAnsi"/>
-          <w:color w:val="000000"/>
-          <w:sz w:val="20"/>
-          <w:szCs w:val="20"/>
-          <w:u w:color="000000"/>
-        </w:rPr>
-        <w:t xml:space="preserve">European Finance Association (2020) </w:t>
-      </w:r>
-    </w:p>
-    <w:p>
-      <w:pPr>
-        <w:autoSpaceDE w:val="0"/>
-        <w:autoSpaceDN w:val="0"/>
-        <w:adjustRightInd w:val="0"/>
-        <w:spacing w:after="80"/>
-        <w:rPr>
-          <w:rFonts w:asciiTheme="majorHAnsi" w:hAnsiTheme="majorHAnsi" w:cstheme="majorHAnsi"/>
-          <w:color w:val="000000"/>
-          <w:sz w:val="20"/>
-          <w:szCs w:val="20"/>
-          <w:u w:color="000000"/>
-        </w:rPr>
-      </w:pPr>
-      <w:r>
-        <w:rPr>
-          <w:rFonts w:asciiTheme="majorHAnsi" w:hAnsiTheme="majorHAnsi" w:cstheme="majorHAnsi"/>
-          <w:color w:val="000000"/>
-          <w:sz w:val="20"/>
-          <w:szCs w:val="20"/>
-          <w:u w:color="000000"/>
-        </w:rPr>
-        <w:t>IFEA Annual Conference (2024-present)</w:t>
-      </w:r>
-    </w:p>
-    <w:p>
-      <w:pPr>
-        <w:autoSpaceDE w:val="0"/>
-        <w:autoSpaceDN w:val="0"/>
-        <w:adjustRightInd w:val="0"/>
-        <w:spacing w:after="80"/>
-        <w:rPr>
-          <w:rFonts w:asciiTheme="majorHAnsi" w:hAnsiTheme="majorHAnsi" w:cstheme="majorHAnsi"/>
-          <w:color w:val="000000"/>
-          <w:sz w:val="20"/>
-          <w:szCs w:val="20"/>
-          <w:u w:color="000000"/>
-        </w:rPr>
-      </w:pPr>
-      <w:r>
-        <w:rPr>
-          <w:rFonts w:asciiTheme="majorHAnsi" w:hAnsiTheme="majorHAnsi" w:cstheme="majorHAnsi"/>
-          <w:color w:val="000000"/>
-          <w:sz w:val="20"/>
-          <w:szCs w:val="20"/>
-          <w:u w:color="000000"/>
-        </w:rPr>
-        <w:t xml:space="preserve">Olin Corporate Finance Conference (2013–2016) </w:t>
-      </w:r>
-    </w:p>
-    <w:p>
-      <w:pPr>
-        <w:autoSpaceDE w:val="0"/>
-        <w:autoSpaceDN w:val="0"/>
-        <w:adjustRightInd w:val="0"/>
-        <w:spacing w:after="80"/>
-        <w:rPr>
-          <w:rFonts w:asciiTheme="majorHAnsi" w:hAnsiTheme="majorHAnsi" w:cstheme="majorHAnsi"/>
-          <w:color w:val="000000"/>
-          <w:sz w:val="20"/>
-          <w:szCs w:val="20"/>
-          <w:u w:color="000000"/>
-        </w:rPr>
-      </w:pPr>
-      <w:r>
-        <w:rPr>
-          <w:rFonts w:asciiTheme="majorHAnsi" w:hAnsiTheme="majorHAnsi" w:cstheme="majorHAnsi"/>
-          <w:color w:val="000000"/>
-          <w:sz w:val="20"/>
-          <w:szCs w:val="20"/>
-          <w:u w:color="000000"/>
-        </w:rPr>
-        <w:t xml:space="preserve">New Topics in Banking Conference (co-organized with Tano Santos at Columbia University) (2019) </w:t>
-      </w:r>
-    </w:p>
-    <w:p>
-      <w:pPr>
-        <w:autoSpaceDE w:val="0"/>
-        <w:autoSpaceDN w:val="0"/>
-        <w:adjustRightInd w:val="0"/>
-        <w:spacing w:after="80"/>
-        <w:rPr>
-          <w:rFonts w:asciiTheme="majorHAnsi" w:hAnsiTheme="majorHAnsi" w:cstheme="majorHAnsi"/>
-          <w:color w:val="000000"/>
-          <w:sz w:val="20"/>
-          <w:szCs w:val="20"/>
-          <w:u w:color="000000"/>
-        </w:rPr>
-      </w:pPr>
-      <w:r>
-        <w:rPr>
-          <w:rFonts w:asciiTheme="majorHAnsi" w:hAnsiTheme="majorHAnsi" w:cstheme="majorHAnsi"/>
-          <w:color w:val="000000"/>
-          <w:sz w:val="20"/>
-          <w:szCs w:val="20"/>
-          <w:u w:color="000000"/>
-        </w:rPr>
-        <w:t xml:space="preserve">Theory session at CEPR </w:t>
-      </w:r>
-      <w:proofErr w:type="spellStart"/>
-      <w:r>
-        <w:rPr>
-          <w:rFonts w:asciiTheme="majorHAnsi" w:hAnsiTheme="majorHAnsi" w:cstheme="majorHAnsi"/>
-          <w:color w:val="000000"/>
-          <w:sz w:val="20"/>
-          <w:szCs w:val="20"/>
-          <w:u w:color="000000"/>
-        </w:rPr>
-        <w:t>Gerzensee</w:t>
-      </w:r>
-      <w:proofErr w:type="spellEnd"/>
-      <w:r>
-        <w:rPr>
-          <w:rFonts w:asciiTheme="majorHAnsi" w:hAnsiTheme="majorHAnsi" w:cstheme="majorHAnsi"/>
-          <w:color w:val="000000"/>
-          <w:sz w:val="20"/>
-          <w:szCs w:val="20"/>
-          <w:u w:color="000000"/>
-        </w:rPr>
-        <w:t xml:space="preserve"> (2019) </w:t>
-      </w:r>
-    </w:p>
-    <w:p>
-      <w:pPr>
-        <w:autoSpaceDE w:val="0"/>
-        <w:autoSpaceDN w:val="0"/>
-        <w:adjustRightInd w:val="0"/>
-        <w:spacing w:after="80"/>
-        <w:rPr>
-          <w:rFonts w:asciiTheme="majorHAnsi" w:hAnsiTheme="majorHAnsi" w:cstheme="majorHAnsi"/>
-          <w:color w:val="000000"/>
-          <w:sz w:val="20"/>
-          <w:szCs w:val="20"/>
-          <w:u w:color="000000"/>
-        </w:rPr>
-      </w:pPr>
-      <w:r>
-        <w:rPr>
-          <w:rFonts w:asciiTheme="majorHAnsi" w:hAnsiTheme="majorHAnsi" w:cstheme="majorHAnsi"/>
-          <w:color w:val="000000"/>
-          <w:sz w:val="20"/>
-          <w:szCs w:val="20"/>
-          <w:u w:color="000000"/>
-        </w:rPr>
-        <w:t xml:space="preserve">Session at the Society for Economic Dynamics (SED) (2018 and 2019) </w:t>
-      </w:r>
-    </w:p>
-    <w:p>
-      <w:pPr>
-        <w:autoSpaceDE w:val="0"/>
-        <w:autoSpaceDN w:val="0"/>
-        <w:adjustRightInd w:val="0"/>
-        <w:spacing w:after="80"/>
-        <w:rPr>
-          <w:rFonts w:asciiTheme="majorHAnsi" w:hAnsiTheme="majorHAnsi" w:cstheme="majorHAnsi"/>
-          <w:color w:val="000000"/>
-          <w:sz w:val="20"/>
-          <w:szCs w:val="20"/>
-          <w:u w:color="000000"/>
-        </w:rPr>
-      </w:pPr>
-      <w:r>
-        <w:rPr>
-          <w:rFonts w:asciiTheme="majorHAnsi" w:hAnsiTheme="majorHAnsi" w:cstheme="majorHAnsi"/>
-          <w:color w:val="000000"/>
-          <w:sz w:val="20"/>
-          <w:szCs w:val="20"/>
-          <w:u w:color="000000"/>
-        </w:rPr>
-        <w:t>Secured Debt (co-organized with Martin Oehmke and Enrico Perotti at the LSE) (202</w:t>
-      </w:r>
-      <w:r>
-        <w:rPr>
-          <w:rFonts w:asciiTheme="majorHAnsi" w:hAnsiTheme="majorHAnsi" w:cstheme="majorHAnsi"/>
-          <w:color w:val="000000"/>
-          <w:sz w:val="20"/>
-          <w:szCs w:val="20"/>
-          <w:u w:color="000000"/>
-        </w:rPr>
-        <w:t>2</w:t>
-      </w:r>
-      <w:r>
-        <w:rPr>
-          <w:rFonts w:asciiTheme="majorHAnsi" w:hAnsiTheme="majorHAnsi" w:cstheme="majorHAnsi"/>
-          <w:color w:val="000000"/>
-          <w:sz w:val="20"/>
-          <w:szCs w:val="20"/>
-          <w:u w:color="000000"/>
-        </w:rPr>
-        <w:t xml:space="preserve">) </w:t>
-      </w:r>
-    </w:p>
-    <w:p>
-      <w:pPr>
-        <w:autoSpaceDE w:val="0"/>
-        <w:autoSpaceDN w:val="0"/>
-        <w:adjustRightInd w:val="0"/>
-        <w:spacing w:after="80"/>
-        <w:rPr>
-          <w:rFonts w:asciiTheme="majorHAnsi" w:hAnsiTheme="majorHAnsi" w:cstheme="majorHAnsi"/>
-          <w:b/>
-          <w:bCs/>
-          <w:color w:val="000000"/>
-          <w:sz w:val="20"/>
-          <w:szCs w:val="20"/>
-          <w:u w:color="000000"/>
-        </w:rPr>
-      </w:pPr>
-    </w:p>
-    <w:p>
-      <w:pPr>
-        <w:autoSpaceDE w:val="0"/>
-        <w:autoSpaceDN w:val="0"/>
-        <w:adjustRightInd w:val="0"/>
-        <w:spacing w:after="80"/>
-        <w:rPr>
-          <w:rFonts w:asciiTheme="majorHAnsi" w:hAnsiTheme="majorHAnsi" w:cstheme="majorHAnsi"/>
-          <w:b/>
-          <w:bCs/>
-          <w:color w:val="000000"/>
-          <w:sz w:val="20"/>
-          <w:szCs w:val="20"/>
-          <w:u w:color="000000"/>
-        </w:rPr>
-      </w:pPr>
-      <w:r>
-        <w:rPr>
-          <w:rFonts w:asciiTheme="majorHAnsi" w:hAnsiTheme="majorHAnsi" w:cstheme="majorHAnsi"/>
-          <w:b/>
-          <w:bCs/>
-          <w:color w:val="000000"/>
-          <w:sz w:val="20"/>
-          <w:szCs w:val="20"/>
-          <w:u w:color="000000"/>
-        </w:rPr>
-        <w:t>PROGRAM COMMITTEE MEMBER</w:t>
-      </w:r>
-    </w:p>
-    <w:p>
-      <w:pPr>
-        <w:autoSpaceDE w:val="0"/>
-        <w:autoSpaceDN w:val="0"/>
-        <w:adjustRightInd w:val="0"/>
-        <w:spacing w:after="80"/>
-        <w:rPr>
-          <w:rFonts w:asciiTheme="majorHAnsi" w:hAnsiTheme="majorHAnsi" w:cstheme="majorHAnsi"/>
-          <w:color w:val="000000"/>
-          <w:sz w:val="20"/>
-          <w:szCs w:val="20"/>
-          <w:u w:color="000000"/>
-        </w:rPr>
-      </w:pPr>
-      <w:r>
-        <w:rPr>
-          <w:rFonts w:asciiTheme="majorHAnsi" w:hAnsiTheme="majorHAnsi" w:cstheme="majorHAnsi"/>
-          <w:color w:val="000000"/>
-          <w:sz w:val="20"/>
-          <w:szCs w:val="20"/>
-          <w:u w:color="000000"/>
-        </w:rPr>
-        <w:t xml:space="preserve">BIS-CEPR-SCG-SFI - Conference on Financial Intermediation </w:t>
-      </w:r>
-      <w:r>
-        <w:rPr>
-          <w:rFonts w:asciiTheme="majorHAnsi" w:hAnsiTheme="majorHAnsi" w:cstheme="majorHAnsi"/>
-          <w:color w:val="000000"/>
-          <w:sz w:val="20"/>
-          <w:szCs w:val="20"/>
-          <w:u w:color="000000"/>
-        </w:rPr>
-        <w:t>(</w:t>
-      </w:r>
-      <w:r>
-        <w:rPr>
-          <w:rFonts w:asciiTheme="majorHAnsi" w:hAnsiTheme="majorHAnsi" w:cstheme="majorHAnsi"/>
-          <w:color w:val="000000"/>
-          <w:sz w:val="20"/>
-          <w:szCs w:val="20"/>
-          <w:u w:color="000000"/>
-        </w:rPr>
-        <w:t>2024</w:t>
-      </w:r>
-      <w:r>
-        <w:rPr>
-          <w:rFonts w:asciiTheme="majorHAnsi" w:hAnsiTheme="majorHAnsi" w:cstheme="majorHAnsi"/>
-          <w:color w:val="000000"/>
-          <w:sz w:val="20"/>
-          <w:szCs w:val="20"/>
-          <w:u w:color="000000"/>
-        </w:rPr>
-        <w:t>-present)</w:t>
-      </w:r>
-    </w:p>
-    <w:p>
-      <w:pPr>
-        <w:autoSpaceDE w:val="0"/>
-        <w:autoSpaceDN w:val="0"/>
-        <w:adjustRightInd w:val="0"/>
-        <w:spacing w:after="80"/>
-        <w:rPr>
-          <w:rFonts w:asciiTheme="majorHAnsi" w:hAnsiTheme="majorHAnsi" w:cstheme="majorHAnsi"/>
-          <w:color w:val="000000"/>
-          <w:sz w:val="20"/>
-          <w:szCs w:val="20"/>
-          <w:u w:color="000000"/>
-        </w:rPr>
-      </w:pPr>
-      <w:r>
-        <w:rPr>
-          <w:rFonts w:asciiTheme="majorHAnsi" w:hAnsiTheme="majorHAnsi" w:cstheme="majorHAnsi"/>
-          <w:color w:val="000000"/>
-          <w:sz w:val="20"/>
-          <w:szCs w:val="20"/>
-          <w:u w:color="000000"/>
-        </w:rPr>
-        <w:t xml:space="preserve">Cambridge Corporate Finance Theory Symposium 2018–present </w:t>
-      </w:r>
-    </w:p>
-    <w:p>
-      <w:pPr>
-        <w:autoSpaceDE w:val="0"/>
-        <w:autoSpaceDN w:val="0"/>
-        <w:adjustRightInd w:val="0"/>
-        <w:spacing w:after="80"/>
-        <w:rPr>
-          <w:rFonts w:asciiTheme="majorHAnsi" w:hAnsiTheme="majorHAnsi" w:cstheme="majorHAnsi"/>
-          <w:color w:val="000000"/>
-          <w:sz w:val="20"/>
-          <w:szCs w:val="20"/>
-          <w:u w:color="000000"/>
-        </w:rPr>
-      </w:pPr>
-      <w:r>
-        <w:rPr>
-          <w:rFonts w:asciiTheme="majorHAnsi" w:hAnsiTheme="majorHAnsi" w:cstheme="majorHAnsi"/>
-          <w:color w:val="000000"/>
-          <w:sz w:val="20"/>
-          <w:szCs w:val="20"/>
-          <w:u w:color="000000"/>
-        </w:rPr>
-        <w:t>CLS-</w:t>
-      </w:r>
-      <w:proofErr w:type="spellStart"/>
-      <w:r>
-        <w:rPr>
-          <w:rFonts w:asciiTheme="majorHAnsi" w:hAnsiTheme="majorHAnsi" w:cstheme="majorHAnsi"/>
-          <w:color w:val="000000"/>
-          <w:sz w:val="20"/>
-          <w:szCs w:val="20"/>
-          <w:u w:color="000000"/>
-        </w:rPr>
-        <w:t>LawFin</w:t>
-      </w:r>
-      <w:proofErr w:type="spellEnd"/>
-      <w:r>
-        <w:rPr>
-          <w:rFonts w:asciiTheme="majorHAnsi" w:hAnsiTheme="majorHAnsi" w:cstheme="majorHAnsi"/>
-          <w:color w:val="000000"/>
-          <w:sz w:val="20"/>
-          <w:szCs w:val="20"/>
-          <w:u w:color="000000"/>
-        </w:rPr>
-        <w:t xml:space="preserve"> </w:t>
-      </w:r>
-      <w:proofErr w:type="spellStart"/>
-      <w:r>
-        <w:rPr>
-          <w:rFonts w:asciiTheme="majorHAnsi" w:hAnsiTheme="majorHAnsi" w:cstheme="majorHAnsi"/>
-          <w:color w:val="000000"/>
-          <w:sz w:val="20"/>
-          <w:szCs w:val="20"/>
-          <w:u w:color="000000"/>
-        </w:rPr>
-        <w:t>Worskhop</w:t>
-      </w:r>
-      <w:proofErr w:type="spellEnd"/>
-      <w:r>
-        <w:rPr>
-          <w:rFonts w:asciiTheme="majorHAnsi" w:hAnsiTheme="majorHAnsi" w:cstheme="majorHAnsi"/>
-          <w:color w:val="000000"/>
-          <w:sz w:val="20"/>
-          <w:szCs w:val="20"/>
-          <w:u w:color="000000"/>
-        </w:rPr>
-        <w:t xml:space="preserve"> 2024</w:t>
-      </w:r>
-    </w:p>
-    <w:p>
-      <w:pPr>
-        <w:autoSpaceDE w:val="0"/>
-        <w:autoSpaceDN w:val="0"/>
-        <w:adjustRightInd w:val="0"/>
-        <w:spacing w:after="80"/>
-        <w:rPr>
-          <w:rFonts w:asciiTheme="majorHAnsi" w:hAnsiTheme="majorHAnsi" w:cstheme="majorHAnsi"/>
-          <w:color w:val="000000"/>
-          <w:sz w:val="20"/>
-          <w:szCs w:val="20"/>
-          <w:u w:color="000000"/>
-        </w:rPr>
-      </w:pPr>
-      <w:r>
-        <w:rPr>
-          <w:rFonts w:asciiTheme="majorHAnsi" w:hAnsiTheme="majorHAnsi" w:cstheme="majorHAnsi"/>
-          <w:color w:val="000000"/>
-          <w:sz w:val="20"/>
-          <w:szCs w:val="20"/>
-          <w:u w:color="000000"/>
-        </w:rPr>
-        <w:t xml:space="preserve">Colorado Finance Summit (2016–present) </w:t>
-      </w:r>
-    </w:p>
-    <w:p>
-      <w:pPr>
-        <w:autoSpaceDE w:val="0"/>
-        <w:autoSpaceDN w:val="0"/>
-        <w:adjustRightInd w:val="0"/>
-        <w:spacing w:after="80"/>
-        <w:rPr>
-          <w:rFonts w:asciiTheme="majorHAnsi" w:hAnsiTheme="majorHAnsi" w:cstheme="majorHAnsi"/>
-          <w:color w:val="000000"/>
-          <w:sz w:val="20"/>
-          <w:szCs w:val="20"/>
-          <w:u w:color="000000"/>
-        </w:rPr>
-      </w:pPr>
-      <w:r>
-        <w:rPr>
-          <w:rFonts w:asciiTheme="majorHAnsi" w:hAnsiTheme="majorHAnsi" w:cstheme="majorHAnsi"/>
-          <w:color w:val="000000"/>
-          <w:sz w:val="20"/>
-          <w:szCs w:val="20"/>
-          <w:u w:color="000000"/>
-        </w:rPr>
-        <w:t xml:space="preserve">Dolomites Winter Finance Conference (2019) </w:t>
-      </w:r>
-    </w:p>
-    <w:p>
-      <w:pPr>
-        <w:autoSpaceDE w:val="0"/>
-        <w:autoSpaceDN w:val="0"/>
-        <w:adjustRightInd w:val="0"/>
-        <w:spacing w:after="80"/>
-        <w:rPr>
-          <w:rFonts w:asciiTheme="majorHAnsi" w:hAnsiTheme="majorHAnsi" w:cstheme="majorHAnsi"/>
-          <w:color w:val="000000"/>
-          <w:sz w:val="20"/>
-          <w:szCs w:val="20"/>
-          <w:u w:color="000000"/>
-        </w:rPr>
-      </w:pPr>
-      <w:r>
-        <w:rPr>
-          <w:rFonts w:asciiTheme="majorHAnsi" w:hAnsiTheme="majorHAnsi" w:cstheme="majorHAnsi"/>
-          <w:color w:val="000000"/>
-          <w:sz w:val="20"/>
-          <w:szCs w:val="20"/>
-          <w:u w:color="000000"/>
-        </w:rPr>
-        <w:t xml:space="preserve">Early Career Women in Finance Conference at the WFA (2018) </w:t>
-      </w:r>
-    </w:p>
-    <w:p>
-      <w:pPr>
-        <w:autoSpaceDE w:val="0"/>
-        <w:autoSpaceDN w:val="0"/>
-        <w:adjustRightInd w:val="0"/>
-        <w:spacing w:after="80"/>
-        <w:rPr>
-          <w:rFonts w:asciiTheme="majorHAnsi" w:hAnsiTheme="majorHAnsi" w:cstheme="majorHAnsi"/>
-          <w:color w:val="000000"/>
-          <w:sz w:val="20"/>
-          <w:szCs w:val="20"/>
-          <w:u w:color="000000"/>
-        </w:rPr>
-      </w:pPr>
-      <w:r>
-        <w:rPr>
-          <w:rFonts w:asciiTheme="majorHAnsi" w:hAnsiTheme="majorHAnsi" w:cstheme="majorHAnsi"/>
-          <w:color w:val="000000"/>
-          <w:sz w:val="20"/>
-          <w:szCs w:val="20"/>
-          <w:u w:color="000000"/>
-        </w:rPr>
-        <w:t>ECGI conference on Corporations and COVID-19 (2021)</w:t>
-      </w:r>
-    </w:p>
-    <w:p>
-      <w:pPr>
-        <w:autoSpaceDE w:val="0"/>
-        <w:autoSpaceDN w:val="0"/>
-        <w:adjustRightInd w:val="0"/>
-        <w:spacing w:after="80"/>
-        <w:rPr>
-          <w:rFonts w:asciiTheme="majorHAnsi" w:hAnsiTheme="majorHAnsi" w:cstheme="majorHAnsi"/>
-          <w:color w:val="000000"/>
-          <w:sz w:val="20"/>
-          <w:szCs w:val="20"/>
-          <w:u w:color="000000"/>
-        </w:rPr>
-      </w:pPr>
-      <w:r>
-        <w:rPr>
-          <w:rFonts w:asciiTheme="majorHAnsi" w:hAnsiTheme="majorHAnsi" w:cstheme="majorHAnsi"/>
-          <w:color w:val="000000"/>
-          <w:sz w:val="20"/>
-          <w:szCs w:val="20"/>
-          <w:u w:color="000000"/>
-        </w:rPr>
-        <w:t xml:space="preserve">European Economic Association (EEA) (2019) </w:t>
-      </w:r>
-    </w:p>
-    <w:p>
-      <w:pPr>
-        <w:autoSpaceDE w:val="0"/>
-        <w:autoSpaceDN w:val="0"/>
-        <w:adjustRightInd w:val="0"/>
-        <w:spacing w:after="80"/>
-        <w:rPr>
-          <w:rFonts w:asciiTheme="majorHAnsi" w:hAnsiTheme="majorHAnsi" w:cstheme="majorHAnsi"/>
-          <w:color w:val="000000"/>
-          <w:sz w:val="20"/>
-          <w:szCs w:val="20"/>
-          <w:u w:color="000000"/>
-        </w:rPr>
-      </w:pPr>
-      <w:r>
-        <w:rPr>
-          <w:rFonts w:asciiTheme="majorHAnsi" w:hAnsiTheme="majorHAnsi" w:cstheme="majorHAnsi"/>
-          <w:color w:val="000000"/>
-          <w:sz w:val="20"/>
-          <w:szCs w:val="20"/>
-          <w:u w:color="000000"/>
-        </w:rPr>
-        <w:t xml:space="preserve">European Finance Association (EFA) (2015–present) </w:t>
-      </w:r>
-    </w:p>
-    <w:p>
-      <w:pPr>
-        <w:autoSpaceDE w:val="0"/>
-        <w:autoSpaceDN w:val="0"/>
-        <w:adjustRightInd w:val="0"/>
-        <w:spacing w:after="80"/>
-        <w:rPr>
-          <w:rFonts w:asciiTheme="majorHAnsi" w:hAnsiTheme="majorHAnsi" w:cstheme="majorHAnsi"/>
-          <w:color w:val="000000"/>
-          <w:sz w:val="20"/>
-          <w:szCs w:val="20"/>
-          <w:u w:color="000000"/>
-        </w:rPr>
-      </w:pPr>
-      <w:r>
-        <w:rPr>
-          <w:rFonts w:asciiTheme="majorHAnsi" w:hAnsiTheme="majorHAnsi" w:cstheme="majorHAnsi"/>
-          <w:color w:val="000000"/>
-          <w:sz w:val="20"/>
-          <w:szCs w:val="20"/>
-          <w:u w:color="000000"/>
-        </w:rPr>
-        <w:t xml:space="preserve">Finance Theory Group Imperial (2016) </w:t>
-      </w:r>
-    </w:p>
-    <w:p>
-      <w:pPr>
-        <w:autoSpaceDE w:val="0"/>
-        <w:autoSpaceDN w:val="0"/>
-        <w:adjustRightInd w:val="0"/>
-        <w:spacing w:after="80"/>
-        <w:rPr>
-          <w:rFonts w:asciiTheme="majorHAnsi" w:hAnsiTheme="majorHAnsi" w:cstheme="majorHAnsi"/>
-          <w:color w:val="000000"/>
-          <w:sz w:val="20"/>
-          <w:szCs w:val="20"/>
-          <w:u w:color="000000"/>
-        </w:rPr>
-      </w:pPr>
-      <w:r>
-        <w:rPr>
-          <w:rFonts w:asciiTheme="majorHAnsi" w:hAnsiTheme="majorHAnsi" w:cstheme="majorHAnsi"/>
-          <w:color w:val="000000"/>
-          <w:sz w:val="20"/>
-          <w:szCs w:val="20"/>
-          <w:u w:color="000000"/>
-        </w:rPr>
-        <w:t xml:space="preserve">Financial Intermediation Research Society (FIRS) (2018–present) </w:t>
-      </w:r>
-    </w:p>
-    <w:p>
-      <w:pPr>
-        <w:autoSpaceDE w:val="0"/>
-        <w:autoSpaceDN w:val="0"/>
-        <w:adjustRightInd w:val="0"/>
-        <w:spacing w:after="80"/>
-        <w:rPr>
-          <w:rFonts w:asciiTheme="majorHAnsi" w:hAnsiTheme="majorHAnsi" w:cstheme="majorHAnsi"/>
-          <w:color w:val="000000"/>
-          <w:sz w:val="20"/>
-          <w:szCs w:val="20"/>
-          <w:u w:color="000000"/>
-        </w:rPr>
-      </w:pPr>
-      <w:r>
-        <w:rPr>
-          <w:rFonts w:asciiTheme="majorHAnsi" w:hAnsiTheme="majorHAnsi" w:cstheme="majorHAnsi"/>
-          <w:color w:val="000000"/>
-          <w:sz w:val="20"/>
-          <w:szCs w:val="20"/>
-          <w:u w:color="000000"/>
-        </w:rPr>
-        <w:t xml:space="preserve">Financial Management Association (FMA) (2017 and 2018) </w:t>
-      </w:r>
-    </w:p>
-    <w:p>
-      <w:pPr>
-        <w:autoSpaceDE w:val="0"/>
-        <w:autoSpaceDN w:val="0"/>
-        <w:adjustRightInd w:val="0"/>
-        <w:spacing w:after="80"/>
-        <w:rPr>
-          <w:rFonts w:asciiTheme="majorHAnsi" w:hAnsiTheme="majorHAnsi" w:cstheme="majorHAnsi"/>
-          <w:color w:val="000000"/>
-          <w:sz w:val="20"/>
-          <w:szCs w:val="20"/>
-          <w:u w:color="000000"/>
-        </w:rPr>
-      </w:pPr>
-      <w:r>
-        <w:rPr>
-          <w:rFonts w:asciiTheme="majorHAnsi" w:hAnsiTheme="majorHAnsi" w:cstheme="majorHAnsi"/>
-          <w:color w:val="000000"/>
-          <w:sz w:val="20"/>
-          <w:szCs w:val="20"/>
-          <w:u w:color="000000"/>
-        </w:rPr>
-        <w:lastRenderedPageBreak/>
-        <w:t>Financial Research Association (FRA) (2018–202</w:t>
-      </w:r>
-      <w:r>
-        <w:rPr>
-          <w:rFonts w:asciiTheme="majorHAnsi" w:hAnsiTheme="majorHAnsi" w:cstheme="majorHAnsi"/>
-          <w:color w:val="000000"/>
-          <w:sz w:val="20"/>
-          <w:szCs w:val="20"/>
-          <w:u w:color="000000"/>
-        </w:rPr>
-        <w:t>3</w:t>
-      </w:r>
-      <w:r>
-        <w:rPr>
-          <w:rFonts w:asciiTheme="majorHAnsi" w:hAnsiTheme="majorHAnsi" w:cstheme="majorHAnsi"/>
-          <w:color w:val="000000"/>
-          <w:sz w:val="20"/>
-          <w:szCs w:val="20"/>
-          <w:u w:color="000000"/>
-        </w:rPr>
-        <w:t xml:space="preserve">) </w:t>
-      </w:r>
-    </w:p>
-    <w:p>
-      <w:pPr>
-        <w:autoSpaceDE w:val="0"/>
-        <w:autoSpaceDN w:val="0"/>
-        <w:adjustRightInd w:val="0"/>
-        <w:spacing w:after="80"/>
-        <w:rPr>
-          <w:rFonts w:asciiTheme="majorHAnsi" w:hAnsiTheme="majorHAnsi" w:cstheme="majorHAnsi"/>
-          <w:color w:val="000000"/>
-          <w:sz w:val="20"/>
-          <w:szCs w:val="20"/>
-          <w:u w:color="000000"/>
-        </w:rPr>
-      </w:pPr>
-      <w:r>
-        <w:rPr>
-          <w:rFonts w:asciiTheme="majorHAnsi" w:hAnsiTheme="majorHAnsi" w:cstheme="majorHAnsi"/>
-          <w:color w:val="000000"/>
-          <w:sz w:val="20"/>
-          <w:szCs w:val="20"/>
-          <w:u w:color="000000"/>
-        </w:rPr>
-        <w:t>JCF Bocconi Conference (2025)</w:t>
-      </w:r>
-    </w:p>
-    <w:p>
-      <w:pPr>
-        <w:autoSpaceDE w:val="0"/>
-        <w:autoSpaceDN w:val="0"/>
-        <w:adjustRightInd w:val="0"/>
-        <w:spacing w:after="80"/>
-        <w:rPr>
-          <w:rFonts w:asciiTheme="majorHAnsi" w:hAnsiTheme="majorHAnsi" w:cstheme="majorHAnsi"/>
-          <w:color w:val="000000"/>
-          <w:sz w:val="20"/>
-          <w:szCs w:val="20"/>
-          <w:u w:color="000000"/>
-        </w:rPr>
-      </w:pPr>
-      <w:r>
-        <w:rPr>
-          <w:rFonts w:asciiTheme="majorHAnsi" w:hAnsiTheme="majorHAnsi" w:cstheme="majorHAnsi"/>
-          <w:color w:val="000000"/>
-          <w:sz w:val="20"/>
-          <w:szCs w:val="20"/>
-          <w:u w:color="000000"/>
-        </w:rPr>
-        <w:t xml:space="preserve">Midwest Finance Association (2020) </w:t>
-      </w:r>
-    </w:p>
-    <w:p>
-      <w:pPr>
-        <w:autoSpaceDE w:val="0"/>
-        <w:autoSpaceDN w:val="0"/>
-        <w:adjustRightInd w:val="0"/>
-        <w:spacing w:after="80"/>
-        <w:rPr>
-          <w:rFonts w:asciiTheme="majorHAnsi" w:hAnsiTheme="majorHAnsi" w:cstheme="majorHAnsi"/>
-          <w:color w:val="000000"/>
-          <w:sz w:val="20"/>
-          <w:szCs w:val="20"/>
-          <w:u w:color="000000"/>
-        </w:rPr>
-      </w:pPr>
-      <w:r>
-        <w:rPr>
-          <w:rFonts w:asciiTheme="majorHAnsi" w:hAnsiTheme="majorHAnsi" w:cstheme="majorHAnsi"/>
-          <w:color w:val="000000"/>
-          <w:sz w:val="20"/>
-          <w:szCs w:val="20"/>
-          <w:u w:color="000000"/>
-        </w:rPr>
-        <w:t xml:space="preserve">31st Mitsui Finance Symposium on Banking </w:t>
-      </w:r>
-    </w:p>
-    <w:p>
-      <w:pPr>
-        <w:autoSpaceDE w:val="0"/>
-        <w:autoSpaceDN w:val="0"/>
-        <w:adjustRightInd w:val="0"/>
-        <w:spacing w:after="80"/>
-        <w:rPr>
-          <w:rFonts w:asciiTheme="majorHAnsi" w:hAnsiTheme="majorHAnsi" w:cstheme="majorHAnsi"/>
-          <w:color w:val="000000"/>
-          <w:sz w:val="20"/>
-          <w:szCs w:val="20"/>
-          <w:u w:color="000000"/>
-        </w:rPr>
-      </w:pPr>
-      <w:r>
-        <w:rPr>
-          <w:rFonts w:asciiTheme="majorHAnsi" w:hAnsiTheme="majorHAnsi" w:cstheme="majorHAnsi"/>
-          <w:color w:val="000000"/>
-          <w:sz w:val="20"/>
-          <w:szCs w:val="20"/>
-          <w:u w:color="000000"/>
-        </w:rPr>
-        <w:t xml:space="preserve">Olin Corporate Finance Conference (2014–present) </w:t>
-      </w:r>
-    </w:p>
-    <w:p>
-      <w:pPr>
-        <w:autoSpaceDE w:val="0"/>
-        <w:autoSpaceDN w:val="0"/>
-        <w:adjustRightInd w:val="0"/>
-        <w:spacing w:after="80"/>
-        <w:rPr>
-          <w:rFonts w:asciiTheme="majorHAnsi" w:hAnsiTheme="majorHAnsi" w:cstheme="majorHAnsi"/>
-          <w:color w:val="000000"/>
-          <w:sz w:val="20"/>
-          <w:szCs w:val="20"/>
-          <w:u w:color="000000"/>
-        </w:rPr>
-      </w:pPr>
-      <w:r>
-        <w:rPr>
-          <w:rFonts w:asciiTheme="majorHAnsi" w:hAnsiTheme="majorHAnsi" w:cstheme="majorHAnsi"/>
-          <w:color w:val="000000"/>
-          <w:sz w:val="20"/>
-          <w:szCs w:val="20"/>
-          <w:u w:color="000000"/>
-        </w:rPr>
-        <w:t xml:space="preserve">New York Fed/NYU Stern Financial Intermediation conference </w:t>
-      </w:r>
-      <w:r>
-        <w:rPr>
-          <w:rFonts w:asciiTheme="majorHAnsi" w:hAnsiTheme="majorHAnsi" w:cstheme="majorHAnsi"/>
-          <w:color w:val="000000"/>
-          <w:sz w:val="20"/>
-          <w:szCs w:val="20"/>
-          <w:u w:color="000000"/>
-        </w:rPr>
-        <w:t>(20</w:t>
-      </w:r>
-      <w:r>
-        <w:rPr>
-          <w:rFonts w:asciiTheme="majorHAnsi" w:hAnsiTheme="majorHAnsi" w:cstheme="majorHAnsi"/>
-          <w:color w:val="000000"/>
-          <w:sz w:val="20"/>
-          <w:szCs w:val="20"/>
-          <w:u w:color="000000"/>
-        </w:rPr>
-        <w:t>19</w:t>
-      </w:r>
-      <w:r>
-        <w:rPr>
-          <w:rFonts w:asciiTheme="majorHAnsi" w:hAnsiTheme="majorHAnsi" w:cstheme="majorHAnsi"/>
-          <w:color w:val="000000"/>
-          <w:sz w:val="20"/>
-          <w:szCs w:val="20"/>
-          <w:u w:color="000000"/>
-        </w:rPr>
-        <w:t>-present)</w:t>
-      </w:r>
-    </w:p>
-    <w:p>
-      <w:pPr>
-        <w:autoSpaceDE w:val="0"/>
-        <w:autoSpaceDN w:val="0"/>
-        <w:adjustRightInd w:val="0"/>
-        <w:spacing w:after="80"/>
-        <w:rPr>
-          <w:rFonts w:asciiTheme="majorHAnsi" w:hAnsiTheme="majorHAnsi" w:cstheme="majorHAnsi"/>
-          <w:color w:val="000000"/>
-          <w:sz w:val="20"/>
-          <w:szCs w:val="20"/>
-          <w:u w:color="000000"/>
-        </w:rPr>
-      </w:pPr>
-      <w:r>
-        <w:rPr>
-          <w:rFonts w:asciiTheme="majorHAnsi" w:hAnsiTheme="majorHAnsi" w:cstheme="majorHAnsi"/>
-          <w:color w:val="000000"/>
-          <w:sz w:val="20"/>
-          <w:szCs w:val="20"/>
-          <w:u w:color="000000"/>
-        </w:rPr>
-        <w:t>RCFS/RAPS Europe Conference</w:t>
-      </w:r>
-      <w:r>
-        <w:rPr>
-          <w:rFonts w:asciiTheme="majorHAnsi" w:hAnsiTheme="majorHAnsi" w:cstheme="majorHAnsi"/>
-          <w:color w:val="000000"/>
-          <w:sz w:val="20"/>
-          <w:szCs w:val="20"/>
-          <w:u w:color="000000"/>
-        </w:rPr>
-        <w:t xml:space="preserve"> (2025)</w:t>
-      </w:r>
-    </w:p>
-    <w:p>
-      <w:pPr>
-        <w:autoSpaceDE w:val="0"/>
-        <w:autoSpaceDN w:val="0"/>
-        <w:adjustRightInd w:val="0"/>
-        <w:spacing w:after="80"/>
-        <w:rPr>
-          <w:rFonts w:asciiTheme="majorHAnsi" w:hAnsiTheme="majorHAnsi" w:cstheme="majorHAnsi"/>
-          <w:color w:val="000000"/>
-          <w:sz w:val="20"/>
-          <w:szCs w:val="20"/>
-          <w:u w:color="000000"/>
-        </w:rPr>
-      </w:pPr>
-      <w:r>
-        <w:rPr>
-          <w:rFonts w:asciiTheme="majorHAnsi" w:hAnsiTheme="majorHAnsi" w:cstheme="majorHAnsi"/>
-          <w:color w:val="000000"/>
-          <w:sz w:val="20"/>
-          <w:szCs w:val="20"/>
-          <w:u w:color="000000"/>
-        </w:rPr>
-        <w:t>Review of Corporate Finance Studies (</w:t>
-      </w:r>
-      <w:r>
-        <w:rPr>
-          <w:rFonts w:asciiTheme="majorHAnsi" w:hAnsiTheme="majorHAnsi" w:cstheme="majorHAnsi"/>
-          <w:color w:val="000000"/>
-          <w:sz w:val="20"/>
-          <w:szCs w:val="20"/>
-          <w:u w:color="000000"/>
-        </w:rPr>
-        <w:t>RCFS</w:t>
-      </w:r>
-      <w:r>
-        <w:rPr>
-          <w:rFonts w:asciiTheme="majorHAnsi" w:hAnsiTheme="majorHAnsi" w:cstheme="majorHAnsi"/>
-          <w:color w:val="000000"/>
-          <w:sz w:val="20"/>
-          <w:szCs w:val="20"/>
-          <w:u w:color="000000"/>
-        </w:rPr>
-        <w:t>)</w:t>
-      </w:r>
-      <w:r>
-        <w:rPr>
-          <w:rFonts w:asciiTheme="majorHAnsi" w:hAnsiTheme="majorHAnsi" w:cstheme="majorHAnsi"/>
-          <w:color w:val="000000"/>
-          <w:sz w:val="20"/>
-          <w:szCs w:val="20"/>
-          <w:u w:color="000000"/>
-        </w:rPr>
-        <w:t xml:space="preserve"> Winter Conference (2021</w:t>
-      </w:r>
-      <w:r>
-        <w:rPr>
-          <w:rFonts w:asciiTheme="majorHAnsi" w:hAnsiTheme="majorHAnsi" w:cstheme="majorHAnsi"/>
-          <w:color w:val="000000"/>
-          <w:sz w:val="20"/>
-          <w:szCs w:val="20"/>
-          <w:u w:color="000000"/>
-        </w:rPr>
-        <w:t>-present</w:t>
-      </w:r>
-      <w:r>
-        <w:rPr>
-          <w:rFonts w:asciiTheme="majorHAnsi" w:hAnsiTheme="majorHAnsi" w:cstheme="majorHAnsi"/>
-          <w:color w:val="000000"/>
-          <w:sz w:val="20"/>
-          <w:szCs w:val="20"/>
-          <w:u w:color="000000"/>
-        </w:rPr>
-        <w:t>)</w:t>
-      </w:r>
-    </w:p>
-    <w:p>
-      <w:pPr>
-        <w:autoSpaceDE w:val="0"/>
-        <w:autoSpaceDN w:val="0"/>
-        <w:adjustRightInd w:val="0"/>
-        <w:spacing w:after="80"/>
-        <w:rPr>
-          <w:rFonts w:asciiTheme="majorHAnsi" w:hAnsiTheme="majorHAnsi" w:cstheme="majorHAnsi"/>
-          <w:color w:val="000000"/>
-          <w:sz w:val="20"/>
-          <w:szCs w:val="20"/>
-          <w:u w:color="000000"/>
-        </w:rPr>
-      </w:pPr>
-      <w:r>
-        <w:rPr>
-          <w:rFonts w:asciiTheme="majorHAnsi" w:hAnsiTheme="majorHAnsi" w:cstheme="majorHAnsi"/>
-          <w:color w:val="000000"/>
-          <w:sz w:val="20"/>
-          <w:szCs w:val="20"/>
-          <w:u w:color="000000"/>
-        </w:rPr>
-        <w:t xml:space="preserve">Society for Economic Dynamics (SED) (2018 and 2019) </w:t>
-      </w:r>
-    </w:p>
-    <w:p>
-      <w:pPr>
-        <w:autoSpaceDE w:val="0"/>
-        <w:autoSpaceDN w:val="0"/>
-        <w:adjustRightInd w:val="0"/>
-        <w:spacing w:after="80"/>
-        <w:rPr>
-          <w:rFonts w:asciiTheme="majorHAnsi" w:hAnsiTheme="majorHAnsi" w:cstheme="majorHAnsi"/>
-          <w:color w:val="000000"/>
-          <w:sz w:val="20"/>
-          <w:szCs w:val="20"/>
-          <w:u w:color="000000"/>
-        </w:rPr>
-      </w:pPr>
-      <w:r>
-        <w:rPr>
-          <w:rFonts w:asciiTheme="majorHAnsi" w:hAnsiTheme="majorHAnsi" w:cstheme="majorHAnsi"/>
-          <w:color w:val="000000"/>
-          <w:sz w:val="20"/>
-          <w:szCs w:val="20"/>
-          <w:u w:color="000000"/>
-        </w:rPr>
-        <w:t>Society for Financial Studies (SFS) (2020</w:t>
-      </w:r>
-      <w:r>
-        <w:rPr>
-          <w:rFonts w:asciiTheme="majorHAnsi" w:hAnsiTheme="majorHAnsi" w:cstheme="majorHAnsi"/>
-          <w:color w:val="000000"/>
-          <w:sz w:val="20"/>
-          <w:szCs w:val="20"/>
-          <w:u w:color="000000"/>
-        </w:rPr>
-        <w:t>-present</w:t>
-      </w:r>
-      <w:r>
-        <w:rPr>
-          <w:rFonts w:asciiTheme="majorHAnsi" w:hAnsiTheme="majorHAnsi" w:cstheme="majorHAnsi"/>
-          <w:color w:val="000000"/>
-          <w:sz w:val="20"/>
-          <w:szCs w:val="20"/>
-          <w:u w:color="000000"/>
-        </w:rPr>
-        <w:t xml:space="preserve">) </w:t>
-      </w:r>
-    </w:p>
-    <w:p>
-      <w:pPr>
-        <w:autoSpaceDE w:val="0"/>
-        <w:autoSpaceDN w:val="0"/>
-        <w:adjustRightInd w:val="0"/>
-        <w:spacing w:after="80"/>
-        <w:rPr>
-          <w:rFonts w:asciiTheme="majorHAnsi" w:hAnsiTheme="majorHAnsi" w:cstheme="majorHAnsi"/>
-          <w:color w:val="000000"/>
-          <w:sz w:val="20"/>
-          <w:szCs w:val="20"/>
-          <w:u w:color="000000"/>
-        </w:rPr>
-      </w:pPr>
-      <w:r>
-        <w:rPr>
-          <w:rFonts w:asciiTheme="majorHAnsi" w:hAnsiTheme="majorHAnsi" w:cstheme="majorHAnsi"/>
-          <w:color w:val="000000"/>
-          <w:sz w:val="20"/>
-          <w:szCs w:val="20"/>
-          <w:u w:color="000000"/>
-        </w:rPr>
-        <w:t>Utah Winter Finance Conference (2021-present)</w:t>
-      </w:r>
-    </w:p>
-    <w:p>
-      <w:pPr>
-        <w:autoSpaceDE w:val="0"/>
-        <w:autoSpaceDN w:val="0"/>
-        <w:adjustRightInd w:val="0"/>
-        <w:spacing w:after="80"/>
-        <w:rPr>
-          <w:rFonts w:asciiTheme="majorHAnsi" w:hAnsiTheme="majorHAnsi" w:cstheme="majorHAnsi"/>
-          <w:color w:val="000000"/>
-          <w:sz w:val="20"/>
-          <w:szCs w:val="20"/>
-          <w:u w:color="000000"/>
-        </w:rPr>
-      </w:pPr>
-      <w:r>
-        <w:rPr>
-          <w:rFonts w:asciiTheme="majorHAnsi" w:hAnsiTheme="majorHAnsi" w:cstheme="majorHAnsi"/>
-          <w:color w:val="000000"/>
-          <w:sz w:val="20"/>
-          <w:szCs w:val="20"/>
-          <w:u w:color="000000"/>
-        </w:rPr>
-        <w:t>Western Finance Association (WFA) (2020</w:t>
-      </w:r>
-      <w:r>
-        <w:rPr>
-          <w:rFonts w:asciiTheme="majorHAnsi" w:hAnsiTheme="majorHAnsi" w:cstheme="majorHAnsi"/>
-          <w:color w:val="000000"/>
-          <w:sz w:val="20"/>
-          <w:szCs w:val="20"/>
-          <w:u w:color="000000"/>
-        </w:rPr>
-        <w:t>-present</w:t>
-      </w:r>
-      <w:r>
-        <w:rPr>
-          <w:rFonts w:asciiTheme="majorHAnsi" w:hAnsiTheme="majorHAnsi" w:cstheme="majorHAnsi"/>
-          <w:color w:val="000000"/>
-          <w:sz w:val="20"/>
-          <w:szCs w:val="20"/>
-          <w:u w:color="000000"/>
-        </w:rPr>
-        <w:t xml:space="preserve">) </w:t>
-      </w:r>
-    </w:p>
-    <w:p>
-      <w:pPr>
-        <w:autoSpaceDE w:val="0"/>
-        <w:autoSpaceDN w:val="0"/>
-        <w:adjustRightInd w:val="0"/>
-        <w:spacing w:after="80"/>
-        <w:rPr>
-          <w:rFonts w:asciiTheme="majorHAnsi" w:hAnsiTheme="majorHAnsi" w:cstheme="majorHAnsi"/>
-          <w:color w:val="000000"/>
-          <w:sz w:val="20"/>
-          <w:szCs w:val="20"/>
-          <w:u w:color="000000"/>
-        </w:rPr>
-      </w:pPr>
-    </w:p>
-    <w:p>
-      <w:pPr>
-        <w:autoSpaceDE w:val="0"/>
-        <w:autoSpaceDN w:val="0"/>
-        <w:adjustRightInd w:val="0"/>
-        <w:spacing w:after="80"/>
-        <w:rPr>
-          <w:rFonts w:asciiTheme="majorHAnsi" w:hAnsiTheme="majorHAnsi" w:cstheme="majorHAnsi"/>
-          <w:b/>
-          <w:bCs/>
-          <w:color w:val="000000"/>
-          <w:sz w:val="20"/>
-          <w:szCs w:val="20"/>
-          <w:u w:color="000000"/>
-        </w:rPr>
-      </w:pPr>
-      <w:r>
-        <w:rPr>
-          <w:rFonts w:asciiTheme="majorHAnsi" w:hAnsiTheme="majorHAnsi" w:cstheme="majorHAnsi"/>
-          <w:b/>
-          <w:bCs/>
-          <w:color w:val="000000"/>
-          <w:sz w:val="20"/>
-          <w:szCs w:val="20"/>
-          <w:u w:color="000000"/>
-        </w:rPr>
-        <w:t>SESSION CHAIR</w:t>
-      </w:r>
-    </w:p>
-    <w:p>
-      <w:pPr>
-        <w:autoSpaceDE w:val="0"/>
-        <w:autoSpaceDN w:val="0"/>
-        <w:adjustRightInd w:val="0"/>
-        <w:spacing w:after="80"/>
-        <w:rPr>
-          <w:rFonts w:asciiTheme="majorHAnsi" w:hAnsiTheme="majorHAnsi" w:cstheme="majorHAnsi"/>
-          <w:color w:val="000000"/>
-          <w:sz w:val="20"/>
-          <w:szCs w:val="20"/>
-          <w:u w:color="000000"/>
-        </w:rPr>
-      </w:pPr>
-      <w:r>
-        <w:rPr>
-          <w:rFonts w:asciiTheme="majorHAnsi" w:hAnsiTheme="majorHAnsi" w:cstheme="majorHAnsi"/>
-          <w:color w:val="000000"/>
-          <w:sz w:val="20"/>
-          <w:szCs w:val="20"/>
-          <w:u w:color="000000"/>
-        </w:rPr>
-        <w:t>CICF (2022)</w:t>
-      </w:r>
-    </w:p>
-    <w:p>
-      <w:pPr>
-        <w:autoSpaceDE w:val="0"/>
-        <w:autoSpaceDN w:val="0"/>
-        <w:adjustRightInd w:val="0"/>
-        <w:spacing w:after="80"/>
-        <w:rPr>
-          <w:rFonts w:asciiTheme="majorHAnsi" w:hAnsiTheme="majorHAnsi" w:cstheme="majorHAnsi"/>
-          <w:color w:val="000000"/>
-          <w:sz w:val="20"/>
-          <w:szCs w:val="20"/>
-          <w:u w:color="000000"/>
-        </w:rPr>
-      </w:pPr>
-      <w:r>
-        <w:rPr>
-          <w:rFonts w:asciiTheme="majorHAnsi" w:hAnsiTheme="majorHAnsi" w:cstheme="majorHAnsi"/>
-          <w:color w:val="000000"/>
-          <w:sz w:val="20"/>
-          <w:szCs w:val="20"/>
-          <w:u w:color="000000"/>
-        </w:rPr>
-        <w:t>AEA (2022): session on “Sovereign Defaul</w:t>
-      </w:r>
-      <w:r>
-        <w:rPr>
-          <w:rFonts w:asciiTheme="majorHAnsi" w:hAnsiTheme="majorHAnsi" w:cstheme="majorHAnsi"/>
-          <w:color w:val="000000"/>
-          <w:sz w:val="20"/>
-          <w:szCs w:val="20"/>
-          <w:u w:color="000000"/>
-        </w:rPr>
-        <w:t>t</w:t>
-      </w:r>
-      <w:r>
-        <w:rPr>
-          <w:rFonts w:asciiTheme="majorHAnsi" w:hAnsiTheme="majorHAnsi" w:cstheme="majorHAnsi"/>
-          <w:color w:val="000000"/>
-          <w:sz w:val="20"/>
-          <w:szCs w:val="20"/>
-          <w:u w:color="000000"/>
-        </w:rPr>
-        <w:t>”</w:t>
-      </w:r>
-    </w:p>
-    <w:p>
-      <w:pPr>
-        <w:autoSpaceDE w:val="0"/>
-        <w:autoSpaceDN w:val="0"/>
-        <w:adjustRightInd w:val="0"/>
-        <w:spacing w:after="80"/>
-        <w:rPr>
-          <w:rFonts w:asciiTheme="majorHAnsi" w:hAnsiTheme="majorHAnsi" w:cstheme="majorHAnsi"/>
-          <w:color w:val="000000"/>
-          <w:sz w:val="20"/>
-          <w:szCs w:val="20"/>
-          <w:u w:color="000000"/>
-        </w:rPr>
-      </w:pPr>
-      <w:r>
-        <w:rPr>
-          <w:rFonts w:asciiTheme="majorHAnsi" w:hAnsiTheme="majorHAnsi" w:cstheme="majorHAnsi"/>
-          <w:color w:val="000000"/>
-          <w:sz w:val="20"/>
-          <w:szCs w:val="20"/>
-          <w:u w:color="000000"/>
-        </w:rPr>
-        <w:t>A</w:t>
-      </w:r>
-      <w:r>
-        <w:rPr>
-          <w:rFonts w:asciiTheme="majorHAnsi" w:hAnsiTheme="majorHAnsi" w:cstheme="majorHAnsi"/>
-          <w:color w:val="000000"/>
-          <w:sz w:val="20"/>
-          <w:szCs w:val="20"/>
-          <w:u w:color="000000"/>
-        </w:rPr>
-        <w:t>F</w:t>
-      </w:r>
-      <w:r>
-        <w:rPr>
-          <w:rFonts w:asciiTheme="majorHAnsi" w:hAnsiTheme="majorHAnsi" w:cstheme="majorHAnsi"/>
-          <w:color w:val="000000"/>
-          <w:sz w:val="20"/>
-          <w:szCs w:val="20"/>
-          <w:u w:color="000000"/>
-        </w:rPr>
-        <w:t>A (202</w:t>
-      </w:r>
-      <w:r>
-        <w:rPr>
-          <w:rFonts w:asciiTheme="majorHAnsi" w:hAnsiTheme="majorHAnsi" w:cstheme="majorHAnsi"/>
-          <w:color w:val="000000"/>
-          <w:sz w:val="20"/>
-          <w:szCs w:val="20"/>
-          <w:u w:color="000000"/>
-        </w:rPr>
-        <w:t>1</w:t>
-      </w:r>
-      <w:r>
-        <w:rPr>
-          <w:rFonts w:asciiTheme="majorHAnsi" w:hAnsiTheme="majorHAnsi" w:cstheme="majorHAnsi"/>
-          <w:color w:val="000000"/>
-          <w:sz w:val="20"/>
-          <w:szCs w:val="20"/>
-          <w:u w:color="000000"/>
-        </w:rPr>
-        <w:t>, 2024</w:t>
-      </w:r>
-      <w:r>
-        <w:rPr>
-          <w:rFonts w:asciiTheme="majorHAnsi" w:hAnsiTheme="majorHAnsi" w:cstheme="majorHAnsi"/>
-          <w:color w:val="000000"/>
-          <w:sz w:val="20"/>
-          <w:szCs w:val="20"/>
-          <w:u w:color="000000"/>
-        </w:rPr>
-        <w:t>)</w:t>
-      </w:r>
-    </w:p>
-    <w:p>
-      <w:pPr>
-        <w:autoSpaceDE w:val="0"/>
-        <w:autoSpaceDN w:val="0"/>
-        <w:adjustRightInd w:val="0"/>
-        <w:spacing w:after="80"/>
-        <w:rPr>
-          <w:rFonts w:asciiTheme="majorHAnsi" w:hAnsiTheme="majorHAnsi" w:cstheme="majorHAnsi"/>
-          <w:color w:val="000000"/>
-          <w:sz w:val="20"/>
-          <w:szCs w:val="20"/>
-          <w:u w:color="000000"/>
-        </w:rPr>
-      </w:pPr>
-      <w:r>
-        <w:rPr>
-          <w:rFonts w:asciiTheme="majorHAnsi" w:hAnsiTheme="majorHAnsi" w:cstheme="majorHAnsi"/>
-          <w:color w:val="000000"/>
-          <w:sz w:val="20"/>
-          <w:szCs w:val="20"/>
-          <w:u w:color="000000"/>
-        </w:rPr>
-        <w:t xml:space="preserve">Banca d’Italia </w:t>
-      </w:r>
-      <w:r>
-        <w:rPr>
-          <w:rFonts w:asciiTheme="majorHAnsi" w:hAnsiTheme="majorHAnsi" w:cstheme="majorHAnsi"/>
-          <w:color w:val="000000"/>
-          <w:sz w:val="20"/>
-          <w:szCs w:val="20"/>
-          <w:u w:color="000000"/>
-        </w:rPr>
-        <w:t>Workshop on effects of COVID-19 on Firms</w:t>
-      </w:r>
-      <w:r>
-        <w:rPr>
-          <w:rFonts w:asciiTheme="majorHAnsi" w:hAnsiTheme="majorHAnsi" w:cstheme="majorHAnsi"/>
-          <w:color w:val="000000"/>
-          <w:sz w:val="20"/>
-          <w:szCs w:val="20"/>
-          <w:u w:color="000000"/>
-        </w:rPr>
-        <w:t xml:space="preserve"> (2021)</w:t>
-      </w:r>
-    </w:p>
-    <w:p>
-      <w:pPr>
-        <w:autoSpaceDE w:val="0"/>
-        <w:autoSpaceDN w:val="0"/>
-        <w:adjustRightInd w:val="0"/>
-        <w:spacing w:after="80"/>
-        <w:rPr>
-          <w:rFonts w:asciiTheme="majorHAnsi" w:hAnsiTheme="majorHAnsi" w:cstheme="majorHAnsi"/>
-          <w:color w:val="000000"/>
-          <w:sz w:val="20"/>
-          <w:szCs w:val="20"/>
-          <w:u w:color="000000"/>
-        </w:rPr>
-      </w:pPr>
-      <w:r>
-        <w:rPr>
-          <w:rFonts w:asciiTheme="majorHAnsi" w:hAnsiTheme="majorHAnsi" w:cstheme="majorHAnsi"/>
-          <w:color w:val="000000"/>
-          <w:sz w:val="20"/>
-          <w:szCs w:val="20"/>
-          <w:u w:color="000000"/>
-        </w:rPr>
-        <w:t>EFA (2021)</w:t>
-      </w:r>
-    </w:p>
-    <w:p>
-      <w:pPr>
-        <w:autoSpaceDE w:val="0"/>
-        <w:autoSpaceDN w:val="0"/>
-        <w:adjustRightInd w:val="0"/>
-        <w:spacing w:after="80"/>
-        <w:rPr>
-          <w:rFonts w:asciiTheme="majorHAnsi" w:hAnsiTheme="majorHAnsi" w:cstheme="majorHAnsi"/>
-          <w:color w:val="000000"/>
-          <w:sz w:val="20"/>
-          <w:szCs w:val="20"/>
-          <w:u w:color="000000"/>
-        </w:rPr>
-      </w:pPr>
-      <w:r>
-        <w:rPr>
-          <w:rFonts w:asciiTheme="majorHAnsi" w:hAnsiTheme="majorHAnsi" w:cstheme="majorHAnsi"/>
-          <w:color w:val="000000"/>
-          <w:sz w:val="20"/>
-          <w:szCs w:val="20"/>
-          <w:u w:color="000000"/>
-        </w:rPr>
-        <w:t xml:space="preserve">Financial Intermediation Research Society (FIRS) (2019) </w:t>
-      </w:r>
-    </w:p>
-    <w:p>
-      <w:pPr>
-        <w:autoSpaceDE w:val="0"/>
-        <w:autoSpaceDN w:val="0"/>
-        <w:adjustRightInd w:val="0"/>
-        <w:spacing w:after="80"/>
-        <w:rPr>
-          <w:rFonts w:asciiTheme="majorHAnsi" w:hAnsiTheme="majorHAnsi" w:cstheme="majorHAnsi"/>
-          <w:color w:val="000000"/>
-          <w:sz w:val="20"/>
-          <w:szCs w:val="20"/>
-          <w:u w:color="000000"/>
-        </w:rPr>
-      </w:pPr>
-      <w:r>
-        <w:rPr>
-          <w:rFonts w:asciiTheme="majorHAnsi" w:hAnsiTheme="majorHAnsi" w:cstheme="majorHAnsi"/>
-          <w:color w:val="000000"/>
-          <w:sz w:val="20"/>
-          <w:szCs w:val="20"/>
-          <w:u w:color="000000"/>
-        </w:rPr>
-        <w:t xml:space="preserve">Society for Economic Dynamics (SED) (2018 and 2019) </w:t>
-      </w:r>
-    </w:p>
-    <w:p>
-      <w:pPr>
-        <w:autoSpaceDE w:val="0"/>
-        <w:autoSpaceDN w:val="0"/>
-        <w:adjustRightInd w:val="0"/>
-        <w:spacing w:after="80"/>
-        <w:rPr>
-          <w:rFonts w:asciiTheme="majorHAnsi" w:hAnsiTheme="majorHAnsi" w:cstheme="majorHAnsi"/>
-          <w:color w:val="000000"/>
-          <w:sz w:val="20"/>
-          <w:szCs w:val="20"/>
-          <w:u w:color="000000"/>
-        </w:rPr>
-      </w:pPr>
-      <w:r>
-        <w:rPr>
-          <w:rFonts w:asciiTheme="majorHAnsi" w:hAnsiTheme="majorHAnsi" w:cstheme="majorHAnsi"/>
-          <w:color w:val="000000"/>
-          <w:sz w:val="20"/>
-          <w:szCs w:val="20"/>
-          <w:u w:color="000000"/>
-        </w:rPr>
-        <w:t>SFS (2018</w:t>
-      </w:r>
-      <w:r>
-        <w:rPr>
-          <w:rFonts w:asciiTheme="majorHAnsi" w:hAnsiTheme="majorHAnsi" w:cstheme="majorHAnsi"/>
-          <w:color w:val="000000"/>
-          <w:sz w:val="20"/>
-          <w:szCs w:val="20"/>
-          <w:u w:color="000000"/>
-        </w:rPr>
-        <w:t>, 2024</w:t>
-      </w:r>
-      <w:r>
-        <w:rPr>
-          <w:rFonts w:asciiTheme="majorHAnsi" w:hAnsiTheme="majorHAnsi" w:cstheme="majorHAnsi"/>
-          <w:color w:val="000000"/>
-          <w:sz w:val="20"/>
-          <w:szCs w:val="20"/>
-          <w:u w:color="000000"/>
-        </w:rPr>
-        <w:t xml:space="preserve">) </w:t>
-      </w:r>
-    </w:p>
-    <w:p>
-      <w:pPr>
-        <w:autoSpaceDE w:val="0"/>
-        <w:autoSpaceDN w:val="0"/>
-        <w:adjustRightInd w:val="0"/>
-        <w:spacing w:after="80"/>
-        <w:rPr>
-          <w:rFonts w:asciiTheme="majorHAnsi" w:hAnsiTheme="majorHAnsi" w:cstheme="majorHAnsi"/>
-          <w:color w:val="000000"/>
-          <w:sz w:val="20"/>
-          <w:szCs w:val="20"/>
-          <w:u w:color="000000"/>
-        </w:rPr>
-      </w:pPr>
-      <w:r>
-        <w:rPr>
-          <w:rFonts w:asciiTheme="majorHAnsi" w:hAnsiTheme="majorHAnsi" w:cstheme="majorHAnsi"/>
-          <w:color w:val="000000"/>
-          <w:sz w:val="20"/>
-          <w:szCs w:val="20"/>
-          <w:u w:color="000000"/>
-        </w:rPr>
-        <w:t xml:space="preserve">UBC Summer Finance Conference (2019) </w:t>
-      </w:r>
-    </w:p>
-    <w:p>
-      <w:pPr>
-        <w:autoSpaceDE w:val="0"/>
-        <w:autoSpaceDN w:val="0"/>
-        <w:adjustRightInd w:val="0"/>
-        <w:spacing w:after="80"/>
-        <w:rPr>
-          <w:rFonts w:asciiTheme="majorHAnsi" w:hAnsiTheme="majorHAnsi" w:cstheme="majorHAnsi"/>
-          <w:color w:val="000000"/>
-          <w:sz w:val="20"/>
-          <w:szCs w:val="20"/>
-          <w:u w:color="000000"/>
-        </w:rPr>
-      </w:pPr>
-      <w:r>
-        <w:rPr>
-          <w:rFonts w:asciiTheme="majorHAnsi" w:hAnsiTheme="majorHAnsi" w:cstheme="majorHAnsi"/>
-          <w:color w:val="000000"/>
-          <w:sz w:val="20"/>
-          <w:szCs w:val="20"/>
-          <w:u w:color="000000"/>
-        </w:rPr>
-        <w:t>WFA (2025)</w:t>
-      </w:r>
-    </w:p>
-    <w:p>
-      <w:pPr>
-        <w:autoSpaceDE w:val="0"/>
-        <w:autoSpaceDN w:val="0"/>
-        <w:adjustRightInd w:val="0"/>
-        <w:spacing w:after="80"/>
-        <w:rPr>
-          <w:rFonts w:asciiTheme="majorHAnsi" w:hAnsiTheme="majorHAnsi" w:cstheme="majorHAnsi"/>
-          <w:color w:val="000000"/>
-          <w:sz w:val="20"/>
-          <w:szCs w:val="20"/>
-          <w:u w:color="000000"/>
-        </w:rPr>
-      </w:pPr>
-    </w:p>
-    <w:p>
-      <w:pPr>
-        <w:autoSpaceDE w:val="0"/>
-        <w:autoSpaceDN w:val="0"/>
-        <w:adjustRightInd w:val="0"/>
-        <w:spacing w:after="80"/>
-        <w:rPr>
-          <w:rFonts w:asciiTheme="majorHAnsi" w:hAnsiTheme="majorHAnsi" w:cstheme="majorHAnsi"/>
-          <w:b/>
-          <w:bCs/>
-          <w:color w:val="000000"/>
-          <w:sz w:val="20"/>
-          <w:szCs w:val="20"/>
-          <w:u w:color="000000"/>
-        </w:rPr>
-      </w:pPr>
-      <w:r>
-        <w:rPr>
-          <w:rFonts w:asciiTheme="majorHAnsi" w:hAnsiTheme="majorHAnsi" w:cstheme="majorHAnsi"/>
-          <w:b/>
-          <w:bCs/>
-          <w:color w:val="000000"/>
-          <w:sz w:val="20"/>
-          <w:szCs w:val="20"/>
-          <w:u w:color="000000"/>
-        </w:rPr>
-        <w:t>TRACK CHAIR</w:t>
-      </w:r>
-    </w:p>
-    <w:p>
-      <w:pPr>
-        <w:autoSpaceDE w:val="0"/>
-        <w:autoSpaceDN w:val="0"/>
-        <w:adjustRightInd w:val="0"/>
-        <w:spacing w:after="80"/>
-        <w:rPr>
-          <w:rFonts w:asciiTheme="majorHAnsi" w:hAnsiTheme="majorHAnsi" w:cstheme="majorHAnsi"/>
-          <w:color w:val="000000"/>
-          <w:sz w:val="20"/>
-          <w:szCs w:val="20"/>
-          <w:u w:color="000000"/>
-        </w:rPr>
-      </w:pPr>
-      <w:r>
-        <w:rPr>
-          <w:rFonts w:asciiTheme="majorHAnsi" w:hAnsiTheme="majorHAnsi" w:cstheme="majorHAnsi"/>
-          <w:color w:val="000000"/>
-          <w:sz w:val="20"/>
-          <w:szCs w:val="20"/>
-          <w:u w:color="000000"/>
-        </w:rPr>
-        <w:t>EFA</w:t>
-      </w:r>
-      <w:r>
-        <w:rPr>
-          <w:rFonts w:asciiTheme="majorHAnsi" w:hAnsiTheme="majorHAnsi" w:cstheme="majorHAnsi"/>
-          <w:color w:val="000000"/>
-          <w:sz w:val="20"/>
-          <w:szCs w:val="20"/>
-          <w:u w:color="000000"/>
-        </w:rPr>
-        <w:t xml:space="preserve"> </w:t>
-      </w:r>
-      <w:r>
-        <w:rPr>
-          <w:rFonts w:asciiTheme="majorHAnsi" w:hAnsiTheme="majorHAnsi" w:cstheme="majorHAnsi"/>
-          <w:color w:val="000000"/>
-          <w:sz w:val="20"/>
-          <w:szCs w:val="20"/>
-          <w:u w:color="000000"/>
-        </w:rPr>
-        <w:t>(2020, 2024)</w:t>
-      </w:r>
-    </w:p>
-    <w:p>
-      <w:pPr>
-        <w:autoSpaceDE w:val="0"/>
-        <w:autoSpaceDN w:val="0"/>
-        <w:adjustRightInd w:val="0"/>
-        <w:spacing w:after="80"/>
-        <w:rPr>
-          <w:rFonts w:asciiTheme="majorHAnsi" w:hAnsiTheme="majorHAnsi" w:cstheme="majorHAnsi"/>
-          <w:color w:val="000000"/>
-          <w:sz w:val="20"/>
-          <w:szCs w:val="20"/>
-          <w:u w:color="000000"/>
-        </w:rPr>
-      </w:pPr>
-    </w:p>
-    <w:p>
-      <w:pPr>
-        <w:autoSpaceDE w:val="0"/>
-        <w:autoSpaceDN w:val="0"/>
-        <w:adjustRightInd w:val="0"/>
-        <w:spacing w:after="80"/>
-        <w:rPr>
-          <w:rFonts w:asciiTheme="majorHAnsi" w:hAnsiTheme="majorHAnsi" w:cstheme="majorHAnsi"/>
-          <w:b/>
-          <w:bCs/>
-          <w:color w:val="000000"/>
-          <w:sz w:val="20"/>
-          <w:szCs w:val="20"/>
-          <w:u w:color="000000"/>
-        </w:rPr>
-      </w:pPr>
-      <w:r>
-        <w:rPr>
-          <w:rFonts w:asciiTheme="majorHAnsi" w:hAnsiTheme="majorHAnsi" w:cstheme="majorHAnsi"/>
-          <w:b/>
-          <w:bCs/>
-          <w:color w:val="000000"/>
-          <w:sz w:val="20"/>
-          <w:szCs w:val="20"/>
-          <w:u w:color="000000"/>
-        </w:rPr>
-        <w:t>REVIEWER</w:t>
-      </w:r>
-    </w:p>
-    <w:p>
-      <w:pPr>
-        <w:autoSpaceDE w:val="0"/>
-        <w:autoSpaceDN w:val="0"/>
-        <w:adjustRightInd w:val="0"/>
-        <w:spacing w:after="80"/>
-        <w:rPr>
-          <w:rFonts w:asciiTheme="majorHAnsi" w:hAnsiTheme="majorHAnsi" w:cstheme="majorHAnsi"/>
-          <w:color w:val="000000"/>
-          <w:sz w:val="20"/>
-          <w:szCs w:val="20"/>
-          <w:u w:color="000000"/>
-        </w:rPr>
-      </w:pPr>
-      <w:r>
-        <w:rPr>
-          <w:rFonts w:asciiTheme="majorHAnsi" w:hAnsiTheme="majorHAnsi" w:cstheme="majorHAnsi"/>
-          <w:color w:val="000000"/>
-          <w:sz w:val="20"/>
-          <w:szCs w:val="20"/>
-          <w:u w:color="000000"/>
-        </w:rPr>
-        <w:t>European Research</w:t>
-      </w:r>
-      <w:r>
-        <w:rPr>
-          <w:rFonts w:asciiTheme="majorHAnsi" w:hAnsiTheme="majorHAnsi" w:cstheme="majorHAnsi"/>
-          <w:color w:val="000000"/>
-          <w:sz w:val="20"/>
-          <w:szCs w:val="20"/>
-          <w:u w:color="000000"/>
-        </w:rPr>
-        <w:t xml:space="preserve"> Grant</w:t>
-      </w:r>
-      <w:r>
-        <w:rPr>
-          <w:rFonts w:asciiTheme="majorHAnsi" w:hAnsiTheme="majorHAnsi" w:cstheme="majorHAnsi"/>
-          <w:color w:val="000000"/>
-          <w:sz w:val="20"/>
-          <w:szCs w:val="20"/>
-          <w:u w:color="000000"/>
-        </w:rPr>
-        <w:t xml:space="preserve"> Proposal</w:t>
-      </w:r>
-    </w:p>
-    <w:p>
-      <w:pPr>
-        <w:autoSpaceDE w:val="0"/>
-        <w:autoSpaceDN w:val="0"/>
-        <w:adjustRightInd w:val="0"/>
-        <w:spacing w:after="80"/>
-        <w:rPr>
-          <w:rFonts w:asciiTheme="majorHAnsi" w:hAnsiTheme="majorHAnsi" w:cstheme="majorHAnsi"/>
-          <w:color w:val="000000"/>
-          <w:sz w:val="20"/>
-          <w:szCs w:val="20"/>
-          <w:u w:color="000000"/>
-        </w:rPr>
-      </w:pPr>
-      <w:r>
-        <w:rPr>
-          <w:rFonts w:asciiTheme="majorHAnsi" w:hAnsiTheme="majorHAnsi" w:cstheme="majorHAnsi"/>
-          <w:color w:val="000000"/>
-          <w:sz w:val="20"/>
-          <w:szCs w:val="20"/>
-          <w:u w:color="000000"/>
-        </w:rPr>
-        <w:t>National Science Foundation Grant Proposal (Economics)</w:t>
-      </w:r>
-    </w:p>
-    <w:p>
-      <w:pPr>
-        <w:autoSpaceDE w:val="0"/>
-        <w:autoSpaceDN w:val="0"/>
-        <w:adjustRightInd w:val="0"/>
-        <w:spacing w:after="80"/>
-        <w:ind w:firstLine="720"/>
-        <w:rPr>
-          <w:rFonts w:asciiTheme="majorHAnsi" w:hAnsiTheme="majorHAnsi" w:cstheme="majorHAnsi"/>
-          <w:color w:val="000000"/>
-          <w:sz w:val="20"/>
-          <w:szCs w:val="20"/>
-          <w:u w:color="000000"/>
-        </w:rPr>
-      </w:pPr>
-    </w:p>
-    <w:p>
-      <w:pPr>
-        <w:autoSpaceDE w:val="0"/>
-        <w:autoSpaceDN w:val="0"/>
-        <w:adjustRightInd w:val="0"/>
-        <w:spacing w:after="80"/>
-        <w:rPr>
-          <w:rFonts w:asciiTheme="majorHAnsi" w:hAnsiTheme="majorHAnsi" w:cstheme="majorHAnsi"/>
-          <w:b/>
-          <w:bCs/>
-          <w:color w:val="000000"/>
-          <w:sz w:val="20"/>
-          <w:szCs w:val="20"/>
-          <w:u w:color="000000"/>
-        </w:rPr>
-      </w:pPr>
-      <w:r>
-        <w:rPr>
-          <w:rFonts w:asciiTheme="majorHAnsi" w:hAnsiTheme="majorHAnsi" w:cstheme="majorHAnsi"/>
-          <w:b/>
-          <w:bCs/>
-          <w:color w:val="000000"/>
-          <w:sz w:val="20"/>
-          <w:szCs w:val="20"/>
-          <w:u w:color="000000"/>
-        </w:rPr>
-        <w:t>GRANTS</w:t>
-      </w:r>
-      <w:r>
-        <w:rPr>
-          <w:rFonts w:asciiTheme="majorHAnsi" w:hAnsiTheme="majorHAnsi" w:cstheme="majorHAnsi"/>
-          <w:b/>
-          <w:bCs/>
-          <w:color w:val="000000"/>
-          <w:sz w:val="20"/>
-          <w:szCs w:val="20"/>
-          <w:u w:color="000000"/>
-        </w:rPr>
-        <w:t>, HONORS, AND AWARDS</w:t>
-      </w:r>
-    </w:p>
-    <w:p>
-      <w:pPr>
-        <w:autoSpaceDE w:val="0"/>
-        <w:autoSpaceDN w:val="0"/>
-        <w:adjustRightInd w:val="0"/>
-        <w:spacing w:after="80"/>
-        <w:rPr>
-          <w:rFonts w:asciiTheme="majorHAnsi" w:hAnsiTheme="majorHAnsi" w:cstheme="majorHAnsi"/>
-          <w:color w:val="000000"/>
-          <w:sz w:val="20"/>
-          <w:szCs w:val="20"/>
-          <w:u w:color="000000"/>
-        </w:rPr>
-      </w:pPr>
-      <w:r>
-        <w:rPr>
-          <w:rFonts w:asciiTheme="majorHAnsi" w:hAnsiTheme="majorHAnsi" w:cstheme="majorHAnsi"/>
-          <w:color w:val="000000"/>
-          <w:sz w:val="20"/>
-          <w:szCs w:val="20"/>
-          <w:u w:color="000000"/>
-        </w:rPr>
-        <w:t>Chazen Research Grant, 2020 ($10,000)</w:t>
-      </w:r>
-    </w:p>
-    <w:p>
-      <w:pPr>
-        <w:autoSpaceDE w:val="0"/>
-        <w:autoSpaceDN w:val="0"/>
-        <w:adjustRightInd w:val="0"/>
-        <w:spacing w:after="80"/>
-        <w:rPr>
-          <w:rFonts w:asciiTheme="majorHAnsi" w:hAnsiTheme="majorHAnsi" w:cstheme="majorHAnsi"/>
-          <w:color w:val="000000"/>
-          <w:sz w:val="20"/>
-          <w:szCs w:val="20"/>
-          <w:u w:color="000000"/>
-        </w:rPr>
-      </w:pPr>
-      <w:r>
-        <w:rPr>
-          <w:rFonts w:asciiTheme="majorHAnsi" w:hAnsiTheme="majorHAnsi" w:cstheme="majorHAnsi"/>
-          <w:color w:val="000000"/>
-          <w:sz w:val="20"/>
-          <w:szCs w:val="20"/>
-          <w:u w:color="000000"/>
-        </w:rPr>
-        <w:t>Richman Center Grant, 2020 ($15,000)</w:t>
-      </w:r>
-    </w:p>
-    <w:p>
-      <w:pPr>
-        <w:autoSpaceDE w:val="0"/>
-        <w:autoSpaceDN w:val="0"/>
-        <w:adjustRightInd w:val="0"/>
-        <w:spacing w:after="80"/>
-        <w:rPr>
-          <w:rFonts w:asciiTheme="majorHAnsi" w:hAnsiTheme="majorHAnsi" w:cstheme="majorHAnsi"/>
-          <w:color w:val="000000"/>
-          <w:sz w:val="20"/>
-          <w:szCs w:val="20"/>
-          <w:u w:color="000000"/>
-        </w:rPr>
-      </w:pPr>
-      <w:r>
-        <w:rPr>
-          <w:rFonts w:asciiTheme="majorHAnsi" w:hAnsiTheme="majorHAnsi" w:cstheme="majorHAnsi"/>
-          <w:color w:val="000000"/>
-          <w:sz w:val="20"/>
-          <w:szCs w:val="20"/>
-          <w:u w:color="000000"/>
-        </w:rPr>
-        <w:t>Best Paper Award the ASU Sonoran Winter Finance Conference, 2018</w:t>
-      </w:r>
-    </w:p>
-    <w:p>
-      <w:pPr>
-        <w:autoSpaceDE w:val="0"/>
-        <w:autoSpaceDN w:val="0"/>
-        <w:adjustRightInd w:val="0"/>
-        <w:spacing w:after="80"/>
-        <w:rPr>
-          <w:rFonts w:asciiTheme="majorHAnsi" w:hAnsiTheme="majorHAnsi" w:cstheme="majorHAnsi"/>
-          <w:color w:val="000000"/>
-          <w:sz w:val="20"/>
-          <w:szCs w:val="20"/>
-          <w:u w:color="000000"/>
-        </w:rPr>
-      </w:pPr>
-      <w:r>
-        <w:rPr>
-          <w:rFonts w:asciiTheme="majorHAnsi" w:hAnsiTheme="majorHAnsi" w:cstheme="majorHAnsi"/>
-          <w:color w:val="000000"/>
-          <w:sz w:val="20"/>
-          <w:szCs w:val="20"/>
-          <w:u w:color="000000"/>
-        </w:rPr>
-        <w:t>Provost’s Grants Program for Junior Faculty Who Contribute to the University’s Diversity Goals</w:t>
-      </w:r>
-      <w:r>
-        <w:rPr>
-          <w:rFonts w:asciiTheme="majorHAnsi" w:hAnsiTheme="majorHAnsi" w:cstheme="majorHAnsi"/>
-          <w:color w:val="000000"/>
-          <w:sz w:val="20"/>
-          <w:szCs w:val="20"/>
-          <w:u w:color="000000"/>
-        </w:rPr>
-        <w:t>, 2018</w:t>
-      </w:r>
-      <w:r>
-        <w:rPr>
-          <w:rFonts w:asciiTheme="majorHAnsi" w:hAnsiTheme="majorHAnsi" w:cstheme="majorHAnsi"/>
-          <w:color w:val="000000"/>
-          <w:sz w:val="20"/>
-          <w:szCs w:val="20"/>
-          <w:u w:color="000000"/>
-        </w:rPr>
-        <w:t xml:space="preserve"> ($25,000)</w:t>
-      </w:r>
-    </w:p>
-    <w:p>
-      <w:pPr>
-        <w:autoSpaceDE w:val="0"/>
-        <w:autoSpaceDN w:val="0"/>
-        <w:adjustRightInd w:val="0"/>
-        <w:spacing w:after="80"/>
-        <w:rPr>
-          <w:rFonts w:asciiTheme="majorHAnsi" w:hAnsiTheme="majorHAnsi" w:cstheme="majorHAnsi"/>
-          <w:color w:val="000000"/>
-          <w:sz w:val="20"/>
-          <w:szCs w:val="20"/>
-          <w:u w:color="000000"/>
-        </w:rPr>
-      </w:pPr>
-      <w:r>
-        <w:rPr>
-          <w:rFonts w:asciiTheme="majorHAnsi" w:hAnsiTheme="majorHAnsi" w:cstheme="majorHAnsi"/>
-          <w:color w:val="000000"/>
-          <w:sz w:val="20"/>
-          <w:szCs w:val="20"/>
-          <w:u w:color="000000"/>
-        </w:rPr>
-        <w:t>Deutsche Bank Fellowship, 2012</w:t>
-      </w:r>
-    </w:p>
-    <w:p>
-      <w:pPr>
-        <w:autoSpaceDE w:val="0"/>
-        <w:autoSpaceDN w:val="0"/>
-        <w:adjustRightInd w:val="0"/>
-        <w:spacing w:after="80"/>
-        <w:rPr>
-          <w:rFonts w:asciiTheme="majorHAnsi" w:hAnsiTheme="majorHAnsi" w:cstheme="majorHAnsi"/>
-          <w:color w:val="000000"/>
-          <w:sz w:val="20"/>
-          <w:szCs w:val="20"/>
-          <w:u w:color="000000"/>
-        </w:rPr>
-      </w:pPr>
-      <w:r>
-        <w:rPr>
-          <w:rFonts w:asciiTheme="majorHAnsi" w:hAnsiTheme="majorHAnsi" w:cstheme="majorHAnsi"/>
-          <w:color w:val="000000"/>
-          <w:sz w:val="20"/>
-          <w:szCs w:val="20"/>
-          <w:u w:color="000000"/>
-        </w:rPr>
-        <w:t>Giovanna Crivelli fellowship to fund PhD</w:t>
-      </w:r>
-      <w:r>
-        <w:rPr>
-          <w:rFonts w:asciiTheme="majorHAnsi" w:hAnsiTheme="majorHAnsi" w:cstheme="majorHAnsi"/>
-          <w:color w:val="000000"/>
-          <w:sz w:val="20"/>
-          <w:szCs w:val="20"/>
-          <w:u w:color="000000"/>
-        </w:rPr>
-        <w:t>, 2009–2013</w:t>
-      </w:r>
-    </w:p>
-    <w:p>
-      <w:pPr>
-        <w:autoSpaceDE w:val="0"/>
-        <w:autoSpaceDN w:val="0"/>
-        <w:adjustRightInd w:val="0"/>
-        <w:spacing w:after="80"/>
-        <w:rPr>
-          <w:rFonts w:asciiTheme="majorHAnsi" w:hAnsiTheme="majorHAnsi" w:cstheme="majorHAnsi"/>
-          <w:color w:val="000000"/>
-          <w:sz w:val="20"/>
-          <w:szCs w:val="20"/>
-          <w:u w:color="000000"/>
-        </w:rPr>
-      </w:pPr>
-    </w:p>
-    <w:p>
-      <w:pPr>
-        <w:autoSpaceDE w:val="0"/>
-        <w:autoSpaceDN w:val="0"/>
-        <w:adjustRightInd w:val="0"/>
-        <w:spacing w:after="80"/>
-        <w:rPr>
-          <w:rFonts w:asciiTheme="majorHAnsi" w:hAnsiTheme="majorHAnsi" w:cstheme="majorHAnsi"/>
-          <w:b/>
-          <w:bCs/>
-          <w:color w:val="000000"/>
-          <w:sz w:val="20"/>
-          <w:szCs w:val="20"/>
-          <w:u w:color="000000"/>
-        </w:rPr>
-      </w:pPr>
-      <w:r>
-        <w:rPr>
-          <w:rFonts w:asciiTheme="majorHAnsi" w:hAnsiTheme="majorHAnsi" w:cstheme="majorHAnsi"/>
-          <w:b/>
-          <w:bCs/>
-          <w:color w:val="000000"/>
-          <w:sz w:val="20"/>
-          <w:szCs w:val="20"/>
-          <w:u w:color="000000"/>
-        </w:rPr>
-        <w:lastRenderedPageBreak/>
-        <w:t>OTHER PROFESSIONAL SERVICES</w:t>
-      </w:r>
-    </w:p>
-    <w:p>
-      <w:pPr>
-        <w:autoSpaceDE w:val="0"/>
-        <w:autoSpaceDN w:val="0"/>
-        <w:adjustRightInd w:val="0"/>
-        <w:spacing w:after="80"/>
-        <w:rPr>
-          <w:rFonts w:asciiTheme="majorHAnsi" w:hAnsiTheme="majorHAnsi" w:cstheme="majorHAnsi"/>
-          <w:color w:val="000000"/>
-          <w:sz w:val="20"/>
-          <w:szCs w:val="20"/>
-          <w:u w:color="000000"/>
-        </w:rPr>
-      </w:pPr>
-      <w:r>
-        <w:rPr>
-          <w:rFonts w:asciiTheme="majorHAnsi" w:hAnsiTheme="majorHAnsi" w:cstheme="majorHAnsi"/>
-          <w:color w:val="000000"/>
-          <w:sz w:val="20"/>
-          <w:szCs w:val="20"/>
-          <w:u w:color="000000"/>
-        </w:rPr>
-        <w:t>American Finance Association Nominating Committee (2020</w:t>
-      </w:r>
-      <w:r>
-        <w:rPr>
-          <w:rFonts w:asciiTheme="majorHAnsi" w:hAnsiTheme="majorHAnsi" w:cstheme="majorHAnsi"/>
-          <w:color w:val="000000"/>
-          <w:sz w:val="20"/>
-          <w:szCs w:val="20"/>
-          <w:u w:color="000000"/>
-        </w:rPr>
-        <w:t>, 2023</w:t>
-      </w:r>
-      <w:r>
-        <w:rPr>
-          <w:rFonts w:asciiTheme="majorHAnsi" w:hAnsiTheme="majorHAnsi" w:cstheme="majorHAnsi"/>
-          <w:color w:val="000000"/>
-          <w:sz w:val="20"/>
-          <w:szCs w:val="20"/>
-          <w:u w:color="000000"/>
-        </w:rPr>
-        <w:t xml:space="preserve">) </w:t>
-      </w:r>
-    </w:p>
-    <w:p>
-      <w:pPr>
-        <w:autoSpaceDE w:val="0"/>
-        <w:autoSpaceDN w:val="0"/>
-        <w:adjustRightInd w:val="0"/>
-        <w:spacing w:after="80"/>
-        <w:rPr>
-          <w:rFonts w:asciiTheme="majorHAnsi" w:hAnsiTheme="majorHAnsi" w:cstheme="majorHAnsi"/>
-          <w:color w:val="000000"/>
-          <w:sz w:val="20"/>
-          <w:szCs w:val="20"/>
-          <w:u w:color="000000"/>
-        </w:rPr>
-      </w:pPr>
-      <w:r>
-        <w:rPr>
-          <w:rFonts w:asciiTheme="majorHAnsi" w:hAnsiTheme="majorHAnsi" w:cstheme="majorHAnsi"/>
-          <w:color w:val="000000"/>
-          <w:sz w:val="20"/>
-          <w:szCs w:val="20"/>
-          <w:u w:color="000000"/>
-        </w:rPr>
         <w:t xml:space="preserve">Career advice for PhD students’ session at the American Finance Association Annual Meeting (2020) </w:t>
       </w:r>
     </w:p>
@@ -14299,29 +13521,7 @@
           <w:szCs w:val="20"/>
           <w:u w:color="000000"/>
         </w:rPr>
-        <w:t xml:space="preserve">Naz </w:t>
-      </w:r>
-      <w:proofErr w:type="spellStart"/>
-      <w:r>
-        <w:rPr>
-          <w:rFonts w:asciiTheme="majorHAnsi" w:hAnsiTheme="majorHAnsi" w:cstheme="majorHAnsi"/>
-          <w:color w:val="000000"/>
-          <w:sz w:val="20"/>
-          <w:szCs w:val="20"/>
-          <w:u w:color="000000"/>
-        </w:rPr>
-        <w:t>Koont</w:t>
-      </w:r>
-      <w:proofErr w:type="spellEnd"/>
-      <w:r>
-        <w:rPr>
-          <w:rFonts w:asciiTheme="majorHAnsi" w:hAnsiTheme="majorHAnsi" w:cstheme="majorHAnsi"/>
-          <w:color w:val="000000"/>
-          <w:sz w:val="20"/>
-          <w:szCs w:val="20"/>
-          <w:u w:color="000000"/>
-        </w:rPr>
-        <w:t xml:space="preserve"> (joined Stanford in 2024)</w:t>
+        <w:t>Naz Koont (joined Stanford in 2024)</w:t>
       </w:r>
     </w:p>
     <w:p>

--- a/vari/Curriculum-May-2026 copy.docx
+++ b/vari/Curriculum-May-2026 copy.docx
@@ -99,6 +99,7 @@
         </w:rPr>
         <w:tab/>
       </w:r>
+      <w:proofErr w:type="gramStart"/>
       <w:r>
         <w:rPr>
           <w:rFonts w:asciiTheme="majorHAnsi" w:hAnsiTheme="majorHAnsi" w:cstheme="majorHAnsi"/>
@@ -107,7 +108,17 @@
           <w:szCs w:val="20"/>
         </w:rPr>
         <w:tab/>
-        <w:t xml:space="preserve">  Webpage: </w:t>
+        <w:t xml:space="preserve">  Webpage</w:t>
+      </w:r>
+      <w:proofErr w:type="gramEnd"/>
+      <w:r>
+        <w:rPr>
+          <w:rFonts w:asciiTheme="majorHAnsi" w:hAnsiTheme="majorHAnsi" w:cstheme="majorHAnsi"/>
+          <w:color w:val="000000"/>
+          <w:sz w:val="20"/>
+          <w:szCs w:val="20"/>
+        </w:rPr>
+        <w:t xml:space="preserve">: </w:t>
       </w:r>
       <w:r>
         <w:rPr>
@@ -203,6 +214,7 @@
         </w:rPr>
         <w:tab/>
       </w:r>
+      <w:proofErr w:type="gramStart"/>
       <w:r>
         <w:rPr>
           <w:rFonts w:asciiTheme="majorHAnsi" w:hAnsiTheme="majorHAnsi" w:cstheme="majorHAnsi"/>
@@ -228,7 +240,17 @@
           <w:sz w:val="20"/>
           <w:szCs w:val="20"/>
         </w:rPr>
-        <w:t xml:space="preserve">Email: </w:t>
+        <w:t>Email</w:t>
+      </w:r>
+      <w:proofErr w:type="gramEnd"/>
+      <w:r>
+        <w:rPr>
+          <w:rFonts w:asciiTheme="majorHAnsi" w:hAnsiTheme="majorHAnsi" w:cstheme="majorHAnsi"/>
+          <w:color w:val="000000"/>
+          <w:sz w:val="20"/>
+          <w:szCs w:val="20"/>
+        </w:rPr>
+        <w:t xml:space="preserve">: </w:t>
       </w:r>
       <w:r>
         <w:rPr>
@@ -2390,7 +2412,16 @@
           <w:sz w:val="20"/>
           <w:szCs w:val="20"/>
         </w:rPr>
-        <w:t>2020–present</w:t>
+        <w:t>2020–</w:t>
+      </w:r>
+      <w:r>
+        <w:rPr>
+          <w:rFonts w:asciiTheme="majorHAnsi" w:hAnsiTheme="majorHAnsi" w:cstheme="majorHAnsi"/>
+          <w:color w:val="000000"/>
+          <w:sz w:val="20"/>
+          <w:szCs w:val="20"/>
+        </w:rPr>
+        <w:t>2026</w:t>
       </w:r>
       <w:r>
         <w:rPr>
@@ -2899,7 +2930,31 @@
           <w:sz w:val="20"/>
           <w:szCs w:val="20"/>
         </w:rPr>
-        <w:t>University of Rome “Tor Vergata”</w:t>
+        <w:t xml:space="preserve">University of Rome “Tor </w:t>
+      </w:r>
+      <w:proofErr w:type="spellStart"/>
+      <w:r>
+        <w:rPr>
+          <w:rFonts w:asciiTheme="majorHAnsi" w:hAnsiTheme="majorHAnsi" w:cstheme="majorHAnsi"/>
+          <w:b/>
+          <w:bCs/>
+          <w:color w:val="000000"/>
+          <w:sz w:val="20"/>
+          <w:szCs w:val="20"/>
+        </w:rPr>
+        <w:t>Vergata</w:t>
+      </w:r>
+      <w:proofErr w:type="spellEnd"/>
+      <w:r>
+        <w:rPr>
+          <w:rFonts w:asciiTheme="majorHAnsi" w:hAnsiTheme="majorHAnsi" w:cstheme="majorHAnsi"/>
+          <w:b/>
+          <w:bCs/>
+          <w:color w:val="000000"/>
+          <w:sz w:val="20"/>
+          <w:szCs w:val="20"/>
+        </w:rPr>
+        <w:t>”</w:t>
       </w:r>
     </w:p>
     <w:p>
@@ -3335,7 +3390,27 @@
           <w:sz w:val="20"/>
           <w:szCs w:val="20"/>
         </w:rPr>
-        <w:t xml:space="preserve">“Conflicting Priorities: A Theory of Covenants and Collateral” with J.R Donaldson and D. Gromb, </w:t>
+        <w:t xml:space="preserve">“Conflicting Priorities: A Theory of Covenants and Collateral” with J.R Donaldson and D. </w:t>
+      </w:r>
+      <w:proofErr w:type="spellStart"/>
+      <w:r>
+        <w:rPr>
+          <w:rFonts w:asciiTheme="majorHAnsi" w:hAnsiTheme="majorHAnsi" w:cstheme="majorHAnsi"/>
+          <w:color w:val="000000"/>
+          <w:sz w:val="20"/>
+          <w:szCs w:val="20"/>
+        </w:rPr>
+        <w:t>Gromb</w:t>
+      </w:r>
+      <w:proofErr w:type="spellEnd"/>
+      <w:r>
+        <w:rPr>
+          <w:rFonts w:asciiTheme="majorHAnsi" w:hAnsiTheme="majorHAnsi" w:cstheme="majorHAnsi"/>
+          <w:color w:val="000000"/>
+          <w:sz w:val="20"/>
+          <w:szCs w:val="20"/>
+        </w:rPr>
+        <w:t xml:space="preserve">, </w:t>
       </w:r>
       <w:r>
         <w:rPr>
@@ -3869,8 +3944,19 @@
           <w:sz w:val="20"/>
           <w:szCs w:val="20"/>
         </w:rPr>
-        <w:t xml:space="preserve"> with J.R. Donaldson and D. Gromb</w:t>
-      </w:r>
+        <w:t xml:space="preserve"> with J.R. Donaldson and D. </w:t>
+      </w:r>
+      <w:proofErr w:type="spellStart"/>
+      <w:r>
+        <w:rPr>
+          <w:rFonts w:asciiTheme="majorHAnsi" w:hAnsiTheme="majorHAnsi" w:cstheme="majorHAnsi"/>
+          <w:color w:val="000000"/>
+          <w:sz w:val="20"/>
+          <w:szCs w:val="20"/>
+        </w:rPr>
+        <w:t>Gromb</w:t>
+      </w:r>
+      <w:proofErr w:type="spellEnd"/>
       <w:r>
         <w:rPr>
           <w:rFonts w:asciiTheme="majorHAnsi" w:hAnsiTheme="majorHAnsi" w:cstheme="majorHAnsi"/>
@@ -4422,7 +4508,27 @@
           <w:sz w:val="20"/>
           <w:szCs w:val="20"/>
         </w:rPr>
-        <w:t>The Wall Street Walk when Blockholders Compete for Flows</w:t>
+        <w:t xml:space="preserve">The Wall Street Walk when </w:t>
+      </w:r>
+      <w:proofErr w:type="spellStart"/>
+      <w:r>
+        <w:rPr>
+          <w:rFonts w:asciiTheme="majorHAnsi" w:hAnsiTheme="majorHAnsi" w:cstheme="majorHAnsi"/>
+          <w:color w:val="000000"/>
+          <w:sz w:val="20"/>
+          <w:szCs w:val="20"/>
+        </w:rPr>
+        <w:t>Blockholders</w:t>
+      </w:r>
+      <w:proofErr w:type="spellEnd"/>
+      <w:r>
+        <w:rPr>
+          <w:rFonts w:asciiTheme="majorHAnsi" w:hAnsiTheme="majorHAnsi" w:cstheme="majorHAnsi"/>
+          <w:color w:val="000000"/>
+          <w:sz w:val="20"/>
+          <w:szCs w:val="20"/>
+        </w:rPr>
+        <w:t xml:space="preserve"> Compete for Flows</w:t>
       </w:r>
       <w:r>
         <w:rPr>
@@ -4553,7 +4659,16 @@
           <w:sz w:val="20"/>
           <w:szCs w:val="20"/>
         </w:rPr>
-        <w:t xml:space="preserve">“Debt Maturity in Financial Networks” with </w:t>
+        <w:t>“Systemic Risk in Financial Networks Revisited</w:t>
+      </w:r>
+      <w:r>
+        <w:rPr>
+          <w:rFonts w:asciiTheme="majorHAnsi" w:hAnsiTheme="majorHAnsi" w:cstheme="majorHAnsi"/>
+          <w:color w:val="000000"/>
+          <w:sz w:val="20"/>
+          <w:szCs w:val="20"/>
+        </w:rPr>
+        <w:t xml:space="preserve">” with </w:t>
       </w:r>
       <w:r>
         <w:rPr>
@@ -4847,7 +4962,27 @@
           <w:sz w:val="20"/>
           <w:szCs w:val="20"/>
         </w:rPr>
-        <w:t xml:space="preserve"> Kremens, 202</w:t>
+        <w:t xml:space="preserve"> </w:t>
+      </w:r>
+      <w:proofErr w:type="spellStart"/>
+      <w:r>
+        <w:rPr>
+          <w:rFonts w:asciiTheme="majorHAnsi" w:hAnsiTheme="majorHAnsi" w:cstheme="majorHAnsi"/>
+          <w:color w:val="000000"/>
+          <w:sz w:val="20"/>
+          <w:szCs w:val="20"/>
+        </w:rPr>
+        <w:t>Kremens</w:t>
+      </w:r>
+      <w:proofErr w:type="spellEnd"/>
+      <w:r>
+        <w:rPr>
+          <w:rFonts w:asciiTheme="majorHAnsi" w:hAnsiTheme="majorHAnsi" w:cstheme="majorHAnsi"/>
+          <w:color w:val="000000"/>
+          <w:sz w:val="20"/>
+          <w:szCs w:val="20"/>
+        </w:rPr>
+        <w:t>, 202</w:t>
       </w:r>
       <w:r>
         <w:rPr>
@@ -4909,7 +5044,27 @@
           <w:sz w:val="20"/>
           <w:szCs w:val="20"/>
         </w:rPr>
-        <w:t>, N. Koont, and V. Vanasco, 202</w:t>
+        <w:t xml:space="preserve">, N. </w:t>
+      </w:r>
+      <w:proofErr w:type="spellStart"/>
+      <w:r>
+        <w:rPr>
+          <w:rFonts w:asciiTheme="majorHAnsi" w:hAnsiTheme="majorHAnsi" w:cstheme="majorHAnsi"/>
+          <w:color w:val="000000"/>
+          <w:sz w:val="20"/>
+          <w:szCs w:val="20"/>
+        </w:rPr>
+        <w:t>Koont</w:t>
+      </w:r>
+      <w:proofErr w:type="spellEnd"/>
+      <w:r>
+        <w:rPr>
+          <w:rFonts w:asciiTheme="majorHAnsi" w:hAnsiTheme="majorHAnsi" w:cstheme="majorHAnsi"/>
+          <w:color w:val="000000"/>
+          <w:sz w:val="20"/>
+          <w:szCs w:val="20"/>
+        </w:rPr>
+        <w:t>, and V. Vanasco, 202</w:t>
       </w:r>
       <w:r>
         <w:rPr>
@@ -5040,7 +5195,27 @@
           <w:sz w:val="20"/>
           <w:szCs w:val="20"/>
         </w:rPr>
-        <w:t xml:space="preserve"> Gromb, 2021</w:t>
+        <w:t xml:space="preserve"> </w:t>
+      </w:r>
+      <w:proofErr w:type="spellStart"/>
+      <w:r>
+        <w:rPr>
+          <w:rFonts w:asciiTheme="majorHAnsi" w:hAnsiTheme="majorHAnsi" w:cstheme="majorHAnsi"/>
+          <w:color w:val="000000"/>
+          <w:sz w:val="20"/>
+          <w:szCs w:val="20"/>
+        </w:rPr>
+        <w:t>Gromb</w:t>
+      </w:r>
+      <w:proofErr w:type="spellEnd"/>
+      <w:r>
+        <w:rPr>
+          <w:rFonts w:asciiTheme="majorHAnsi" w:hAnsiTheme="majorHAnsi" w:cstheme="majorHAnsi"/>
+          <w:color w:val="000000"/>
+          <w:sz w:val="20"/>
+          <w:szCs w:val="20"/>
+        </w:rPr>
+        <w:t>, 2021</w:t>
       </w:r>
     </w:p>
     <w:p>
@@ -5791,7 +5966,7 @@
           <w:sz w:val="20"/>
           <w:szCs w:val="20"/>
         </w:rPr>
-        <w:t xml:space="preserve"> (scheduled)</w:t>
+        <w:t>, McGill (scheduled), NTU (scheduled), NUS (scheduled), SMU (scheduled)</w:t>
       </w:r>
     </w:p>
     <w:p>
@@ -5826,8 +6001,6 @@
         <w:autoSpaceDE w:val="0"/>
         <w:autoSpaceDN w:val="0"/>
         <w:adjustRightInd w:val="0"/>
-        <w:spacing w:after="80"/>
-        <w:ind w:left="2552" w:hanging="2552"/>
         <w:rPr>
           <w:rFonts w:asciiTheme="majorHAnsi" w:hAnsiTheme="majorHAnsi" w:cstheme="majorHAnsi"/>
           <w:color w:val="000000"/>
@@ -5861,6 +6034,15 @@
           <w:szCs w:val="20"/>
         </w:rPr>
         <w:t xml:space="preserve"> (scheduled)</w:t>
+      </w:r>
+      <w:r>
+        <w:rPr>
+          <w:rFonts w:asciiTheme="majorHAnsi" w:hAnsiTheme="majorHAnsi" w:cstheme="majorHAnsi"/>
+          <w:color w:val="000000"/>
+          <w:sz w:val="20"/>
+          <w:szCs w:val="20"/>
+        </w:rPr>
+        <w:t>, LSE Finance PhD Alumni Conference (Scheduled), UBC Summer Finance Conference (scheduled)</w:t>
       </w:r>
     </w:p>
     <w:p>
@@ -6029,7 +6211,27 @@
           <w:sz w:val="20"/>
           <w:szCs w:val="20"/>
         </w:rPr>
-        <w:t>, Oxfit*, Virtual corporate finance seminar*</w:t>
+        <w:t xml:space="preserve">, </w:t>
+      </w:r>
+      <w:proofErr w:type="spellStart"/>
+      <w:r>
+        <w:rPr>
+          <w:rFonts w:asciiTheme="majorHAnsi" w:hAnsiTheme="majorHAnsi" w:cstheme="majorHAnsi"/>
+          <w:color w:val="000000"/>
+          <w:sz w:val="20"/>
+          <w:szCs w:val="20"/>
+        </w:rPr>
+        <w:t>Oxfit</w:t>
+      </w:r>
+      <w:proofErr w:type="spellEnd"/>
+      <w:r>
+        <w:rPr>
+          <w:rFonts w:asciiTheme="majorHAnsi" w:hAnsiTheme="majorHAnsi" w:cstheme="majorHAnsi"/>
+          <w:color w:val="000000"/>
+          <w:sz w:val="20"/>
+          <w:szCs w:val="20"/>
+        </w:rPr>
+        <w:t>*, Virtual corporate finance seminar*</w:t>
       </w:r>
     </w:p>
     <w:p>
@@ -6584,15 +6786,27 @@
           <w:u w:color="000000"/>
         </w:rPr>
       </w:pPr>
-      <w:r>
-        <w:rPr>
-          <w:rFonts w:asciiTheme="majorHAnsi" w:hAnsiTheme="majorHAnsi" w:cstheme="majorHAnsi"/>
-          <w:color w:val="000000"/>
-          <w:sz w:val="20"/>
-          <w:szCs w:val="20"/>
-          <w:u w:color="000000"/>
-        </w:rPr>
-        <w:t>Insead, KU Leuven</w:t>
+      <w:proofErr w:type="spellStart"/>
+      <w:r>
+        <w:rPr>
+          <w:rFonts w:asciiTheme="majorHAnsi" w:hAnsiTheme="majorHAnsi" w:cstheme="majorHAnsi"/>
+          <w:color w:val="000000"/>
+          <w:sz w:val="20"/>
+          <w:szCs w:val="20"/>
+          <w:u w:color="000000"/>
+        </w:rPr>
+        <w:t>Insead</w:t>
+      </w:r>
+      <w:proofErr w:type="spellEnd"/>
+      <w:r>
+        <w:rPr>
+          <w:rFonts w:asciiTheme="majorHAnsi" w:hAnsiTheme="majorHAnsi" w:cstheme="majorHAnsi"/>
+          <w:color w:val="000000"/>
+          <w:sz w:val="20"/>
+          <w:szCs w:val="20"/>
+          <w:u w:color="000000"/>
+        </w:rPr>
+        <w:t>, KU Leuven</w:t>
       </w:r>
       <w:r>
         <w:rPr>
@@ -7878,7 +8092,51 @@
           <w:szCs w:val="20"/>
           <w:u w:color="000000"/>
         </w:rPr>
-        <w:t>AFA (two papers, second paper*), ASU Sonoran Winter Finance Conference*, Cambridge Corporate Finance Theory Symposium, CEPR European Summer Symposium in Financial Markets, EFA*, EIEF Rome Junior Finance conference*, EIEF Rome Conference on Macroeconomics “Pizzanomics” (two papers, second paper*), FIRS (two papers, second paper*), FSU Sun Trust Beach Conference, Maryland Junior Finance Conference*, Midwest Finance Conference, OxFIT*, SED, SFS* (two papers), Summer Finance and Accounting Conference at the Hebrew University (two papers, second paper*), UBC Winter Finance Conference</w:t>
+        <w:t>AFA (two papers, second paper*), ASU Sonoran Winter Finance Conference*, Cambridge Corporate Finance Theory Symposium, CEPR European Summer Symposium in Financial Markets, EFA*, EIEF Rome Junior Finance conference*, EIEF Rome Conference on Macroeconomics “</w:t>
+      </w:r>
+      <w:proofErr w:type="spellStart"/>
+      <w:r>
+        <w:rPr>
+          <w:rFonts w:asciiTheme="majorHAnsi" w:hAnsiTheme="majorHAnsi" w:cstheme="majorHAnsi"/>
+          <w:color w:val="000000"/>
+          <w:sz w:val="20"/>
+          <w:szCs w:val="20"/>
+          <w:u w:color="000000"/>
+        </w:rPr>
+        <w:t>Pizzanomics</w:t>
+      </w:r>
+      <w:proofErr w:type="spellEnd"/>
+      <w:r>
+        <w:rPr>
+          <w:rFonts w:asciiTheme="majorHAnsi" w:hAnsiTheme="majorHAnsi" w:cstheme="majorHAnsi"/>
+          <w:color w:val="000000"/>
+          <w:sz w:val="20"/>
+          <w:szCs w:val="20"/>
+          <w:u w:color="000000"/>
+        </w:rPr>
+        <w:t xml:space="preserve">” (two papers, second paper*), FIRS (two papers, second paper*), FSU Sun Trust Beach Conference, Maryland Junior Finance Conference*, Midwest Finance Conference, </w:t>
+      </w:r>
+      <w:proofErr w:type="spellStart"/>
+      <w:r>
+        <w:rPr>
+          <w:rFonts w:asciiTheme="majorHAnsi" w:hAnsiTheme="majorHAnsi" w:cstheme="majorHAnsi"/>
+          <w:color w:val="000000"/>
+          <w:sz w:val="20"/>
+          <w:szCs w:val="20"/>
+          <w:u w:color="000000"/>
+        </w:rPr>
+        <w:t>OxFIT</w:t>
+      </w:r>
+      <w:proofErr w:type="spellEnd"/>
+      <w:r>
+        <w:rPr>
+          <w:rFonts w:asciiTheme="majorHAnsi" w:hAnsiTheme="majorHAnsi" w:cstheme="majorHAnsi"/>
+          <w:color w:val="000000"/>
+          <w:sz w:val="20"/>
+          <w:szCs w:val="20"/>
+          <w:u w:color="000000"/>
+        </w:rPr>
+        <w:t>*, SED, SFS* (two papers), Summer Finance and Accounting Conference at the Hebrew University (two papers, second paper*), UBC Winter Finance Conference</w:t>
       </w:r>
     </w:p>
     <w:p>
@@ -8008,7 +8266,29 @@
           <w:szCs w:val="20"/>
           <w:u w:color="000000"/>
         </w:rPr>
-        <w:t xml:space="preserve">AEA*, 17th annual FDIC conference*, Barcelona GSE Summer Forum in Financial Intermediation and Risk, Cambridge Corporate Finance Theory Symposium, CEPR European Summer Symposium in Financial Markets (Gerzensee), </w:t>
+        <w:t>AEA*, 17th annual FDIC conference*, Barcelona GSE Summer Forum in Financial Intermediation and Risk, Cambridge Corporate Finance Theory Symposium, CEPR European Summer Symposium in Financial Markets (</w:t>
+      </w:r>
+      <w:proofErr w:type="spellStart"/>
+      <w:r>
+        <w:rPr>
+          <w:rFonts w:asciiTheme="majorHAnsi" w:hAnsiTheme="majorHAnsi" w:cstheme="majorHAnsi"/>
+          <w:color w:val="000000"/>
+          <w:sz w:val="20"/>
+          <w:szCs w:val="20"/>
+          <w:u w:color="000000"/>
+        </w:rPr>
+        <w:t>Gerzensee</w:t>
+      </w:r>
+      <w:proofErr w:type="spellEnd"/>
+      <w:r>
+        <w:rPr>
+          <w:rFonts w:asciiTheme="majorHAnsi" w:hAnsiTheme="majorHAnsi" w:cstheme="majorHAnsi"/>
+          <w:color w:val="000000"/>
+          <w:sz w:val="20"/>
+          <w:szCs w:val="20"/>
+          <w:u w:color="000000"/>
+        </w:rPr>
+        <w:t xml:space="preserve">), </w:t>
       </w:r>
       <w:r>
         <w:rPr>
@@ -8019,7 +8299,29 @@
           <w:u w:color="000000"/>
         </w:rPr>
         <w:tab/>
-        <w:t xml:space="preserve">Conference on Institutional Investors and Corporate Governance in Stockholm, Conference on Financial Intermediation at the Bank of Portugal, EIEF, Five Star Conference, FTG (Imperial College), FTG Summer School, FRA, OxFIT, Paul Woolley Conference, Recent </w:t>
+        <w:t xml:space="preserve">Conference on Institutional Investors and Corporate Governance in Stockholm, Conference on Financial Intermediation at the Bank of Portugal, EIEF, Five Star Conference, FTG (Imperial College), FTG Summer School, FRA, </w:t>
+      </w:r>
+      <w:proofErr w:type="spellStart"/>
+      <w:r>
+        <w:rPr>
+          <w:rFonts w:asciiTheme="majorHAnsi" w:hAnsiTheme="majorHAnsi" w:cstheme="majorHAnsi"/>
+          <w:color w:val="000000"/>
+          <w:sz w:val="20"/>
+          <w:szCs w:val="20"/>
+          <w:u w:color="000000"/>
+        </w:rPr>
+        <w:t>OxFIT</w:t>
+      </w:r>
+      <w:proofErr w:type="spellEnd"/>
+      <w:r>
+        <w:rPr>
+          <w:rFonts w:asciiTheme="majorHAnsi" w:hAnsiTheme="majorHAnsi" w:cstheme="majorHAnsi"/>
+          <w:color w:val="000000"/>
+          <w:sz w:val="20"/>
+          <w:szCs w:val="20"/>
+          <w:u w:color="000000"/>
+        </w:rPr>
+        <w:t xml:space="preserve">, Paul Woolley Conference, Recent </w:t>
       </w:r>
       <w:r>
         <w:rPr>
@@ -8315,7 +8617,51 @@
           <w:szCs w:val="20"/>
           <w:u w:color="000000"/>
         </w:rPr>
-        <w:t>Bank of Portugal Conference on Financial Intermediation (Lisbon)*, Cambridge Corporate Finance Theory Symposium, Canadian Economic Association*, CEPR European Summer Symposium in Financial Markets (Gerzensee), CFF conference (Gothenburg), Duke-UNC Conference, EFA, FIRS, IDC Summer Finance Conference (Tel Aviv), LBS Summer Symposium*, Midwest Macro Conference (St Louis)*, OxFIT, Society of Economic Dynamics (Warsaw)*, Summer Workshop on Money, Banking, Payments and Finance (St Louis), Vanderbilt University (Labor and Finance Group)</w:t>
+        <w:t>Bank of Portugal Conference on Financial Intermediation (Lisbon)*, Cambridge Corporate Finance Theory Symposium, Canadian Economic Association*, CEPR European Summer Symposium in Financial Markets (</w:t>
+      </w:r>
+      <w:proofErr w:type="spellStart"/>
+      <w:r>
+        <w:rPr>
+          <w:rFonts w:asciiTheme="majorHAnsi" w:hAnsiTheme="majorHAnsi" w:cstheme="majorHAnsi"/>
+          <w:color w:val="000000"/>
+          <w:sz w:val="20"/>
+          <w:szCs w:val="20"/>
+          <w:u w:color="000000"/>
+        </w:rPr>
+        <w:t>Gerzensee</w:t>
+      </w:r>
+      <w:proofErr w:type="spellEnd"/>
+      <w:r>
+        <w:rPr>
+          <w:rFonts w:asciiTheme="majorHAnsi" w:hAnsiTheme="majorHAnsi" w:cstheme="majorHAnsi"/>
+          <w:color w:val="000000"/>
+          <w:sz w:val="20"/>
+          <w:szCs w:val="20"/>
+          <w:u w:color="000000"/>
+        </w:rPr>
+        <w:t xml:space="preserve">), CFF conference (Gothenburg), Duke-UNC Conference, EFA, FIRS, IDC Summer Finance Conference (Tel Aviv), LBS Summer Symposium*, Midwest Macro Conference (St Louis)*, </w:t>
+      </w:r>
+      <w:proofErr w:type="spellStart"/>
+      <w:r>
+        <w:rPr>
+          <w:rFonts w:asciiTheme="majorHAnsi" w:hAnsiTheme="majorHAnsi" w:cstheme="majorHAnsi"/>
+          <w:color w:val="000000"/>
+          <w:sz w:val="20"/>
+          <w:szCs w:val="20"/>
+          <w:u w:color="000000"/>
+        </w:rPr>
+        <w:t>OxFIT</w:t>
+      </w:r>
+      <w:proofErr w:type="spellEnd"/>
+      <w:r>
+        <w:rPr>
+          <w:rFonts w:asciiTheme="majorHAnsi" w:hAnsiTheme="majorHAnsi" w:cstheme="majorHAnsi"/>
+          <w:color w:val="000000"/>
+          <w:sz w:val="20"/>
+          <w:szCs w:val="20"/>
+          <w:u w:color="000000"/>
+        </w:rPr>
+        <w:t>, Society of Economic Dynamics (Warsaw)*, Summer Workshop on Money, Banking, Payments and Finance (St Louis), Vanderbilt University (Labor and Finance Group)</w:t>
       </w:r>
     </w:p>
     <w:p>
@@ -8403,8 +8749,20 @@
           <w:szCs w:val="20"/>
           <w:u w:color="000000"/>
         </w:rPr>
-        <w:t>Bank of England, St Louis Fed, UNC Kenan-Flagler, University of Rome Tor Vergata</w:t>
-      </w:r>
+        <w:t xml:space="preserve">Bank of England, St Louis Fed, UNC Kenan-Flagler, University of Rome Tor </w:t>
+      </w:r>
+      <w:proofErr w:type="spellStart"/>
+      <w:r>
+        <w:rPr>
+          <w:rFonts w:asciiTheme="majorHAnsi" w:hAnsiTheme="majorHAnsi" w:cstheme="majorHAnsi"/>
+          <w:color w:val="000000"/>
+          <w:sz w:val="20"/>
+          <w:szCs w:val="20"/>
+          <w:u w:color="000000"/>
+        </w:rPr>
+        <w:t>Vergata</w:t>
+      </w:r>
+      <w:proofErr w:type="spellEnd"/>
     </w:p>
     <w:p>
       <w:pPr>
@@ -8463,7 +8821,29 @@
           <w:szCs w:val="20"/>
           <w:u w:color="000000"/>
         </w:rPr>
-        <w:t>EEA (Toulouse)*, FIRS, NBER Summer Institute The Economics of Credit Ratings (Boston)*, Paul Woolley Conference (Sydney)</w:t>
+        <w:t xml:space="preserve">EEA (Toulouse)*, FIRS, NBER Summer Institute </w:t>
+      </w:r>
+      <w:proofErr w:type="gramStart"/>
+      <w:r>
+        <w:rPr>
+          <w:rFonts w:asciiTheme="majorHAnsi" w:hAnsiTheme="majorHAnsi" w:cstheme="majorHAnsi"/>
+          <w:color w:val="000000"/>
+          <w:sz w:val="20"/>
+          <w:szCs w:val="20"/>
+          <w:u w:color="000000"/>
+        </w:rPr>
+        <w:t>The</w:t>
+      </w:r>
+      <w:proofErr w:type="gramEnd"/>
+      <w:r>
+        <w:rPr>
+          <w:rFonts w:asciiTheme="majorHAnsi" w:hAnsiTheme="majorHAnsi" w:cstheme="majorHAnsi"/>
+          <w:color w:val="000000"/>
+          <w:sz w:val="20"/>
+          <w:szCs w:val="20"/>
+          <w:u w:color="000000"/>
+        </w:rPr>
+        <w:t xml:space="preserve"> Economics of Credit Ratings (Boston)*, Paul Woolley Conference (Sydney)</w:t>
       </w:r>
     </w:p>
     <w:p>
@@ -8733,6 +9113,53 @@
           <w:szCs w:val="20"/>
           <w:u w:color="000000"/>
         </w:rPr>
+        <w:t xml:space="preserve">Gary Gorton, Y. Li, and G. Ordonez, Information </w:t>
+      </w:r>
+      <w:proofErr w:type="spellStart"/>
+      <w:r>
+        <w:rPr>
+          <w:rFonts w:asciiTheme="majorHAnsi" w:hAnsiTheme="majorHAnsi" w:cstheme="majorHAnsi"/>
+          <w:color w:val="000000"/>
+          <w:sz w:val="20"/>
+          <w:szCs w:val="20"/>
+          <w:u w:color="000000"/>
+        </w:rPr>
+        <w:t>Concelling</w:t>
+      </w:r>
+      <w:proofErr w:type="spellEnd"/>
+      <w:r>
+        <w:rPr>
+          <w:rFonts w:asciiTheme="majorHAnsi" w:hAnsiTheme="majorHAnsi" w:cstheme="majorHAnsi"/>
+          <w:color w:val="000000"/>
+          <w:sz w:val="20"/>
+          <w:szCs w:val="20"/>
+          <w:u w:color="000000"/>
+        </w:rPr>
+        <w:t xml:space="preserve"> Architecture, 2026 SFS</w:t>
+      </w:r>
+    </w:p>
+    <w:p>
+      <w:pPr>
+        <w:autoSpaceDE w:val="0"/>
+        <w:autoSpaceDN w:val="0"/>
+        <w:adjustRightInd w:val="0"/>
+        <w:spacing w:after="80"/>
+        <w:rPr>
+          <w:rFonts w:asciiTheme="majorHAnsi" w:hAnsiTheme="majorHAnsi" w:cstheme="majorHAnsi"/>
+          <w:color w:val="000000"/>
+          <w:sz w:val="20"/>
+          <w:szCs w:val="20"/>
+          <w:u w:color="000000"/>
+        </w:rPr>
+      </w:pPr>
+      <w:r>
+        <w:rPr>
+          <w:rFonts w:asciiTheme="majorHAnsi" w:hAnsiTheme="majorHAnsi" w:cstheme="majorHAnsi"/>
+          <w:color w:val="000000"/>
+          <w:sz w:val="20"/>
+          <w:szCs w:val="20"/>
+          <w:u w:color="000000"/>
+        </w:rPr>
         <w:t>Clara Xu</w:t>
       </w:r>
       <w:r>
@@ -8820,15 +9247,27 @@
         </w:rPr>
         <w:t xml:space="preserve">ria Ivashina, S. Mayer, and L. </w:t>
       </w:r>
-      <w:r>
-        <w:rPr>
-          <w:rFonts w:asciiTheme="majorHAnsi" w:hAnsiTheme="majorHAnsi" w:cstheme="majorHAnsi"/>
-          <w:color w:val="000000"/>
-          <w:sz w:val="20"/>
-          <w:szCs w:val="20"/>
-          <w:u w:color="000000"/>
-        </w:rPr>
-        <w:t>Phalippou, Private Equity Continuation Vehicles: A Model of</w:t>
+      <w:proofErr w:type="spellStart"/>
+      <w:r>
+        <w:rPr>
+          <w:rFonts w:asciiTheme="majorHAnsi" w:hAnsiTheme="majorHAnsi" w:cstheme="majorHAnsi"/>
+          <w:color w:val="000000"/>
+          <w:sz w:val="20"/>
+          <w:szCs w:val="20"/>
+          <w:u w:color="000000"/>
+        </w:rPr>
+        <w:t>Phalippou</w:t>
+      </w:r>
+      <w:proofErr w:type="spellEnd"/>
+      <w:r>
+        <w:rPr>
+          <w:rFonts w:asciiTheme="majorHAnsi" w:hAnsiTheme="majorHAnsi" w:cstheme="majorHAnsi"/>
+          <w:color w:val="000000"/>
+          <w:sz w:val="20"/>
+          <w:szCs w:val="20"/>
+          <w:u w:color="000000"/>
+        </w:rPr>
+        <w:t>, Private Equity Continuation Vehicles: A Model of</w:t>
       </w:r>
       <w:r>
         <w:rPr>
@@ -9061,7 +9500,29 @@
           <w:szCs w:val="20"/>
           <w:u w:color="000000"/>
         </w:rPr>
-        <w:t xml:space="preserve">Ben Said, S., C. Monnet, and E. Quintin, Who Needs Banks?, ECB NBFI </w:t>
+        <w:t xml:space="preserve">Ben Said, S., C. Monnet, and E. Quintin, Who Needs </w:t>
+      </w:r>
+      <w:proofErr w:type="gramStart"/>
+      <w:r>
+        <w:rPr>
+          <w:rFonts w:asciiTheme="majorHAnsi" w:hAnsiTheme="majorHAnsi" w:cstheme="majorHAnsi"/>
+          <w:color w:val="000000"/>
+          <w:sz w:val="20"/>
+          <w:szCs w:val="20"/>
+          <w:u w:color="000000"/>
+        </w:rPr>
+        <w:t>Banks?,</w:t>
+      </w:r>
+      <w:proofErr w:type="gramEnd"/>
+      <w:r>
+        <w:rPr>
+          <w:rFonts w:asciiTheme="majorHAnsi" w:hAnsiTheme="majorHAnsi" w:cstheme="majorHAnsi"/>
+          <w:color w:val="000000"/>
+          <w:sz w:val="20"/>
+          <w:szCs w:val="20"/>
+          <w:u w:color="000000"/>
+        </w:rPr>
+        <w:t xml:space="preserve"> ECB NBFI </w:t>
       </w:r>
       <w:r>
         <w:rPr>
@@ -9155,7 +9616,29 @@
           <w:szCs w:val="20"/>
           <w:u w:color="000000"/>
         </w:rPr>
-        <w:t xml:space="preserve"> Lenzu, and </w:t>
+        <w:t xml:space="preserve"> </w:t>
+      </w:r>
+      <w:proofErr w:type="spellStart"/>
+      <w:r>
+        <w:rPr>
+          <w:rFonts w:asciiTheme="majorHAnsi" w:hAnsiTheme="majorHAnsi" w:cstheme="majorHAnsi"/>
+          <w:color w:val="000000"/>
+          <w:sz w:val="20"/>
+          <w:szCs w:val="20"/>
+          <w:u w:color="000000"/>
+        </w:rPr>
+        <w:t>Lenzu</w:t>
+      </w:r>
+      <w:proofErr w:type="spellEnd"/>
+      <w:r>
+        <w:rPr>
+          <w:rFonts w:asciiTheme="majorHAnsi" w:hAnsiTheme="majorHAnsi" w:cstheme="majorHAnsi"/>
+          <w:color w:val="000000"/>
+          <w:sz w:val="20"/>
+          <w:szCs w:val="20"/>
+          <w:u w:color="000000"/>
+        </w:rPr>
+        <w:t xml:space="preserve">, and </w:t>
       </w:r>
       <w:r>
         <w:rPr>
@@ -9307,15 +9790,27 @@
         </w:rPr>
         <w:t xml:space="preserve">S. </w:t>
       </w:r>
-      <w:r>
-        <w:rPr>
-          <w:rFonts w:asciiTheme="majorHAnsi" w:hAnsiTheme="majorHAnsi" w:cstheme="majorHAnsi"/>
-          <w:color w:val="000000"/>
-          <w:sz w:val="20"/>
-          <w:szCs w:val="20"/>
-          <w:u w:color="000000"/>
-        </w:rPr>
-        <w:t xml:space="preserve">Sunderasan, Financing Infrastructure in the Shadow of Expropriation, </w:t>
+      <w:proofErr w:type="spellStart"/>
+      <w:r>
+        <w:rPr>
+          <w:rFonts w:asciiTheme="majorHAnsi" w:hAnsiTheme="majorHAnsi" w:cstheme="majorHAnsi"/>
+          <w:color w:val="000000"/>
+          <w:sz w:val="20"/>
+          <w:szCs w:val="20"/>
+          <w:u w:color="000000"/>
+        </w:rPr>
+        <w:t>Sunderasan</w:t>
+      </w:r>
+      <w:proofErr w:type="spellEnd"/>
+      <w:r>
+        <w:rPr>
+          <w:rFonts w:asciiTheme="majorHAnsi" w:hAnsiTheme="majorHAnsi" w:cstheme="majorHAnsi"/>
+          <w:color w:val="000000"/>
+          <w:sz w:val="20"/>
+          <w:szCs w:val="20"/>
+          <w:u w:color="000000"/>
+        </w:rPr>
+        <w:t xml:space="preserve">, Financing Infrastructure in the Shadow of Expropriation, </w:t>
       </w:r>
       <w:r>
         <w:rPr>
@@ -9389,7 +9884,29 @@
           <w:szCs w:val="20"/>
           <w:u w:color="000000"/>
         </w:rPr>
-        <w:t xml:space="preserve">Bornstein, G. and Indarte, S., The Impact of Social Insurance on Household Debt, Red Rock Conference </w:t>
+        <w:t xml:space="preserve">Bornstein, G. and </w:t>
+      </w:r>
+      <w:proofErr w:type="spellStart"/>
+      <w:r>
+        <w:rPr>
+          <w:rFonts w:asciiTheme="majorHAnsi" w:hAnsiTheme="majorHAnsi" w:cstheme="majorHAnsi"/>
+          <w:color w:val="000000"/>
+          <w:sz w:val="20"/>
+          <w:szCs w:val="20"/>
+          <w:u w:color="000000"/>
+        </w:rPr>
+        <w:t>Indarte</w:t>
+      </w:r>
+      <w:proofErr w:type="spellEnd"/>
+      <w:r>
+        <w:rPr>
+          <w:rFonts w:asciiTheme="majorHAnsi" w:hAnsiTheme="majorHAnsi" w:cstheme="majorHAnsi"/>
+          <w:color w:val="000000"/>
+          <w:sz w:val="20"/>
+          <w:szCs w:val="20"/>
+          <w:u w:color="000000"/>
+        </w:rPr>
+        <w:t xml:space="preserve">, S., The Impact of Social Insurance on Household Debt, Red Rock Conference </w:t>
       </w:r>
     </w:p>
     <w:p>
@@ -9734,15 +10251,27 @@
         </w:rPr>
         <w:t xml:space="preserve">L. </w:t>
       </w:r>
-      <w:r>
-        <w:rPr>
-          <w:rFonts w:asciiTheme="majorHAnsi" w:hAnsiTheme="majorHAnsi" w:cstheme="majorHAnsi"/>
-          <w:color w:val="000000"/>
-          <w:sz w:val="20"/>
-          <w:szCs w:val="20"/>
-          <w:u w:color="000000"/>
-        </w:rPr>
-        <w:t>Phalippou, and</w:t>
+      <w:proofErr w:type="spellStart"/>
+      <w:r>
+        <w:rPr>
+          <w:rFonts w:asciiTheme="majorHAnsi" w:hAnsiTheme="majorHAnsi" w:cstheme="majorHAnsi"/>
+          <w:color w:val="000000"/>
+          <w:sz w:val="20"/>
+          <w:szCs w:val="20"/>
+          <w:u w:color="000000"/>
+        </w:rPr>
+        <w:t>Phalippou</w:t>
+      </w:r>
+      <w:proofErr w:type="spellEnd"/>
+      <w:r>
+        <w:rPr>
+          <w:rFonts w:asciiTheme="majorHAnsi" w:hAnsiTheme="majorHAnsi" w:cstheme="majorHAnsi"/>
+          <w:color w:val="000000"/>
+          <w:sz w:val="20"/>
+          <w:szCs w:val="20"/>
+          <w:u w:color="000000"/>
+        </w:rPr>
+        <w:t>, and</w:t>
       </w:r>
       <w:r>
         <w:rPr>
@@ -9762,7 +10291,29 @@
           <w:szCs w:val="20"/>
           <w:u w:color="000000"/>
         </w:rPr>
-        <w:t xml:space="preserve"> Westerfield, “Capital Commitment,” UCLA</w:t>
+        <w:t xml:space="preserve"> </w:t>
+      </w:r>
+      <w:proofErr w:type="spellStart"/>
+      <w:r>
+        <w:rPr>
+          <w:rFonts w:asciiTheme="majorHAnsi" w:hAnsiTheme="majorHAnsi" w:cstheme="majorHAnsi"/>
+          <w:color w:val="000000"/>
+          <w:sz w:val="20"/>
+          <w:szCs w:val="20"/>
+          <w:u w:color="000000"/>
+        </w:rPr>
+        <w:t>Westerfield</w:t>
+      </w:r>
+      <w:proofErr w:type="spellEnd"/>
+      <w:r>
+        <w:rPr>
+          <w:rFonts w:asciiTheme="majorHAnsi" w:hAnsiTheme="majorHAnsi" w:cstheme="majorHAnsi"/>
+          <w:color w:val="000000"/>
+          <w:sz w:val="20"/>
+          <w:szCs w:val="20"/>
+          <w:u w:color="000000"/>
+        </w:rPr>
+        <w:t>, “Capital Commitment,” UCLA</w:t>
       </w:r>
       <w:r>
         <w:rPr>
@@ -9895,6 +10446,7 @@
           <w:szCs w:val="20"/>
           <w:u w:color="000000"/>
         </w:rPr>
+        <w:lastRenderedPageBreak/>
         <w:t>2019</w:t>
       </w:r>
     </w:p>
@@ -9922,8 +10474,29 @@
           <w:szCs w:val="20"/>
           <w:u w:color="000000"/>
         </w:rPr>
-        <w:lastRenderedPageBreak/>
-        <w:t xml:space="preserve">J. Davis and N. Gondhi, “Learning in Financial Markets: Implications for Debt-Equity Conflicts,” Wharton Conference on Liquidity and Financial Fragility </w:t>
+        <w:t xml:space="preserve">J. Davis and N. </w:t>
+      </w:r>
+      <w:proofErr w:type="spellStart"/>
+      <w:r>
+        <w:rPr>
+          <w:rFonts w:asciiTheme="majorHAnsi" w:hAnsiTheme="majorHAnsi" w:cstheme="majorHAnsi"/>
+          <w:color w:val="000000"/>
+          <w:sz w:val="20"/>
+          <w:szCs w:val="20"/>
+          <w:u w:color="000000"/>
+        </w:rPr>
+        <w:t>Gondhi</w:t>
+      </w:r>
+      <w:proofErr w:type="spellEnd"/>
+      <w:r>
+        <w:rPr>
+          <w:rFonts w:asciiTheme="majorHAnsi" w:hAnsiTheme="majorHAnsi" w:cstheme="majorHAnsi"/>
+          <w:color w:val="000000"/>
+          <w:sz w:val="20"/>
+          <w:szCs w:val="20"/>
+          <w:u w:color="000000"/>
+        </w:rPr>
+        <w:t xml:space="preserve">, “Learning in Financial Markets: Implications for Debt-Equity Conflicts,” Wharton Conference on Liquidity and Financial Fragility </w:t>
       </w:r>
     </w:p>
     <w:p>
@@ -9949,7 +10522,29 @@
           <w:szCs w:val="20"/>
           <w:u w:color="000000"/>
         </w:rPr>
-        <w:t xml:space="preserve">M. Egan, G. Matvos, and A. Seru, “Arbitration with Uninformed Consumers,” NBER SI (Household Finance </w:t>
+        <w:t xml:space="preserve">M. Egan, G. </w:t>
+      </w:r>
+      <w:proofErr w:type="spellStart"/>
+      <w:r>
+        <w:rPr>
+          <w:rFonts w:asciiTheme="majorHAnsi" w:hAnsiTheme="majorHAnsi" w:cstheme="majorHAnsi"/>
+          <w:color w:val="000000"/>
+          <w:sz w:val="20"/>
+          <w:szCs w:val="20"/>
+          <w:u w:color="000000"/>
+        </w:rPr>
+        <w:t>Matvos</w:t>
+      </w:r>
+      <w:proofErr w:type="spellEnd"/>
+      <w:r>
+        <w:rPr>
+          <w:rFonts w:asciiTheme="majorHAnsi" w:hAnsiTheme="majorHAnsi" w:cstheme="majorHAnsi"/>
+          <w:color w:val="000000"/>
+          <w:sz w:val="20"/>
+          <w:szCs w:val="20"/>
+          <w:u w:color="000000"/>
+        </w:rPr>
+        <w:t xml:space="preserve">, and A. Seru, “Arbitration with Uninformed Consumers,” NBER SI (Household Finance </w:t>
       </w:r>
     </w:p>
     <w:p>
@@ -9975,7 +10570,29 @@
           <w:szCs w:val="20"/>
           <w:u w:color="000000"/>
         </w:rPr>
-        <w:t xml:space="preserve">A. Rampini and S. Viswanathan, “Financing Insurance,” NBER SI (Macro, Money, and Financial Frictions) </w:t>
+        <w:t xml:space="preserve">A. </w:t>
+      </w:r>
+      <w:proofErr w:type="spellStart"/>
+      <w:r>
+        <w:rPr>
+          <w:rFonts w:asciiTheme="majorHAnsi" w:hAnsiTheme="majorHAnsi" w:cstheme="majorHAnsi"/>
+          <w:color w:val="000000"/>
+          <w:sz w:val="20"/>
+          <w:szCs w:val="20"/>
+          <w:u w:color="000000"/>
+        </w:rPr>
+        <w:t>Rampini</w:t>
+      </w:r>
+      <w:proofErr w:type="spellEnd"/>
+      <w:r>
+        <w:rPr>
+          <w:rFonts w:asciiTheme="majorHAnsi" w:hAnsiTheme="majorHAnsi" w:cstheme="majorHAnsi"/>
+          <w:color w:val="000000"/>
+          <w:sz w:val="20"/>
+          <w:szCs w:val="20"/>
+          <w:u w:color="000000"/>
+        </w:rPr>
+        <w:t xml:space="preserve"> and S. Viswanathan, “Financing Insurance,” NBER SI (Macro, Money, and Financial Frictions) </w:t>
       </w:r>
     </w:p>
     <w:p>
@@ -10027,7 +10644,29 @@
           <w:szCs w:val="20"/>
           <w:u w:color="000000"/>
         </w:rPr>
-        <w:t xml:space="preserve">V. Asriyan, L. Laeven, and A. Martin: “Collateral Booms and Information Depletion,” Macro Finance Society </w:t>
+        <w:t xml:space="preserve">V. Asriyan, L. </w:t>
+      </w:r>
+      <w:proofErr w:type="spellStart"/>
+      <w:r>
+        <w:rPr>
+          <w:rFonts w:asciiTheme="majorHAnsi" w:hAnsiTheme="majorHAnsi" w:cstheme="majorHAnsi"/>
+          <w:color w:val="000000"/>
+          <w:sz w:val="20"/>
+          <w:szCs w:val="20"/>
+          <w:u w:color="000000"/>
+        </w:rPr>
+        <w:t>Laeven</w:t>
+      </w:r>
+      <w:proofErr w:type="spellEnd"/>
+      <w:r>
+        <w:rPr>
+          <w:rFonts w:asciiTheme="majorHAnsi" w:hAnsiTheme="majorHAnsi" w:cstheme="majorHAnsi"/>
+          <w:color w:val="000000"/>
+          <w:sz w:val="20"/>
+          <w:szCs w:val="20"/>
+          <w:u w:color="000000"/>
+        </w:rPr>
+        <w:t xml:space="preserve">, and A. Martin: “Collateral Booms and Information Depletion,” Macro Finance Society </w:t>
       </w:r>
     </w:p>
     <w:p>
@@ -10186,7 +10825,29 @@
           <w:szCs w:val="20"/>
           <w:u w:color="000000"/>
         </w:rPr>
-        <w:t xml:space="preserve">M. Burkart and H. Zhong: “Equity Issuance Methods and Dilution,” EuroFIT </w:t>
+        <w:t xml:space="preserve">M. Burkart and H. Zhong: “Equity Issuance Methods and Dilution,” </w:t>
+      </w:r>
+      <w:proofErr w:type="spellStart"/>
+      <w:r>
+        <w:rPr>
+          <w:rFonts w:asciiTheme="majorHAnsi" w:hAnsiTheme="majorHAnsi" w:cstheme="majorHAnsi"/>
+          <w:color w:val="000000"/>
+          <w:sz w:val="20"/>
+          <w:szCs w:val="20"/>
+          <w:u w:color="000000"/>
+        </w:rPr>
+        <w:t>EuroFIT</w:t>
+      </w:r>
+      <w:proofErr w:type="spellEnd"/>
+      <w:r>
+        <w:rPr>
+          <w:rFonts w:asciiTheme="majorHAnsi" w:hAnsiTheme="majorHAnsi" w:cstheme="majorHAnsi"/>
+          <w:color w:val="000000"/>
+          <w:sz w:val="20"/>
+          <w:szCs w:val="20"/>
+          <w:u w:color="000000"/>
+        </w:rPr>
+        <w:t xml:space="preserve"> </w:t>
       </w:r>
     </w:p>
     <w:p>
@@ -10359,7 +11020,29 @@
           <w:szCs w:val="20"/>
           <w:u w:color="000000"/>
         </w:rPr>
-        <w:t>A.D. Morrison and J. Thanassoulis: “Ethical standards and cultural assimilation in financial services,” New Frontiers in Banking Research: from Corporate Governance to Risk Management</w:t>
+        <w:t xml:space="preserve">A.D. Morrison and J. </w:t>
+      </w:r>
+      <w:proofErr w:type="spellStart"/>
+      <w:r>
+        <w:rPr>
+          <w:rFonts w:asciiTheme="majorHAnsi" w:hAnsiTheme="majorHAnsi" w:cstheme="majorHAnsi"/>
+          <w:color w:val="000000"/>
+          <w:sz w:val="20"/>
+          <w:szCs w:val="20"/>
+          <w:u w:color="000000"/>
+        </w:rPr>
+        <w:t>Thanassoulis</w:t>
+      </w:r>
+      <w:proofErr w:type="spellEnd"/>
+      <w:r>
+        <w:rPr>
+          <w:rFonts w:asciiTheme="majorHAnsi" w:hAnsiTheme="majorHAnsi" w:cstheme="majorHAnsi"/>
+          <w:color w:val="000000"/>
+          <w:sz w:val="20"/>
+          <w:szCs w:val="20"/>
+          <w:u w:color="000000"/>
+        </w:rPr>
+        <w:t>: “Ethical standards and cultural assimilation in financial services,” New Frontiers in Banking Research: from Corporate Governance to Risk Management</w:t>
       </w:r>
     </w:p>
     <w:p>
@@ -10411,7 +11094,29 @@
           <w:szCs w:val="20"/>
           <w:u w:color="000000"/>
         </w:rPr>
-        <w:t>M. Sockin and M. Zhang: “Delegated Learning in Asset Management,” AFA</w:t>
+        <w:t xml:space="preserve">M. </w:t>
+      </w:r>
+      <w:proofErr w:type="spellStart"/>
+      <w:r>
+        <w:rPr>
+          <w:rFonts w:asciiTheme="majorHAnsi" w:hAnsiTheme="majorHAnsi" w:cstheme="majorHAnsi"/>
+          <w:color w:val="000000"/>
+          <w:sz w:val="20"/>
+          <w:szCs w:val="20"/>
+          <w:u w:color="000000"/>
+        </w:rPr>
+        <w:t>Sockin</w:t>
+      </w:r>
+      <w:proofErr w:type="spellEnd"/>
+      <w:r>
+        <w:rPr>
+          <w:rFonts w:asciiTheme="majorHAnsi" w:hAnsiTheme="majorHAnsi" w:cstheme="majorHAnsi"/>
+          <w:color w:val="000000"/>
+          <w:sz w:val="20"/>
+          <w:szCs w:val="20"/>
+          <w:u w:color="000000"/>
+        </w:rPr>
+        <w:t xml:space="preserve"> and M. Zhang: “Delegated Learning in Asset Management,” AFA</w:t>
       </w:r>
     </w:p>
     <w:p>
@@ -10466,7 +11171,29 @@
           <w:szCs w:val="20"/>
           <w:u w:color="000000"/>
         </w:rPr>
-        <w:t xml:space="preserve">A. Bisin, P. Gottardi, and G.L. Clementi: “Equilibrium Corporate Finance and Intermediation,” Barcelona GSE Summer Forum </w:t>
+        <w:t xml:space="preserve">A. </w:t>
+      </w:r>
+      <w:proofErr w:type="spellStart"/>
+      <w:r>
+        <w:rPr>
+          <w:rFonts w:asciiTheme="majorHAnsi" w:hAnsiTheme="majorHAnsi" w:cstheme="majorHAnsi"/>
+          <w:color w:val="000000"/>
+          <w:sz w:val="20"/>
+          <w:szCs w:val="20"/>
+          <w:u w:color="000000"/>
+        </w:rPr>
+        <w:t>Bisin</w:t>
+      </w:r>
+      <w:proofErr w:type="spellEnd"/>
+      <w:r>
+        <w:rPr>
+          <w:rFonts w:asciiTheme="majorHAnsi" w:hAnsiTheme="majorHAnsi" w:cstheme="majorHAnsi"/>
+          <w:color w:val="000000"/>
+          <w:sz w:val="20"/>
+          <w:szCs w:val="20"/>
+          <w:u w:color="000000"/>
+        </w:rPr>
+        <w:t xml:space="preserve">, P. Gottardi, and G.L. Clementi: “Equilibrium Corporate Finance and Intermediation,” Barcelona GSE Summer Forum </w:t>
       </w:r>
     </w:p>
     <w:p>
@@ -10654,7 +11381,29 @@
           <w:szCs w:val="20"/>
           <w:u w:color="000000"/>
         </w:rPr>
-        <w:t xml:space="preserve">P. Bond and H. Zhong: “Buying high and selling low: Stock repurchases and persistent asymmetric information,” OxFIT </w:t>
+        <w:t xml:space="preserve">P. Bond and H. Zhong: “Buying high and selling low: Stock repurchases and persistent asymmetric information,” </w:t>
+      </w:r>
+      <w:proofErr w:type="spellStart"/>
+      <w:r>
+        <w:rPr>
+          <w:rFonts w:asciiTheme="majorHAnsi" w:hAnsiTheme="majorHAnsi" w:cstheme="majorHAnsi"/>
+          <w:color w:val="000000"/>
+          <w:sz w:val="20"/>
+          <w:szCs w:val="20"/>
+          <w:u w:color="000000"/>
+        </w:rPr>
+        <w:t>OxFIT</w:t>
+      </w:r>
+      <w:proofErr w:type="spellEnd"/>
+      <w:r>
+        <w:rPr>
+          <w:rFonts w:asciiTheme="majorHAnsi" w:hAnsiTheme="majorHAnsi" w:cstheme="majorHAnsi"/>
+          <w:color w:val="000000"/>
+          <w:sz w:val="20"/>
+          <w:szCs w:val="20"/>
+          <w:u w:color="000000"/>
+        </w:rPr>
+        <w:t xml:space="preserve"> </w:t>
       </w:r>
     </w:p>
     <w:p>
@@ -10761,7 +11510,51 @@
           <w:szCs w:val="20"/>
           <w:u w:color="000000"/>
         </w:rPr>
-        <w:t xml:space="preserve">C. Parlatore Siritto: “Fragility in Money Market Funds: Sponsor Support and Regulation,” OxFIT </w:t>
+        <w:t xml:space="preserve">C. Parlatore </w:t>
+      </w:r>
+      <w:proofErr w:type="spellStart"/>
+      <w:r>
+        <w:rPr>
+          <w:rFonts w:asciiTheme="majorHAnsi" w:hAnsiTheme="majorHAnsi" w:cstheme="majorHAnsi"/>
+          <w:color w:val="000000"/>
+          <w:sz w:val="20"/>
+          <w:szCs w:val="20"/>
+          <w:u w:color="000000"/>
+        </w:rPr>
+        <w:t>Siritto</w:t>
+      </w:r>
+      <w:proofErr w:type="spellEnd"/>
+      <w:r>
+        <w:rPr>
+          <w:rFonts w:asciiTheme="majorHAnsi" w:hAnsiTheme="majorHAnsi" w:cstheme="majorHAnsi"/>
+          <w:color w:val="000000"/>
+          <w:sz w:val="20"/>
+          <w:szCs w:val="20"/>
+          <w:u w:color="000000"/>
+        </w:rPr>
+        <w:t xml:space="preserve">: “Fragility in Money Market Funds: Sponsor Support and Regulation,” </w:t>
+      </w:r>
+      <w:proofErr w:type="spellStart"/>
+      <w:r>
+        <w:rPr>
+          <w:rFonts w:asciiTheme="majorHAnsi" w:hAnsiTheme="majorHAnsi" w:cstheme="majorHAnsi"/>
+          <w:color w:val="000000"/>
+          <w:sz w:val="20"/>
+          <w:szCs w:val="20"/>
+          <w:u w:color="000000"/>
+        </w:rPr>
+        <w:t>OxFIT</w:t>
+      </w:r>
+      <w:proofErr w:type="spellEnd"/>
+      <w:r>
+        <w:rPr>
+          <w:rFonts w:asciiTheme="majorHAnsi" w:hAnsiTheme="majorHAnsi" w:cstheme="majorHAnsi"/>
+          <w:color w:val="000000"/>
+          <w:sz w:val="20"/>
+          <w:szCs w:val="20"/>
+          <w:u w:color="000000"/>
+        </w:rPr>
+        <w:t xml:space="preserve"> </w:t>
       </w:r>
     </w:p>
     <w:p>
@@ -10862,6 +11655,7 @@
           <w:szCs w:val="20"/>
           <w:u w:color="000000"/>
         </w:rPr>
+        <w:lastRenderedPageBreak/>
         <w:fldChar w:fldCharType="end"/>
       </w:r>
       <w:r>
@@ -10898,270 +11692,1650 @@
           <w:szCs w:val="20"/>
           <w:u w:color="000000"/>
         </w:rPr>
+        <w:t xml:space="preserve">W. Du, F. Yu, X. Yu: “Cultural Proximity and The Processing </w:t>
+      </w:r>
+      <w:proofErr w:type="gramStart"/>
+      <w:r>
+        <w:rPr>
+          <w:rFonts w:asciiTheme="majorHAnsi" w:hAnsiTheme="majorHAnsi" w:cstheme="majorHAnsi"/>
+          <w:color w:val="000000"/>
+          <w:sz w:val="20"/>
+          <w:szCs w:val="20"/>
+          <w:u w:color="000000"/>
+        </w:rPr>
+        <w:t>Of</w:t>
+      </w:r>
+      <w:proofErr w:type="gramEnd"/>
+      <w:r>
+        <w:rPr>
+          <w:rFonts w:asciiTheme="majorHAnsi" w:hAnsiTheme="majorHAnsi" w:cstheme="majorHAnsi"/>
+          <w:color w:val="000000"/>
+          <w:sz w:val="20"/>
+          <w:szCs w:val="20"/>
+          <w:u w:color="000000"/>
+        </w:rPr>
+        <w:t xml:space="preserve"> Financial Information,” LBS Summer Symposium</w:t>
+      </w:r>
+    </w:p>
+    <w:p>
+      <w:pPr>
+        <w:autoSpaceDE w:val="0"/>
+        <w:autoSpaceDN w:val="0"/>
+        <w:adjustRightInd w:val="0"/>
+        <w:spacing w:after="80"/>
+        <w:rPr>
+          <w:rFonts w:asciiTheme="majorHAnsi" w:hAnsiTheme="majorHAnsi" w:cstheme="majorHAnsi"/>
+          <w:b/>
+          <w:bCs/>
+          <w:color w:val="000000"/>
+          <w:sz w:val="20"/>
+          <w:szCs w:val="20"/>
+          <w:u w:color="000000"/>
+        </w:rPr>
+      </w:pPr>
+      <w:r>
+        <w:rPr>
+          <w:rFonts w:asciiTheme="majorHAnsi" w:hAnsiTheme="majorHAnsi" w:cstheme="majorHAnsi"/>
+          <w:b/>
+          <w:bCs/>
+          <w:color w:val="000000"/>
+          <w:sz w:val="20"/>
+          <w:szCs w:val="20"/>
+          <w:u w:color="000000"/>
+        </w:rPr>
+        <w:t>2013</w:t>
+      </w:r>
+    </w:p>
+    <w:p>
+      <w:pPr>
+        <w:autoSpaceDE w:val="0"/>
+        <w:autoSpaceDN w:val="0"/>
+        <w:adjustRightInd w:val="0"/>
+        <w:spacing w:after="80"/>
+        <w:ind w:left="720" w:hanging="720"/>
+        <w:rPr>
+          <w:rFonts w:asciiTheme="majorHAnsi" w:hAnsiTheme="majorHAnsi" w:cstheme="majorHAnsi"/>
+          <w:color w:val="000000"/>
+          <w:sz w:val="20"/>
+          <w:szCs w:val="20"/>
+          <w:u w:color="000000"/>
+        </w:rPr>
+      </w:pPr>
+      <w:r>
+        <w:rPr>
+          <w:rFonts w:asciiTheme="majorHAnsi" w:hAnsiTheme="majorHAnsi" w:cstheme="majorHAnsi"/>
+          <w:color w:val="000000"/>
+          <w:sz w:val="20"/>
+          <w:szCs w:val="20"/>
+          <w:u w:color="000000"/>
+        </w:rPr>
+        <w:t xml:space="preserve">N. Gantchev and P. </w:t>
+      </w:r>
+      <w:proofErr w:type="spellStart"/>
+      <w:r>
+        <w:rPr>
+          <w:rFonts w:asciiTheme="majorHAnsi" w:hAnsiTheme="majorHAnsi" w:cstheme="majorHAnsi"/>
+          <w:color w:val="000000"/>
+          <w:sz w:val="20"/>
+          <w:szCs w:val="20"/>
+          <w:u w:color="000000"/>
+        </w:rPr>
+        <w:t>Jotikasthira</w:t>
+      </w:r>
+      <w:proofErr w:type="spellEnd"/>
+      <w:r>
+        <w:rPr>
+          <w:rFonts w:asciiTheme="majorHAnsi" w:hAnsiTheme="majorHAnsi" w:cstheme="majorHAnsi"/>
+          <w:color w:val="000000"/>
+          <w:sz w:val="20"/>
+          <w:szCs w:val="20"/>
+          <w:u w:color="000000"/>
+        </w:rPr>
+        <w:t xml:space="preserve">: “Hedge Fund Activism: Do They Take Cues </w:t>
+      </w:r>
+      <w:proofErr w:type="gramStart"/>
+      <w:r>
+        <w:rPr>
+          <w:rFonts w:asciiTheme="majorHAnsi" w:hAnsiTheme="majorHAnsi" w:cstheme="majorHAnsi"/>
+          <w:color w:val="000000"/>
+          <w:sz w:val="20"/>
+          <w:szCs w:val="20"/>
+          <w:u w:color="000000"/>
+        </w:rPr>
+        <w:t>From</w:t>
+      </w:r>
+      <w:proofErr w:type="gramEnd"/>
+      <w:r>
+        <w:rPr>
+          <w:rFonts w:asciiTheme="majorHAnsi" w:hAnsiTheme="majorHAnsi" w:cstheme="majorHAnsi"/>
+          <w:color w:val="000000"/>
+          <w:sz w:val="20"/>
+          <w:szCs w:val="20"/>
+          <w:u w:color="000000"/>
+        </w:rPr>
+        <w:t xml:space="preserve"> Institutional Exit?” FIRS </w:t>
+      </w:r>
+    </w:p>
+    <w:p>
+      <w:pPr>
+        <w:autoSpaceDE w:val="0"/>
+        <w:autoSpaceDN w:val="0"/>
+        <w:adjustRightInd w:val="0"/>
+        <w:spacing w:after="80"/>
+        <w:ind w:hanging="720"/>
+        <w:rPr>
+          <w:rFonts w:asciiTheme="majorHAnsi" w:hAnsiTheme="majorHAnsi" w:cstheme="majorHAnsi"/>
+          <w:color w:val="000000"/>
+          <w:sz w:val="20"/>
+          <w:szCs w:val="20"/>
+          <w:u w:color="000000"/>
+        </w:rPr>
+      </w:pPr>
+    </w:p>
+    <w:p>
+      <w:pPr>
+        <w:autoSpaceDE w:val="0"/>
+        <w:autoSpaceDN w:val="0"/>
+        <w:adjustRightInd w:val="0"/>
+        <w:spacing w:after="80"/>
+        <w:rPr>
+          <w:rFonts w:asciiTheme="majorHAnsi" w:hAnsiTheme="majorHAnsi" w:cstheme="majorHAnsi"/>
+          <w:b/>
+          <w:bCs/>
+          <w:color w:val="000000"/>
+          <w:sz w:val="20"/>
+          <w:szCs w:val="20"/>
+          <w:u w:color="000000"/>
+        </w:rPr>
+      </w:pPr>
+      <w:r>
+        <w:rPr>
+          <w:rFonts w:asciiTheme="majorHAnsi" w:hAnsiTheme="majorHAnsi" w:cstheme="majorHAnsi"/>
+          <w:b/>
+          <w:bCs/>
+          <w:color w:val="000000"/>
+          <w:sz w:val="20"/>
+          <w:szCs w:val="20"/>
+          <w:u w:color="000000"/>
+        </w:rPr>
+        <w:t>REFEREE WORK</w:t>
+      </w:r>
+    </w:p>
+    <w:p>
+      <w:pPr>
+        <w:autoSpaceDE w:val="0"/>
+        <w:autoSpaceDN w:val="0"/>
+        <w:adjustRightInd w:val="0"/>
+        <w:spacing w:after="80"/>
+        <w:rPr>
+          <w:rFonts w:asciiTheme="majorHAnsi" w:hAnsiTheme="majorHAnsi" w:cstheme="majorHAnsi"/>
+          <w:color w:val="000000"/>
+          <w:sz w:val="20"/>
+          <w:szCs w:val="20"/>
+          <w:u w:color="000000"/>
+        </w:rPr>
+      </w:pPr>
+      <w:r>
+        <w:rPr>
+          <w:rFonts w:asciiTheme="majorHAnsi" w:hAnsiTheme="majorHAnsi" w:cstheme="majorHAnsi"/>
+          <w:color w:val="000000"/>
+          <w:sz w:val="20"/>
+          <w:szCs w:val="20"/>
+          <w:u w:color="000000"/>
+        </w:rPr>
+        <w:t xml:space="preserve">American Economic Review, </w:t>
+      </w:r>
+      <w:proofErr w:type="spellStart"/>
+      <w:r>
+        <w:rPr>
+          <w:rFonts w:asciiTheme="majorHAnsi" w:hAnsiTheme="majorHAnsi" w:cstheme="majorHAnsi"/>
+          <w:color w:val="000000"/>
+          <w:sz w:val="20"/>
+          <w:szCs w:val="20"/>
+          <w:u w:color="000000"/>
+        </w:rPr>
+        <w:t>Econometrica</w:t>
+      </w:r>
+      <w:proofErr w:type="spellEnd"/>
+      <w:r>
+        <w:rPr>
+          <w:rFonts w:asciiTheme="majorHAnsi" w:hAnsiTheme="majorHAnsi" w:cstheme="majorHAnsi"/>
+          <w:color w:val="000000"/>
+          <w:sz w:val="20"/>
+          <w:szCs w:val="20"/>
+          <w:u w:color="000000"/>
+        </w:rPr>
+        <w:t xml:space="preserve">, </w:t>
+      </w:r>
+      <w:r>
+        <w:rPr>
+          <w:rFonts w:asciiTheme="majorHAnsi" w:hAnsiTheme="majorHAnsi" w:cstheme="majorHAnsi"/>
+          <w:color w:val="000000"/>
+          <w:sz w:val="20"/>
+          <w:szCs w:val="20"/>
+          <w:u w:color="000000"/>
+        </w:rPr>
+        <w:t xml:space="preserve">Economic Journal, </w:t>
+      </w:r>
+      <w:r>
+        <w:rPr>
+          <w:rFonts w:asciiTheme="majorHAnsi" w:hAnsiTheme="majorHAnsi" w:cstheme="majorHAnsi"/>
+          <w:color w:val="000000"/>
+          <w:sz w:val="20"/>
+          <w:szCs w:val="20"/>
+          <w:u w:color="000000"/>
+        </w:rPr>
+        <w:t xml:space="preserve">Games and Economics Behavior, Journal of Banking and Finance, Journal of Corporate Finance, Journal of Economics Theory, Journal of European Economics Association, Journal of Financial and Quantitative Analysis, Journal of Financial Economics, Journal of Finance, Journal of Financial Intermediation, Journal of Legal Studies, </w:t>
+      </w:r>
+      <w:r>
+        <w:rPr>
+          <w:rFonts w:asciiTheme="majorHAnsi" w:hAnsiTheme="majorHAnsi" w:cstheme="majorHAnsi"/>
+          <w:color w:val="000000"/>
+          <w:sz w:val="20"/>
+          <w:szCs w:val="20"/>
+          <w:u w:color="000000"/>
+        </w:rPr>
+        <w:t xml:space="preserve">Journal of Political Economy, </w:t>
+      </w:r>
+      <w:r>
+        <w:rPr>
+          <w:rFonts w:asciiTheme="majorHAnsi" w:hAnsiTheme="majorHAnsi" w:cstheme="majorHAnsi"/>
+          <w:color w:val="000000"/>
+          <w:sz w:val="20"/>
+          <w:szCs w:val="20"/>
+          <w:u w:color="000000"/>
+        </w:rPr>
+        <w:t>Management Science,</w:t>
+      </w:r>
+      <w:r>
+        <w:rPr>
+          <w:rFonts w:asciiTheme="majorHAnsi" w:hAnsiTheme="majorHAnsi" w:cstheme="majorHAnsi"/>
+          <w:color w:val="000000"/>
+          <w:sz w:val="20"/>
+          <w:szCs w:val="20"/>
+          <w:u w:color="000000"/>
+        </w:rPr>
+        <w:t xml:space="preserve"> Review of Corporate Finance Studies,</w:t>
+      </w:r>
+      <w:r>
+        <w:rPr>
+          <w:rFonts w:asciiTheme="majorHAnsi" w:hAnsiTheme="majorHAnsi" w:cstheme="majorHAnsi"/>
+          <w:color w:val="000000"/>
+          <w:sz w:val="20"/>
+          <w:szCs w:val="20"/>
+          <w:u w:color="000000"/>
+        </w:rPr>
+        <w:t xml:space="preserve"> Review of Financial Studies, Review of Finance, Review of Economic Studies, Theoretical Economics</w:t>
+      </w:r>
+    </w:p>
+    <w:p>
+      <w:pPr>
+        <w:autoSpaceDE w:val="0"/>
+        <w:autoSpaceDN w:val="0"/>
+        <w:adjustRightInd w:val="0"/>
+        <w:spacing w:after="80"/>
+        <w:rPr>
+          <w:rFonts w:asciiTheme="majorHAnsi" w:hAnsiTheme="majorHAnsi" w:cstheme="majorHAnsi"/>
+          <w:color w:val="000000"/>
+          <w:sz w:val="20"/>
+          <w:szCs w:val="20"/>
+          <w:u w:color="000000"/>
+        </w:rPr>
+      </w:pPr>
+    </w:p>
+    <w:p>
+      <w:pPr>
+        <w:autoSpaceDE w:val="0"/>
+        <w:autoSpaceDN w:val="0"/>
+        <w:adjustRightInd w:val="0"/>
+        <w:spacing w:after="80"/>
+        <w:rPr>
+          <w:rFonts w:asciiTheme="majorHAnsi" w:hAnsiTheme="majorHAnsi" w:cstheme="majorHAnsi"/>
+          <w:color w:val="000000"/>
+          <w:sz w:val="20"/>
+          <w:szCs w:val="20"/>
+          <w:u w:color="000000"/>
+        </w:rPr>
+      </w:pPr>
+      <w:r>
+        <w:rPr>
+          <w:rFonts w:asciiTheme="majorHAnsi" w:hAnsiTheme="majorHAnsi" w:cstheme="majorHAnsi"/>
+          <w:b/>
+          <w:bCs/>
+          <w:color w:val="000000"/>
+          <w:sz w:val="20"/>
+          <w:szCs w:val="20"/>
+          <w:u w:color="000000"/>
+        </w:rPr>
+        <w:t>BOARDS</w:t>
+      </w:r>
+    </w:p>
+    <w:p>
+      <w:pPr>
+        <w:autoSpaceDE w:val="0"/>
+        <w:autoSpaceDN w:val="0"/>
+        <w:adjustRightInd w:val="0"/>
+        <w:spacing w:after="80"/>
+        <w:rPr>
+          <w:rFonts w:asciiTheme="majorHAnsi" w:hAnsiTheme="majorHAnsi" w:cstheme="majorHAnsi"/>
+          <w:color w:val="000000"/>
+          <w:sz w:val="20"/>
+          <w:szCs w:val="20"/>
+          <w:u w:color="000000"/>
+        </w:rPr>
+      </w:pPr>
+      <w:r>
+        <w:rPr>
+          <w:rFonts w:asciiTheme="majorHAnsi" w:hAnsiTheme="majorHAnsi" w:cstheme="majorHAnsi"/>
+          <w:color w:val="000000"/>
+          <w:sz w:val="20"/>
+          <w:szCs w:val="20"/>
+          <w:u w:color="000000"/>
+        </w:rPr>
+        <w:t>EFA (2026-present)</w:t>
+      </w:r>
+    </w:p>
+    <w:p>
+      <w:pPr>
+        <w:autoSpaceDE w:val="0"/>
+        <w:autoSpaceDN w:val="0"/>
+        <w:adjustRightInd w:val="0"/>
+        <w:spacing w:after="80"/>
+        <w:rPr>
+          <w:rFonts w:asciiTheme="majorHAnsi" w:hAnsiTheme="majorHAnsi" w:cstheme="majorHAnsi"/>
+          <w:color w:val="000000"/>
+          <w:sz w:val="20"/>
+          <w:szCs w:val="20"/>
+          <w:u w:color="000000"/>
+        </w:rPr>
+      </w:pPr>
+      <w:r>
+        <w:rPr>
+          <w:rFonts w:asciiTheme="majorHAnsi" w:hAnsiTheme="majorHAnsi" w:cstheme="majorHAnsi"/>
+          <w:color w:val="000000"/>
+          <w:sz w:val="20"/>
+          <w:szCs w:val="20"/>
+          <w:u w:color="000000"/>
+        </w:rPr>
+        <w:t>Financial Intermediation Research Society (2021</w:t>
+      </w:r>
+      <w:r>
+        <w:rPr>
+          <w:rFonts w:asciiTheme="majorHAnsi" w:hAnsiTheme="majorHAnsi" w:cstheme="majorHAnsi"/>
+          <w:color w:val="000000"/>
+          <w:sz w:val="20"/>
+          <w:szCs w:val="20"/>
+          <w:u w:color="000000"/>
+        </w:rPr>
+        <w:t>-2024</w:t>
+      </w:r>
+      <w:r>
+        <w:rPr>
+          <w:rFonts w:asciiTheme="majorHAnsi" w:hAnsiTheme="majorHAnsi" w:cstheme="majorHAnsi"/>
+          <w:color w:val="000000"/>
+          <w:sz w:val="20"/>
+          <w:szCs w:val="20"/>
+          <w:u w:color="000000"/>
+        </w:rPr>
+        <w:t>)</w:t>
+      </w:r>
+    </w:p>
+    <w:p>
+      <w:pPr>
+        <w:autoSpaceDE w:val="0"/>
+        <w:autoSpaceDN w:val="0"/>
+        <w:adjustRightInd w:val="0"/>
+        <w:spacing w:after="80"/>
+        <w:rPr>
+          <w:rFonts w:asciiTheme="majorHAnsi" w:hAnsiTheme="majorHAnsi" w:cstheme="majorHAnsi"/>
+          <w:color w:val="000000"/>
+          <w:sz w:val="20"/>
+          <w:szCs w:val="20"/>
+          <w:u w:color="000000"/>
+        </w:rPr>
+      </w:pPr>
+      <w:r>
+        <w:rPr>
+          <w:rFonts w:asciiTheme="majorHAnsi" w:hAnsiTheme="majorHAnsi" w:cstheme="majorHAnsi"/>
+          <w:color w:val="000000"/>
+          <w:sz w:val="20"/>
+          <w:szCs w:val="20"/>
+          <w:u w:color="000000"/>
+        </w:rPr>
+        <w:t>Finance Theory Group (202</w:t>
+      </w:r>
+      <w:r>
+        <w:rPr>
+          <w:rFonts w:asciiTheme="majorHAnsi" w:hAnsiTheme="majorHAnsi" w:cstheme="majorHAnsi"/>
+          <w:color w:val="000000"/>
+          <w:sz w:val="20"/>
+          <w:szCs w:val="20"/>
+          <w:u w:color="000000"/>
+        </w:rPr>
+        <w:t>0</w:t>
+      </w:r>
+      <w:r>
+        <w:rPr>
+          <w:rFonts w:asciiTheme="majorHAnsi" w:hAnsiTheme="majorHAnsi" w:cstheme="majorHAnsi"/>
+          <w:color w:val="000000"/>
+          <w:sz w:val="20"/>
+          <w:szCs w:val="20"/>
+          <w:u w:color="000000"/>
+        </w:rPr>
+        <w:t>-2023</w:t>
+      </w:r>
+      <w:r>
+        <w:rPr>
+          <w:rFonts w:asciiTheme="majorHAnsi" w:hAnsiTheme="majorHAnsi" w:cstheme="majorHAnsi"/>
+          <w:color w:val="000000"/>
+          <w:sz w:val="20"/>
+          <w:szCs w:val="20"/>
+          <w:u w:color="000000"/>
+        </w:rPr>
+        <w:t>)</w:t>
+      </w:r>
+    </w:p>
+    <w:p>
+      <w:pPr>
+        <w:autoSpaceDE w:val="0"/>
+        <w:autoSpaceDN w:val="0"/>
+        <w:adjustRightInd w:val="0"/>
+        <w:spacing w:after="80"/>
+        <w:rPr>
+          <w:rFonts w:asciiTheme="majorHAnsi" w:hAnsiTheme="majorHAnsi" w:cstheme="majorHAnsi"/>
+          <w:color w:val="000000"/>
+          <w:sz w:val="20"/>
+          <w:szCs w:val="20"/>
+          <w:u w:color="000000"/>
+        </w:rPr>
+      </w:pPr>
+      <w:r>
+        <w:rPr>
+          <w:rFonts w:asciiTheme="majorHAnsi" w:hAnsiTheme="majorHAnsi" w:cstheme="majorHAnsi"/>
+          <w:color w:val="000000"/>
+          <w:sz w:val="20"/>
+          <w:szCs w:val="20"/>
+          <w:u w:color="000000"/>
+        </w:rPr>
+        <w:t>Macro Finance Society (since 2021)</w:t>
+      </w:r>
+    </w:p>
+    <w:p>
+      <w:pPr>
+        <w:autoSpaceDE w:val="0"/>
+        <w:autoSpaceDN w:val="0"/>
+        <w:adjustRightInd w:val="0"/>
+        <w:spacing w:after="80"/>
+        <w:rPr>
+          <w:rFonts w:asciiTheme="majorHAnsi" w:hAnsiTheme="majorHAnsi" w:cstheme="majorHAnsi"/>
+          <w:color w:val="000000"/>
+          <w:sz w:val="20"/>
+          <w:szCs w:val="20"/>
+          <w:u w:color="000000"/>
+        </w:rPr>
+      </w:pPr>
+    </w:p>
+    <w:p>
+      <w:pPr>
+        <w:autoSpaceDE w:val="0"/>
+        <w:autoSpaceDN w:val="0"/>
+        <w:adjustRightInd w:val="0"/>
+        <w:spacing w:after="80"/>
+        <w:rPr>
+          <w:rFonts w:asciiTheme="majorHAnsi" w:hAnsiTheme="majorHAnsi" w:cstheme="majorHAnsi"/>
+          <w:b/>
+          <w:bCs/>
+          <w:color w:val="000000"/>
+          <w:sz w:val="20"/>
+          <w:szCs w:val="20"/>
+          <w:u w:color="000000"/>
+        </w:rPr>
+      </w:pPr>
+      <w:r>
+        <w:rPr>
+          <w:rFonts w:asciiTheme="majorHAnsi" w:hAnsiTheme="majorHAnsi" w:cstheme="majorHAnsi"/>
+          <w:b/>
+          <w:bCs/>
+          <w:color w:val="000000"/>
+          <w:sz w:val="20"/>
+          <w:szCs w:val="20"/>
+          <w:u w:color="000000"/>
+        </w:rPr>
+        <w:t>PANELS</w:t>
+      </w:r>
+    </w:p>
+    <w:p>
+      <w:pPr>
+        <w:autoSpaceDE w:val="0"/>
+        <w:autoSpaceDN w:val="0"/>
+        <w:adjustRightInd w:val="0"/>
+        <w:spacing w:after="80"/>
+        <w:rPr>
+          <w:rFonts w:asciiTheme="majorHAnsi" w:hAnsiTheme="majorHAnsi" w:cstheme="majorHAnsi"/>
+          <w:color w:val="000000"/>
+          <w:sz w:val="20"/>
+          <w:szCs w:val="20"/>
+          <w:u w:color="000000"/>
+        </w:rPr>
+      </w:pPr>
+      <w:r>
+        <w:rPr>
+          <w:rFonts w:asciiTheme="majorHAnsi" w:hAnsiTheme="majorHAnsi" w:cstheme="majorHAnsi"/>
+          <w:color w:val="000000"/>
+          <w:sz w:val="20"/>
+          <w:szCs w:val="20"/>
+          <w:u w:color="000000"/>
+        </w:rPr>
+        <w:t>FMA Women’s Networking Luncheon (2026)</w:t>
+      </w:r>
+    </w:p>
+    <w:p>
+      <w:pPr>
+        <w:autoSpaceDE w:val="0"/>
+        <w:autoSpaceDN w:val="0"/>
+        <w:adjustRightInd w:val="0"/>
+        <w:spacing w:after="80"/>
+        <w:rPr>
+          <w:rFonts w:asciiTheme="majorHAnsi" w:hAnsiTheme="majorHAnsi" w:cstheme="majorHAnsi"/>
+          <w:color w:val="000000"/>
+          <w:sz w:val="20"/>
+          <w:szCs w:val="20"/>
+          <w:u w:color="000000"/>
+        </w:rPr>
+      </w:pPr>
+      <w:r>
+        <w:rPr>
+          <w:rFonts w:asciiTheme="majorHAnsi" w:hAnsiTheme="majorHAnsi" w:cstheme="majorHAnsi"/>
+          <w:color w:val="000000"/>
+          <w:sz w:val="20"/>
+          <w:szCs w:val="20"/>
+          <w:u w:color="000000"/>
+        </w:rPr>
+        <w:t>WAPFIN at Stern (2025)</w:t>
+      </w:r>
+    </w:p>
+    <w:p>
+      <w:pPr>
+        <w:autoSpaceDE w:val="0"/>
+        <w:autoSpaceDN w:val="0"/>
+        <w:adjustRightInd w:val="0"/>
+        <w:spacing w:after="80"/>
+        <w:rPr>
+          <w:rFonts w:asciiTheme="majorHAnsi" w:hAnsiTheme="majorHAnsi" w:cstheme="majorHAnsi"/>
+          <w:color w:val="000000"/>
+          <w:sz w:val="20"/>
+          <w:szCs w:val="20"/>
+          <w:u w:color="000000"/>
+        </w:rPr>
+      </w:pPr>
+      <w:r>
+        <w:rPr>
+          <w:rFonts w:asciiTheme="majorHAnsi" w:hAnsiTheme="majorHAnsi" w:cstheme="majorHAnsi"/>
+          <w:color w:val="000000"/>
+          <w:sz w:val="20"/>
+          <w:szCs w:val="20"/>
+          <w:u w:color="000000"/>
+        </w:rPr>
+        <w:t>Early Career Women in Finance Conference at the WFA (</w:t>
+      </w:r>
+      <w:r>
+        <w:rPr>
+          <w:rFonts w:asciiTheme="majorHAnsi" w:hAnsiTheme="majorHAnsi" w:cstheme="majorHAnsi"/>
+          <w:color w:val="000000"/>
+          <w:sz w:val="20"/>
+          <w:szCs w:val="20"/>
+          <w:u w:color="000000"/>
+        </w:rPr>
+        <w:t>2025</w:t>
+      </w:r>
+      <w:r>
+        <w:rPr>
+          <w:rFonts w:asciiTheme="majorHAnsi" w:hAnsiTheme="majorHAnsi" w:cstheme="majorHAnsi"/>
+          <w:color w:val="000000"/>
+          <w:sz w:val="20"/>
+          <w:szCs w:val="20"/>
+          <w:u w:color="000000"/>
+        </w:rPr>
+        <w:t xml:space="preserve">) </w:t>
+      </w:r>
+    </w:p>
+    <w:p>
+      <w:pPr>
+        <w:autoSpaceDE w:val="0"/>
+        <w:autoSpaceDN w:val="0"/>
+        <w:adjustRightInd w:val="0"/>
+        <w:spacing w:after="80"/>
+        <w:rPr>
+          <w:rFonts w:asciiTheme="majorHAnsi" w:hAnsiTheme="majorHAnsi" w:cstheme="majorHAnsi"/>
+          <w:color w:val="000000"/>
+          <w:sz w:val="20"/>
+          <w:szCs w:val="20"/>
+          <w:u w:color="000000"/>
+        </w:rPr>
+      </w:pPr>
+      <w:r>
+        <w:rPr>
+          <w:rFonts w:asciiTheme="majorHAnsi" w:hAnsiTheme="majorHAnsi" w:cstheme="majorHAnsi"/>
+          <w:color w:val="000000"/>
+          <w:sz w:val="20"/>
+          <w:szCs w:val="20"/>
+          <w:u w:color="000000"/>
+        </w:rPr>
+        <w:t>JCF-Bocconi Conference; panel on Collateralizing Intangible Assets</w:t>
+      </w:r>
+      <w:r>
+        <w:rPr>
+          <w:rFonts w:asciiTheme="majorHAnsi" w:hAnsiTheme="majorHAnsi" w:cstheme="majorHAnsi"/>
+          <w:color w:val="000000"/>
+          <w:sz w:val="20"/>
+          <w:szCs w:val="20"/>
+          <w:u w:color="000000"/>
+        </w:rPr>
+        <w:t xml:space="preserve"> (2025)</w:t>
+      </w:r>
+    </w:p>
+    <w:p>
+      <w:pPr>
+        <w:autoSpaceDE w:val="0"/>
+        <w:autoSpaceDN w:val="0"/>
+        <w:adjustRightInd w:val="0"/>
+        <w:spacing w:after="80"/>
+        <w:rPr>
+          <w:rFonts w:asciiTheme="majorHAnsi" w:hAnsiTheme="majorHAnsi" w:cstheme="majorHAnsi"/>
+          <w:b/>
+          <w:bCs/>
+          <w:color w:val="000000"/>
+          <w:sz w:val="20"/>
+          <w:szCs w:val="20"/>
+          <w:u w:color="000000"/>
+        </w:rPr>
+      </w:pPr>
+    </w:p>
+    <w:p>
+      <w:pPr>
+        <w:autoSpaceDE w:val="0"/>
+        <w:autoSpaceDN w:val="0"/>
+        <w:adjustRightInd w:val="0"/>
+        <w:spacing w:after="80"/>
+        <w:rPr>
+          <w:rFonts w:asciiTheme="majorHAnsi" w:hAnsiTheme="majorHAnsi" w:cstheme="majorHAnsi"/>
+          <w:b/>
+          <w:bCs/>
+          <w:color w:val="000000"/>
+          <w:sz w:val="20"/>
+          <w:szCs w:val="20"/>
+          <w:u w:color="000000"/>
+        </w:rPr>
+      </w:pPr>
+      <w:r>
+        <w:rPr>
+          <w:rFonts w:asciiTheme="majorHAnsi" w:hAnsiTheme="majorHAnsi" w:cstheme="majorHAnsi"/>
+          <w:b/>
+          <w:bCs/>
+          <w:color w:val="000000"/>
+          <w:sz w:val="20"/>
+          <w:szCs w:val="20"/>
+          <w:u w:color="000000"/>
+        </w:rPr>
+        <w:t>CONFERENCE/SESSION ORGANIZER</w:t>
+      </w:r>
+    </w:p>
+    <w:p>
+      <w:pPr>
+        <w:autoSpaceDE w:val="0"/>
+        <w:autoSpaceDN w:val="0"/>
+        <w:adjustRightInd w:val="0"/>
+        <w:spacing w:after="80"/>
+        <w:rPr>
+          <w:rFonts w:asciiTheme="majorHAnsi" w:hAnsiTheme="majorHAnsi" w:cstheme="majorHAnsi"/>
+          <w:color w:val="000000"/>
+          <w:sz w:val="20"/>
+          <w:szCs w:val="20"/>
+          <w:u w:color="000000"/>
+        </w:rPr>
+      </w:pPr>
+      <w:r>
+        <w:rPr>
+          <w:rFonts w:asciiTheme="majorHAnsi" w:hAnsiTheme="majorHAnsi" w:cstheme="majorHAnsi"/>
+          <w:color w:val="000000"/>
+          <w:sz w:val="20"/>
+          <w:szCs w:val="20"/>
+          <w:u w:color="000000"/>
+        </w:rPr>
+        <w:t xml:space="preserve">Early Career Women in Finance Conference at the WFA (2018) </w:t>
+      </w:r>
+    </w:p>
+    <w:p>
+      <w:pPr>
+        <w:autoSpaceDE w:val="0"/>
+        <w:autoSpaceDN w:val="0"/>
+        <w:adjustRightInd w:val="0"/>
+        <w:spacing w:after="80"/>
+        <w:rPr>
+          <w:rFonts w:asciiTheme="majorHAnsi" w:hAnsiTheme="majorHAnsi" w:cstheme="majorHAnsi"/>
+          <w:color w:val="000000"/>
+          <w:sz w:val="20"/>
+          <w:szCs w:val="20"/>
+          <w:u w:color="000000"/>
+        </w:rPr>
+      </w:pPr>
+      <w:r>
+        <w:rPr>
+          <w:rFonts w:asciiTheme="majorHAnsi" w:hAnsiTheme="majorHAnsi" w:cstheme="majorHAnsi"/>
+          <w:color w:val="000000"/>
+          <w:sz w:val="20"/>
+          <w:szCs w:val="20"/>
+          <w:u w:color="000000"/>
+        </w:rPr>
+        <w:t xml:space="preserve">European Finance Association (2020) </w:t>
+      </w:r>
+    </w:p>
+    <w:p>
+      <w:pPr>
+        <w:autoSpaceDE w:val="0"/>
+        <w:autoSpaceDN w:val="0"/>
+        <w:adjustRightInd w:val="0"/>
+        <w:spacing w:after="80"/>
+        <w:rPr>
+          <w:rFonts w:asciiTheme="majorHAnsi" w:hAnsiTheme="majorHAnsi" w:cstheme="majorHAnsi"/>
+          <w:color w:val="000000"/>
+          <w:sz w:val="20"/>
+          <w:szCs w:val="20"/>
+          <w:u w:color="000000"/>
+        </w:rPr>
+      </w:pPr>
+      <w:r>
+        <w:rPr>
+          <w:rFonts w:asciiTheme="majorHAnsi" w:hAnsiTheme="majorHAnsi" w:cstheme="majorHAnsi"/>
+          <w:color w:val="000000"/>
+          <w:sz w:val="20"/>
+          <w:szCs w:val="20"/>
+          <w:u w:color="000000"/>
+        </w:rPr>
+        <w:t>IFEA Annual Conference (2024-present)</w:t>
+      </w:r>
+    </w:p>
+    <w:p>
+      <w:pPr>
+        <w:autoSpaceDE w:val="0"/>
+        <w:autoSpaceDN w:val="0"/>
+        <w:adjustRightInd w:val="0"/>
+        <w:spacing w:after="80"/>
+        <w:rPr>
+          <w:rFonts w:asciiTheme="majorHAnsi" w:hAnsiTheme="majorHAnsi" w:cstheme="majorHAnsi"/>
+          <w:color w:val="000000"/>
+          <w:sz w:val="20"/>
+          <w:szCs w:val="20"/>
+          <w:u w:color="000000"/>
+        </w:rPr>
+      </w:pPr>
+      <w:r>
+        <w:rPr>
+          <w:rFonts w:asciiTheme="majorHAnsi" w:hAnsiTheme="majorHAnsi" w:cstheme="majorHAnsi"/>
+          <w:color w:val="000000"/>
+          <w:sz w:val="20"/>
+          <w:szCs w:val="20"/>
+          <w:u w:color="000000"/>
+        </w:rPr>
+        <w:t xml:space="preserve">Olin Corporate Finance Conference (2013–2016) </w:t>
+      </w:r>
+    </w:p>
+    <w:p>
+      <w:pPr>
+        <w:autoSpaceDE w:val="0"/>
+        <w:autoSpaceDN w:val="0"/>
+        <w:adjustRightInd w:val="0"/>
+        <w:spacing w:after="80"/>
+        <w:rPr>
+          <w:rFonts w:asciiTheme="majorHAnsi" w:hAnsiTheme="majorHAnsi" w:cstheme="majorHAnsi"/>
+          <w:color w:val="000000"/>
+          <w:sz w:val="20"/>
+          <w:szCs w:val="20"/>
+          <w:u w:color="000000"/>
+        </w:rPr>
+      </w:pPr>
+      <w:r>
+        <w:rPr>
+          <w:rFonts w:asciiTheme="majorHAnsi" w:hAnsiTheme="majorHAnsi" w:cstheme="majorHAnsi"/>
+          <w:color w:val="000000"/>
+          <w:sz w:val="20"/>
+          <w:szCs w:val="20"/>
+          <w:u w:color="000000"/>
+        </w:rPr>
+        <w:t xml:space="preserve">New Topics in Banking Conference (co-organized with Tano Santos at Columbia University) (2019) </w:t>
+      </w:r>
+    </w:p>
+    <w:p>
+      <w:pPr>
+        <w:autoSpaceDE w:val="0"/>
+        <w:autoSpaceDN w:val="0"/>
+        <w:adjustRightInd w:val="0"/>
+        <w:spacing w:after="80"/>
+        <w:rPr>
+          <w:rFonts w:asciiTheme="majorHAnsi" w:hAnsiTheme="majorHAnsi" w:cstheme="majorHAnsi"/>
+          <w:color w:val="000000"/>
+          <w:sz w:val="20"/>
+          <w:szCs w:val="20"/>
+          <w:u w:color="000000"/>
+        </w:rPr>
+      </w:pPr>
+      <w:r>
+        <w:rPr>
+          <w:rFonts w:asciiTheme="majorHAnsi" w:hAnsiTheme="majorHAnsi" w:cstheme="majorHAnsi"/>
+          <w:color w:val="000000"/>
+          <w:sz w:val="20"/>
+          <w:szCs w:val="20"/>
+          <w:u w:color="000000"/>
+        </w:rPr>
+        <w:t xml:space="preserve">Theory session at CEPR </w:t>
+      </w:r>
+      <w:proofErr w:type="spellStart"/>
+      <w:r>
+        <w:rPr>
+          <w:rFonts w:asciiTheme="majorHAnsi" w:hAnsiTheme="majorHAnsi" w:cstheme="majorHAnsi"/>
+          <w:color w:val="000000"/>
+          <w:sz w:val="20"/>
+          <w:szCs w:val="20"/>
+          <w:u w:color="000000"/>
+        </w:rPr>
+        <w:t>Gerzensee</w:t>
+      </w:r>
+      <w:proofErr w:type="spellEnd"/>
+      <w:r>
+        <w:rPr>
+          <w:rFonts w:asciiTheme="majorHAnsi" w:hAnsiTheme="majorHAnsi" w:cstheme="majorHAnsi"/>
+          <w:color w:val="000000"/>
+          <w:sz w:val="20"/>
+          <w:szCs w:val="20"/>
+          <w:u w:color="000000"/>
+        </w:rPr>
+        <w:t xml:space="preserve"> (2019) </w:t>
+      </w:r>
+    </w:p>
+    <w:p>
+      <w:pPr>
+        <w:autoSpaceDE w:val="0"/>
+        <w:autoSpaceDN w:val="0"/>
+        <w:adjustRightInd w:val="0"/>
+        <w:spacing w:after="80"/>
+        <w:rPr>
+          <w:rFonts w:asciiTheme="majorHAnsi" w:hAnsiTheme="majorHAnsi" w:cstheme="majorHAnsi"/>
+          <w:color w:val="000000"/>
+          <w:sz w:val="20"/>
+          <w:szCs w:val="20"/>
+          <w:u w:color="000000"/>
+        </w:rPr>
+      </w:pPr>
+      <w:r>
+        <w:rPr>
+          <w:rFonts w:asciiTheme="majorHAnsi" w:hAnsiTheme="majorHAnsi" w:cstheme="majorHAnsi"/>
+          <w:color w:val="000000"/>
+          <w:sz w:val="20"/>
+          <w:szCs w:val="20"/>
+          <w:u w:color="000000"/>
+        </w:rPr>
+        <w:t xml:space="preserve">Session at the Society for Economic Dynamics (SED) (2018 and 2019) </w:t>
+      </w:r>
+    </w:p>
+    <w:p>
+      <w:pPr>
+        <w:autoSpaceDE w:val="0"/>
+        <w:autoSpaceDN w:val="0"/>
+        <w:adjustRightInd w:val="0"/>
+        <w:spacing w:after="80"/>
+        <w:rPr>
+          <w:rFonts w:asciiTheme="majorHAnsi" w:hAnsiTheme="majorHAnsi" w:cstheme="majorHAnsi"/>
+          <w:color w:val="000000"/>
+          <w:sz w:val="20"/>
+          <w:szCs w:val="20"/>
+          <w:u w:color="000000"/>
+        </w:rPr>
+      </w:pPr>
+      <w:r>
+        <w:rPr>
+          <w:rFonts w:asciiTheme="majorHAnsi" w:hAnsiTheme="majorHAnsi" w:cstheme="majorHAnsi"/>
+          <w:color w:val="000000"/>
+          <w:sz w:val="20"/>
+          <w:szCs w:val="20"/>
+          <w:u w:color="000000"/>
+        </w:rPr>
+        <w:t>Secured Debt (co-organized with Martin Oehmke and Enrico Perotti at the LSE) (202</w:t>
+      </w:r>
+      <w:r>
+        <w:rPr>
+          <w:rFonts w:asciiTheme="majorHAnsi" w:hAnsiTheme="majorHAnsi" w:cstheme="majorHAnsi"/>
+          <w:color w:val="000000"/>
+          <w:sz w:val="20"/>
+          <w:szCs w:val="20"/>
+          <w:u w:color="000000"/>
+        </w:rPr>
+        <w:t>2</w:t>
+      </w:r>
+      <w:r>
+        <w:rPr>
+          <w:rFonts w:asciiTheme="majorHAnsi" w:hAnsiTheme="majorHAnsi" w:cstheme="majorHAnsi"/>
+          <w:color w:val="000000"/>
+          <w:sz w:val="20"/>
+          <w:szCs w:val="20"/>
+          <w:u w:color="000000"/>
+        </w:rPr>
+        <w:t xml:space="preserve">) </w:t>
+      </w:r>
+    </w:p>
+    <w:p>
+      <w:pPr>
+        <w:autoSpaceDE w:val="0"/>
+        <w:autoSpaceDN w:val="0"/>
+        <w:adjustRightInd w:val="0"/>
+        <w:spacing w:after="80"/>
+        <w:rPr>
+          <w:rFonts w:asciiTheme="majorHAnsi" w:hAnsiTheme="majorHAnsi" w:cstheme="majorHAnsi"/>
+          <w:b/>
+          <w:bCs/>
+          <w:color w:val="000000"/>
+          <w:sz w:val="20"/>
+          <w:szCs w:val="20"/>
+          <w:u w:color="000000"/>
+        </w:rPr>
+      </w:pPr>
+    </w:p>
+    <w:p>
+      <w:pPr>
+        <w:autoSpaceDE w:val="0"/>
+        <w:autoSpaceDN w:val="0"/>
+        <w:adjustRightInd w:val="0"/>
+        <w:spacing w:after="80"/>
+        <w:rPr>
+          <w:rFonts w:asciiTheme="majorHAnsi" w:hAnsiTheme="majorHAnsi" w:cstheme="majorHAnsi"/>
+          <w:b/>
+          <w:bCs/>
+          <w:color w:val="000000"/>
+          <w:sz w:val="20"/>
+          <w:szCs w:val="20"/>
+          <w:u w:color="000000"/>
+        </w:rPr>
+      </w:pPr>
+      <w:r>
+        <w:rPr>
+          <w:rFonts w:asciiTheme="majorHAnsi" w:hAnsiTheme="majorHAnsi" w:cstheme="majorHAnsi"/>
+          <w:b/>
+          <w:bCs/>
+          <w:color w:val="000000"/>
+          <w:sz w:val="20"/>
+          <w:szCs w:val="20"/>
+          <w:u w:color="000000"/>
+        </w:rPr>
+        <w:t>PROGRAM COMMITTEE MEMBER</w:t>
+      </w:r>
+    </w:p>
+    <w:p>
+      <w:pPr>
+        <w:autoSpaceDE w:val="0"/>
+        <w:autoSpaceDN w:val="0"/>
+        <w:adjustRightInd w:val="0"/>
+        <w:spacing w:after="80"/>
+        <w:rPr>
+          <w:rFonts w:asciiTheme="majorHAnsi" w:hAnsiTheme="majorHAnsi" w:cstheme="majorHAnsi"/>
+          <w:color w:val="000000"/>
+          <w:sz w:val="20"/>
+          <w:szCs w:val="20"/>
+          <w:u w:color="000000"/>
+        </w:rPr>
+      </w:pPr>
+      <w:r>
+        <w:rPr>
+          <w:rFonts w:asciiTheme="majorHAnsi" w:hAnsiTheme="majorHAnsi" w:cstheme="majorHAnsi"/>
+          <w:color w:val="000000"/>
+          <w:sz w:val="20"/>
+          <w:szCs w:val="20"/>
+          <w:u w:color="000000"/>
+        </w:rPr>
+        <w:t xml:space="preserve">BIS-CEPR-SCG-SFI - Conference on Financial Intermediation </w:t>
+      </w:r>
+      <w:r>
+        <w:rPr>
+          <w:rFonts w:asciiTheme="majorHAnsi" w:hAnsiTheme="majorHAnsi" w:cstheme="majorHAnsi"/>
+          <w:color w:val="000000"/>
+          <w:sz w:val="20"/>
+          <w:szCs w:val="20"/>
+          <w:u w:color="000000"/>
+        </w:rPr>
+        <w:t>(</w:t>
+      </w:r>
+      <w:r>
+        <w:rPr>
+          <w:rFonts w:asciiTheme="majorHAnsi" w:hAnsiTheme="majorHAnsi" w:cstheme="majorHAnsi"/>
+          <w:color w:val="000000"/>
+          <w:sz w:val="20"/>
+          <w:szCs w:val="20"/>
+          <w:u w:color="000000"/>
+        </w:rPr>
+        <w:t>2024</w:t>
+      </w:r>
+      <w:r>
+        <w:rPr>
+          <w:rFonts w:asciiTheme="majorHAnsi" w:hAnsiTheme="majorHAnsi" w:cstheme="majorHAnsi"/>
+          <w:color w:val="000000"/>
+          <w:sz w:val="20"/>
+          <w:szCs w:val="20"/>
+          <w:u w:color="000000"/>
+        </w:rPr>
+        <w:t>-present)</w:t>
+      </w:r>
+    </w:p>
+    <w:p>
+      <w:pPr>
+        <w:autoSpaceDE w:val="0"/>
+        <w:autoSpaceDN w:val="0"/>
+        <w:adjustRightInd w:val="0"/>
+        <w:spacing w:after="80"/>
+        <w:rPr>
+          <w:rFonts w:asciiTheme="majorHAnsi" w:hAnsiTheme="majorHAnsi" w:cstheme="majorHAnsi"/>
+          <w:color w:val="000000"/>
+          <w:sz w:val="20"/>
+          <w:szCs w:val="20"/>
+          <w:u w:color="000000"/>
+        </w:rPr>
+      </w:pPr>
+      <w:r>
+        <w:rPr>
+          <w:rFonts w:asciiTheme="majorHAnsi" w:hAnsiTheme="majorHAnsi" w:cstheme="majorHAnsi"/>
+          <w:color w:val="000000"/>
+          <w:sz w:val="20"/>
+          <w:szCs w:val="20"/>
+          <w:u w:color="000000"/>
+        </w:rPr>
+        <w:t xml:space="preserve">Cambridge Corporate Finance Theory Symposium 2018–present </w:t>
+      </w:r>
+    </w:p>
+    <w:p>
+      <w:pPr>
+        <w:autoSpaceDE w:val="0"/>
+        <w:autoSpaceDN w:val="0"/>
+        <w:adjustRightInd w:val="0"/>
+        <w:spacing w:after="80"/>
+        <w:rPr>
+          <w:rFonts w:asciiTheme="majorHAnsi" w:hAnsiTheme="majorHAnsi" w:cstheme="majorHAnsi"/>
+          <w:color w:val="000000"/>
+          <w:sz w:val="20"/>
+          <w:szCs w:val="20"/>
+          <w:u w:color="000000"/>
+        </w:rPr>
+      </w:pPr>
+      <w:r>
+        <w:rPr>
+          <w:rFonts w:asciiTheme="majorHAnsi" w:hAnsiTheme="majorHAnsi" w:cstheme="majorHAnsi"/>
+          <w:color w:val="000000"/>
+          <w:sz w:val="20"/>
+          <w:szCs w:val="20"/>
+          <w:u w:color="000000"/>
+        </w:rPr>
+        <w:t>CLS-</w:t>
+      </w:r>
+      <w:proofErr w:type="spellStart"/>
+      <w:r>
+        <w:rPr>
+          <w:rFonts w:asciiTheme="majorHAnsi" w:hAnsiTheme="majorHAnsi" w:cstheme="majorHAnsi"/>
+          <w:color w:val="000000"/>
+          <w:sz w:val="20"/>
+          <w:szCs w:val="20"/>
+          <w:u w:color="000000"/>
+        </w:rPr>
+        <w:t>LawFin</w:t>
+      </w:r>
+      <w:proofErr w:type="spellEnd"/>
+      <w:r>
+        <w:rPr>
+          <w:rFonts w:asciiTheme="majorHAnsi" w:hAnsiTheme="majorHAnsi" w:cstheme="majorHAnsi"/>
+          <w:color w:val="000000"/>
+          <w:sz w:val="20"/>
+          <w:szCs w:val="20"/>
+          <w:u w:color="000000"/>
+        </w:rPr>
+        <w:t xml:space="preserve"> </w:t>
+      </w:r>
+      <w:proofErr w:type="spellStart"/>
+      <w:r>
+        <w:rPr>
+          <w:rFonts w:asciiTheme="majorHAnsi" w:hAnsiTheme="majorHAnsi" w:cstheme="majorHAnsi"/>
+          <w:color w:val="000000"/>
+          <w:sz w:val="20"/>
+          <w:szCs w:val="20"/>
+          <w:u w:color="000000"/>
+        </w:rPr>
+        <w:t>Worskhop</w:t>
+      </w:r>
+      <w:proofErr w:type="spellEnd"/>
+      <w:r>
+        <w:rPr>
+          <w:rFonts w:asciiTheme="majorHAnsi" w:hAnsiTheme="majorHAnsi" w:cstheme="majorHAnsi"/>
+          <w:color w:val="000000"/>
+          <w:sz w:val="20"/>
+          <w:szCs w:val="20"/>
+          <w:u w:color="000000"/>
+        </w:rPr>
+        <w:t xml:space="preserve"> 2024</w:t>
+      </w:r>
+    </w:p>
+    <w:p>
+      <w:pPr>
+        <w:autoSpaceDE w:val="0"/>
+        <w:autoSpaceDN w:val="0"/>
+        <w:adjustRightInd w:val="0"/>
+        <w:spacing w:after="80"/>
+        <w:rPr>
+          <w:rFonts w:asciiTheme="majorHAnsi" w:hAnsiTheme="majorHAnsi" w:cstheme="majorHAnsi"/>
+          <w:color w:val="000000"/>
+          <w:sz w:val="20"/>
+          <w:szCs w:val="20"/>
+          <w:u w:color="000000"/>
+        </w:rPr>
+      </w:pPr>
+      <w:r>
+        <w:rPr>
+          <w:rFonts w:asciiTheme="majorHAnsi" w:hAnsiTheme="majorHAnsi" w:cstheme="majorHAnsi"/>
+          <w:color w:val="000000"/>
+          <w:sz w:val="20"/>
+          <w:szCs w:val="20"/>
+          <w:u w:color="000000"/>
+        </w:rPr>
+        <w:t xml:space="preserve">Colorado Finance Summit (2016–present) </w:t>
+      </w:r>
+    </w:p>
+    <w:p>
+      <w:pPr>
+        <w:autoSpaceDE w:val="0"/>
+        <w:autoSpaceDN w:val="0"/>
+        <w:adjustRightInd w:val="0"/>
+        <w:spacing w:after="80"/>
+        <w:rPr>
+          <w:rFonts w:asciiTheme="majorHAnsi" w:hAnsiTheme="majorHAnsi" w:cstheme="majorHAnsi"/>
+          <w:color w:val="000000"/>
+          <w:sz w:val="20"/>
+          <w:szCs w:val="20"/>
+          <w:u w:color="000000"/>
+        </w:rPr>
+      </w:pPr>
+      <w:r>
+        <w:rPr>
+          <w:rFonts w:asciiTheme="majorHAnsi" w:hAnsiTheme="majorHAnsi" w:cstheme="majorHAnsi"/>
+          <w:color w:val="000000"/>
+          <w:sz w:val="20"/>
+          <w:szCs w:val="20"/>
+          <w:u w:color="000000"/>
+        </w:rPr>
+        <w:t xml:space="preserve">Dolomites Winter Finance Conference (2019) </w:t>
+      </w:r>
+    </w:p>
+    <w:p>
+      <w:pPr>
+        <w:autoSpaceDE w:val="0"/>
+        <w:autoSpaceDN w:val="0"/>
+        <w:adjustRightInd w:val="0"/>
+        <w:spacing w:after="80"/>
+        <w:rPr>
+          <w:rFonts w:asciiTheme="majorHAnsi" w:hAnsiTheme="majorHAnsi" w:cstheme="majorHAnsi"/>
+          <w:color w:val="000000"/>
+          <w:sz w:val="20"/>
+          <w:szCs w:val="20"/>
+          <w:u w:color="000000"/>
+        </w:rPr>
+      </w:pPr>
+      <w:r>
+        <w:rPr>
+          <w:rFonts w:asciiTheme="majorHAnsi" w:hAnsiTheme="majorHAnsi" w:cstheme="majorHAnsi"/>
+          <w:color w:val="000000"/>
+          <w:sz w:val="20"/>
+          <w:szCs w:val="20"/>
+          <w:u w:color="000000"/>
+        </w:rPr>
         <w:lastRenderedPageBreak/>
-        <w:t>W. Du, F. Yu, X. Yu: “Cultural Proximity and The Processing Of Financial Information,” LBS Summer Symposium</w:t>
-      </w:r>
-    </w:p>
-    <w:p>
-      <w:pPr>
-        <w:autoSpaceDE w:val="0"/>
-        <w:autoSpaceDN w:val="0"/>
-        <w:adjustRightInd w:val="0"/>
-        <w:spacing w:after="80"/>
-        <w:rPr>
-          <w:rFonts w:asciiTheme="majorHAnsi" w:hAnsiTheme="majorHAnsi" w:cstheme="majorHAnsi"/>
-          <w:b/>
-          <w:bCs/>
-          <w:color w:val="000000"/>
-          <w:sz w:val="20"/>
-          <w:szCs w:val="20"/>
-          <w:u w:color="000000"/>
-        </w:rPr>
-      </w:pPr>
-      <w:r>
-        <w:rPr>
-          <w:rFonts w:asciiTheme="majorHAnsi" w:hAnsiTheme="majorHAnsi" w:cstheme="majorHAnsi"/>
-          <w:b/>
-          <w:bCs/>
-          <w:color w:val="000000"/>
-          <w:sz w:val="20"/>
-          <w:szCs w:val="20"/>
-          <w:u w:color="000000"/>
-        </w:rPr>
-        <w:t>2013</w:t>
-      </w:r>
-    </w:p>
-    <w:p>
-      <w:pPr>
-        <w:autoSpaceDE w:val="0"/>
-        <w:autoSpaceDN w:val="0"/>
-        <w:adjustRightInd w:val="0"/>
-        <w:spacing w:after="80"/>
-        <w:ind w:left="720" w:hanging="720"/>
-        <w:rPr>
-          <w:rFonts w:asciiTheme="majorHAnsi" w:hAnsiTheme="majorHAnsi" w:cstheme="majorHAnsi"/>
-          <w:color w:val="000000"/>
-          <w:sz w:val="20"/>
-          <w:szCs w:val="20"/>
-          <w:u w:color="000000"/>
-        </w:rPr>
-      </w:pPr>
-      <w:r>
-        <w:rPr>
-          <w:rFonts w:asciiTheme="majorHAnsi" w:hAnsiTheme="majorHAnsi" w:cstheme="majorHAnsi"/>
-          <w:color w:val="000000"/>
-          <w:sz w:val="20"/>
-          <w:szCs w:val="20"/>
-          <w:u w:color="000000"/>
-        </w:rPr>
-        <w:t xml:space="preserve">N. Gantchev and P. Jotikasthira: “Hedge Fund Activism: Do They Take Cues From Institutional Exit?” FIRS </w:t>
-      </w:r>
-    </w:p>
-    <w:p>
-      <w:pPr>
-        <w:autoSpaceDE w:val="0"/>
-        <w:autoSpaceDN w:val="0"/>
-        <w:adjustRightInd w:val="0"/>
-        <w:spacing w:after="80"/>
-        <w:ind w:hanging="720"/>
-        <w:rPr>
-          <w:rFonts w:asciiTheme="majorHAnsi" w:hAnsiTheme="majorHAnsi" w:cstheme="majorHAnsi"/>
-          <w:color w:val="000000"/>
-          <w:sz w:val="20"/>
-          <w:szCs w:val="20"/>
-          <w:u w:color="000000"/>
-        </w:rPr>
-      </w:pPr>
-    </w:p>
-    <w:p>
-      <w:pPr>
-        <w:autoSpaceDE w:val="0"/>
-        <w:autoSpaceDN w:val="0"/>
-        <w:adjustRightInd w:val="0"/>
-        <w:spacing w:after="80"/>
-        <w:rPr>
-          <w:rFonts w:asciiTheme="majorHAnsi" w:hAnsiTheme="majorHAnsi" w:cstheme="majorHAnsi"/>
-          <w:b/>
-          <w:bCs/>
-          <w:color w:val="000000"/>
-          <w:sz w:val="20"/>
-          <w:szCs w:val="20"/>
-          <w:u w:color="000000"/>
-        </w:rPr>
-      </w:pPr>
-      <w:r>
-        <w:rPr>
-          <w:rFonts w:asciiTheme="majorHAnsi" w:hAnsiTheme="majorHAnsi" w:cstheme="majorHAnsi"/>
-          <w:b/>
-          <w:bCs/>
-          <w:color w:val="000000"/>
-          <w:sz w:val="20"/>
-          <w:szCs w:val="20"/>
-          <w:u w:color="000000"/>
-        </w:rPr>
-        <w:t>REFEREE WORK</w:t>
-      </w:r>
-    </w:p>
-    <w:p>
-      <w:pPr>
-        <w:autoSpaceDE w:val="0"/>
-        <w:autoSpaceDN w:val="0"/>
-        <w:adjustRightInd w:val="0"/>
-        <w:spacing w:after="80"/>
-        <w:rPr>
-          <w:rFonts w:asciiTheme="majorHAnsi" w:hAnsiTheme="majorHAnsi" w:cstheme="majorHAnsi"/>
-          <w:color w:val="000000"/>
-          <w:sz w:val="20"/>
-          <w:szCs w:val="20"/>
-          <w:u w:color="000000"/>
-        </w:rPr>
-      </w:pPr>
-      <w:r>
-        <w:rPr>
-          <w:rFonts w:asciiTheme="majorHAnsi" w:hAnsiTheme="majorHAnsi" w:cstheme="majorHAnsi"/>
-          <w:color w:val="000000"/>
-          <w:sz w:val="20"/>
-          <w:szCs w:val="20"/>
-          <w:u w:color="000000"/>
-        </w:rPr>
-        <w:t xml:space="preserve">American Economic Review, Econometrica, </w:t>
-      </w:r>
-      <w:r>
-        <w:rPr>
-          <w:rFonts w:asciiTheme="majorHAnsi" w:hAnsiTheme="majorHAnsi" w:cstheme="majorHAnsi"/>
-          <w:color w:val="000000"/>
-          <w:sz w:val="20"/>
-          <w:szCs w:val="20"/>
-          <w:u w:color="000000"/>
-        </w:rPr>
-        <w:t xml:space="preserve">Economic Journal, </w:t>
-      </w:r>
-      <w:r>
-        <w:rPr>
-          <w:rFonts w:asciiTheme="majorHAnsi" w:hAnsiTheme="majorHAnsi" w:cstheme="majorHAnsi"/>
-          <w:color w:val="000000"/>
-          <w:sz w:val="20"/>
-          <w:szCs w:val="20"/>
-          <w:u w:color="000000"/>
-        </w:rPr>
-        <w:t xml:space="preserve">Games and Economics Behavior, Journal of Banking and Finance, Journal of Corporate Finance, Journal of Economics Theory, Journal of European Economics Association, Journal of Financial and Quantitative Analysis, Journal of Financial Economics, Journal of Finance, Journal of Financial Intermediation, Journal of Legal Studies, </w:t>
-      </w:r>
-      <w:r>
-        <w:rPr>
-          <w:rFonts w:asciiTheme="majorHAnsi" w:hAnsiTheme="majorHAnsi" w:cstheme="majorHAnsi"/>
-          <w:color w:val="000000"/>
-          <w:sz w:val="20"/>
-          <w:szCs w:val="20"/>
-          <w:u w:color="000000"/>
-        </w:rPr>
-        <w:t xml:space="preserve">Journal of Political Economy, </w:t>
-      </w:r>
-      <w:r>
-        <w:rPr>
-          <w:rFonts w:asciiTheme="majorHAnsi" w:hAnsiTheme="majorHAnsi" w:cstheme="majorHAnsi"/>
-          <w:color w:val="000000"/>
-          <w:sz w:val="20"/>
-          <w:szCs w:val="20"/>
-          <w:u w:color="000000"/>
-        </w:rPr>
-        <w:t>Management Science,</w:t>
-      </w:r>
-      <w:r>
-        <w:rPr>
-          <w:rFonts w:asciiTheme="majorHAnsi" w:hAnsiTheme="majorHAnsi" w:cstheme="majorHAnsi"/>
-          <w:color w:val="000000"/>
-          <w:sz w:val="20"/>
-          <w:szCs w:val="20"/>
-          <w:u w:color="000000"/>
-        </w:rPr>
-        <w:t xml:space="preserve"> Review of Corporate Finance Studies,</w:t>
-      </w:r>
-      <w:r>
-        <w:rPr>
-          <w:rFonts w:asciiTheme="majorHAnsi" w:hAnsiTheme="majorHAnsi" w:cstheme="majorHAnsi"/>
-          <w:color w:val="000000"/>
-          <w:sz w:val="20"/>
-          <w:szCs w:val="20"/>
-          <w:u w:color="000000"/>
-        </w:rPr>
-        <w:t xml:space="preserve"> Review of Financial Studies, Review of Finance, Review of Economic Studies, Theoretical Economics</w:t>
-      </w:r>
-    </w:p>
-    <w:p>
-      <w:pPr>
-        <w:autoSpaceDE w:val="0"/>
-        <w:autoSpaceDN w:val="0"/>
-        <w:adjustRightInd w:val="0"/>
-        <w:spacing w:after="80"/>
-        <w:rPr>
-          <w:rFonts w:asciiTheme="majorHAnsi" w:hAnsiTheme="majorHAnsi" w:cstheme="majorHAnsi"/>
-          <w:color w:val="000000"/>
-          <w:sz w:val="20"/>
-          <w:szCs w:val="20"/>
-          <w:u w:color="000000"/>
-        </w:rPr>
-      </w:pPr>
-    </w:p>
-    <w:p>
-      <w:pPr>
-        <w:autoSpaceDE w:val="0"/>
-        <w:autoSpaceDN w:val="0"/>
-        <w:adjustRightInd w:val="0"/>
-        <w:spacing w:after="80"/>
-        <w:rPr>
-          <w:rFonts w:asciiTheme="majorHAnsi" w:hAnsiTheme="majorHAnsi" w:cstheme="majorHAnsi"/>
-          <w:color w:val="000000"/>
-          <w:sz w:val="20"/>
-          <w:szCs w:val="20"/>
-          <w:u w:color="000000"/>
-        </w:rPr>
-      </w:pPr>
-      <w:r>
-        <w:rPr>
-          <w:rFonts w:asciiTheme="majorHAnsi" w:hAnsiTheme="majorHAnsi" w:cstheme="majorHAnsi"/>
-          <w:b/>
-          <w:bCs/>
-          <w:color w:val="000000"/>
-          <w:sz w:val="20"/>
-          <w:szCs w:val="20"/>
-          <w:u w:color="000000"/>
-        </w:rPr>
-        <w:t>BOARDS</w:t>
-      </w:r>
-    </w:p>
-    <w:p>
-      <w:pPr>
-        <w:autoSpaceDE w:val="0"/>
-        <w:autoSpaceDN w:val="0"/>
-        <w:adjustRightInd w:val="0"/>
-        <w:spacing w:after="80"/>
-        <w:rPr>
-          <w:rFonts w:asciiTheme="majorHAnsi" w:hAnsiTheme="majorHAnsi" w:cstheme="majorHAnsi"/>
-          <w:color w:val="000000"/>
-          <w:sz w:val="20"/>
-          <w:szCs w:val="20"/>
-          <w:u w:color="000000"/>
-        </w:rPr>
-      </w:pPr>
-      <w:r>
-        <w:rPr>
-          <w:rFonts w:asciiTheme="majorHAnsi" w:hAnsiTheme="majorHAnsi" w:cstheme="majorHAnsi"/>
-          <w:color w:val="000000"/>
-          <w:sz w:val="20"/>
-          <w:szCs w:val="20"/>
-          <w:u w:color="000000"/>
-        </w:rPr>
-        <w:t>Financial Intermediation Research Society (2021</w:t>
-      </w:r>
-      <w:r>
-        <w:rPr>
-          <w:rFonts w:asciiTheme="majorHAnsi" w:hAnsiTheme="majorHAnsi" w:cstheme="majorHAnsi"/>
-          <w:color w:val="000000"/>
-          <w:sz w:val="20"/>
-          <w:szCs w:val="20"/>
-          <w:u w:color="000000"/>
-        </w:rPr>
-        <w:t>-2024</w:t>
+        <w:t xml:space="preserve">Early Career Women in Finance Conference at the WFA (2018) </w:t>
+      </w:r>
+    </w:p>
+    <w:p>
+      <w:pPr>
+        <w:autoSpaceDE w:val="0"/>
+        <w:autoSpaceDN w:val="0"/>
+        <w:adjustRightInd w:val="0"/>
+        <w:spacing w:after="80"/>
+        <w:rPr>
+          <w:rFonts w:asciiTheme="majorHAnsi" w:hAnsiTheme="majorHAnsi" w:cstheme="majorHAnsi"/>
+          <w:color w:val="000000"/>
+          <w:sz w:val="20"/>
+          <w:szCs w:val="20"/>
+          <w:u w:color="000000"/>
+        </w:rPr>
+      </w:pPr>
+      <w:r>
+        <w:rPr>
+          <w:rFonts w:asciiTheme="majorHAnsi" w:hAnsiTheme="majorHAnsi" w:cstheme="majorHAnsi"/>
+          <w:color w:val="000000"/>
+          <w:sz w:val="20"/>
+          <w:szCs w:val="20"/>
+          <w:u w:color="000000"/>
+        </w:rPr>
+        <w:t>ECGI conference on Corporations and COVID-19 (2021)</w:t>
+      </w:r>
+    </w:p>
+    <w:p>
+      <w:pPr>
+        <w:autoSpaceDE w:val="0"/>
+        <w:autoSpaceDN w:val="0"/>
+        <w:adjustRightInd w:val="0"/>
+        <w:spacing w:after="80"/>
+        <w:rPr>
+          <w:rFonts w:asciiTheme="majorHAnsi" w:hAnsiTheme="majorHAnsi" w:cstheme="majorHAnsi"/>
+          <w:color w:val="000000"/>
+          <w:sz w:val="20"/>
+          <w:szCs w:val="20"/>
+          <w:u w:color="000000"/>
+        </w:rPr>
+      </w:pPr>
+      <w:r>
+        <w:rPr>
+          <w:rFonts w:asciiTheme="majorHAnsi" w:hAnsiTheme="majorHAnsi" w:cstheme="majorHAnsi"/>
+          <w:color w:val="000000"/>
+          <w:sz w:val="20"/>
+          <w:szCs w:val="20"/>
+          <w:u w:color="000000"/>
+        </w:rPr>
+        <w:t xml:space="preserve">European Economic Association (EEA) (2019) </w:t>
+      </w:r>
+    </w:p>
+    <w:p>
+      <w:pPr>
+        <w:autoSpaceDE w:val="0"/>
+        <w:autoSpaceDN w:val="0"/>
+        <w:adjustRightInd w:val="0"/>
+        <w:spacing w:after="80"/>
+        <w:rPr>
+          <w:rFonts w:asciiTheme="majorHAnsi" w:hAnsiTheme="majorHAnsi" w:cstheme="majorHAnsi"/>
+          <w:color w:val="000000"/>
+          <w:sz w:val="20"/>
+          <w:szCs w:val="20"/>
+          <w:u w:color="000000"/>
+        </w:rPr>
+      </w:pPr>
+      <w:r>
+        <w:rPr>
+          <w:rFonts w:asciiTheme="majorHAnsi" w:hAnsiTheme="majorHAnsi" w:cstheme="majorHAnsi"/>
+          <w:color w:val="000000"/>
+          <w:sz w:val="20"/>
+          <w:szCs w:val="20"/>
+          <w:u w:color="000000"/>
+        </w:rPr>
+        <w:t xml:space="preserve">European Finance Association (EFA) (2015–present) </w:t>
+      </w:r>
+    </w:p>
+    <w:p>
+      <w:pPr>
+        <w:autoSpaceDE w:val="0"/>
+        <w:autoSpaceDN w:val="0"/>
+        <w:adjustRightInd w:val="0"/>
+        <w:spacing w:after="80"/>
+        <w:rPr>
+          <w:rFonts w:asciiTheme="majorHAnsi" w:hAnsiTheme="majorHAnsi" w:cstheme="majorHAnsi"/>
+          <w:color w:val="000000"/>
+          <w:sz w:val="20"/>
+          <w:szCs w:val="20"/>
+          <w:u w:color="000000"/>
+        </w:rPr>
+      </w:pPr>
+      <w:r>
+        <w:rPr>
+          <w:rFonts w:asciiTheme="majorHAnsi" w:hAnsiTheme="majorHAnsi" w:cstheme="majorHAnsi"/>
+          <w:color w:val="000000"/>
+          <w:sz w:val="20"/>
+          <w:szCs w:val="20"/>
+          <w:u w:color="000000"/>
+        </w:rPr>
+        <w:t xml:space="preserve">Finance Theory Group Imperial (2016) </w:t>
+      </w:r>
+    </w:p>
+    <w:p>
+      <w:pPr>
+        <w:autoSpaceDE w:val="0"/>
+        <w:autoSpaceDN w:val="0"/>
+        <w:adjustRightInd w:val="0"/>
+        <w:spacing w:after="80"/>
+        <w:rPr>
+          <w:rFonts w:asciiTheme="majorHAnsi" w:hAnsiTheme="majorHAnsi" w:cstheme="majorHAnsi"/>
+          <w:color w:val="000000"/>
+          <w:sz w:val="20"/>
+          <w:szCs w:val="20"/>
+          <w:u w:color="000000"/>
+        </w:rPr>
+      </w:pPr>
+      <w:r>
+        <w:rPr>
+          <w:rFonts w:asciiTheme="majorHAnsi" w:hAnsiTheme="majorHAnsi" w:cstheme="majorHAnsi"/>
+          <w:color w:val="000000"/>
+          <w:sz w:val="20"/>
+          <w:szCs w:val="20"/>
+          <w:u w:color="000000"/>
+        </w:rPr>
+        <w:t xml:space="preserve">Financial Intermediation Research Society (FIRS) (2018–present) </w:t>
+      </w:r>
+    </w:p>
+    <w:p>
+      <w:pPr>
+        <w:autoSpaceDE w:val="0"/>
+        <w:autoSpaceDN w:val="0"/>
+        <w:adjustRightInd w:val="0"/>
+        <w:spacing w:after="80"/>
+        <w:rPr>
+          <w:rFonts w:asciiTheme="majorHAnsi" w:hAnsiTheme="majorHAnsi" w:cstheme="majorHAnsi"/>
+          <w:color w:val="000000"/>
+          <w:sz w:val="20"/>
+          <w:szCs w:val="20"/>
+          <w:u w:color="000000"/>
+        </w:rPr>
+      </w:pPr>
+      <w:r>
+        <w:rPr>
+          <w:rFonts w:asciiTheme="majorHAnsi" w:hAnsiTheme="majorHAnsi" w:cstheme="majorHAnsi"/>
+          <w:color w:val="000000"/>
+          <w:sz w:val="20"/>
+          <w:szCs w:val="20"/>
+          <w:u w:color="000000"/>
+        </w:rPr>
+        <w:t xml:space="preserve">Financial Management Association (FMA) (2017 and 2018) </w:t>
+      </w:r>
+    </w:p>
+    <w:p>
+      <w:pPr>
+        <w:autoSpaceDE w:val="0"/>
+        <w:autoSpaceDN w:val="0"/>
+        <w:adjustRightInd w:val="0"/>
+        <w:spacing w:after="80"/>
+        <w:rPr>
+          <w:rFonts w:asciiTheme="majorHAnsi" w:hAnsiTheme="majorHAnsi" w:cstheme="majorHAnsi"/>
+          <w:color w:val="000000"/>
+          <w:sz w:val="20"/>
+          <w:szCs w:val="20"/>
+          <w:u w:color="000000"/>
+        </w:rPr>
+      </w:pPr>
+      <w:r>
+        <w:rPr>
+          <w:rFonts w:asciiTheme="majorHAnsi" w:hAnsiTheme="majorHAnsi" w:cstheme="majorHAnsi"/>
+          <w:color w:val="000000"/>
+          <w:sz w:val="20"/>
+          <w:szCs w:val="20"/>
+          <w:u w:color="000000"/>
+        </w:rPr>
+        <w:t>Financial Research Association (FRA) (2018–202</w:t>
+      </w:r>
+      <w:r>
+        <w:rPr>
+          <w:rFonts w:asciiTheme="majorHAnsi" w:hAnsiTheme="majorHAnsi" w:cstheme="majorHAnsi"/>
+          <w:color w:val="000000"/>
+          <w:sz w:val="20"/>
+          <w:szCs w:val="20"/>
+          <w:u w:color="000000"/>
+        </w:rPr>
+        <w:t>3</w:t>
+      </w:r>
+      <w:r>
+        <w:rPr>
+          <w:rFonts w:asciiTheme="majorHAnsi" w:hAnsiTheme="majorHAnsi" w:cstheme="majorHAnsi"/>
+          <w:color w:val="000000"/>
+          <w:sz w:val="20"/>
+          <w:szCs w:val="20"/>
+          <w:u w:color="000000"/>
+        </w:rPr>
+        <w:t xml:space="preserve">) </w:t>
+      </w:r>
+    </w:p>
+    <w:p>
+      <w:pPr>
+        <w:autoSpaceDE w:val="0"/>
+        <w:autoSpaceDN w:val="0"/>
+        <w:adjustRightInd w:val="0"/>
+        <w:spacing w:after="80"/>
+        <w:rPr>
+          <w:rFonts w:asciiTheme="majorHAnsi" w:hAnsiTheme="majorHAnsi" w:cstheme="majorHAnsi"/>
+          <w:color w:val="000000"/>
+          <w:sz w:val="20"/>
+          <w:szCs w:val="20"/>
+          <w:u w:color="000000"/>
+        </w:rPr>
+      </w:pPr>
+      <w:r>
+        <w:rPr>
+          <w:rFonts w:asciiTheme="majorHAnsi" w:hAnsiTheme="majorHAnsi" w:cstheme="majorHAnsi"/>
+          <w:color w:val="000000"/>
+          <w:sz w:val="20"/>
+          <w:szCs w:val="20"/>
+          <w:u w:color="000000"/>
+        </w:rPr>
+        <w:t>JCF Bocconi Conference (2025)</w:t>
+      </w:r>
+    </w:p>
+    <w:p>
+      <w:pPr>
+        <w:autoSpaceDE w:val="0"/>
+        <w:autoSpaceDN w:val="0"/>
+        <w:adjustRightInd w:val="0"/>
+        <w:spacing w:after="80"/>
+        <w:rPr>
+          <w:rFonts w:asciiTheme="majorHAnsi" w:hAnsiTheme="majorHAnsi" w:cstheme="majorHAnsi"/>
+          <w:color w:val="000000"/>
+          <w:sz w:val="20"/>
+          <w:szCs w:val="20"/>
+          <w:u w:color="000000"/>
+        </w:rPr>
+      </w:pPr>
+      <w:r>
+        <w:rPr>
+          <w:rFonts w:asciiTheme="majorHAnsi" w:hAnsiTheme="majorHAnsi" w:cstheme="majorHAnsi"/>
+          <w:color w:val="000000"/>
+          <w:sz w:val="20"/>
+          <w:szCs w:val="20"/>
+          <w:u w:color="000000"/>
+        </w:rPr>
+        <w:t xml:space="preserve">Midwest Finance Association (2020) </w:t>
+      </w:r>
+    </w:p>
+    <w:p>
+      <w:pPr>
+        <w:autoSpaceDE w:val="0"/>
+        <w:autoSpaceDN w:val="0"/>
+        <w:adjustRightInd w:val="0"/>
+        <w:spacing w:after="80"/>
+        <w:rPr>
+          <w:rFonts w:asciiTheme="majorHAnsi" w:hAnsiTheme="majorHAnsi" w:cstheme="majorHAnsi"/>
+          <w:color w:val="000000"/>
+          <w:sz w:val="20"/>
+          <w:szCs w:val="20"/>
+          <w:u w:color="000000"/>
+        </w:rPr>
+      </w:pPr>
+      <w:r>
+        <w:rPr>
+          <w:rFonts w:asciiTheme="majorHAnsi" w:hAnsiTheme="majorHAnsi" w:cstheme="majorHAnsi"/>
+          <w:color w:val="000000"/>
+          <w:sz w:val="20"/>
+          <w:szCs w:val="20"/>
+          <w:u w:color="000000"/>
+        </w:rPr>
+        <w:t xml:space="preserve">31st Mitsui Finance Symposium on Banking </w:t>
+      </w:r>
+    </w:p>
+    <w:p>
+      <w:pPr>
+        <w:autoSpaceDE w:val="0"/>
+        <w:autoSpaceDN w:val="0"/>
+        <w:adjustRightInd w:val="0"/>
+        <w:spacing w:after="80"/>
+        <w:rPr>
+          <w:rFonts w:asciiTheme="majorHAnsi" w:hAnsiTheme="majorHAnsi" w:cstheme="majorHAnsi"/>
+          <w:color w:val="000000"/>
+          <w:sz w:val="20"/>
+          <w:szCs w:val="20"/>
+          <w:u w:color="000000"/>
+        </w:rPr>
+      </w:pPr>
+      <w:r>
+        <w:rPr>
+          <w:rFonts w:asciiTheme="majorHAnsi" w:hAnsiTheme="majorHAnsi" w:cstheme="majorHAnsi"/>
+          <w:color w:val="000000"/>
+          <w:sz w:val="20"/>
+          <w:szCs w:val="20"/>
+          <w:u w:color="000000"/>
+        </w:rPr>
+        <w:t xml:space="preserve">Olin Corporate Finance Conference (2014–present) </w:t>
+      </w:r>
+    </w:p>
+    <w:p>
+      <w:pPr>
+        <w:autoSpaceDE w:val="0"/>
+        <w:autoSpaceDN w:val="0"/>
+        <w:adjustRightInd w:val="0"/>
+        <w:spacing w:after="80"/>
+        <w:rPr>
+          <w:rFonts w:asciiTheme="majorHAnsi" w:hAnsiTheme="majorHAnsi" w:cstheme="majorHAnsi"/>
+          <w:color w:val="000000"/>
+          <w:sz w:val="20"/>
+          <w:szCs w:val="20"/>
+          <w:u w:color="000000"/>
+        </w:rPr>
+      </w:pPr>
+      <w:r>
+        <w:rPr>
+          <w:rFonts w:asciiTheme="majorHAnsi" w:hAnsiTheme="majorHAnsi" w:cstheme="majorHAnsi"/>
+          <w:color w:val="000000"/>
+          <w:sz w:val="20"/>
+          <w:szCs w:val="20"/>
+          <w:u w:color="000000"/>
+        </w:rPr>
+        <w:t>New York Fed-ECB NBFI Conference (2026-present)</w:t>
+      </w:r>
+    </w:p>
+    <w:p>
+      <w:pPr>
+        <w:autoSpaceDE w:val="0"/>
+        <w:autoSpaceDN w:val="0"/>
+        <w:adjustRightInd w:val="0"/>
+        <w:spacing w:after="80"/>
+        <w:rPr>
+          <w:rFonts w:asciiTheme="majorHAnsi" w:hAnsiTheme="majorHAnsi" w:cstheme="majorHAnsi"/>
+          <w:color w:val="000000"/>
+          <w:sz w:val="20"/>
+          <w:szCs w:val="20"/>
+          <w:u w:color="000000"/>
+        </w:rPr>
+      </w:pPr>
+      <w:r>
+        <w:rPr>
+          <w:rFonts w:asciiTheme="majorHAnsi" w:hAnsiTheme="majorHAnsi" w:cstheme="majorHAnsi"/>
+          <w:color w:val="000000"/>
+          <w:sz w:val="20"/>
+          <w:szCs w:val="20"/>
+          <w:u w:color="000000"/>
+        </w:rPr>
+        <w:t xml:space="preserve">New York Fed/NYU Stern Financial Intermediation conference </w:t>
+      </w:r>
+      <w:r>
+        <w:rPr>
+          <w:rFonts w:asciiTheme="majorHAnsi" w:hAnsiTheme="majorHAnsi" w:cstheme="majorHAnsi"/>
+          <w:color w:val="000000"/>
+          <w:sz w:val="20"/>
+          <w:szCs w:val="20"/>
+          <w:u w:color="000000"/>
+        </w:rPr>
+        <w:t>(20</w:t>
+      </w:r>
+      <w:r>
+        <w:rPr>
+          <w:rFonts w:asciiTheme="majorHAnsi" w:hAnsiTheme="majorHAnsi" w:cstheme="majorHAnsi"/>
+          <w:color w:val="000000"/>
+          <w:sz w:val="20"/>
+          <w:szCs w:val="20"/>
+          <w:u w:color="000000"/>
+        </w:rPr>
+        <w:t>19</w:t>
+      </w:r>
+      <w:r>
+        <w:rPr>
+          <w:rFonts w:asciiTheme="majorHAnsi" w:hAnsiTheme="majorHAnsi" w:cstheme="majorHAnsi"/>
+          <w:color w:val="000000"/>
+          <w:sz w:val="20"/>
+          <w:szCs w:val="20"/>
+          <w:u w:color="000000"/>
+        </w:rPr>
+        <w:t>-present)</w:t>
+      </w:r>
+    </w:p>
+    <w:p>
+      <w:pPr>
+        <w:autoSpaceDE w:val="0"/>
+        <w:autoSpaceDN w:val="0"/>
+        <w:adjustRightInd w:val="0"/>
+        <w:spacing w:after="80"/>
+        <w:rPr>
+          <w:rFonts w:asciiTheme="majorHAnsi" w:hAnsiTheme="majorHAnsi" w:cstheme="majorHAnsi"/>
+          <w:color w:val="000000"/>
+          <w:sz w:val="20"/>
+          <w:szCs w:val="20"/>
+          <w:u w:color="000000"/>
+        </w:rPr>
+      </w:pPr>
+      <w:r>
+        <w:rPr>
+          <w:rFonts w:asciiTheme="majorHAnsi" w:hAnsiTheme="majorHAnsi" w:cstheme="majorHAnsi"/>
+          <w:color w:val="000000"/>
+          <w:sz w:val="20"/>
+          <w:szCs w:val="20"/>
+          <w:u w:color="000000"/>
+        </w:rPr>
+        <w:t>RCFS/RAPS Europe Conference</w:t>
+      </w:r>
+      <w:r>
+        <w:rPr>
+          <w:rFonts w:asciiTheme="majorHAnsi" w:hAnsiTheme="majorHAnsi" w:cstheme="majorHAnsi"/>
+          <w:color w:val="000000"/>
+          <w:sz w:val="20"/>
+          <w:szCs w:val="20"/>
+          <w:u w:color="000000"/>
+        </w:rPr>
+        <w:t xml:space="preserve"> (2025)</w:t>
+      </w:r>
+    </w:p>
+    <w:p>
+      <w:pPr>
+        <w:autoSpaceDE w:val="0"/>
+        <w:autoSpaceDN w:val="0"/>
+        <w:adjustRightInd w:val="0"/>
+        <w:spacing w:after="80"/>
+        <w:rPr>
+          <w:rFonts w:asciiTheme="majorHAnsi" w:hAnsiTheme="majorHAnsi" w:cstheme="majorHAnsi"/>
+          <w:color w:val="000000"/>
+          <w:sz w:val="20"/>
+          <w:szCs w:val="20"/>
+          <w:u w:color="000000"/>
+        </w:rPr>
+      </w:pPr>
+      <w:r>
+        <w:rPr>
+          <w:rFonts w:asciiTheme="majorHAnsi" w:hAnsiTheme="majorHAnsi" w:cstheme="majorHAnsi"/>
+          <w:color w:val="000000"/>
+          <w:sz w:val="20"/>
+          <w:szCs w:val="20"/>
+          <w:u w:color="000000"/>
+        </w:rPr>
+        <w:t>Review of Corporate Finance Studies (</w:t>
+      </w:r>
+      <w:r>
+        <w:rPr>
+          <w:rFonts w:asciiTheme="majorHAnsi" w:hAnsiTheme="majorHAnsi" w:cstheme="majorHAnsi"/>
+          <w:color w:val="000000"/>
+          <w:sz w:val="20"/>
+          <w:szCs w:val="20"/>
+          <w:u w:color="000000"/>
+        </w:rPr>
+        <w:t>RCFS</w:t>
       </w:r>
       <w:r>
         <w:rPr>
@@ -11173,50 +13347,25 @@
         </w:rPr>
         <w:t>)</w:t>
       </w:r>
-    </w:p>
-    <w:p>
-      <w:pPr>
-        <w:autoSpaceDE w:val="0"/>
-        <w:autoSpaceDN w:val="0"/>
-        <w:adjustRightInd w:val="0"/>
-        <w:spacing w:after="80"/>
-        <w:rPr>
-          <w:rFonts w:asciiTheme="majorHAnsi" w:hAnsiTheme="majorHAnsi" w:cstheme="majorHAnsi"/>
-          <w:color w:val="000000"/>
-          <w:sz w:val="20"/>
-          <w:szCs w:val="20"/>
-          <w:u w:color="000000"/>
-        </w:rPr>
-      </w:pPr>
-      <w:r>
-        <w:rPr>
-          <w:rFonts w:asciiTheme="majorHAnsi" w:hAnsiTheme="majorHAnsi" w:cstheme="majorHAnsi"/>
-          <w:color w:val="000000"/>
-          <w:sz w:val="20"/>
-          <w:szCs w:val="20"/>
-          <w:u w:color="000000"/>
-        </w:rPr>
-        <w:t>Finance Theory Group (202</w:t>
-      </w:r>
-      <w:r>
-        <w:rPr>
-          <w:rFonts w:asciiTheme="majorHAnsi" w:hAnsiTheme="majorHAnsi" w:cstheme="majorHAnsi"/>
-          <w:color w:val="000000"/>
-          <w:sz w:val="20"/>
-          <w:szCs w:val="20"/>
-          <w:u w:color="000000"/>
-        </w:rPr>
-        <w:t>0</w:t>
-      </w:r>
-      <w:r>
-        <w:rPr>
-          <w:rFonts w:asciiTheme="majorHAnsi" w:hAnsiTheme="majorHAnsi" w:cstheme="majorHAnsi"/>
-          <w:color w:val="000000"/>
-          <w:sz w:val="20"/>
-          <w:szCs w:val="20"/>
-          <w:u w:color="000000"/>
-        </w:rPr>
-        <w:t>-2023</w:t>
+      <w:r>
+        <w:rPr>
+          <w:rFonts w:asciiTheme="majorHAnsi" w:hAnsiTheme="majorHAnsi" w:cstheme="majorHAnsi"/>
+          <w:color w:val="000000"/>
+          <w:sz w:val="20"/>
+          <w:szCs w:val="20"/>
+          <w:u w:color="000000"/>
+        </w:rPr>
+        <w:t xml:space="preserve"> Winter Conference (2021</w:t>
+      </w:r>
+      <w:r>
+        <w:rPr>
+          <w:rFonts w:asciiTheme="majorHAnsi" w:hAnsiTheme="majorHAnsi" w:cstheme="majorHAnsi"/>
+          <w:color w:val="000000"/>
+          <w:sz w:val="20"/>
+          <w:szCs w:val="20"/>
+          <w:u w:color="000000"/>
+        </w:rPr>
+        <w:t>-present</w:t>
       </w:r>
       <w:r>
         <w:rPr>
@@ -11251,86 +13400,42 @@
           <w:szCs w:val="20"/>
           <w:u w:color="000000"/>
         </w:rPr>
-        <w:t>Macro Finance Society (since 2021)</w:t>
-      </w:r>
-    </w:p>
-    <w:p>
-      <w:pPr>
-        <w:autoSpaceDE w:val="0"/>
-        <w:autoSpaceDN w:val="0"/>
-        <w:adjustRightInd w:val="0"/>
-        <w:spacing w:after="80"/>
-        <w:rPr>
-          <w:rFonts w:asciiTheme="majorHAnsi" w:hAnsiTheme="majorHAnsi" w:cstheme="majorHAnsi"/>
-          <w:color w:val="000000"/>
-          <w:sz w:val="20"/>
-          <w:szCs w:val="20"/>
-          <w:u w:color="000000"/>
-        </w:rPr>
-      </w:pPr>
-    </w:p>
-    <w:p>
-      <w:pPr>
-        <w:autoSpaceDE w:val="0"/>
-        <w:autoSpaceDN w:val="0"/>
-        <w:adjustRightInd w:val="0"/>
-        <w:spacing w:after="80"/>
-        <w:rPr>
-          <w:rFonts w:asciiTheme="majorHAnsi" w:hAnsiTheme="majorHAnsi" w:cstheme="majorHAnsi"/>
-          <w:b/>
-          <w:bCs/>
-          <w:color w:val="000000"/>
-          <w:sz w:val="20"/>
-          <w:szCs w:val="20"/>
-          <w:u w:color="000000"/>
-        </w:rPr>
-      </w:pPr>
-      <w:r>
-        <w:rPr>
-          <w:rFonts w:asciiTheme="majorHAnsi" w:hAnsiTheme="majorHAnsi" w:cstheme="majorHAnsi"/>
-          <w:b/>
-          <w:bCs/>
-          <w:color w:val="000000"/>
-          <w:sz w:val="20"/>
-          <w:szCs w:val="20"/>
-          <w:u w:color="000000"/>
-        </w:rPr>
-        <w:t>PANELS</w:t>
-      </w:r>
-    </w:p>
-    <w:p>
-      <w:pPr>
-        <w:autoSpaceDE w:val="0"/>
-        <w:autoSpaceDN w:val="0"/>
-        <w:adjustRightInd w:val="0"/>
-        <w:spacing w:after="80"/>
-        <w:rPr>
-          <w:rFonts w:asciiTheme="majorHAnsi" w:hAnsiTheme="majorHAnsi" w:cstheme="majorHAnsi"/>
-          <w:color w:val="000000"/>
-          <w:sz w:val="20"/>
-          <w:szCs w:val="20"/>
-          <w:u w:color="000000"/>
-        </w:rPr>
-      </w:pPr>
-      <w:r>
-        <w:rPr>
-          <w:rFonts w:asciiTheme="majorHAnsi" w:hAnsiTheme="majorHAnsi" w:cstheme="majorHAnsi"/>
-          <w:color w:val="000000"/>
-          <w:sz w:val="20"/>
-          <w:szCs w:val="20"/>
-          <w:u w:color="000000"/>
-        </w:rPr>
-        <w:t>Early Career Women in Finance Conference at the WFA (</w:t>
-      </w:r>
-      <w:r>
-        <w:rPr>
-          <w:rFonts w:asciiTheme="majorHAnsi" w:hAnsiTheme="majorHAnsi" w:cstheme="majorHAnsi"/>
-          <w:color w:val="000000"/>
-          <w:sz w:val="20"/>
-          <w:szCs w:val="20"/>
-          <w:u w:color="000000"/>
-        </w:rPr>
-        <w:t>2025</w:t>
+        <w:t xml:space="preserve">Society for Economic Dynamics (SED) (2018 and 2019) </w:t>
+      </w:r>
+    </w:p>
+    <w:p>
+      <w:pPr>
+        <w:autoSpaceDE w:val="0"/>
+        <w:autoSpaceDN w:val="0"/>
+        <w:adjustRightInd w:val="0"/>
+        <w:spacing w:after="80"/>
+        <w:rPr>
+          <w:rFonts w:asciiTheme="majorHAnsi" w:hAnsiTheme="majorHAnsi" w:cstheme="majorHAnsi"/>
+          <w:color w:val="000000"/>
+          <w:sz w:val="20"/>
+          <w:szCs w:val="20"/>
+          <w:u w:color="000000"/>
+        </w:rPr>
+      </w:pPr>
+      <w:r>
+        <w:rPr>
+          <w:rFonts w:asciiTheme="majorHAnsi" w:hAnsiTheme="majorHAnsi" w:cstheme="majorHAnsi"/>
+          <w:color w:val="000000"/>
+          <w:sz w:val="20"/>
+          <w:szCs w:val="20"/>
+          <w:u w:color="000000"/>
+        </w:rPr>
+        <w:t>Society for Financial Studies (SFS) (2020</w:t>
+      </w:r>
+      <w:r>
+        <w:rPr>
+          <w:rFonts w:asciiTheme="majorHAnsi" w:hAnsiTheme="majorHAnsi" w:cstheme="majorHAnsi"/>
+          <w:color w:val="000000"/>
+          <w:sz w:val="20"/>
+          <w:szCs w:val="20"/>
+          <w:u w:color="000000"/>
+        </w:rPr>
+        <w:t>-present</w:t>
       </w:r>
       <w:r>
         <w:rPr>
@@ -11365,263 +13470,42 @@
           <w:szCs w:val="20"/>
           <w:u w:color="000000"/>
         </w:rPr>
-        <w:t>JCF-Bocconi Conference; panel on Collateralizing Intangible Assets</w:t>
-      </w:r>
-    </w:p>
-    <w:p>
-      <w:pPr>
-        <w:autoSpaceDE w:val="0"/>
-        <w:autoSpaceDN w:val="0"/>
-        <w:adjustRightInd w:val="0"/>
-        <w:spacing w:after="80"/>
-        <w:rPr>
-          <w:rFonts w:asciiTheme="majorHAnsi" w:hAnsiTheme="majorHAnsi" w:cstheme="majorHAnsi"/>
-          <w:b/>
-          <w:bCs/>
-          <w:color w:val="000000"/>
-          <w:sz w:val="20"/>
-          <w:szCs w:val="20"/>
-          <w:u w:color="000000"/>
-        </w:rPr>
-      </w:pPr>
-    </w:p>
-    <w:p>
-      <w:pPr>
-        <w:autoSpaceDE w:val="0"/>
-        <w:autoSpaceDN w:val="0"/>
-        <w:adjustRightInd w:val="0"/>
-        <w:spacing w:after="80"/>
-        <w:rPr>
-          <w:rFonts w:asciiTheme="majorHAnsi" w:hAnsiTheme="majorHAnsi" w:cstheme="majorHAnsi"/>
-          <w:b/>
-          <w:bCs/>
-          <w:color w:val="000000"/>
-          <w:sz w:val="20"/>
-          <w:szCs w:val="20"/>
-          <w:u w:color="000000"/>
-        </w:rPr>
-      </w:pPr>
-      <w:r>
-        <w:rPr>
-          <w:rFonts w:asciiTheme="majorHAnsi" w:hAnsiTheme="majorHAnsi" w:cstheme="majorHAnsi"/>
-          <w:b/>
-          <w:bCs/>
-          <w:color w:val="000000"/>
-          <w:sz w:val="20"/>
-          <w:szCs w:val="20"/>
-          <w:u w:color="000000"/>
-        </w:rPr>
-        <w:t>CONFERENCE/SESSION ORGANIZER</w:t>
-      </w:r>
-    </w:p>
-    <w:p>
-      <w:pPr>
-        <w:autoSpaceDE w:val="0"/>
-        <w:autoSpaceDN w:val="0"/>
-        <w:adjustRightInd w:val="0"/>
-        <w:spacing w:after="80"/>
-        <w:rPr>
-          <w:rFonts w:asciiTheme="majorHAnsi" w:hAnsiTheme="majorHAnsi" w:cstheme="majorHAnsi"/>
-          <w:color w:val="000000"/>
-          <w:sz w:val="20"/>
-          <w:szCs w:val="20"/>
-          <w:u w:color="000000"/>
-        </w:rPr>
-      </w:pPr>
-      <w:r>
-        <w:rPr>
-          <w:rFonts w:asciiTheme="majorHAnsi" w:hAnsiTheme="majorHAnsi" w:cstheme="majorHAnsi"/>
-          <w:color w:val="000000"/>
-          <w:sz w:val="20"/>
-          <w:szCs w:val="20"/>
-          <w:u w:color="000000"/>
-        </w:rPr>
-        <w:t xml:space="preserve">Early Career Women in Finance Conference at the WFA (2018) </w:t>
-      </w:r>
-    </w:p>
-    <w:p>
-      <w:pPr>
-        <w:autoSpaceDE w:val="0"/>
-        <w:autoSpaceDN w:val="0"/>
-        <w:adjustRightInd w:val="0"/>
-        <w:spacing w:after="80"/>
-        <w:rPr>
-          <w:rFonts w:asciiTheme="majorHAnsi" w:hAnsiTheme="majorHAnsi" w:cstheme="majorHAnsi"/>
-          <w:color w:val="000000"/>
-          <w:sz w:val="20"/>
-          <w:szCs w:val="20"/>
-          <w:u w:color="000000"/>
-        </w:rPr>
-      </w:pPr>
-      <w:r>
-        <w:rPr>
-          <w:rFonts w:asciiTheme="majorHAnsi" w:hAnsiTheme="majorHAnsi" w:cstheme="majorHAnsi"/>
-          <w:color w:val="000000"/>
-          <w:sz w:val="20"/>
-          <w:szCs w:val="20"/>
-          <w:u w:color="000000"/>
-        </w:rPr>
-        <w:t xml:space="preserve">European Finance Association (2020) </w:t>
-      </w:r>
-    </w:p>
-    <w:p>
-      <w:pPr>
-        <w:autoSpaceDE w:val="0"/>
-        <w:autoSpaceDN w:val="0"/>
-        <w:adjustRightInd w:val="0"/>
-        <w:spacing w:after="80"/>
-        <w:rPr>
-          <w:rFonts w:asciiTheme="majorHAnsi" w:hAnsiTheme="majorHAnsi" w:cstheme="majorHAnsi"/>
-          <w:color w:val="000000"/>
-          <w:sz w:val="20"/>
-          <w:szCs w:val="20"/>
-          <w:u w:color="000000"/>
-        </w:rPr>
-      </w:pPr>
-      <w:r>
-        <w:rPr>
-          <w:rFonts w:asciiTheme="majorHAnsi" w:hAnsiTheme="majorHAnsi" w:cstheme="majorHAnsi"/>
-          <w:color w:val="000000"/>
-          <w:sz w:val="20"/>
-          <w:szCs w:val="20"/>
-          <w:u w:color="000000"/>
-        </w:rPr>
-        <w:t>IFEA Annual Conference (2024-present)</w:t>
-      </w:r>
-    </w:p>
-    <w:p>
-      <w:pPr>
-        <w:autoSpaceDE w:val="0"/>
-        <w:autoSpaceDN w:val="0"/>
-        <w:adjustRightInd w:val="0"/>
-        <w:spacing w:after="80"/>
-        <w:rPr>
-          <w:rFonts w:asciiTheme="majorHAnsi" w:hAnsiTheme="majorHAnsi" w:cstheme="majorHAnsi"/>
-          <w:color w:val="000000"/>
-          <w:sz w:val="20"/>
-          <w:szCs w:val="20"/>
-          <w:u w:color="000000"/>
-        </w:rPr>
-      </w:pPr>
-      <w:r>
-        <w:rPr>
-          <w:rFonts w:asciiTheme="majorHAnsi" w:hAnsiTheme="majorHAnsi" w:cstheme="majorHAnsi"/>
-          <w:color w:val="000000"/>
-          <w:sz w:val="20"/>
-          <w:szCs w:val="20"/>
-          <w:u w:color="000000"/>
-        </w:rPr>
-        <w:t xml:space="preserve">Olin Corporate Finance Conference (2013–2016) </w:t>
-      </w:r>
-    </w:p>
-    <w:p>
-      <w:pPr>
-        <w:autoSpaceDE w:val="0"/>
-        <w:autoSpaceDN w:val="0"/>
-        <w:adjustRightInd w:val="0"/>
-        <w:spacing w:after="80"/>
-        <w:rPr>
-          <w:rFonts w:asciiTheme="majorHAnsi" w:hAnsiTheme="majorHAnsi" w:cstheme="majorHAnsi"/>
-          <w:color w:val="000000"/>
-          <w:sz w:val="20"/>
-          <w:szCs w:val="20"/>
-          <w:u w:color="000000"/>
-        </w:rPr>
-      </w:pPr>
-      <w:r>
-        <w:rPr>
-          <w:rFonts w:asciiTheme="majorHAnsi" w:hAnsiTheme="majorHAnsi" w:cstheme="majorHAnsi"/>
-          <w:color w:val="000000"/>
-          <w:sz w:val="20"/>
-          <w:szCs w:val="20"/>
-          <w:u w:color="000000"/>
-        </w:rPr>
-        <w:t xml:space="preserve">New Topics in Banking Conference (co-organized with Tano Santos at Columbia University) (2019) </w:t>
-      </w:r>
-    </w:p>
-    <w:p>
-      <w:pPr>
-        <w:autoSpaceDE w:val="0"/>
-        <w:autoSpaceDN w:val="0"/>
-        <w:adjustRightInd w:val="0"/>
-        <w:spacing w:after="80"/>
-        <w:rPr>
-          <w:rFonts w:asciiTheme="majorHAnsi" w:hAnsiTheme="majorHAnsi" w:cstheme="majorHAnsi"/>
-          <w:color w:val="000000"/>
-          <w:sz w:val="20"/>
-          <w:szCs w:val="20"/>
-          <w:u w:color="000000"/>
-        </w:rPr>
-      </w:pPr>
-      <w:r>
-        <w:rPr>
-          <w:rFonts w:asciiTheme="majorHAnsi" w:hAnsiTheme="majorHAnsi" w:cstheme="majorHAnsi"/>
-          <w:color w:val="000000"/>
-          <w:sz w:val="20"/>
-          <w:szCs w:val="20"/>
-          <w:u w:color="000000"/>
-        </w:rPr>
-        <w:t xml:space="preserve">Theory session at CEPR Gerzensee (2019) </w:t>
-      </w:r>
-    </w:p>
-    <w:p>
-      <w:pPr>
-        <w:autoSpaceDE w:val="0"/>
-        <w:autoSpaceDN w:val="0"/>
-        <w:adjustRightInd w:val="0"/>
-        <w:spacing w:after="80"/>
-        <w:rPr>
-          <w:rFonts w:asciiTheme="majorHAnsi" w:hAnsiTheme="majorHAnsi" w:cstheme="majorHAnsi"/>
-          <w:color w:val="000000"/>
-          <w:sz w:val="20"/>
-          <w:szCs w:val="20"/>
-          <w:u w:color="000000"/>
-        </w:rPr>
-      </w:pPr>
-      <w:r>
-        <w:rPr>
-          <w:rFonts w:asciiTheme="majorHAnsi" w:hAnsiTheme="majorHAnsi" w:cstheme="majorHAnsi"/>
-          <w:color w:val="000000"/>
-          <w:sz w:val="20"/>
-          <w:szCs w:val="20"/>
-          <w:u w:color="000000"/>
-        </w:rPr>
-        <w:t xml:space="preserve">Session at the Society for Economic Dynamics (SED) (2018 and 2019) </w:t>
-      </w:r>
-    </w:p>
-    <w:p>
-      <w:pPr>
-        <w:autoSpaceDE w:val="0"/>
-        <w:autoSpaceDN w:val="0"/>
-        <w:adjustRightInd w:val="0"/>
-        <w:spacing w:after="80"/>
-        <w:rPr>
-          <w:rFonts w:asciiTheme="majorHAnsi" w:hAnsiTheme="majorHAnsi" w:cstheme="majorHAnsi"/>
-          <w:color w:val="000000"/>
-          <w:sz w:val="20"/>
-          <w:szCs w:val="20"/>
-          <w:u w:color="000000"/>
-        </w:rPr>
-      </w:pPr>
-      <w:r>
-        <w:rPr>
-          <w:rFonts w:asciiTheme="majorHAnsi" w:hAnsiTheme="majorHAnsi" w:cstheme="majorHAnsi"/>
-          <w:color w:val="000000"/>
-          <w:sz w:val="20"/>
-          <w:szCs w:val="20"/>
-          <w:u w:color="000000"/>
-        </w:rPr>
-        <w:t>Secured Debt (co-organized with Martin Oehmke and Enrico Perotti at the LSE) (202</w:t>
-      </w:r>
-      <w:r>
-        <w:rPr>
-          <w:rFonts w:asciiTheme="majorHAnsi" w:hAnsiTheme="majorHAnsi" w:cstheme="majorHAnsi"/>
-          <w:color w:val="000000"/>
-          <w:sz w:val="20"/>
-          <w:szCs w:val="20"/>
-          <w:u w:color="000000"/>
-        </w:rPr>
-        <w:t>2</w:t>
+        <w:t>Utah Winter Finance Conference (2021-present)</w:t>
+      </w:r>
+    </w:p>
+    <w:p>
+      <w:pPr>
+        <w:autoSpaceDE w:val="0"/>
+        <w:autoSpaceDN w:val="0"/>
+        <w:adjustRightInd w:val="0"/>
+        <w:spacing w:after="80"/>
+        <w:rPr>
+          <w:rFonts w:asciiTheme="majorHAnsi" w:hAnsiTheme="majorHAnsi" w:cstheme="majorHAnsi"/>
+          <w:color w:val="000000"/>
+          <w:sz w:val="20"/>
+          <w:szCs w:val="20"/>
+          <w:u w:color="000000"/>
+        </w:rPr>
+      </w:pPr>
+      <w:r>
+        <w:rPr>
+          <w:rFonts w:asciiTheme="majorHAnsi" w:hAnsiTheme="majorHAnsi" w:cstheme="majorHAnsi"/>
+          <w:color w:val="000000"/>
+          <w:sz w:val="20"/>
+          <w:szCs w:val="20"/>
+          <w:u w:color="000000"/>
+        </w:rPr>
+        <w:t>Western Finance Association (WFA) (2020</w:t>
+      </w:r>
+      <w:r>
+        <w:rPr>
+          <w:rFonts w:asciiTheme="majorHAnsi" w:hAnsiTheme="majorHAnsi" w:cstheme="majorHAnsi"/>
+          <w:color w:val="000000"/>
+          <w:sz w:val="20"/>
+          <w:szCs w:val="20"/>
+          <w:u w:color="000000"/>
+        </w:rPr>
+        <w:t>-present</w:t>
       </w:r>
       <w:r>
         <w:rPr>
@@ -11642,418 +13526,920 @@
         <w:spacing w:after="80"/>
         <w:rPr>
           <w:rFonts w:asciiTheme="majorHAnsi" w:hAnsiTheme="majorHAnsi" w:cstheme="majorHAnsi"/>
-          <w:b/>
-          <w:bCs/>
-          <w:color w:val="000000"/>
-          <w:sz w:val="20"/>
-          <w:szCs w:val="20"/>
-          <w:u w:color="000000"/>
-        </w:rPr>
-      </w:pPr>
-    </w:p>
-    <w:p>
-      <w:pPr>
-        <w:autoSpaceDE w:val="0"/>
-        <w:autoSpaceDN w:val="0"/>
-        <w:adjustRightInd w:val="0"/>
-        <w:spacing w:after="80"/>
-        <w:rPr>
-          <w:rFonts w:asciiTheme="majorHAnsi" w:hAnsiTheme="majorHAnsi" w:cstheme="majorHAnsi"/>
-          <w:b/>
-          <w:bCs/>
-          <w:color w:val="000000"/>
-          <w:sz w:val="20"/>
-          <w:szCs w:val="20"/>
-          <w:u w:color="000000"/>
-        </w:rPr>
-      </w:pPr>
-      <w:r>
-        <w:rPr>
-          <w:rFonts w:asciiTheme="majorHAnsi" w:hAnsiTheme="majorHAnsi" w:cstheme="majorHAnsi"/>
-          <w:b/>
-          <w:bCs/>
-          <w:color w:val="000000"/>
-          <w:sz w:val="20"/>
-          <w:szCs w:val="20"/>
-          <w:u w:color="000000"/>
-        </w:rPr>
-        <w:t>PROGRAM COMMITTEE MEMBER</w:t>
-      </w:r>
-    </w:p>
-    <w:p>
-      <w:pPr>
-        <w:autoSpaceDE w:val="0"/>
-        <w:autoSpaceDN w:val="0"/>
-        <w:adjustRightInd w:val="0"/>
-        <w:spacing w:after="80"/>
-        <w:rPr>
-          <w:rFonts w:asciiTheme="majorHAnsi" w:hAnsiTheme="majorHAnsi" w:cstheme="majorHAnsi"/>
-          <w:color w:val="000000"/>
-          <w:sz w:val="20"/>
-          <w:szCs w:val="20"/>
-          <w:u w:color="000000"/>
-        </w:rPr>
-      </w:pPr>
-      <w:r>
-        <w:rPr>
-          <w:rFonts w:asciiTheme="majorHAnsi" w:hAnsiTheme="majorHAnsi" w:cstheme="majorHAnsi"/>
-          <w:color w:val="000000"/>
-          <w:sz w:val="20"/>
-          <w:szCs w:val="20"/>
-          <w:u w:color="000000"/>
-        </w:rPr>
-        <w:t xml:space="preserve">BIS-CEPR-SCG-SFI - Conference on Financial Intermediation </w:t>
-      </w:r>
-      <w:r>
-        <w:rPr>
-          <w:rFonts w:asciiTheme="majorHAnsi" w:hAnsiTheme="majorHAnsi" w:cstheme="majorHAnsi"/>
-          <w:color w:val="000000"/>
-          <w:sz w:val="20"/>
-          <w:szCs w:val="20"/>
-          <w:u w:color="000000"/>
-        </w:rPr>
-        <w:t>(</w:t>
-      </w:r>
-      <w:r>
-        <w:rPr>
-          <w:rFonts w:asciiTheme="majorHAnsi" w:hAnsiTheme="majorHAnsi" w:cstheme="majorHAnsi"/>
-          <w:color w:val="000000"/>
-          <w:sz w:val="20"/>
-          <w:szCs w:val="20"/>
-          <w:u w:color="000000"/>
-        </w:rPr>
-        <w:t>2024</w:t>
-      </w:r>
-      <w:r>
-        <w:rPr>
-          <w:rFonts w:asciiTheme="majorHAnsi" w:hAnsiTheme="majorHAnsi" w:cstheme="majorHAnsi"/>
-          <w:color w:val="000000"/>
-          <w:sz w:val="20"/>
-          <w:szCs w:val="20"/>
-          <w:u w:color="000000"/>
-        </w:rPr>
-        <w:t>-present)</w:t>
-      </w:r>
-    </w:p>
-    <w:p>
-      <w:pPr>
-        <w:autoSpaceDE w:val="0"/>
-        <w:autoSpaceDN w:val="0"/>
-        <w:adjustRightInd w:val="0"/>
-        <w:spacing w:after="80"/>
-        <w:rPr>
-          <w:rFonts w:asciiTheme="majorHAnsi" w:hAnsiTheme="majorHAnsi" w:cstheme="majorHAnsi"/>
-          <w:color w:val="000000"/>
-          <w:sz w:val="20"/>
-          <w:szCs w:val="20"/>
-          <w:u w:color="000000"/>
-        </w:rPr>
-      </w:pPr>
-      <w:r>
-        <w:rPr>
-          <w:rFonts w:asciiTheme="majorHAnsi" w:hAnsiTheme="majorHAnsi" w:cstheme="majorHAnsi"/>
-          <w:color w:val="000000"/>
-          <w:sz w:val="20"/>
-          <w:szCs w:val="20"/>
-          <w:u w:color="000000"/>
-        </w:rPr>
-        <w:t xml:space="preserve">Cambridge Corporate Finance Theory Symposium 2018–present </w:t>
-      </w:r>
-    </w:p>
-    <w:p>
-      <w:pPr>
-        <w:autoSpaceDE w:val="0"/>
-        <w:autoSpaceDN w:val="0"/>
-        <w:adjustRightInd w:val="0"/>
-        <w:spacing w:after="80"/>
-        <w:rPr>
-          <w:rFonts w:asciiTheme="majorHAnsi" w:hAnsiTheme="majorHAnsi" w:cstheme="majorHAnsi"/>
-          <w:color w:val="000000"/>
-          <w:sz w:val="20"/>
-          <w:szCs w:val="20"/>
-          <w:u w:color="000000"/>
-        </w:rPr>
-      </w:pPr>
-      <w:r>
-        <w:rPr>
-          <w:rFonts w:asciiTheme="majorHAnsi" w:hAnsiTheme="majorHAnsi" w:cstheme="majorHAnsi"/>
-          <w:color w:val="000000"/>
-          <w:sz w:val="20"/>
-          <w:szCs w:val="20"/>
-          <w:u w:color="000000"/>
-        </w:rPr>
-        <w:t>CLS-LawFin Worskhop</w:t>
-      </w:r>
-      <w:r>
-        <w:rPr>
-          <w:rFonts w:asciiTheme="majorHAnsi" w:hAnsiTheme="majorHAnsi" w:cstheme="majorHAnsi"/>
-          <w:color w:val="000000"/>
-          <w:sz w:val="20"/>
-          <w:szCs w:val="20"/>
-          <w:u w:color="000000"/>
-        </w:rPr>
-        <w:t xml:space="preserve"> 2024</w:t>
-      </w:r>
-    </w:p>
-    <w:p>
-      <w:pPr>
-        <w:autoSpaceDE w:val="0"/>
-        <w:autoSpaceDN w:val="0"/>
-        <w:adjustRightInd w:val="0"/>
-        <w:spacing w:after="80"/>
-        <w:rPr>
-          <w:rFonts w:asciiTheme="majorHAnsi" w:hAnsiTheme="majorHAnsi" w:cstheme="majorHAnsi"/>
-          <w:color w:val="000000"/>
-          <w:sz w:val="20"/>
-          <w:szCs w:val="20"/>
-          <w:u w:color="000000"/>
-        </w:rPr>
-      </w:pPr>
-      <w:r>
-        <w:rPr>
-          <w:rFonts w:asciiTheme="majorHAnsi" w:hAnsiTheme="majorHAnsi" w:cstheme="majorHAnsi"/>
-          <w:color w:val="000000"/>
-          <w:sz w:val="20"/>
-          <w:szCs w:val="20"/>
-          <w:u w:color="000000"/>
-        </w:rPr>
-        <w:t xml:space="preserve">Colorado Finance Summit (2016–present) </w:t>
-      </w:r>
-    </w:p>
-    <w:p>
-      <w:pPr>
-        <w:autoSpaceDE w:val="0"/>
-        <w:autoSpaceDN w:val="0"/>
-        <w:adjustRightInd w:val="0"/>
-        <w:spacing w:after="80"/>
-        <w:rPr>
-          <w:rFonts w:asciiTheme="majorHAnsi" w:hAnsiTheme="majorHAnsi" w:cstheme="majorHAnsi"/>
-          <w:color w:val="000000"/>
-          <w:sz w:val="20"/>
-          <w:szCs w:val="20"/>
-          <w:u w:color="000000"/>
-        </w:rPr>
-      </w:pPr>
-      <w:r>
-        <w:rPr>
-          <w:rFonts w:asciiTheme="majorHAnsi" w:hAnsiTheme="majorHAnsi" w:cstheme="majorHAnsi"/>
-          <w:color w:val="000000"/>
-          <w:sz w:val="20"/>
-          <w:szCs w:val="20"/>
-          <w:u w:color="000000"/>
-        </w:rPr>
-        <w:t xml:space="preserve">Dolomites Winter Finance Conference (2019) </w:t>
-      </w:r>
-    </w:p>
-    <w:p>
-      <w:pPr>
-        <w:autoSpaceDE w:val="0"/>
-        <w:autoSpaceDN w:val="0"/>
-        <w:adjustRightInd w:val="0"/>
-        <w:spacing w:after="80"/>
-        <w:rPr>
-          <w:rFonts w:asciiTheme="majorHAnsi" w:hAnsiTheme="majorHAnsi" w:cstheme="majorHAnsi"/>
-          <w:color w:val="000000"/>
-          <w:sz w:val="20"/>
-          <w:szCs w:val="20"/>
-          <w:u w:color="000000"/>
-        </w:rPr>
-      </w:pPr>
-      <w:r>
-        <w:rPr>
-          <w:rFonts w:asciiTheme="majorHAnsi" w:hAnsiTheme="majorHAnsi" w:cstheme="majorHAnsi"/>
-          <w:color w:val="000000"/>
-          <w:sz w:val="20"/>
-          <w:szCs w:val="20"/>
-          <w:u w:color="000000"/>
-        </w:rPr>
-        <w:t xml:space="preserve">Early Career Women in Finance Conference at the WFA (2018) </w:t>
-      </w:r>
-    </w:p>
-    <w:p>
-      <w:pPr>
-        <w:autoSpaceDE w:val="0"/>
-        <w:autoSpaceDN w:val="0"/>
-        <w:adjustRightInd w:val="0"/>
-        <w:spacing w:after="80"/>
-        <w:rPr>
-          <w:rFonts w:asciiTheme="majorHAnsi" w:hAnsiTheme="majorHAnsi" w:cstheme="majorHAnsi"/>
-          <w:color w:val="000000"/>
-          <w:sz w:val="20"/>
-          <w:szCs w:val="20"/>
-          <w:u w:color="000000"/>
-        </w:rPr>
-      </w:pPr>
-      <w:r>
-        <w:rPr>
-          <w:rFonts w:asciiTheme="majorHAnsi" w:hAnsiTheme="majorHAnsi" w:cstheme="majorHAnsi"/>
-          <w:color w:val="000000"/>
-          <w:sz w:val="20"/>
-          <w:szCs w:val="20"/>
-          <w:u w:color="000000"/>
-        </w:rPr>
-        <w:t>ECGI conference on Corporations and COVID-19 (2021)</w:t>
-      </w:r>
-    </w:p>
-    <w:p>
-      <w:pPr>
-        <w:autoSpaceDE w:val="0"/>
-        <w:autoSpaceDN w:val="0"/>
-        <w:adjustRightInd w:val="0"/>
-        <w:spacing w:after="80"/>
-        <w:rPr>
-          <w:rFonts w:asciiTheme="majorHAnsi" w:hAnsiTheme="majorHAnsi" w:cstheme="majorHAnsi"/>
-          <w:color w:val="000000"/>
-          <w:sz w:val="20"/>
-          <w:szCs w:val="20"/>
-          <w:u w:color="000000"/>
-        </w:rPr>
-      </w:pPr>
-      <w:r>
-        <w:rPr>
-          <w:rFonts w:asciiTheme="majorHAnsi" w:hAnsiTheme="majorHAnsi" w:cstheme="majorHAnsi"/>
-          <w:color w:val="000000"/>
-          <w:sz w:val="20"/>
-          <w:szCs w:val="20"/>
-          <w:u w:color="000000"/>
-        </w:rPr>
-        <w:t xml:space="preserve">European Economic Association (EEA) (2019) </w:t>
-      </w:r>
-    </w:p>
-    <w:p>
-      <w:pPr>
-        <w:autoSpaceDE w:val="0"/>
-        <w:autoSpaceDN w:val="0"/>
-        <w:adjustRightInd w:val="0"/>
-        <w:spacing w:after="80"/>
-        <w:rPr>
-          <w:rFonts w:asciiTheme="majorHAnsi" w:hAnsiTheme="majorHAnsi" w:cstheme="majorHAnsi"/>
-          <w:color w:val="000000"/>
-          <w:sz w:val="20"/>
-          <w:szCs w:val="20"/>
-          <w:u w:color="000000"/>
-        </w:rPr>
-      </w:pPr>
-      <w:r>
-        <w:rPr>
-          <w:rFonts w:asciiTheme="majorHAnsi" w:hAnsiTheme="majorHAnsi" w:cstheme="majorHAnsi"/>
-          <w:color w:val="000000"/>
-          <w:sz w:val="20"/>
-          <w:szCs w:val="20"/>
-          <w:u w:color="000000"/>
-        </w:rPr>
-        <w:t xml:space="preserve">European Finance Association (EFA) (2015–present) </w:t>
-      </w:r>
-    </w:p>
-    <w:p>
-      <w:pPr>
-        <w:autoSpaceDE w:val="0"/>
-        <w:autoSpaceDN w:val="0"/>
-        <w:adjustRightInd w:val="0"/>
-        <w:spacing w:after="80"/>
-        <w:rPr>
-          <w:rFonts w:asciiTheme="majorHAnsi" w:hAnsiTheme="majorHAnsi" w:cstheme="majorHAnsi"/>
-          <w:color w:val="000000"/>
-          <w:sz w:val="20"/>
-          <w:szCs w:val="20"/>
-          <w:u w:color="000000"/>
-        </w:rPr>
-      </w:pPr>
-      <w:r>
-        <w:rPr>
-          <w:rFonts w:asciiTheme="majorHAnsi" w:hAnsiTheme="majorHAnsi" w:cstheme="majorHAnsi"/>
+          <w:color w:val="000000"/>
+          <w:sz w:val="20"/>
+          <w:szCs w:val="20"/>
+          <w:u w:color="000000"/>
+        </w:rPr>
+      </w:pPr>
+    </w:p>
+    <w:p>
+      <w:pPr>
+        <w:autoSpaceDE w:val="0"/>
+        <w:autoSpaceDN w:val="0"/>
+        <w:adjustRightInd w:val="0"/>
+        <w:spacing w:after="80"/>
+        <w:rPr>
+          <w:rFonts w:asciiTheme="majorHAnsi" w:hAnsiTheme="majorHAnsi" w:cstheme="majorHAnsi"/>
+          <w:b/>
+          <w:bCs/>
+          <w:color w:val="000000"/>
+          <w:sz w:val="20"/>
+          <w:szCs w:val="20"/>
+          <w:u w:color="000000"/>
+        </w:rPr>
+      </w:pPr>
+      <w:r>
+        <w:rPr>
+          <w:rFonts w:asciiTheme="majorHAnsi" w:hAnsiTheme="majorHAnsi" w:cstheme="majorHAnsi"/>
+          <w:b/>
+          <w:bCs/>
+          <w:color w:val="000000"/>
+          <w:sz w:val="20"/>
+          <w:szCs w:val="20"/>
+          <w:u w:color="000000"/>
+        </w:rPr>
+        <w:t>SESSION CHAIR</w:t>
+      </w:r>
+    </w:p>
+    <w:p>
+      <w:pPr>
+        <w:autoSpaceDE w:val="0"/>
+        <w:autoSpaceDN w:val="0"/>
+        <w:adjustRightInd w:val="0"/>
+        <w:spacing w:after="80"/>
+        <w:rPr>
+          <w:rFonts w:asciiTheme="majorHAnsi" w:hAnsiTheme="majorHAnsi" w:cstheme="majorHAnsi"/>
+          <w:color w:val="000000"/>
+          <w:sz w:val="20"/>
+          <w:szCs w:val="20"/>
+          <w:u w:color="000000"/>
+        </w:rPr>
+      </w:pPr>
+      <w:r>
+        <w:rPr>
+          <w:rFonts w:asciiTheme="majorHAnsi" w:hAnsiTheme="majorHAnsi" w:cstheme="majorHAnsi"/>
+          <w:color w:val="000000"/>
+          <w:sz w:val="20"/>
+          <w:szCs w:val="20"/>
+          <w:u w:color="000000"/>
+        </w:rPr>
+        <w:t>CICF (2022)</w:t>
+      </w:r>
+    </w:p>
+    <w:p>
+      <w:pPr>
+        <w:autoSpaceDE w:val="0"/>
+        <w:autoSpaceDN w:val="0"/>
+        <w:adjustRightInd w:val="0"/>
+        <w:spacing w:after="80"/>
+        <w:rPr>
+          <w:rFonts w:asciiTheme="majorHAnsi" w:hAnsiTheme="majorHAnsi" w:cstheme="majorHAnsi"/>
+          <w:color w:val="000000"/>
+          <w:sz w:val="20"/>
+          <w:szCs w:val="20"/>
+          <w:u w:color="000000"/>
+        </w:rPr>
+      </w:pPr>
+      <w:r>
+        <w:rPr>
+          <w:rFonts w:asciiTheme="majorHAnsi" w:hAnsiTheme="majorHAnsi" w:cstheme="majorHAnsi"/>
+          <w:color w:val="000000"/>
+          <w:sz w:val="20"/>
+          <w:szCs w:val="20"/>
+          <w:u w:color="000000"/>
+        </w:rPr>
+        <w:t>AEA (2022): session on “Sovereign Defaul</w:t>
+      </w:r>
+      <w:r>
+        <w:rPr>
+          <w:rFonts w:asciiTheme="majorHAnsi" w:hAnsiTheme="majorHAnsi" w:cstheme="majorHAnsi"/>
+          <w:color w:val="000000"/>
+          <w:sz w:val="20"/>
+          <w:szCs w:val="20"/>
+          <w:u w:color="000000"/>
+        </w:rPr>
+        <w:t>t</w:t>
+      </w:r>
+      <w:r>
+        <w:rPr>
+          <w:rFonts w:asciiTheme="majorHAnsi" w:hAnsiTheme="majorHAnsi" w:cstheme="majorHAnsi"/>
+          <w:color w:val="000000"/>
+          <w:sz w:val="20"/>
+          <w:szCs w:val="20"/>
+          <w:u w:color="000000"/>
+        </w:rPr>
+        <w:t>”</w:t>
+      </w:r>
+    </w:p>
+    <w:p>
+      <w:pPr>
+        <w:autoSpaceDE w:val="0"/>
+        <w:autoSpaceDN w:val="0"/>
+        <w:adjustRightInd w:val="0"/>
+        <w:spacing w:after="80"/>
+        <w:rPr>
+          <w:rFonts w:asciiTheme="majorHAnsi" w:hAnsiTheme="majorHAnsi" w:cstheme="majorHAnsi"/>
+          <w:color w:val="000000"/>
+          <w:sz w:val="20"/>
+          <w:szCs w:val="20"/>
+          <w:u w:color="000000"/>
+        </w:rPr>
+      </w:pPr>
+      <w:r>
+        <w:rPr>
+          <w:rFonts w:asciiTheme="majorHAnsi" w:hAnsiTheme="majorHAnsi" w:cstheme="majorHAnsi"/>
+          <w:color w:val="000000"/>
+          <w:sz w:val="20"/>
+          <w:szCs w:val="20"/>
+          <w:u w:color="000000"/>
+        </w:rPr>
+        <w:t>A</w:t>
+      </w:r>
+      <w:r>
+        <w:rPr>
+          <w:rFonts w:asciiTheme="majorHAnsi" w:hAnsiTheme="majorHAnsi" w:cstheme="majorHAnsi"/>
+          <w:color w:val="000000"/>
+          <w:sz w:val="20"/>
+          <w:szCs w:val="20"/>
+          <w:u w:color="000000"/>
+        </w:rPr>
+        <w:t>F</w:t>
+      </w:r>
+      <w:r>
+        <w:rPr>
+          <w:rFonts w:asciiTheme="majorHAnsi" w:hAnsiTheme="majorHAnsi" w:cstheme="majorHAnsi"/>
+          <w:color w:val="000000"/>
+          <w:sz w:val="20"/>
+          <w:szCs w:val="20"/>
+          <w:u w:color="000000"/>
+        </w:rPr>
+        <w:t>A (202</w:t>
+      </w:r>
+      <w:r>
+        <w:rPr>
+          <w:rFonts w:asciiTheme="majorHAnsi" w:hAnsiTheme="majorHAnsi" w:cstheme="majorHAnsi"/>
+          <w:color w:val="000000"/>
+          <w:sz w:val="20"/>
+          <w:szCs w:val="20"/>
+          <w:u w:color="000000"/>
+        </w:rPr>
+        <w:t>1</w:t>
+      </w:r>
+      <w:r>
+        <w:rPr>
+          <w:rFonts w:asciiTheme="majorHAnsi" w:hAnsiTheme="majorHAnsi" w:cstheme="majorHAnsi"/>
+          <w:color w:val="000000"/>
+          <w:sz w:val="20"/>
+          <w:szCs w:val="20"/>
+          <w:u w:color="000000"/>
+        </w:rPr>
+        <w:t>, 2024</w:t>
+      </w:r>
+      <w:r>
+        <w:rPr>
+          <w:rFonts w:asciiTheme="majorHAnsi" w:hAnsiTheme="majorHAnsi" w:cstheme="majorHAnsi"/>
+          <w:color w:val="000000"/>
+          <w:sz w:val="20"/>
+          <w:szCs w:val="20"/>
+          <w:u w:color="000000"/>
+        </w:rPr>
+        <w:t>)</w:t>
+      </w:r>
+    </w:p>
+    <w:p>
+      <w:pPr>
+        <w:autoSpaceDE w:val="0"/>
+        <w:autoSpaceDN w:val="0"/>
+        <w:adjustRightInd w:val="0"/>
+        <w:spacing w:after="80"/>
+        <w:rPr>
+          <w:rFonts w:asciiTheme="majorHAnsi" w:hAnsiTheme="majorHAnsi" w:cstheme="majorHAnsi"/>
+          <w:color w:val="000000"/>
+          <w:sz w:val="20"/>
+          <w:szCs w:val="20"/>
+          <w:u w:color="000000"/>
+        </w:rPr>
+      </w:pPr>
+      <w:r>
+        <w:rPr>
+          <w:rFonts w:asciiTheme="majorHAnsi" w:hAnsiTheme="majorHAnsi" w:cstheme="majorHAnsi"/>
+          <w:color w:val="000000"/>
+          <w:sz w:val="20"/>
+          <w:szCs w:val="20"/>
+          <w:u w:color="000000"/>
+        </w:rPr>
+        <w:t xml:space="preserve">Banca d’Italia </w:t>
+      </w:r>
+      <w:r>
+        <w:rPr>
+          <w:rFonts w:asciiTheme="majorHAnsi" w:hAnsiTheme="majorHAnsi" w:cstheme="majorHAnsi"/>
+          <w:color w:val="000000"/>
+          <w:sz w:val="20"/>
+          <w:szCs w:val="20"/>
+          <w:u w:color="000000"/>
+        </w:rPr>
+        <w:t>Workshop on effects of COVID-19 on Firms</w:t>
+      </w:r>
+      <w:r>
+        <w:rPr>
+          <w:rFonts w:asciiTheme="majorHAnsi" w:hAnsiTheme="majorHAnsi" w:cstheme="majorHAnsi"/>
+          <w:color w:val="000000"/>
+          <w:sz w:val="20"/>
+          <w:szCs w:val="20"/>
+          <w:u w:color="000000"/>
+        </w:rPr>
+        <w:t xml:space="preserve"> (2021)</w:t>
+      </w:r>
+    </w:p>
+    <w:p>
+      <w:pPr>
+        <w:autoSpaceDE w:val="0"/>
+        <w:autoSpaceDN w:val="0"/>
+        <w:adjustRightInd w:val="0"/>
+        <w:spacing w:after="80"/>
+        <w:rPr>
+          <w:rFonts w:asciiTheme="majorHAnsi" w:hAnsiTheme="majorHAnsi" w:cstheme="majorHAnsi"/>
+          <w:color w:val="000000"/>
+          <w:sz w:val="20"/>
+          <w:szCs w:val="20"/>
+          <w:u w:color="000000"/>
+        </w:rPr>
+      </w:pPr>
+      <w:r>
+        <w:rPr>
+          <w:rFonts w:asciiTheme="majorHAnsi" w:hAnsiTheme="majorHAnsi" w:cstheme="majorHAnsi"/>
+          <w:color w:val="000000"/>
+          <w:sz w:val="20"/>
+          <w:szCs w:val="20"/>
+          <w:u w:color="000000"/>
+        </w:rPr>
+        <w:t>EFA (2021)</w:t>
+      </w:r>
+    </w:p>
+    <w:p>
+      <w:pPr>
+        <w:autoSpaceDE w:val="0"/>
+        <w:autoSpaceDN w:val="0"/>
+        <w:adjustRightInd w:val="0"/>
+        <w:spacing w:after="80"/>
+        <w:rPr>
+          <w:rFonts w:asciiTheme="majorHAnsi" w:hAnsiTheme="majorHAnsi" w:cstheme="majorHAnsi"/>
+          <w:color w:val="000000"/>
+          <w:sz w:val="20"/>
+          <w:szCs w:val="20"/>
+          <w:u w:color="000000"/>
+        </w:rPr>
+      </w:pPr>
+      <w:r>
+        <w:rPr>
+          <w:rFonts w:asciiTheme="majorHAnsi" w:hAnsiTheme="majorHAnsi" w:cstheme="majorHAnsi"/>
+          <w:color w:val="000000"/>
+          <w:sz w:val="20"/>
+          <w:szCs w:val="20"/>
+          <w:u w:color="000000"/>
+        </w:rPr>
+        <w:t xml:space="preserve">Financial Intermediation Research Society (FIRS) (2019) </w:t>
+      </w:r>
+    </w:p>
+    <w:p>
+      <w:pPr>
+        <w:autoSpaceDE w:val="0"/>
+        <w:autoSpaceDN w:val="0"/>
+        <w:adjustRightInd w:val="0"/>
+        <w:spacing w:after="80"/>
+        <w:rPr>
+          <w:rFonts w:asciiTheme="majorHAnsi" w:hAnsiTheme="majorHAnsi" w:cstheme="majorHAnsi"/>
+          <w:color w:val="000000"/>
+          <w:sz w:val="20"/>
+          <w:szCs w:val="20"/>
+          <w:u w:color="000000"/>
+        </w:rPr>
+      </w:pPr>
+      <w:r>
+        <w:rPr>
+          <w:rFonts w:asciiTheme="majorHAnsi" w:hAnsiTheme="majorHAnsi" w:cstheme="majorHAnsi"/>
+          <w:color w:val="000000"/>
+          <w:sz w:val="20"/>
+          <w:szCs w:val="20"/>
+          <w:u w:color="000000"/>
+        </w:rPr>
+        <w:t xml:space="preserve">Society for Economic Dynamics (SED) (2018 and 2019) </w:t>
+      </w:r>
+    </w:p>
+    <w:p>
+      <w:pPr>
+        <w:autoSpaceDE w:val="0"/>
+        <w:autoSpaceDN w:val="0"/>
+        <w:adjustRightInd w:val="0"/>
+        <w:spacing w:after="80"/>
+        <w:rPr>
+          <w:rFonts w:asciiTheme="majorHAnsi" w:hAnsiTheme="majorHAnsi" w:cstheme="majorHAnsi"/>
+          <w:color w:val="000000"/>
+          <w:sz w:val="20"/>
+          <w:szCs w:val="20"/>
+          <w:u w:color="000000"/>
+        </w:rPr>
+      </w:pPr>
+      <w:r>
+        <w:rPr>
+          <w:rFonts w:asciiTheme="majorHAnsi" w:hAnsiTheme="majorHAnsi" w:cstheme="majorHAnsi"/>
+          <w:color w:val="000000"/>
+          <w:sz w:val="20"/>
+          <w:szCs w:val="20"/>
+          <w:u w:color="000000"/>
+        </w:rPr>
+        <w:t>SFS (2018</w:t>
+      </w:r>
+      <w:r>
+        <w:rPr>
+          <w:rFonts w:asciiTheme="majorHAnsi" w:hAnsiTheme="majorHAnsi" w:cstheme="majorHAnsi"/>
+          <w:color w:val="000000"/>
+          <w:sz w:val="20"/>
+          <w:szCs w:val="20"/>
+          <w:u w:color="000000"/>
+        </w:rPr>
+        <w:t>, 2024</w:t>
+      </w:r>
+      <w:r>
+        <w:rPr>
+          <w:rFonts w:asciiTheme="majorHAnsi" w:hAnsiTheme="majorHAnsi" w:cstheme="majorHAnsi"/>
+          <w:color w:val="000000"/>
+          <w:sz w:val="20"/>
+          <w:szCs w:val="20"/>
+          <w:u w:color="000000"/>
+        </w:rPr>
+        <w:t xml:space="preserve">) </w:t>
+      </w:r>
+    </w:p>
+    <w:p>
+      <w:pPr>
+        <w:autoSpaceDE w:val="0"/>
+        <w:autoSpaceDN w:val="0"/>
+        <w:adjustRightInd w:val="0"/>
+        <w:spacing w:after="80"/>
+        <w:rPr>
+          <w:rFonts w:asciiTheme="majorHAnsi" w:hAnsiTheme="majorHAnsi" w:cstheme="majorHAnsi"/>
+          <w:color w:val="000000"/>
+          <w:sz w:val="20"/>
+          <w:szCs w:val="20"/>
+          <w:u w:color="000000"/>
+        </w:rPr>
+      </w:pPr>
+      <w:r>
+        <w:rPr>
+          <w:rFonts w:asciiTheme="majorHAnsi" w:hAnsiTheme="majorHAnsi" w:cstheme="majorHAnsi"/>
+          <w:color w:val="000000"/>
+          <w:sz w:val="20"/>
+          <w:szCs w:val="20"/>
+          <w:u w:color="000000"/>
+        </w:rPr>
+        <w:t xml:space="preserve">UBC Summer Finance Conference (2019) </w:t>
+      </w:r>
+    </w:p>
+    <w:p>
+      <w:pPr>
+        <w:autoSpaceDE w:val="0"/>
+        <w:autoSpaceDN w:val="0"/>
+        <w:adjustRightInd w:val="0"/>
+        <w:spacing w:after="80"/>
+        <w:rPr>
+          <w:rFonts w:asciiTheme="majorHAnsi" w:hAnsiTheme="majorHAnsi" w:cstheme="majorHAnsi"/>
+          <w:color w:val="000000"/>
+          <w:sz w:val="20"/>
+          <w:szCs w:val="20"/>
+          <w:u w:color="000000"/>
+        </w:rPr>
+      </w:pPr>
+      <w:r>
+        <w:rPr>
+          <w:rFonts w:asciiTheme="majorHAnsi" w:hAnsiTheme="majorHAnsi" w:cstheme="majorHAnsi"/>
+          <w:color w:val="000000"/>
+          <w:sz w:val="20"/>
+          <w:szCs w:val="20"/>
+          <w:u w:color="000000"/>
+        </w:rPr>
+        <w:t>WFA (2025)</w:t>
+      </w:r>
+    </w:p>
+    <w:p>
+      <w:pPr>
+        <w:autoSpaceDE w:val="0"/>
+        <w:autoSpaceDN w:val="0"/>
+        <w:adjustRightInd w:val="0"/>
+        <w:spacing w:after="80"/>
+        <w:rPr>
+          <w:rFonts w:asciiTheme="majorHAnsi" w:hAnsiTheme="majorHAnsi" w:cstheme="majorHAnsi"/>
+          <w:color w:val="000000"/>
+          <w:sz w:val="20"/>
+          <w:szCs w:val="20"/>
+          <w:u w:color="000000"/>
+        </w:rPr>
+      </w:pPr>
+    </w:p>
+    <w:p>
+      <w:pPr>
+        <w:autoSpaceDE w:val="0"/>
+        <w:autoSpaceDN w:val="0"/>
+        <w:adjustRightInd w:val="0"/>
+        <w:spacing w:after="80"/>
+        <w:rPr>
+          <w:rFonts w:asciiTheme="majorHAnsi" w:hAnsiTheme="majorHAnsi" w:cstheme="majorHAnsi"/>
+          <w:b/>
+          <w:bCs/>
+          <w:color w:val="000000"/>
+          <w:sz w:val="20"/>
+          <w:szCs w:val="20"/>
+          <w:u w:color="000000"/>
+        </w:rPr>
+      </w:pPr>
+      <w:r>
+        <w:rPr>
+          <w:rFonts w:asciiTheme="majorHAnsi" w:hAnsiTheme="majorHAnsi" w:cstheme="majorHAnsi"/>
+          <w:b/>
+          <w:bCs/>
+          <w:color w:val="000000"/>
+          <w:sz w:val="20"/>
+          <w:szCs w:val="20"/>
+          <w:u w:color="000000"/>
+        </w:rPr>
+        <w:t>TRACK CHAIR</w:t>
+      </w:r>
+    </w:p>
+    <w:p>
+      <w:pPr>
+        <w:autoSpaceDE w:val="0"/>
+        <w:autoSpaceDN w:val="0"/>
+        <w:adjustRightInd w:val="0"/>
+        <w:spacing w:after="80"/>
+        <w:rPr>
+          <w:rFonts w:asciiTheme="majorHAnsi" w:hAnsiTheme="majorHAnsi" w:cstheme="majorHAnsi"/>
+          <w:color w:val="000000"/>
+          <w:sz w:val="20"/>
+          <w:szCs w:val="20"/>
+          <w:u w:color="000000"/>
+        </w:rPr>
+      </w:pPr>
+      <w:r>
+        <w:rPr>
+          <w:rFonts w:asciiTheme="majorHAnsi" w:hAnsiTheme="majorHAnsi" w:cstheme="majorHAnsi"/>
+          <w:color w:val="000000"/>
+          <w:sz w:val="20"/>
+          <w:szCs w:val="20"/>
+          <w:u w:color="000000"/>
+        </w:rPr>
+        <w:t>EFA</w:t>
+      </w:r>
+      <w:r>
+        <w:rPr>
+          <w:rFonts w:asciiTheme="majorHAnsi" w:hAnsiTheme="majorHAnsi" w:cstheme="majorHAnsi"/>
+          <w:color w:val="000000"/>
+          <w:sz w:val="20"/>
+          <w:szCs w:val="20"/>
+          <w:u w:color="000000"/>
+        </w:rPr>
+        <w:t xml:space="preserve"> </w:t>
+      </w:r>
+      <w:r>
+        <w:rPr>
+          <w:rFonts w:asciiTheme="majorHAnsi" w:hAnsiTheme="majorHAnsi" w:cstheme="majorHAnsi"/>
+          <w:color w:val="000000"/>
+          <w:sz w:val="20"/>
+          <w:szCs w:val="20"/>
+          <w:u w:color="000000"/>
+        </w:rPr>
+        <w:t>(2020, 2024)</w:t>
+      </w:r>
+    </w:p>
+    <w:p>
+      <w:pPr>
+        <w:autoSpaceDE w:val="0"/>
+        <w:autoSpaceDN w:val="0"/>
+        <w:adjustRightInd w:val="0"/>
+        <w:spacing w:after="80"/>
+        <w:rPr>
+          <w:rFonts w:asciiTheme="majorHAnsi" w:hAnsiTheme="majorHAnsi" w:cstheme="majorHAnsi"/>
+          <w:color w:val="000000"/>
+          <w:sz w:val="20"/>
+          <w:szCs w:val="20"/>
+          <w:u w:color="000000"/>
+        </w:rPr>
+      </w:pPr>
+    </w:p>
+    <w:p>
+      <w:pPr>
+        <w:autoSpaceDE w:val="0"/>
+        <w:autoSpaceDN w:val="0"/>
+        <w:adjustRightInd w:val="0"/>
+        <w:spacing w:after="80"/>
+        <w:rPr>
+          <w:rFonts w:asciiTheme="majorHAnsi" w:hAnsiTheme="majorHAnsi" w:cstheme="majorHAnsi"/>
+          <w:b/>
+          <w:bCs/>
+          <w:color w:val="000000"/>
+          <w:sz w:val="20"/>
+          <w:szCs w:val="20"/>
+          <w:u w:color="000000"/>
+        </w:rPr>
+      </w:pPr>
+      <w:r>
+        <w:rPr>
+          <w:rFonts w:asciiTheme="majorHAnsi" w:hAnsiTheme="majorHAnsi" w:cstheme="majorHAnsi"/>
+          <w:b/>
+          <w:bCs/>
+          <w:color w:val="000000"/>
+          <w:sz w:val="20"/>
+          <w:szCs w:val="20"/>
+          <w:u w:color="000000"/>
+        </w:rPr>
+        <w:t>REVIEWER</w:t>
+      </w:r>
+    </w:p>
+    <w:p>
+      <w:pPr>
+        <w:autoSpaceDE w:val="0"/>
+        <w:autoSpaceDN w:val="0"/>
+        <w:adjustRightInd w:val="0"/>
+        <w:spacing w:after="80"/>
+        <w:rPr>
+          <w:rFonts w:asciiTheme="majorHAnsi" w:hAnsiTheme="majorHAnsi" w:cstheme="majorHAnsi"/>
+          <w:color w:val="000000"/>
+          <w:sz w:val="20"/>
+          <w:szCs w:val="20"/>
+          <w:u w:color="000000"/>
+        </w:rPr>
+      </w:pPr>
+      <w:r>
+        <w:rPr>
+          <w:rFonts w:asciiTheme="majorHAnsi" w:hAnsiTheme="majorHAnsi" w:cstheme="majorHAnsi"/>
+          <w:color w:val="000000"/>
+          <w:sz w:val="20"/>
+          <w:szCs w:val="20"/>
+          <w:u w:color="000000"/>
+        </w:rPr>
+        <w:t>European Research</w:t>
+      </w:r>
+      <w:r>
+        <w:rPr>
+          <w:rFonts w:asciiTheme="majorHAnsi" w:hAnsiTheme="majorHAnsi" w:cstheme="majorHAnsi"/>
+          <w:color w:val="000000"/>
+          <w:sz w:val="20"/>
+          <w:szCs w:val="20"/>
+          <w:u w:color="000000"/>
+        </w:rPr>
+        <w:t xml:space="preserve"> Grant</w:t>
+      </w:r>
+      <w:r>
+        <w:rPr>
+          <w:rFonts w:asciiTheme="majorHAnsi" w:hAnsiTheme="majorHAnsi" w:cstheme="majorHAnsi"/>
+          <w:color w:val="000000"/>
+          <w:sz w:val="20"/>
+          <w:szCs w:val="20"/>
+          <w:u w:color="000000"/>
+        </w:rPr>
+        <w:t xml:space="preserve"> Proposal</w:t>
+      </w:r>
+    </w:p>
+    <w:p>
+      <w:pPr>
+        <w:autoSpaceDE w:val="0"/>
+        <w:autoSpaceDN w:val="0"/>
+        <w:adjustRightInd w:val="0"/>
+        <w:spacing w:after="80"/>
+        <w:rPr>
+          <w:rFonts w:asciiTheme="majorHAnsi" w:hAnsiTheme="majorHAnsi" w:cstheme="majorHAnsi"/>
+          <w:color w:val="000000"/>
+          <w:sz w:val="20"/>
+          <w:szCs w:val="20"/>
+          <w:u w:color="000000"/>
+        </w:rPr>
+      </w:pPr>
+      <w:r>
+        <w:rPr>
+          <w:rFonts w:asciiTheme="majorHAnsi" w:hAnsiTheme="majorHAnsi" w:cstheme="majorHAnsi"/>
+          <w:color w:val="000000"/>
+          <w:sz w:val="20"/>
+          <w:szCs w:val="20"/>
+          <w:u w:color="000000"/>
+        </w:rPr>
+        <w:t>National Science Foundation Grant Proposal (Economics)</w:t>
+      </w:r>
+    </w:p>
+    <w:p>
+      <w:pPr>
+        <w:autoSpaceDE w:val="0"/>
+        <w:autoSpaceDN w:val="0"/>
+        <w:adjustRightInd w:val="0"/>
+        <w:spacing w:after="80"/>
+        <w:ind w:firstLine="720"/>
+        <w:rPr>
+          <w:rFonts w:asciiTheme="majorHAnsi" w:hAnsiTheme="majorHAnsi" w:cstheme="majorHAnsi"/>
+          <w:color w:val="000000"/>
+          <w:sz w:val="20"/>
+          <w:szCs w:val="20"/>
+          <w:u w:color="000000"/>
+        </w:rPr>
+      </w:pPr>
+    </w:p>
+    <w:p>
+      <w:pPr>
+        <w:autoSpaceDE w:val="0"/>
+        <w:autoSpaceDN w:val="0"/>
+        <w:adjustRightInd w:val="0"/>
+        <w:spacing w:after="80"/>
+        <w:rPr>
+          <w:rFonts w:asciiTheme="majorHAnsi" w:hAnsiTheme="majorHAnsi" w:cstheme="majorHAnsi"/>
+          <w:b/>
+          <w:bCs/>
+          <w:color w:val="000000"/>
+          <w:sz w:val="20"/>
+          <w:szCs w:val="20"/>
+          <w:u w:color="000000"/>
+        </w:rPr>
+      </w:pPr>
+      <w:r>
+        <w:rPr>
+          <w:rFonts w:asciiTheme="majorHAnsi" w:hAnsiTheme="majorHAnsi" w:cstheme="majorHAnsi"/>
+          <w:b/>
+          <w:bCs/>
           <w:color w:val="000000"/>
           <w:sz w:val="20"/>
           <w:szCs w:val="20"/>
           <w:u w:color="000000"/>
         </w:rPr>
         <w:lastRenderedPageBreak/>
-        <w:t xml:space="preserve">Finance Theory Group Imperial (2016) </w:t>
-      </w:r>
-    </w:p>
-    <w:p>
-      <w:pPr>
-        <w:autoSpaceDE w:val="0"/>
-        <w:autoSpaceDN w:val="0"/>
-        <w:adjustRightInd w:val="0"/>
-        <w:spacing w:after="80"/>
-        <w:rPr>
-          <w:rFonts w:asciiTheme="majorHAnsi" w:hAnsiTheme="majorHAnsi" w:cstheme="majorHAnsi"/>
-          <w:color w:val="000000"/>
-          <w:sz w:val="20"/>
-          <w:szCs w:val="20"/>
-          <w:u w:color="000000"/>
-        </w:rPr>
-      </w:pPr>
-      <w:r>
-        <w:rPr>
-          <w:rFonts w:asciiTheme="majorHAnsi" w:hAnsiTheme="majorHAnsi" w:cstheme="majorHAnsi"/>
-          <w:color w:val="000000"/>
-          <w:sz w:val="20"/>
-          <w:szCs w:val="20"/>
-          <w:u w:color="000000"/>
-        </w:rPr>
-        <w:t xml:space="preserve">Financial Intermediation Research Society (FIRS) (2018–present) </w:t>
-      </w:r>
-    </w:p>
-    <w:p>
-      <w:pPr>
-        <w:autoSpaceDE w:val="0"/>
-        <w:autoSpaceDN w:val="0"/>
-        <w:adjustRightInd w:val="0"/>
-        <w:spacing w:after="80"/>
-        <w:rPr>
-          <w:rFonts w:asciiTheme="majorHAnsi" w:hAnsiTheme="majorHAnsi" w:cstheme="majorHAnsi"/>
-          <w:color w:val="000000"/>
-          <w:sz w:val="20"/>
-          <w:szCs w:val="20"/>
-          <w:u w:color="000000"/>
-        </w:rPr>
-      </w:pPr>
-      <w:r>
-        <w:rPr>
-          <w:rFonts w:asciiTheme="majorHAnsi" w:hAnsiTheme="majorHAnsi" w:cstheme="majorHAnsi"/>
-          <w:color w:val="000000"/>
-          <w:sz w:val="20"/>
-          <w:szCs w:val="20"/>
-          <w:u w:color="000000"/>
-        </w:rPr>
-        <w:t xml:space="preserve">Financial Management Association (FMA) (2017 and 2018) </w:t>
-      </w:r>
-    </w:p>
-    <w:p>
-      <w:pPr>
-        <w:autoSpaceDE w:val="0"/>
-        <w:autoSpaceDN w:val="0"/>
-        <w:adjustRightInd w:val="0"/>
-        <w:spacing w:after="80"/>
-        <w:rPr>
-          <w:rFonts w:asciiTheme="majorHAnsi" w:hAnsiTheme="majorHAnsi" w:cstheme="majorHAnsi"/>
-          <w:color w:val="000000"/>
-          <w:sz w:val="20"/>
-          <w:szCs w:val="20"/>
-          <w:u w:color="000000"/>
-        </w:rPr>
-      </w:pPr>
-      <w:r>
-        <w:rPr>
-          <w:rFonts w:asciiTheme="majorHAnsi" w:hAnsiTheme="majorHAnsi" w:cstheme="majorHAnsi"/>
-          <w:color w:val="000000"/>
-          <w:sz w:val="20"/>
-          <w:szCs w:val="20"/>
-          <w:u w:color="000000"/>
-        </w:rPr>
-        <w:t>Financial Research Association (FRA) (2018–202</w:t>
-      </w:r>
-      <w:r>
-        <w:rPr>
-          <w:rFonts w:asciiTheme="majorHAnsi" w:hAnsiTheme="majorHAnsi" w:cstheme="majorHAnsi"/>
-          <w:color w:val="000000"/>
-          <w:sz w:val="20"/>
-          <w:szCs w:val="20"/>
-          <w:u w:color="000000"/>
-        </w:rPr>
-        <w:t>3</w:t>
+        <w:t>GRANTS</w:t>
+      </w:r>
+      <w:r>
+        <w:rPr>
+          <w:rFonts w:asciiTheme="majorHAnsi" w:hAnsiTheme="majorHAnsi" w:cstheme="majorHAnsi"/>
+          <w:b/>
+          <w:bCs/>
+          <w:color w:val="000000"/>
+          <w:sz w:val="20"/>
+          <w:szCs w:val="20"/>
+          <w:u w:color="000000"/>
+        </w:rPr>
+        <w:t>, HONORS, AND AWARDS</w:t>
+      </w:r>
+    </w:p>
+    <w:p>
+      <w:pPr>
+        <w:autoSpaceDE w:val="0"/>
+        <w:autoSpaceDN w:val="0"/>
+        <w:adjustRightInd w:val="0"/>
+        <w:spacing w:after="80"/>
+        <w:rPr>
+          <w:rFonts w:asciiTheme="majorHAnsi" w:hAnsiTheme="majorHAnsi" w:cstheme="majorHAnsi"/>
+          <w:color w:val="000000"/>
+          <w:sz w:val="20"/>
+          <w:szCs w:val="20"/>
+          <w:u w:color="000000"/>
+        </w:rPr>
+      </w:pPr>
+      <w:r>
+        <w:rPr>
+          <w:rFonts w:asciiTheme="majorHAnsi" w:hAnsiTheme="majorHAnsi" w:cstheme="majorHAnsi"/>
+          <w:color w:val="000000"/>
+          <w:sz w:val="20"/>
+          <w:szCs w:val="20"/>
+          <w:u w:color="000000"/>
+        </w:rPr>
+        <w:t>Chazen Research Grant, 2020 ($10,000)</w:t>
+      </w:r>
+    </w:p>
+    <w:p>
+      <w:pPr>
+        <w:autoSpaceDE w:val="0"/>
+        <w:autoSpaceDN w:val="0"/>
+        <w:adjustRightInd w:val="0"/>
+        <w:spacing w:after="80"/>
+        <w:rPr>
+          <w:rFonts w:asciiTheme="majorHAnsi" w:hAnsiTheme="majorHAnsi" w:cstheme="majorHAnsi"/>
+          <w:color w:val="000000"/>
+          <w:sz w:val="20"/>
+          <w:szCs w:val="20"/>
+          <w:u w:color="000000"/>
+        </w:rPr>
+      </w:pPr>
+      <w:r>
+        <w:rPr>
+          <w:rFonts w:asciiTheme="majorHAnsi" w:hAnsiTheme="majorHAnsi" w:cstheme="majorHAnsi"/>
+          <w:color w:val="000000"/>
+          <w:sz w:val="20"/>
+          <w:szCs w:val="20"/>
+          <w:u w:color="000000"/>
+        </w:rPr>
+        <w:t>Richman Center Grant, 2020 ($15,000)</w:t>
+      </w:r>
+    </w:p>
+    <w:p>
+      <w:pPr>
+        <w:autoSpaceDE w:val="0"/>
+        <w:autoSpaceDN w:val="0"/>
+        <w:adjustRightInd w:val="0"/>
+        <w:spacing w:after="80"/>
+        <w:rPr>
+          <w:rFonts w:asciiTheme="majorHAnsi" w:hAnsiTheme="majorHAnsi" w:cstheme="majorHAnsi"/>
+          <w:color w:val="000000"/>
+          <w:sz w:val="20"/>
+          <w:szCs w:val="20"/>
+          <w:u w:color="000000"/>
+        </w:rPr>
+      </w:pPr>
+      <w:r>
+        <w:rPr>
+          <w:rFonts w:asciiTheme="majorHAnsi" w:hAnsiTheme="majorHAnsi" w:cstheme="majorHAnsi"/>
+          <w:color w:val="000000"/>
+          <w:sz w:val="20"/>
+          <w:szCs w:val="20"/>
+          <w:u w:color="000000"/>
+        </w:rPr>
+        <w:t>Best Paper Award the ASU Sonoran Winter Finance Conference, 2018</w:t>
+      </w:r>
+    </w:p>
+    <w:p>
+      <w:pPr>
+        <w:autoSpaceDE w:val="0"/>
+        <w:autoSpaceDN w:val="0"/>
+        <w:adjustRightInd w:val="0"/>
+        <w:spacing w:after="80"/>
+        <w:rPr>
+          <w:rFonts w:asciiTheme="majorHAnsi" w:hAnsiTheme="majorHAnsi" w:cstheme="majorHAnsi"/>
+          <w:color w:val="000000"/>
+          <w:sz w:val="20"/>
+          <w:szCs w:val="20"/>
+          <w:u w:color="000000"/>
+        </w:rPr>
+      </w:pPr>
+      <w:r>
+        <w:rPr>
+          <w:rFonts w:asciiTheme="majorHAnsi" w:hAnsiTheme="majorHAnsi" w:cstheme="majorHAnsi"/>
+          <w:color w:val="000000"/>
+          <w:sz w:val="20"/>
+          <w:szCs w:val="20"/>
+          <w:u w:color="000000"/>
+        </w:rPr>
+        <w:t>Provost’s Grants Program for Junior Faculty Who Contribute to the University’s Diversity Goals</w:t>
+      </w:r>
+      <w:r>
+        <w:rPr>
+          <w:rFonts w:asciiTheme="majorHAnsi" w:hAnsiTheme="majorHAnsi" w:cstheme="majorHAnsi"/>
+          <w:color w:val="000000"/>
+          <w:sz w:val="20"/>
+          <w:szCs w:val="20"/>
+          <w:u w:color="000000"/>
+        </w:rPr>
+        <w:t>, 2018</w:t>
+      </w:r>
+      <w:r>
+        <w:rPr>
+          <w:rFonts w:asciiTheme="majorHAnsi" w:hAnsiTheme="majorHAnsi" w:cstheme="majorHAnsi"/>
+          <w:color w:val="000000"/>
+          <w:sz w:val="20"/>
+          <w:szCs w:val="20"/>
+          <w:u w:color="000000"/>
+        </w:rPr>
+        <w:t xml:space="preserve"> ($25,000)</w:t>
+      </w:r>
+    </w:p>
+    <w:p>
+      <w:pPr>
+        <w:autoSpaceDE w:val="0"/>
+        <w:autoSpaceDN w:val="0"/>
+        <w:adjustRightInd w:val="0"/>
+        <w:spacing w:after="80"/>
+        <w:rPr>
+          <w:rFonts w:asciiTheme="majorHAnsi" w:hAnsiTheme="majorHAnsi" w:cstheme="majorHAnsi"/>
+          <w:color w:val="000000"/>
+          <w:sz w:val="20"/>
+          <w:szCs w:val="20"/>
+          <w:u w:color="000000"/>
+        </w:rPr>
+      </w:pPr>
+      <w:r>
+        <w:rPr>
+          <w:rFonts w:asciiTheme="majorHAnsi" w:hAnsiTheme="majorHAnsi" w:cstheme="majorHAnsi"/>
+          <w:color w:val="000000"/>
+          <w:sz w:val="20"/>
+          <w:szCs w:val="20"/>
+          <w:u w:color="000000"/>
+        </w:rPr>
+        <w:t>Deutsche Bank Fellowship, 2012</w:t>
+      </w:r>
+    </w:p>
+    <w:p>
+      <w:pPr>
+        <w:autoSpaceDE w:val="0"/>
+        <w:autoSpaceDN w:val="0"/>
+        <w:adjustRightInd w:val="0"/>
+        <w:spacing w:after="80"/>
+        <w:rPr>
+          <w:rFonts w:asciiTheme="majorHAnsi" w:hAnsiTheme="majorHAnsi" w:cstheme="majorHAnsi"/>
+          <w:color w:val="000000"/>
+          <w:sz w:val="20"/>
+          <w:szCs w:val="20"/>
+          <w:u w:color="000000"/>
+        </w:rPr>
+      </w:pPr>
+      <w:r>
+        <w:rPr>
+          <w:rFonts w:asciiTheme="majorHAnsi" w:hAnsiTheme="majorHAnsi" w:cstheme="majorHAnsi"/>
+          <w:color w:val="000000"/>
+          <w:sz w:val="20"/>
+          <w:szCs w:val="20"/>
+          <w:u w:color="000000"/>
+        </w:rPr>
+        <w:t>Giovanna Crivelli fellowship to fund PhD</w:t>
+      </w:r>
+      <w:r>
+        <w:rPr>
+          <w:rFonts w:asciiTheme="majorHAnsi" w:hAnsiTheme="majorHAnsi" w:cstheme="majorHAnsi"/>
+          <w:color w:val="000000"/>
+          <w:sz w:val="20"/>
+          <w:szCs w:val="20"/>
+          <w:u w:color="000000"/>
+        </w:rPr>
+        <w:t>, 2009–2013</w:t>
+      </w:r>
+    </w:p>
+    <w:p>
+      <w:pPr>
+        <w:autoSpaceDE w:val="0"/>
+        <w:autoSpaceDN w:val="0"/>
+        <w:adjustRightInd w:val="0"/>
+        <w:spacing w:after="80"/>
+        <w:rPr>
+          <w:rFonts w:asciiTheme="majorHAnsi" w:hAnsiTheme="majorHAnsi" w:cstheme="majorHAnsi"/>
+          <w:color w:val="000000"/>
+          <w:sz w:val="20"/>
+          <w:szCs w:val="20"/>
+          <w:u w:color="000000"/>
+        </w:rPr>
+      </w:pPr>
+    </w:p>
+    <w:p>
+      <w:pPr>
+        <w:autoSpaceDE w:val="0"/>
+        <w:autoSpaceDN w:val="0"/>
+        <w:adjustRightInd w:val="0"/>
+        <w:spacing w:after="80"/>
+        <w:rPr>
+          <w:rFonts w:asciiTheme="majorHAnsi" w:hAnsiTheme="majorHAnsi" w:cstheme="majorHAnsi"/>
+          <w:b/>
+          <w:bCs/>
+          <w:color w:val="000000"/>
+          <w:sz w:val="20"/>
+          <w:szCs w:val="20"/>
+          <w:u w:color="000000"/>
+        </w:rPr>
+      </w:pPr>
+      <w:r>
+        <w:rPr>
+          <w:rFonts w:asciiTheme="majorHAnsi" w:hAnsiTheme="majorHAnsi" w:cstheme="majorHAnsi"/>
+          <w:b/>
+          <w:bCs/>
+          <w:color w:val="000000"/>
+          <w:sz w:val="20"/>
+          <w:szCs w:val="20"/>
+          <w:u w:color="000000"/>
+        </w:rPr>
+        <w:t>OTHER PROFESSIONAL SERVICES</w:t>
+      </w:r>
+    </w:p>
+    <w:p>
+      <w:pPr>
+        <w:autoSpaceDE w:val="0"/>
+        <w:autoSpaceDN w:val="0"/>
+        <w:adjustRightInd w:val="0"/>
+        <w:spacing w:after="80"/>
+        <w:rPr>
+          <w:rFonts w:asciiTheme="majorHAnsi" w:hAnsiTheme="majorHAnsi" w:cstheme="majorHAnsi"/>
+          <w:color w:val="000000"/>
+          <w:sz w:val="20"/>
+          <w:szCs w:val="20"/>
+          <w:u w:color="000000"/>
+        </w:rPr>
+      </w:pPr>
+      <w:r>
+        <w:rPr>
+          <w:rFonts w:asciiTheme="majorHAnsi" w:hAnsiTheme="majorHAnsi" w:cstheme="majorHAnsi"/>
+          <w:color w:val="000000"/>
+          <w:sz w:val="20"/>
+          <w:szCs w:val="20"/>
+          <w:u w:color="000000"/>
+        </w:rPr>
+        <w:t>American Finance Association Nominating Committee (2020</w:t>
+      </w:r>
+      <w:r>
+        <w:rPr>
+          <w:rFonts w:asciiTheme="majorHAnsi" w:hAnsiTheme="majorHAnsi" w:cstheme="majorHAnsi"/>
+          <w:color w:val="000000"/>
+          <w:sz w:val="20"/>
+          <w:szCs w:val="20"/>
+          <w:u w:color="000000"/>
+        </w:rPr>
+        <w:t>, 2023</w:t>
       </w:r>
       <w:r>
         <w:rPr>
@@ -12088,1345 +14474,6 @@
           <w:szCs w:val="20"/>
           <w:u w:color="000000"/>
         </w:rPr>
-        <w:t>JCF Bocconi Conference (2025)</w:t>
-      </w:r>
-    </w:p>
-    <w:p>
-      <w:pPr>
-        <w:autoSpaceDE w:val="0"/>
-        <w:autoSpaceDN w:val="0"/>
-        <w:adjustRightInd w:val="0"/>
-        <w:spacing w:after="80"/>
-        <w:rPr>
-          <w:rFonts w:asciiTheme="majorHAnsi" w:hAnsiTheme="majorHAnsi" w:cstheme="majorHAnsi"/>
-          <w:color w:val="000000"/>
-          <w:sz w:val="20"/>
-          <w:szCs w:val="20"/>
-          <w:u w:color="000000"/>
-        </w:rPr>
-      </w:pPr>
-      <w:r>
-        <w:rPr>
-          <w:rFonts w:asciiTheme="majorHAnsi" w:hAnsiTheme="majorHAnsi" w:cstheme="majorHAnsi"/>
-          <w:color w:val="000000"/>
-          <w:sz w:val="20"/>
-          <w:szCs w:val="20"/>
-          <w:u w:color="000000"/>
-        </w:rPr>
-        <w:t xml:space="preserve">Midwest Finance Association (2020) </w:t>
-      </w:r>
-    </w:p>
-    <w:p>
-      <w:pPr>
-        <w:autoSpaceDE w:val="0"/>
-        <w:autoSpaceDN w:val="0"/>
-        <w:adjustRightInd w:val="0"/>
-        <w:spacing w:after="80"/>
-        <w:rPr>
-          <w:rFonts w:asciiTheme="majorHAnsi" w:hAnsiTheme="majorHAnsi" w:cstheme="majorHAnsi"/>
-          <w:color w:val="000000"/>
-          <w:sz w:val="20"/>
-          <w:szCs w:val="20"/>
-          <w:u w:color="000000"/>
-        </w:rPr>
-      </w:pPr>
-      <w:r>
-        <w:rPr>
-          <w:rFonts w:asciiTheme="majorHAnsi" w:hAnsiTheme="majorHAnsi" w:cstheme="majorHAnsi"/>
-          <w:color w:val="000000"/>
-          <w:sz w:val="20"/>
-          <w:szCs w:val="20"/>
-          <w:u w:color="000000"/>
-        </w:rPr>
-        <w:t xml:space="preserve">31st Mitsui Finance Symposium on Banking </w:t>
-      </w:r>
-    </w:p>
-    <w:p>
-      <w:pPr>
-        <w:autoSpaceDE w:val="0"/>
-        <w:autoSpaceDN w:val="0"/>
-        <w:adjustRightInd w:val="0"/>
-        <w:spacing w:after="80"/>
-        <w:rPr>
-          <w:rFonts w:asciiTheme="majorHAnsi" w:hAnsiTheme="majorHAnsi" w:cstheme="majorHAnsi"/>
-          <w:color w:val="000000"/>
-          <w:sz w:val="20"/>
-          <w:szCs w:val="20"/>
-          <w:u w:color="000000"/>
-        </w:rPr>
-      </w:pPr>
-      <w:r>
-        <w:rPr>
-          <w:rFonts w:asciiTheme="majorHAnsi" w:hAnsiTheme="majorHAnsi" w:cstheme="majorHAnsi"/>
-          <w:color w:val="000000"/>
-          <w:sz w:val="20"/>
-          <w:szCs w:val="20"/>
-          <w:u w:color="000000"/>
-        </w:rPr>
-        <w:t xml:space="preserve">Olin Corporate Finance Conference (2014–present) </w:t>
-      </w:r>
-    </w:p>
-    <w:p>
-      <w:pPr>
-        <w:autoSpaceDE w:val="0"/>
-        <w:autoSpaceDN w:val="0"/>
-        <w:adjustRightInd w:val="0"/>
-        <w:spacing w:after="80"/>
-        <w:rPr>
-          <w:rFonts w:asciiTheme="majorHAnsi" w:hAnsiTheme="majorHAnsi" w:cstheme="majorHAnsi"/>
-          <w:color w:val="000000"/>
-          <w:sz w:val="20"/>
-          <w:szCs w:val="20"/>
-          <w:u w:color="000000"/>
-        </w:rPr>
-      </w:pPr>
-      <w:r>
-        <w:rPr>
-          <w:rFonts w:asciiTheme="majorHAnsi" w:hAnsiTheme="majorHAnsi" w:cstheme="majorHAnsi"/>
-          <w:color w:val="000000"/>
-          <w:sz w:val="20"/>
-          <w:szCs w:val="20"/>
-          <w:u w:color="000000"/>
-        </w:rPr>
-        <w:t xml:space="preserve">New York Fed/NYU Stern Financial Intermediation conference </w:t>
-      </w:r>
-      <w:r>
-        <w:rPr>
-          <w:rFonts w:asciiTheme="majorHAnsi" w:hAnsiTheme="majorHAnsi" w:cstheme="majorHAnsi"/>
-          <w:color w:val="000000"/>
-          <w:sz w:val="20"/>
-          <w:szCs w:val="20"/>
-          <w:u w:color="000000"/>
-        </w:rPr>
-        <w:t>(20</w:t>
-      </w:r>
-      <w:r>
-        <w:rPr>
-          <w:rFonts w:asciiTheme="majorHAnsi" w:hAnsiTheme="majorHAnsi" w:cstheme="majorHAnsi"/>
-          <w:color w:val="000000"/>
-          <w:sz w:val="20"/>
-          <w:szCs w:val="20"/>
-          <w:u w:color="000000"/>
-        </w:rPr>
-        <w:t>19</w:t>
-      </w:r>
-      <w:r>
-        <w:rPr>
-          <w:rFonts w:asciiTheme="majorHAnsi" w:hAnsiTheme="majorHAnsi" w:cstheme="majorHAnsi"/>
-          <w:color w:val="000000"/>
-          <w:sz w:val="20"/>
-          <w:szCs w:val="20"/>
-          <w:u w:color="000000"/>
-        </w:rPr>
-        <w:t>-present)</w:t>
-      </w:r>
-    </w:p>
-    <w:p>
-      <w:pPr>
-        <w:autoSpaceDE w:val="0"/>
-        <w:autoSpaceDN w:val="0"/>
-        <w:adjustRightInd w:val="0"/>
-        <w:spacing w:after="80"/>
-        <w:rPr>
-          <w:rFonts w:asciiTheme="majorHAnsi" w:hAnsiTheme="majorHAnsi" w:cstheme="majorHAnsi"/>
-          <w:color w:val="000000"/>
-          <w:sz w:val="20"/>
-          <w:szCs w:val="20"/>
-          <w:u w:color="000000"/>
-        </w:rPr>
-      </w:pPr>
-      <w:r>
-        <w:rPr>
-          <w:rFonts w:asciiTheme="majorHAnsi" w:hAnsiTheme="majorHAnsi" w:cstheme="majorHAnsi"/>
-          <w:color w:val="000000"/>
-          <w:sz w:val="20"/>
-          <w:szCs w:val="20"/>
-          <w:u w:color="000000"/>
-        </w:rPr>
-        <w:t>RCFS/RAPS Europe Conference</w:t>
-      </w:r>
-      <w:r>
-        <w:rPr>
-          <w:rFonts w:asciiTheme="majorHAnsi" w:hAnsiTheme="majorHAnsi" w:cstheme="majorHAnsi"/>
-          <w:color w:val="000000"/>
-          <w:sz w:val="20"/>
-          <w:szCs w:val="20"/>
-          <w:u w:color="000000"/>
-        </w:rPr>
-        <w:t xml:space="preserve"> (2025)</w:t>
-      </w:r>
-    </w:p>
-    <w:p>
-      <w:pPr>
-        <w:autoSpaceDE w:val="0"/>
-        <w:autoSpaceDN w:val="0"/>
-        <w:adjustRightInd w:val="0"/>
-        <w:spacing w:after="80"/>
-        <w:rPr>
-          <w:rFonts w:asciiTheme="majorHAnsi" w:hAnsiTheme="majorHAnsi" w:cstheme="majorHAnsi"/>
-          <w:color w:val="000000"/>
-          <w:sz w:val="20"/>
-          <w:szCs w:val="20"/>
-          <w:u w:color="000000"/>
-        </w:rPr>
-      </w:pPr>
-      <w:r>
-        <w:rPr>
-          <w:rFonts w:asciiTheme="majorHAnsi" w:hAnsiTheme="majorHAnsi" w:cstheme="majorHAnsi"/>
-          <w:color w:val="000000"/>
-          <w:sz w:val="20"/>
-          <w:szCs w:val="20"/>
-          <w:u w:color="000000"/>
-        </w:rPr>
-        <w:t>Review of Corporate Finance Studies (</w:t>
-      </w:r>
-      <w:r>
-        <w:rPr>
-          <w:rFonts w:asciiTheme="majorHAnsi" w:hAnsiTheme="majorHAnsi" w:cstheme="majorHAnsi"/>
-          <w:color w:val="000000"/>
-          <w:sz w:val="20"/>
-          <w:szCs w:val="20"/>
-          <w:u w:color="000000"/>
-        </w:rPr>
-        <w:t>RCFS</w:t>
-      </w:r>
-      <w:r>
-        <w:rPr>
-          <w:rFonts w:asciiTheme="majorHAnsi" w:hAnsiTheme="majorHAnsi" w:cstheme="majorHAnsi"/>
-          <w:color w:val="000000"/>
-          <w:sz w:val="20"/>
-          <w:szCs w:val="20"/>
-          <w:u w:color="000000"/>
-        </w:rPr>
-        <w:t>)</w:t>
-      </w:r>
-      <w:r>
-        <w:rPr>
-          <w:rFonts w:asciiTheme="majorHAnsi" w:hAnsiTheme="majorHAnsi" w:cstheme="majorHAnsi"/>
-          <w:color w:val="000000"/>
-          <w:sz w:val="20"/>
-          <w:szCs w:val="20"/>
-          <w:u w:color="000000"/>
-        </w:rPr>
-        <w:t xml:space="preserve"> Winter Conference (2021</w:t>
-      </w:r>
-      <w:r>
-        <w:rPr>
-          <w:rFonts w:asciiTheme="majorHAnsi" w:hAnsiTheme="majorHAnsi" w:cstheme="majorHAnsi"/>
-          <w:color w:val="000000"/>
-          <w:sz w:val="20"/>
-          <w:szCs w:val="20"/>
-          <w:u w:color="000000"/>
-        </w:rPr>
-        <w:t>-present</w:t>
-      </w:r>
-      <w:r>
-        <w:rPr>
-          <w:rFonts w:asciiTheme="majorHAnsi" w:hAnsiTheme="majorHAnsi" w:cstheme="majorHAnsi"/>
-          <w:color w:val="000000"/>
-          <w:sz w:val="20"/>
-          <w:szCs w:val="20"/>
-          <w:u w:color="000000"/>
-        </w:rPr>
-        <w:t>)</w:t>
-      </w:r>
-    </w:p>
-    <w:p>
-      <w:pPr>
-        <w:autoSpaceDE w:val="0"/>
-        <w:autoSpaceDN w:val="0"/>
-        <w:adjustRightInd w:val="0"/>
-        <w:spacing w:after="80"/>
-        <w:rPr>
-          <w:rFonts w:asciiTheme="majorHAnsi" w:hAnsiTheme="majorHAnsi" w:cstheme="majorHAnsi"/>
-          <w:color w:val="000000"/>
-          <w:sz w:val="20"/>
-          <w:szCs w:val="20"/>
-          <w:u w:color="000000"/>
-        </w:rPr>
-      </w:pPr>
-      <w:r>
-        <w:rPr>
-          <w:rFonts w:asciiTheme="majorHAnsi" w:hAnsiTheme="majorHAnsi" w:cstheme="majorHAnsi"/>
-          <w:color w:val="000000"/>
-          <w:sz w:val="20"/>
-          <w:szCs w:val="20"/>
-          <w:u w:color="000000"/>
-        </w:rPr>
-        <w:t xml:space="preserve">Society for Economic Dynamics (SED) (2018 and 2019) </w:t>
-      </w:r>
-    </w:p>
-    <w:p>
-      <w:pPr>
-        <w:autoSpaceDE w:val="0"/>
-        <w:autoSpaceDN w:val="0"/>
-        <w:adjustRightInd w:val="0"/>
-        <w:spacing w:after="80"/>
-        <w:rPr>
-          <w:rFonts w:asciiTheme="majorHAnsi" w:hAnsiTheme="majorHAnsi" w:cstheme="majorHAnsi"/>
-          <w:color w:val="000000"/>
-          <w:sz w:val="20"/>
-          <w:szCs w:val="20"/>
-          <w:u w:color="000000"/>
-        </w:rPr>
-      </w:pPr>
-      <w:r>
-        <w:rPr>
-          <w:rFonts w:asciiTheme="majorHAnsi" w:hAnsiTheme="majorHAnsi" w:cstheme="majorHAnsi"/>
-          <w:color w:val="000000"/>
-          <w:sz w:val="20"/>
-          <w:szCs w:val="20"/>
-          <w:u w:color="000000"/>
-        </w:rPr>
-        <w:t>Society for Financial Studies (SFS) (2020</w:t>
-      </w:r>
-      <w:r>
-        <w:rPr>
-          <w:rFonts w:asciiTheme="majorHAnsi" w:hAnsiTheme="majorHAnsi" w:cstheme="majorHAnsi"/>
-          <w:color w:val="000000"/>
-          <w:sz w:val="20"/>
-          <w:szCs w:val="20"/>
-          <w:u w:color="000000"/>
-        </w:rPr>
-        <w:t>-present</w:t>
-      </w:r>
-      <w:r>
-        <w:rPr>
-          <w:rFonts w:asciiTheme="majorHAnsi" w:hAnsiTheme="majorHAnsi" w:cstheme="majorHAnsi"/>
-          <w:color w:val="000000"/>
-          <w:sz w:val="20"/>
-          <w:szCs w:val="20"/>
-          <w:u w:color="000000"/>
-        </w:rPr>
-        <w:t xml:space="preserve">) </w:t>
-      </w:r>
-    </w:p>
-    <w:p>
-      <w:pPr>
-        <w:autoSpaceDE w:val="0"/>
-        <w:autoSpaceDN w:val="0"/>
-        <w:adjustRightInd w:val="0"/>
-        <w:spacing w:after="80"/>
-        <w:rPr>
-          <w:rFonts w:asciiTheme="majorHAnsi" w:hAnsiTheme="majorHAnsi" w:cstheme="majorHAnsi"/>
-          <w:color w:val="000000"/>
-          <w:sz w:val="20"/>
-          <w:szCs w:val="20"/>
-          <w:u w:color="000000"/>
-        </w:rPr>
-      </w:pPr>
-      <w:r>
-        <w:rPr>
-          <w:rFonts w:asciiTheme="majorHAnsi" w:hAnsiTheme="majorHAnsi" w:cstheme="majorHAnsi"/>
-          <w:color w:val="000000"/>
-          <w:sz w:val="20"/>
-          <w:szCs w:val="20"/>
-          <w:u w:color="000000"/>
-        </w:rPr>
-        <w:t>Utah Winter Finance Conference (2021-present)</w:t>
-      </w:r>
-    </w:p>
-    <w:p>
-      <w:pPr>
-        <w:autoSpaceDE w:val="0"/>
-        <w:autoSpaceDN w:val="0"/>
-        <w:adjustRightInd w:val="0"/>
-        <w:spacing w:after="80"/>
-        <w:rPr>
-          <w:rFonts w:asciiTheme="majorHAnsi" w:hAnsiTheme="majorHAnsi" w:cstheme="majorHAnsi"/>
-          <w:color w:val="000000"/>
-          <w:sz w:val="20"/>
-          <w:szCs w:val="20"/>
-          <w:u w:color="000000"/>
-        </w:rPr>
-      </w:pPr>
-      <w:r>
-        <w:rPr>
-          <w:rFonts w:asciiTheme="majorHAnsi" w:hAnsiTheme="majorHAnsi" w:cstheme="majorHAnsi"/>
-          <w:color w:val="000000"/>
-          <w:sz w:val="20"/>
-          <w:szCs w:val="20"/>
-          <w:u w:color="000000"/>
-        </w:rPr>
-        <w:t>Western Finance Association (WFA) (2020</w:t>
-      </w:r>
-      <w:r>
-        <w:rPr>
-          <w:rFonts w:asciiTheme="majorHAnsi" w:hAnsiTheme="majorHAnsi" w:cstheme="majorHAnsi"/>
-          <w:color w:val="000000"/>
-          <w:sz w:val="20"/>
-          <w:szCs w:val="20"/>
-          <w:u w:color="000000"/>
-        </w:rPr>
-        <w:t>-present</w:t>
-      </w:r>
-      <w:r>
-        <w:rPr>
-          <w:rFonts w:asciiTheme="majorHAnsi" w:hAnsiTheme="majorHAnsi" w:cstheme="majorHAnsi"/>
-          <w:color w:val="000000"/>
-          <w:sz w:val="20"/>
-          <w:szCs w:val="20"/>
-          <w:u w:color="000000"/>
-        </w:rPr>
-        <w:t xml:space="preserve">) </w:t>
-      </w:r>
-    </w:p>
-    <w:p>
-      <w:pPr>
-        <w:autoSpaceDE w:val="0"/>
-        <w:autoSpaceDN w:val="0"/>
-        <w:adjustRightInd w:val="0"/>
-        <w:spacing w:after="80"/>
-        <w:rPr>
-          <w:rFonts w:asciiTheme="majorHAnsi" w:hAnsiTheme="majorHAnsi" w:cstheme="majorHAnsi"/>
-          <w:color w:val="000000"/>
-          <w:sz w:val="20"/>
-          <w:szCs w:val="20"/>
-          <w:u w:color="000000"/>
-        </w:rPr>
-      </w:pPr>
-    </w:p>
-    <w:p>
-      <w:pPr>
-        <w:autoSpaceDE w:val="0"/>
-        <w:autoSpaceDN w:val="0"/>
-        <w:adjustRightInd w:val="0"/>
-        <w:spacing w:after="80"/>
-        <w:rPr>
-          <w:rFonts w:asciiTheme="majorHAnsi" w:hAnsiTheme="majorHAnsi" w:cstheme="majorHAnsi"/>
-          <w:b/>
-          <w:bCs/>
-          <w:color w:val="000000"/>
-          <w:sz w:val="20"/>
-          <w:szCs w:val="20"/>
-          <w:u w:color="000000"/>
-        </w:rPr>
-      </w:pPr>
-      <w:r>
-        <w:rPr>
-          <w:rFonts w:asciiTheme="majorHAnsi" w:hAnsiTheme="majorHAnsi" w:cstheme="majorHAnsi"/>
-          <w:b/>
-          <w:bCs/>
-          <w:color w:val="000000"/>
-          <w:sz w:val="20"/>
-          <w:szCs w:val="20"/>
-          <w:u w:color="000000"/>
-        </w:rPr>
-        <w:t>SESSION CHAIR</w:t>
-      </w:r>
-    </w:p>
-    <w:p>
-      <w:pPr>
-        <w:autoSpaceDE w:val="0"/>
-        <w:autoSpaceDN w:val="0"/>
-        <w:adjustRightInd w:val="0"/>
-        <w:spacing w:after="80"/>
-        <w:rPr>
-          <w:rFonts w:asciiTheme="majorHAnsi" w:hAnsiTheme="majorHAnsi" w:cstheme="majorHAnsi"/>
-          <w:color w:val="000000"/>
-          <w:sz w:val="20"/>
-          <w:szCs w:val="20"/>
-          <w:u w:color="000000"/>
-        </w:rPr>
-      </w:pPr>
-      <w:r>
-        <w:rPr>
-          <w:rFonts w:asciiTheme="majorHAnsi" w:hAnsiTheme="majorHAnsi" w:cstheme="majorHAnsi"/>
-          <w:color w:val="000000"/>
-          <w:sz w:val="20"/>
-          <w:szCs w:val="20"/>
-          <w:u w:color="000000"/>
-        </w:rPr>
-        <w:t>CICF (2022)</w:t>
-      </w:r>
-    </w:p>
-    <w:p>
-      <w:pPr>
-        <w:autoSpaceDE w:val="0"/>
-        <w:autoSpaceDN w:val="0"/>
-        <w:adjustRightInd w:val="0"/>
-        <w:spacing w:after="80"/>
-        <w:rPr>
-          <w:rFonts w:asciiTheme="majorHAnsi" w:hAnsiTheme="majorHAnsi" w:cstheme="majorHAnsi"/>
-          <w:color w:val="000000"/>
-          <w:sz w:val="20"/>
-          <w:szCs w:val="20"/>
-          <w:u w:color="000000"/>
-        </w:rPr>
-      </w:pPr>
-      <w:r>
-        <w:rPr>
-          <w:rFonts w:asciiTheme="majorHAnsi" w:hAnsiTheme="majorHAnsi" w:cstheme="majorHAnsi"/>
-          <w:color w:val="000000"/>
-          <w:sz w:val="20"/>
-          <w:szCs w:val="20"/>
-          <w:u w:color="000000"/>
-        </w:rPr>
-        <w:t>AEA (2022): session on “Sovereign Defaul</w:t>
-      </w:r>
-      <w:r>
-        <w:rPr>
-          <w:rFonts w:asciiTheme="majorHAnsi" w:hAnsiTheme="majorHAnsi" w:cstheme="majorHAnsi"/>
-          <w:color w:val="000000"/>
-          <w:sz w:val="20"/>
-          <w:szCs w:val="20"/>
-          <w:u w:color="000000"/>
-        </w:rPr>
-        <w:t>t</w:t>
-      </w:r>
-      <w:r>
-        <w:rPr>
-          <w:rFonts w:asciiTheme="majorHAnsi" w:hAnsiTheme="majorHAnsi" w:cstheme="majorHAnsi"/>
-          <w:color w:val="000000"/>
-          <w:sz w:val="20"/>
-          <w:szCs w:val="20"/>
-          <w:u w:color="000000"/>
-        </w:rPr>
-        <w:t>”</w:t>
-      </w:r>
-    </w:p>
-    <w:p>
-      <w:pPr>
-        <w:autoSpaceDE w:val="0"/>
-        <w:autoSpaceDN w:val="0"/>
-        <w:adjustRightInd w:val="0"/>
-        <w:spacing w:after="80"/>
-        <w:rPr>
-          <w:rFonts w:asciiTheme="majorHAnsi" w:hAnsiTheme="majorHAnsi" w:cstheme="majorHAnsi"/>
-          <w:color w:val="000000"/>
-          <w:sz w:val="20"/>
-          <w:szCs w:val="20"/>
-          <w:u w:color="000000"/>
-        </w:rPr>
-      </w:pPr>
-      <w:r>
-        <w:rPr>
-          <w:rFonts w:asciiTheme="majorHAnsi" w:hAnsiTheme="majorHAnsi" w:cstheme="majorHAnsi"/>
-          <w:color w:val="000000"/>
-          <w:sz w:val="20"/>
-          <w:szCs w:val="20"/>
-          <w:u w:color="000000"/>
-        </w:rPr>
-        <w:t>A</w:t>
-      </w:r>
-      <w:r>
-        <w:rPr>
-          <w:rFonts w:asciiTheme="majorHAnsi" w:hAnsiTheme="majorHAnsi" w:cstheme="majorHAnsi"/>
-          <w:color w:val="000000"/>
-          <w:sz w:val="20"/>
-          <w:szCs w:val="20"/>
-          <w:u w:color="000000"/>
-        </w:rPr>
-        <w:t>F</w:t>
-      </w:r>
-      <w:r>
-        <w:rPr>
-          <w:rFonts w:asciiTheme="majorHAnsi" w:hAnsiTheme="majorHAnsi" w:cstheme="majorHAnsi"/>
-          <w:color w:val="000000"/>
-          <w:sz w:val="20"/>
-          <w:szCs w:val="20"/>
-          <w:u w:color="000000"/>
-        </w:rPr>
-        <w:t>A (202</w:t>
-      </w:r>
-      <w:r>
-        <w:rPr>
-          <w:rFonts w:asciiTheme="majorHAnsi" w:hAnsiTheme="majorHAnsi" w:cstheme="majorHAnsi"/>
-          <w:color w:val="000000"/>
-          <w:sz w:val="20"/>
-          <w:szCs w:val="20"/>
-          <w:u w:color="000000"/>
-        </w:rPr>
-        <w:t>1</w:t>
-      </w:r>
-      <w:r>
-        <w:rPr>
-          <w:rFonts w:asciiTheme="majorHAnsi" w:hAnsiTheme="majorHAnsi" w:cstheme="majorHAnsi"/>
-          <w:color w:val="000000"/>
-          <w:sz w:val="20"/>
-          <w:szCs w:val="20"/>
-          <w:u w:color="000000"/>
-        </w:rPr>
-        <w:t>, 2024</w:t>
-      </w:r>
-      <w:r>
-        <w:rPr>
-          <w:rFonts w:asciiTheme="majorHAnsi" w:hAnsiTheme="majorHAnsi" w:cstheme="majorHAnsi"/>
-          <w:color w:val="000000"/>
-          <w:sz w:val="20"/>
-          <w:szCs w:val="20"/>
-          <w:u w:color="000000"/>
-        </w:rPr>
-        <w:t>)</w:t>
-      </w:r>
-    </w:p>
-    <w:p>
-      <w:pPr>
-        <w:autoSpaceDE w:val="0"/>
-        <w:autoSpaceDN w:val="0"/>
-        <w:adjustRightInd w:val="0"/>
-        <w:spacing w:after="80"/>
-        <w:rPr>
-          <w:rFonts w:asciiTheme="majorHAnsi" w:hAnsiTheme="majorHAnsi" w:cstheme="majorHAnsi"/>
-          <w:color w:val="000000"/>
-          <w:sz w:val="20"/>
-          <w:szCs w:val="20"/>
-          <w:u w:color="000000"/>
-        </w:rPr>
-      </w:pPr>
-      <w:r>
-        <w:rPr>
-          <w:rFonts w:asciiTheme="majorHAnsi" w:hAnsiTheme="majorHAnsi" w:cstheme="majorHAnsi"/>
-          <w:color w:val="000000"/>
-          <w:sz w:val="20"/>
-          <w:szCs w:val="20"/>
-          <w:u w:color="000000"/>
-        </w:rPr>
-        <w:t xml:space="preserve">Banca d’Italia </w:t>
-      </w:r>
-      <w:r>
-        <w:rPr>
-          <w:rFonts w:asciiTheme="majorHAnsi" w:hAnsiTheme="majorHAnsi" w:cstheme="majorHAnsi"/>
-          <w:color w:val="000000"/>
-          <w:sz w:val="20"/>
-          <w:szCs w:val="20"/>
-          <w:u w:color="000000"/>
-        </w:rPr>
-        <w:t>Workshop on effects of COVID-19 on Firms</w:t>
-      </w:r>
-      <w:r>
-        <w:rPr>
-          <w:rFonts w:asciiTheme="majorHAnsi" w:hAnsiTheme="majorHAnsi" w:cstheme="majorHAnsi"/>
-          <w:color w:val="000000"/>
-          <w:sz w:val="20"/>
-          <w:szCs w:val="20"/>
-          <w:u w:color="000000"/>
-        </w:rPr>
-        <w:t xml:space="preserve"> (2021)</w:t>
-      </w:r>
-    </w:p>
-    <w:p>
-      <w:pPr>
-        <w:autoSpaceDE w:val="0"/>
-        <w:autoSpaceDN w:val="0"/>
-        <w:adjustRightInd w:val="0"/>
-        <w:spacing w:after="80"/>
-        <w:rPr>
-          <w:rFonts w:asciiTheme="majorHAnsi" w:hAnsiTheme="majorHAnsi" w:cstheme="majorHAnsi"/>
-          <w:color w:val="000000"/>
-          <w:sz w:val="20"/>
-          <w:szCs w:val="20"/>
-          <w:u w:color="000000"/>
-        </w:rPr>
-      </w:pPr>
-      <w:r>
-        <w:rPr>
-          <w:rFonts w:asciiTheme="majorHAnsi" w:hAnsiTheme="majorHAnsi" w:cstheme="majorHAnsi"/>
-          <w:color w:val="000000"/>
-          <w:sz w:val="20"/>
-          <w:szCs w:val="20"/>
-          <w:u w:color="000000"/>
-        </w:rPr>
-        <w:t>EFA (2021)</w:t>
-      </w:r>
-    </w:p>
-    <w:p>
-      <w:pPr>
-        <w:autoSpaceDE w:val="0"/>
-        <w:autoSpaceDN w:val="0"/>
-        <w:adjustRightInd w:val="0"/>
-        <w:spacing w:after="80"/>
-        <w:rPr>
-          <w:rFonts w:asciiTheme="majorHAnsi" w:hAnsiTheme="majorHAnsi" w:cstheme="majorHAnsi"/>
-          <w:color w:val="000000"/>
-          <w:sz w:val="20"/>
-          <w:szCs w:val="20"/>
-          <w:u w:color="000000"/>
-        </w:rPr>
-      </w:pPr>
-      <w:r>
-        <w:rPr>
-          <w:rFonts w:asciiTheme="majorHAnsi" w:hAnsiTheme="majorHAnsi" w:cstheme="majorHAnsi"/>
-          <w:color w:val="000000"/>
-          <w:sz w:val="20"/>
-          <w:szCs w:val="20"/>
-          <w:u w:color="000000"/>
-        </w:rPr>
-        <w:t xml:space="preserve">Financial Intermediation Research Society (FIRS) (2019) </w:t>
-      </w:r>
-    </w:p>
-    <w:p>
-      <w:pPr>
-        <w:autoSpaceDE w:val="0"/>
-        <w:autoSpaceDN w:val="0"/>
-        <w:adjustRightInd w:val="0"/>
-        <w:spacing w:after="80"/>
-        <w:rPr>
-          <w:rFonts w:asciiTheme="majorHAnsi" w:hAnsiTheme="majorHAnsi" w:cstheme="majorHAnsi"/>
-          <w:color w:val="000000"/>
-          <w:sz w:val="20"/>
-          <w:szCs w:val="20"/>
-          <w:u w:color="000000"/>
-        </w:rPr>
-      </w:pPr>
-      <w:r>
-        <w:rPr>
-          <w:rFonts w:asciiTheme="majorHAnsi" w:hAnsiTheme="majorHAnsi" w:cstheme="majorHAnsi"/>
-          <w:color w:val="000000"/>
-          <w:sz w:val="20"/>
-          <w:szCs w:val="20"/>
-          <w:u w:color="000000"/>
-        </w:rPr>
-        <w:t xml:space="preserve">Society for Economic Dynamics (SED) (2018 and 2019) </w:t>
-      </w:r>
-    </w:p>
-    <w:p>
-      <w:pPr>
-        <w:autoSpaceDE w:val="0"/>
-        <w:autoSpaceDN w:val="0"/>
-        <w:adjustRightInd w:val="0"/>
-        <w:spacing w:after="80"/>
-        <w:rPr>
-          <w:rFonts w:asciiTheme="majorHAnsi" w:hAnsiTheme="majorHAnsi" w:cstheme="majorHAnsi"/>
-          <w:color w:val="000000"/>
-          <w:sz w:val="20"/>
-          <w:szCs w:val="20"/>
-          <w:u w:color="000000"/>
-        </w:rPr>
-      </w:pPr>
-      <w:r>
-        <w:rPr>
-          <w:rFonts w:asciiTheme="majorHAnsi" w:hAnsiTheme="majorHAnsi" w:cstheme="majorHAnsi"/>
-          <w:color w:val="000000"/>
-          <w:sz w:val="20"/>
-          <w:szCs w:val="20"/>
-          <w:u w:color="000000"/>
-        </w:rPr>
-        <w:t>SFS (2018</w:t>
-      </w:r>
-      <w:r>
-        <w:rPr>
-          <w:rFonts w:asciiTheme="majorHAnsi" w:hAnsiTheme="majorHAnsi" w:cstheme="majorHAnsi"/>
-          <w:color w:val="000000"/>
-          <w:sz w:val="20"/>
-          <w:szCs w:val="20"/>
-          <w:u w:color="000000"/>
-        </w:rPr>
-        <w:t>, 2024</w:t>
-      </w:r>
-      <w:r>
-        <w:rPr>
-          <w:rFonts w:asciiTheme="majorHAnsi" w:hAnsiTheme="majorHAnsi" w:cstheme="majorHAnsi"/>
-          <w:color w:val="000000"/>
-          <w:sz w:val="20"/>
-          <w:szCs w:val="20"/>
-          <w:u w:color="000000"/>
-        </w:rPr>
-        <w:t xml:space="preserve">) </w:t>
-      </w:r>
-    </w:p>
-    <w:p>
-      <w:pPr>
-        <w:autoSpaceDE w:val="0"/>
-        <w:autoSpaceDN w:val="0"/>
-        <w:adjustRightInd w:val="0"/>
-        <w:spacing w:after="80"/>
-        <w:rPr>
-          <w:rFonts w:asciiTheme="majorHAnsi" w:hAnsiTheme="majorHAnsi" w:cstheme="majorHAnsi"/>
-          <w:color w:val="000000"/>
-          <w:sz w:val="20"/>
-          <w:szCs w:val="20"/>
-          <w:u w:color="000000"/>
-        </w:rPr>
-      </w:pPr>
-      <w:r>
-        <w:rPr>
-          <w:rFonts w:asciiTheme="majorHAnsi" w:hAnsiTheme="majorHAnsi" w:cstheme="majorHAnsi"/>
-          <w:color w:val="000000"/>
-          <w:sz w:val="20"/>
-          <w:szCs w:val="20"/>
-          <w:u w:color="000000"/>
-        </w:rPr>
-        <w:t xml:space="preserve">UBC Summer Finance Conference (2019) </w:t>
-      </w:r>
-    </w:p>
-    <w:p>
-      <w:pPr>
-        <w:autoSpaceDE w:val="0"/>
-        <w:autoSpaceDN w:val="0"/>
-        <w:adjustRightInd w:val="0"/>
-        <w:spacing w:after="80"/>
-        <w:rPr>
-          <w:rFonts w:asciiTheme="majorHAnsi" w:hAnsiTheme="majorHAnsi" w:cstheme="majorHAnsi"/>
-          <w:color w:val="000000"/>
-          <w:sz w:val="20"/>
-          <w:szCs w:val="20"/>
-          <w:u w:color="000000"/>
-        </w:rPr>
-      </w:pPr>
-      <w:r>
-        <w:rPr>
-          <w:rFonts w:asciiTheme="majorHAnsi" w:hAnsiTheme="majorHAnsi" w:cstheme="majorHAnsi"/>
-          <w:color w:val="000000"/>
-          <w:sz w:val="20"/>
-          <w:szCs w:val="20"/>
-          <w:u w:color="000000"/>
-        </w:rPr>
-        <w:t>WFA (2025)</w:t>
-      </w:r>
-    </w:p>
-    <w:p>
-      <w:pPr>
-        <w:autoSpaceDE w:val="0"/>
-        <w:autoSpaceDN w:val="0"/>
-        <w:adjustRightInd w:val="0"/>
-        <w:spacing w:after="80"/>
-        <w:rPr>
-          <w:rFonts w:asciiTheme="majorHAnsi" w:hAnsiTheme="majorHAnsi" w:cstheme="majorHAnsi"/>
-          <w:color w:val="000000"/>
-          <w:sz w:val="20"/>
-          <w:szCs w:val="20"/>
-          <w:u w:color="000000"/>
-        </w:rPr>
-      </w:pPr>
-    </w:p>
-    <w:p>
-      <w:pPr>
-        <w:autoSpaceDE w:val="0"/>
-        <w:autoSpaceDN w:val="0"/>
-        <w:adjustRightInd w:val="0"/>
-        <w:spacing w:after="80"/>
-        <w:rPr>
-          <w:rFonts w:asciiTheme="majorHAnsi" w:hAnsiTheme="majorHAnsi" w:cstheme="majorHAnsi"/>
-          <w:b/>
-          <w:bCs/>
-          <w:color w:val="000000"/>
-          <w:sz w:val="20"/>
-          <w:szCs w:val="20"/>
-          <w:u w:color="000000"/>
-        </w:rPr>
-      </w:pPr>
-      <w:r>
-        <w:rPr>
-          <w:rFonts w:asciiTheme="majorHAnsi" w:hAnsiTheme="majorHAnsi" w:cstheme="majorHAnsi"/>
-          <w:b/>
-          <w:bCs/>
-          <w:color w:val="000000"/>
-          <w:sz w:val="20"/>
-          <w:szCs w:val="20"/>
-          <w:u w:color="000000"/>
-        </w:rPr>
-        <w:t>TRACK CHAIR</w:t>
-      </w:r>
-    </w:p>
-    <w:p>
-      <w:pPr>
-        <w:autoSpaceDE w:val="0"/>
-        <w:autoSpaceDN w:val="0"/>
-        <w:adjustRightInd w:val="0"/>
-        <w:spacing w:after="80"/>
-        <w:rPr>
-          <w:rFonts w:asciiTheme="majorHAnsi" w:hAnsiTheme="majorHAnsi" w:cstheme="majorHAnsi"/>
-          <w:color w:val="000000"/>
-          <w:sz w:val="20"/>
-          <w:szCs w:val="20"/>
-          <w:u w:color="000000"/>
-        </w:rPr>
-      </w:pPr>
-      <w:r>
-        <w:rPr>
-          <w:rFonts w:asciiTheme="majorHAnsi" w:hAnsiTheme="majorHAnsi" w:cstheme="majorHAnsi"/>
-          <w:color w:val="000000"/>
-          <w:sz w:val="20"/>
-          <w:szCs w:val="20"/>
-          <w:u w:color="000000"/>
-        </w:rPr>
-        <w:t>EFA</w:t>
-      </w:r>
-      <w:r>
-        <w:rPr>
-          <w:rFonts w:asciiTheme="majorHAnsi" w:hAnsiTheme="majorHAnsi" w:cstheme="majorHAnsi"/>
-          <w:color w:val="000000"/>
-          <w:sz w:val="20"/>
-          <w:szCs w:val="20"/>
-          <w:u w:color="000000"/>
-        </w:rPr>
-        <w:t xml:space="preserve"> </w:t>
-      </w:r>
-      <w:r>
-        <w:rPr>
-          <w:rFonts w:asciiTheme="majorHAnsi" w:hAnsiTheme="majorHAnsi" w:cstheme="majorHAnsi"/>
-          <w:color w:val="000000"/>
-          <w:sz w:val="20"/>
-          <w:szCs w:val="20"/>
-          <w:u w:color="000000"/>
-        </w:rPr>
-        <w:t>(2020, 2024)</w:t>
-      </w:r>
-    </w:p>
-    <w:p>
-      <w:pPr>
-        <w:autoSpaceDE w:val="0"/>
-        <w:autoSpaceDN w:val="0"/>
-        <w:adjustRightInd w:val="0"/>
-        <w:spacing w:after="80"/>
-        <w:rPr>
-          <w:rFonts w:asciiTheme="majorHAnsi" w:hAnsiTheme="majorHAnsi" w:cstheme="majorHAnsi"/>
-          <w:color w:val="000000"/>
-          <w:sz w:val="20"/>
-          <w:szCs w:val="20"/>
-          <w:u w:color="000000"/>
-        </w:rPr>
-      </w:pPr>
-    </w:p>
-    <w:p>
-      <w:pPr>
-        <w:autoSpaceDE w:val="0"/>
-        <w:autoSpaceDN w:val="0"/>
-        <w:adjustRightInd w:val="0"/>
-        <w:spacing w:after="80"/>
-        <w:rPr>
-          <w:rFonts w:asciiTheme="majorHAnsi" w:hAnsiTheme="majorHAnsi" w:cstheme="majorHAnsi"/>
-          <w:b/>
-          <w:bCs/>
-          <w:color w:val="000000"/>
-          <w:sz w:val="20"/>
-          <w:szCs w:val="20"/>
-          <w:u w:color="000000"/>
-        </w:rPr>
-      </w:pPr>
-      <w:r>
-        <w:rPr>
-          <w:rFonts w:asciiTheme="majorHAnsi" w:hAnsiTheme="majorHAnsi" w:cstheme="majorHAnsi"/>
-          <w:b/>
-          <w:bCs/>
-          <w:color w:val="000000"/>
-          <w:sz w:val="20"/>
-          <w:szCs w:val="20"/>
-          <w:u w:color="000000"/>
-        </w:rPr>
-        <w:t>REVIEWER</w:t>
-      </w:r>
-    </w:p>
-    <w:p>
-      <w:pPr>
-        <w:autoSpaceDE w:val="0"/>
-        <w:autoSpaceDN w:val="0"/>
-        <w:adjustRightInd w:val="0"/>
-        <w:spacing w:after="80"/>
-        <w:rPr>
-          <w:rFonts w:asciiTheme="majorHAnsi" w:hAnsiTheme="majorHAnsi" w:cstheme="majorHAnsi"/>
-          <w:color w:val="000000"/>
-          <w:sz w:val="20"/>
-          <w:szCs w:val="20"/>
-          <w:u w:color="000000"/>
-        </w:rPr>
-      </w:pPr>
-      <w:r>
-        <w:rPr>
-          <w:rFonts w:asciiTheme="majorHAnsi" w:hAnsiTheme="majorHAnsi" w:cstheme="majorHAnsi"/>
-          <w:color w:val="000000"/>
-          <w:sz w:val="20"/>
-          <w:szCs w:val="20"/>
-          <w:u w:color="000000"/>
-        </w:rPr>
-        <w:t>European Research</w:t>
-      </w:r>
-      <w:r>
-        <w:rPr>
-          <w:rFonts w:asciiTheme="majorHAnsi" w:hAnsiTheme="majorHAnsi" w:cstheme="majorHAnsi"/>
-          <w:color w:val="000000"/>
-          <w:sz w:val="20"/>
-          <w:szCs w:val="20"/>
-          <w:u w:color="000000"/>
-        </w:rPr>
-        <w:t xml:space="preserve"> Grant</w:t>
-      </w:r>
-      <w:r>
-        <w:rPr>
-          <w:rFonts w:asciiTheme="majorHAnsi" w:hAnsiTheme="majorHAnsi" w:cstheme="majorHAnsi"/>
-          <w:color w:val="000000"/>
-          <w:sz w:val="20"/>
-          <w:szCs w:val="20"/>
-          <w:u w:color="000000"/>
-        </w:rPr>
-        <w:t xml:space="preserve"> Proposal</w:t>
-      </w:r>
-    </w:p>
-    <w:p>
-      <w:pPr>
-        <w:autoSpaceDE w:val="0"/>
-        <w:autoSpaceDN w:val="0"/>
-        <w:adjustRightInd w:val="0"/>
-        <w:spacing w:after="80"/>
-        <w:rPr>
-          <w:rFonts w:asciiTheme="majorHAnsi" w:hAnsiTheme="majorHAnsi" w:cstheme="majorHAnsi"/>
-          <w:color w:val="000000"/>
-          <w:sz w:val="20"/>
-          <w:szCs w:val="20"/>
-          <w:u w:color="000000"/>
-        </w:rPr>
-      </w:pPr>
-      <w:r>
-        <w:rPr>
-          <w:rFonts w:asciiTheme="majorHAnsi" w:hAnsiTheme="majorHAnsi" w:cstheme="majorHAnsi"/>
-          <w:color w:val="000000"/>
-          <w:sz w:val="20"/>
-          <w:szCs w:val="20"/>
-          <w:u w:color="000000"/>
-        </w:rPr>
-        <w:t>National Science Foundation Grant Proposal (Economics)</w:t>
-      </w:r>
-    </w:p>
-    <w:p>
-      <w:pPr>
-        <w:autoSpaceDE w:val="0"/>
-        <w:autoSpaceDN w:val="0"/>
-        <w:adjustRightInd w:val="0"/>
-        <w:spacing w:after="80"/>
-        <w:ind w:firstLine="720"/>
-        <w:rPr>
-          <w:rFonts w:asciiTheme="majorHAnsi" w:hAnsiTheme="majorHAnsi" w:cstheme="majorHAnsi"/>
-          <w:color w:val="000000"/>
-          <w:sz w:val="20"/>
-          <w:szCs w:val="20"/>
-          <w:u w:color="000000"/>
-        </w:rPr>
-      </w:pPr>
-    </w:p>
-    <w:p>
-      <w:pPr>
-        <w:autoSpaceDE w:val="0"/>
-        <w:autoSpaceDN w:val="0"/>
-        <w:adjustRightInd w:val="0"/>
-        <w:spacing w:after="80"/>
-        <w:rPr>
-          <w:rFonts w:asciiTheme="majorHAnsi" w:hAnsiTheme="majorHAnsi" w:cstheme="majorHAnsi"/>
-          <w:b/>
-          <w:bCs/>
-          <w:color w:val="000000"/>
-          <w:sz w:val="20"/>
-          <w:szCs w:val="20"/>
-          <w:u w:color="000000"/>
-        </w:rPr>
-      </w:pPr>
-      <w:r>
-        <w:rPr>
-          <w:rFonts w:asciiTheme="majorHAnsi" w:hAnsiTheme="majorHAnsi" w:cstheme="majorHAnsi"/>
-          <w:b/>
-          <w:bCs/>
-          <w:color w:val="000000"/>
-          <w:sz w:val="20"/>
-          <w:szCs w:val="20"/>
-          <w:u w:color="000000"/>
-        </w:rPr>
-        <w:t>GRANTS</w:t>
-      </w:r>
-      <w:r>
-        <w:rPr>
-          <w:rFonts w:asciiTheme="majorHAnsi" w:hAnsiTheme="majorHAnsi" w:cstheme="majorHAnsi"/>
-          <w:b/>
-          <w:bCs/>
-          <w:color w:val="000000"/>
-          <w:sz w:val="20"/>
-          <w:szCs w:val="20"/>
-          <w:u w:color="000000"/>
-        </w:rPr>
-        <w:t>, HONORS, AND AWARDS</w:t>
-      </w:r>
-    </w:p>
-    <w:p>
-      <w:pPr>
-        <w:autoSpaceDE w:val="0"/>
-        <w:autoSpaceDN w:val="0"/>
-        <w:adjustRightInd w:val="0"/>
-        <w:spacing w:after="80"/>
-        <w:rPr>
-          <w:rFonts w:asciiTheme="majorHAnsi" w:hAnsiTheme="majorHAnsi" w:cstheme="majorHAnsi"/>
-          <w:color w:val="000000"/>
-          <w:sz w:val="20"/>
-          <w:szCs w:val="20"/>
-          <w:u w:color="000000"/>
-        </w:rPr>
-      </w:pPr>
-      <w:r>
-        <w:rPr>
-          <w:rFonts w:asciiTheme="majorHAnsi" w:hAnsiTheme="majorHAnsi" w:cstheme="majorHAnsi"/>
-          <w:color w:val="000000"/>
-          <w:sz w:val="20"/>
-          <w:szCs w:val="20"/>
-          <w:u w:color="000000"/>
-        </w:rPr>
-        <w:t>Chazen Research Grant, 2020 ($10,000)</w:t>
-      </w:r>
-    </w:p>
-    <w:p>
-      <w:pPr>
-        <w:autoSpaceDE w:val="0"/>
-        <w:autoSpaceDN w:val="0"/>
-        <w:adjustRightInd w:val="0"/>
-        <w:spacing w:after="80"/>
-        <w:rPr>
-          <w:rFonts w:asciiTheme="majorHAnsi" w:hAnsiTheme="majorHAnsi" w:cstheme="majorHAnsi"/>
-          <w:color w:val="000000"/>
-          <w:sz w:val="20"/>
-          <w:szCs w:val="20"/>
-          <w:u w:color="000000"/>
-        </w:rPr>
-      </w:pPr>
-      <w:r>
-        <w:rPr>
-          <w:rFonts w:asciiTheme="majorHAnsi" w:hAnsiTheme="majorHAnsi" w:cstheme="majorHAnsi"/>
-          <w:color w:val="000000"/>
-          <w:sz w:val="20"/>
-          <w:szCs w:val="20"/>
-          <w:u w:color="000000"/>
-        </w:rPr>
-        <w:t>Richman Center Grant, 2020 ($15,000)</w:t>
-      </w:r>
-    </w:p>
-    <w:p>
-      <w:pPr>
-        <w:autoSpaceDE w:val="0"/>
-        <w:autoSpaceDN w:val="0"/>
-        <w:adjustRightInd w:val="0"/>
-        <w:spacing w:after="80"/>
-        <w:rPr>
-          <w:rFonts w:asciiTheme="majorHAnsi" w:hAnsiTheme="majorHAnsi" w:cstheme="majorHAnsi"/>
-          <w:color w:val="000000"/>
-          <w:sz w:val="20"/>
-          <w:szCs w:val="20"/>
-          <w:u w:color="000000"/>
-        </w:rPr>
-      </w:pPr>
-      <w:r>
-        <w:rPr>
-          <w:rFonts w:asciiTheme="majorHAnsi" w:hAnsiTheme="majorHAnsi" w:cstheme="majorHAnsi"/>
-          <w:color w:val="000000"/>
-          <w:sz w:val="20"/>
-          <w:szCs w:val="20"/>
-          <w:u w:color="000000"/>
-        </w:rPr>
-        <w:t>Best Paper Award the ASU Sonoran Winter Finance Conference, 2018</w:t>
-      </w:r>
-    </w:p>
-    <w:p>
-      <w:pPr>
-        <w:autoSpaceDE w:val="0"/>
-        <w:autoSpaceDN w:val="0"/>
-        <w:adjustRightInd w:val="0"/>
-        <w:spacing w:after="80"/>
-        <w:rPr>
-          <w:rFonts w:asciiTheme="majorHAnsi" w:hAnsiTheme="majorHAnsi" w:cstheme="majorHAnsi"/>
-          <w:color w:val="000000"/>
-          <w:sz w:val="20"/>
-          <w:szCs w:val="20"/>
-          <w:u w:color="000000"/>
-        </w:rPr>
-      </w:pPr>
-      <w:r>
-        <w:rPr>
-          <w:rFonts w:asciiTheme="majorHAnsi" w:hAnsiTheme="majorHAnsi" w:cstheme="majorHAnsi"/>
-          <w:color w:val="000000"/>
-          <w:sz w:val="20"/>
-          <w:szCs w:val="20"/>
-          <w:u w:color="000000"/>
-        </w:rPr>
-        <w:t>Provost’s Grants Program for Junior Faculty Who Contribute to the University’s Diversity Goals</w:t>
-      </w:r>
-      <w:r>
-        <w:rPr>
-          <w:rFonts w:asciiTheme="majorHAnsi" w:hAnsiTheme="majorHAnsi" w:cstheme="majorHAnsi"/>
-          <w:color w:val="000000"/>
-          <w:sz w:val="20"/>
-          <w:szCs w:val="20"/>
-          <w:u w:color="000000"/>
-        </w:rPr>
-        <w:t>, 2018</w:t>
-      </w:r>
-      <w:r>
-        <w:rPr>
-          <w:rFonts w:asciiTheme="majorHAnsi" w:hAnsiTheme="majorHAnsi" w:cstheme="majorHAnsi"/>
-          <w:color w:val="000000"/>
-          <w:sz w:val="20"/>
-          <w:szCs w:val="20"/>
-          <w:u w:color="000000"/>
-        </w:rPr>
-        <w:t xml:space="preserve"> ($25,000)</w:t>
-      </w:r>
-    </w:p>
-    <w:p>
-      <w:pPr>
-        <w:autoSpaceDE w:val="0"/>
-        <w:autoSpaceDN w:val="0"/>
-        <w:adjustRightInd w:val="0"/>
-        <w:spacing w:after="80"/>
-        <w:rPr>
-          <w:rFonts w:asciiTheme="majorHAnsi" w:hAnsiTheme="majorHAnsi" w:cstheme="majorHAnsi"/>
-          <w:color w:val="000000"/>
-          <w:sz w:val="20"/>
-          <w:szCs w:val="20"/>
-          <w:u w:color="000000"/>
-        </w:rPr>
-      </w:pPr>
-      <w:r>
-        <w:rPr>
-          <w:rFonts w:asciiTheme="majorHAnsi" w:hAnsiTheme="majorHAnsi" w:cstheme="majorHAnsi"/>
-          <w:color w:val="000000"/>
-          <w:sz w:val="20"/>
-          <w:szCs w:val="20"/>
-          <w:u w:color="000000"/>
-        </w:rPr>
-        <w:lastRenderedPageBreak/>
-        <w:t>Deutsche Bank Fellowship, 2012</w:t>
-      </w:r>
-    </w:p>
-    <w:p>
-      <w:pPr>
-        <w:autoSpaceDE w:val="0"/>
-        <w:autoSpaceDN w:val="0"/>
-        <w:adjustRightInd w:val="0"/>
-        <w:spacing w:after="80"/>
-        <w:rPr>
-          <w:rFonts w:asciiTheme="majorHAnsi" w:hAnsiTheme="majorHAnsi" w:cstheme="majorHAnsi"/>
-          <w:color w:val="000000"/>
-          <w:sz w:val="20"/>
-          <w:szCs w:val="20"/>
-          <w:u w:color="000000"/>
-        </w:rPr>
-      </w:pPr>
-      <w:r>
-        <w:rPr>
-          <w:rFonts w:asciiTheme="majorHAnsi" w:hAnsiTheme="majorHAnsi" w:cstheme="majorHAnsi"/>
-          <w:color w:val="000000"/>
-          <w:sz w:val="20"/>
-          <w:szCs w:val="20"/>
-          <w:u w:color="000000"/>
-        </w:rPr>
-        <w:t>Giovanna Crivelli fellowship to fund PhD</w:t>
-      </w:r>
-      <w:r>
-        <w:rPr>
-          <w:rFonts w:asciiTheme="majorHAnsi" w:hAnsiTheme="majorHAnsi" w:cstheme="majorHAnsi"/>
-          <w:color w:val="000000"/>
-          <w:sz w:val="20"/>
-          <w:szCs w:val="20"/>
-          <w:u w:color="000000"/>
-        </w:rPr>
-        <w:t>, 2009–2013</w:t>
-      </w:r>
-    </w:p>
-    <w:p>
-      <w:pPr>
-        <w:autoSpaceDE w:val="0"/>
-        <w:autoSpaceDN w:val="0"/>
-        <w:adjustRightInd w:val="0"/>
-        <w:spacing w:after="80"/>
-        <w:rPr>
-          <w:rFonts w:asciiTheme="majorHAnsi" w:hAnsiTheme="majorHAnsi" w:cstheme="majorHAnsi"/>
-          <w:color w:val="000000"/>
-          <w:sz w:val="20"/>
-          <w:szCs w:val="20"/>
-          <w:u w:color="000000"/>
-        </w:rPr>
-      </w:pPr>
-    </w:p>
-    <w:p>
-      <w:pPr>
-        <w:autoSpaceDE w:val="0"/>
-        <w:autoSpaceDN w:val="0"/>
-        <w:adjustRightInd w:val="0"/>
-        <w:spacing w:after="80"/>
-        <w:rPr>
-          <w:rFonts w:asciiTheme="majorHAnsi" w:hAnsiTheme="majorHAnsi" w:cstheme="majorHAnsi"/>
-          <w:b/>
-          <w:bCs/>
-          <w:color w:val="000000"/>
-          <w:sz w:val="20"/>
-          <w:szCs w:val="20"/>
-          <w:u w:color="000000"/>
-        </w:rPr>
-      </w:pPr>
-      <w:r>
-        <w:rPr>
-          <w:rFonts w:asciiTheme="majorHAnsi" w:hAnsiTheme="majorHAnsi" w:cstheme="majorHAnsi"/>
-          <w:b/>
-          <w:bCs/>
-          <w:color w:val="000000"/>
-          <w:sz w:val="20"/>
-          <w:szCs w:val="20"/>
-          <w:u w:color="000000"/>
-        </w:rPr>
-        <w:t>OTHER PROFESSIONAL SERVICES</w:t>
-      </w:r>
-    </w:p>
-    <w:p>
-      <w:pPr>
-        <w:autoSpaceDE w:val="0"/>
-        <w:autoSpaceDN w:val="0"/>
-        <w:adjustRightInd w:val="0"/>
-        <w:spacing w:after="80"/>
-        <w:rPr>
-          <w:rFonts w:asciiTheme="majorHAnsi" w:hAnsiTheme="majorHAnsi" w:cstheme="majorHAnsi"/>
-          <w:color w:val="000000"/>
-          <w:sz w:val="20"/>
-          <w:szCs w:val="20"/>
-          <w:u w:color="000000"/>
-        </w:rPr>
-      </w:pPr>
-      <w:r>
-        <w:rPr>
-          <w:rFonts w:asciiTheme="majorHAnsi" w:hAnsiTheme="majorHAnsi" w:cstheme="majorHAnsi"/>
-          <w:color w:val="000000"/>
-          <w:sz w:val="20"/>
-          <w:szCs w:val="20"/>
-          <w:u w:color="000000"/>
-        </w:rPr>
-        <w:t>American Finance Association Nominating Committee (2020</w:t>
-      </w:r>
-      <w:r>
-        <w:rPr>
-          <w:rFonts w:asciiTheme="majorHAnsi" w:hAnsiTheme="majorHAnsi" w:cstheme="majorHAnsi"/>
-          <w:color w:val="000000"/>
-          <w:sz w:val="20"/>
-          <w:szCs w:val="20"/>
-          <w:u w:color="000000"/>
-        </w:rPr>
-        <w:t>, 2023</w:t>
-      </w:r>
-      <w:r>
-        <w:rPr>
-          <w:rFonts w:asciiTheme="majorHAnsi" w:hAnsiTheme="majorHAnsi" w:cstheme="majorHAnsi"/>
-          <w:color w:val="000000"/>
-          <w:sz w:val="20"/>
-          <w:szCs w:val="20"/>
-          <w:u w:color="000000"/>
-        </w:rPr>
-        <w:t xml:space="preserve">) </w:t>
-      </w:r>
-    </w:p>
-    <w:p>
-      <w:pPr>
-        <w:autoSpaceDE w:val="0"/>
-        <w:autoSpaceDN w:val="0"/>
-        <w:adjustRightInd w:val="0"/>
-        <w:spacing w:after="80"/>
-        <w:rPr>
-          <w:rFonts w:asciiTheme="majorHAnsi" w:hAnsiTheme="majorHAnsi" w:cstheme="majorHAnsi"/>
-          <w:color w:val="000000"/>
-          <w:sz w:val="20"/>
-          <w:szCs w:val="20"/>
-          <w:u w:color="000000"/>
-        </w:rPr>
-      </w:pPr>
-      <w:r>
-        <w:rPr>
-          <w:rFonts w:asciiTheme="majorHAnsi" w:hAnsiTheme="majorHAnsi" w:cstheme="majorHAnsi"/>
-          <w:color w:val="000000"/>
-          <w:sz w:val="20"/>
-          <w:szCs w:val="20"/>
-          <w:u w:color="000000"/>
-        </w:rPr>
         <w:t xml:space="preserve">Career advice for PhD students’ session at the American Finance Association Annual Meeting (2020) </w:t>
       </w:r>
     </w:p>
@@ -13444,6 +14491,31 @@
           <w:u w:color="000000"/>
         </w:rPr>
       </w:pPr>
+      <w:r>
+        <w:rPr>
+          <w:rFonts w:asciiTheme="majorHAnsi" w:hAnsiTheme="majorHAnsi" w:cstheme="majorHAnsi"/>
+          <w:color w:val="000000"/>
+          <w:sz w:val="20"/>
+          <w:szCs w:val="20"/>
+          <w:u w:color="000000"/>
+        </w:rPr>
+        <w:t>FTG Summer School teaching</w:t>
+      </w:r>
+    </w:p>
+    <w:p>
+      <w:pPr>
+        <w:autoSpaceDE w:val="0"/>
+        <w:autoSpaceDN w:val="0"/>
+        <w:adjustRightInd w:val="0"/>
+        <w:spacing w:after="80"/>
+        <w:rPr>
+          <w:rFonts w:asciiTheme="majorHAnsi" w:hAnsiTheme="majorHAnsi" w:cstheme="majorHAnsi"/>
+          <w:color w:val="000000"/>
+          <w:sz w:val="20"/>
+          <w:szCs w:val="20"/>
+          <w:u w:color="000000"/>
+        </w:rPr>
+      </w:pPr>
     </w:p>
     <w:p>
       <w:pPr>
@@ -13521,32 +14593,94 @@
           <w:szCs w:val="20"/>
           <w:u w:color="000000"/>
         </w:rPr>
-        <w:t>Naz Koont (joined Stanford in 2024)</w:t>
-      </w:r>
-    </w:p>
-    <w:p>
-      <w:pPr>
-        <w:autoSpaceDE w:val="0"/>
-        <w:autoSpaceDN w:val="0"/>
-        <w:adjustRightInd w:val="0"/>
-        <w:spacing w:after="80"/>
-        <w:rPr>
-          <w:rFonts w:asciiTheme="majorHAnsi" w:hAnsiTheme="majorHAnsi" w:cstheme="majorHAnsi"/>
-          <w:color w:val="000000"/>
-          <w:sz w:val="20"/>
-          <w:szCs w:val="20"/>
-          <w:u w:color="000000"/>
-        </w:rPr>
-      </w:pPr>
-      <w:r>
-        <w:rPr>
-          <w:rFonts w:asciiTheme="majorHAnsi" w:hAnsiTheme="majorHAnsi" w:cstheme="majorHAnsi"/>
-          <w:color w:val="000000"/>
-          <w:sz w:val="20"/>
-          <w:szCs w:val="20"/>
-          <w:u w:color="000000"/>
-        </w:rPr>
-        <w:t>Xiaobo Yu (joined Colardo in 2024)</w:t>
+        <w:t xml:space="preserve">Naz </w:t>
+      </w:r>
+      <w:proofErr w:type="spellStart"/>
+      <w:r>
+        <w:rPr>
+          <w:rFonts w:asciiTheme="majorHAnsi" w:hAnsiTheme="majorHAnsi" w:cstheme="majorHAnsi"/>
+          <w:color w:val="000000"/>
+          <w:sz w:val="20"/>
+          <w:szCs w:val="20"/>
+          <w:u w:color="000000"/>
+        </w:rPr>
+        <w:t>Koont</w:t>
+      </w:r>
+      <w:proofErr w:type="spellEnd"/>
+      <w:r>
+        <w:rPr>
+          <w:rFonts w:asciiTheme="majorHAnsi" w:hAnsiTheme="majorHAnsi" w:cstheme="majorHAnsi"/>
+          <w:color w:val="000000"/>
+          <w:sz w:val="20"/>
+          <w:szCs w:val="20"/>
+          <w:u w:color="000000"/>
+        </w:rPr>
+        <w:t xml:space="preserve"> (joined Stanford in 2024)</w:t>
+      </w:r>
+    </w:p>
+    <w:p>
+      <w:pPr>
+        <w:autoSpaceDE w:val="0"/>
+        <w:autoSpaceDN w:val="0"/>
+        <w:adjustRightInd w:val="0"/>
+        <w:spacing w:after="80"/>
+        <w:rPr>
+          <w:rFonts w:asciiTheme="majorHAnsi" w:hAnsiTheme="majorHAnsi" w:cstheme="majorHAnsi"/>
+          <w:color w:val="000000"/>
+          <w:sz w:val="20"/>
+          <w:szCs w:val="20"/>
+          <w:u w:color="000000"/>
+        </w:rPr>
+      </w:pPr>
+      <w:r>
+        <w:rPr>
+          <w:rFonts w:asciiTheme="majorHAnsi" w:hAnsiTheme="majorHAnsi" w:cstheme="majorHAnsi"/>
+          <w:color w:val="000000"/>
+          <w:sz w:val="20"/>
+          <w:szCs w:val="20"/>
+          <w:u w:color="000000"/>
+        </w:rPr>
+        <w:t>Xiaobo Yu (joined Col</w:t>
+      </w:r>
+      <w:r>
+        <w:rPr>
+          <w:rFonts w:asciiTheme="majorHAnsi" w:hAnsiTheme="majorHAnsi" w:cstheme="majorHAnsi"/>
+          <w:color w:val="000000"/>
+          <w:sz w:val="20"/>
+          <w:szCs w:val="20"/>
+          <w:u w:color="000000"/>
+        </w:rPr>
+        <w:t>o</w:t>
+      </w:r>
+      <w:r>
+        <w:rPr>
+          <w:rFonts w:asciiTheme="majorHAnsi" w:hAnsiTheme="majorHAnsi" w:cstheme="majorHAnsi"/>
+          <w:color w:val="000000"/>
+          <w:sz w:val="20"/>
+          <w:szCs w:val="20"/>
+          <w:u w:color="000000"/>
+        </w:rPr>
+        <w:t>r</w:t>
+      </w:r>
+      <w:r>
+        <w:rPr>
+          <w:rFonts w:asciiTheme="majorHAnsi" w:hAnsiTheme="majorHAnsi" w:cstheme="majorHAnsi"/>
+          <w:color w:val="000000"/>
+          <w:sz w:val="20"/>
+          <w:szCs w:val="20"/>
+          <w:u w:color="000000"/>
+        </w:rPr>
+        <w:t>a</w:t>
+      </w:r>
+      <w:r>
+        <w:rPr>
+          <w:rFonts w:asciiTheme="majorHAnsi" w:hAnsiTheme="majorHAnsi" w:cstheme="majorHAnsi"/>
+          <w:color w:val="000000"/>
+          <w:sz w:val="20"/>
+          <w:szCs w:val="20"/>
+          <w:u w:color="000000"/>
+        </w:rPr>
+        <w:t>do in 2024)</w:t>
       </w:r>
     </w:p>
     <w:p>

--- a/vari/Curriculum-May-2026 copy.docx
+++ b/vari/Curriculum-May-2026 copy.docx
@@ -5215,7 +5215,16 @@
           <w:sz w:val="20"/>
           <w:szCs w:val="20"/>
         </w:rPr>
-        <w:t>, 2021</w:t>
+        <w:t>, 202</w:t>
+      </w:r>
+      <w:r>
+        <w:rPr>
+          <w:rFonts w:asciiTheme="majorHAnsi" w:hAnsiTheme="majorHAnsi" w:cstheme="majorHAnsi"/>
+          <w:color w:val="000000"/>
+          <w:sz w:val="20"/>
+          <w:szCs w:val="20"/>
+        </w:rPr>
+        <w:t>4</w:t>
       </w:r>
     </w:p>
     <w:p>
@@ -6015,7 +6024,16 @@
           <w:sz w:val="20"/>
           <w:szCs w:val="20"/>
         </w:rPr>
-        <w:t xml:space="preserve">Minnesota Corporate Finance Conference (scheduled), </w:t>
+        <w:t>Minnesota Corporate Finance Conference</w:t>
+      </w:r>
+      <w:r>
+        <w:rPr>
+          <w:rFonts w:asciiTheme="majorHAnsi" w:hAnsiTheme="majorHAnsi" w:cstheme="majorHAnsi"/>
+          <w:color w:val="000000"/>
+          <w:sz w:val="20"/>
+          <w:szCs w:val="20"/>
+        </w:rPr>
+        <w:t xml:space="preserve">, </w:t>
       </w:r>
       <w:r>
         <w:rPr>
@@ -6033,16 +6051,16 @@
           <w:sz w:val="20"/>
           <w:szCs w:val="20"/>
         </w:rPr>
-        <w:t xml:space="preserve"> (scheduled)</w:t>
-      </w:r>
-      <w:r>
-        <w:rPr>
-          <w:rFonts w:asciiTheme="majorHAnsi" w:hAnsiTheme="majorHAnsi" w:cstheme="majorHAnsi"/>
-          <w:color w:val="000000"/>
-          <w:sz w:val="20"/>
-          <w:szCs w:val="20"/>
-        </w:rPr>
-        <w:t>, LSE Finance PhD Alumni Conference (Scheduled), UBC Summer Finance Conference (scheduled)</w:t>
+        <w:t xml:space="preserve">, </w:t>
+      </w:r>
+      <w:r>
+        <w:rPr>
+          <w:rFonts w:asciiTheme="majorHAnsi" w:hAnsiTheme="majorHAnsi" w:cstheme="majorHAnsi"/>
+          <w:color w:val="000000"/>
+          <w:sz w:val="20"/>
+          <w:szCs w:val="20"/>
+        </w:rPr>
+        <w:t>LSE Finance PhD Alumni Conference (Scheduled), UBC Summer Finance Conference (scheduled)</w:t>
       </w:r>
     </w:p>
     <w:p>

--- a/vari/Curriculum-May-2026 copy.docx
+++ b/vari/Curriculum-May-2026 copy.docx
@@ -1,6 +1,6 @@
 
 <file path=word/document.xml><?xml version="1.0" encoding="utf-8"?>
-<w:document xmlns:wpc="http://schemas.microsoft.com/office/word/2010/wordprocessingCanvas" xmlns:cx="http://schemas.microsoft.com/office/drawing/2014/chartex" xmlns:cx1="http://schemas.microsoft.com/office/drawing/2015/9/8/chartex" xmlns:cx2="http://schemas.microsoft.com/office/drawing/2015/10/21/chartex" xmlns:cx3="http://schemas.microsoft.com/office/drawing/2016/5/9/chartex" xmlns:cx4="http://schemas.microsoft.com/office/drawing/2016/5/10/chartex" xmlns:cx5="http://schemas.microsoft.com/office/drawing/2016/5/11/chartex" xmlns:cx6="http://schemas.microsoft.com/office/drawing/2016/5/12/chartex" xmlns:cx7="http://schemas.microsoft.com/office/drawing/2016/5/13/chartex" xmlns:cx8="http://schemas.microsoft.com/office/drawing/2016/5/14/chartex" xmlns:mc="http://schemas.openxmlformats.org/markup-compatibility/2006" xmlns:aink="http://schemas.microsoft.com/office/drawing/2016/ink" xmlns:am3d="http://schemas.microsoft.com/office/drawing/2017/model3d" xmlns:o="urn:schemas-microsoft-com:office:office" xmlns:oel="http://schemas.microsoft.com/office/2019/extlst" xmlns:r="http://schemas.openxmlformats.org/officeDocument/2006/relationships" xmlns:m="http://schemas.openxmlformats.org/officeDocument/2006/math" xmlns:v="urn:schemas-microsoft-com:vml" xmlns:wp14="http://schemas.microsoft.com/office/word/2010/wordprocessingDrawing" xmlns:wp="http://schemas.openxmlformats.org/drawingml/2006/wordprocessingDrawing" xmlns:w10="urn:schemas-microsoft-com:office:word" xmlns:w="http://schemas.openxmlformats.org/wordprocessingml/2006/main" xmlns:w14="http://schemas.microsoft.com/office/word/2010/wordml" xmlns:w15="http://schemas.microsoft.com/office/word/2012/wordml" xmlns:w16cex="http://schemas.microsoft.com/office/word/2018/wordml/cex" xmlns:w16cid="http://schemas.microsoft.com/office/word/2016/wordml/cid" xmlns:w16="http://schemas.microsoft.com/office/word/2018/wordml" xmlns:w16du="http://schemas.microsoft.com/office/word/2023/wordml/word16du" xmlns:w16sdtdh="http://schemas.microsoft.com/office/word/2020/wordml/sdtdatahash" xmlns:w16sdtfl="http://schemas.microsoft.com/office/word/2024/wordml/sdtformatlock" xmlns:w16se="http://schemas.microsoft.com/office/word/2015/wordml/symex" xmlns:wpg="http://schemas.microsoft.com/office/word/2010/wordprocessingGroup" xmlns:wpi="http://schemas.microsoft.com/office/word/2010/wordprocessingInk" xmlns:wne="http://schemas.microsoft.com/office/word/2006/wordml" xmlns:wps="http://schemas.microsoft.com/office/word/2010/wordprocessingShape" mc:Ignorable="w14 w15 w16se w16cid w16 w16cex w16sdtdh w16sdtfl w16du wp14">
+<w:document xmlns:wpc="http://schemas.microsoft.com/office/word/2010/wordprocessingCanvas" xmlns:cx="http://schemas.microsoft.com/office/drawing/2014/chartex" xmlns:cx1="http://schemas.microsoft.com/office/drawing/2015/9/8/chartex" xmlns:cx2="http://schemas.microsoft.com/office/drawing/2015/10/21/chartex" xmlns:cx3="http://schemas.microsoft.com/office/drawing/2016/5/9/chartex" xmlns:cx4="http://schemas.microsoft.com/office/drawing/2016/5/10/chartex" xmlns:cx5="http://schemas.microsoft.com/office/drawing/2016/5/11/chartex" xmlns:cx6="http://schemas.microsoft.com/office/drawing/2016/5/12/chartex" xmlns:cx7="http://schemas.microsoft.com/office/drawing/2016/5/13/chartex" xmlns:cx8="http://schemas.microsoft.com/office/drawing/2016/5/14/chartex" xmlns:mc="http://schemas.openxmlformats.org/markup-compatibility/2006" xmlns:m="http://schemas.openxmlformats.org/officeDocument/2006/math" xmlns:aink="http://schemas.microsoft.com/office/drawing/2016/ink" xmlns:am3d="http://schemas.microsoft.com/office/drawing/2017/model3d" xmlns:oel="http://schemas.microsoft.com/office/2019/extlst" xmlns:r="http://schemas.openxmlformats.org/officeDocument/2006/relationships" xmlns:wp14="http://schemas.microsoft.com/office/word/2010/wordprocessingDrawing" xmlns:wp="http://schemas.openxmlformats.org/drawingml/2006/wordprocessingDrawing" xmlns:wpg="http://schemas.microsoft.com/office/word/2010/wordprocessingGroup" xmlns:wpi="http://schemas.microsoft.com/office/word/2010/wordprocessingInk" xmlns:wps="http://schemas.microsoft.com/office/word/2010/wordprocessingShape" xmlns:o="urn:schemas-microsoft-com:office:office" xmlns:v="urn:schemas-microsoft-com:vml" xmlns:w10="urn:schemas-microsoft-com:office:word" xmlns:w="http://schemas.openxmlformats.org/wordprocessingml/2006/main" xmlns:w14="http://schemas.microsoft.com/office/word/2010/wordml" xmlns:w15="http://schemas.microsoft.com/office/word/2012/wordml" xmlns:w16cex="http://schemas.microsoft.com/office/word/2018/wordml/cex" xmlns:w16cid="http://schemas.microsoft.com/office/word/2016/wordml/cid" xmlns:w16="http://schemas.microsoft.com/office/word/2018/wordml" xmlns:w16sdtdh="http://schemas.microsoft.com/office/word/2020/wordml/sdtdatahash" xmlns:w16sdtfl="http://schemas.microsoft.com/office/word/2024/wordml/sdtformatlock" xmlns:w16se="http://schemas.microsoft.com/office/word/2015/wordml/symex" xmlns:w16du="http://schemas.microsoft.com/office/word/2023/wordml/word16du" xmlns:wne="http://schemas.microsoft.com/office/word/2006/wordml" mc:Ignorable="w14 w15 w16se w16cid w16 w16cex w16sdtdh w16sdtfl w16du wp14">
   <w:body>
     <w:p>
       <w:pPr>
@@ -4792,6 +4792,113 @@
           <w:sz w:val="20"/>
           <w:szCs w:val="20"/>
         </w:rPr>
+        <w:t xml:space="preserve">“Sovereign Bond Restructuring: Commitment vs. Flexibility” with </w:t>
+      </w:r>
+      <w:r>
+        <w:rPr>
+          <w:rFonts w:asciiTheme="majorHAnsi" w:hAnsiTheme="majorHAnsi" w:cstheme="majorHAnsi"/>
+          <w:color w:val="000000"/>
+          <w:sz w:val="20"/>
+          <w:szCs w:val="20"/>
+        </w:rPr>
+        <w:t>J.R Donaldson</w:t>
+      </w:r>
+      <w:r>
+        <w:rPr>
+          <w:rFonts w:asciiTheme="majorHAnsi" w:hAnsiTheme="majorHAnsi" w:cstheme="majorHAnsi"/>
+          <w:color w:val="000000"/>
+          <w:sz w:val="20"/>
+          <w:szCs w:val="20"/>
+        </w:rPr>
+        <w:t xml:space="preserve"> and L. </w:t>
+      </w:r>
+      <w:proofErr w:type="spellStart"/>
+      <w:r>
+        <w:rPr>
+          <w:rFonts w:asciiTheme="majorHAnsi" w:hAnsiTheme="majorHAnsi" w:cstheme="majorHAnsi"/>
+          <w:color w:val="000000"/>
+          <w:sz w:val="20"/>
+          <w:szCs w:val="20"/>
+        </w:rPr>
+        <w:t>Kremens</w:t>
+      </w:r>
+      <w:proofErr w:type="spellEnd"/>
+      <w:r>
+        <w:rPr>
+          <w:rFonts w:asciiTheme="majorHAnsi" w:hAnsiTheme="majorHAnsi" w:cstheme="majorHAnsi"/>
+          <w:color w:val="000000"/>
+          <w:sz w:val="20"/>
+          <w:szCs w:val="20"/>
+        </w:rPr>
+        <w:t>, 2026</w:t>
+      </w:r>
+    </w:p>
+    <w:p>
+      <w:pPr>
+        <w:autoSpaceDE w:val="0"/>
+        <w:autoSpaceDN w:val="0"/>
+        <w:adjustRightInd w:val="0"/>
+        <w:rPr>
+          <w:rFonts w:asciiTheme="majorHAnsi" w:hAnsiTheme="majorHAnsi" w:cstheme="majorHAnsi"/>
+          <w:color w:val="000000"/>
+          <w:sz w:val="20"/>
+          <w:szCs w:val="20"/>
+          <w:u w:val="single"/>
+        </w:rPr>
+      </w:pPr>
+      <w:r>
+        <w:rPr>
+          <w:rFonts w:asciiTheme="majorHAnsi" w:hAnsiTheme="majorHAnsi" w:cstheme="majorHAnsi"/>
+          <w:color w:val="000000"/>
+          <w:sz w:val="20"/>
+          <w:szCs w:val="20"/>
+        </w:rPr>
+        <w:t xml:space="preserve">R&amp;R at the </w:t>
+      </w:r>
+      <w:r>
+        <w:rPr>
+          <w:rFonts w:asciiTheme="majorHAnsi" w:hAnsiTheme="majorHAnsi" w:cstheme="majorHAnsi"/>
+          <w:color w:val="000000"/>
+          <w:sz w:val="20"/>
+          <w:szCs w:val="20"/>
+          <w:u w:val="single"/>
+        </w:rPr>
+        <w:t>Review of Financial Studies</w:t>
+      </w:r>
+    </w:p>
+    <w:p>
+      <w:pPr>
+        <w:autoSpaceDE w:val="0"/>
+        <w:autoSpaceDN w:val="0"/>
+        <w:adjustRightInd w:val="0"/>
+        <w:rPr>
+          <w:rFonts w:asciiTheme="majorHAnsi" w:hAnsiTheme="majorHAnsi" w:cstheme="majorHAnsi"/>
+          <w:color w:val="000000"/>
+          <w:sz w:val="20"/>
+          <w:szCs w:val="20"/>
+          <w:u w:val="single"/>
+        </w:rPr>
+      </w:pPr>
+    </w:p>
+    <w:p>
+      <w:pPr>
+        <w:autoSpaceDE w:val="0"/>
+        <w:autoSpaceDN w:val="0"/>
+        <w:adjustRightInd w:val="0"/>
+        <w:rPr>
+          <w:rFonts w:asciiTheme="majorHAnsi" w:hAnsiTheme="majorHAnsi" w:cstheme="majorHAnsi"/>
+          <w:color w:val="000000"/>
+          <w:sz w:val="20"/>
+          <w:szCs w:val="20"/>
+        </w:rPr>
+      </w:pPr>
+      <w:r>
+        <w:rPr>
+          <w:rFonts w:asciiTheme="majorHAnsi" w:hAnsiTheme="majorHAnsi" w:cstheme="majorHAnsi"/>
+          <w:color w:val="000000"/>
+          <w:sz w:val="20"/>
+          <w:szCs w:val="20"/>
+        </w:rPr>
         <w:t xml:space="preserve">“Modular Contracts,” with </w:t>
       </w:r>
       <w:r>
@@ -4883,106 +4990,6 @@
           <w:szCs w:val="20"/>
         </w:rPr>
         <w:t xml:space="preserve"> Yu, 202</w:t>
-      </w:r>
-      <w:r>
-        <w:rPr>
-          <w:rFonts w:asciiTheme="majorHAnsi" w:hAnsiTheme="majorHAnsi" w:cstheme="majorHAnsi"/>
-          <w:color w:val="000000"/>
-          <w:sz w:val="20"/>
-          <w:szCs w:val="20"/>
-        </w:rPr>
-        <w:t>6</w:t>
-      </w:r>
-    </w:p>
-    <w:p>
-      <w:pPr>
-        <w:autoSpaceDE w:val="0"/>
-        <w:autoSpaceDN w:val="0"/>
-        <w:adjustRightInd w:val="0"/>
-        <w:rPr>
-          <w:rFonts w:asciiTheme="majorHAnsi" w:hAnsiTheme="majorHAnsi" w:cstheme="majorHAnsi"/>
-          <w:color w:val="000000"/>
-          <w:sz w:val="20"/>
-          <w:szCs w:val="20"/>
-        </w:rPr>
-      </w:pPr>
-    </w:p>
-    <w:p>
-      <w:pPr>
-        <w:autoSpaceDE w:val="0"/>
-        <w:autoSpaceDN w:val="0"/>
-        <w:adjustRightInd w:val="0"/>
-        <w:rPr>
-          <w:rFonts w:asciiTheme="majorHAnsi" w:hAnsiTheme="majorHAnsi" w:cstheme="majorHAnsi"/>
-          <w:color w:val="000000"/>
-          <w:sz w:val="20"/>
-          <w:szCs w:val="20"/>
-        </w:rPr>
-      </w:pPr>
-      <w:r>
-        <w:rPr>
-          <w:rFonts w:asciiTheme="majorHAnsi" w:hAnsiTheme="majorHAnsi" w:cstheme="majorHAnsi"/>
-          <w:color w:val="000000"/>
-          <w:sz w:val="20"/>
-          <w:szCs w:val="20"/>
-        </w:rPr>
-        <w:t xml:space="preserve">“Sovereign Bond Restructuring: Commitment vs. Flexibility” with </w:t>
-      </w:r>
-      <w:r>
-        <w:rPr>
-          <w:rFonts w:asciiTheme="majorHAnsi" w:hAnsiTheme="majorHAnsi" w:cstheme="majorHAnsi"/>
-          <w:color w:val="000000"/>
-          <w:sz w:val="20"/>
-          <w:szCs w:val="20"/>
-        </w:rPr>
-        <w:t>J.R Donaldson</w:t>
-      </w:r>
-      <w:r>
-        <w:rPr>
-          <w:rFonts w:asciiTheme="majorHAnsi" w:hAnsiTheme="majorHAnsi" w:cstheme="majorHAnsi"/>
-          <w:color w:val="000000"/>
-          <w:sz w:val="20"/>
-          <w:szCs w:val="20"/>
-        </w:rPr>
-        <w:t xml:space="preserve"> and </w:t>
-      </w:r>
-      <w:r>
-        <w:rPr>
-          <w:rFonts w:asciiTheme="majorHAnsi" w:hAnsiTheme="majorHAnsi" w:cstheme="majorHAnsi"/>
-          <w:color w:val="000000"/>
-          <w:sz w:val="20"/>
-          <w:szCs w:val="20"/>
-        </w:rPr>
-        <w:t>L.</w:t>
-      </w:r>
-      <w:r>
-        <w:rPr>
-          <w:rFonts w:asciiTheme="majorHAnsi" w:hAnsiTheme="majorHAnsi" w:cstheme="majorHAnsi"/>
-          <w:color w:val="000000"/>
-          <w:sz w:val="20"/>
-          <w:szCs w:val="20"/>
-        </w:rPr>
-        <w:t xml:space="preserve"> </w:t>
-      </w:r>
-      <w:proofErr w:type="spellStart"/>
-      <w:r>
-        <w:rPr>
-          <w:rFonts w:asciiTheme="majorHAnsi" w:hAnsiTheme="majorHAnsi" w:cstheme="majorHAnsi"/>
-          <w:color w:val="000000"/>
-          <w:sz w:val="20"/>
-          <w:szCs w:val="20"/>
-        </w:rPr>
-        <w:t>Kremens</w:t>
-      </w:r>
-      <w:proofErr w:type="spellEnd"/>
-      <w:r>
-        <w:rPr>
-          <w:rFonts w:asciiTheme="majorHAnsi" w:hAnsiTheme="majorHAnsi" w:cstheme="majorHAnsi"/>
-          <w:color w:val="000000"/>
-          <w:sz w:val="20"/>
-          <w:szCs w:val="20"/>
-        </w:rPr>
-        <w:t>, 202</w:t>
       </w:r>
       <w:r>
         <w:rPr>
@@ -6137,6 +6144,7 @@
           <w:sz w:val="20"/>
           <w:szCs w:val="20"/>
         </w:rPr>
+        <w:lastRenderedPageBreak/>
         <w:t>University of Miami, University of Florida, Fed Board, ECB, HKU</w:t>
       </w:r>
       <w:r>
@@ -6179,7 +6187,6 @@
           <w:szCs w:val="20"/>
           <w:u w:val="single" w:color="000000"/>
         </w:rPr>
-        <w:lastRenderedPageBreak/>
         <w:t>Conferences</w:t>
       </w:r>
     </w:p>
@@ -7920,7 +7927,18 @@
           <w:szCs w:val="20"/>
           <w:u w:color="000000"/>
         </w:rPr>
-        <w:t>anagement, Goethe University Frankfurt, Halle Institute for Economic Research, HKUST (postponed), Michigan State University, MIT, Norwegian School of Economics, New York Fed (postponed), NYU (postponed), Temple University (postponed), University of Geneva, University of Hong Kong (postponed), University of Maryland (postponed), University of Washington, University of Wisconsin (postponed)</w:t>
+        <w:t xml:space="preserve">anagement, Goethe University Frankfurt, Halle Institute for Economic Research, HKUST (postponed), Michigan State University, MIT, Norwegian School of Economics, New York Fed (postponed), NYU (postponed), Temple University (postponed), University of Geneva, </w:t>
+      </w:r>
+      <w:r>
+        <w:rPr>
+          <w:rFonts w:asciiTheme="majorHAnsi" w:hAnsiTheme="majorHAnsi" w:cstheme="majorHAnsi"/>
+          <w:color w:val="000000"/>
+          <w:sz w:val="20"/>
+          <w:szCs w:val="20"/>
+          <w:u w:color="000000"/>
+        </w:rPr>
+        <w:lastRenderedPageBreak/>
+        <w:t>University of Hong Kong (postponed), University of Maryland (postponed), University of Washington, University of Wisconsin (postponed)</w:t>
       </w:r>
     </w:p>
     <w:p>
@@ -7944,7 +7962,6 @@
           <w:szCs w:val="20"/>
           <w:u w:val="single" w:color="000000"/>
         </w:rPr>
-        <w:lastRenderedPageBreak/>
         <w:t>Conferences</w:t>
       </w:r>
     </w:p>
@@ -8706,6 +8723,7 @@
           <w:szCs w:val="20"/>
           <w:u w:color="000000"/>
         </w:rPr>
+        <w:lastRenderedPageBreak/>
         <w:t>2014</w:t>
       </w:r>
       <w:r>
@@ -8741,1660 +8759,1660 @@
           <w:szCs w:val="20"/>
           <w:u w:val="single" w:color="000000"/>
         </w:rPr>
+        <w:t>Seminars</w:t>
+      </w:r>
+    </w:p>
+    <w:p>
+      <w:pPr>
+        <w:autoSpaceDE w:val="0"/>
+        <w:autoSpaceDN w:val="0"/>
+        <w:adjustRightInd w:val="0"/>
+        <w:spacing w:after="80"/>
+        <w:rPr>
+          <w:rFonts w:asciiTheme="majorHAnsi" w:hAnsiTheme="majorHAnsi" w:cstheme="majorHAnsi"/>
+          <w:color w:val="000000"/>
+          <w:sz w:val="20"/>
+          <w:szCs w:val="20"/>
+          <w:u w:color="000000"/>
+        </w:rPr>
+      </w:pPr>
+      <w:r>
+        <w:rPr>
+          <w:rFonts w:asciiTheme="majorHAnsi" w:hAnsiTheme="majorHAnsi" w:cstheme="majorHAnsi"/>
+          <w:color w:val="000000"/>
+          <w:sz w:val="20"/>
+          <w:szCs w:val="20"/>
+          <w:u w:color="000000"/>
+        </w:rPr>
+        <w:t xml:space="preserve">Bank of England, St Louis Fed, UNC Kenan-Flagler, University of Rome Tor </w:t>
+      </w:r>
+      <w:proofErr w:type="spellStart"/>
+      <w:r>
+        <w:rPr>
+          <w:rFonts w:asciiTheme="majorHAnsi" w:hAnsiTheme="majorHAnsi" w:cstheme="majorHAnsi"/>
+          <w:color w:val="000000"/>
+          <w:sz w:val="20"/>
+          <w:szCs w:val="20"/>
+          <w:u w:color="000000"/>
+        </w:rPr>
+        <w:t>Vergata</w:t>
+      </w:r>
+      <w:proofErr w:type="spellEnd"/>
+    </w:p>
+    <w:p>
+      <w:pPr>
+        <w:autoSpaceDE w:val="0"/>
+        <w:autoSpaceDN w:val="0"/>
+        <w:adjustRightInd w:val="0"/>
+        <w:spacing w:after="80"/>
+        <w:rPr>
+          <w:rFonts w:asciiTheme="majorHAnsi" w:hAnsiTheme="majorHAnsi" w:cstheme="majorHAnsi"/>
+          <w:color w:val="000000"/>
+          <w:sz w:val="20"/>
+          <w:szCs w:val="20"/>
+          <w:u w:val="single" w:color="000000"/>
+        </w:rPr>
+      </w:pPr>
+      <w:r>
+        <w:rPr>
+          <w:rFonts w:asciiTheme="majorHAnsi" w:hAnsiTheme="majorHAnsi" w:cstheme="majorHAnsi"/>
+          <w:color w:val="000000"/>
+          <w:sz w:val="20"/>
+          <w:szCs w:val="20"/>
+          <w:u w:val="single" w:color="000000"/>
+        </w:rPr>
+        <w:t>Conferences</w:t>
+      </w:r>
+      <w:r>
+        <w:rPr>
+          <w:rFonts w:asciiTheme="majorHAnsi" w:hAnsiTheme="majorHAnsi" w:cstheme="majorHAnsi"/>
+          <w:color w:val="000000"/>
+          <w:sz w:val="20"/>
+          <w:szCs w:val="20"/>
+          <w:u w:val="single" w:color="000000"/>
+        </w:rPr>
+        <w:t xml:space="preserve"> </w:t>
+      </w:r>
+    </w:p>
+    <w:p>
+      <w:pPr>
+        <w:autoSpaceDE w:val="0"/>
+        <w:autoSpaceDN w:val="0"/>
+        <w:adjustRightInd w:val="0"/>
+        <w:spacing w:after="80"/>
+        <w:rPr>
+          <w:rFonts w:asciiTheme="majorHAnsi" w:hAnsiTheme="majorHAnsi" w:cstheme="majorHAnsi"/>
+          <w:color w:val="000000"/>
+          <w:sz w:val="20"/>
+          <w:szCs w:val="20"/>
+          <w:u w:color="000000"/>
+        </w:rPr>
+      </w:pPr>
+      <w:r>
+        <w:rPr>
+          <w:rFonts w:asciiTheme="majorHAnsi" w:hAnsiTheme="majorHAnsi" w:cstheme="majorHAnsi"/>
+          <w:color w:val="000000"/>
+          <w:sz w:val="20"/>
+          <w:szCs w:val="20"/>
+          <w:u w:color="000000"/>
+        </w:rPr>
+        <w:t xml:space="preserve">EEA (Toulouse)*, FIRS, NBER Summer Institute </w:t>
+      </w:r>
+      <w:proofErr w:type="gramStart"/>
+      <w:r>
+        <w:rPr>
+          <w:rFonts w:asciiTheme="majorHAnsi" w:hAnsiTheme="majorHAnsi" w:cstheme="majorHAnsi"/>
+          <w:color w:val="000000"/>
+          <w:sz w:val="20"/>
+          <w:szCs w:val="20"/>
+          <w:u w:color="000000"/>
+        </w:rPr>
+        <w:t>The</w:t>
+      </w:r>
+      <w:proofErr w:type="gramEnd"/>
+      <w:r>
+        <w:rPr>
+          <w:rFonts w:asciiTheme="majorHAnsi" w:hAnsiTheme="majorHAnsi" w:cstheme="majorHAnsi"/>
+          <w:color w:val="000000"/>
+          <w:sz w:val="20"/>
+          <w:szCs w:val="20"/>
+          <w:u w:color="000000"/>
+        </w:rPr>
+        <w:t xml:space="preserve"> Economics of Credit Ratings (Boston)*, Paul Woolley Conference (Sydney)</w:t>
+      </w:r>
+    </w:p>
+    <w:p>
+      <w:pPr>
+        <w:autoSpaceDE w:val="0"/>
+        <w:autoSpaceDN w:val="0"/>
+        <w:adjustRightInd w:val="0"/>
+        <w:spacing w:after="80"/>
+        <w:rPr>
+          <w:rFonts w:asciiTheme="majorHAnsi" w:hAnsiTheme="majorHAnsi" w:cstheme="majorHAnsi"/>
+          <w:color w:val="000000"/>
+          <w:sz w:val="20"/>
+          <w:szCs w:val="20"/>
+          <w:u w:color="000000"/>
+        </w:rPr>
+      </w:pPr>
+      <w:r>
+        <w:rPr>
+          <w:rFonts w:asciiTheme="majorHAnsi" w:hAnsiTheme="majorHAnsi" w:cstheme="majorHAnsi"/>
+          <w:b/>
+          <w:bCs/>
+          <w:color w:val="000000"/>
+          <w:sz w:val="20"/>
+          <w:szCs w:val="20"/>
+          <w:u w:color="000000"/>
+        </w:rPr>
+        <w:t>2013</w:t>
+      </w:r>
+      <w:r>
+        <w:rPr>
+          <w:rFonts w:asciiTheme="majorHAnsi" w:hAnsiTheme="majorHAnsi" w:cstheme="majorHAnsi"/>
+          <w:color w:val="000000"/>
+          <w:sz w:val="20"/>
+          <w:szCs w:val="20"/>
+          <w:u w:color="000000"/>
+        </w:rPr>
+        <w:t xml:space="preserve"> </w:t>
+      </w:r>
+    </w:p>
+    <w:p>
+      <w:pPr>
+        <w:autoSpaceDE w:val="0"/>
+        <w:autoSpaceDN w:val="0"/>
+        <w:adjustRightInd w:val="0"/>
+        <w:spacing w:after="80"/>
+        <w:rPr>
+          <w:rFonts w:asciiTheme="majorHAnsi" w:hAnsiTheme="majorHAnsi" w:cstheme="majorHAnsi"/>
+          <w:color w:val="000000"/>
+          <w:sz w:val="20"/>
+          <w:szCs w:val="20"/>
+          <w:u w:val="single" w:color="000000"/>
+        </w:rPr>
+      </w:pPr>
+      <w:r>
+        <w:rPr>
+          <w:rFonts w:asciiTheme="majorHAnsi" w:hAnsiTheme="majorHAnsi" w:cstheme="majorHAnsi"/>
+          <w:color w:val="000000"/>
+          <w:sz w:val="20"/>
+          <w:szCs w:val="20"/>
+          <w:u w:val="single" w:color="000000"/>
+        </w:rPr>
+        <w:t>Seminars</w:t>
+      </w:r>
+    </w:p>
+    <w:p>
+      <w:pPr>
+        <w:autoSpaceDE w:val="0"/>
+        <w:autoSpaceDN w:val="0"/>
+        <w:adjustRightInd w:val="0"/>
+        <w:spacing w:after="80"/>
+        <w:rPr>
+          <w:rFonts w:asciiTheme="majorHAnsi" w:hAnsiTheme="majorHAnsi" w:cstheme="majorHAnsi"/>
+          <w:color w:val="000000"/>
+          <w:sz w:val="20"/>
+          <w:szCs w:val="20"/>
+          <w:u w:color="000000"/>
+        </w:rPr>
+      </w:pPr>
+      <w:r>
+        <w:rPr>
+          <w:rFonts w:asciiTheme="majorHAnsi" w:hAnsiTheme="majorHAnsi" w:cstheme="majorHAnsi"/>
+          <w:color w:val="000000"/>
+          <w:sz w:val="20"/>
+          <w:szCs w:val="20"/>
+          <w:u w:color="000000"/>
+        </w:rPr>
+        <w:t xml:space="preserve">Amsterdam Business School, Arizona State University, Bocconi University, EIEF, Federal Reserve Board of </w:t>
+      </w:r>
+      <w:r>
+        <w:rPr>
+          <w:rFonts w:asciiTheme="majorHAnsi" w:hAnsiTheme="majorHAnsi" w:cstheme="majorHAnsi"/>
+          <w:color w:val="000000"/>
+          <w:sz w:val="20"/>
+          <w:szCs w:val="20"/>
+          <w:u w:color="000000"/>
+        </w:rPr>
+        <w:t xml:space="preserve">                     </w:t>
+      </w:r>
+    </w:p>
+    <w:p>
+      <w:pPr>
+        <w:autoSpaceDE w:val="0"/>
+        <w:autoSpaceDN w:val="0"/>
+        <w:adjustRightInd w:val="0"/>
+        <w:spacing w:after="80"/>
+        <w:rPr>
+          <w:rFonts w:asciiTheme="majorHAnsi" w:hAnsiTheme="majorHAnsi" w:cstheme="majorHAnsi"/>
+          <w:color w:val="000000"/>
+          <w:sz w:val="20"/>
+          <w:szCs w:val="20"/>
+          <w:u w:val="single" w:color="000000"/>
+        </w:rPr>
+      </w:pPr>
+      <w:r>
+        <w:rPr>
+          <w:rFonts w:asciiTheme="majorHAnsi" w:hAnsiTheme="majorHAnsi" w:cstheme="majorHAnsi"/>
+          <w:color w:val="000000"/>
+          <w:sz w:val="20"/>
+          <w:szCs w:val="20"/>
+          <w:u w:color="000000"/>
+        </w:rPr>
+        <w:t>Governors, HEC Paris, Stockholm School of Business, UBC Sauder, University of Maryland (RH Smith), University of Michigan (Ross), University of Warwick, Washington University in St. Louis, Wharton Business School</w:t>
+      </w:r>
+    </w:p>
+    <w:p>
+      <w:pPr>
+        <w:autoSpaceDE w:val="0"/>
+        <w:autoSpaceDN w:val="0"/>
+        <w:adjustRightInd w:val="0"/>
+        <w:spacing w:after="80"/>
+        <w:rPr>
+          <w:rFonts w:asciiTheme="majorHAnsi" w:hAnsiTheme="majorHAnsi" w:cstheme="majorHAnsi"/>
+          <w:color w:val="000000"/>
+          <w:sz w:val="20"/>
+          <w:szCs w:val="20"/>
+          <w:u w:val="single" w:color="000000"/>
+        </w:rPr>
+      </w:pPr>
+      <w:r>
+        <w:rPr>
+          <w:rFonts w:asciiTheme="majorHAnsi" w:hAnsiTheme="majorHAnsi" w:cstheme="majorHAnsi"/>
+          <w:color w:val="000000"/>
+          <w:sz w:val="20"/>
+          <w:szCs w:val="20"/>
+          <w:u w:val="single" w:color="000000"/>
+        </w:rPr>
+        <w:t>Conferences</w:t>
+      </w:r>
+    </w:p>
+    <w:p>
+      <w:pPr>
+        <w:autoSpaceDE w:val="0"/>
+        <w:autoSpaceDN w:val="0"/>
+        <w:adjustRightInd w:val="0"/>
+        <w:spacing w:after="80"/>
+        <w:rPr>
+          <w:rFonts w:asciiTheme="majorHAnsi" w:hAnsiTheme="majorHAnsi" w:cstheme="majorHAnsi"/>
+          <w:color w:val="000000"/>
+          <w:sz w:val="20"/>
+          <w:szCs w:val="20"/>
+          <w:u w:color="000000"/>
+        </w:rPr>
+      </w:pPr>
+      <w:r>
+        <w:rPr>
+          <w:rFonts w:asciiTheme="majorHAnsi" w:hAnsiTheme="majorHAnsi" w:cstheme="majorHAnsi"/>
+          <w:color w:val="000000"/>
+          <w:sz w:val="20"/>
+          <w:szCs w:val="20"/>
+          <w:u w:color="000000"/>
+        </w:rPr>
+        <w:t xml:space="preserve">EFA, FIRS </w:t>
+      </w:r>
+    </w:p>
+    <w:p>
+      <w:pPr>
+        <w:autoSpaceDE w:val="0"/>
+        <w:autoSpaceDN w:val="0"/>
+        <w:adjustRightInd w:val="0"/>
+        <w:spacing w:after="80"/>
+        <w:rPr>
+          <w:rFonts w:asciiTheme="majorHAnsi" w:hAnsiTheme="majorHAnsi" w:cstheme="majorHAnsi"/>
+          <w:color w:val="000000"/>
+          <w:sz w:val="20"/>
+          <w:szCs w:val="20"/>
+          <w:u w:color="000000"/>
+        </w:rPr>
+      </w:pPr>
+    </w:p>
+    <w:p>
+      <w:pPr>
+        <w:autoSpaceDE w:val="0"/>
+        <w:autoSpaceDN w:val="0"/>
+        <w:adjustRightInd w:val="0"/>
+        <w:spacing w:after="80"/>
+        <w:rPr>
+          <w:rFonts w:asciiTheme="majorHAnsi" w:hAnsiTheme="majorHAnsi" w:cstheme="majorHAnsi"/>
+          <w:b/>
+          <w:bCs/>
+          <w:color w:val="000000"/>
+          <w:sz w:val="20"/>
+          <w:szCs w:val="20"/>
+          <w:u w:color="000000"/>
+        </w:rPr>
+      </w:pPr>
+      <w:r>
+        <w:rPr>
+          <w:rFonts w:asciiTheme="majorHAnsi" w:hAnsiTheme="majorHAnsi" w:cstheme="majorHAnsi"/>
+          <w:b/>
+          <w:bCs/>
+          <w:color w:val="000000"/>
+          <w:sz w:val="20"/>
+          <w:szCs w:val="20"/>
+          <w:u w:color="000000"/>
+        </w:rPr>
+        <w:t>DISCUSSIONS</w:t>
+      </w:r>
+    </w:p>
+    <w:p>
+      <w:pPr>
+        <w:autoSpaceDE w:val="0"/>
+        <w:autoSpaceDN w:val="0"/>
+        <w:adjustRightInd w:val="0"/>
+        <w:spacing w:after="80"/>
+        <w:rPr>
+          <w:rFonts w:asciiTheme="majorHAnsi" w:hAnsiTheme="majorHAnsi" w:cstheme="majorHAnsi"/>
+          <w:b/>
+          <w:bCs/>
+          <w:color w:val="000000"/>
+          <w:sz w:val="20"/>
+          <w:szCs w:val="20"/>
+          <w:u w:color="000000"/>
+        </w:rPr>
+      </w:pPr>
+      <w:r>
+        <w:rPr>
+          <w:rFonts w:asciiTheme="majorHAnsi" w:hAnsiTheme="majorHAnsi" w:cstheme="majorHAnsi"/>
+          <w:b/>
+          <w:bCs/>
+          <w:color w:val="000000"/>
+          <w:sz w:val="20"/>
+          <w:szCs w:val="20"/>
+          <w:u w:color="000000"/>
+        </w:rPr>
+        <w:t>2026</w:t>
+      </w:r>
+    </w:p>
+    <w:p>
+      <w:pPr>
+        <w:autoSpaceDE w:val="0"/>
+        <w:autoSpaceDN w:val="0"/>
+        <w:adjustRightInd w:val="0"/>
+        <w:spacing w:after="80"/>
+        <w:rPr>
+          <w:rFonts w:asciiTheme="majorHAnsi" w:hAnsiTheme="majorHAnsi" w:cstheme="majorHAnsi"/>
+          <w:color w:val="000000"/>
+          <w:sz w:val="20"/>
+          <w:szCs w:val="20"/>
+          <w:u w:color="000000"/>
+        </w:rPr>
+      </w:pPr>
+      <w:r>
+        <w:rPr>
+          <w:rFonts w:asciiTheme="majorHAnsi" w:hAnsiTheme="majorHAnsi" w:cstheme="majorHAnsi"/>
+          <w:color w:val="000000"/>
+          <w:sz w:val="20"/>
+          <w:szCs w:val="20"/>
+          <w:u w:color="000000"/>
+        </w:rPr>
+        <w:t xml:space="preserve">Gary Gorton, Y. Li, and G. Ordonez, Information </w:t>
+      </w:r>
+      <w:proofErr w:type="spellStart"/>
+      <w:r>
+        <w:rPr>
+          <w:rFonts w:asciiTheme="majorHAnsi" w:hAnsiTheme="majorHAnsi" w:cstheme="majorHAnsi"/>
+          <w:color w:val="000000"/>
+          <w:sz w:val="20"/>
+          <w:szCs w:val="20"/>
+          <w:u w:color="000000"/>
+        </w:rPr>
+        <w:t>Concelling</w:t>
+      </w:r>
+      <w:proofErr w:type="spellEnd"/>
+      <w:r>
+        <w:rPr>
+          <w:rFonts w:asciiTheme="majorHAnsi" w:hAnsiTheme="majorHAnsi" w:cstheme="majorHAnsi"/>
+          <w:color w:val="000000"/>
+          <w:sz w:val="20"/>
+          <w:szCs w:val="20"/>
+          <w:u w:color="000000"/>
+        </w:rPr>
+        <w:t xml:space="preserve"> Architecture, 2026 SFS</w:t>
+      </w:r>
+    </w:p>
+    <w:p>
+      <w:pPr>
+        <w:autoSpaceDE w:val="0"/>
+        <w:autoSpaceDN w:val="0"/>
+        <w:adjustRightInd w:val="0"/>
+        <w:spacing w:after="80"/>
+        <w:rPr>
+          <w:rFonts w:asciiTheme="majorHAnsi" w:hAnsiTheme="majorHAnsi" w:cstheme="majorHAnsi"/>
+          <w:color w:val="000000"/>
+          <w:sz w:val="20"/>
+          <w:szCs w:val="20"/>
+          <w:u w:color="000000"/>
+        </w:rPr>
+      </w:pPr>
+      <w:r>
+        <w:rPr>
+          <w:rFonts w:asciiTheme="majorHAnsi" w:hAnsiTheme="majorHAnsi" w:cstheme="majorHAnsi"/>
+          <w:color w:val="000000"/>
+          <w:sz w:val="20"/>
+          <w:szCs w:val="20"/>
+          <w:u w:color="000000"/>
+        </w:rPr>
+        <w:t>Clara Xu</w:t>
+      </w:r>
+      <w:r>
+        <w:rPr>
+          <w:rFonts w:asciiTheme="majorHAnsi" w:hAnsiTheme="majorHAnsi" w:cstheme="majorHAnsi"/>
+          <w:color w:val="000000"/>
+          <w:sz w:val="20"/>
+          <w:szCs w:val="20"/>
+          <w:u w:color="000000"/>
+        </w:rPr>
+        <w:t>, The Value of Contingent Liquidity from Banks to Nonbank Lenders,</w:t>
+      </w:r>
+      <w:r>
+        <w:rPr>
+          <w:rFonts w:asciiTheme="majorHAnsi" w:hAnsiTheme="majorHAnsi" w:cstheme="majorHAnsi"/>
+          <w:color w:val="000000"/>
+          <w:sz w:val="20"/>
+          <w:szCs w:val="20"/>
+          <w:u w:color="000000"/>
+        </w:rPr>
+        <w:t xml:space="preserve"> th</w:t>
+      </w:r>
+      <w:r>
+        <w:rPr>
+          <w:rFonts w:asciiTheme="majorHAnsi" w:hAnsiTheme="majorHAnsi" w:cstheme="majorHAnsi"/>
+          <w:color w:val="000000"/>
+          <w:sz w:val="20"/>
+          <w:szCs w:val="20"/>
+          <w:u w:color="000000"/>
+        </w:rPr>
+        <w:t>e 5th</w:t>
+      </w:r>
+      <w:r>
+        <w:rPr>
+          <w:rFonts w:asciiTheme="majorHAnsi" w:hAnsiTheme="majorHAnsi" w:cstheme="majorHAnsi"/>
+          <w:color w:val="000000"/>
+          <w:sz w:val="20"/>
+          <w:szCs w:val="20"/>
+          <w:u w:color="000000"/>
+        </w:rPr>
+        <w:t xml:space="preserve"> Bank of Italy, Bocconi University, EIEF and CEPR Conference on Financial Stability and Regulation</w:t>
+      </w:r>
+    </w:p>
+    <w:p>
+      <w:pPr>
+        <w:autoSpaceDE w:val="0"/>
+        <w:autoSpaceDN w:val="0"/>
+        <w:adjustRightInd w:val="0"/>
+        <w:spacing w:after="80"/>
+        <w:rPr>
+          <w:rFonts w:asciiTheme="majorHAnsi" w:hAnsiTheme="majorHAnsi" w:cstheme="majorHAnsi"/>
+          <w:color w:val="000000"/>
+          <w:sz w:val="20"/>
+          <w:szCs w:val="20"/>
+          <w:u w:color="000000"/>
+        </w:rPr>
+      </w:pPr>
+      <w:r>
+        <w:rPr>
+          <w:rFonts w:asciiTheme="majorHAnsi" w:hAnsiTheme="majorHAnsi" w:cstheme="majorHAnsi"/>
+          <w:color w:val="000000"/>
+          <w:sz w:val="20"/>
+          <w:szCs w:val="20"/>
+          <w:u w:color="000000"/>
+        </w:rPr>
+        <w:t>Vict</w:t>
+      </w:r>
+      <w:r>
+        <w:rPr>
+          <w:rFonts w:asciiTheme="majorHAnsi" w:hAnsiTheme="majorHAnsi" w:cstheme="majorHAnsi"/>
+          <w:color w:val="000000"/>
+          <w:sz w:val="20"/>
+          <w:szCs w:val="20"/>
+          <w:u w:color="000000"/>
+        </w:rPr>
+        <w:t>o</w:t>
+      </w:r>
+      <w:r>
+        <w:rPr>
+          <w:rFonts w:asciiTheme="majorHAnsi" w:hAnsiTheme="majorHAnsi" w:cstheme="majorHAnsi"/>
+          <w:color w:val="000000"/>
+          <w:sz w:val="20"/>
+          <w:szCs w:val="20"/>
+          <w:u w:color="000000"/>
+        </w:rPr>
+        <w:t xml:space="preserve">ria Ivashina, S. Mayer, and L. </w:t>
+      </w:r>
+      <w:proofErr w:type="spellStart"/>
+      <w:r>
+        <w:rPr>
+          <w:rFonts w:asciiTheme="majorHAnsi" w:hAnsiTheme="majorHAnsi" w:cstheme="majorHAnsi"/>
+          <w:color w:val="000000"/>
+          <w:sz w:val="20"/>
+          <w:szCs w:val="20"/>
+          <w:u w:color="000000"/>
+        </w:rPr>
+        <w:t>Phalippou</w:t>
+      </w:r>
+      <w:proofErr w:type="spellEnd"/>
+      <w:r>
+        <w:rPr>
+          <w:rFonts w:asciiTheme="majorHAnsi" w:hAnsiTheme="majorHAnsi" w:cstheme="majorHAnsi"/>
+          <w:color w:val="000000"/>
+          <w:sz w:val="20"/>
+          <w:szCs w:val="20"/>
+          <w:u w:color="000000"/>
+        </w:rPr>
+        <w:t>, Private Equity Continuation Vehicles: A Model of</w:t>
+      </w:r>
+      <w:r>
+        <w:rPr>
+          <w:rFonts w:asciiTheme="majorHAnsi" w:hAnsiTheme="majorHAnsi" w:cstheme="majorHAnsi"/>
+          <w:color w:val="000000"/>
+          <w:sz w:val="20"/>
+          <w:szCs w:val="20"/>
+          <w:u w:color="000000"/>
+        </w:rPr>
+        <w:t xml:space="preserve"> </w:t>
+      </w:r>
+      <w:r>
+        <w:rPr>
+          <w:rFonts w:asciiTheme="majorHAnsi" w:hAnsiTheme="majorHAnsi" w:cstheme="majorHAnsi"/>
+          <w:color w:val="000000"/>
+          <w:sz w:val="20"/>
+          <w:szCs w:val="20"/>
+          <w:u w:color="000000"/>
+        </w:rPr>
+        <w:t>Strategic Asset Transfers</w:t>
+      </w:r>
+      <w:r>
+        <w:rPr>
+          <w:rFonts w:asciiTheme="majorHAnsi" w:hAnsiTheme="majorHAnsi" w:cstheme="majorHAnsi"/>
+          <w:color w:val="000000"/>
+          <w:sz w:val="20"/>
+          <w:szCs w:val="20"/>
+          <w:u w:color="000000"/>
+        </w:rPr>
+        <w:t xml:space="preserve">, </w:t>
+      </w:r>
+      <w:r>
+        <w:rPr>
+          <w:rFonts w:asciiTheme="majorHAnsi" w:hAnsiTheme="majorHAnsi" w:cstheme="majorHAnsi"/>
+          <w:color w:val="000000"/>
+          <w:sz w:val="20"/>
+          <w:szCs w:val="20"/>
+          <w:u w:color="000000"/>
+        </w:rPr>
+        <w:t xml:space="preserve">Columbia PE Conference </w:t>
+      </w:r>
+    </w:p>
+    <w:p>
+      <w:pPr>
+        <w:autoSpaceDE w:val="0"/>
+        <w:autoSpaceDN w:val="0"/>
+        <w:adjustRightInd w:val="0"/>
+        <w:spacing w:after="80"/>
+        <w:rPr>
+          <w:rFonts w:asciiTheme="majorHAnsi" w:hAnsiTheme="majorHAnsi" w:cstheme="majorHAnsi"/>
+          <w:color w:val="000000"/>
+          <w:sz w:val="20"/>
+          <w:szCs w:val="20"/>
+          <w:u w:color="000000"/>
+        </w:rPr>
+      </w:pPr>
+      <w:r>
+        <w:rPr>
+          <w:rFonts w:asciiTheme="majorHAnsi" w:hAnsiTheme="majorHAnsi" w:cstheme="majorHAnsi"/>
+          <w:color w:val="000000"/>
+          <w:sz w:val="20"/>
+          <w:szCs w:val="20"/>
+          <w:u w:color="000000"/>
+        </w:rPr>
+        <w:t>Vincent Buccola and D. Hoffman, Precedent Terms, 20</w:t>
+      </w:r>
+      <w:r>
+        <w:rPr>
+          <w:rFonts w:asciiTheme="majorHAnsi" w:hAnsiTheme="majorHAnsi" w:cstheme="majorHAnsi"/>
+          <w:color w:val="000000"/>
+          <w:sz w:val="20"/>
+          <w:szCs w:val="20"/>
+          <w:u w:color="000000"/>
+          <w:vertAlign w:val="superscript"/>
+        </w:rPr>
+        <w:t>th</w:t>
+      </w:r>
+      <w:r>
+        <w:rPr>
+          <w:rFonts w:asciiTheme="majorHAnsi" w:hAnsiTheme="majorHAnsi" w:cstheme="majorHAnsi"/>
+          <w:color w:val="000000"/>
+          <w:sz w:val="20"/>
+          <w:szCs w:val="20"/>
+          <w:u w:color="000000"/>
+        </w:rPr>
+        <w:t xml:space="preserve"> Annual NYU/Penn Conference on Law and Finance</w:t>
+      </w:r>
+    </w:p>
+    <w:p>
+      <w:pPr>
+        <w:autoSpaceDE w:val="0"/>
+        <w:autoSpaceDN w:val="0"/>
+        <w:adjustRightInd w:val="0"/>
+        <w:spacing w:after="80"/>
+        <w:rPr>
+          <w:rFonts w:asciiTheme="majorHAnsi" w:hAnsiTheme="majorHAnsi" w:cstheme="majorHAnsi"/>
+          <w:color w:val="000000"/>
+          <w:sz w:val="20"/>
+          <w:szCs w:val="20"/>
+          <w:u w:color="000000"/>
+        </w:rPr>
+      </w:pPr>
+      <w:r>
+        <w:rPr>
+          <w:rFonts w:asciiTheme="majorHAnsi" w:hAnsiTheme="majorHAnsi" w:cstheme="majorHAnsi"/>
+          <w:b/>
+          <w:bCs/>
+          <w:color w:val="000000"/>
+          <w:sz w:val="20"/>
+          <w:szCs w:val="20"/>
+          <w:u w:color="000000"/>
+        </w:rPr>
+        <w:t>2025</w:t>
+      </w:r>
+    </w:p>
+    <w:p>
+      <w:pPr>
+        <w:autoSpaceDE w:val="0"/>
+        <w:autoSpaceDN w:val="0"/>
+        <w:adjustRightInd w:val="0"/>
+        <w:spacing w:after="80"/>
+        <w:rPr>
+          <w:rFonts w:asciiTheme="majorHAnsi" w:hAnsiTheme="majorHAnsi" w:cstheme="majorHAnsi"/>
+          <w:color w:val="000000"/>
+          <w:sz w:val="20"/>
+          <w:szCs w:val="20"/>
+          <w:u w:color="000000"/>
+        </w:rPr>
+      </w:pPr>
+      <w:r>
+        <w:rPr>
+          <w:rFonts w:asciiTheme="majorHAnsi" w:hAnsiTheme="majorHAnsi" w:cstheme="majorHAnsi"/>
+          <w:color w:val="000000"/>
+          <w:sz w:val="20"/>
+          <w:szCs w:val="20"/>
+          <w:u w:color="000000"/>
+        </w:rPr>
+        <w:t xml:space="preserve">Bo Bian, </w:t>
+      </w:r>
+      <w:r>
+        <w:rPr>
+          <w:rFonts w:asciiTheme="majorHAnsi" w:hAnsiTheme="majorHAnsi" w:cstheme="majorHAnsi"/>
+          <w:color w:val="000000"/>
+          <w:sz w:val="20"/>
+          <w:szCs w:val="20"/>
+          <w:u w:color="000000"/>
+        </w:rPr>
+        <w:t xml:space="preserve">Q. </w:t>
+      </w:r>
+      <w:r>
+        <w:rPr>
+          <w:rFonts w:asciiTheme="majorHAnsi" w:hAnsiTheme="majorHAnsi" w:cstheme="majorHAnsi"/>
+          <w:color w:val="000000"/>
+          <w:sz w:val="20"/>
+          <w:szCs w:val="20"/>
+          <w:u w:color="000000"/>
+        </w:rPr>
+        <w:t xml:space="preserve">Huang, </w:t>
+      </w:r>
+      <w:r>
+        <w:rPr>
+          <w:rFonts w:asciiTheme="majorHAnsi" w:hAnsiTheme="majorHAnsi" w:cstheme="majorHAnsi"/>
+          <w:color w:val="000000"/>
+          <w:sz w:val="20"/>
+          <w:szCs w:val="20"/>
+          <w:u w:color="000000"/>
+        </w:rPr>
+        <w:t xml:space="preserve">Y. </w:t>
+      </w:r>
+      <w:r>
+        <w:rPr>
+          <w:rFonts w:asciiTheme="majorHAnsi" w:hAnsiTheme="majorHAnsi" w:cstheme="majorHAnsi"/>
+          <w:color w:val="000000"/>
+          <w:sz w:val="20"/>
+          <w:szCs w:val="20"/>
+          <w:u w:color="000000"/>
+        </w:rPr>
+        <w:t>Li, and</w:t>
+      </w:r>
+      <w:r>
+        <w:rPr>
+          <w:rFonts w:asciiTheme="majorHAnsi" w:hAnsiTheme="majorHAnsi" w:cstheme="majorHAnsi"/>
+          <w:color w:val="000000"/>
+          <w:sz w:val="20"/>
+          <w:szCs w:val="20"/>
+          <w:u w:color="000000"/>
+        </w:rPr>
+        <w:t xml:space="preserve"> H.</w:t>
+      </w:r>
+      <w:r>
+        <w:rPr>
+          <w:rFonts w:asciiTheme="majorHAnsi" w:hAnsiTheme="majorHAnsi" w:cstheme="majorHAnsi"/>
+          <w:color w:val="000000"/>
+          <w:sz w:val="20"/>
+          <w:szCs w:val="20"/>
+          <w:u w:color="000000"/>
+        </w:rPr>
+        <w:t xml:space="preserve"> Tang, Data as a Networked Asset,</w:t>
+      </w:r>
+      <w:r>
+        <w:rPr>
+          <w:rFonts w:asciiTheme="majorHAnsi" w:hAnsiTheme="majorHAnsi" w:cstheme="majorHAnsi"/>
+          <w:color w:val="000000"/>
+          <w:sz w:val="20"/>
+          <w:szCs w:val="20"/>
+          <w:u w:color="000000"/>
+        </w:rPr>
+        <w:t xml:space="preserve"> Carey Finance Conference</w:t>
+      </w:r>
+    </w:p>
+    <w:p>
+      <w:pPr>
+        <w:autoSpaceDE w:val="0"/>
+        <w:autoSpaceDN w:val="0"/>
+        <w:adjustRightInd w:val="0"/>
+        <w:spacing w:after="80"/>
+        <w:rPr>
+          <w:rFonts w:asciiTheme="majorHAnsi" w:hAnsiTheme="majorHAnsi" w:cstheme="majorHAnsi"/>
+          <w:color w:val="000000"/>
+          <w:sz w:val="20"/>
+          <w:szCs w:val="20"/>
+          <w:u w:color="000000"/>
+        </w:rPr>
+      </w:pPr>
+      <w:r>
+        <w:rPr>
+          <w:rFonts w:asciiTheme="majorHAnsi" w:hAnsiTheme="majorHAnsi" w:cstheme="majorHAnsi"/>
+          <w:color w:val="000000"/>
+          <w:sz w:val="20"/>
+          <w:szCs w:val="20"/>
+          <w:u w:color="000000"/>
+        </w:rPr>
+        <w:t xml:space="preserve">Ben Said, S., C. Monnet, and E. Quintin, Who Needs </w:t>
+      </w:r>
+      <w:proofErr w:type="gramStart"/>
+      <w:r>
+        <w:rPr>
+          <w:rFonts w:asciiTheme="majorHAnsi" w:hAnsiTheme="majorHAnsi" w:cstheme="majorHAnsi"/>
+          <w:color w:val="000000"/>
+          <w:sz w:val="20"/>
+          <w:szCs w:val="20"/>
+          <w:u w:color="000000"/>
+        </w:rPr>
+        <w:t>Banks?,</w:t>
+      </w:r>
+      <w:proofErr w:type="gramEnd"/>
+      <w:r>
+        <w:rPr>
+          <w:rFonts w:asciiTheme="majorHAnsi" w:hAnsiTheme="majorHAnsi" w:cstheme="majorHAnsi"/>
+          <w:color w:val="000000"/>
+          <w:sz w:val="20"/>
+          <w:szCs w:val="20"/>
+          <w:u w:color="000000"/>
+        </w:rPr>
+        <w:t xml:space="preserve"> ECB NBFI </w:t>
+      </w:r>
+      <w:r>
+        <w:rPr>
+          <w:rFonts w:asciiTheme="majorHAnsi" w:hAnsiTheme="majorHAnsi" w:cstheme="majorHAnsi"/>
+          <w:color w:val="000000"/>
+          <w:sz w:val="20"/>
+          <w:szCs w:val="20"/>
+          <w:u w:color="000000"/>
+        </w:rPr>
+        <w:t>C</w:t>
+      </w:r>
+      <w:r>
+        <w:rPr>
+          <w:rFonts w:asciiTheme="majorHAnsi" w:hAnsiTheme="majorHAnsi" w:cstheme="majorHAnsi"/>
+          <w:color w:val="000000"/>
+          <w:sz w:val="20"/>
+          <w:szCs w:val="20"/>
+          <w:u w:color="000000"/>
+        </w:rPr>
+        <w:t>onference</w:t>
+      </w:r>
+    </w:p>
+    <w:p>
+      <w:pPr>
+        <w:autoSpaceDE w:val="0"/>
+        <w:autoSpaceDN w:val="0"/>
+        <w:adjustRightInd w:val="0"/>
+        <w:spacing w:after="80"/>
+        <w:rPr>
+          <w:rFonts w:asciiTheme="majorHAnsi" w:hAnsiTheme="majorHAnsi" w:cstheme="majorHAnsi"/>
+          <w:b/>
+          <w:bCs/>
+          <w:color w:val="000000"/>
+          <w:sz w:val="20"/>
+          <w:szCs w:val="20"/>
+          <w:u w:color="000000"/>
+        </w:rPr>
+      </w:pPr>
+      <w:r>
+        <w:rPr>
+          <w:rFonts w:asciiTheme="majorHAnsi" w:hAnsiTheme="majorHAnsi" w:cstheme="majorHAnsi"/>
+          <w:b/>
+          <w:bCs/>
+          <w:color w:val="000000"/>
+          <w:sz w:val="20"/>
+          <w:szCs w:val="20"/>
+          <w:u w:color="000000"/>
+        </w:rPr>
+        <w:t>2023</w:t>
+      </w:r>
+    </w:p>
+    <w:p>
+      <w:pPr>
+        <w:autoSpaceDE w:val="0"/>
+        <w:autoSpaceDN w:val="0"/>
+        <w:adjustRightInd w:val="0"/>
+        <w:spacing w:after="80"/>
+        <w:rPr>
+          <w:rFonts w:asciiTheme="majorHAnsi" w:hAnsiTheme="majorHAnsi" w:cstheme="majorHAnsi"/>
+          <w:color w:val="000000"/>
+          <w:sz w:val="20"/>
+          <w:szCs w:val="20"/>
+          <w:u w:color="000000"/>
+        </w:rPr>
+      </w:pPr>
+      <w:r>
+        <w:rPr>
+          <w:rFonts w:asciiTheme="majorHAnsi" w:hAnsiTheme="majorHAnsi" w:cstheme="majorHAnsi"/>
+          <w:color w:val="000000"/>
+          <w:sz w:val="20"/>
+          <w:szCs w:val="20"/>
+          <w:u w:color="000000"/>
+        </w:rPr>
+        <w:t>Acharya, V.,</w:t>
+      </w:r>
+      <w:r>
+        <w:rPr>
+          <w:rFonts w:asciiTheme="majorHAnsi" w:hAnsiTheme="majorHAnsi" w:cstheme="majorHAnsi"/>
+          <w:color w:val="000000"/>
+          <w:sz w:val="20"/>
+          <w:szCs w:val="20"/>
+          <w:u w:color="000000"/>
+        </w:rPr>
+        <w:t xml:space="preserve"> S.</w:t>
+      </w:r>
+      <w:r>
+        <w:rPr>
+          <w:rFonts w:asciiTheme="majorHAnsi" w:hAnsiTheme="majorHAnsi" w:cstheme="majorHAnsi"/>
+          <w:color w:val="000000"/>
+          <w:sz w:val="20"/>
+          <w:szCs w:val="20"/>
+          <w:u w:color="000000"/>
+        </w:rPr>
+        <w:t xml:space="preserve"> </w:t>
+      </w:r>
+      <w:proofErr w:type="spellStart"/>
+      <w:r>
+        <w:rPr>
+          <w:rFonts w:asciiTheme="majorHAnsi" w:hAnsiTheme="majorHAnsi" w:cstheme="majorHAnsi"/>
+          <w:color w:val="000000"/>
+          <w:sz w:val="20"/>
+          <w:szCs w:val="20"/>
+          <w:u w:color="000000"/>
+        </w:rPr>
+        <w:t>Lenzu</w:t>
+      </w:r>
+      <w:proofErr w:type="spellEnd"/>
+      <w:r>
+        <w:rPr>
+          <w:rFonts w:asciiTheme="majorHAnsi" w:hAnsiTheme="majorHAnsi" w:cstheme="majorHAnsi"/>
+          <w:color w:val="000000"/>
+          <w:sz w:val="20"/>
+          <w:szCs w:val="20"/>
+          <w:u w:color="000000"/>
+        </w:rPr>
+        <w:t xml:space="preserve">, and </w:t>
+      </w:r>
+      <w:r>
+        <w:rPr>
+          <w:rFonts w:asciiTheme="majorHAnsi" w:hAnsiTheme="majorHAnsi" w:cstheme="majorHAnsi"/>
+          <w:color w:val="000000"/>
+          <w:sz w:val="20"/>
+          <w:szCs w:val="20"/>
+          <w:u w:color="000000"/>
+        </w:rPr>
+        <w:t>O.</w:t>
+      </w:r>
+      <w:r>
+        <w:rPr>
+          <w:rFonts w:asciiTheme="majorHAnsi" w:hAnsiTheme="majorHAnsi" w:cstheme="majorHAnsi"/>
+          <w:color w:val="000000"/>
+          <w:sz w:val="20"/>
+          <w:szCs w:val="20"/>
+          <w:u w:color="000000"/>
+        </w:rPr>
+        <w:t xml:space="preserve"> Wang, Zombie Lending and Policy Traps, </w:t>
+      </w:r>
+      <w:r>
+        <w:rPr>
+          <w:rFonts w:asciiTheme="majorHAnsi" w:hAnsiTheme="majorHAnsi" w:cstheme="majorHAnsi"/>
+          <w:color w:val="000000"/>
+          <w:sz w:val="20"/>
+          <w:szCs w:val="20"/>
+          <w:u w:color="000000"/>
+        </w:rPr>
+        <w:t>W</w:t>
+      </w:r>
+      <w:r>
+        <w:rPr>
+          <w:rFonts w:asciiTheme="majorHAnsi" w:hAnsiTheme="majorHAnsi" w:cstheme="majorHAnsi"/>
+          <w:color w:val="000000"/>
+          <w:sz w:val="20"/>
+          <w:szCs w:val="20"/>
+          <w:u w:color="000000"/>
+        </w:rPr>
+        <w:t xml:space="preserve">FA </w:t>
+      </w:r>
+    </w:p>
+    <w:p>
+      <w:pPr>
+        <w:autoSpaceDE w:val="0"/>
+        <w:autoSpaceDN w:val="0"/>
+        <w:adjustRightInd w:val="0"/>
+        <w:spacing w:after="80"/>
+        <w:rPr>
+          <w:rFonts w:asciiTheme="majorHAnsi" w:hAnsiTheme="majorHAnsi" w:cstheme="majorHAnsi"/>
+          <w:color w:val="000000"/>
+          <w:sz w:val="20"/>
+          <w:szCs w:val="20"/>
+          <w:u w:color="000000"/>
+        </w:rPr>
+      </w:pPr>
+      <w:r>
+        <w:rPr>
+          <w:rFonts w:asciiTheme="majorHAnsi" w:hAnsiTheme="majorHAnsi" w:cstheme="majorHAnsi"/>
+          <w:color w:val="000000"/>
+          <w:sz w:val="20"/>
+          <w:szCs w:val="20"/>
+          <w:u w:color="000000"/>
+        </w:rPr>
+        <w:t xml:space="preserve">Antill, S. and </w:t>
+      </w:r>
+      <w:r>
+        <w:rPr>
+          <w:rFonts w:asciiTheme="majorHAnsi" w:hAnsiTheme="majorHAnsi" w:cstheme="majorHAnsi"/>
+          <w:color w:val="000000"/>
+          <w:sz w:val="20"/>
+          <w:szCs w:val="20"/>
+          <w:u w:color="000000"/>
+        </w:rPr>
+        <w:t xml:space="preserve">C. </w:t>
+      </w:r>
+      <w:r>
+        <w:rPr>
+          <w:rFonts w:asciiTheme="majorHAnsi" w:hAnsiTheme="majorHAnsi" w:cstheme="majorHAnsi"/>
+          <w:color w:val="000000"/>
+          <w:sz w:val="20"/>
+          <w:szCs w:val="20"/>
+          <w:u w:color="000000"/>
+        </w:rPr>
+        <w:t xml:space="preserve">Clayton, Crisis Interventions in Corporate Insolvency, </w:t>
+      </w:r>
+      <w:r>
+        <w:rPr>
+          <w:rFonts w:asciiTheme="majorHAnsi" w:hAnsiTheme="majorHAnsi" w:cstheme="majorHAnsi"/>
+          <w:color w:val="000000"/>
+          <w:sz w:val="20"/>
+          <w:szCs w:val="20"/>
+          <w:u w:color="000000"/>
+        </w:rPr>
+        <w:t>The Sixteenth Federal Reserve Bank of New York and New York University Stern School of Business Conference on Financial Intermediation</w:t>
+      </w:r>
+    </w:p>
+    <w:p>
+      <w:pPr>
+        <w:autoSpaceDE w:val="0"/>
+        <w:autoSpaceDN w:val="0"/>
+        <w:adjustRightInd w:val="0"/>
+        <w:spacing w:after="80"/>
+        <w:rPr>
+          <w:rFonts w:asciiTheme="majorHAnsi" w:hAnsiTheme="majorHAnsi" w:cstheme="majorHAnsi"/>
+          <w:color w:val="000000"/>
+          <w:sz w:val="20"/>
+          <w:szCs w:val="20"/>
+          <w:u w:color="000000"/>
+        </w:rPr>
+      </w:pPr>
+      <w:r>
+        <w:rPr>
+          <w:rFonts w:asciiTheme="majorHAnsi" w:hAnsiTheme="majorHAnsi" w:cstheme="majorHAnsi"/>
+          <w:color w:val="000000"/>
+          <w:sz w:val="20"/>
+          <w:szCs w:val="20"/>
+          <w:u w:color="000000"/>
+        </w:rPr>
+        <w:t xml:space="preserve">Acharya, V., </w:t>
+      </w:r>
+      <w:r>
+        <w:rPr>
+          <w:rFonts w:asciiTheme="majorHAnsi" w:hAnsiTheme="majorHAnsi" w:cstheme="majorHAnsi"/>
+          <w:color w:val="000000"/>
+          <w:sz w:val="20"/>
+          <w:szCs w:val="20"/>
+          <w:u w:color="000000"/>
+        </w:rPr>
+        <w:t xml:space="preserve">C. </w:t>
+      </w:r>
+      <w:r>
+        <w:rPr>
+          <w:rFonts w:asciiTheme="majorHAnsi" w:hAnsiTheme="majorHAnsi" w:cstheme="majorHAnsi"/>
+          <w:color w:val="000000"/>
+          <w:sz w:val="20"/>
+          <w:szCs w:val="20"/>
+          <w:u w:color="000000"/>
+        </w:rPr>
+        <w:t xml:space="preserve">Parlatore, and </w:t>
+      </w:r>
+      <w:r>
+        <w:rPr>
+          <w:rFonts w:asciiTheme="majorHAnsi" w:hAnsiTheme="majorHAnsi" w:cstheme="majorHAnsi"/>
+          <w:color w:val="000000"/>
+          <w:sz w:val="20"/>
+          <w:szCs w:val="20"/>
+          <w:u w:color="000000"/>
+        </w:rPr>
+        <w:t xml:space="preserve">S. </w:t>
+      </w:r>
+      <w:proofErr w:type="spellStart"/>
+      <w:r>
+        <w:rPr>
+          <w:rFonts w:asciiTheme="majorHAnsi" w:hAnsiTheme="majorHAnsi" w:cstheme="majorHAnsi"/>
+          <w:color w:val="000000"/>
+          <w:sz w:val="20"/>
+          <w:szCs w:val="20"/>
+          <w:u w:color="000000"/>
+        </w:rPr>
+        <w:t>Sunderasan</w:t>
+      </w:r>
+      <w:proofErr w:type="spellEnd"/>
+      <w:r>
+        <w:rPr>
+          <w:rFonts w:asciiTheme="majorHAnsi" w:hAnsiTheme="majorHAnsi" w:cstheme="majorHAnsi"/>
+          <w:color w:val="000000"/>
+          <w:sz w:val="20"/>
+          <w:szCs w:val="20"/>
+          <w:u w:color="000000"/>
+        </w:rPr>
+        <w:t xml:space="preserve">, Financing Infrastructure in the Shadow of Expropriation, </w:t>
+      </w:r>
+      <w:r>
+        <w:rPr>
+          <w:rFonts w:asciiTheme="majorHAnsi" w:hAnsiTheme="majorHAnsi" w:cstheme="majorHAnsi"/>
+          <w:color w:val="000000"/>
+          <w:sz w:val="20"/>
+          <w:szCs w:val="20"/>
+          <w:u w:color="000000"/>
+        </w:rPr>
+        <w:t>A</w:t>
+      </w:r>
+      <w:r>
+        <w:rPr>
+          <w:rFonts w:asciiTheme="majorHAnsi" w:hAnsiTheme="majorHAnsi" w:cstheme="majorHAnsi"/>
+          <w:color w:val="000000"/>
+          <w:sz w:val="20"/>
+          <w:szCs w:val="20"/>
+          <w:u w:color="000000"/>
+        </w:rPr>
+        <w:t xml:space="preserve">FA </w:t>
+      </w:r>
+    </w:p>
+    <w:p>
+      <w:pPr>
+        <w:autoSpaceDE w:val="0"/>
+        <w:autoSpaceDN w:val="0"/>
+        <w:adjustRightInd w:val="0"/>
+        <w:spacing w:after="80"/>
+        <w:rPr>
+          <w:rFonts w:asciiTheme="majorHAnsi" w:hAnsiTheme="majorHAnsi" w:cstheme="majorHAnsi"/>
+          <w:b/>
+          <w:bCs/>
+          <w:color w:val="000000"/>
+          <w:sz w:val="20"/>
+          <w:szCs w:val="20"/>
+          <w:u w:color="000000"/>
+        </w:rPr>
+      </w:pPr>
+      <w:r>
+        <w:rPr>
+          <w:rFonts w:asciiTheme="majorHAnsi" w:hAnsiTheme="majorHAnsi" w:cstheme="majorHAnsi"/>
+          <w:b/>
+          <w:bCs/>
+          <w:color w:val="000000"/>
+          <w:sz w:val="20"/>
+          <w:szCs w:val="20"/>
+          <w:u w:color="000000"/>
+        </w:rPr>
+        <w:t>2022</w:t>
+      </w:r>
+    </w:p>
+    <w:p>
+      <w:pPr>
+        <w:autoSpaceDE w:val="0"/>
+        <w:autoSpaceDN w:val="0"/>
+        <w:adjustRightInd w:val="0"/>
+        <w:spacing w:after="80"/>
+        <w:rPr>
+          <w:rFonts w:asciiTheme="majorHAnsi" w:hAnsiTheme="majorHAnsi" w:cstheme="majorHAnsi"/>
+          <w:color w:val="000000"/>
+          <w:sz w:val="20"/>
+          <w:szCs w:val="20"/>
+          <w:u w:color="000000"/>
+        </w:rPr>
+      </w:pPr>
+      <w:r>
+        <w:rPr>
+          <w:rFonts w:asciiTheme="majorHAnsi" w:hAnsiTheme="majorHAnsi" w:cstheme="majorHAnsi"/>
+          <w:color w:val="000000"/>
+          <w:sz w:val="20"/>
+          <w:szCs w:val="20"/>
+          <w:u w:color="000000"/>
+        </w:rPr>
+        <w:t xml:space="preserve">Bornstein, G. and </w:t>
+      </w:r>
+      <w:proofErr w:type="spellStart"/>
+      <w:r>
+        <w:rPr>
+          <w:rFonts w:asciiTheme="majorHAnsi" w:hAnsiTheme="majorHAnsi" w:cstheme="majorHAnsi"/>
+          <w:color w:val="000000"/>
+          <w:sz w:val="20"/>
+          <w:szCs w:val="20"/>
+          <w:u w:color="000000"/>
+        </w:rPr>
+        <w:t>Indarte</w:t>
+      </w:r>
+      <w:proofErr w:type="spellEnd"/>
+      <w:r>
+        <w:rPr>
+          <w:rFonts w:asciiTheme="majorHAnsi" w:hAnsiTheme="majorHAnsi" w:cstheme="majorHAnsi"/>
+          <w:color w:val="000000"/>
+          <w:sz w:val="20"/>
+          <w:szCs w:val="20"/>
+          <w:u w:color="000000"/>
+        </w:rPr>
+        <w:t xml:space="preserve">, S., The Impact of Social Insurance on Household Debt, Red Rock Conference </w:t>
+      </w:r>
+    </w:p>
+    <w:p>
+      <w:pPr>
+        <w:autoSpaceDE w:val="0"/>
+        <w:autoSpaceDN w:val="0"/>
+        <w:adjustRightInd w:val="0"/>
+        <w:spacing w:after="80"/>
+        <w:rPr>
+          <w:rFonts w:asciiTheme="majorHAnsi" w:hAnsiTheme="majorHAnsi" w:cstheme="majorHAnsi"/>
+          <w:color w:val="000000"/>
+          <w:sz w:val="20"/>
+          <w:szCs w:val="20"/>
+          <w:u w:color="000000"/>
+        </w:rPr>
+      </w:pPr>
+      <w:r>
+        <w:rPr>
+          <w:rFonts w:asciiTheme="majorHAnsi" w:hAnsiTheme="majorHAnsi" w:cstheme="majorHAnsi"/>
+          <w:color w:val="000000"/>
+          <w:sz w:val="20"/>
+          <w:szCs w:val="20"/>
+          <w:u w:color="000000"/>
+        </w:rPr>
+        <w:t xml:space="preserve">Oehmke, R. and Opp M., Green Capital Requirements, ASU Conference </w:t>
+      </w:r>
+    </w:p>
+    <w:p>
+      <w:pPr>
+        <w:autoSpaceDE w:val="0"/>
+        <w:autoSpaceDN w:val="0"/>
+        <w:adjustRightInd w:val="0"/>
+        <w:spacing w:after="80"/>
+        <w:rPr>
+          <w:rFonts w:asciiTheme="majorHAnsi" w:hAnsiTheme="majorHAnsi" w:cstheme="majorHAnsi"/>
+          <w:color w:val="000000"/>
+          <w:sz w:val="20"/>
+          <w:szCs w:val="20"/>
+          <w:u w:color="000000"/>
+        </w:rPr>
+      </w:pPr>
+      <w:r>
+        <w:rPr>
+          <w:rFonts w:asciiTheme="majorHAnsi" w:hAnsiTheme="majorHAnsi" w:cstheme="majorHAnsi"/>
+          <w:color w:val="000000"/>
+          <w:sz w:val="20"/>
+          <w:szCs w:val="20"/>
+          <w:u w:color="000000"/>
+        </w:rPr>
+        <w:t xml:space="preserve">Rampini, A. and </w:t>
+      </w:r>
+      <w:r>
+        <w:rPr>
+          <w:rFonts w:asciiTheme="majorHAnsi" w:hAnsiTheme="majorHAnsi" w:cstheme="majorHAnsi"/>
+          <w:color w:val="000000"/>
+          <w:sz w:val="20"/>
+          <w:szCs w:val="20"/>
+          <w:u w:color="000000"/>
+        </w:rPr>
+        <w:t xml:space="preserve">V. </w:t>
+      </w:r>
+      <w:r>
+        <w:rPr>
+          <w:rFonts w:asciiTheme="majorHAnsi" w:hAnsiTheme="majorHAnsi" w:cstheme="majorHAnsi"/>
+          <w:color w:val="000000"/>
+          <w:sz w:val="20"/>
+          <w:szCs w:val="20"/>
+          <w:u w:color="000000"/>
+        </w:rPr>
+        <w:t xml:space="preserve">Viswanathan, Collateral and Secured Debt, AFA </w:t>
+      </w:r>
+    </w:p>
+    <w:p>
+      <w:pPr>
+        <w:autoSpaceDE w:val="0"/>
+        <w:autoSpaceDN w:val="0"/>
+        <w:adjustRightInd w:val="0"/>
+        <w:spacing w:after="80"/>
+        <w:rPr>
+          <w:rFonts w:asciiTheme="majorHAnsi" w:hAnsiTheme="majorHAnsi" w:cstheme="majorHAnsi"/>
+          <w:b/>
+          <w:bCs/>
+          <w:color w:val="000000"/>
+          <w:sz w:val="20"/>
+          <w:szCs w:val="20"/>
+          <w:u w:color="000000"/>
+        </w:rPr>
+      </w:pPr>
+      <w:r>
+        <w:rPr>
+          <w:rFonts w:asciiTheme="majorHAnsi" w:hAnsiTheme="majorHAnsi" w:cstheme="majorHAnsi"/>
+          <w:b/>
+          <w:bCs/>
+          <w:color w:val="000000"/>
+          <w:sz w:val="20"/>
+          <w:szCs w:val="20"/>
+          <w:u w:color="000000"/>
+        </w:rPr>
+        <w:t>2021</w:t>
+      </w:r>
+    </w:p>
+    <w:p>
+      <w:pPr>
+        <w:autoSpaceDE w:val="0"/>
+        <w:autoSpaceDN w:val="0"/>
+        <w:adjustRightInd w:val="0"/>
+        <w:spacing w:after="80"/>
+        <w:ind w:left="1440" w:hanging="1440"/>
+        <w:rPr>
+          <w:rFonts w:asciiTheme="majorHAnsi" w:hAnsiTheme="majorHAnsi" w:cstheme="majorHAnsi"/>
+          <w:color w:val="000000"/>
+          <w:sz w:val="20"/>
+          <w:szCs w:val="20"/>
+          <w:u w:color="000000"/>
+        </w:rPr>
+      </w:pPr>
+      <w:r>
+        <w:rPr>
+          <w:rFonts w:asciiTheme="majorHAnsi" w:hAnsiTheme="majorHAnsi" w:cstheme="majorHAnsi"/>
+          <w:color w:val="000000"/>
+          <w:sz w:val="20"/>
+          <w:szCs w:val="20"/>
+          <w:u w:color="000000"/>
+        </w:rPr>
+        <w:t xml:space="preserve">Ma, Y and </w:t>
+      </w:r>
+      <w:r>
+        <w:rPr>
+          <w:rFonts w:asciiTheme="majorHAnsi" w:hAnsiTheme="majorHAnsi" w:cstheme="majorHAnsi"/>
+          <w:color w:val="000000"/>
+          <w:sz w:val="20"/>
+          <w:szCs w:val="20"/>
+          <w:u w:color="000000"/>
+        </w:rPr>
+        <w:t xml:space="preserve">A. </w:t>
+      </w:r>
+      <w:r>
+        <w:rPr>
+          <w:rFonts w:asciiTheme="majorHAnsi" w:hAnsiTheme="majorHAnsi" w:cstheme="majorHAnsi"/>
+          <w:color w:val="000000"/>
+          <w:sz w:val="20"/>
+          <w:szCs w:val="20"/>
+          <w:u w:color="000000"/>
+        </w:rPr>
+        <w:t xml:space="preserve">Kermani, Two Tales of Debt, NBER SI Corporate Finance </w:t>
+      </w:r>
+    </w:p>
+    <w:p>
+      <w:pPr>
+        <w:autoSpaceDE w:val="0"/>
+        <w:autoSpaceDN w:val="0"/>
+        <w:adjustRightInd w:val="0"/>
+        <w:spacing w:after="80"/>
+        <w:ind w:left="1440" w:hanging="1440"/>
+        <w:rPr>
+          <w:rFonts w:asciiTheme="majorHAnsi" w:hAnsiTheme="majorHAnsi" w:cstheme="majorHAnsi"/>
+          <w:color w:val="000000"/>
+          <w:sz w:val="20"/>
+          <w:szCs w:val="20"/>
+          <w:u w:color="000000"/>
+        </w:rPr>
+      </w:pPr>
+      <w:r>
+        <w:rPr>
+          <w:rFonts w:asciiTheme="majorHAnsi" w:hAnsiTheme="majorHAnsi" w:cstheme="majorHAnsi"/>
+          <w:color w:val="000000"/>
+          <w:sz w:val="20"/>
+          <w:szCs w:val="20"/>
+          <w:u w:color="000000"/>
+        </w:rPr>
+        <w:t>Dav</w:t>
+      </w:r>
+      <w:r>
+        <w:rPr>
+          <w:rFonts w:asciiTheme="majorHAnsi" w:hAnsiTheme="majorHAnsi" w:cstheme="majorHAnsi"/>
+          <w:color w:val="000000"/>
+          <w:sz w:val="20"/>
+          <w:szCs w:val="20"/>
+          <w:u w:color="000000"/>
+        </w:rPr>
+        <w:t>i</w:t>
+      </w:r>
+      <w:r>
+        <w:rPr>
+          <w:rFonts w:asciiTheme="majorHAnsi" w:hAnsiTheme="majorHAnsi" w:cstheme="majorHAnsi"/>
+          <w:color w:val="000000"/>
+          <w:sz w:val="20"/>
+          <w:szCs w:val="20"/>
+          <w:u w:color="000000"/>
+        </w:rPr>
+        <w:t>l</w:t>
+      </w:r>
+      <w:r>
+        <w:rPr>
+          <w:rFonts w:asciiTheme="majorHAnsi" w:hAnsiTheme="majorHAnsi" w:cstheme="majorHAnsi"/>
+          <w:color w:val="000000"/>
+          <w:sz w:val="20"/>
+          <w:szCs w:val="20"/>
+          <w:u w:color="000000"/>
+        </w:rPr>
+        <w:t>a</w:t>
+      </w:r>
+      <w:r>
+        <w:rPr>
+          <w:rFonts w:asciiTheme="majorHAnsi" w:hAnsiTheme="majorHAnsi" w:cstheme="majorHAnsi"/>
+          <w:color w:val="000000"/>
+          <w:sz w:val="20"/>
+          <w:szCs w:val="20"/>
+          <w:u w:color="000000"/>
+        </w:rPr>
+        <w:t xml:space="preserve">, E. and </w:t>
+      </w:r>
+      <w:r>
+        <w:rPr>
+          <w:rFonts w:asciiTheme="majorHAnsi" w:hAnsiTheme="majorHAnsi" w:cstheme="majorHAnsi"/>
+          <w:color w:val="000000"/>
+          <w:sz w:val="20"/>
+          <w:szCs w:val="20"/>
+          <w:u w:color="000000"/>
+        </w:rPr>
+        <w:t xml:space="preserve">A. </w:t>
+      </w:r>
+      <w:r>
+        <w:rPr>
+          <w:rFonts w:asciiTheme="majorHAnsi" w:hAnsiTheme="majorHAnsi" w:cstheme="majorHAnsi"/>
+          <w:color w:val="000000"/>
+          <w:sz w:val="20"/>
+          <w:szCs w:val="20"/>
+          <w:u w:color="000000"/>
+        </w:rPr>
+        <w:t xml:space="preserve">Walther, Prudential Policy with Distorted Beliefs, MFS Spring </w:t>
+      </w:r>
+    </w:p>
+    <w:p>
+      <w:pPr>
+        <w:autoSpaceDE w:val="0"/>
+        <w:autoSpaceDN w:val="0"/>
+        <w:adjustRightInd w:val="0"/>
+        <w:spacing w:after="80"/>
+        <w:ind w:left="720" w:hanging="720"/>
+        <w:rPr>
+          <w:rFonts w:asciiTheme="majorHAnsi" w:hAnsiTheme="majorHAnsi" w:cstheme="majorHAnsi"/>
+          <w:color w:val="000000"/>
+          <w:sz w:val="20"/>
+          <w:szCs w:val="20"/>
+          <w:u w:color="000000"/>
+        </w:rPr>
+      </w:pPr>
+      <w:r>
+        <w:rPr>
+          <w:rFonts w:asciiTheme="majorHAnsi" w:hAnsiTheme="majorHAnsi" w:cstheme="majorHAnsi"/>
+          <w:color w:val="000000"/>
+          <w:sz w:val="20"/>
+          <w:szCs w:val="20"/>
+          <w:u w:color="000000"/>
+        </w:rPr>
+        <w:t xml:space="preserve">Pavel, P. and </w:t>
+      </w:r>
+      <w:r>
+        <w:rPr>
+          <w:rFonts w:asciiTheme="majorHAnsi" w:hAnsiTheme="majorHAnsi" w:cstheme="majorHAnsi"/>
+          <w:color w:val="000000"/>
+          <w:sz w:val="20"/>
+          <w:szCs w:val="20"/>
+          <w:u w:color="000000"/>
+        </w:rPr>
+        <w:t xml:space="preserve">G. </w:t>
+      </w:r>
+      <w:r>
+        <w:rPr>
+          <w:rFonts w:asciiTheme="majorHAnsi" w:hAnsiTheme="majorHAnsi" w:cstheme="majorHAnsi"/>
+          <w:color w:val="000000"/>
+          <w:sz w:val="20"/>
+          <w:szCs w:val="20"/>
+          <w:u w:color="000000"/>
+        </w:rPr>
+        <w:t>Strobl, “</w:t>
+      </w:r>
+      <w:r>
+        <w:rPr>
+          <w:rFonts w:asciiTheme="majorHAnsi" w:hAnsiTheme="majorHAnsi" w:cstheme="majorHAnsi"/>
+          <w:color w:val="000000"/>
+          <w:sz w:val="20"/>
+          <w:szCs w:val="20"/>
+          <w:u w:color="000000"/>
+        </w:rPr>
+        <w:t>Lying to Speak the Truth: Selective Manipulation and Improved Information Transmissi</w:t>
+      </w:r>
+      <w:r>
+        <w:rPr>
+          <w:rFonts w:asciiTheme="majorHAnsi" w:hAnsiTheme="majorHAnsi" w:cstheme="majorHAnsi"/>
+          <w:color w:val="000000"/>
+          <w:sz w:val="20"/>
+          <w:szCs w:val="20"/>
+          <w:u w:color="000000"/>
+        </w:rPr>
+        <w:t>on,” RCFS</w:t>
+      </w:r>
+      <w:r>
+        <w:rPr>
+          <w:rFonts w:asciiTheme="majorHAnsi" w:hAnsiTheme="majorHAnsi" w:cstheme="majorHAnsi"/>
+          <w:color w:val="000000"/>
+          <w:sz w:val="20"/>
+          <w:szCs w:val="20"/>
+          <w:u w:color="000000"/>
+        </w:rPr>
+        <w:t xml:space="preserve"> Conference</w:t>
+      </w:r>
+    </w:p>
+    <w:p>
+      <w:pPr>
+        <w:autoSpaceDE w:val="0"/>
+        <w:autoSpaceDN w:val="0"/>
+        <w:adjustRightInd w:val="0"/>
+        <w:spacing w:after="80"/>
+        <w:ind w:left="720" w:hanging="720"/>
+        <w:rPr>
+          <w:rFonts w:asciiTheme="majorHAnsi" w:hAnsiTheme="majorHAnsi" w:cstheme="majorHAnsi"/>
+          <w:color w:val="000000"/>
+          <w:sz w:val="20"/>
+          <w:szCs w:val="20"/>
+          <w:u w:color="000000"/>
+        </w:rPr>
+      </w:pPr>
+      <w:r>
+        <w:rPr>
+          <w:rFonts w:asciiTheme="majorHAnsi" w:hAnsiTheme="majorHAnsi" w:cstheme="majorHAnsi"/>
+          <w:color w:val="000000"/>
+          <w:sz w:val="20"/>
+          <w:szCs w:val="20"/>
+          <w:u w:color="000000"/>
+        </w:rPr>
+        <w:t xml:space="preserve">Gourier, E., </w:t>
+      </w:r>
+      <w:r>
+        <w:rPr>
+          <w:rFonts w:asciiTheme="majorHAnsi" w:hAnsiTheme="majorHAnsi" w:cstheme="majorHAnsi"/>
+          <w:color w:val="000000"/>
+          <w:sz w:val="20"/>
+          <w:szCs w:val="20"/>
+          <w:u w:color="000000"/>
+        </w:rPr>
+        <w:t xml:space="preserve">L. </w:t>
+      </w:r>
+      <w:proofErr w:type="spellStart"/>
+      <w:r>
+        <w:rPr>
+          <w:rFonts w:asciiTheme="majorHAnsi" w:hAnsiTheme="majorHAnsi" w:cstheme="majorHAnsi"/>
+          <w:color w:val="000000"/>
+          <w:sz w:val="20"/>
+          <w:szCs w:val="20"/>
+          <w:u w:color="000000"/>
+        </w:rPr>
+        <w:t>Phalippou</w:t>
+      </w:r>
+      <w:proofErr w:type="spellEnd"/>
+      <w:r>
+        <w:rPr>
+          <w:rFonts w:asciiTheme="majorHAnsi" w:hAnsiTheme="majorHAnsi" w:cstheme="majorHAnsi"/>
+          <w:color w:val="000000"/>
+          <w:sz w:val="20"/>
+          <w:szCs w:val="20"/>
+          <w:u w:color="000000"/>
+        </w:rPr>
+        <w:t>, and</w:t>
+      </w:r>
+      <w:r>
+        <w:rPr>
+          <w:rFonts w:asciiTheme="majorHAnsi" w:hAnsiTheme="majorHAnsi" w:cstheme="majorHAnsi"/>
+          <w:color w:val="000000"/>
+          <w:sz w:val="20"/>
+          <w:szCs w:val="20"/>
+          <w:u w:color="000000"/>
+        </w:rPr>
+        <w:t xml:space="preserve"> M.</w:t>
+      </w:r>
+      <w:r>
+        <w:rPr>
+          <w:rFonts w:asciiTheme="majorHAnsi" w:hAnsiTheme="majorHAnsi" w:cstheme="majorHAnsi"/>
+          <w:color w:val="000000"/>
+          <w:sz w:val="20"/>
+          <w:szCs w:val="20"/>
+          <w:u w:color="000000"/>
+        </w:rPr>
+        <w:t xml:space="preserve"> </w:t>
+      </w:r>
+      <w:proofErr w:type="spellStart"/>
+      <w:r>
+        <w:rPr>
+          <w:rFonts w:asciiTheme="majorHAnsi" w:hAnsiTheme="majorHAnsi" w:cstheme="majorHAnsi"/>
+          <w:color w:val="000000"/>
+          <w:sz w:val="20"/>
+          <w:szCs w:val="20"/>
+          <w:u w:color="000000"/>
+        </w:rPr>
+        <w:t>Westerfield</w:t>
+      </w:r>
+      <w:proofErr w:type="spellEnd"/>
+      <w:r>
+        <w:rPr>
+          <w:rFonts w:asciiTheme="majorHAnsi" w:hAnsiTheme="majorHAnsi" w:cstheme="majorHAnsi"/>
+          <w:color w:val="000000"/>
+          <w:sz w:val="20"/>
+          <w:szCs w:val="20"/>
+          <w:u w:color="000000"/>
+        </w:rPr>
+        <w:t>, “Capital Commitment,” UCLA</w:t>
+      </w:r>
+      <w:r>
+        <w:rPr>
+          <w:rFonts w:asciiTheme="majorHAnsi" w:hAnsiTheme="majorHAnsi" w:cstheme="majorHAnsi"/>
+          <w:color w:val="000000"/>
+          <w:sz w:val="20"/>
+          <w:szCs w:val="20"/>
+          <w:u w:color="000000"/>
+        </w:rPr>
+        <w:t xml:space="preserve"> Conference</w:t>
+      </w:r>
+    </w:p>
+    <w:p>
+      <w:pPr>
+        <w:autoSpaceDE w:val="0"/>
+        <w:autoSpaceDN w:val="0"/>
+        <w:adjustRightInd w:val="0"/>
+        <w:spacing w:after="80"/>
+        <w:rPr>
+          <w:rFonts w:asciiTheme="majorHAnsi" w:hAnsiTheme="majorHAnsi" w:cstheme="majorHAnsi"/>
+          <w:b/>
+          <w:bCs/>
+          <w:color w:val="000000"/>
+          <w:sz w:val="20"/>
+          <w:szCs w:val="20"/>
+          <w:u w:color="000000"/>
+        </w:rPr>
+      </w:pPr>
+      <w:r>
+        <w:rPr>
+          <w:rFonts w:asciiTheme="majorHAnsi" w:hAnsiTheme="majorHAnsi" w:cstheme="majorHAnsi"/>
+          <w:b/>
+          <w:bCs/>
+          <w:color w:val="000000"/>
+          <w:sz w:val="20"/>
+          <w:szCs w:val="20"/>
+          <w:u w:color="000000"/>
+        </w:rPr>
+        <w:t>2020</w:t>
+      </w:r>
+    </w:p>
+    <w:p>
+      <w:pPr>
+        <w:autoSpaceDE w:val="0"/>
+        <w:autoSpaceDN w:val="0"/>
+        <w:adjustRightInd w:val="0"/>
+        <w:spacing w:after="80"/>
+        <w:rPr>
+          <w:rFonts w:asciiTheme="majorHAnsi" w:hAnsiTheme="majorHAnsi" w:cstheme="majorHAnsi"/>
+          <w:color w:val="000000"/>
+          <w:sz w:val="20"/>
+          <w:szCs w:val="20"/>
+          <w:u w:color="000000"/>
+        </w:rPr>
+      </w:pPr>
+      <w:r>
+        <w:rPr>
+          <w:rFonts w:asciiTheme="majorHAnsi" w:hAnsiTheme="majorHAnsi" w:cstheme="majorHAnsi"/>
+          <w:color w:val="000000"/>
+          <w:sz w:val="20"/>
+          <w:szCs w:val="20"/>
+          <w:u w:color="000000"/>
+        </w:rPr>
         <w:lastRenderedPageBreak/>
-        <w:t>Seminars</w:t>
-      </w:r>
-    </w:p>
-    <w:p>
-      <w:pPr>
-        <w:autoSpaceDE w:val="0"/>
-        <w:autoSpaceDN w:val="0"/>
-        <w:adjustRightInd w:val="0"/>
-        <w:spacing w:after="80"/>
-        <w:rPr>
-          <w:rFonts w:asciiTheme="majorHAnsi" w:hAnsiTheme="majorHAnsi" w:cstheme="majorHAnsi"/>
-          <w:color w:val="000000"/>
-          <w:sz w:val="20"/>
-          <w:szCs w:val="20"/>
-          <w:u w:color="000000"/>
-        </w:rPr>
-      </w:pPr>
-      <w:r>
-        <w:rPr>
-          <w:rFonts w:asciiTheme="majorHAnsi" w:hAnsiTheme="majorHAnsi" w:cstheme="majorHAnsi"/>
-          <w:color w:val="000000"/>
-          <w:sz w:val="20"/>
-          <w:szCs w:val="20"/>
-          <w:u w:color="000000"/>
-        </w:rPr>
-        <w:t xml:space="preserve">Bank of England, St Louis Fed, UNC Kenan-Flagler, University of Rome Tor </w:t>
-      </w:r>
-      <w:proofErr w:type="spellStart"/>
-      <w:r>
-        <w:rPr>
-          <w:rFonts w:asciiTheme="majorHAnsi" w:hAnsiTheme="majorHAnsi" w:cstheme="majorHAnsi"/>
-          <w:color w:val="000000"/>
-          <w:sz w:val="20"/>
-          <w:szCs w:val="20"/>
-          <w:u w:color="000000"/>
-        </w:rPr>
-        <w:t>Vergata</w:t>
-      </w:r>
-      <w:proofErr w:type="spellEnd"/>
-    </w:p>
-    <w:p>
-      <w:pPr>
-        <w:autoSpaceDE w:val="0"/>
-        <w:autoSpaceDN w:val="0"/>
-        <w:adjustRightInd w:val="0"/>
-        <w:spacing w:after="80"/>
-        <w:rPr>
-          <w:rFonts w:asciiTheme="majorHAnsi" w:hAnsiTheme="majorHAnsi" w:cstheme="majorHAnsi"/>
-          <w:color w:val="000000"/>
-          <w:sz w:val="20"/>
-          <w:szCs w:val="20"/>
-          <w:u w:val="single" w:color="000000"/>
-        </w:rPr>
-      </w:pPr>
-      <w:r>
-        <w:rPr>
-          <w:rFonts w:asciiTheme="majorHAnsi" w:hAnsiTheme="majorHAnsi" w:cstheme="majorHAnsi"/>
-          <w:color w:val="000000"/>
-          <w:sz w:val="20"/>
-          <w:szCs w:val="20"/>
-          <w:u w:val="single" w:color="000000"/>
-        </w:rPr>
-        <w:t>Conferences</w:t>
-      </w:r>
-      <w:r>
-        <w:rPr>
-          <w:rFonts w:asciiTheme="majorHAnsi" w:hAnsiTheme="majorHAnsi" w:cstheme="majorHAnsi"/>
-          <w:color w:val="000000"/>
-          <w:sz w:val="20"/>
-          <w:szCs w:val="20"/>
-          <w:u w:val="single" w:color="000000"/>
-        </w:rPr>
-        <w:t xml:space="preserve"> </w:t>
-      </w:r>
-    </w:p>
-    <w:p>
-      <w:pPr>
-        <w:autoSpaceDE w:val="0"/>
-        <w:autoSpaceDN w:val="0"/>
-        <w:adjustRightInd w:val="0"/>
-        <w:spacing w:after="80"/>
-        <w:rPr>
-          <w:rFonts w:asciiTheme="majorHAnsi" w:hAnsiTheme="majorHAnsi" w:cstheme="majorHAnsi"/>
-          <w:color w:val="000000"/>
-          <w:sz w:val="20"/>
-          <w:szCs w:val="20"/>
-          <w:u w:color="000000"/>
-        </w:rPr>
-      </w:pPr>
-      <w:r>
-        <w:rPr>
-          <w:rFonts w:asciiTheme="majorHAnsi" w:hAnsiTheme="majorHAnsi" w:cstheme="majorHAnsi"/>
-          <w:color w:val="000000"/>
-          <w:sz w:val="20"/>
-          <w:szCs w:val="20"/>
-          <w:u w:color="000000"/>
-        </w:rPr>
-        <w:t xml:space="preserve">EEA (Toulouse)*, FIRS, NBER Summer Institute </w:t>
-      </w:r>
-      <w:proofErr w:type="gramStart"/>
-      <w:r>
-        <w:rPr>
-          <w:rFonts w:asciiTheme="majorHAnsi" w:hAnsiTheme="majorHAnsi" w:cstheme="majorHAnsi"/>
-          <w:color w:val="000000"/>
-          <w:sz w:val="20"/>
-          <w:szCs w:val="20"/>
-          <w:u w:color="000000"/>
-        </w:rPr>
-        <w:t>The</w:t>
-      </w:r>
-      <w:proofErr w:type="gramEnd"/>
-      <w:r>
-        <w:rPr>
-          <w:rFonts w:asciiTheme="majorHAnsi" w:hAnsiTheme="majorHAnsi" w:cstheme="majorHAnsi"/>
-          <w:color w:val="000000"/>
-          <w:sz w:val="20"/>
-          <w:szCs w:val="20"/>
-          <w:u w:color="000000"/>
-        </w:rPr>
-        <w:t xml:space="preserve"> Economics of Credit Ratings (Boston)*, Paul Woolley Conference (Sydney)</w:t>
-      </w:r>
-    </w:p>
-    <w:p>
-      <w:pPr>
-        <w:autoSpaceDE w:val="0"/>
-        <w:autoSpaceDN w:val="0"/>
-        <w:adjustRightInd w:val="0"/>
-        <w:spacing w:after="80"/>
-        <w:rPr>
-          <w:rFonts w:asciiTheme="majorHAnsi" w:hAnsiTheme="majorHAnsi" w:cstheme="majorHAnsi"/>
-          <w:color w:val="000000"/>
-          <w:sz w:val="20"/>
-          <w:szCs w:val="20"/>
-          <w:u w:color="000000"/>
-        </w:rPr>
-      </w:pPr>
-      <w:r>
-        <w:rPr>
-          <w:rFonts w:asciiTheme="majorHAnsi" w:hAnsiTheme="majorHAnsi" w:cstheme="majorHAnsi"/>
-          <w:b/>
-          <w:bCs/>
-          <w:color w:val="000000"/>
-          <w:sz w:val="20"/>
-          <w:szCs w:val="20"/>
-          <w:u w:color="000000"/>
-        </w:rPr>
-        <w:t>2013</w:t>
-      </w:r>
-      <w:r>
-        <w:rPr>
-          <w:rFonts w:asciiTheme="majorHAnsi" w:hAnsiTheme="majorHAnsi" w:cstheme="majorHAnsi"/>
-          <w:color w:val="000000"/>
-          <w:sz w:val="20"/>
-          <w:szCs w:val="20"/>
-          <w:u w:color="000000"/>
-        </w:rPr>
-        <w:t xml:space="preserve"> </w:t>
-      </w:r>
-    </w:p>
-    <w:p>
-      <w:pPr>
-        <w:autoSpaceDE w:val="0"/>
-        <w:autoSpaceDN w:val="0"/>
-        <w:adjustRightInd w:val="0"/>
-        <w:spacing w:after="80"/>
-        <w:rPr>
-          <w:rFonts w:asciiTheme="majorHAnsi" w:hAnsiTheme="majorHAnsi" w:cstheme="majorHAnsi"/>
-          <w:color w:val="000000"/>
-          <w:sz w:val="20"/>
-          <w:szCs w:val="20"/>
-          <w:u w:val="single" w:color="000000"/>
-        </w:rPr>
-      </w:pPr>
-      <w:r>
-        <w:rPr>
-          <w:rFonts w:asciiTheme="majorHAnsi" w:hAnsiTheme="majorHAnsi" w:cstheme="majorHAnsi"/>
-          <w:color w:val="000000"/>
-          <w:sz w:val="20"/>
-          <w:szCs w:val="20"/>
-          <w:u w:val="single" w:color="000000"/>
-        </w:rPr>
-        <w:t>Seminars</w:t>
-      </w:r>
-    </w:p>
-    <w:p>
-      <w:pPr>
-        <w:autoSpaceDE w:val="0"/>
-        <w:autoSpaceDN w:val="0"/>
-        <w:adjustRightInd w:val="0"/>
-        <w:spacing w:after="80"/>
-        <w:rPr>
-          <w:rFonts w:asciiTheme="majorHAnsi" w:hAnsiTheme="majorHAnsi" w:cstheme="majorHAnsi"/>
-          <w:color w:val="000000"/>
-          <w:sz w:val="20"/>
-          <w:szCs w:val="20"/>
-          <w:u w:color="000000"/>
-        </w:rPr>
-      </w:pPr>
-      <w:r>
-        <w:rPr>
-          <w:rFonts w:asciiTheme="majorHAnsi" w:hAnsiTheme="majorHAnsi" w:cstheme="majorHAnsi"/>
-          <w:color w:val="000000"/>
-          <w:sz w:val="20"/>
-          <w:szCs w:val="20"/>
-          <w:u w:color="000000"/>
-        </w:rPr>
-        <w:t xml:space="preserve">Amsterdam Business School, Arizona State University, Bocconi University, EIEF, Federal Reserve Board of </w:t>
-      </w:r>
-      <w:r>
-        <w:rPr>
-          <w:rFonts w:asciiTheme="majorHAnsi" w:hAnsiTheme="majorHAnsi" w:cstheme="majorHAnsi"/>
-          <w:color w:val="000000"/>
-          <w:sz w:val="20"/>
-          <w:szCs w:val="20"/>
-          <w:u w:color="000000"/>
-        </w:rPr>
-        <w:t xml:space="preserve">                     </w:t>
-      </w:r>
-    </w:p>
-    <w:p>
-      <w:pPr>
-        <w:autoSpaceDE w:val="0"/>
-        <w:autoSpaceDN w:val="0"/>
-        <w:adjustRightInd w:val="0"/>
-        <w:spacing w:after="80"/>
-        <w:rPr>
-          <w:rFonts w:asciiTheme="majorHAnsi" w:hAnsiTheme="majorHAnsi" w:cstheme="majorHAnsi"/>
-          <w:color w:val="000000"/>
-          <w:sz w:val="20"/>
-          <w:szCs w:val="20"/>
-          <w:u w:val="single" w:color="000000"/>
-        </w:rPr>
-      </w:pPr>
-      <w:r>
-        <w:rPr>
-          <w:rFonts w:asciiTheme="majorHAnsi" w:hAnsiTheme="majorHAnsi" w:cstheme="majorHAnsi"/>
-          <w:color w:val="000000"/>
-          <w:sz w:val="20"/>
-          <w:szCs w:val="20"/>
-          <w:u w:color="000000"/>
-        </w:rPr>
-        <w:t>Governors, HEC Paris, Stockholm School of Business, UBC Sauder, University of Maryland (RH Smith), University of Michigan (Ross), University of Warwick, Washington University in St. Louis, Wharton Business School</w:t>
-      </w:r>
-    </w:p>
-    <w:p>
-      <w:pPr>
-        <w:autoSpaceDE w:val="0"/>
-        <w:autoSpaceDN w:val="0"/>
-        <w:adjustRightInd w:val="0"/>
-        <w:spacing w:after="80"/>
-        <w:rPr>
-          <w:rFonts w:asciiTheme="majorHAnsi" w:hAnsiTheme="majorHAnsi" w:cstheme="majorHAnsi"/>
-          <w:color w:val="000000"/>
-          <w:sz w:val="20"/>
-          <w:szCs w:val="20"/>
-          <w:u w:val="single" w:color="000000"/>
-        </w:rPr>
-      </w:pPr>
-      <w:r>
-        <w:rPr>
-          <w:rFonts w:asciiTheme="majorHAnsi" w:hAnsiTheme="majorHAnsi" w:cstheme="majorHAnsi"/>
-          <w:color w:val="000000"/>
-          <w:sz w:val="20"/>
-          <w:szCs w:val="20"/>
-          <w:u w:val="single" w:color="000000"/>
-        </w:rPr>
-        <w:t>Conferences</w:t>
-      </w:r>
-    </w:p>
-    <w:p>
-      <w:pPr>
-        <w:autoSpaceDE w:val="0"/>
-        <w:autoSpaceDN w:val="0"/>
-        <w:adjustRightInd w:val="0"/>
-        <w:spacing w:after="80"/>
-        <w:rPr>
-          <w:rFonts w:asciiTheme="majorHAnsi" w:hAnsiTheme="majorHAnsi" w:cstheme="majorHAnsi"/>
-          <w:color w:val="000000"/>
-          <w:sz w:val="20"/>
-          <w:szCs w:val="20"/>
-          <w:u w:color="000000"/>
-        </w:rPr>
-      </w:pPr>
-      <w:r>
-        <w:rPr>
-          <w:rFonts w:asciiTheme="majorHAnsi" w:hAnsiTheme="majorHAnsi" w:cstheme="majorHAnsi"/>
-          <w:color w:val="000000"/>
-          <w:sz w:val="20"/>
-          <w:szCs w:val="20"/>
-          <w:u w:color="000000"/>
-        </w:rPr>
-        <w:t xml:space="preserve">EFA, FIRS </w:t>
-      </w:r>
-    </w:p>
-    <w:p>
-      <w:pPr>
-        <w:autoSpaceDE w:val="0"/>
-        <w:autoSpaceDN w:val="0"/>
-        <w:adjustRightInd w:val="0"/>
-        <w:spacing w:after="80"/>
-        <w:rPr>
-          <w:rFonts w:asciiTheme="majorHAnsi" w:hAnsiTheme="majorHAnsi" w:cstheme="majorHAnsi"/>
-          <w:color w:val="000000"/>
-          <w:sz w:val="20"/>
-          <w:szCs w:val="20"/>
-          <w:u w:color="000000"/>
-        </w:rPr>
-      </w:pPr>
-    </w:p>
-    <w:p>
-      <w:pPr>
-        <w:autoSpaceDE w:val="0"/>
-        <w:autoSpaceDN w:val="0"/>
-        <w:adjustRightInd w:val="0"/>
-        <w:spacing w:after="80"/>
-        <w:rPr>
-          <w:rFonts w:asciiTheme="majorHAnsi" w:hAnsiTheme="majorHAnsi" w:cstheme="majorHAnsi"/>
-          <w:b/>
-          <w:bCs/>
-          <w:color w:val="000000"/>
-          <w:sz w:val="20"/>
-          <w:szCs w:val="20"/>
-          <w:u w:color="000000"/>
-        </w:rPr>
-      </w:pPr>
-      <w:r>
-        <w:rPr>
-          <w:rFonts w:asciiTheme="majorHAnsi" w:hAnsiTheme="majorHAnsi" w:cstheme="majorHAnsi"/>
-          <w:b/>
-          <w:bCs/>
-          <w:color w:val="000000"/>
-          <w:sz w:val="20"/>
-          <w:szCs w:val="20"/>
-          <w:u w:color="000000"/>
-        </w:rPr>
-        <w:t>DISCUSSIONS</w:t>
-      </w:r>
-    </w:p>
-    <w:p>
-      <w:pPr>
-        <w:autoSpaceDE w:val="0"/>
-        <w:autoSpaceDN w:val="0"/>
-        <w:adjustRightInd w:val="0"/>
-        <w:spacing w:after="80"/>
-        <w:rPr>
-          <w:rFonts w:asciiTheme="majorHAnsi" w:hAnsiTheme="majorHAnsi" w:cstheme="majorHAnsi"/>
-          <w:b/>
-          <w:bCs/>
-          <w:color w:val="000000"/>
-          <w:sz w:val="20"/>
-          <w:szCs w:val="20"/>
-          <w:u w:color="000000"/>
-        </w:rPr>
-      </w:pPr>
-      <w:r>
-        <w:rPr>
-          <w:rFonts w:asciiTheme="majorHAnsi" w:hAnsiTheme="majorHAnsi" w:cstheme="majorHAnsi"/>
-          <w:b/>
-          <w:bCs/>
-          <w:color w:val="000000"/>
-          <w:sz w:val="20"/>
-          <w:szCs w:val="20"/>
-          <w:u w:color="000000"/>
-        </w:rPr>
-        <w:t>2026</w:t>
-      </w:r>
-    </w:p>
-    <w:p>
-      <w:pPr>
-        <w:autoSpaceDE w:val="0"/>
-        <w:autoSpaceDN w:val="0"/>
-        <w:adjustRightInd w:val="0"/>
-        <w:spacing w:after="80"/>
-        <w:rPr>
-          <w:rFonts w:asciiTheme="majorHAnsi" w:hAnsiTheme="majorHAnsi" w:cstheme="majorHAnsi"/>
-          <w:color w:val="000000"/>
-          <w:sz w:val="20"/>
-          <w:szCs w:val="20"/>
-          <w:u w:color="000000"/>
-        </w:rPr>
-      </w:pPr>
-      <w:r>
-        <w:rPr>
-          <w:rFonts w:asciiTheme="majorHAnsi" w:hAnsiTheme="majorHAnsi" w:cstheme="majorHAnsi"/>
-          <w:color w:val="000000"/>
-          <w:sz w:val="20"/>
-          <w:szCs w:val="20"/>
-          <w:u w:color="000000"/>
-        </w:rPr>
-        <w:t xml:space="preserve">Gary Gorton, Y. Li, and G. Ordonez, Information </w:t>
-      </w:r>
-      <w:proofErr w:type="spellStart"/>
-      <w:r>
-        <w:rPr>
-          <w:rFonts w:asciiTheme="majorHAnsi" w:hAnsiTheme="majorHAnsi" w:cstheme="majorHAnsi"/>
-          <w:color w:val="000000"/>
-          <w:sz w:val="20"/>
-          <w:szCs w:val="20"/>
-          <w:u w:color="000000"/>
-        </w:rPr>
-        <w:t>Concelling</w:t>
-      </w:r>
-      <w:proofErr w:type="spellEnd"/>
-      <w:r>
-        <w:rPr>
-          <w:rFonts w:asciiTheme="majorHAnsi" w:hAnsiTheme="majorHAnsi" w:cstheme="majorHAnsi"/>
-          <w:color w:val="000000"/>
-          <w:sz w:val="20"/>
-          <w:szCs w:val="20"/>
-          <w:u w:color="000000"/>
-        </w:rPr>
-        <w:t xml:space="preserve"> Architecture, 2026 SFS</w:t>
-      </w:r>
-    </w:p>
-    <w:p>
-      <w:pPr>
-        <w:autoSpaceDE w:val="0"/>
-        <w:autoSpaceDN w:val="0"/>
-        <w:adjustRightInd w:val="0"/>
-        <w:spacing w:after="80"/>
-        <w:rPr>
-          <w:rFonts w:asciiTheme="majorHAnsi" w:hAnsiTheme="majorHAnsi" w:cstheme="majorHAnsi"/>
-          <w:color w:val="000000"/>
-          <w:sz w:val="20"/>
-          <w:szCs w:val="20"/>
-          <w:u w:color="000000"/>
-        </w:rPr>
-      </w:pPr>
-      <w:r>
-        <w:rPr>
-          <w:rFonts w:asciiTheme="majorHAnsi" w:hAnsiTheme="majorHAnsi" w:cstheme="majorHAnsi"/>
-          <w:color w:val="000000"/>
-          <w:sz w:val="20"/>
-          <w:szCs w:val="20"/>
-          <w:u w:color="000000"/>
-        </w:rPr>
-        <w:t>Clara Xu</w:t>
-      </w:r>
-      <w:r>
-        <w:rPr>
-          <w:rFonts w:asciiTheme="majorHAnsi" w:hAnsiTheme="majorHAnsi" w:cstheme="majorHAnsi"/>
-          <w:color w:val="000000"/>
-          <w:sz w:val="20"/>
-          <w:szCs w:val="20"/>
-          <w:u w:color="000000"/>
-        </w:rPr>
-        <w:t>, The Value of Contingent Liquidity from Banks to Nonbank Lenders,</w:t>
-      </w:r>
-      <w:r>
-        <w:rPr>
-          <w:rFonts w:asciiTheme="majorHAnsi" w:hAnsiTheme="majorHAnsi" w:cstheme="majorHAnsi"/>
-          <w:color w:val="000000"/>
-          <w:sz w:val="20"/>
-          <w:szCs w:val="20"/>
-          <w:u w:color="000000"/>
-        </w:rPr>
-        <w:t xml:space="preserve"> th</w:t>
-      </w:r>
-      <w:r>
-        <w:rPr>
-          <w:rFonts w:asciiTheme="majorHAnsi" w:hAnsiTheme="majorHAnsi" w:cstheme="majorHAnsi"/>
-          <w:color w:val="000000"/>
-          <w:sz w:val="20"/>
-          <w:szCs w:val="20"/>
-          <w:u w:color="000000"/>
-        </w:rPr>
-        <w:t>e 5th</w:t>
-      </w:r>
-      <w:r>
-        <w:rPr>
-          <w:rFonts w:asciiTheme="majorHAnsi" w:hAnsiTheme="majorHAnsi" w:cstheme="majorHAnsi"/>
-          <w:color w:val="000000"/>
-          <w:sz w:val="20"/>
-          <w:szCs w:val="20"/>
-          <w:u w:color="000000"/>
-        </w:rPr>
-        <w:t xml:space="preserve"> Bank of Italy, Bocconi University, EIEF and CEPR Conference on Financial Stability and Regulation</w:t>
-      </w:r>
-    </w:p>
-    <w:p>
-      <w:pPr>
-        <w:autoSpaceDE w:val="0"/>
-        <w:autoSpaceDN w:val="0"/>
-        <w:adjustRightInd w:val="0"/>
-        <w:spacing w:after="80"/>
-        <w:rPr>
-          <w:rFonts w:asciiTheme="majorHAnsi" w:hAnsiTheme="majorHAnsi" w:cstheme="majorHAnsi"/>
-          <w:color w:val="000000"/>
-          <w:sz w:val="20"/>
-          <w:szCs w:val="20"/>
-          <w:u w:color="000000"/>
-        </w:rPr>
-      </w:pPr>
-      <w:r>
-        <w:rPr>
-          <w:rFonts w:asciiTheme="majorHAnsi" w:hAnsiTheme="majorHAnsi" w:cstheme="majorHAnsi"/>
-          <w:color w:val="000000"/>
-          <w:sz w:val="20"/>
-          <w:szCs w:val="20"/>
-          <w:u w:color="000000"/>
-        </w:rPr>
-        <w:t>Vict</w:t>
-      </w:r>
-      <w:r>
-        <w:rPr>
-          <w:rFonts w:asciiTheme="majorHAnsi" w:hAnsiTheme="majorHAnsi" w:cstheme="majorHAnsi"/>
-          <w:color w:val="000000"/>
-          <w:sz w:val="20"/>
-          <w:szCs w:val="20"/>
-          <w:u w:color="000000"/>
-        </w:rPr>
-        <w:t>o</w:t>
-      </w:r>
-      <w:r>
-        <w:rPr>
-          <w:rFonts w:asciiTheme="majorHAnsi" w:hAnsiTheme="majorHAnsi" w:cstheme="majorHAnsi"/>
-          <w:color w:val="000000"/>
-          <w:sz w:val="20"/>
-          <w:szCs w:val="20"/>
-          <w:u w:color="000000"/>
-        </w:rPr>
-        <w:t xml:space="preserve">ria Ivashina, S. Mayer, and L. </w:t>
-      </w:r>
-      <w:proofErr w:type="spellStart"/>
-      <w:r>
-        <w:rPr>
-          <w:rFonts w:asciiTheme="majorHAnsi" w:hAnsiTheme="majorHAnsi" w:cstheme="majorHAnsi"/>
-          <w:color w:val="000000"/>
-          <w:sz w:val="20"/>
-          <w:szCs w:val="20"/>
-          <w:u w:color="000000"/>
-        </w:rPr>
-        <w:t>Phalippou</w:t>
-      </w:r>
-      <w:proofErr w:type="spellEnd"/>
-      <w:r>
-        <w:rPr>
-          <w:rFonts w:asciiTheme="majorHAnsi" w:hAnsiTheme="majorHAnsi" w:cstheme="majorHAnsi"/>
-          <w:color w:val="000000"/>
-          <w:sz w:val="20"/>
-          <w:szCs w:val="20"/>
-          <w:u w:color="000000"/>
-        </w:rPr>
-        <w:t>, Private Equity Continuation Vehicles: A Model of</w:t>
-      </w:r>
-      <w:r>
-        <w:rPr>
-          <w:rFonts w:asciiTheme="majorHAnsi" w:hAnsiTheme="majorHAnsi" w:cstheme="majorHAnsi"/>
-          <w:color w:val="000000"/>
-          <w:sz w:val="20"/>
-          <w:szCs w:val="20"/>
-          <w:u w:color="000000"/>
-        </w:rPr>
-        <w:t xml:space="preserve"> </w:t>
-      </w:r>
-      <w:r>
-        <w:rPr>
-          <w:rFonts w:asciiTheme="majorHAnsi" w:hAnsiTheme="majorHAnsi" w:cstheme="majorHAnsi"/>
-          <w:color w:val="000000"/>
-          <w:sz w:val="20"/>
-          <w:szCs w:val="20"/>
-          <w:u w:color="000000"/>
-        </w:rPr>
-        <w:t>Strategic Asset Transfers</w:t>
-      </w:r>
-      <w:r>
-        <w:rPr>
-          <w:rFonts w:asciiTheme="majorHAnsi" w:hAnsiTheme="majorHAnsi" w:cstheme="majorHAnsi"/>
-          <w:color w:val="000000"/>
-          <w:sz w:val="20"/>
-          <w:szCs w:val="20"/>
-          <w:u w:color="000000"/>
-        </w:rPr>
-        <w:t xml:space="preserve">, </w:t>
-      </w:r>
-      <w:r>
-        <w:rPr>
-          <w:rFonts w:asciiTheme="majorHAnsi" w:hAnsiTheme="majorHAnsi" w:cstheme="majorHAnsi"/>
-          <w:color w:val="000000"/>
-          <w:sz w:val="20"/>
-          <w:szCs w:val="20"/>
-          <w:u w:color="000000"/>
-        </w:rPr>
-        <w:t xml:space="preserve">Columbia PE Conference </w:t>
-      </w:r>
-    </w:p>
-    <w:p>
-      <w:pPr>
-        <w:autoSpaceDE w:val="0"/>
-        <w:autoSpaceDN w:val="0"/>
-        <w:adjustRightInd w:val="0"/>
-        <w:spacing w:after="80"/>
-        <w:rPr>
-          <w:rFonts w:asciiTheme="majorHAnsi" w:hAnsiTheme="majorHAnsi" w:cstheme="majorHAnsi"/>
-          <w:color w:val="000000"/>
-          <w:sz w:val="20"/>
-          <w:szCs w:val="20"/>
-          <w:u w:color="000000"/>
-        </w:rPr>
-      </w:pPr>
-      <w:r>
-        <w:rPr>
-          <w:rFonts w:asciiTheme="majorHAnsi" w:hAnsiTheme="majorHAnsi" w:cstheme="majorHAnsi"/>
-          <w:color w:val="000000"/>
-          <w:sz w:val="20"/>
-          <w:szCs w:val="20"/>
-          <w:u w:color="000000"/>
-        </w:rPr>
-        <w:t>Vincent Buccola and D. Hoffman, Precedent Terms, 20</w:t>
-      </w:r>
-      <w:r>
-        <w:rPr>
-          <w:rFonts w:asciiTheme="majorHAnsi" w:hAnsiTheme="majorHAnsi" w:cstheme="majorHAnsi"/>
-          <w:color w:val="000000"/>
-          <w:sz w:val="20"/>
-          <w:szCs w:val="20"/>
-          <w:u w:color="000000"/>
-          <w:vertAlign w:val="superscript"/>
-        </w:rPr>
-        <w:t>th</w:t>
-      </w:r>
-      <w:r>
-        <w:rPr>
-          <w:rFonts w:asciiTheme="majorHAnsi" w:hAnsiTheme="majorHAnsi" w:cstheme="majorHAnsi"/>
-          <w:color w:val="000000"/>
-          <w:sz w:val="20"/>
-          <w:szCs w:val="20"/>
-          <w:u w:color="000000"/>
-        </w:rPr>
-        <w:t xml:space="preserve"> Annual NYU/Penn Conference on Law and Finance</w:t>
-      </w:r>
-    </w:p>
-    <w:p>
-      <w:pPr>
-        <w:autoSpaceDE w:val="0"/>
-        <w:autoSpaceDN w:val="0"/>
-        <w:adjustRightInd w:val="0"/>
-        <w:spacing w:after="80"/>
-        <w:rPr>
-          <w:rFonts w:asciiTheme="majorHAnsi" w:hAnsiTheme="majorHAnsi" w:cstheme="majorHAnsi"/>
-          <w:color w:val="000000"/>
-          <w:sz w:val="20"/>
-          <w:szCs w:val="20"/>
-          <w:u w:color="000000"/>
-        </w:rPr>
-      </w:pPr>
-      <w:r>
-        <w:rPr>
-          <w:rFonts w:asciiTheme="majorHAnsi" w:hAnsiTheme="majorHAnsi" w:cstheme="majorHAnsi"/>
-          <w:b/>
-          <w:bCs/>
-          <w:color w:val="000000"/>
-          <w:sz w:val="20"/>
-          <w:szCs w:val="20"/>
-          <w:u w:color="000000"/>
-        </w:rPr>
-        <w:t>2025</w:t>
-      </w:r>
-    </w:p>
-    <w:p>
-      <w:pPr>
-        <w:autoSpaceDE w:val="0"/>
-        <w:autoSpaceDN w:val="0"/>
-        <w:adjustRightInd w:val="0"/>
-        <w:spacing w:after="80"/>
-        <w:rPr>
-          <w:rFonts w:asciiTheme="majorHAnsi" w:hAnsiTheme="majorHAnsi" w:cstheme="majorHAnsi"/>
-          <w:color w:val="000000"/>
-          <w:sz w:val="20"/>
-          <w:szCs w:val="20"/>
-          <w:u w:color="000000"/>
-        </w:rPr>
-      </w:pPr>
-      <w:r>
-        <w:rPr>
-          <w:rFonts w:asciiTheme="majorHAnsi" w:hAnsiTheme="majorHAnsi" w:cstheme="majorHAnsi"/>
-          <w:color w:val="000000"/>
-          <w:sz w:val="20"/>
-          <w:szCs w:val="20"/>
-          <w:u w:color="000000"/>
-        </w:rPr>
-        <w:t xml:space="preserve">Bo Bian, </w:t>
-      </w:r>
-      <w:r>
-        <w:rPr>
-          <w:rFonts w:asciiTheme="majorHAnsi" w:hAnsiTheme="majorHAnsi" w:cstheme="majorHAnsi"/>
-          <w:color w:val="000000"/>
-          <w:sz w:val="20"/>
-          <w:szCs w:val="20"/>
-          <w:u w:color="000000"/>
-        </w:rPr>
-        <w:t xml:space="preserve">Q. </w:t>
-      </w:r>
-      <w:r>
-        <w:rPr>
-          <w:rFonts w:asciiTheme="majorHAnsi" w:hAnsiTheme="majorHAnsi" w:cstheme="majorHAnsi"/>
-          <w:color w:val="000000"/>
-          <w:sz w:val="20"/>
-          <w:szCs w:val="20"/>
-          <w:u w:color="000000"/>
-        </w:rPr>
-        <w:t xml:space="preserve">Huang, </w:t>
-      </w:r>
-      <w:r>
-        <w:rPr>
-          <w:rFonts w:asciiTheme="majorHAnsi" w:hAnsiTheme="majorHAnsi" w:cstheme="majorHAnsi"/>
-          <w:color w:val="000000"/>
-          <w:sz w:val="20"/>
-          <w:szCs w:val="20"/>
-          <w:u w:color="000000"/>
-        </w:rPr>
-        <w:t xml:space="preserve">Y. </w:t>
-      </w:r>
-      <w:r>
-        <w:rPr>
-          <w:rFonts w:asciiTheme="majorHAnsi" w:hAnsiTheme="majorHAnsi" w:cstheme="majorHAnsi"/>
-          <w:color w:val="000000"/>
-          <w:sz w:val="20"/>
-          <w:szCs w:val="20"/>
-          <w:u w:color="000000"/>
-        </w:rPr>
-        <w:t>Li, and</w:t>
-      </w:r>
-      <w:r>
-        <w:rPr>
-          <w:rFonts w:asciiTheme="majorHAnsi" w:hAnsiTheme="majorHAnsi" w:cstheme="majorHAnsi"/>
-          <w:color w:val="000000"/>
-          <w:sz w:val="20"/>
-          <w:szCs w:val="20"/>
-          <w:u w:color="000000"/>
-        </w:rPr>
-        <w:t xml:space="preserve"> H.</w:t>
-      </w:r>
-      <w:r>
-        <w:rPr>
-          <w:rFonts w:asciiTheme="majorHAnsi" w:hAnsiTheme="majorHAnsi" w:cstheme="majorHAnsi"/>
-          <w:color w:val="000000"/>
-          <w:sz w:val="20"/>
-          <w:szCs w:val="20"/>
-          <w:u w:color="000000"/>
-        </w:rPr>
-        <w:t xml:space="preserve"> Tang, Data as a Networked Asset,</w:t>
-      </w:r>
-      <w:r>
-        <w:rPr>
-          <w:rFonts w:asciiTheme="majorHAnsi" w:hAnsiTheme="majorHAnsi" w:cstheme="majorHAnsi"/>
-          <w:color w:val="000000"/>
-          <w:sz w:val="20"/>
-          <w:szCs w:val="20"/>
-          <w:u w:color="000000"/>
-        </w:rPr>
-        <w:t xml:space="preserve"> Carey Finance Conference</w:t>
-      </w:r>
-    </w:p>
-    <w:p>
-      <w:pPr>
-        <w:autoSpaceDE w:val="0"/>
-        <w:autoSpaceDN w:val="0"/>
-        <w:adjustRightInd w:val="0"/>
-        <w:spacing w:after="80"/>
-        <w:rPr>
-          <w:rFonts w:asciiTheme="majorHAnsi" w:hAnsiTheme="majorHAnsi" w:cstheme="majorHAnsi"/>
-          <w:color w:val="000000"/>
-          <w:sz w:val="20"/>
-          <w:szCs w:val="20"/>
-          <w:u w:color="000000"/>
-        </w:rPr>
-      </w:pPr>
-      <w:r>
-        <w:rPr>
-          <w:rFonts w:asciiTheme="majorHAnsi" w:hAnsiTheme="majorHAnsi" w:cstheme="majorHAnsi"/>
-          <w:color w:val="000000"/>
-          <w:sz w:val="20"/>
-          <w:szCs w:val="20"/>
-          <w:u w:color="000000"/>
-        </w:rPr>
-        <w:t xml:space="preserve">Ben Said, S., C. Monnet, and E. Quintin, Who Needs </w:t>
-      </w:r>
-      <w:proofErr w:type="gramStart"/>
-      <w:r>
-        <w:rPr>
-          <w:rFonts w:asciiTheme="majorHAnsi" w:hAnsiTheme="majorHAnsi" w:cstheme="majorHAnsi"/>
-          <w:color w:val="000000"/>
-          <w:sz w:val="20"/>
-          <w:szCs w:val="20"/>
-          <w:u w:color="000000"/>
-        </w:rPr>
-        <w:t>Banks?,</w:t>
-      </w:r>
-      <w:proofErr w:type="gramEnd"/>
-      <w:r>
-        <w:rPr>
-          <w:rFonts w:asciiTheme="majorHAnsi" w:hAnsiTheme="majorHAnsi" w:cstheme="majorHAnsi"/>
-          <w:color w:val="000000"/>
-          <w:sz w:val="20"/>
-          <w:szCs w:val="20"/>
-          <w:u w:color="000000"/>
-        </w:rPr>
-        <w:t xml:space="preserve"> ECB NBFI </w:t>
-      </w:r>
-      <w:r>
-        <w:rPr>
-          <w:rFonts w:asciiTheme="majorHAnsi" w:hAnsiTheme="majorHAnsi" w:cstheme="majorHAnsi"/>
-          <w:color w:val="000000"/>
-          <w:sz w:val="20"/>
-          <w:szCs w:val="20"/>
-          <w:u w:color="000000"/>
-        </w:rPr>
-        <w:t>C</w:t>
-      </w:r>
-      <w:r>
-        <w:rPr>
-          <w:rFonts w:asciiTheme="majorHAnsi" w:hAnsiTheme="majorHAnsi" w:cstheme="majorHAnsi"/>
-          <w:color w:val="000000"/>
-          <w:sz w:val="20"/>
-          <w:szCs w:val="20"/>
-          <w:u w:color="000000"/>
-        </w:rPr>
-        <w:t>onference</w:t>
-      </w:r>
-    </w:p>
-    <w:p>
-      <w:pPr>
-        <w:autoSpaceDE w:val="0"/>
-        <w:autoSpaceDN w:val="0"/>
-        <w:adjustRightInd w:val="0"/>
-        <w:spacing w:after="80"/>
-        <w:rPr>
-          <w:rFonts w:asciiTheme="majorHAnsi" w:hAnsiTheme="majorHAnsi" w:cstheme="majorHAnsi"/>
-          <w:b/>
-          <w:bCs/>
-          <w:color w:val="000000"/>
-          <w:sz w:val="20"/>
-          <w:szCs w:val="20"/>
-          <w:u w:color="000000"/>
-        </w:rPr>
-      </w:pPr>
-      <w:r>
-        <w:rPr>
-          <w:rFonts w:asciiTheme="majorHAnsi" w:hAnsiTheme="majorHAnsi" w:cstheme="majorHAnsi"/>
-          <w:b/>
-          <w:bCs/>
-          <w:color w:val="000000"/>
-          <w:sz w:val="20"/>
-          <w:szCs w:val="20"/>
-          <w:u w:color="000000"/>
-        </w:rPr>
-        <w:t>2023</w:t>
-      </w:r>
-    </w:p>
-    <w:p>
-      <w:pPr>
-        <w:autoSpaceDE w:val="0"/>
-        <w:autoSpaceDN w:val="0"/>
-        <w:adjustRightInd w:val="0"/>
-        <w:spacing w:after="80"/>
-        <w:rPr>
-          <w:rFonts w:asciiTheme="majorHAnsi" w:hAnsiTheme="majorHAnsi" w:cstheme="majorHAnsi"/>
-          <w:color w:val="000000"/>
-          <w:sz w:val="20"/>
-          <w:szCs w:val="20"/>
-          <w:u w:color="000000"/>
-        </w:rPr>
-      </w:pPr>
-      <w:r>
-        <w:rPr>
-          <w:rFonts w:asciiTheme="majorHAnsi" w:hAnsiTheme="majorHAnsi" w:cstheme="majorHAnsi"/>
-          <w:color w:val="000000"/>
-          <w:sz w:val="20"/>
-          <w:szCs w:val="20"/>
-          <w:u w:color="000000"/>
-        </w:rPr>
-        <w:t>Acharya, V.,</w:t>
-      </w:r>
-      <w:r>
-        <w:rPr>
-          <w:rFonts w:asciiTheme="majorHAnsi" w:hAnsiTheme="majorHAnsi" w:cstheme="majorHAnsi"/>
-          <w:color w:val="000000"/>
-          <w:sz w:val="20"/>
-          <w:szCs w:val="20"/>
-          <w:u w:color="000000"/>
-        </w:rPr>
-        <w:t xml:space="preserve"> S.</w:t>
-      </w:r>
-      <w:r>
-        <w:rPr>
-          <w:rFonts w:asciiTheme="majorHAnsi" w:hAnsiTheme="majorHAnsi" w:cstheme="majorHAnsi"/>
-          <w:color w:val="000000"/>
-          <w:sz w:val="20"/>
-          <w:szCs w:val="20"/>
-          <w:u w:color="000000"/>
-        </w:rPr>
-        <w:t xml:space="preserve"> </w:t>
-      </w:r>
-      <w:proofErr w:type="spellStart"/>
-      <w:r>
-        <w:rPr>
-          <w:rFonts w:asciiTheme="majorHAnsi" w:hAnsiTheme="majorHAnsi" w:cstheme="majorHAnsi"/>
-          <w:color w:val="000000"/>
-          <w:sz w:val="20"/>
-          <w:szCs w:val="20"/>
-          <w:u w:color="000000"/>
-        </w:rPr>
-        <w:t>Lenzu</w:t>
-      </w:r>
-      <w:proofErr w:type="spellEnd"/>
-      <w:r>
-        <w:rPr>
-          <w:rFonts w:asciiTheme="majorHAnsi" w:hAnsiTheme="majorHAnsi" w:cstheme="majorHAnsi"/>
-          <w:color w:val="000000"/>
-          <w:sz w:val="20"/>
-          <w:szCs w:val="20"/>
-          <w:u w:color="000000"/>
-        </w:rPr>
-        <w:t xml:space="preserve">, and </w:t>
-      </w:r>
-      <w:r>
-        <w:rPr>
-          <w:rFonts w:asciiTheme="majorHAnsi" w:hAnsiTheme="majorHAnsi" w:cstheme="majorHAnsi"/>
-          <w:color w:val="000000"/>
-          <w:sz w:val="20"/>
-          <w:szCs w:val="20"/>
-          <w:u w:color="000000"/>
-        </w:rPr>
-        <w:t>O.</w:t>
-      </w:r>
-      <w:r>
-        <w:rPr>
-          <w:rFonts w:asciiTheme="majorHAnsi" w:hAnsiTheme="majorHAnsi" w:cstheme="majorHAnsi"/>
-          <w:color w:val="000000"/>
-          <w:sz w:val="20"/>
-          <w:szCs w:val="20"/>
-          <w:u w:color="000000"/>
-        </w:rPr>
-        <w:t xml:space="preserve"> Wang, Zombie Lending and Policy Traps, </w:t>
-      </w:r>
-      <w:r>
-        <w:rPr>
-          <w:rFonts w:asciiTheme="majorHAnsi" w:hAnsiTheme="majorHAnsi" w:cstheme="majorHAnsi"/>
-          <w:color w:val="000000"/>
-          <w:sz w:val="20"/>
-          <w:szCs w:val="20"/>
-          <w:u w:color="000000"/>
-        </w:rPr>
-        <w:t>W</w:t>
-      </w:r>
-      <w:r>
-        <w:rPr>
-          <w:rFonts w:asciiTheme="majorHAnsi" w:hAnsiTheme="majorHAnsi" w:cstheme="majorHAnsi"/>
-          <w:color w:val="000000"/>
-          <w:sz w:val="20"/>
-          <w:szCs w:val="20"/>
-          <w:u w:color="000000"/>
-        </w:rPr>
-        <w:t xml:space="preserve">FA </w:t>
-      </w:r>
-    </w:p>
-    <w:p>
-      <w:pPr>
-        <w:autoSpaceDE w:val="0"/>
-        <w:autoSpaceDN w:val="0"/>
-        <w:adjustRightInd w:val="0"/>
-        <w:spacing w:after="80"/>
-        <w:rPr>
-          <w:rFonts w:asciiTheme="majorHAnsi" w:hAnsiTheme="majorHAnsi" w:cstheme="majorHAnsi"/>
-          <w:color w:val="000000"/>
-          <w:sz w:val="20"/>
-          <w:szCs w:val="20"/>
-          <w:u w:color="000000"/>
-        </w:rPr>
-      </w:pPr>
-      <w:r>
-        <w:rPr>
-          <w:rFonts w:asciiTheme="majorHAnsi" w:hAnsiTheme="majorHAnsi" w:cstheme="majorHAnsi"/>
-          <w:color w:val="000000"/>
-          <w:sz w:val="20"/>
-          <w:szCs w:val="20"/>
-          <w:u w:color="000000"/>
-        </w:rPr>
-        <w:t xml:space="preserve">Antill, S. and </w:t>
-      </w:r>
-      <w:r>
-        <w:rPr>
-          <w:rFonts w:asciiTheme="majorHAnsi" w:hAnsiTheme="majorHAnsi" w:cstheme="majorHAnsi"/>
-          <w:color w:val="000000"/>
-          <w:sz w:val="20"/>
-          <w:szCs w:val="20"/>
-          <w:u w:color="000000"/>
-        </w:rPr>
-        <w:t xml:space="preserve">C. </w:t>
-      </w:r>
-      <w:r>
-        <w:rPr>
-          <w:rFonts w:asciiTheme="majorHAnsi" w:hAnsiTheme="majorHAnsi" w:cstheme="majorHAnsi"/>
-          <w:color w:val="000000"/>
-          <w:sz w:val="20"/>
-          <w:szCs w:val="20"/>
-          <w:u w:color="000000"/>
-        </w:rPr>
-        <w:t xml:space="preserve">Clayton, Crisis Interventions in Corporate Insolvency, </w:t>
-      </w:r>
-      <w:r>
-        <w:rPr>
-          <w:rFonts w:asciiTheme="majorHAnsi" w:hAnsiTheme="majorHAnsi" w:cstheme="majorHAnsi"/>
-          <w:color w:val="000000"/>
-          <w:sz w:val="20"/>
-          <w:szCs w:val="20"/>
-          <w:u w:color="000000"/>
-        </w:rPr>
-        <w:t>The Sixteenth Federal Reserve Bank of New York and New York University Stern School of Business Conference on Financial Intermediation</w:t>
-      </w:r>
-    </w:p>
-    <w:p>
-      <w:pPr>
-        <w:autoSpaceDE w:val="0"/>
-        <w:autoSpaceDN w:val="0"/>
-        <w:adjustRightInd w:val="0"/>
-        <w:spacing w:after="80"/>
-        <w:rPr>
-          <w:rFonts w:asciiTheme="majorHAnsi" w:hAnsiTheme="majorHAnsi" w:cstheme="majorHAnsi"/>
-          <w:color w:val="000000"/>
-          <w:sz w:val="20"/>
-          <w:szCs w:val="20"/>
-          <w:u w:color="000000"/>
-        </w:rPr>
-      </w:pPr>
-      <w:r>
-        <w:rPr>
-          <w:rFonts w:asciiTheme="majorHAnsi" w:hAnsiTheme="majorHAnsi" w:cstheme="majorHAnsi"/>
-          <w:color w:val="000000"/>
-          <w:sz w:val="20"/>
-          <w:szCs w:val="20"/>
-          <w:u w:color="000000"/>
-        </w:rPr>
-        <w:t xml:space="preserve">Acharya, V., </w:t>
-      </w:r>
-      <w:r>
-        <w:rPr>
-          <w:rFonts w:asciiTheme="majorHAnsi" w:hAnsiTheme="majorHAnsi" w:cstheme="majorHAnsi"/>
-          <w:color w:val="000000"/>
-          <w:sz w:val="20"/>
-          <w:szCs w:val="20"/>
-          <w:u w:color="000000"/>
-        </w:rPr>
-        <w:t xml:space="preserve">C. </w:t>
-      </w:r>
-      <w:r>
-        <w:rPr>
-          <w:rFonts w:asciiTheme="majorHAnsi" w:hAnsiTheme="majorHAnsi" w:cstheme="majorHAnsi"/>
-          <w:color w:val="000000"/>
-          <w:sz w:val="20"/>
-          <w:szCs w:val="20"/>
-          <w:u w:color="000000"/>
-        </w:rPr>
-        <w:t xml:space="preserve">Parlatore, and </w:t>
-      </w:r>
-      <w:r>
-        <w:rPr>
-          <w:rFonts w:asciiTheme="majorHAnsi" w:hAnsiTheme="majorHAnsi" w:cstheme="majorHAnsi"/>
-          <w:color w:val="000000"/>
-          <w:sz w:val="20"/>
-          <w:szCs w:val="20"/>
-          <w:u w:color="000000"/>
-        </w:rPr>
-        <w:t xml:space="preserve">S. </w:t>
-      </w:r>
-      <w:proofErr w:type="spellStart"/>
-      <w:r>
-        <w:rPr>
-          <w:rFonts w:asciiTheme="majorHAnsi" w:hAnsiTheme="majorHAnsi" w:cstheme="majorHAnsi"/>
-          <w:color w:val="000000"/>
-          <w:sz w:val="20"/>
-          <w:szCs w:val="20"/>
-          <w:u w:color="000000"/>
-        </w:rPr>
-        <w:t>Sunderasan</w:t>
-      </w:r>
-      <w:proofErr w:type="spellEnd"/>
-      <w:r>
-        <w:rPr>
-          <w:rFonts w:asciiTheme="majorHAnsi" w:hAnsiTheme="majorHAnsi" w:cstheme="majorHAnsi"/>
-          <w:color w:val="000000"/>
-          <w:sz w:val="20"/>
-          <w:szCs w:val="20"/>
-          <w:u w:color="000000"/>
-        </w:rPr>
-        <w:t xml:space="preserve">, Financing Infrastructure in the Shadow of Expropriation, </w:t>
-      </w:r>
-      <w:r>
-        <w:rPr>
-          <w:rFonts w:asciiTheme="majorHAnsi" w:hAnsiTheme="majorHAnsi" w:cstheme="majorHAnsi"/>
-          <w:color w:val="000000"/>
-          <w:sz w:val="20"/>
-          <w:szCs w:val="20"/>
-          <w:u w:color="000000"/>
-        </w:rPr>
-        <w:t>A</w:t>
-      </w:r>
-      <w:r>
-        <w:rPr>
-          <w:rFonts w:asciiTheme="majorHAnsi" w:hAnsiTheme="majorHAnsi" w:cstheme="majorHAnsi"/>
-          <w:color w:val="000000"/>
-          <w:sz w:val="20"/>
-          <w:szCs w:val="20"/>
-          <w:u w:color="000000"/>
-        </w:rPr>
-        <w:t xml:space="preserve">FA </w:t>
-      </w:r>
-    </w:p>
-    <w:p>
-      <w:pPr>
-        <w:autoSpaceDE w:val="0"/>
-        <w:autoSpaceDN w:val="0"/>
-        <w:adjustRightInd w:val="0"/>
-        <w:spacing w:after="80"/>
-        <w:rPr>
-          <w:rFonts w:asciiTheme="majorHAnsi" w:hAnsiTheme="majorHAnsi" w:cstheme="majorHAnsi"/>
-          <w:b/>
-          <w:bCs/>
-          <w:color w:val="000000"/>
-          <w:sz w:val="20"/>
-          <w:szCs w:val="20"/>
-          <w:u w:color="000000"/>
-        </w:rPr>
-      </w:pPr>
-      <w:r>
-        <w:rPr>
-          <w:rFonts w:asciiTheme="majorHAnsi" w:hAnsiTheme="majorHAnsi" w:cstheme="majorHAnsi"/>
-          <w:b/>
-          <w:bCs/>
-          <w:color w:val="000000"/>
-          <w:sz w:val="20"/>
-          <w:szCs w:val="20"/>
-          <w:u w:color="000000"/>
-        </w:rPr>
-        <w:t>2022</w:t>
-      </w:r>
-    </w:p>
-    <w:p>
-      <w:pPr>
-        <w:autoSpaceDE w:val="0"/>
-        <w:autoSpaceDN w:val="0"/>
-        <w:adjustRightInd w:val="0"/>
-        <w:spacing w:after="80"/>
-        <w:rPr>
-          <w:rFonts w:asciiTheme="majorHAnsi" w:hAnsiTheme="majorHAnsi" w:cstheme="majorHAnsi"/>
-          <w:color w:val="000000"/>
-          <w:sz w:val="20"/>
-          <w:szCs w:val="20"/>
-          <w:u w:color="000000"/>
-        </w:rPr>
-      </w:pPr>
-      <w:r>
-        <w:rPr>
-          <w:rFonts w:asciiTheme="majorHAnsi" w:hAnsiTheme="majorHAnsi" w:cstheme="majorHAnsi"/>
-          <w:color w:val="000000"/>
-          <w:sz w:val="20"/>
-          <w:szCs w:val="20"/>
-          <w:u w:color="000000"/>
-        </w:rPr>
-        <w:t xml:space="preserve">Bornstein, G. and </w:t>
-      </w:r>
-      <w:proofErr w:type="spellStart"/>
-      <w:r>
-        <w:rPr>
-          <w:rFonts w:asciiTheme="majorHAnsi" w:hAnsiTheme="majorHAnsi" w:cstheme="majorHAnsi"/>
-          <w:color w:val="000000"/>
-          <w:sz w:val="20"/>
-          <w:szCs w:val="20"/>
-          <w:u w:color="000000"/>
-        </w:rPr>
-        <w:t>Indarte</w:t>
-      </w:r>
-      <w:proofErr w:type="spellEnd"/>
-      <w:r>
-        <w:rPr>
-          <w:rFonts w:asciiTheme="majorHAnsi" w:hAnsiTheme="majorHAnsi" w:cstheme="majorHAnsi"/>
-          <w:color w:val="000000"/>
-          <w:sz w:val="20"/>
-          <w:szCs w:val="20"/>
-          <w:u w:color="000000"/>
-        </w:rPr>
-        <w:t xml:space="preserve">, S., The Impact of Social Insurance on Household Debt, Red Rock Conference </w:t>
-      </w:r>
-    </w:p>
-    <w:p>
-      <w:pPr>
-        <w:autoSpaceDE w:val="0"/>
-        <w:autoSpaceDN w:val="0"/>
-        <w:adjustRightInd w:val="0"/>
-        <w:spacing w:after="80"/>
-        <w:rPr>
-          <w:rFonts w:asciiTheme="majorHAnsi" w:hAnsiTheme="majorHAnsi" w:cstheme="majorHAnsi"/>
-          <w:color w:val="000000"/>
-          <w:sz w:val="20"/>
-          <w:szCs w:val="20"/>
-          <w:u w:color="000000"/>
-        </w:rPr>
-      </w:pPr>
-      <w:r>
-        <w:rPr>
-          <w:rFonts w:asciiTheme="majorHAnsi" w:hAnsiTheme="majorHAnsi" w:cstheme="majorHAnsi"/>
-          <w:color w:val="000000"/>
-          <w:sz w:val="20"/>
-          <w:szCs w:val="20"/>
-          <w:u w:color="000000"/>
-        </w:rPr>
-        <w:t xml:space="preserve">Oehmke, R. and Opp M., Green Capital Requirements, ASU Conference </w:t>
-      </w:r>
-    </w:p>
-    <w:p>
-      <w:pPr>
-        <w:autoSpaceDE w:val="0"/>
-        <w:autoSpaceDN w:val="0"/>
-        <w:adjustRightInd w:val="0"/>
-        <w:spacing w:after="80"/>
-        <w:rPr>
-          <w:rFonts w:asciiTheme="majorHAnsi" w:hAnsiTheme="majorHAnsi" w:cstheme="majorHAnsi"/>
-          <w:color w:val="000000"/>
-          <w:sz w:val="20"/>
-          <w:szCs w:val="20"/>
-          <w:u w:color="000000"/>
-        </w:rPr>
-      </w:pPr>
-      <w:r>
-        <w:rPr>
-          <w:rFonts w:asciiTheme="majorHAnsi" w:hAnsiTheme="majorHAnsi" w:cstheme="majorHAnsi"/>
-          <w:color w:val="000000"/>
-          <w:sz w:val="20"/>
-          <w:szCs w:val="20"/>
-          <w:u w:color="000000"/>
-        </w:rPr>
-        <w:t xml:space="preserve">Rampini, A. and </w:t>
-      </w:r>
-      <w:r>
-        <w:rPr>
-          <w:rFonts w:asciiTheme="majorHAnsi" w:hAnsiTheme="majorHAnsi" w:cstheme="majorHAnsi"/>
-          <w:color w:val="000000"/>
-          <w:sz w:val="20"/>
-          <w:szCs w:val="20"/>
-          <w:u w:color="000000"/>
-        </w:rPr>
-        <w:t xml:space="preserve">V. </w:t>
-      </w:r>
-      <w:r>
-        <w:rPr>
-          <w:rFonts w:asciiTheme="majorHAnsi" w:hAnsiTheme="majorHAnsi" w:cstheme="majorHAnsi"/>
-          <w:color w:val="000000"/>
-          <w:sz w:val="20"/>
-          <w:szCs w:val="20"/>
-          <w:u w:color="000000"/>
-        </w:rPr>
-        <w:t xml:space="preserve">Viswanathan, Collateral and Secured Debt, AFA </w:t>
-      </w:r>
-    </w:p>
-    <w:p>
-      <w:pPr>
-        <w:autoSpaceDE w:val="0"/>
-        <w:autoSpaceDN w:val="0"/>
-        <w:adjustRightInd w:val="0"/>
-        <w:spacing w:after="80"/>
-        <w:rPr>
-          <w:rFonts w:asciiTheme="majorHAnsi" w:hAnsiTheme="majorHAnsi" w:cstheme="majorHAnsi"/>
-          <w:b/>
-          <w:bCs/>
-          <w:color w:val="000000"/>
-          <w:sz w:val="20"/>
-          <w:szCs w:val="20"/>
-          <w:u w:color="000000"/>
-        </w:rPr>
-      </w:pPr>
-      <w:r>
-        <w:rPr>
-          <w:rFonts w:asciiTheme="majorHAnsi" w:hAnsiTheme="majorHAnsi" w:cstheme="majorHAnsi"/>
-          <w:b/>
-          <w:bCs/>
-          <w:color w:val="000000"/>
-          <w:sz w:val="20"/>
-          <w:szCs w:val="20"/>
-          <w:u w:color="000000"/>
-        </w:rPr>
-        <w:t>2021</w:t>
-      </w:r>
-    </w:p>
-    <w:p>
-      <w:pPr>
-        <w:autoSpaceDE w:val="0"/>
-        <w:autoSpaceDN w:val="0"/>
-        <w:adjustRightInd w:val="0"/>
-        <w:spacing w:after="80"/>
-        <w:ind w:left="1440" w:hanging="1440"/>
-        <w:rPr>
-          <w:rFonts w:asciiTheme="majorHAnsi" w:hAnsiTheme="majorHAnsi" w:cstheme="majorHAnsi"/>
-          <w:color w:val="000000"/>
-          <w:sz w:val="20"/>
-          <w:szCs w:val="20"/>
-          <w:u w:color="000000"/>
-        </w:rPr>
-      </w:pPr>
-      <w:r>
-        <w:rPr>
-          <w:rFonts w:asciiTheme="majorHAnsi" w:hAnsiTheme="majorHAnsi" w:cstheme="majorHAnsi"/>
-          <w:color w:val="000000"/>
-          <w:sz w:val="20"/>
-          <w:szCs w:val="20"/>
-          <w:u w:color="000000"/>
-        </w:rPr>
-        <w:t xml:space="preserve">Ma, Y and </w:t>
-      </w:r>
-      <w:r>
-        <w:rPr>
-          <w:rFonts w:asciiTheme="majorHAnsi" w:hAnsiTheme="majorHAnsi" w:cstheme="majorHAnsi"/>
-          <w:color w:val="000000"/>
-          <w:sz w:val="20"/>
-          <w:szCs w:val="20"/>
-          <w:u w:color="000000"/>
-        </w:rPr>
-        <w:t xml:space="preserve">A. </w:t>
-      </w:r>
-      <w:r>
-        <w:rPr>
-          <w:rFonts w:asciiTheme="majorHAnsi" w:hAnsiTheme="majorHAnsi" w:cstheme="majorHAnsi"/>
-          <w:color w:val="000000"/>
-          <w:sz w:val="20"/>
-          <w:szCs w:val="20"/>
-          <w:u w:color="000000"/>
-        </w:rPr>
-        <w:t xml:space="preserve">Kermani, Two Tales of Debt, NBER SI Corporate Finance </w:t>
-      </w:r>
-    </w:p>
-    <w:p>
-      <w:pPr>
-        <w:autoSpaceDE w:val="0"/>
-        <w:autoSpaceDN w:val="0"/>
-        <w:adjustRightInd w:val="0"/>
-        <w:spacing w:after="80"/>
-        <w:ind w:left="1440" w:hanging="1440"/>
-        <w:rPr>
-          <w:rFonts w:asciiTheme="majorHAnsi" w:hAnsiTheme="majorHAnsi" w:cstheme="majorHAnsi"/>
-          <w:color w:val="000000"/>
-          <w:sz w:val="20"/>
-          <w:szCs w:val="20"/>
-          <w:u w:color="000000"/>
-        </w:rPr>
-      </w:pPr>
-      <w:r>
-        <w:rPr>
-          <w:rFonts w:asciiTheme="majorHAnsi" w:hAnsiTheme="majorHAnsi" w:cstheme="majorHAnsi"/>
-          <w:color w:val="000000"/>
-          <w:sz w:val="20"/>
-          <w:szCs w:val="20"/>
-          <w:u w:color="000000"/>
-        </w:rPr>
-        <w:t>Dav</w:t>
-      </w:r>
-      <w:r>
-        <w:rPr>
-          <w:rFonts w:asciiTheme="majorHAnsi" w:hAnsiTheme="majorHAnsi" w:cstheme="majorHAnsi"/>
-          <w:color w:val="000000"/>
-          <w:sz w:val="20"/>
-          <w:szCs w:val="20"/>
-          <w:u w:color="000000"/>
-        </w:rPr>
-        <w:t>i</w:t>
-      </w:r>
-      <w:r>
-        <w:rPr>
-          <w:rFonts w:asciiTheme="majorHAnsi" w:hAnsiTheme="majorHAnsi" w:cstheme="majorHAnsi"/>
-          <w:color w:val="000000"/>
-          <w:sz w:val="20"/>
-          <w:szCs w:val="20"/>
-          <w:u w:color="000000"/>
-        </w:rPr>
-        <w:t>l</w:t>
-      </w:r>
-      <w:r>
-        <w:rPr>
-          <w:rFonts w:asciiTheme="majorHAnsi" w:hAnsiTheme="majorHAnsi" w:cstheme="majorHAnsi"/>
-          <w:color w:val="000000"/>
-          <w:sz w:val="20"/>
-          <w:szCs w:val="20"/>
-          <w:u w:color="000000"/>
-        </w:rPr>
-        <w:t>a</w:t>
-      </w:r>
-      <w:r>
-        <w:rPr>
-          <w:rFonts w:asciiTheme="majorHAnsi" w:hAnsiTheme="majorHAnsi" w:cstheme="majorHAnsi"/>
-          <w:color w:val="000000"/>
-          <w:sz w:val="20"/>
-          <w:szCs w:val="20"/>
-          <w:u w:color="000000"/>
-        </w:rPr>
-        <w:t xml:space="preserve">, E. and </w:t>
-      </w:r>
-      <w:r>
-        <w:rPr>
-          <w:rFonts w:asciiTheme="majorHAnsi" w:hAnsiTheme="majorHAnsi" w:cstheme="majorHAnsi"/>
-          <w:color w:val="000000"/>
-          <w:sz w:val="20"/>
-          <w:szCs w:val="20"/>
-          <w:u w:color="000000"/>
-        </w:rPr>
-        <w:t xml:space="preserve">A. </w:t>
-      </w:r>
-      <w:r>
-        <w:rPr>
-          <w:rFonts w:asciiTheme="majorHAnsi" w:hAnsiTheme="majorHAnsi" w:cstheme="majorHAnsi"/>
-          <w:color w:val="000000"/>
-          <w:sz w:val="20"/>
-          <w:szCs w:val="20"/>
-          <w:u w:color="000000"/>
-        </w:rPr>
-        <w:t xml:space="preserve">Walther, Prudential Policy with Distorted Beliefs, MFS Spring </w:t>
-      </w:r>
-    </w:p>
-    <w:p>
-      <w:pPr>
-        <w:autoSpaceDE w:val="0"/>
-        <w:autoSpaceDN w:val="0"/>
-        <w:adjustRightInd w:val="0"/>
-        <w:spacing w:after="80"/>
-        <w:ind w:left="720" w:hanging="720"/>
-        <w:rPr>
-          <w:rFonts w:asciiTheme="majorHAnsi" w:hAnsiTheme="majorHAnsi" w:cstheme="majorHAnsi"/>
-          <w:color w:val="000000"/>
-          <w:sz w:val="20"/>
-          <w:szCs w:val="20"/>
-          <w:u w:color="000000"/>
-        </w:rPr>
-      </w:pPr>
-      <w:r>
-        <w:rPr>
-          <w:rFonts w:asciiTheme="majorHAnsi" w:hAnsiTheme="majorHAnsi" w:cstheme="majorHAnsi"/>
-          <w:color w:val="000000"/>
-          <w:sz w:val="20"/>
-          <w:szCs w:val="20"/>
-          <w:u w:color="000000"/>
-        </w:rPr>
-        <w:t xml:space="preserve">Pavel, P. and </w:t>
-      </w:r>
-      <w:r>
-        <w:rPr>
-          <w:rFonts w:asciiTheme="majorHAnsi" w:hAnsiTheme="majorHAnsi" w:cstheme="majorHAnsi"/>
-          <w:color w:val="000000"/>
-          <w:sz w:val="20"/>
-          <w:szCs w:val="20"/>
-          <w:u w:color="000000"/>
-        </w:rPr>
-        <w:t xml:space="preserve">G. </w:t>
-      </w:r>
-      <w:r>
-        <w:rPr>
-          <w:rFonts w:asciiTheme="majorHAnsi" w:hAnsiTheme="majorHAnsi" w:cstheme="majorHAnsi"/>
-          <w:color w:val="000000"/>
-          <w:sz w:val="20"/>
-          <w:szCs w:val="20"/>
-          <w:u w:color="000000"/>
-        </w:rPr>
-        <w:t>Strobl, “</w:t>
-      </w:r>
-      <w:r>
-        <w:rPr>
-          <w:rFonts w:asciiTheme="majorHAnsi" w:hAnsiTheme="majorHAnsi" w:cstheme="majorHAnsi"/>
-          <w:color w:val="000000"/>
-          <w:sz w:val="20"/>
-          <w:szCs w:val="20"/>
-          <w:u w:color="000000"/>
-        </w:rPr>
-        <w:t>Lying to Speak the Truth: Selective Manipulation and Improved Information Transmissi</w:t>
-      </w:r>
-      <w:r>
-        <w:rPr>
-          <w:rFonts w:asciiTheme="majorHAnsi" w:hAnsiTheme="majorHAnsi" w:cstheme="majorHAnsi"/>
-          <w:color w:val="000000"/>
-          <w:sz w:val="20"/>
-          <w:szCs w:val="20"/>
-          <w:u w:color="000000"/>
-        </w:rPr>
-        <w:t>on,” RCFS</w:t>
-      </w:r>
-      <w:r>
-        <w:rPr>
-          <w:rFonts w:asciiTheme="majorHAnsi" w:hAnsiTheme="majorHAnsi" w:cstheme="majorHAnsi"/>
-          <w:color w:val="000000"/>
-          <w:sz w:val="20"/>
-          <w:szCs w:val="20"/>
-          <w:u w:color="000000"/>
-        </w:rPr>
-        <w:t xml:space="preserve"> Conference</w:t>
-      </w:r>
-    </w:p>
-    <w:p>
-      <w:pPr>
-        <w:autoSpaceDE w:val="0"/>
-        <w:autoSpaceDN w:val="0"/>
-        <w:adjustRightInd w:val="0"/>
-        <w:spacing w:after="80"/>
-        <w:ind w:left="720" w:hanging="720"/>
-        <w:rPr>
-          <w:rFonts w:asciiTheme="majorHAnsi" w:hAnsiTheme="majorHAnsi" w:cstheme="majorHAnsi"/>
-          <w:color w:val="000000"/>
-          <w:sz w:val="20"/>
-          <w:szCs w:val="20"/>
-          <w:u w:color="000000"/>
-        </w:rPr>
-      </w:pPr>
-      <w:r>
-        <w:rPr>
-          <w:rFonts w:asciiTheme="majorHAnsi" w:hAnsiTheme="majorHAnsi" w:cstheme="majorHAnsi"/>
-          <w:color w:val="000000"/>
-          <w:sz w:val="20"/>
-          <w:szCs w:val="20"/>
-          <w:u w:color="000000"/>
-        </w:rPr>
-        <w:t xml:space="preserve">Gourier, E., </w:t>
-      </w:r>
-      <w:r>
-        <w:rPr>
-          <w:rFonts w:asciiTheme="majorHAnsi" w:hAnsiTheme="majorHAnsi" w:cstheme="majorHAnsi"/>
-          <w:color w:val="000000"/>
-          <w:sz w:val="20"/>
-          <w:szCs w:val="20"/>
-          <w:u w:color="000000"/>
-        </w:rPr>
-        <w:t xml:space="preserve">L. </w:t>
-      </w:r>
-      <w:proofErr w:type="spellStart"/>
-      <w:r>
-        <w:rPr>
-          <w:rFonts w:asciiTheme="majorHAnsi" w:hAnsiTheme="majorHAnsi" w:cstheme="majorHAnsi"/>
-          <w:color w:val="000000"/>
-          <w:sz w:val="20"/>
-          <w:szCs w:val="20"/>
-          <w:u w:color="000000"/>
-        </w:rPr>
-        <w:t>Phalippou</w:t>
-      </w:r>
-      <w:proofErr w:type="spellEnd"/>
-      <w:r>
-        <w:rPr>
-          <w:rFonts w:asciiTheme="majorHAnsi" w:hAnsiTheme="majorHAnsi" w:cstheme="majorHAnsi"/>
-          <w:color w:val="000000"/>
-          <w:sz w:val="20"/>
-          <w:szCs w:val="20"/>
-          <w:u w:color="000000"/>
-        </w:rPr>
-        <w:t>, and</w:t>
-      </w:r>
-      <w:r>
-        <w:rPr>
-          <w:rFonts w:asciiTheme="majorHAnsi" w:hAnsiTheme="majorHAnsi" w:cstheme="majorHAnsi"/>
-          <w:color w:val="000000"/>
-          <w:sz w:val="20"/>
-          <w:szCs w:val="20"/>
-          <w:u w:color="000000"/>
-        </w:rPr>
-        <w:t xml:space="preserve"> M.</w:t>
-      </w:r>
-      <w:r>
-        <w:rPr>
-          <w:rFonts w:asciiTheme="majorHAnsi" w:hAnsiTheme="majorHAnsi" w:cstheme="majorHAnsi"/>
-          <w:color w:val="000000"/>
-          <w:sz w:val="20"/>
-          <w:szCs w:val="20"/>
-          <w:u w:color="000000"/>
-        </w:rPr>
-        <w:t xml:space="preserve"> </w:t>
-      </w:r>
-      <w:proofErr w:type="spellStart"/>
-      <w:r>
-        <w:rPr>
-          <w:rFonts w:asciiTheme="majorHAnsi" w:hAnsiTheme="majorHAnsi" w:cstheme="majorHAnsi"/>
-          <w:color w:val="000000"/>
-          <w:sz w:val="20"/>
-          <w:szCs w:val="20"/>
-          <w:u w:color="000000"/>
-        </w:rPr>
-        <w:t>Westerfield</w:t>
-      </w:r>
-      <w:proofErr w:type="spellEnd"/>
-      <w:r>
-        <w:rPr>
-          <w:rFonts w:asciiTheme="majorHAnsi" w:hAnsiTheme="majorHAnsi" w:cstheme="majorHAnsi"/>
-          <w:color w:val="000000"/>
-          <w:sz w:val="20"/>
-          <w:szCs w:val="20"/>
-          <w:u w:color="000000"/>
-        </w:rPr>
-        <w:t>, “Capital Commitment,” UCLA</w:t>
-      </w:r>
-      <w:r>
-        <w:rPr>
-          <w:rFonts w:asciiTheme="majorHAnsi" w:hAnsiTheme="majorHAnsi" w:cstheme="majorHAnsi"/>
-          <w:color w:val="000000"/>
-          <w:sz w:val="20"/>
-          <w:szCs w:val="20"/>
-          <w:u w:color="000000"/>
-        </w:rPr>
-        <w:t xml:space="preserve"> Conference</w:t>
-      </w:r>
-    </w:p>
-    <w:p>
-      <w:pPr>
-        <w:autoSpaceDE w:val="0"/>
-        <w:autoSpaceDN w:val="0"/>
-        <w:adjustRightInd w:val="0"/>
-        <w:spacing w:after="80"/>
-        <w:rPr>
-          <w:rFonts w:asciiTheme="majorHAnsi" w:hAnsiTheme="majorHAnsi" w:cstheme="majorHAnsi"/>
-          <w:b/>
-          <w:bCs/>
-          <w:color w:val="000000"/>
-          <w:sz w:val="20"/>
-          <w:szCs w:val="20"/>
-          <w:u w:color="000000"/>
-        </w:rPr>
-      </w:pPr>
-      <w:r>
-        <w:rPr>
-          <w:rFonts w:asciiTheme="majorHAnsi" w:hAnsiTheme="majorHAnsi" w:cstheme="majorHAnsi"/>
-          <w:b/>
-          <w:bCs/>
-          <w:color w:val="000000"/>
-          <w:sz w:val="20"/>
-          <w:szCs w:val="20"/>
-          <w:u w:color="000000"/>
-        </w:rPr>
-        <w:t>2020</w:t>
-      </w:r>
-    </w:p>
-    <w:p>
-      <w:pPr>
-        <w:autoSpaceDE w:val="0"/>
-        <w:autoSpaceDN w:val="0"/>
-        <w:adjustRightInd w:val="0"/>
-        <w:spacing w:after="80"/>
-        <w:rPr>
-          <w:rFonts w:asciiTheme="majorHAnsi" w:hAnsiTheme="majorHAnsi" w:cstheme="majorHAnsi"/>
-          <w:color w:val="000000"/>
-          <w:sz w:val="20"/>
-          <w:szCs w:val="20"/>
-          <w:u w:color="000000"/>
-        </w:rPr>
-      </w:pPr>
-      <w:r>
-        <w:rPr>
-          <w:rFonts w:asciiTheme="majorHAnsi" w:hAnsiTheme="majorHAnsi" w:cstheme="majorHAnsi"/>
-          <w:color w:val="000000"/>
-          <w:sz w:val="20"/>
-          <w:szCs w:val="20"/>
-          <w:u w:color="000000"/>
-        </w:rPr>
         <w:t xml:space="preserve">K. Li and C. Tsou, </w:t>
       </w:r>
       <w:r>
@@ -10464,7 +10482,6 @@
           <w:szCs w:val="20"/>
           <w:u w:color="000000"/>
         </w:rPr>
-        <w:lastRenderedPageBreak/>
         <w:t>2019</w:t>
       </w:r>
     </w:p>
@@ -11598,6 +11615,7 @@
           <w:szCs w:val="20"/>
           <w:u w:color="000000"/>
         </w:rPr>
+        <w:lastRenderedPageBreak/>
         <w:t xml:space="preserve">C. Opp, M. Opp and M. Harris: </w:t>
       </w:r>
       <w:r>
@@ -11673,419 +11691,1686 @@
           <w:szCs w:val="20"/>
           <w:u w:color="000000"/>
         </w:rPr>
+        <w:fldChar w:fldCharType="end"/>
+      </w:r>
+      <w:r>
+        <w:rPr>
+          <w:rFonts w:asciiTheme="majorHAnsi" w:hAnsiTheme="majorHAnsi" w:cstheme="majorHAnsi"/>
+          <w:color w:val="000000"/>
+          <w:sz w:val="20"/>
+          <w:szCs w:val="20"/>
+          <w:u w:color="000000"/>
+        </w:rPr>
+        <w:t>D. Levit and N. Malenko: “The Labor Market for Directors and Externalities in Corporate Governance,” FIRS</w:t>
+      </w:r>
+    </w:p>
+    <w:p>
+      <w:pPr>
+        <w:autoSpaceDE w:val="0"/>
+        <w:autoSpaceDN w:val="0"/>
+        <w:adjustRightInd w:val="0"/>
+        <w:spacing w:after="80"/>
+        <w:ind w:left="720" w:hanging="720"/>
+        <w:rPr>
+          <w:rFonts w:asciiTheme="majorHAnsi" w:hAnsiTheme="majorHAnsi" w:cstheme="majorHAnsi"/>
+          <w:color w:val="000000"/>
+          <w:sz w:val="20"/>
+          <w:szCs w:val="20"/>
+          <w:u w:color="000000"/>
+        </w:rPr>
+      </w:pPr>
+      <w:r>
+        <w:rPr>
+          <w:rFonts w:asciiTheme="majorHAnsi" w:hAnsiTheme="majorHAnsi" w:cstheme="majorHAnsi"/>
+          <w:color w:val="000000"/>
+          <w:sz w:val="20"/>
+          <w:szCs w:val="20"/>
+          <w:u w:color="000000"/>
+        </w:rPr>
+        <w:t xml:space="preserve">W. Du, F. Yu, X. Yu: “Cultural Proximity and The Processing </w:t>
+      </w:r>
+      <w:proofErr w:type="gramStart"/>
+      <w:r>
+        <w:rPr>
+          <w:rFonts w:asciiTheme="majorHAnsi" w:hAnsiTheme="majorHAnsi" w:cstheme="majorHAnsi"/>
+          <w:color w:val="000000"/>
+          <w:sz w:val="20"/>
+          <w:szCs w:val="20"/>
+          <w:u w:color="000000"/>
+        </w:rPr>
+        <w:t>Of</w:t>
+      </w:r>
+      <w:proofErr w:type="gramEnd"/>
+      <w:r>
+        <w:rPr>
+          <w:rFonts w:asciiTheme="majorHAnsi" w:hAnsiTheme="majorHAnsi" w:cstheme="majorHAnsi"/>
+          <w:color w:val="000000"/>
+          <w:sz w:val="20"/>
+          <w:szCs w:val="20"/>
+          <w:u w:color="000000"/>
+        </w:rPr>
+        <w:t xml:space="preserve"> Financial Information,” LBS Summer Symposium</w:t>
+      </w:r>
+    </w:p>
+    <w:p>
+      <w:pPr>
+        <w:autoSpaceDE w:val="0"/>
+        <w:autoSpaceDN w:val="0"/>
+        <w:adjustRightInd w:val="0"/>
+        <w:spacing w:after="80"/>
+        <w:rPr>
+          <w:rFonts w:asciiTheme="majorHAnsi" w:hAnsiTheme="majorHAnsi" w:cstheme="majorHAnsi"/>
+          <w:b/>
+          <w:bCs/>
+          <w:color w:val="000000"/>
+          <w:sz w:val="20"/>
+          <w:szCs w:val="20"/>
+          <w:u w:color="000000"/>
+        </w:rPr>
+      </w:pPr>
+      <w:r>
+        <w:rPr>
+          <w:rFonts w:asciiTheme="majorHAnsi" w:hAnsiTheme="majorHAnsi" w:cstheme="majorHAnsi"/>
+          <w:b/>
+          <w:bCs/>
+          <w:color w:val="000000"/>
+          <w:sz w:val="20"/>
+          <w:szCs w:val="20"/>
+          <w:u w:color="000000"/>
+        </w:rPr>
+        <w:t>2013</w:t>
+      </w:r>
+    </w:p>
+    <w:p>
+      <w:pPr>
+        <w:autoSpaceDE w:val="0"/>
+        <w:autoSpaceDN w:val="0"/>
+        <w:adjustRightInd w:val="0"/>
+        <w:spacing w:after="80"/>
+        <w:ind w:left="720" w:hanging="720"/>
+        <w:rPr>
+          <w:rFonts w:asciiTheme="majorHAnsi" w:hAnsiTheme="majorHAnsi" w:cstheme="majorHAnsi"/>
+          <w:color w:val="000000"/>
+          <w:sz w:val="20"/>
+          <w:szCs w:val="20"/>
+          <w:u w:color="000000"/>
+        </w:rPr>
+      </w:pPr>
+      <w:r>
+        <w:rPr>
+          <w:rFonts w:asciiTheme="majorHAnsi" w:hAnsiTheme="majorHAnsi" w:cstheme="majorHAnsi"/>
+          <w:color w:val="000000"/>
+          <w:sz w:val="20"/>
+          <w:szCs w:val="20"/>
+          <w:u w:color="000000"/>
+        </w:rPr>
+        <w:t xml:space="preserve">N. Gantchev and P. </w:t>
+      </w:r>
+      <w:proofErr w:type="spellStart"/>
+      <w:r>
+        <w:rPr>
+          <w:rFonts w:asciiTheme="majorHAnsi" w:hAnsiTheme="majorHAnsi" w:cstheme="majorHAnsi"/>
+          <w:color w:val="000000"/>
+          <w:sz w:val="20"/>
+          <w:szCs w:val="20"/>
+          <w:u w:color="000000"/>
+        </w:rPr>
+        <w:t>Jotikasthira</w:t>
+      </w:r>
+      <w:proofErr w:type="spellEnd"/>
+      <w:r>
+        <w:rPr>
+          <w:rFonts w:asciiTheme="majorHAnsi" w:hAnsiTheme="majorHAnsi" w:cstheme="majorHAnsi"/>
+          <w:color w:val="000000"/>
+          <w:sz w:val="20"/>
+          <w:szCs w:val="20"/>
+          <w:u w:color="000000"/>
+        </w:rPr>
+        <w:t xml:space="preserve">: “Hedge Fund Activism: Do They Take Cues </w:t>
+      </w:r>
+      <w:proofErr w:type="gramStart"/>
+      <w:r>
+        <w:rPr>
+          <w:rFonts w:asciiTheme="majorHAnsi" w:hAnsiTheme="majorHAnsi" w:cstheme="majorHAnsi"/>
+          <w:color w:val="000000"/>
+          <w:sz w:val="20"/>
+          <w:szCs w:val="20"/>
+          <w:u w:color="000000"/>
+        </w:rPr>
+        <w:t>From</w:t>
+      </w:r>
+      <w:proofErr w:type="gramEnd"/>
+      <w:r>
+        <w:rPr>
+          <w:rFonts w:asciiTheme="majorHAnsi" w:hAnsiTheme="majorHAnsi" w:cstheme="majorHAnsi"/>
+          <w:color w:val="000000"/>
+          <w:sz w:val="20"/>
+          <w:szCs w:val="20"/>
+          <w:u w:color="000000"/>
+        </w:rPr>
+        <w:t xml:space="preserve"> Institutional Exit?” FIRS </w:t>
+      </w:r>
+    </w:p>
+    <w:p>
+      <w:pPr>
+        <w:autoSpaceDE w:val="0"/>
+        <w:autoSpaceDN w:val="0"/>
+        <w:adjustRightInd w:val="0"/>
+        <w:spacing w:after="80"/>
+        <w:ind w:hanging="720"/>
+        <w:rPr>
+          <w:rFonts w:asciiTheme="majorHAnsi" w:hAnsiTheme="majorHAnsi" w:cstheme="majorHAnsi"/>
+          <w:color w:val="000000"/>
+          <w:sz w:val="20"/>
+          <w:szCs w:val="20"/>
+          <w:u w:color="000000"/>
+        </w:rPr>
+      </w:pPr>
+    </w:p>
+    <w:p>
+      <w:pPr>
+        <w:autoSpaceDE w:val="0"/>
+        <w:autoSpaceDN w:val="0"/>
+        <w:adjustRightInd w:val="0"/>
+        <w:spacing w:after="80"/>
+        <w:rPr>
+          <w:rFonts w:asciiTheme="majorHAnsi" w:hAnsiTheme="majorHAnsi" w:cstheme="majorHAnsi"/>
+          <w:b/>
+          <w:bCs/>
+          <w:color w:val="000000"/>
+          <w:sz w:val="20"/>
+          <w:szCs w:val="20"/>
+          <w:u w:color="000000"/>
+        </w:rPr>
+      </w:pPr>
+      <w:r>
+        <w:rPr>
+          <w:rFonts w:asciiTheme="majorHAnsi" w:hAnsiTheme="majorHAnsi" w:cstheme="majorHAnsi"/>
+          <w:b/>
+          <w:bCs/>
+          <w:color w:val="000000"/>
+          <w:sz w:val="20"/>
+          <w:szCs w:val="20"/>
+          <w:u w:color="000000"/>
+        </w:rPr>
+        <w:t>REFEREE WORK</w:t>
+      </w:r>
+    </w:p>
+    <w:p>
+      <w:pPr>
+        <w:autoSpaceDE w:val="0"/>
+        <w:autoSpaceDN w:val="0"/>
+        <w:adjustRightInd w:val="0"/>
+        <w:spacing w:after="80"/>
+        <w:rPr>
+          <w:rFonts w:asciiTheme="majorHAnsi" w:hAnsiTheme="majorHAnsi" w:cstheme="majorHAnsi"/>
+          <w:color w:val="000000"/>
+          <w:sz w:val="20"/>
+          <w:szCs w:val="20"/>
+          <w:u w:color="000000"/>
+        </w:rPr>
+      </w:pPr>
+      <w:r>
+        <w:rPr>
+          <w:rFonts w:asciiTheme="majorHAnsi" w:hAnsiTheme="majorHAnsi" w:cstheme="majorHAnsi"/>
+          <w:color w:val="000000"/>
+          <w:sz w:val="20"/>
+          <w:szCs w:val="20"/>
+          <w:u w:color="000000"/>
+        </w:rPr>
+        <w:t xml:space="preserve">American Economic Review, </w:t>
+      </w:r>
+      <w:proofErr w:type="spellStart"/>
+      <w:r>
+        <w:rPr>
+          <w:rFonts w:asciiTheme="majorHAnsi" w:hAnsiTheme="majorHAnsi" w:cstheme="majorHAnsi"/>
+          <w:color w:val="000000"/>
+          <w:sz w:val="20"/>
+          <w:szCs w:val="20"/>
+          <w:u w:color="000000"/>
+        </w:rPr>
+        <w:t>Econometrica</w:t>
+      </w:r>
+      <w:proofErr w:type="spellEnd"/>
+      <w:r>
+        <w:rPr>
+          <w:rFonts w:asciiTheme="majorHAnsi" w:hAnsiTheme="majorHAnsi" w:cstheme="majorHAnsi"/>
+          <w:color w:val="000000"/>
+          <w:sz w:val="20"/>
+          <w:szCs w:val="20"/>
+          <w:u w:color="000000"/>
+        </w:rPr>
+        <w:t xml:space="preserve">, </w:t>
+      </w:r>
+      <w:r>
+        <w:rPr>
+          <w:rFonts w:asciiTheme="majorHAnsi" w:hAnsiTheme="majorHAnsi" w:cstheme="majorHAnsi"/>
+          <w:color w:val="000000"/>
+          <w:sz w:val="20"/>
+          <w:szCs w:val="20"/>
+          <w:u w:color="000000"/>
+        </w:rPr>
+        <w:t xml:space="preserve">Economic Journal, </w:t>
+      </w:r>
+      <w:r>
+        <w:rPr>
+          <w:rFonts w:asciiTheme="majorHAnsi" w:hAnsiTheme="majorHAnsi" w:cstheme="majorHAnsi"/>
+          <w:color w:val="000000"/>
+          <w:sz w:val="20"/>
+          <w:szCs w:val="20"/>
+          <w:u w:color="000000"/>
+        </w:rPr>
+        <w:t xml:space="preserve">Games and Economics Behavior, Journal of Banking and Finance, Journal of Corporate Finance, Journal of Economics Theory, Journal of European Economics Association, Journal of Financial and Quantitative Analysis, Journal of Financial Economics, Journal of Finance, Journal of Financial Intermediation, Journal of Legal Studies, </w:t>
+      </w:r>
+      <w:r>
+        <w:rPr>
+          <w:rFonts w:asciiTheme="majorHAnsi" w:hAnsiTheme="majorHAnsi" w:cstheme="majorHAnsi"/>
+          <w:color w:val="000000"/>
+          <w:sz w:val="20"/>
+          <w:szCs w:val="20"/>
+          <w:u w:color="000000"/>
+        </w:rPr>
+        <w:t xml:space="preserve">Journal of Political Economy, </w:t>
+      </w:r>
+      <w:r>
+        <w:rPr>
+          <w:rFonts w:asciiTheme="majorHAnsi" w:hAnsiTheme="majorHAnsi" w:cstheme="majorHAnsi"/>
+          <w:color w:val="000000"/>
+          <w:sz w:val="20"/>
+          <w:szCs w:val="20"/>
+          <w:u w:color="000000"/>
+        </w:rPr>
+        <w:t>Management Science,</w:t>
+      </w:r>
+      <w:r>
+        <w:rPr>
+          <w:rFonts w:asciiTheme="majorHAnsi" w:hAnsiTheme="majorHAnsi" w:cstheme="majorHAnsi"/>
+          <w:color w:val="000000"/>
+          <w:sz w:val="20"/>
+          <w:szCs w:val="20"/>
+          <w:u w:color="000000"/>
+        </w:rPr>
+        <w:t xml:space="preserve"> Review of Corporate Finance Studies,</w:t>
+      </w:r>
+      <w:r>
+        <w:rPr>
+          <w:rFonts w:asciiTheme="majorHAnsi" w:hAnsiTheme="majorHAnsi" w:cstheme="majorHAnsi"/>
+          <w:color w:val="000000"/>
+          <w:sz w:val="20"/>
+          <w:szCs w:val="20"/>
+          <w:u w:color="000000"/>
+        </w:rPr>
+        <w:t xml:space="preserve"> Review of Financial Studies, Review of Finance, Review of Economic Studies, Theoretical Economics</w:t>
+      </w:r>
+    </w:p>
+    <w:p>
+      <w:pPr>
+        <w:autoSpaceDE w:val="0"/>
+        <w:autoSpaceDN w:val="0"/>
+        <w:adjustRightInd w:val="0"/>
+        <w:spacing w:after="80"/>
+        <w:rPr>
+          <w:rFonts w:asciiTheme="majorHAnsi" w:hAnsiTheme="majorHAnsi" w:cstheme="majorHAnsi"/>
+          <w:color w:val="000000"/>
+          <w:sz w:val="20"/>
+          <w:szCs w:val="20"/>
+          <w:u w:color="000000"/>
+        </w:rPr>
+      </w:pPr>
+    </w:p>
+    <w:p>
+      <w:pPr>
+        <w:autoSpaceDE w:val="0"/>
+        <w:autoSpaceDN w:val="0"/>
+        <w:adjustRightInd w:val="0"/>
+        <w:spacing w:after="80"/>
+        <w:rPr>
+          <w:rFonts w:asciiTheme="majorHAnsi" w:hAnsiTheme="majorHAnsi" w:cstheme="majorHAnsi"/>
+          <w:color w:val="000000"/>
+          <w:sz w:val="20"/>
+          <w:szCs w:val="20"/>
+          <w:u w:color="000000"/>
+        </w:rPr>
+      </w:pPr>
+      <w:r>
+        <w:rPr>
+          <w:rFonts w:asciiTheme="majorHAnsi" w:hAnsiTheme="majorHAnsi" w:cstheme="majorHAnsi"/>
+          <w:b/>
+          <w:bCs/>
+          <w:color w:val="000000"/>
+          <w:sz w:val="20"/>
+          <w:szCs w:val="20"/>
+          <w:u w:color="000000"/>
+        </w:rPr>
+        <w:t>BOARDS</w:t>
+      </w:r>
+    </w:p>
+    <w:p>
+      <w:pPr>
+        <w:autoSpaceDE w:val="0"/>
+        <w:autoSpaceDN w:val="0"/>
+        <w:adjustRightInd w:val="0"/>
+        <w:spacing w:after="80"/>
+        <w:rPr>
+          <w:rFonts w:asciiTheme="majorHAnsi" w:hAnsiTheme="majorHAnsi" w:cstheme="majorHAnsi"/>
+          <w:color w:val="000000"/>
+          <w:sz w:val="20"/>
+          <w:szCs w:val="20"/>
+          <w:u w:color="000000"/>
+        </w:rPr>
+      </w:pPr>
+      <w:r>
+        <w:rPr>
+          <w:rFonts w:asciiTheme="majorHAnsi" w:hAnsiTheme="majorHAnsi" w:cstheme="majorHAnsi"/>
+          <w:color w:val="000000"/>
+          <w:sz w:val="20"/>
+          <w:szCs w:val="20"/>
+          <w:u w:color="000000"/>
+        </w:rPr>
+        <w:t>EFA (2026-present)</w:t>
+      </w:r>
+    </w:p>
+    <w:p>
+      <w:pPr>
+        <w:autoSpaceDE w:val="0"/>
+        <w:autoSpaceDN w:val="0"/>
+        <w:adjustRightInd w:val="0"/>
+        <w:spacing w:after="80"/>
+        <w:rPr>
+          <w:rFonts w:asciiTheme="majorHAnsi" w:hAnsiTheme="majorHAnsi" w:cstheme="majorHAnsi"/>
+          <w:color w:val="000000"/>
+          <w:sz w:val="20"/>
+          <w:szCs w:val="20"/>
+          <w:u w:color="000000"/>
+        </w:rPr>
+      </w:pPr>
+      <w:r>
+        <w:rPr>
+          <w:rFonts w:asciiTheme="majorHAnsi" w:hAnsiTheme="majorHAnsi" w:cstheme="majorHAnsi"/>
+          <w:color w:val="000000"/>
+          <w:sz w:val="20"/>
+          <w:szCs w:val="20"/>
+          <w:u w:color="000000"/>
+        </w:rPr>
+        <w:t>Financial Intermediation Research Society (2021</w:t>
+      </w:r>
+      <w:r>
+        <w:rPr>
+          <w:rFonts w:asciiTheme="majorHAnsi" w:hAnsiTheme="majorHAnsi" w:cstheme="majorHAnsi"/>
+          <w:color w:val="000000"/>
+          <w:sz w:val="20"/>
+          <w:szCs w:val="20"/>
+          <w:u w:color="000000"/>
+        </w:rPr>
+        <w:t>-2024</w:t>
+      </w:r>
+      <w:r>
+        <w:rPr>
+          <w:rFonts w:asciiTheme="majorHAnsi" w:hAnsiTheme="majorHAnsi" w:cstheme="majorHAnsi"/>
+          <w:color w:val="000000"/>
+          <w:sz w:val="20"/>
+          <w:szCs w:val="20"/>
+          <w:u w:color="000000"/>
+        </w:rPr>
+        <w:t>)</w:t>
+      </w:r>
+    </w:p>
+    <w:p>
+      <w:pPr>
+        <w:autoSpaceDE w:val="0"/>
+        <w:autoSpaceDN w:val="0"/>
+        <w:adjustRightInd w:val="0"/>
+        <w:spacing w:after="80"/>
+        <w:rPr>
+          <w:rFonts w:asciiTheme="majorHAnsi" w:hAnsiTheme="majorHAnsi" w:cstheme="majorHAnsi"/>
+          <w:color w:val="000000"/>
+          <w:sz w:val="20"/>
+          <w:szCs w:val="20"/>
+          <w:u w:color="000000"/>
+        </w:rPr>
+      </w:pPr>
+      <w:r>
+        <w:rPr>
+          <w:rFonts w:asciiTheme="majorHAnsi" w:hAnsiTheme="majorHAnsi" w:cstheme="majorHAnsi"/>
+          <w:color w:val="000000"/>
+          <w:sz w:val="20"/>
+          <w:szCs w:val="20"/>
+          <w:u w:color="000000"/>
+        </w:rPr>
+        <w:t>Finance Theory Group (202</w:t>
+      </w:r>
+      <w:r>
+        <w:rPr>
+          <w:rFonts w:asciiTheme="majorHAnsi" w:hAnsiTheme="majorHAnsi" w:cstheme="majorHAnsi"/>
+          <w:color w:val="000000"/>
+          <w:sz w:val="20"/>
+          <w:szCs w:val="20"/>
+          <w:u w:color="000000"/>
+        </w:rPr>
+        <w:t>0</w:t>
+      </w:r>
+      <w:r>
+        <w:rPr>
+          <w:rFonts w:asciiTheme="majorHAnsi" w:hAnsiTheme="majorHAnsi" w:cstheme="majorHAnsi"/>
+          <w:color w:val="000000"/>
+          <w:sz w:val="20"/>
+          <w:szCs w:val="20"/>
+          <w:u w:color="000000"/>
+        </w:rPr>
+        <w:t>-2023</w:t>
+      </w:r>
+      <w:r>
+        <w:rPr>
+          <w:rFonts w:asciiTheme="majorHAnsi" w:hAnsiTheme="majorHAnsi" w:cstheme="majorHAnsi"/>
+          <w:color w:val="000000"/>
+          <w:sz w:val="20"/>
+          <w:szCs w:val="20"/>
+          <w:u w:color="000000"/>
+        </w:rPr>
+        <w:t>)</w:t>
+      </w:r>
+    </w:p>
+    <w:p>
+      <w:pPr>
+        <w:autoSpaceDE w:val="0"/>
+        <w:autoSpaceDN w:val="0"/>
+        <w:adjustRightInd w:val="0"/>
+        <w:spacing w:after="80"/>
+        <w:rPr>
+          <w:rFonts w:asciiTheme="majorHAnsi" w:hAnsiTheme="majorHAnsi" w:cstheme="majorHAnsi"/>
+          <w:color w:val="000000"/>
+          <w:sz w:val="20"/>
+          <w:szCs w:val="20"/>
+          <w:u w:color="000000"/>
+        </w:rPr>
+      </w:pPr>
+      <w:r>
+        <w:rPr>
+          <w:rFonts w:asciiTheme="majorHAnsi" w:hAnsiTheme="majorHAnsi" w:cstheme="majorHAnsi"/>
+          <w:color w:val="000000"/>
+          <w:sz w:val="20"/>
+          <w:szCs w:val="20"/>
+          <w:u w:color="000000"/>
+        </w:rPr>
+        <w:t>Macro Finance Society (since 2021)</w:t>
+      </w:r>
+    </w:p>
+    <w:p>
+      <w:pPr>
+        <w:autoSpaceDE w:val="0"/>
+        <w:autoSpaceDN w:val="0"/>
+        <w:adjustRightInd w:val="0"/>
+        <w:spacing w:after="80"/>
+        <w:rPr>
+          <w:rFonts w:asciiTheme="majorHAnsi" w:hAnsiTheme="majorHAnsi" w:cstheme="majorHAnsi"/>
+          <w:color w:val="000000"/>
+          <w:sz w:val="20"/>
+          <w:szCs w:val="20"/>
+          <w:u w:color="000000"/>
+        </w:rPr>
+      </w:pPr>
+    </w:p>
+    <w:p>
+      <w:pPr>
+        <w:autoSpaceDE w:val="0"/>
+        <w:autoSpaceDN w:val="0"/>
+        <w:adjustRightInd w:val="0"/>
+        <w:spacing w:after="80"/>
+        <w:rPr>
+          <w:rFonts w:asciiTheme="majorHAnsi" w:hAnsiTheme="majorHAnsi" w:cstheme="majorHAnsi"/>
+          <w:b/>
+          <w:bCs/>
+          <w:color w:val="000000"/>
+          <w:sz w:val="20"/>
+          <w:szCs w:val="20"/>
+          <w:u w:color="000000"/>
+        </w:rPr>
+      </w:pPr>
+      <w:r>
+        <w:rPr>
+          <w:rFonts w:asciiTheme="majorHAnsi" w:hAnsiTheme="majorHAnsi" w:cstheme="majorHAnsi"/>
+          <w:b/>
+          <w:bCs/>
+          <w:color w:val="000000"/>
+          <w:sz w:val="20"/>
+          <w:szCs w:val="20"/>
+          <w:u w:color="000000"/>
+        </w:rPr>
+        <w:t>PANELS</w:t>
+      </w:r>
+    </w:p>
+    <w:p>
+      <w:pPr>
+        <w:autoSpaceDE w:val="0"/>
+        <w:autoSpaceDN w:val="0"/>
+        <w:adjustRightInd w:val="0"/>
+        <w:spacing w:after="80"/>
+        <w:rPr>
+          <w:rFonts w:asciiTheme="majorHAnsi" w:hAnsiTheme="majorHAnsi" w:cstheme="majorHAnsi"/>
+          <w:color w:val="000000"/>
+          <w:sz w:val="20"/>
+          <w:szCs w:val="20"/>
+          <w:u w:color="000000"/>
+        </w:rPr>
+      </w:pPr>
+      <w:r>
+        <w:rPr>
+          <w:rFonts w:asciiTheme="majorHAnsi" w:hAnsiTheme="majorHAnsi" w:cstheme="majorHAnsi"/>
+          <w:color w:val="000000"/>
+          <w:sz w:val="20"/>
+          <w:szCs w:val="20"/>
+          <w:u w:color="000000"/>
+        </w:rPr>
+        <w:t>FMA Women’s Networking Luncheon (2026)</w:t>
+      </w:r>
+    </w:p>
+    <w:p>
+      <w:pPr>
+        <w:autoSpaceDE w:val="0"/>
+        <w:autoSpaceDN w:val="0"/>
+        <w:adjustRightInd w:val="0"/>
+        <w:spacing w:after="80"/>
+        <w:rPr>
+          <w:rFonts w:asciiTheme="majorHAnsi" w:hAnsiTheme="majorHAnsi" w:cstheme="majorHAnsi"/>
+          <w:color w:val="000000"/>
+          <w:sz w:val="20"/>
+          <w:szCs w:val="20"/>
+          <w:u w:color="000000"/>
+        </w:rPr>
+      </w:pPr>
+      <w:r>
+        <w:rPr>
+          <w:rFonts w:asciiTheme="majorHAnsi" w:hAnsiTheme="majorHAnsi" w:cstheme="majorHAnsi"/>
+          <w:color w:val="000000"/>
+          <w:sz w:val="20"/>
+          <w:szCs w:val="20"/>
+          <w:u w:color="000000"/>
+        </w:rPr>
+        <w:t>WAPFIN at Stern (2025)</w:t>
+      </w:r>
+    </w:p>
+    <w:p>
+      <w:pPr>
+        <w:autoSpaceDE w:val="0"/>
+        <w:autoSpaceDN w:val="0"/>
+        <w:adjustRightInd w:val="0"/>
+        <w:spacing w:after="80"/>
+        <w:rPr>
+          <w:rFonts w:asciiTheme="majorHAnsi" w:hAnsiTheme="majorHAnsi" w:cstheme="majorHAnsi"/>
+          <w:color w:val="000000"/>
+          <w:sz w:val="20"/>
+          <w:szCs w:val="20"/>
+          <w:u w:color="000000"/>
+        </w:rPr>
+      </w:pPr>
+      <w:r>
+        <w:rPr>
+          <w:rFonts w:asciiTheme="majorHAnsi" w:hAnsiTheme="majorHAnsi" w:cstheme="majorHAnsi"/>
+          <w:color w:val="000000"/>
+          <w:sz w:val="20"/>
+          <w:szCs w:val="20"/>
+          <w:u w:color="000000"/>
+        </w:rPr>
+        <w:t>Early Career Women in Finance Conference at the WFA (</w:t>
+      </w:r>
+      <w:r>
+        <w:rPr>
+          <w:rFonts w:asciiTheme="majorHAnsi" w:hAnsiTheme="majorHAnsi" w:cstheme="majorHAnsi"/>
+          <w:color w:val="000000"/>
+          <w:sz w:val="20"/>
+          <w:szCs w:val="20"/>
+          <w:u w:color="000000"/>
+        </w:rPr>
+        <w:t>2025</w:t>
+      </w:r>
+      <w:r>
+        <w:rPr>
+          <w:rFonts w:asciiTheme="majorHAnsi" w:hAnsiTheme="majorHAnsi" w:cstheme="majorHAnsi"/>
+          <w:color w:val="000000"/>
+          <w:sz w:val="20"/>
+          <w:szCs w:val="20"/>
+          <w:u w:color="000000"/>
+        </w:rPr>
+        <w:t xml:space="preserve">) </w:t>
+      </w:r>
+    </w:p>
+    <w:p>
+      <w:pPr>
+        <w:autoSpaceDE w:val="0"/>
+        <w:autoSpaceDN w:val="0"/>
+        <w:adjustRightInd w:val="0"/>
+        <w:spacing w:after="80"/>
+        <w:rPr>
+          <w:rFonts w:asciiTheme="majorHAnsi" w:hAnsiTheme="majorHAnsi" w:cstheme="majorHAnsi"/>
+          <w:color w:val="000000"/>
+          <w:sz w:val="20"/>
+          <w:szCs w:val="20"/>
+          <w:u w:color="000000"/>
+        </w:rPr>
+      </w:pPr>
+      <w:r>
+        <w:rPr>
+          <w:rFonts w:asciiTheme="majorHAnsi" w:hAnsiTheme="majorHAnsi" w:cstheme="majorHAnsi"/>
+          <w:color w:val="000000"/>
+          <w:sz w:val="20"/>
+          <w:szCs w:val="20"/>
+          <w:u w:color="000000"/>
+        </w:rPr>
+        <w:t>JCF-Bocconi Conference; panel on Collateralizing Intangible Assets</w:t>
+      </w:r>
+      <w:r>
+        <w:rPr>
+          <w:rFonts w:asciiTheme="majorHAnsi" w:hAnsiTheme="majorHAnsi" w:cstheme="majorHAnsi"/>
+          <w:color w:val="000000"/>
+          <w:sz w:val="20"/>
+          <w:szCs w:val="20"/>
+          <w:u w:color="000000"/>
+        </w:rPr>
+        <w:t xml:space="preserve"> (2025)</w:t>
+      </w:r>
+    </w:p>
+    <w:p>
+      <w:pPr>
+        <w:autoSpaceDE w:val="0"/>
+        <w:autoSpaceDN w:val="0"/>
+        <w:adjustRightInd w:val="0"/>
+        <w:spacing w:after="80"/>
+        <w:rPr>
+          <w:rFonts w:asciiTheme="majorHAnsi" w:hAnsiTheme="majorHAnsi" w:cstheme="majorHAnsi"/>
+          <w:b/>
+          <w:bCs/>
+          <w:color w:val="000000"/>
+          <w:sz w:val="20"/>
+          <w:szCs w:val="20"/>
+          <w:u w:color="000000"/>
+        </w:rPr>
+      </w:pPr>
+    </w:p>
+    <w:p>
+      <w:pPr>
+        <w:autoSpaceDE w:val="0"/>
+        <w:autoSpaceDN w:val="0"/>
+        <w:adjustRightInd w:val="0"/>
+        <w:spacing w:after="80"/>
+        <w:rPr>
+          <w:rFonts w:asciiTheme="majorHAnsi" w:hAnsiTheme="majorHAnsi" w:cstheme="majorHAnsi"/>
+          <w:b/>
+          <w:bCs/>
+          <w:color w:val="000000"/>
+          <w:sz w:val="20"/>
+          <w:szCs w:val="20"/>
+          <w:u w:color="000000"/>
+        </w:rPr>
+      </w:pPr>
+      <w:r>
+        <w:rPr>
+          <w:rFonts w:asciiTheme="majorHAnsi" w:hAnsiTheme="majorHAnsi" w:cstheme="majorHAnsi"/>
+          <w:b/>
+          <w:bCs/>
+          <w:color w:val="000000"/>
+          <w:sz w:val="20"/>
+          <w:szCs w:val="20"/>
+          <w:u w:color="000000"/>
+        </w:rPr>
+        <w:t>CONFERENCE/SESSION ORGANIZER</w:t>
+      </w:r>
+    </w:p>
+    <w:p>
+      <w:pPr>
+        <w:autoSpaceDE w:val="0"/>
+        <w:autoSpaceDN w:val="0"/>
+        <w:adjustRightInd w:val="0"/>
+        <w:spacing w:after="80"/>
+        <w:rPr>
+          <w:rFonts w:asciiTheme="majorHAnsi" w:hAnsiTheme="majorHAnsi" w:cstheme="majorHAnsi"/>
+          <w:color w:val="000000"/>
+          <w:sz w:val="20"/>
+          <w:szCs w:val="20"/>
+          <w:u w:color="000000"/>
+        </w:rPr>
+      </w:pPr>
+      <w:r>
+        <w:rPr>
+          <w:rFonts w:asciiTheme="majorHAnsi" w:hAnsiTheme="majorHAnsi" w:cstheme="majorHAnsi"/>
+          <w:color w:val="000000"/>
+          <w:sz w:val="20"/>
+          <w:szCs w:val="20"/>
+          <w:u w:color="000000"/>
+        </w:rPr>
+        <w:t xml:space="preserve">Early Career Women in Finance Conference at the WFA (2018) </w:t>
+      </w:r>
+    </w:p>
+    <w:p>
+      <w:pPr>
+        <w:autoSpaceDE w:val="0"/>
+        <w:autoSpaceDN w:val="0"/>
+        <w:adjustRightInd w:val="0"/>
+        <w:spacing w:after="80"/>
+        <w:rPr>
+          <w:rFonts w:asciiTheme="majorHAnsi" w:hAnsiTheme="majorHAnsi" w:cstheme="majorHAnsi"/>
+          <w:color w:val="000000"/>
+          <w:sz w:val="20"/>
+          <w:szCs w:val="20"/>
+          <w:u w:color="000000"/>
+        </w:rPr>
+      </w:pPr>
+      <w:r>
+        <w:rPr>
+          <w:rFonts w:asciiTheme="majorHAnsi" w:hAnsiTheme="majorHAnsi" w:cstheme="majorHAnsi"/>
+          <w:color w:val="000000"/>
+          <w:sz w:val="20"/>
+          <w:szCs w:val="20"/>
+          <w:u w:color="000000"/>
+        </w:rPr>
+        <w:t xml:space="preserve">European Finance Association (2020) </w:t>
+      </w:r>
+    </w:p>
+    <w:p>
+      <w:pPr>
+        <w:autoSpaceDE w:val="0"/>
+        <w:autoSpaceDN w:val="0"/>
+        <w:adjustRightInd w:val="0"/>
+        <w:spacing w:after="80"/>
+        <w:rPr>
+          <w:rFonts w:asciiTheme="majorHAnsi" w:hAnsiTheme="majorHAnsi" w:cstheme="majorHAnsi"/>
+          <w:color w:val="000000"/>
+          <w:sz w:val="20"/>
+          <w:szCs w:val="20"/>
+          <w:u w:color="000000"/>
+        </w:rPr>
+      </w:pPr>
+      <w:r>
+        <w:rPr>
+          <w:rFonts w:asciiTheme="majorHAnsi" w:hAnsiTheme="majorHAnsi" w:cstheme="majorHAnsi"/>
+          <w:color w:val="000000"/>
+          <w:sz w:val="20"/>
+          <w:szCs w:val="20"/>
+          <w:u w:color="000000"/>
+        </w:rPr>
+        <w:t>IFEA Annual Conference (2024-present)</w:t>
+      </w:r>
+    </w:p>
+    <w:p>
+      <w:pPr>
+        <w:autoSpaceDE w:val="0"/>
+        <w:autoSpaceDN w:val="0"/>
+        <w:adjustRightInd w:val="0"/>
+        <w:spacing w:after="80"/>
+        <w:rPr>
+          <w:rFonts w:asciiTheme="majorHAnsi" w:hAnsiTheme="majorHAnsi" w:cstheme="majorHAnsi"/>
+          <w:color w:val="000000"/>
+          <w:sz w:val="20"/>
+          <w:szCs w:val="20"/>
+          <w:u w:color="000000"/>
+        </w:rPr>
+      </w:pPr>
+      <w:r>
+        <w:rPr>
+          <w:rFonts w:asciiTheme="majorHAnsi" w:hAnsiTheme="majorHAnsi" w:cstheme="majorHAnsi"/>
+          <w:color w:val="000000"/>
+          <w:sz w:val="20"/>
+          <w:szCs w:val="20"/>
+          <w:u w:color="000000"/>
+        </w:rPr>
+        <w:t xml:space="preserve">Olin Corporate Finance Conference (2013–2016) </w:t>
+      </w:r>
+    </w:p>
+    <w:p>
+      <w:pPr>
+        <w:autoSpaceDE w:val="0"/>
+        <w:autoSpaceDN w:val="0"/>
+        <w:adjustRightInd w:val="0"/>
+        <w:spacing w:after="80"/>
+        <w:rPr>
+          <w:rFonts w:asciiTheme="majorHAnsi" w:hAnsiTheme="majorHAnsi" w:cstheme="majorHAnsi"/>
+          <w:color w:val="000000"/>
+          <w:sz w:val="20"/>
+          <w:szCs w:val="20"/>
+          <w:u w:color="000000"/>
+        </w:rPr>
+      </w:pPr>
+      <w:r>
+        <w:rPr>
+          <w:rFonts w:asciiTheme="majorHAnsi" w:hAnsiTheme="majorHAnsi" w:cstheme="majorHAnsi"/>
+          <w:color w:val="000000"/>
+          <w:sz w:val="20"/>
+          <w:szCs w:val="20"/>
+          <w:u w:color="000000"/>
+        </w:rPr>
+        <w:t xml:space="preserve">New Topics in Banking Conference (co-organized with Tano Santos at Columbia University) (2019) </w:t>
+      </w:r>
+    </w:p>
+    <w:p>
+      <w:pPr>
+        <w:autoSpaceDE w:val="0"/>
+        <w:autoSpaceDN w:val="0"/>
+        <w:adjustRightInd w:val="0"/>
+        <w:spacing w:after="80"/>
+        <w:rPr>
+          <w:rFonts w:asciiTheme="majorHAnsi" w:hAnsiTheme="majorHAnsi" w:cstheme="majorHAnsi"/>
+          <w:color w:val="000000"/>
+          <w:sz w:val="20"/>
+          <w:szCs w:val="20"/>
+          <w:u w:color="000000"/>
+        </w:rPr>
+      </w:pPr>
+      <w:r>
+        <w:rPr>
+          <w:rFonts w:asciiTheme="majorHAnsi" w:hAnsiTheme="majorHAnsi" w:cstheme="majorHAnsi"/>
+          <w:color w:val="000000"/>
+          <w:sz w:val="20"/>
+          <w:szCs w:val="20"/>
+          <w:u w:color="000000"/>
+        </w:rPr>
+        <w:t xml:space="preserve">Theory session at CEPR </w:t>
+      </w:r>
+      <w:proofErr w:type="spellStart"/>
+      <w:r>
+        <w:rPr>
+          <w:rFonts w:asciiTheme="majorHAnsi" w:hAnsiTheme="majorHAnsi" w:cstheme="majorHAnsi"/>
+          <w:color w:val="000000"/>
+          <w:sz w:val="20"/>
+          <w:szCs w:val="20"/>
+          <w:u w:color="000000"/>
+        </w:rPr>
+        <w:t>Gerzensee</w:t>
+      </w:r>
+      <w:proofErr w:type="spellEnd"/>
+      <w:r>
+        <w:rPr>
+          <w:rFonts w:asciiTheme="majorHAnsi" w:hAnsiTheme="majorHAnsi" w:cstheme="majorHAnsi"/>
+          <w:color w:val="000000"/>
+          <w:sz w:val="20"/>
+          <w:szCs w:val="20"/>
+          <w:u w:color="000000"/>
+        </w:rPr>
+        <w:t xml:space="preserve"> (2019) </w:t>
+      </w:r>
+    </w:p>
+    <w:p>
+      <w:pPr>
+        <w:autoSpaceDE w:val="0"/>
+        <w:autoSpaceDN w:val="0"/>
+        <w:adjustRightInd w:val="0"/>
+        <w:spacing w:after="80"/>
+        <w:rPr>
+          <w:rFonts w:asciiTheme="majorHAnsi" w:hAnsiTheme="majorHAnsi" w:cstheme="majorHAnsi"/>
+          <w:color w:val="000000"/>
+          <w:sz w:val="20"/>
+          <w:szCs w:val="20"/>
+          <w:u w:color="000000"/>
+        </w:rPr>
+      </w:pPr>
+      <w:r>
+        <w:rPr>
+          <w:rFonts w:asciiTheme="majorHAnsi" w:hAnsiTheme="majorHAnsi" w:cstheme="majorHAnsi"/>
+          <w:color w:val="000000"/>
+          <w:sz w:val="20"/>
+          <w:szCs w:val="20"/>
+          <w:u w:color="000000"/>
+        </w:rPr>
+        <w:t xml:space="preserve">Session at the Society for Economic Dynamics (SED) (2018 and 2019) </w:t>
+      </w:r>
+    </w:p>
+    <w:p>
+      <w:pPr>
+        <w:autoSpaceDE w:val="0"/>
+        <w:autoSpaceDN w:val="0"/>
+        <w:adjustRightInd w:val="0"/>
+        <w:spacing w:after="80"/>
+        <w:rPr>
+          <w:rFonts w:asciiTheme="majorHAnsi" w:hAnsiTheme="majorHAnsi" w:cstheme="majorHAnsi"/>
+          <w:color w:val="000000"/>
+          <w:sz w:val="20"/>
+          <w:szCs w:val="20"/>
+          <w:u w:color="000000"/>
+        </w:rPr>
+      </w:pPr>
+      <w:r>
+        <w:rPr>
+          <w:rFonts w:asciiTheme="majorHAnsi" w:hAnsiTheme="majorHAnsi" w:cstheme="majorHAnsi"/>
+          <w:color w:val="000000"/>
+          <w:sz w:val="20"/>
+          <w:szCs w:val="20"/>
+          <w:u w:color="000000"/>
+        </w:rPr>
+        <w:t>Secured Debt (co-organized with Martin Oehmke and Enrico Perotti at the LSE) (202</w:t>
+      </w:r>
+      <w:r>
+        <w:rPr>
+          <w:rFonts w:asciiTheme="majorHAnsi" w:hAnsiTheme="majorHAnsi" w:cstheme="majorHAnsi"/>
+          <w:color w:val="000000"/>
+          <w:sz w:val="20"/>
+          <w:szCs w:val="20"/>
+          <w:u w:color="000000"/>
+        </w:rPr>
+        <w:t>2</w:t>
+      </w:r>
+      <w:r>
+        <w:rPr>
+          <w:rFonts w:asciiTheme="majorHAnsi" w:hAnsiTheme="majorHAnsi" w:cstheme="majorHAnsi"/>
+          <w:color w:val="000000"/>
+          <w:sz w:val="20"/>
+          <w:szCs w:val="20"/>
+          <w:u w:color="000000"/>
+        </w:rPr>
+        <w:t xml:space="preserve">) </w:t>
+      </w:r>
+    </w:p>
+    <w:p>
+      <w:pPr>
+        <w:autoSpaceDE w:val="0"/>
+        <w:autoSpaceDN w:val="0"/>
+        <w:adjustRightInd w:val="0"/>
+        <w:spacing w:after="80"/>
+        <w:rPr>
+          <w:rFonts w:asciiTheme="majorHAnsi" w:hAnsiTheme="majorHAnsi" w:cstheme="majorHAnsi"/>
+          <w:b/>
+          <w:bCs/>
+          <w:color w:val="000000"/>
+          <w:sz w:val="20"/>
+          <w:szCs w:val="20"/>
+          <w:u w:color="000000"/>
+        </w:rPr>
+      </w:pPr>
+    </w:p>
+    <w:p>
+      <w:pPr>
+        <w:autoSpaceDE w:val="0"/>
+        <w:autoSpaceDN w:val="0"/>
+        <w:adjustRightInd w:val="0"/>
+        <w:spacing w:after="80"/>
+        <w:rPr>
+          <w:rFonts w:asciiTheme="majorHAnsi" w:hAnsiTheme="majorHAnsi" w:cstheme="majorHAnsi"/>
+          <w:b/>
+          <w:bCs/>
+          <w:color w:val="000000"/>
+          <w:sz w:val="20"/>
+          <w:szCs w:val="20"/>
+          <w:u w:color="000000"/>
+        </w:rPr>
+      </w:pPr>
+      <w:r>
+        <w:rPr>
+          <w:rFonts w:asciiTheme="majorHAnsi" w:hAnsiTheme="majorHAnsi" w:cstheme="majorHAnsi"/>
+          <w:b/>
+          <w:bCs/>
+          <w:color w:val="000000"/>
+          <w:sz w:val="20"/>
+          <w:szCs w:val="20"/>
+          <w:u w:color="000000"/>
+        </w:rPr>
+        <w:t>PROGRAM COMMITTEE MEMBER</w:t>
+      </w:r>
+    </w:p>
+    <w:p>
+      <w:pPr>
+        <w:autoSpaceDE w:val="0"/>
+        <w:autoSpaceDN w:val="0"/>
+        <w:adjustRightInd w:val="0"/>
+        <w:spacing w:after="80"/>
+        <w:rPr>
+          <w:rFonts w:asciiTheme="majorHAnsi" w:hAnsiTheme="majorHAnsi" w:cstheme="majorHAnsi"/>
+          <w:color w:val="000000"/>
+          <w:sz w:val="20"/>
+          <w:szCs w:val="20"/>
+          <w:u w:color="000000"/>
+        </w:rPr>
+      </w:pPr>
+      <w:r>
+        <w:rPr>
+          <w:rFonts w:asciiTheme="majorHAnsi" w:hAnsiTheme="majorHAnsi" w:cstheme="majorHAnsi"/>
+          <w:color w:val="000000"/>
+          <w:sz w:val="20"/>
+          <w:szCs w:val="20"/>
+          <w:u w:color="000000"/>
+        </w:rPr>
+        <w:t xml:space="preserve">BIS-CEPR-SCG-SFI - Conference on Financial Intermediation </w:t>
+      </w:r>
+      <w:r>
+        <w:rPr>
+          <w:rFonts w:asciiTheme="majorHAnsi" w:hAnsiTheme="majorHAnsi" w:cstheme="majorHAnsi"/>
+          <w:color w:val="000000"/>
+          <w:sz w:val="20"/>
+          <w:szCs w:val="20"/>
+          <w:u w:color="000000"/>
+        </w:rPr>
+        <w:t>(</w:t>
+      </w:r>
+      <w:r>
+        <w:rPr>
+          <w:rFonts w:asciiTheme="majorHAnsi" w:hAnsiTheme="majorHAnsi" w:cstheme="majorHAnsi"/>
+          <w:color w:val="000000"/>
+          <w:sz w:val="20"/>
+          <w:szCs w:val="20"/>
+          <w:u w:color="000000"/>
+        </w:rPr>
+        <w:t>2024</w:t>
+      </w:r>
+      <w:r>
+        <w:rPr>
+          <w:rFonts w:asciiTheme="majorHAnsi" w:hAnsiTheme="majorHAnsi" w:cstheme="majorHAnsi"/>
+          <w:color w:val="000000"/>
+          <w:sz w:val="20"/>
+          <w:szCs w:val="20"/>
+          <w:u w:color="000000"/>
+        </w:rPr>
+        <w:t>-present)</w:t>
+      </w:r>
+    </w:p>
+    <w:p>
+      <w:pPr>
+        <w:autoSpaceDE w:val="0"/>
+        <w:autoSpaceDN w:val="0"/>
+        <w:adjustRightInd w:val="0"/>
+        <w:spacing w:after="80"/>
+        <w:rPr>
+          <w:rFonts w:asciiTheme="majorHAnsi" w:hAnsiTheme="majorHAnsi" w:cstheme="majorHAnsi"/>
+          <w:color w:val="000000"/>
+          <w:sz w:val="20"/>
+          <w:szCs w:val="20"/>
+          <w:u w:color="000000"/>
+        </w:rPr>
+      </w:pPr>
+      <w:r>
+        <w:rPr>
+          <w:rFonts w:asciiTheme="majorHAnsi" w:hAnsiTheme="majorHAnsi" w:cstheme="majorHAnsi"/>
+          <w:color w:val="000000"/>
+          <w:sz w:val="20"/>
+          <w:szCs w:val="20"/>
+          <w:u w:color="000000"/>
+        </w:rPr>
+        <w:t xml:space="preserve">Cambridge Corporate Finance Theory Symposium 2018–present </w:t>
+      </w:r>
+    </w:p>
+    <w:p>
+      <w:pPr>
+        <w:autoSpaceDE w:val="0"/>
+        <w:autoSpaceDN w:val="0"/>
+        <w:adjustRightInd w:val="0"/>
+        <w:spacing w:after="80"/>
+        <w:rPr>
+          <w:rFonts w:asciiTheme="majorHAnsi" w:hAnsiTheme="majorHAnsi" w:cstheme="majorHAnsi"/>
+          <w:color w:val="000000"/>
+          <w:sz w:val="20"/>
+          <w:szCs w:val="20"/>
+          <w:u w:color="000000"/>
+        </w:rPr>
+      </w:pPr>
+      <w:r>
+        <w:rPr>
+          <w:rFonts w:asciiTheme="majorHAnsi" w:hAnsiTheme="majorHAnsi" w:cstheme="majorHAnsi"/>
+          <w:color w:val="000000"/>
+          <w:sz w:val="20"/>
+          <w:szCs w:val="20"/>
+          <w:u w:color="000000"/>
+        </w:rPr>
+        <w:t>CLS-</w:t>
+      </w:r>
+      <w:proofErr w:type="spellStart"/>
+      <w:r>
+        <w:rPr>
+          <w:rFonts w:asciiTheme="majorHAnsi" w:hAnsiTheme="majorHAnsi" w:cstheme="majorHAnsi"/>
+          <w:color w:val="000000"/>
+          <w:sz w:val="20"/>
+          <w:szCs w:val="20"/>
+          <w:u w:color="000000"/>
+        </w:rPr>
+        <w:t>LawFin</w:t>
+      </w:r>
+      <w:proofErr w:type="spellEnd"/>
+      <w:r>
+        <w:rPr>
+          <w:rFonts w:asciiTheme="majorHAnsi" w:hAnsiTheme="majorHAnsi" w:cstheme="majorHAnsi"/>
+          <w:color w:val="000000"/>
+          <w:sz w:val="20"/>
+          <w:szCs w:val="20"/>
+          <w:u w:color="000000"/>
+        </w:rPr>
+        <w:t xml:space="preserve"> </w:t>
+      </w:r>
+      <w:proofErr w:type="spellStart"/>
+      <w:r>
+        <w:rPr>
+          <w:rFonts w:asciiTheme="majorHAnsi" w:hAnsiTheme="majorHAnsi" w:cstheme="majorHAnsi"/>
+          <w:color w:val="000000"/>
+          <w:sz w:val="20"/>
+          <w:szCs w:val="20"/>
+          <w:u w:color="000000"/>
+        </w:rPr>
+        <w:t>Worskhop</w:t>
+      </w:r>
+      <w:proofErr w:type="spellEnd"/>
+      <w:r>
+        <w:rPr>
+          <w:rFonts w:asciiTheme="majorHAnsi" w:hAnsiTheme="majorHAnsi" w:cstheme="majorHAnsi"/>
+          <w:color w:val="000000"/>
+          <w:sz w:val="20"/>
+          <w:szCs w:val="20"/>
+          <w:u w:color="000000"/>
+        </w:rPr>
+        <w:t xml:space="preserve"> 2024</w:t>
+      </w:r>
+    </w:p>
+    <w:p>
+      <w:pPr>
+        <w:autoSpaceDE w:val="0"/>
+        <w:autoSpaceDN w:val="0"/>
+        <w:adjustRightInd w:val="0"/>
+        <w:spacing w:after="80"/>
+        <w:rPr>
+          <w:rFonts w:asciiTheme="majorHAnsi" w:hAnsiTheme="majorHAnsi" w:cstheme="majorHAnsi"/>
+          <w:color w:val="000000"/>
+          <w:sz w:val="20"/>
+          <w:szCs w:val="20"/>
+          <w:u w:color="000000"/>
+        </w:rPr>
+      </w:pPr>
+      <w:r>
+        <w:rPr>
+          <w:rFonts w:asciiTheme="majorHAnsi" w:hAnsiTheme="majorHAnsi" w:cstheme="majorHAnsi"/>
+          <w:color w:val="000000"/>
+          <w:sz w:val="20"/>
+          <w:szCs w:val="20"/>
+          <w:u w:color="000000"/>
+        </w:rPr>
+        <w:t xml:space="preserve">Colorado Finance Summit (2016–present) </w:t>
+      </w:r>
+    </w:p>
+    <w:p>
+      <w:pPr>
+        <w:autoSpaceDE w:val="0"/>
+        <w:autoSpaceDN w:val="0"/>
+        <w:adjustRightInd w:val="0"/>
+        <w:spacing w:after="80"/>
+        <w:rPr>
+          <w:rFonts w:asciiTheme="majorHAnsi" w:hAnsiTheme="majorHAnsi" w:cstheme="majorHAnsi"/>
+          <w:color w:val="000000"/>
+          <w:sz w:val="20"/>
+          <w:szCs w:val="20"/>
+          <w:u w:color="000000"/>
+        </w:rPr>
+      </w:pPr>
+      <w:r>
+        <w:rPr>
+          <w:rFonts w:asciiTheme="majorHAnsi" w:hAnsiTheme="majorHAnsi" w:cstheme="majorHAnsi"/>
+          <w:color w:val="000000"/>
+          <w:sz w:val="20"/>
+          <w:szCs w:val="20"/>
+          <w:u w:color="000000"/>
+        </w:rPr>
         <w:lastRenderedPageBreak/>
-        <w:fldChar w:fldCharType="end"/>
-      </w:r>
-      <w:r>
-        <w:rPr>
-          <w:rFonts w:asciiTheme="majorHAnsi" w:hAnsiTheme="majorHAnsi" w:cstheme="majorHAnsi"/>
-          <w:color w:val="000000"/>
-          <w:sz w:val="20"/>
-          <w:szCs w:val="20"/>
-          <w:u w:color="000000"/>
-        </w:rPr>
-        <w:t>D. Levit and N. Malenko: “The Labor Market for Directors and Externalities in Corporate Governance,” FIRS</w:t>
-      </w:r>
-    </w:p>
-    <w:p>
-      <w:pPr>
-        <w:autoSpaceDE w:val="0"/>
-        <w:autoSpaceDN w:val="0"/>
-        <w:adjustRightInd w:val="0"/>
-        <w:spacing w:after="80"/>
-        <w:ind w:left="720" w:hanging="720"/>
-        <w:rPr>
-          <w:rFonts w:asciiTheme="majorHAnsi" w:hAnsiTheme="majorHAnsi" w:cstheme="majorHAnsi"/>
-          <w:color w:val="000000"/>
-          <w:sz w:val="20"/>
-          <w:szCs w:val="20"/>
-          <w:u w:color="000000"/>
-        </w:rPr>
-      </w:pPr>
-      <w:r>
-        <w:rPr>
-          <w:rFonts w:asciiTheme="majorHAnsi" w:hAnsiTheme="majorHAnsi" w:cstheme="majorHAnsi"/>
-          <w:color w:val="000000"/>
-          <w:sz w:val="20"/>
-          <w:szCs w:val="20"/>
-          <w:u w:color="000000"/>
-        </w:rPr>
-        <w:t xml:space="preserve">W. Du, F. Yu, X. Yu: “Cultural Proximity and The Processing </w:t>
-      </w:r>
-      <w:proofErr w:type="gramStart"/>
-      <w:r>
-        <w:rPr>
-          <w:rFonts w:asciiTheme="majorHAnsi" w:hAnsiTheme="majorHAnsi" w:cstheme="majorHAnsi"/>
-          <w:color w:val="000000"/>
-          <w:sz w:val="20"/>
-          <w:szCs w:val="20"/>
-          <w:u w:color="000000"/>
-        </w:rPr>
-        <w:t>Of</w:t>
-      </w:r>
-      <w:proofErr w:type="gramEnd"/>
-      <w:r>
-        <w:rPr>
-          <w:rFonts w:asciiTheme="majorHAnsi" w:hAnsiTheme="majorHAnsi" w:cstheme="majorHAnsi"/>
-          <w:color w:val="000000"/>
-          <w:sz w:val="20"/>
-          <w:szCs w:val="20"/>
-          <w:u w:color="000000"/>
-        </w:rPr>
-        <w:t xml:space="preserve"> Financial Information,” LBS Summer Symposium</w:t>
-      </w:r>
-    </w:p>
-    <w:p>
-      <w:pPr>
-        <w:autoSpaceDE w:val="0"/>
-        <w:autoSpaceDN w:val="0"/>
-        <w:adjustRightInd w:val="0"/>
-        <w:spacing w:after="80"/>
-        <w:rPr>
-          <w:rFonts w:asciiTheme="majorHAnsi" w:hAnsiTheme="majorHAnsi" w:cstheme="majorHAnsi"/>
-          <w:b/>
-          <w:bCs/>
-          <w:color w:val="000000"/>
-          <w:sz w:val="20"/>
-          <w:szCs w:val="20"/>
-          <w:u w:color="000000"/>
-        </w:rPr>
-      </w:pPr>
-      <w:r>
-        <w:rPr>
-          <w:rFonts w:asciiTheme="majorHAnsi" w:hAnsiTheme="majorHAnsi" w:cstheme="majorHAnsi"/>
-          <w:b/>
-          <w:bCs/>
-          <w:color w:val="000000"/>
-          <w:sz w:val="20"/>
-          <w:szCs w:val="20"/>
-          <w:u w:color="000000"/>
-        </w:rPr>
-        <w:t>2013</w:t>
-      </w:r>
-    </w:p>
-    <w:p>
-      <w:pPr>
-        <w:autoSpaceDE w:val="0"/>
-        <w:autoSpaceDN w:val="0"/>
-        <w:adjustRightInd w:val="0"/>
-        <w:spacing w:after="80"/>
-        <w:ind w:left="720" w:hanging="720"/>
-        <w:rPr>
-          <w:rFonts w:asciiTheme="majorHAnsi" w:hAnsiTheme="majorHAnsi" w:cstheme="majorHAnsi"/>
-          <w:color w:val="000000"/>
-          <w:sz w:val="20"/>
-          <w:szCs w:val="20"/>
-          <w:u w:color="000000"/>
-        </w:rPr>
-      </w:pPr>
-      <w:r>
-        <w:rPr>
-          <w:rFonts w:asciiTheme="majorHAnsi" w:hAnsiTheme="majorHAnsi" w:cstheme="majorHAnsi"/>
-          <w:color w:val="000000"/>
-          <w:sz w:val="20"/>
-          <w:szCs w:val="20"/>
-          <w:u w:color="000000"/>
-        </w:rPr>
-        <w:t xml:space="preserve">N. Gantchev and P. </w:t>
-      </w:r>
-      <w:proofErr w:type="spellStart"/>
-      <w:r>
-        <w:rPr>
-          <w:rFonts w:asciiTheme="majorHAnsi" w:hAnsiTheme="majorHAnsi" w:cstheme="majorHAnsi"/>
-          <w:color w:val="000000"/>
-          <w:sz w:val="20"/>
-          <w:szCs w:val="20"/>
-          <w:u w:color="000000"/>
-        </w:rPr>
-        <w:t>Jotikasthira</w:t>
-      </w:r>
-      <w:proofErr w:type="spellEnd"/>
-      <w:r>
-        <w:rPr>
-          <w:rFonts w:asciiTheme="majorHAnsi" w:hAnsiTheme="majorHAnsi" w:cstheme="majorHAnsi"/>
-          <w:color w:val="000000"/>
-          <w:sz w:val="20"/>
-          <w:szCs w:val="20"/>
-          <w:u w:color="000000"/>
-        </w:rPr>
-        <w:t xml:space="preserve">: “Hedge Fund Activism: Do They Take Cues </w:t>
-      </w:r>
-      <w:proofErr w:type="gramStart"/>
-      <w:r>
-        <w:rPr>
-          <w:rFonts w:asciiTheme="majorHAnsi" w:hAnsiTheme="majorHAnsi" w:cstheme="majorHAnsi"/>
-          <w:color w:val="000000"/>
-          <w:sz w:val="20"/>
-          <w:szCs w:val="20"/>
-          <w:u w:color="000000"/>
-        </w:rPr>
-        <w:t>From</w:t>
-      </w:r>
-      <w:proofErr w:type="gramEnd"/>
-      <w:r>
-        <w:rPr>
-          <w:rFonts w:asciiTheme="majorHAnsi" w:hAnsiTheme="majorHAnsi" w:cstheme="majorHAnsi"/>
-          <w:color w:val="000000"/>
-          <w:sz w:val="20"/>
-          <w:szCs w:val="20"/>
-          <w:u w:color="000000"/>
-        </w:rPr>
-        <w:t xml:space="preserve"> Institutional Exit?” FIRS </w:t>
-      </w:r>
-    </w:p>
-    <w:p>
-      <w:pPr>
-        <w:autoSpaceDE w:val="0"/>
-        <w:autoSpaceDN w:val="0"/>
-        <w:adjustRightInd w:val="0"/>
-        <w:spacing w:after="80"/>
-        <w:ind w:hanging="720"/>
-        <w:rPr>
-          <w:rFonts w:asciiTheme="majorHAnsi" w:hAnsiTheme="majorHAnsi" w:cstheme="majorHAnsi"/>
-          <w:color w:val="000000"/>
-          <w:sz w:val="20"/>
-          <w:szCs w:val="20"/>
-          <w:u w:color="000000"/>
-        </w:rPr>
-      </w:pPr>
-    </w:p>
-    <w:p>
-      <w:pPr>
-        <w:autoSpaceDE w:val="0"/>
-        <w:autoSpaceDN w:val="0"/>
-        <w:adjustRightInd w:val="0"/>
-        <w:spacing w:after="80"/>
-        <w:rPr>
-          <w:rFonts w:asciiTheme="majorHAnsi" w:hAnsiTheme="majorHAnsi" w:cstheme="majorHAnsi"/>
-          <w:b/>
-          <w:bCs/>
-          <w:color w:val="000000"/>
-          <w:sz w:val="20"/>
-          <w:szCs w:val="20"/>
-          <w:u w:color="000000"/>
-        </w:rPr>
-      </w:pPr>
-      <w:r>
-        <w:rPr>
-          <w:rFonts w:asciiTheme="majorHAnsi" w:hAnsiTheme="majorHAnsi" w:cstheme="majorHAnsi"/>
-          <w:b/>
-          <w:bCs/>
-          <w:color w:val="000000"/>
-          <w:sz w:val="20"/>
-          <w:szCs w:val="20"/>
-          <w:u w:color="000000"/>
-        </w:rPr>
-        <w:t>REFEREE WORK</w:t>
-      </w:r>
-    </w:p>
-    <w:p>
-      <w:pPr>
-        <w:autoSpaceDE w:val="0"/>
-        <w:autoSpaceDN w:val="0"/>
-        <w:adjustRightInd w:val="0"/>
-        <w:spacing w:after="80"/>
-        <w:rPr>
-          <w:rFonts w:asciiTheme="majorHAnsi" w:hAnsiTheme="majorHAnsi" w:cstheme="majorHAnsi"/>
-          <w:color w:val="000000"/>
-          <w:sz w:val="20"/>
-          <w:szCs w:val="20"/>
-          <w:u w:color="000000"/>
-        </w:rPr>
-      </w:pPr>
-      <w:r>
-        <w:rPr>
-          <w:rFonts w:asciiTheme="majorHAnsi" w:hAnsiTheme="majorHAnsi" w:cstheme="majorHAnsi"/>
-          <w:color w:val="000000"/>
-          <w:sz w:val="20"/>
-          <w:szCs w:val="20"/>
-          <w:u w:color="000000"/>
-        </w:rPr>
-        <w:t xml:space="preserve">American Economic Review, </w:t>
-      </w:r>
-      <w:proofErr w:type="spellStart"/>
-      <w:r>
-        <w:rPr>
-          <w:rFonts w:asciiTheme="majorHAnsi" w:hAnsiTheme="majorHAnsi" w:cstheme="majorHAnsi"/>
-          <w:color w:val="000000"/>
-          <w:sz w:val="20"/>
-          <w:szCs w:val="20"/>
-          <w:u w:color="000000"/>
-        </w:rPr>
-        <w:t>Econometrica</w:t>
-      </w:r>
-      <w:proofErr w:type="spellEnd"/>
-      <w:r>
-        <w:rPr>
-          <w:rFonts w:asciiTheme="majorHAnsi" w:hAnsiTheme="majorHAnsi" w:cstheme="majorHAnsi"/>
-          <w:color w:val="000000"/>
-          <w:sz w:val="20"/>
-          <w:szCs w:val="20"/>
-          <w:u w:color="000000"/>
-        </w:rPr>
-        <w:t xml:space="preserve">, </w:t>
-      </w:r>
-      <w:r>
-        <w:rPr>
-          <w:rFonts w:asciiTheme="majorHAnsi" w:hAnsiTheme="majorHAnsi" w:cstheme="majorHAnsi"/>
-          <w:color w:val="000000"/>
-          <w:sz w:val="20"/>
-          <w:szCs w:val="20"/>
-          <w:u w:color="000000"/>
-        </w:rPr>
-        <w:t xml:space="preserve">Economic Journal, </w:t>
-      </w:r>
-      <w:r>
-        <w:rPr>
-          <w:rFonts w:asciiTheme="majorHAnsi" w:hAnsiTheme="majorHAnsi" w:cstheme="majorHAnsi"/>
-          <w:color w:val="000000"/>
-          <w:sz w:val="20"/>
-          <w:szCs w:val="20"/>
-          <w:u w:color="000000"/>
-        </w:rPr>
-        <w:t xml:space="preserve">Games and Economics Behavior, Journal of Banking and Finance, Journal of Corporate Finance, Journal of Economics Theory, Journal of European Economics Association, Journal of Financial and Quantitative Analysis, Journal of Financial Economics, Journal of Finance, Journal of Financial Intermediation, Journal of Legal Studies, </w:t>
-      </w:r>
-      <w:r>
-        <w:rPr>
-          <w:rFonts w:asciiTheme="majorHAnsi" w:hAnsiTheme="majorHAnsi" w:cstheme="majorHAnsi"/>
-          <w:color w:val="000000"/>
-          <w:sz w:val="20"/>
-          <w:szCs w:val="20"/>
-          <w:u w:color="000000"/>
-        </w:rPr>
-        <w:t xml:space="preserve">Journal of Political Economy, </w:t>
-      </w:r>
-      <w:r>
-        <w:rPr>
-          <w:rFonts w:asciiTheme="majorHAnsi" w:hAnsiTheme="majorHAnsi" w:cstheme="majorHAnsi"/>
-          <w:color w:val="000000"/>
-          <w:sz w:val="20"/>
-          <w:szCs w:val="20"/>
-          <w:u w:color="000000"/>
-        </w:rPr>
-        <w:t>Management Science,</w:t>
-      </w:r>
-      <w:r>
-        <w:rPr>
-          <w:rFonts w:asciiTheme="majorHAnsi" w:hAnsiTheme="majorHAnsi" w:cstheme="majorHAnsi"/>
-          <w:color w:val="000000"/>
-          <w:sz w:val="20"/>
-          <w:szCs w:val="20"/>
-          <w:u w:color="000000"/>
-        </w:rPr>
-        <w:t xml:space="preserve"> Review of Corporate Finance Studies,</w:t>
-      </w:r>
-      <w:r>
-        <w:rPr>
-          <w:rFonts w:asciiTheme="majorHAnsi" w:hAnsiTheme="majorHAnsi" w:cstheme="majorHAnsi"/>
-          <w:color w:val="000000"/>
-          <w:sz w:val="20"/>
-          <w:szCs w:val="20"/>
-          <w:u w:color="000000"/>
-        </w:rPr>
-        <w:t xml:space="preserve"> Review of Financial Studies, Review of Finance, Review of Economic Studies, Theoretical Economics</w:t>
-      </w:r>
-    </w:p>
-    <w:p>
-      <w:pPr>
-        <w:autoSpaceDE w:val="0"/>
-        <w:autoSpaceDN w:val="0"/>
-        <w:adjustRightInd w:val="0"/>
-        <w:spacing w:after="80"/>
-        <w:rPr>
-          <w:rFonts w:asciiTheme="majorHAnsi" w:hAnsiTheme="majorHAnsi" w:cstheme="majorHAnsi"/>
-          <w:color w:val="000000"/>
-          <w:sz w:val="20"/>
-          <w:szCs w:val="20"/>
-          <w:u w:color="000000"/>
-        </w:rPr>
-      </w:pPr>
-    </w:p>
-    <w:p>
-      <w:pPr>
-        <w:autoSpaceDE w:val="0"/>
-        <w:autoSpaceDN w:val="0"/>
-        <w:adjustRightInd w:val="0"/>
-        <w:spacing w:after="80"/>
-        <w:rPr>
-          <w:rFonts w:asciiTheme="majorHAnsi" w:hAnsiTheme="majorHAnsi" w:cstheme="majorHAnsi"/>
-          <w:color w:val="000000"/>
-          <w:sz w:val="20"/>
-          <w:szCs w:val="20"/>
-          <w:u w:color="000000"/>
-        </w:rPr>
-      </w:pPr>
-      <w:r>
-        <w:rPr>
-          <w:rFonts w:asciiTheme="majorHAnsi" w:hAnsiTheme="majorHAnsi" w:cstheme="majorHAnsi"/>
-          <w:b/>
-          <w:bCs/>
-          <w:color w:val="000000"/>
-          <w:sz w:val="20"/>
-          <w:szCs w:val="20"/>
-          <w:u w:color="000000"/>
-        </w:rPr>
-        <w:t>BOARDS</w:t>
-      </w:r>
-    </w:p>
-    <w:p>
-      <w:pPr>
-        <w:autoSpaceDE w:val="0"/>
-        <w:autoSpaceDN w:val="0"/>
-        <w:adjustRightInd w:val="0"/>
-        <w:spacing w:after="80"/>
-        <w:rPr>
-          <w:rFonts w:asciiTheme="majorHAnsi" w:hAnsiTheme="majorHAnsi" w:cstheme="majorHAnsi"/>
-          <w:color w:val="000000"/>
-          <w:sz w:val="20"/>
-          <w:szCs w:val="20"/>
-          <w:u w:color="000000"/>
-        </w:rPr>
-      </w:pPr>
-      <w:r>
-        <w:rPr>
-          <w:rFonts w:asciiTheme="majorHAnsi" w:hAnsiTheme="majorHAnsi" w:cstheme="majorHAnsi"/>
-          <w:color w:val="000000"/>
-          <w:sz w:val="20"/>
-          <w:szCs w:val="20"/>
-          <w:u w:color="000000"/>
-        </w:rPr>
-        <w:t>EFA (2026-present)</w:t>
-      </w:r>
-    </w:p>
-    <w:p>
-      <w:pPr>
-        <w:autoSpaceDE w:val="0"/>
-        <w:autoSpaceDN w:val="0"/>
-        <w:adjustRightInd w:val="0"/>
-        <w:spacing w:after="80"/>
-        <w:rPr>
-          <w:rFonts w:asciiTheme="majorHAnsi" w:hAnsiTheme="majorHAnsi" w:cstheme="majorHAnsi"/>
-          <w:color w:val="000000"/>
-          <w:sz w:val="20"/>
-          <w:szCs w:val="20"/>
-          <w:u w:color="000000"/>
-        </w:rPr>
-      </w:pPr>
-      <w:r>
-        <w:rPr>
-          <w:rFonts w:asciiTheme="majorHAnsi" w:hAnsiTheme="majorHAnsi" w:cstheme="majorHAnsi"/>
-          <w:color w:val="000000"/>
-          <w:sz w:val="20"/>
-          <w:szCs w:val="20"/>
-          <w:u w:color="000000"/>
-        </w:rPr>
-        <w:t>Financial Intermediation Research Society (2021</w:t>
-      </w:r>
-      <w:r>
-        <w:rPr>
-          <w:rFonts w:asciiTheme="majorHAnsi" w:hAnsiTheme="majorHAnsi" w:cstheme="majorHAnsi"/>
-          <w:color w:val="000000"/>
-          <w:sz w:val="20"/>
-          <w:szCs w:val="20"/>
-          <w:u w:color="000000"/>
-        </w:rPr>
-        <w:t>-2024</w:t>
+        <w:t xml:space="preserve">Dolomites Winter Finance Conference (2019) </w:t>
+      </w:r>
+    </w:p>
+    <w:p>
+      <w:pPr>
+        <w:autoSpaceDE w:val="0"/>
+        <w:autoSpaceDN w:val="0"/>
+        <w:adjustRightInd w:val="0"/>
+        <w:spacing w:after="80"/>
+        <w:rPr>
+          <w:rFonts w:asciiTheme="majorHAnsi" w:hAnsiTheme="majorHAnsi" w:cstheme="majorHAnsi"/>
+          <w:color w:val="000000"/>
+          <w:sz w:val="20"/>
+          <w:szCs w:val="20"/>
+          <w:u w:color="000000"/>
+        </w:rPr>
+      </w:pPr>
+      <w:r>
+        <w:rPr>
+          <w:rFonts w:asciiTheme="majorHAnsi" w:hAnsiTheme="majorHAnsi" w:cstheme="majorHAnsi"/>
+          <w:color w:val="000000"/>
+          <w:sz w:val="20"/>
+          <w:szCs w:val="20"/>
+          <w:u w:color="000000"/>
+        </w:rPr>
+        <w:t xml:space="preserve">Early Career Women in Finance Conference at the WFA (2018) </w:t>
+      </w:r>
+    </w:p>
+    <w:p>
+      <w:pPr>
+        <w:autoSpaceDE w:val="0"/>
+        <w:autoSpaceDN w:val="0"/>
+        <w:adjustRightInd w:val="0"/>
+        <w:spacing w:after="80"/>
+        <w:rPr>
+          <w:rFonts w:asciiTheme="majorHAnsi" w:hAnsiTheme="majorHAnsi" w:cstheme="majorHAnsi"/>
+          <w:color w:val="000000"/>
+          <w:sz w:val="20"/>
+          <w:szCs w:val="20"/>
+          <w:u w:color="000000"/>
+        </w:rPr>
+      </w:pPr>
+      <w:r>
+        <w:rPr>
+          <w:rFonts w:asciiTheme="majorHAnsi" w:hAnsiTheme="majorHAnsi" w:cstheme="majorHAnsi"/>
+          <w:color w:val="000000"/>
+          <w:sz w:val="20"/>
+          <w:szCs w:val="20"/>
+          <w:u w:color="000000"/>
+        </w:rPr>
+        <w:t>ECGI conference on Corporations and COVID-19 (2021)</w:t>
+      </w:r>
+    </w:p>
+    <w:p>
+      <w:pPr>
+        <w:autoSpaceDE w:val="0"/>
+        <w:autoSpaceDN w:val="0"/>
+        <w:adjustRightInd w:val="0"/>
+        <w:spacing w:after="80"/>
+        <w:rPr>
+          <w:rFonts w:asciiTheme="majorHAnsi" w:hAnsiTheme="majorHAnsi" w:cstheme="majorHAnsi"/>
+          <w:color w:val="000000"/>
+          <w:sz w:val="20"/>
+          <w:szCs w:val="20"/>
+          <w:u w:color="000000"/>
+        </w:rPr>
+      </w:pPr>
+      <w:r>
+        <w:rPr>
+          <w:rFonts w:asciiTheme="majorHAnsi" w:hAnsiTheme="majorHAnsi" w:cstheme="majorHAnsi"/>
+          <w:color w:val="000000"/>
+          <w:sz w:val="20"/>
+          <w:szCs w:val="20"/>
+          <w:u w:color="000000"/>
+        </w:rPr>
+        <w:t xml:space="preserve">European Economic Association (EEA) (2019) </w:t>
+      </w:r>
+    </w:p>
+    <w:p>
+      <w:pPr>
+        <w:autoSpaceDE w:val="0"/>
+        <w:autoSpaceDN w:val="0"/>
+        <w:adjustRightInd w:val="0"/>
+        <w:spacing w:after="80"/>
+        <w:rPr>
+          <w:rFonts w:asciiTheme="majorHAnsi" w:hAnsiTheme="majorHAnsi" w:cstheme="majorHAnsi"/>
+          <w:color w:val="000000"/>
+          <w:sz w:val="20"/>
+          <w:szCs w:val="20"/>
+          <w:u w:color="000000"/>
+        </w:rPr>
+      </w:pPr>
+      <w:r>
+        <w:rPr>
+          <w:rFonts w:asciiTheme="majorHAnsi" w:hAnsiTheme="majorHAnsi" w:cstheme="majorHAnsi"/>
+          <w:color w:val="000000"/>
+          <w:sz w:val="20"/>
+          <w:szCs w:val="20"/>
+          <w:u w:color="000000"/>
+        </w:rPr>
+        <w:t xml:space="preserve">European Finance Association (EFA) (2015–present) </w:t>
+      </w:r>
+    </w:p>
+    <w:p>
+      <w:pPr>
+        <w:autoSpaceDE w:val="0"/>
+        <w:autoSpaceDN w:val="0"/>
+        <w:adjustRightInd w:val="0"/>
+        <w:spacing w:after="80"/>
+        <w:rPr>
+          <w:rFonts w:asciiTheme="majorHAnsi" w:hAnsiTheme="majorHAnsi" w:cstheme="majorHAnsi"/>
+          <w:color w:val="000000"/>
+          <w:sz w:val="20"/>
+          <w:szCs w:val="20"/>
+          <w:u w:color="000000"/>
+        </w:rPr>
+      </w:pPr>
+      <w:r>
+        <w:rPr>
+          <w:rFonts w:asciiTheme="majorHAnsi" w:hAnsiTheme="majorHAnsi" w:cstheme="majorHAnsi"/>
+          <w:color w:val="000000"/>
+          <w:sz w:val="20"/>
+          <w:szCs w:val="20"/>
+          <w:u w:color="000000"/>
+        </w:rPr>
+        <w:t xml:space="preserve">Finance Theory Group Imperial (2016) </w:t>
+      </w:r>
+    </w:p>
+    <w:p>
+      <w:pPr>
+        <w:autoSpaceDE w:val="0"/>
+        <w:autoSpaceDN w:val="0"/>
+        <w:adjustRightInd w:val="0"/>
+        <w:spacing w:after="80"/>
+        <w:rPr>
+          <w:rFonts w:asciiTheme="majorHAnsi" w:hAnsiTheme="majorHAnsi" w:cstheme="majorHAnsi"/>
+          <w:color w:val="000000"/>
+          <w:sz w:val="20"/>
+          <w:szCs w:val="20"/>
+          <w:u w:color="000000"/>
+        </w:rPr>
+      </w:pPr>
+      <w:r>
+        <w:rPr>
+          <w:rFonts w:asciiTheme="majorHAnsi" w:hAnsiTheme="majorHAnsi" w:cstheme="majorHAnsi"/>
+          <w:color w:val="000000"/>
+          <w:sz w:val="20"/>
+          <w:szCs w:val="20"/>
+          <w:u w:color="000000"/>
+        </w:rPr>
+        <w:t xml:space="preserve">Financial Intermediation Research Society (FIRS) (2018–present) </w:t>
+      </w:r>
+    </w:p>
+    <w:p>
+      <w:pPr>
+        <w:autoSpaceDE w:val="0"/>
+        <w:autoSpaceDN w:val="0"/>
+        <w:adjustRightInd w:val="0"/>
+        <w:spacing w:after="80"/>
+        <w:rPr>
+          <w:rFonts w:asciiTheme="majorHAnsi" w:hAnsiTheme="majorHAnsi" w:cstheme="majorHAnsi"/>
+          <w:color w:val="000000"/>
+          <w:sz w:val="20"/>
+          <w:szCs w:val="20"/>
+          <w:u w:color="000000"/>
+        </w:rPr>
+      </w:pPr>
+      <w:r>
+        <w:rPr>
+          <w:rFonts w:asciiTheme="majorHAnsi" w:hAnsiTheme="majorHAnsi" w:cstheme="majorHAnsi"/>
+          <w:color w:val="000000"/>
+          <w:sz w:val="20"/>
+          <w:szCs w:val="20"/>
+          <w:u w:color="000000"/>
+        </w:rPr>
+        <w:t xml:space="preserve">Financial Management Association (FMA) (2017 and 2018) </w:t>
+      </w:r>
+    </w:p>
+    <w:p>
+      <w:pPr>
+        <w:autoSpaceDE w:val="0"/>
+        <w:autoSpaceDN w:val="0"/>
+        <w:adjustRightInd w:val="0"/>
+        <w:spacing w:after="80"/>
+        <w:rPr>
+          <w:rFonts w:asciiTheme="majorHAnsi" w:hAnsiTheme="majorHAnsi" w:cstheme="majorHAnsi"/>
+          <w:color w:val="000000"/>
+          <w:sz w:val="20"/>
+          <w:szCs w:val="20"/>
+          <w:u w:color="000000"/>
+        </w:rPr>
+      </w:pPr>
+      <w:r>
+        <w:rPr>
+          <w:rFonts w:asciiTheme="majorHAnsi" w:hAnsiTheme="majorHAnsi" w:cstheme="majorHAnsi"/>
+          <w:color w:val="000000"/>
+          <w:sz w:val="20"/>
+          <w:szCs w:val="20"/>
+          <w:u w:color="000000"/>
+        </w:rPr>
+        <w:t>Financial Research Association (FRA) (2018–202</w:t>
+      </w:r>
+      <w:r>
+        <w:rPr>
+          <w:rFonts w:asciiTheme="majorHAnsi" w:hAnsiTheme="majorHAnsi" w:cstheme="majorHAnsi"/>
+          <w:color w:val="000000"/>
+          <w:sz w:val="20"/>
+          <w:szCs w:val="20"/>
+          <w:u w:color="000000"/>
+        </w:rPr>
+        <w:t>3</w:t>
+      </w:r>
+      <w:r>
+        <w:rPr>
+          <w:rFonts w:asciiTheme="majorHAnsi" w:hAnsiTheme="majorHAnsi" w:cstheme="majorHAnsi"/>
+          <w:color w:val="000000"/>
+          <w:sz w:val="20"/>
+          <w:szCs w:val="20"/>
+          <w:u w:color="000000"/>
+        </w:rPr>
+        <w:t xml:space="preserve">) </w:t>
+      </w:r>
+    </w:p>
+    <w:p>
+      <w:pPr>
+        <w:autoSpaceDE w:val="0"/>
+        <w:autoSpaceDN w:val="0"/>
+        <w:adjustRightInd w:val="0"/>
+        <w:spacing w:after="80"/>
+        <w:rPr>
+          <w:rFonts w:asciiTheme="majorHAnsi" w:hAnsiTheme="majorHAnsi" w:cstheme="majorHAnsi"/>
+          <w:color w:val="000000"/>
+          <w:sz w:val="20"/>
+          <w:szCs w:val="20"/>
+          <w:u w:color="000000"/>
+        </w:rPr>
+      </w:pPr>
+      <w:r>
+        <w:rPr>
+          <w:rFonts w:asciiTheme="majorHAnsi" w:hAnsiTheme="majorHAnsi" w:cstheme="majorHAnsi"/>
+          <w:color w:val="000000"/>
+          <w:sz w:val="20"/>
+          <w:szCs w:val="20"/>
+          <w:u w:color="000000"/>
+        </w:rPr>
+        <w:t>JCF Bocconi Conference (2025)</w:t>
+      </w:r>
+    </w:p>
+    <w:p>
+      <w:pPr>
+        <w:autoSpaceDE w:val="0"/>
+        <w:autoSpaceDN w:val="0"/>
+        <w:adjustRightInd w:val="0"/>
+        <w:spacing w:after="80"/>
+        <w:rPr>
+          <w:rFonts w:asciiTheme="majorHAnsi" w:hAnsiTheme="majorHAnsi" w:cstheme="majorHAnsi"/>
+          <w:color w:val="000000"/>
+          <w:sz w:val="20"/>
+          <w:szCs w:val="20"/>
+          <w:u w:color="000000"/>
+        </w:rPr>
+      </w:pPr>
+      <w:r>
+        <w:rPr>
+          <w:rFonts w:asciiTheme="majorHAnsi" w:hAnsiTheme="majorHAnsi" w:cstheme="majorHAnsi"/>
+          <w:color w:val="000000"/>
+          <w:sz w:val="20"/>
+          <w:szCs w:val="20"/>
+          <w:u w:color="000000"/>
+        </w:rPr>
+        <w:t xml:space="preserve">Midwest Finance Association (2020) </w:t>
+      </w:r>
+    </w:p>
+    <w:p>
+      <w:pPr>
+        <w:autoSpaceDE w:val="0"/>
+        <w:autoSpaceDN w:val="0"/>
+        <w:adjustRightInd w:val="0"/>
+        <w:spacing w:after="80"/>
+        <w:rPr>
+          <w:rFonts w:asciiTheme="majorHAnsi" w:hAnsiTheme="majorHAnsi" w:cstheme="majorHAnsi"/>
+          <w:color w:val="000000"/>
+          <w:sz w:val="20"/>
+          <w:szCs w:val="20"/>
+          <w:u w:color="000000"/>
+        </w:rPr>
+      </w:pPr>
+      <w:r>
+        <w:rPr>
+          <w:rFonts w:asciiTheme="majorHAnsi" w:hAnsiTheme="majorHAnsi" w:cstheme="majorHAnsi"/>
+          <w:color w:val="000000"/>
+          <w:sz w:val="20"/>
+          <w:szCs w:val="20"/>
+          <w:u w:color="000000"/>
+        </w:rPr>
+        <w:t xml:space="preserve">31st Mitsui Finance Symposium on Banking </w:t>
+      </w:r>
+    </w:p>
+    <w:p>
+      <w:pPr>
+        <w:autoSpaceDE w:val="0"/>
+        <w:autoSpaceDN w:val="0"/>
+        <w:adjustRightInd w:val="0"/>
+        <w:spacing w:after="80"/>
+        <w:rPr>
+          <w:rFonts w:asciiTheme="majorHAnsi" w:hAnsiTheme="majorHAnsi" w:cstheme="majorHAnsi"/>
+          <w:color w:val="000000"/>
+          <w:sz w:val="20"/>
+          <w:szCs w:val="20"/>
+          <w:u w:color="000000"/>
+        </w:rPr>
+      </w:pPr>
+      <w:r>
+        <w:rPr>
+          <w:rFonts w:asciiTheme="majorHAnsi" w:hAnsiTheme="majorHAnsi" w:cstheme="majorHAnsi"/>
+          <w:color w:val="000000"/>
+          <w:sz w:val="20"/>
+          <w:szCs w:val="20"/>
+          <w:u w:color="000000"/>
+        </w:rPr>
+        <w:t xml:space="preserve">Olin Corporate Finance Conference (2014–present) </w:t>
+      </w:r>
+    </w:p>
+    <w:p>
+      <w:pPr>
+        <w:autoSpaceDE w:val="0"/>
+        <w:autoSpaceDN w:val="0"/>
+        <w:adjustRightInd w:val="0"/>
+        <w:spacing w:after="80"/>
+        <w:rPr>
+          <w:rFonts w:asciiTheme="majorHAnsi" w:hAnsiTheme="majorHAnsi" w:cstheme="majorHAnsi"/>
+          <w:color w:val="000000"/>
+          <w:sz w:val="20"/>
+          <w:szCs w:val="20"/>
+          <w:u w:color="000000"/>
+        </w:rPr>
+      </w:pPr>
+      <w:r>
+        <w:rPr>
+          <w:rFonts w:asciiTheme="majorHAnsi" w:hAnsiTheme="majorHAnsi" w:cstheme="majorHAnsi"/>
+          <w:color w:val="000000"/>
+          <w:sz w:val="20"/>
+          <w:szCs w:val="20"/>
+          <w:u w:color="000000"/>
+        </w:rPr>
+        <w:t>New York Fed-ECB NBFI Conference (2026-present)</w:t>
+      </w:r>
+    </w:p>
+    <w:p>
+      <w:pPr>
+        <w:autoSpaceDE w:val="0"/>
+        <w:autoSpaceDN w:val="0"/>
+        <w:adjustRightInd w:val="0"/>
+        <w:spacing w:after="80"/>
+        <w:rPr>
+          <w:rFonts w:asciiTheme="majorHAnsi" w:hAnsiTheme="majorHAnsi" w:cstheme="majorHAnsi"/>
+          <w:color w:val="000000"/>
+          <w:sz w:val="20"/>
+          <w:szCs w:val="20"/>
+          <w:u w:color="000000"/>
+        </w:rPr>
+      </w:pPr>
+      <w:r>
+        <w:rPr>
+          <w:rFonts w:asciiTheme="majorHAnsi" w:hAnsiTheme="majorHAnsi" w:cstheme="majorHAnsi"/>
+          <w:color w:val="000000"/>
+          <w:sz w:val="20"/>
+          <w:szCs w:val="20"/>
+          <w:u w:color="000000"/>
+        </w:rPr>
+        <w:t xml:space="preserve">New York Fed/NYU Stern Financial Intermediation conference </w:t>
+      </w:r>
+      <w:r>
+        <w:rPr>
+          <w:rFonts w:asciiTheme="majorHAnsi" w:hAnsiTheme="majorHAnsi" w:cstheme="majorHAnsi"/>
+          <w:color w:val="000000"/>
+          <w:sz w:val="20"/>
+          <w:szCs w:val="20"/>
+          <w:u w:color="000000"/>
+        </w:rPr>
+        <w:t>(20</w:t>
+      </w:r>
+      <w:r>
+        <w:rPr>
+          <w:rFonts w:asciiTheme="majorHAnsi" w:hAnsiTheme="majorHAnsi" w:cstheme="majorHAnsi"/>
+          <w:color w:val="000000"/>
+          <w:sz w:val="20"/>
+          <w:szCs w:val="20"/>
+          <w:u w:color="000000"/>
+        </w:rPr>
+        <w:t>19</w:t>
+      </w:r>
+      <w:r>
+        <w:rPr>
+          <w:rFonts w:asciiTheme="majorHAnsi" w:hAnsiTheme="majorHAnsi" w:cstheme="majorHAnsi"/>
+          <w:color w:val="000000"/>
+          <w:sz w:val="20"/>
+          <w:szCs w:val="20"/>
+          <w:u w:color="000000"/>
+        </w:rPr>
+        <w:t>-present)</w:t>
+      </w:r>
+    </w:p>
+    <w:p>
+      <w:pPr>
+        <w:autoSpaceDE w:val="0"/>
+        <w:autoSpaceDN w:val="0"/>
+        <w:adjustRightInd w:val="0"/>
+        <w:spacing w:after="80"/>
+        <w:rPr>
+          <w:rFonts w:asciiTheme="majorHAnsi" w:hAnsiTheme="majorHAnsi" w:cstheme="majorHAnsi"/>
+          <w:color w:val="000000"/>
+          <w:sz w:val="20"/>
+          <w:szCs w:val="20"/>
+          <w:u w:color="000000"/>
+        </w:rPr>
+      </w:pPr>
+      <w:r>
+        <w:rPr>
+          <w:rFonts w:asciiTheme="majorHAnsi" w:hAnsiTheme="majorHAnsi" w:cstheme="majorHAnsi"/>
+          <w:color w:val="000000"/>
+          <w:sz w:val="20"/>
+          <w:szCs w:val="20"/>
+          <w:u w:color="000000"/>
+        </w:rPr>
+        <w:t>RCFS/RAPS Europe Conference</w:t>
+      </w:r>
+      <w:r>
+        <w:rPr>
+          <w:rFonts w:asciiTheme="majorHAnsi" w:hAnsiTheme="majorHAnsi" w:cstheme="majorHAnsi"/>
+          <w:color w:val="000000"/>
+          <w:sz w:val="20"/>
+          <w:szCs w:val="20"/>
+          <w:u w:color="000000"/>
+        </w:rPr>
+        <w:t xml:space="preserve"> (2025)</w:t>
+      </w:r>
+    </w:p>
+    <w:p>
+      <w:pPr>
+        <w:autoSpaceDE w:val="0"/>
+        <w:autoSpaceDN w:val="0"/>
+        <w:adjustRightInd w:val="0"/>
+        <w:spacing w:after="80"/>
+        <w:rPr>
+          <w:rFonts w:asciiTheme="majorHAnsi" w:hAnsiTheme="majorHAnsi" w:cstheme="majorHAnsi"/>
+          <w:color w:val="000000"/>
+          <w:sz w:val="20"/>
+          <w:szCs w:val="20"/>
+          <w:u w:color="000000"/>
+        </w:rPr>
+      </w:pPr>
+      <w:r>
+        <w:rPr>
+          <w:rFonts w:asciiTheme="majorHAnsi" w:hAnsiTheme="majorHAnsi" w:cstheme="majorHAnsi"/>
+          <w:color w:val="000000"/>
+          <w:sz w:val="20"/>
+          <w:szCs w:val="20"/>
+          <w:u w:color="000000"/>
+        </w:rPr>
+        <w:t>Review of Corporate Finance Studies (</w:t>
+      </w:r>
+      <w:r>
+        <w:rPr>
+          <w:rFonts w:asciiTheme="majorHAnsi" w:hAnsiTheme="majorHAnsi" w:cstheme="majorHAnsi"/>
+          <w:color w:val="000000"/>
+          <w:sz w:val="20"/>
+          <w:szCs w:val="20"/>
+          <w:u w:color="000000"/>
+        </w:rPr>
+        <w:t>RCFS</w:t>
       </w:r>
       <w:r>
         <w:rPr>
@@ -12097,50 +13382,25 @@
         </w:rPr>
         <w:t>)</w:t>
       </w:r>
-    </w:p>
-    <w:p>
-      <w:pPr>
-        <w:autoSpaceDE w:val="0"/>
-        <w:autoSpaceDN w:val="0"/>
-        <w:adjustRightInd w:val="0"/>
-        <w:spacing w:after="80"/>
-        <w:rPr>
-          <w:rFonts w:asciiTheme="majorHAnsi" w:hAnsiTheme="majorHAnsi" w:cstheme="majorHAnsi"/>
-          <w:color w:val="000000"/>
-          <w:sz w:val="20"/>
-          <w:szCs w:val="20"/>
-          <w:u w:color="000000"/>
-        </w:rPr>
-      </w:pPr>
-      <w:r>
-        <w:rPr>
-          <w:rFonts w:asciiTheme="majorHAnsi" w:hAnsiTheme="majorHAnsi" w:cstheme="majorHAnsi"/>
-          <w:color w:val="000000"/>
-          <w:sz w:val="20"/>
-          <w:szCs w:val="20"/>
-          <w:u w:color="000000"/>
-        </w:rPr>
-        <w:t>Finance Theory Group (202</w:t>
-      </w:r>
-      <w:r>
-        <w:rPr>
-          <w:rFonts w:asciiTheme="majorHAnsi" w:hAnsiTheme="majorHAnsi" w:cstheme="majorHAnsi"/>
-          <w:color w:val="000000"/>
-          <w:sz w:val="20"/>
-          <w:szCs w:val="20"/>
-          <w:u w:color="000000"/>
-        </w:rPr>
-        <w:t>0</w:t>
-      </w:r>
-      <w:r>
-        <w:rPr>
-          <w:rFonts w:asciiTheme="majorHAnsi" w:hAnsiTheme="majorHAnsi" w:cstheme="majorHAnsi"/>
-          <w:color w:val="000000"/>
-          <w:sz w:val="20"/>
-          <w:szCs w:val="20"/>
-          <w:u w:color="000000"/>
-        </w:rPr>
-        <w:t>-2023</w:t>
+      <w:r>
+        <w:rPr>
+          <w:rFonts w:asciiTheme="majorHAnsi" w:hAnsiTheme="majorHAnsi" w:cstheme="majorHAnsi"/>
+          <w:color w:val="000000"/>
+          <w:sz w:val="20"/>
+          <w:szCs w:val="20"/>
+          <w:u w:color="000000"/>
+        </w:rPr>
+        <w:t xml:space="preserve"> Winter Conference (2021</w:t>
+      </w:r>
+      <w:r>
+        <w:rPr>
+          <w:rFonts w:asciiTheme="majorHAnsi" w:hAnsiTheme="majorHAnsi" w:cstheme="majorHAnsi"/>
+          <w:color w:val="000000"/>
+          <w:sz w:val="20"/>
+          <w:szCs w:val="20"/>
+          <w:u w:color="000000"/>
+        </w:rPr>
+        <w:t>-present</w:t>
       </w:r>
       <w:r>
         <w:rPr>
@@ -12175,136 +13435,42 @@
           <w:szCs w:val="20"/>
           <w:u w:color="000000"/>
         </w:rPr>
-        <w:t>Macro Finance Society (since 2021)</w:t>
-      </w:r>
-    </w:p>
-    <w:p>
-      <w:pPr>
-        <w:autoSpaceDE w:val="0"/>
-        <w:autoSpaceDN w:val="0"/>
-        <w:adjustRightInd w:val="0"/>
-        <w:spacing w:after="80"/>
-        <w:rPr>
-          <w:rFonts w:asciiTheme="majorHAnsi" w:hAnsiTheme="majorHAnsi" w:cstheme="majorHAnsi"/>
-          <w:color w:val="000000"/>
-          <w:sz w:val="20"/>
-          <w:szCs w:val="20"/>
-          <w:u w:color="000000"/>
-        </w:rPr>
-      </w:pPr>
-    </w:p>
-    <w:p>
-      <w:pPr>
-        <w:autoSpaceDE w:val="0"/>
-        <w:autoSpaceDN w:val="0"/>
-        <w:adjustRightInd w:val="0"/>
-        <w:spacing w:after="80"/>
-        <w:rPr>
-          <w:rFonts w:asciiTheme="majorHAnsi" w:hAnsiTheme="majorHAnsi" w:cstheme="majorHAnsi"/>
-          <w:b/>
-          <w:bCs/>
-          <w:color w:val="000000"/>
-          <w:sz w:val="20"/>
-          <w:szCs w:val="20"/>
-          <w:u w:color="000000"/>
-        </w:rPr>
-      </w:pPr>
-      <w:r>
-        <w:rPr>
-          <w:rFonts w:asciiTheme="majorHAnsi" w:hAnsiTheme="majorHAnsi" w:cstheme="majorHAnsi"/>
-          <w:b/>
-          <w:bCs/>
-          <w:color w:val="000000"/>
-          <w:sz w:val="20"/>
-          <w:szCs w:val="20"/>
-          <w:u w:color="000000"/>
-        </w:rPr>
-        <w:t>PANELS</w:t>
-      </w:r>
-    </w:p>
-    <w:p>
-      <w:pPr>
-        <w:autoSpaceDE w:val="0"/>
-        <w:autoSpaceDN w:val="0"/>
-        <w:adjustRightInd w:val="0"/>
-        <w:spacing w:after="80"/>
-        <w:rPr>
-          <w:rFonts w:asciiTheme="majorHAnsi" w:hAnsiTheme="majorHAnsi" w:cstheme="majorHAnsi"/>
-          <w:color w:val="000000"/>
-          <w:sz w:val="20"/>
-          <w:szCs w:val="20"/>
-          <w:u w:color="000000"/>
-        </w:rPr>
-      </w:pPr>
-      <w:r>
-        <w:rPr>
-          <w:rFonts w:asciiTheme="majorHAnsi" w:hAnsiTheme="majorHAnsi" w:cstheme="majorHAnsi"/>
-          <w:color w:val="000000"/>
-          <w:sz w:val="20"/>
-          <w:szCs w:val="20"/>
-          <w:u w:color="000000"/>
-        </w:rPr>
-        <w:t>FMA Women’s Networking Luncheon (2026)</w:t>
-      </w:r>
-    </w:p>
-    <w:p>
-      <w:pPr>
-        <w:autoSpaceDE w:val="0"/>
-        <w:autoSpaceDN w:val="0"/>
-        <w:adjustRightInd w:val="0"/>
-        <w:spacing w:after="80"/>
-        <w:rPr>
-          <w:rFonts w:asciiTheme="majorHAnsi" w:hAnsiTheme="majorHAnsi" w:cstheme="majorHAnsi"/>
-          <w:color w:val="000000"/>
-          <w:sz w:val="20"/>
-          <w:szCs w:val="20"/>
-          <w:u w:color="000000"/>
-        </w:rPr>
-      </w:pPr>
-      <w:r>
-        <w:rPr>
-          <w:rFonts w:asciiTheme="majorHAnsi" w:hAnsiTheme="majorHAnsi" w:cstheme="majorHAnsi"/>
-          <w:color w:val="000000"/>
-          <w:sz w:val="20"/>
-          <w:szCs w:val="20"/>
-          <w:u w:color="000000"/>
-        </w:rPr>
-        <w:t>WAPFIN at Stern (2025)</w:t>
-      </w:r>
-    </w:p>
-    <w:p>
-      <w:pPr>
-        <w:autoSpaceDE w:val="0"/>
-        <w:autoSpaceDN w:val="0"/>
-        <w:adjustRightInd w:val="0"/>
-        <w:spacing w:after="80"/>
-        <w:rPr>
-          <w:rFonts w:asciiTheme="majorHAnsi" w:hAnsiTheme="majorHAnsi" w:cstheme="majorHAnsi"/>
-          <w:color w:val="000000"/>
-          <w:sz w:val="20"/>
-          <w:szCs w:val="20"/>
-          <w:u w:color="000000"/>
-        </w:rPr>
-      </w:pPr>
-      <w:r>
-        <w:rPr>
-          <w:rFonts w:asciiTheme="majorHAnsi" w:hAnsiTheme="majorHAnsi" w:cstheme="majorHAnsi"/>
-          <w:color w:val="000000"/>
-          <w:sz w:val="20"/>
-          <w:szCs w:val="20"/>
-          <w:u w:color="000000"/>
-        </w:rPr>
-        <w:t>Early Career Women in Finance Conference at the WFA (</w:t>
-      </w:r>
-      <w:r>
-        <w:rPr>
-          <w:rFonts w:asciiTheme="majorHAnsi" w:hAnsiTheme="majorHAnsi" w:cstheme="majorHAnsi"/>
-          <w:color w:val="000000"/>
-          <w:sz w:val="20"/>
-          <w:szCs w:val="20"/>
-          <w:u w:color="000000"/>
-        </w:rPr>
-        <w:t>2025</w:t>
+        <w:t xml:space="preserve">Society for Economic Dynamics (SED) (2018 and 2019) </w:t>
+      </w:r>
+    </w:p>
+    <w:p>
+      <w:pPr>
+        <w:autoSpaceDE w:val="0"/>
+        <w:autoSpaceDN w:val="0"/>
+        <w:adjustRightInd w:val="0"/>
+        <w:spacing w:after="80"/>
+        <w:rPr>
+          <w:rFonts w:asciiTheme="majorHAnsi" w:hAnsiTheme="majorHAnsi" w:cstheme="majorHAnsi"/>
+          <w:color w:val="000000"/>
+          <w:sz w:val="20"/>
+          <w:szCs w:val="20"/>
+          <w:u w:color="000000"/>
+        </w:rPr>
+      </w:pPr>
+      <w:r>
+        <w:rPr>
+          <w:rFonts w:asciiTheme="majorHAnsi" w:hAnsiTheme="majorHAnsi" w:cstheme="majorHAnsi"/>
+          <w:color w:val="000000"/>
+          <w:sz w:val="20"/>
+          <w:szCs w:val="20"/>
+          <w:u w:color="000000"/>
+        </w:rPr>
+        <w:t>Society for Financial Studies (SFS) (2020</w:t>
+      </w:r>
+      <w:r>
+        <w:rPr>
+          <w:rFonts w:asciiTheme="majorHAnsi" w:hAnsiTheme="majorHAnsi" w:cstheme="majorHAnsi"/>
+          <w:color w:val="000000"/>
+          <w:sz w:val="20"/>
+          <w:szCs w:val="20"/>
+          <w:u w:color="000000"/>
+        </w:rPr>
+        <w:t>-present</w:t>
       </w:r>
       <w:r>
         <w:rPr>
@@ -12339,295 +13505,42 @@
           <w:szCs w:val="20"/>
           <w:u w:color="000000"/>
         </w:rPr>
-        <w:t>JCF-Bocconi Conference; panel on Collateralizing Intangible Assets</w:t>
-      </w:r>
-      <w:r>
-        <w:rPr>
-          <w:rFonts w:asciiTheme="majorHAnsi" w:hAnsiTheme="majorHAnsi" w:cstheme="majorHAnsi"/>
-          <w:color w:val="000000"/>
-          <w:sz w:val="20"/>
-          <w:szCs w:val="20"/>
-          <w:u w:color="000000"/>
-        </w:rPr>
-        <w:t xml:space="preserve"> (2025)</w:t>
-      </w:r>
-    </w:p>
-    <w:p>
-      <w:pPr>
-        <w:autoSpaceDE w:val="0"/>
-        <w:autoSpaceDN w:val="0"/>
-        <w:adjustRightInd w:val="0"/>
-        <w:spacing w:after="80"/>
-        <w:rPr>
-          <w:rFonts w:asciiTheme="majorHAnsi" w:hAnsiTheme="majorHAnsi" w:cstheme="majorHAnsi"/>
-          <w:b/>
-          <w:bCs/>
-          <w:color w:val="000000"/>
-          <w:sz w:val="20"/>
-          <w:szCs w:val="20"/>
-          <w:u w:color="000000"/>
-        </w:rPr>
-      </w:pPr>
-    </w:p>
-    <w:p>
-      <w:pPr>
-        <w:autoSpaceDE w:val="0"/>
-        <w:autoSpaceDN w:val="0"/>
-        <w:adjustRightInd w:val="0"/>
-        <w:spacing w:after="80"/>
-        <w:rPr>
-          <w:rFonts w:asciiTheme="majorHAnsi" w:hAnsiTheme="majorHAnsi" w:cstheme="majorHAnsi"/>
-          <w:b/>
-          <w:bCs/>
-          <w:color w:val="000000"/>
-          <w:sz w:val="20"/>
-          <w:szCs w:val="20"/>
-          <w:u w:color="000000"/>
-        </w:rPr>
-      </w:pPr>
-      <w:r>
-        <w:rPr>
-          <w:rFonts w:asciiTheme="majorHAnsi" w:hAnsiTheme="majorHAnsi" w:cstheme="majorHAnsi"/>
-          <w:b/>
-          <w:bCs/>
-          <w:color w:val="000000"/>
-          <w:sz w:val="20"/>
-          <w:szCs w:val="20"/>
-          <w:u w:color="000000"/>
-        </w:rPr>
-        <w:t>CONFERENCE/SESSION ORGANIZER</w:t>
-      </w:r>
-    </w:p>
-    <w:p>
-      <w:pPr>
-        <w:autoSpaceDE w:val="0"/>
-        <w:autoSpaceDN w:val="0"/>
-        <w:adjustRightInd w:val="0"/>
-        <w:spacing w:after="80"/>
-        <w:rPr>
-          <w:rFonts w:asciiTheme="majorHAnsi" w:hAnsiTheme="majorHAnsi" w:cstheme="majorHAnsi"/>
-          <w:color w:val="000000"/>
-          <w:sz w:val="20"/>
-          <w:szCs w:val="20"/>
-          <w:u w:color="000000"/>
-        </w:rPr>
-      </w:pPr>
-      <w:r>
-        <w:rPr>
-          <w:rFonts w:asciiTheme="majorHAnsi" w:hAnsiTheme="majorHAnsi" w:cstheme="majorHAnsi"/>
-          <w:color w:val="000000"/>
-          <w:sz w:val="20"/>
-          <w:szCs w:val="20"/>
-          <w:u w:color="000000"/>
-        </w:rPr>
-        <w:t xml:space="preserve">Early Career Women in Finance Conference at the WFA (2018) </w:t>
-      </w:r>
-    </w:p>
-    <w:p>
-      <w:pPr>
-        <w:autoSpaceDE w:val="0"/>
-        <w:autoSpaceDN w:val="0"/>
-        <w:adjustRightInd w:val="0"/>
-        <w:spacing w:after="80"/>
-        <w:rPr>
-          <w:rFonts w:asciiTheme="majorHAnsi" w:hAnsiTheme="majorHAnsi" w:cstheme="majorHAnsi"/>
-          <w:color w:val="000000"/>
-          <w:sz w:val="20"/>
-          <w:szCs w:val="20"/>
-          <w:u w:color="000000"/>
-        </w:rPr>
-      </w:pPr>
-      <w:r>
-        <w:rPr>
-          <w:rFonts w:asciiTheme="majorHAnsi" w:hAnsiTheme="majorHAnsi" w:cstheme="majorHAnsi"/>
-          <w:color w:val="000000"/>
-          <w:sz w:val="20"/>
-          <w:szCs w:val="20"/>
-          <w:u w:color="000000"/>
-        </w:rPr>
-        <w:t xml:space="preserve">European Finance Association (2020) </w:t>
-      </w:r>
-    </w:p>
-    <w:p>
-      <w:pPr>
-        <w:autoSpaceDE w:val="0"/>
-        <w:autoSpaceDN w:val="0"/>
-        <w:adjustRightInd w:val="0"/>
-        <w:spacing w:after="80"/>
-        <w:rPr>
-          <w:rFonts w:asciiTheme="majorHAnsi" w:hAnsiTheme="majorHAnsi" w:cstheme="majorHAnsi"/>
-          <w:color w:val="000000"/>
-          <w:sz w:val="20"/>
-          <w:szCs w:val="20"/>
-          <w:u w:color="000000"/>
-        </w:rPr>
-      </w:pPr>
-      <w:r>
-        <w:rPr>
-          <w:rFonts w:asciiTheme="majorHAnsi" w:hAnsiTheme="majorHAnsi" w:cstheme="majorHAnsi"/>
-          <w:color w:val="000000"/>
-          <w:sz w:val="20"/>
-          <w:szCs w:val="20"/>
-          <w:u w:color="000000"/>
-        </w:rPr>
-        <w:t>IFEA Annual Conference (2024-present)</w:t>
-      </w:r>
-    </w:p>
-    <w:p>
-      <w:pPr>
-        <w:autoSpaceDE w:val="0"/>
-        <w:autoSpaceDN w:val="0"/>
-        <w:adjustRightInd w:val="0"/>
-        <w:spacing w:after="80"/>
-        <w:rPr>
-          <w:rFonts w:asciiTheme="majorHAnsi" w:hAnsiTheme="majorHAnsi" w:cstheme="majorHAnsi"/>
-          <w:color w:val="000000"/>
-          <w:sz w:val="20"/>
-          <w:szCs w:val="20"/>
-          <w:u w:color="000000"/>
-        </w:rPr>
-      </w:pPr>
-      <w:r>
-        <w:rPr>
-          <w:rFonts w:asciiTheme="majorHAnsi" w:hAnsiTheme="majorHAnsi" w:cstheme="majorHAnsi"/>
-          <w:color w:val="000000"/>
-          <w:sz w:val="20"/>
-          <w:szCs w:val="20"/>
-          <w:u w:color="000000"/>
-        </w:rPr>
-        <w:t xml:space="preserve">Olin Corporate Finance Conference (2013–2016) </w:t>
-      </w:r>
-    </w:p>
-    <w:p>
-      <w:pPr>
-        <w:autoSpaceDE w:val="0"/>
-        <w:autoSpaceDN w:val="0"/>
-        <w:adjustRightInd w:val="0"/>
-        <w:spacing w:after="80"/>
-        <w:rPr>
-          <w:rFonts w:asciiTheme="majorHAnsi" w:hAnsiTheme="majorHAnsi" w:cstheme="majorHAnsi"/>
-          <w:color w:val="000000"/>
-          <w:sz w:val="20"/>
-          <w:szCs w:val="20"/>
-          <w:u w:color="000000"/>
-        </w:rPr>
-      </w:pPr>
-      <w:r>
-        <w:rPr>
-          <w:rFonts w:asciiTheme="majorHAnsi" w:hAnsiTheme="majorHAnsi" w:cstheme="majorHAnsi"/>
-          <w:color w:val="000000"/>
-          <w:sz w:val="20"/>
-          <w:szCs w:val="20"/>
-          <w:u w:color="000000"/>
-        </w:rPr>
-        <w:t xml:space="preserve">New Topics in Banking Conference (co-organized with Tano Santos at Columbia University) (2019) </w:t>
-      </w:r>
-    </w:p>
-    <w:p>
-      <w:pPr>
-        <w:autoSpaceDE w:val="0"/>
-        <w:autoSpaceDN w:val="0"/>
-        <w:adjustRightInd w:val="0"/>
-        <w:spacing w:after="80"/>
-        <w:rPr>
-          <w:rFonts w:asciiTheme="majorHAnsi" w:hAnsiTheme="majorHAnsi" w:cstheme="majorHAnsi"/>
-          <w:color w:val="000000"/>
-          <w:sz w:val="20"/>
-          <w:szCs w:val="20"/>
-          <w:u w:color="000000"/>
-        </w:rPr>
-      </w:pPr>
-      <w:r>
-        <w:rPr>
-          <w:rFonts w:asciiTheme="majorHAnsi" w:hAnsiTheme="majorHAnsi" w:cstheme="majorHAnsi"/>
-          <w:color w:val="000000"/>
-          <w:sz w:val="20"/>
-          <w:szCs w:val="20"/>
-          <w:u w:color="000000"/>
-        </w:rPr>
-        <w:t xml:space="preserve">Theory session at CEPR </w:t>
-      </w:r>
-      <w:proofErr w:type="spellStart"/>
-      <w:r>
-        <w:rPr>
-          <w:rFonts w:asciiTheme="majorHAnsi" w:hAnsiTheme="majorHAnsi" w:cstheme="majorHAnsi"/>
-          <w:color w:val="000000"/>
-          <w:sz w:val="20"/>
-          <w:szCs w:val="20"/>
-          <w:u w:color="000000"/>
-        </w:rPr>
-        <w:t>Gerzensee</w:t>
-      </w:r>
-      <w:proofErr w:type="spellEnd"/>
-      <w:r>
-        <w:rPr>
-          <w:rFonts w:asciiTheme="majorHAnsi" w:hAnsiTheme="majorHAnsi" w:cstheme="majorHAnsi"/>
-          <w:color w:val="000000"/>
-          <w:sz w:val="20"/>
-          <w:szCs w:val="20"/>
-          <w:u w:color="000000"/>
-        </w:rPr>
-        <w:t xml:space="preserve"> (2019) </w:t>
-      </w:r>
-    </w:p>
-    <w:p>
-      <w:pPr>
-        <w:autoSpaceDE w:val="0"/>
-        <w:autoSpaceDN w:val="0"/>
-        <w:adjustRightInd w:val="0"/>
-        <w:spacing w:after="80"/>
-        <w:rPr>
-          <w:rFonts w:asciiTheme="majorHAnsi" w:hAnsiTheme="majorHAnsi" w:cstheme="majorHAnsi"/>
-          <w:color w:val="000000"/>
-          <w:sz w:val="20"/>
-          <w:szCs w:val="20"/>
-          <w:u w:color="000000"/>
-        </w:rPr>
-      </w:pPr>
-      <w:r>
-        <w:rPr>
-          <w:rFonts w:asciiTheme="majorHAnsi" w:hAnsiTheme="majorHAnsi" w:cstheme="majorHAnsi"/>
-          <w:color w:val="000000"/>
-          <w:sz w:val="20"/>
-          <w:szCs w:val="20"/>
-          <w:u w:color="000000"/>
-        </w:rPr>
-        <w:t xml:space="preserve">Session at the Society for Economic Dynamics (SED) (2018 and 2019) </w:t>
-      </w:r>
-    </w:p>
-    <w:p>
-      <w:pPr>
-        <w:autoSpaceDE w:val="0"/>
-        <w:autoSpaceDN w:val="0"/>
-        <w:adjustRightInd w:val="0"/>
-        <w:spacing w:after="80"/>
-        <w:rPr>
-          <w:rFonts w:asciiTheme="majorHAnsi" w:hAnsiTheme="majorHAnsi" w:cstheme="majorHAnsi"/>
-          <w:color w:val="000000"/>
-          <w:sz w:val="20"/>
-          <w:szCs w:val="20"/>
-          <w:u w:color="000000"/>
-        </w:rPr>
-      </w:pPr>
-      <w:r>
-        <w:rPr>
-          <w:rFonts w:asciiTheme="majorHAnsi" w:hAnsiTheme="majorHAnsi" w:cstheme="majorHAnsi"/>
-          <w:color w:val="000000"/>
-          <w:sz w:val="20"/>
-          <w:szCs w:val="20"/>
-          <w:u w:color="000000"/>
-        </w:rPr>
-        <w:t>Secured Debt (co-organized with Martin Oehmke and Enrico Perotti at the LSE) (202</w:t>
-      </w:r>
-      <w:r>
-        <w:rPr>
-          <w:rFonts w:asciiTheme="majorHAnsi" w:hAnsiTheme="majorHAnsi" w:cstheme="majorHAnsi"/>
-          <w:color w:val="000000"/>
-          <w:sz w:val="20"/>
-          <w:szCs w:val="20"/>
-          <w:u w:color="000000"/>
-        </w:rPr>
-        <w:t>2</w:t>
+        <w:t>Utah Winter Finance Conference (2021-present)</w:t>
+      </w:r>
+    </w:p>
+    <w:p>
+      <w:pPr>
+        <w:autoSpaceDE w:val="0"/>
+        <w:autoSpaceDN w:val="0"/>
+        <w:adjustRightInd w:val="0"/>
+        <w:spacing w:after="80"/>
+        <w:rPr>
+          <w:rFonts w:asciiTheme="majorHAnsi" w:hAnsiTheme="majorHAnsi" w:cstheme="majorHAnsi"/>
+          <w:color w:val="000000"/>
+          <w:sz w:val="20"/>
+          <w:szCs w:val="20"/>
+          <w:u w:color="000000"/>
+        </w:rPr>
+      </w:pPr>
+      <w:r>
+        <w:rPr>
+          <w:rFonts w:asciiTheme="majorHAnsi" w:hAnsiTheme="majorHAnsi" w:cstheme="majorHAnsi"/>
+          <w:color w:val="000000"/>
+          <w:sz w:val="20"/>
+          <w:szCs w:val="20"/>
+          <w:u w:color="000000"/>
+        </w:rPr>
+        <w:t>Western Finance Association (WFA) (2020</w:t>
+      </w:r>
+      <w:r>
+        <w:rPr>
+          <w:rFonts w:asciiTheme="majorHAnsi" w:hAnsiTheme="majorHAnsi" w:cstheme="majorHAnsi"/>
+          <w:color w:val="000000"/>
+          <w:sz w:val="20"/>
+          <w:szCs w:val="20"/>
+          <w:u w:color="000000"/>
+        </w:rPr>
+        <w:t>-present</w:t>
       </w:r>
       <w:r>
         <w:rPr>
@@ -12648,160 +13561,470 @@
         <w:spacing w:after="80"/>
         <w:rPr>
           <w:rFonts w:asciiTheme="majorHAnsi" w:hAnsiTheme="majorHAnsi" w:cstheme="majorHAnsi"/>
-          <w:b/>
-          <w:bCs/>
-          <w:color w:val="000000"/>
-          <w:sz w:val="20"/>
-          <w:szCs w:val="20"/>
-          <w:u w:color="000000"/>
-        </w:rPr>
-      </w:pPr>
-    </w:p>
-    <w:p>
-      <w:pPr>
-        <w:autoSpaceDE w:val="0"/>
-        <w:autoSpaceDN w:val="0"/>
-        <w:adjustRightInd w:val="0"/>
-        <w:spacing w:after="80"/>
-        <w:rPr>
-          <w:rFonts w:asciiTheme="majorHAnsi" w:hAnsiTheme="majorHAnsi" w:cstheme="majorHAnsi"/>
-          <w:b/>
-          <w:bCs/>
-          <w:color w:val="000000"/>
-          <w:sz w:val="20"/>
-          <w:szCs w:val="20"/>
-          <w:u w:color="000000"/>
-        </w:rPr>
-      </w:pPr>
-      <w:r>
-        <w:rPr>
-          <w:rFonts w:asciiTheme="majorHAnsi" w:hAnsiTheme="majorHAnsi" w:cstheme="majorHAnsi"/>
-          <w:b/>
-          <w:bCs/>
-          <w:color w:val="000000"/>
-          <w:sz w:val="20"/>
-          <w:szCs w:val="20"/>
-          <w:u w:color="000000"/>
-        </w:rPr>
-        <w:t>PROGRAM COMMITTEE MEMBER</w:t>
-      </w:r>
-    </w:p>
-    <w:p>
-      <w:pPr>
-        <w:autoSpaceDE w:val="0"/>
-        <w:autoSpaceDN w:val="0"/>
-        <w:adjustRightInd w:val="0"/>
-        <w:spacing w:after="80"/>
-        <w:rPr>
-          <w:rFonts w:asciiTheme="majorHAnsi" w:hAnsiTheme="majorHAnsi" w:cstheme="majorHAnsi"/>
-          <w:color w:val="000000"/>
-          <w:sz w:val="20"/>
-          <w:szCs w:val="20"/>
-          <w:u w:color="000000"/>
-        </w:rPr>
-      </w:pPr>
-      <w:r>
-        <w:rPr>
-          <w:rFonts w:asciiTheme="majorHAnsi" w:hAnsiTheme="majorHAnsi" w:cstheme="majorHAnsi"/>
-          <w:color w:val="000000"/>
-          <w:sz w:val="20"/>
-          <w:szCs w:val="20"/>
-          <w:u w:color="000000"/>
-        </w:rPr>
-        <w:t xml:space="preserve">BIS-CEPR-SCG-SFI - Conference on Financial Intermediation </w:t>
-      </w:r>
-      <w:r>
-        <w:rPr>
-          <w:rFonts w:asciiTheme="majorHAnsi" w:hAnsiTheme="majorHAnsi" w:cstheme="majorHAnsi"/>
-          <w:color w:val="000000"/>
-          <w:sz w:val="20"/>
-          <w:szCs w:val="20"/>
-          <w:u w:color="000000"/>
-        </w:rPr>
-        <w:t>(</w:t>
-      </w:r>
-      <w:r>
-        <w:rPr>
-          <w:rFonts w:asciiTheme="majorHAnsi" w:hAnsiTheme="majorHAnsi" w:cstheme="majorHAnsi"/>
-          <w:color w:val="000000"/>
-          <w:sz w:val="20"/>
-          <w:szCs w:val="20"/>
-          <w:u w:color="000000"/>
-        </w:rPr>
-        <w:t>2024</w:t>
-      </w:r>
-      <w:r>
-        <w:rPr>
-          <w:rFonts w:asciiTheme="majorHAnsi" w:hAnsiTheme="majorHAnsi" w:cstheme="majorHAnsi"/>
-          <w:color w:val="000000"/>
-          <w:sz w:val="20"/>
-          <w:szCs w:val="20"/>
-          <w:u w:color="000000"/>
-        </w:rPr>
-        <w:t>-present)</w:t>
-      </w:r>
-    </w:p>
-    <w:p>
-      <w:pPr>
-        <w:autoSpaceDE w:val="0"/>
-        <w:autoSpaceDN w:val="0"/>
-        <w:adjustRightInd w:val="0"/>
-        <w:spacing w:after="80"/>
-        <w:rPr>
-          <w:rFonts w:asciiTheme="majorHAnsi" w:hAnsiTheme="majorHAnsi" w:cstheme="majorHAnsi"/>
-          <w:color w:val="000000"/>
-          <w:sz w:val="20"/>
-          <w:szCs w:val="20"/>
-          <w:u w:color="000000"/>
-        </w:rPr>
-      </w:pPr>
-      <w:r>
-        <w:rPr>
-          <w:rFonts w:asciiTheme="majorHAnsi" w:hAnsiTheme="majorHAnsi" w:cstheme="majorHAnsi"/>
-          <w:color w:val="000000"/>
-          <w:sz w:val="20"/>
-          <w:szCs w:val="20"/>
-          <w:u w:color="000000"/>
-        </w:rPr>
-        <w:t xml:space="preserve">Cambridge Corporate Finance Theory Symposium 2018–present </w:t>
-      </w:r>
-    </w:p>
-    <w:p>
-      <w:pPr>
-        <w:autoSpaceDE w:val="0"/>
-        <w:autoSpaceDN w:val="0"/>
-        <w:adjustRightInd w:val="0"/>
-        <w:spacing w:after="80"/>
-        <w:rPr>
-          <w:rFonts w:asciiTheme="majorHAnsi" w:hAnsiTheme="majorHAnsi" w:cstheme="majorHAnsi"/>
-          <w:color w:val="000000"/>
-          <w:sz w:val="20"/>
-          <w:szCs w:val="20"/>
-          <w:u w:color="000000"/>
-        </w:rPr>
-      </w:pPr>
-      <w:r>
-        <w:rPr>
-          <w:rFonts w:asciiTheme="majorHAnsi" w:hAnsiTheme="majorHAnsi" w:cstheme="majorHAnsi"/>
-          <w:color w:val="000000"/>
-          <w:sz w:val="20"/>
-          <w:szCs w:val="20"/>
-          <w:u w:color="000000"/>
-        </w:rPr>
-        <w:t>CLS-</w:t>
-      </w:r>
-      <w:proofErr w:type="spellStart"/>
-      <w:r>
-        <w:rPr>
-          <w:rFonts w:asciiTheme="majorHAnsi" w:hAnsiTheme="majorHAnsi" w:cstheme="majorHAnsi"/>
-          <w:color w:val="000000"/>
-          <w:sz w:val="20"/>
-          <w:szCs w:val="20"/>
-          <w:u w:color="000000"/>
-        </w:rPr>
-        <w:t>LawFin</w:t>
-      </w:r>
-      <w:proofErr w:type="spellEnd"/>
+          <w:color w:val="000000"/>
+          <w:sz w:val="20"/>
+          <w:szCs w:val="20"/>
+          <w:u w:color="000000"/>
+        </w:rPr>
+      </w:pPr>
+    </w:p>
+    <w:p>
+      <w:pPr>
+        <w:autoSpaceDE w:val="0"/>
+        <w:autoSpaceDN w:val="0"/>
+        <w:adjustRightInd w:val="0"/>
+        <w:spacing w:after="80"/>
+        <w:rPr>
+          <w:rFonts w:asciiTheme="majorHAnsi" w:hAnsiTheme="majorHAnsi" w:cstheme="majorHAnsi"/>
+          <w:b/>
+          <w:bCs/>
+          <w:color w:val="000000"/>
+          <w:sz w:val="20"/>
+          <w:szCs w:val="20"/>
+          <w:u w:color="000000"/>
+        </w:rPr>
+      </w:pPr>
+      <w:r>
+        <w:rPr>
+          <w:rFonts w:asciiTheme="majorHAnsi" w:hAnsiTheme="majorHAnsi" w:cstheme="majorHAnsi"/>
+          <w:b/>
+          <w:bCs/>
+          <w:color w:val="000000"/>
+          <w:sz w:val="20"/>
+          <w:szCs w:val="20"/>
+          <w:u w:color="000000"/>
+        </w:rPr>
+        <w:t>SESSION CHAIR</w:t>
+      </w:r>
+    </w:p>
+    <w:p>
+      <w:pPr>
+        <w:autoSpaceDE w:val="0"/>
+        <w:autoSpaceDN w:val="0"/>
+        <w:adjustRightInd w:val="0"/>
+        <w:spacing w:after="80"/>
+        <w:rPr>
+          <w:rFonts w:asciiTheme="majorHAnsi" w:hAnsiTheme="majorHAnsi" w:cstheme="majorHAnsi"/>
+          <w:color w:val="000000"/>
+          <w:sz w:val="20"/>
+          <w:szCs w:val="20"/>
+          <w:u w:color="000000"/>
+        </w:rPr>
+      </w:pPr>
+      <w:r>
+        <w:rPr>
+          <w:rFonts w:asciiTheme="majorHAnsi" w:hAnsiTheme="majorHAnsi" w:cstheme="majorHAnsi"/>
+          <w:color w:val="000000"/>
+          <w:sz w:val="20"/>
+          <w:szCs w:val="20"/>
+          <w:u w:color="000000"/>
+        </w:rPr>
+        <w:t>CICF (2022)</w:t>
+      </w:r>
+    </w:p>
+    <w:p>
+      <w:pPr>
+        <w:autoSpaceDE w:val="0"/>
+        <w:autoSpaceDN w:val="0"/>
+        <w:adjustRightInd w:val="0"/>
+        <w:spacing w:after="80"/>
+        <w:rPr>
+          <w:rFonts w:asciiTheme="majorHAnsi" w:hAnsiTheme="majorHAnsi" w:cstheme="majorHAnsi"/>
+          <w:color w:val="000000"/>
+          <w:sz w:val="20"/>
+          <w:szCs w:val="20"/>
+          <w:u w:color="000000"/>
+        </w:rPr>
+      </w:pPr>
+      <w:r>
+        <w:rPr>
+          <w:rFonts w:asciiTheme="majorHAnsi" w:hAnsiTheme="majorHAnsi" w:cstheme="majorHAnsi"/>
+          <w:color w:val="000000"/>
+          <w:sz w:val="20"/>
+          <w:szCs w:val="20"/>
+          <w:u w:color="000000"/>
+        </w:rPr>
+        <w:t>AEA (2022): session on “Sovereign Defaul</w:t>
+      </w:r>
+      <w:r>
+        <w:rPr>
+          <w:rFonts w:asciiTheme="majorHAnsi" w:hAnsiTheme="majorHAnsi" w:cstheme="majorHAnsi"/>
+          <w:color w:val="000000"/>
+          <w:sz w:val="20"/>
+          <w:szCs w:val="20"/>
+          <w:u w:color="000000"/>
+        </w:rPr>
+        <w:t>t</w:t>
+      </w:r>
+      <w:r>
+        <w:rPr>
+          <w:rFonts w:asciiTheme="majorHAnsi" w:hAnsiTheme="majorHAnsi" w:cstheme="majorHAnsi"/>
+          <w:color w:val="000000"/>
+          <w:sz w:val="20"/>
+          <w:szCs w:val="20"/>
+          <w:u w:color="000000"/>
+        </w:rPr>
+        <w:t>”</w:t>
+      </w:r>
+    </w:p>
+    <w:p>
+      <w:pPr>
+        <w:autoSpaceDE w:val="0"/>
+        <w:autoSpaceDN w:val="0"/>
+        <w:adjustRightInd w:val="0"/>
+        <w:spacing w:after="80"/>
+        <w:rPr>
+          <w:rFonts w:asciiTheme="majorHAnsi" w:hAnsiTheme="majorHAnsi" w:cstheme="majorHAnsi"/>
+          <w:color w:val="000000"/>
+          <w:sz w:val="20"/>
+          <w:szCs w:val="20"/>
+          <w:u w:color="000000"/>
+        </w:rPr>
+      </w:pPr>
+      <w:r>
+        <w:rPr>
+          <w:rFonts w:asciiTheme="majorHAnsi" w:hAnsiTheme="majorHAnsi" w:cstheme="majorHAnsi"/>
+          <w:color w:val="000000"/>
+          <w:sz w:val="20"/>
+          <w:szCs w:val="20"/>
+          <w:u w:color="000000"/>
+        </w:rPr>
+        <w:t>A</w:t>
+      </w:r>
+      <w:r>
+        <w:rPr>
+          <w:rFonts w:asciiTheme="majorHAnsi" w:hAnsiTheme="majorHAnsi" w:cstheme="majorHAnsi"/>
+          <w:color w:val="000000"/>
+          <w:sz w:val="20"/>
+          <w:szCs w:val="20"/>
+          <w:u w:color="000000"/>
+        </w:rPr>
+        <w:t>F</w:t>
+      </w:r>
+      <w:r>
+        <w:rPr>
+          <w:rFonts w:asciiTheme="majorHAnsi" w:hAnsiTheme="majorHAnsi" w:cstheme="majorHAnsi"/>
+          <w:color w:val="000000"/>
+          <w:sz w:val="20"/>
+          <w:szCs w:val="20"/>
+          <w:u w:color="000000"/>
+        </w:rPr>
+        <w:t>A (202</w:t>
+      </w:r>
+      <w:r>
+        <w:rPr>
+          <w:rFonts w:asciiTheme="majorHAnsi" w:hAnsiTheme="majorHAnsi" w:cstheme="majorHAnsi"/>
+          <w:color w:val="000000"/>
+          <w:sz w:val="20"/>
+          <w:szCs w:val="20"/>
+          <w:u w:color="000000"/>
+        </w:rPr>
+        <w:t>1</w:t>
+      </w:r>
+      <w:r>
+        <w:rPr>
+          <w:rFonts w:asciiTheme="majorHAnsi" w:hAnsiTheme="majorHAnsi" w:cstheme="majorHAnsi"/>
+          <w:color w:val="000000"/>
+          <w:sz w:val="20"/>
+          <w:szCs w:val="20"/>
+          <w:u w:color="000000"/>
+        </w:rPr>
+        <w:t>, 2024</w:t>
+      </w:r>
+      <w:r>
+        <w:rPr>
+          <w:rFonts w:asciiTheme="majorHAnsi" w:hAnsiTheme="majorHAnsi" w:cstheme="majorHAnsi"/>
+          <w:color w:val="000000"/>
+          <w:sz w:val="20"/>
+          <w:szCs w:val="20"/>
+          <w:u w:color="000000"/>
+        </w:rPr>
+        <w:t>)</w:t>
+      </w:r>
+    </w:p>
+    <w:p>
+      <w:pPr>
+        <w:autoSpaceDE w:val="0"/>
+        <w:autoSpaceDN w:val="0"/>
+        <w:adjustRightInd w:val="0"/>
+        <w:spacing w:after="80"/>
+        <w:rPr>
+          <w:rFonts w:asciiTheme="majorHAnsi" w:hAnsiTheme="majorHAnsi" w:cstheme="majorHAnsi"/>
+          <w:color w:val="000000"/>
+          <w:sz w:val="20"/>
+          <w:szCs w:val="20"/>
+          <w:u w:color="000000"/>
+        </w:rPr>
+      </w:pPr>
+      <w:r>
+        <w:rPr>
+          <w:rFonts w:asciiTheme="majorHAnsi" w:hAnsiTheme="majorHAnsi" w:cstheme="majorHAnsi"/>
+          <w:color w:val="000000"/>
+          <w:sz w:val="20"/>
+          <w:szCs w:val="20"/>
+          <w:u w:color="000000"/>
+        </w:rPr>
+        <w:t xml:space="preserve">Banca d’Italia </w:t>
+      </w:r>
+      <w:r>
+        <w:rPr>
+          <w:rFonts w:asciiTheme="majorHAnsi" w:hAnsiTheme="majorHAnsi" w:cstheme="majorHAnsi"/>
+          <w:color w:val="000000"/>
+          <w:sz w:val="20"/>
+          <w:szCs w:val="20"/>
+          <w:u w:color="000000"/>
+        </w:rPr>
+        <w:t>Workshop on effects of COVID-19 on Firms</w:t>
+      </w:r>
+      <w:r>
+        <w:rPr>
+          <w:rFonts w:asciiTheme="majorHAnsi" w:hAnsiTheme="majorHAnsi" w:cstheme="majorHAnsi"/>
+          <w:color w:val="000000"/>
+          <w:sz w:val="20"/>
+          <w:szCs w:val="20"/>
+          <w:u w:color="000000"/>
+        </w:rPr>
+        <w:t xml:space="preserve"> (2021)</w:t>
+      </w:r>
+    </w:p>
+    <w:p>
+      <w:pPr>
+        <w:autoSpaceDE w:val="0"/>
+        <w:autoSpaceDN w:val="0"/>
+        <w:adjustRightInd w:val="0"/>
+        <w:spacing w:after="80"/>
+        <w:rPr>
+          <w:rFonts w:asciiTheme="majorHAnsi" w:hAnsiTheme="majorHAnsi" w:cstheme="majorHAnsi"/>
+          <w:color w:val="000000"/>
+          <w:sz w:val="20"/>
+          <w:szCs w:val="20"/>
+          <w:u w:color="000000"/>
+        </w:rPr>
+      </w:pPr>
+      <w:r>
+        <w:rPr>
+          <w:rFonts w:asciiTheme="majorHAnsi" w:hAnsiTheme="majorHAnsi" w:cstheme="majorHAnsi"/>
+          <w:color w:val="000000"/>
+          <w:sz w:val="20"/>
+          <w:szCs w:val="20"/>
+          <w:u w:color="000000"/>
+        </w:rPr>
+        <w:t>EFA (2021)</w:t>
+      </w:r>
+    </w:p>
+    <w:p>
+      <w:pPr>
+        <w:autoSpaceDE w:val="0"/>
+        <w:autoSpaceDN w:val="0"/>
+        <w:adjustRightInd w:val="0"/>
+        <w:spacing w:after="80"/>
+        <w:rPr>
+          <w:rFonts w:asciiTheme="majorHAnsi" w:hAnsiTheme="majorHAnsi" w:cstheme="majorHAnsi"/>
+          <w:color w:val="000000"/>
+          <w:sz w:val="20"/>
+          <w:szCs w:val="20"/>
+          <w:u w:color="000000"/>
+        </w:rPr>
+      </w:pPr>
+      <w:r>
+        <w:rPr>
+          <w:rFonts w:asciiTheme="majorHAnsi" w:hAnsiTheme="majorHAnsi" w:cstheme="majorHAnsi"/>
+          <w:color w:val="000000"/>
+          <w:sz w:val="20"/>
+          <w:szCs w:val="20"/>
+          <w:u w:color="000000"/>
+        </w:rPr>
+        <w:t xml:space="preserve">Financial Intermediation Research Society (FIRS) (2019) </w:t>
+      </w:r>
+    </w:p>
+    <w:p>
+      <w:pPr>
+        <w:autoSpaceDE w:val="0"/>
+        <w:autoSpaceDN w:val="0"/>
+        <w:adjustRightInd w:val="0"/>
+        <w:spacing w:after="80"/>
+        <w:rPr>
+          <w:rFonts w:asciiTheme="majorHAnsi" w:hAnsiTheme="majorHAnsi" w:cstheme="majorHAnsi"/>
+          <w:color w:val="000000"/>
+          <w:sz w:val="20"/>
+          <w:szCs w:val="20"/>
+          <w:u w:color="000000"/>
+        </w:rPr>
+      </w:pPr>
+      <w:r>
+        <w:rPr>
+          <w:rFonts w:asciiTheme="majorHAnsi" w:hAnsiTheme="majorHAnsi" w:cstheme="majorHAnsi"/>
+          <w:color w:val="000000"/>
+          <w:sz w:val="20"/>
+          <w:szCs w:val="20"/>
+          <w:u w:color="000000"/>
+        </w:rPr>
+        <w:t xml:space="preserve">Society for Economic Dynamics (SED) (2018 and 2019) </w:t>
+      </w:r>
+    </w:p>
+    <w:p>
+      <w:pPr>
+        <w:autoSpaceDE w:val="0"/>
+        <w:autoSpaceDN w:val="0"/>
+        <w:adjustRightInd w:val="0"/>
+        <w:spacing w:after="80"/>
+        <w:rPr>
+          <w:rFonts w:asciiTheme="majorHAnsi" w:hAnsiTheme="majorHAnsi" w:cstheme="majorHAnsi"/>
+          <w:color w:val="000000"/>
+          <w:sz w:val="20"/>
+          <w:szCs w:val="20"/>
+          <w:u w:color="000000"/>
+        </w:rPr>
+      </w:pPr>
+      <w:r>
+        <w:rPr>
+          <w:rFonts w:asciiTheme="majorHAnsi" w:hAnsiTheme="majorHAnsi" w:cstheme="majorHAnsi"/>
+          <w:color w:val="000000"/>
+          <w:sz w:val="20"/>
+          <w:szCs w:val="20"/>
+          <w:u w:color="000000"/>
+        </w:rPr>
+        <w:t>SFS (2018</w:t>
+      </w:r>
+      <w:r>
+        <w:rPr>
+          <w:rFonts w:asciiTheme="majorHAnsi" w:hAnsiTheme="majorHAnsi" w:cstheme="majorHAnsi"/>
+          <w:color w:val="000000"/>
+          <w:sz w:val="20"/>
+          <w:szCs w:val="20"/>
+          <w:u w:color="000000"/>
+        </w:rPr>
+        <w:t>, 2024</w:t>
+      </w:r>
+      <w:r>
+        <w:rPr>
+          <w:rFonts w:asciiTheme="majorHAnsi" w:hAnsiTheme="majorHAnsi" w:cstheme="majorHAnsi"/>
+          <w:color w:val="000000"/>
+          <w:sz w:val="20"/>
+          <w:szCs w:val="20"/>
+          <w:u w:color="000000"/>
+        </w:rPr>
+        <w:t xml:space="preserve">) </w:t>
+      </w:r>
+    </w:p>
+    <w:p>
+      <w:pPr>
+        <w:autoSpaceDE w:val="0"/>
+        <w:autoSpaceDN w:val="0"/>
+        <w:adjustRightInd w:val="0"/>
+        <w:spacing w:after="80"/>
+        <w:rPr>
+          <w:rFonts w:asciiTheme="majorHAnsi" w:hAnsiTheme="majorHAnsi" w:cstheme="majorHAnsi"/>
+          <w:color w:val="000000"/>
+          <w:sz w:val="20"/>
+          <w:szCs w:val="20"/>
+          <w:u w:color="000000"/>
+        </w:rPr>
+      </w:pPr>
+      <w:r>
+        <w:rPr>
+          <w:rFonts w:asciiTheme="majorHAnsi" w:hAnsiTheme="majorHAnsi" w:cstheme="majorHAnsi"/>
+          <w:color w:val="000000"/>
+          <w:sz w:val="20"/>
+          <w:szCs w:val="20"/>
+          <w:u w:color="000000"/>
+        </w:rPr>
+        <w:t xml:space="preserve">UBC Summer Finance Conference (2019) </w:t>
+      </w:r>
+    </w:p>
+    <w:p>
+      <w:pPr>
+        <w:autoSpaceDE w:val="0"/>
+        <w:autoSpaceDN w:val="0"/>
+        <w:adjustRightInd w:val="0"/>
+        <w:spacing w:after="80"/>
+        <w:rPr>
+          <w:rFonts w:asciiTheme="majorHAnsi" w:hAnsiTheme="majorHAnsi" w:cstheme="majorHAnsi"/>
+          <w:color w:val="000000"/>
+          <w:sz w:val="20"/>
+          <w:szCs w:val="20"/>
+          <w:u w:color="000000"/>
+        </w:rPr>
+      </w:pPr>
+      <w:r>
+        <w:rPr>
+          <w:rFonts w:asciiTheme="majorHAnsi" w:hAnsiTheme="majorHAnsi" w:cstheme="majorHAnsi"/>
+          <w:color w:val="000000"/>
+          <w:sz w:val="20"/>
+          <w:szCs w:val="20"/>
+          <w:u w:color="000000"/>
+        </w:rPr>
+        <w:t>WFA (2025)</w:t>
+      </w:r>
+    </w:p>
+    <w:p>
+      <w:pPr>
+        <w:autoSpaceDE w:val="0"/>
+        <w:autoSpaceDN w:val="0"/>
+        <w:adjustRightInd w:val="0"/>
+        <w:spacing w:after="80"/>
+        <w:rPr>
+          <w:rFonts w:asciiTheme="majorHAnsi" w:hAnsiTheme="majorHAnsi" w:cstheme="majorHAnsi"/>
+          <w:color w:val="000000"/>
+          <w:sz w:val="20"/>
+          <w:szCs w:val="20"/>
+          <w:u w:color="000000"/>
+        </w:rPr>
+      </w:pPr>
+    </w:p>
+    <w:p>
+      <w:pPr>
+        <w:autoSpaceDE w:val="0"/>
+        <w:autoSpaceDN w:val="0"/>
+        <w:adjustRightInd w:val="0"/>
+        <w:spacing w:after="80"/>
+        <w:rPr>
+          <w:rFonts w:asciiTheme="majorHAnsi" w:hAnsiTheme="majorHAnsi" w:cstheme="majorHAnsi"/>
+          <w:b/>
+          <w:bCs/>
+          <w:color w:val="000000"/>
+          <w:sz w:val="20"/>
+          <w:szCs w:val="20"/>
+          <w:u w:color="000000"/>
+        </w:rPr>
+      </w:pPr>
+      <w:r>
+        <w:rPr>
+          <w:rFonts w:asciiTheme="majorHAnsi" w:hAnsiTheme="majorHAnsi" w:cstheme="majorHAnsi"/>
+          <w:b/>
+          <w:bCs/>
+          <w:color w:val="000000"/>
+          <w:sz w:val="20"/>
+          <w:szCs w:val="20"/>
+          <w:u w:color="000000"/>
+        </w:rPr>
+        <w:t>TRACK CHAIR</w:t>
+      </w:r>
+    </w:p>
+    <w:p>
+      <w:pPr>
+        <w:autoSpaceDE w:val="0"/>
+        <w:autoSpaceDN w:val="0"/>
+        <w:adjustRightInd w:val="0"/>
+        <w:spacing w:after="80"/>
+        <w:rPr>
+          <w:rFonts w:asciiTheme="majorHAnsi" w:hAnsiTheme="majorHAnsi" w:cstheme="majorHAnsi"/>
+          <w:color w:val="000000"/>
+          <w:sz w:val="20"/>
+          <w:szCs w:val="20"/>
+          <w:u w:color="000000"/>
+        </w:rPr>
+      </w:pPr>
+      <w:r>
+        <w:rPr>
+          <w:rFonts w:asciiTheme="majorHAnsi" w:hAnsiTheme="majorHAnsi" w:cstheme="majorHAnsi"/>
+          <w:color w:val="000000"/>
+          <w:sz w:val="20"/>
+          <w:szCs w:val="20"/>
+          <w:u w:color="000000"/>
+        </w:rPr>
+        <w:t>EFA</w:t>
+      </w:r>
       <w:r>
         <w:rPr>
           <w:rFonts w:asciiTheme="majorHAnsi" w:hAnsiTheme="majorHAnsi" w:cstheme="majorHAnsi"/>
@@ -12812,1212 +14035,6 @@
         </w:rPr>
         <w:t xml:space="preserve"> </w:t>
       </w:r>
-      <w:proofErr w:type="spellStart"/>
-      <w:r>
-        <w:rPr>
-          <w:rFonts w:asciiTheme="majorHAnsi" w:hAnsiTheme="majorHAnsi" w:cstheme="majorHAnsi"/>
-          <w:color w:val="000000"/>
-          <w:sz w:val="20"/>
-          <w:szCs w:val="20"/>
-          <w:u w:color="000000"/>
-        </w:rPr>
-        <w:t>Worskhop</w:t>
-      </w:r>
-      <w:proofErr w:type="spellEnd"/>
-      <w:r>
-        <w:rPr>
-          <w:rFonts w:asciiTheme="majorHAnsi" w:hAnsiTheme="majorHAnsi" w:cstheme="majorHAnsi"/>
-          <w:color w:val="000000"/>
-          <w:sz w:val="20"/>
-          <w:szCs w:val="20"/>
-          <w:u w:color="000000"/>
-        </w:rPr>
-        <w:t xml:space="preserve"> 2024</w:t>
-      </w:r>
-    </w:p>
-    <w:p>
-      <w:pPr>
-        <w:autoSpaceDE w:val="0"/>
-        <w:autoSpaceDN w:val="0"/>
-        <w:adjustRightInd w:val="0"/>
-        <w:spacing w:after="80"/>
-        <w:rPr>
-          <w:rFonts w:asciiTheme="majorHAnsi" w:hAnsiTheme="majorHAnsi" w:cstheme="majorHAnsi"/>
-          <w:color w:val="000000"/>
-          <w:sz w:val="20"/>
-          <w:szCs w:val="20"/>
-          <w:u w:color="000000"/>
-        </w:rPr>
-      </w:pPr>
-      <w:r>
-        <w:rPr>
-          <w:rFonts w:asciiTheme="majorHAnsi" w:hAnsiTheme="majorHAnsi" w:cstheme="majorHAnsi"/>
-          <w:color w:val="000000"/>
-          <w:sz w:val="20"/>
-          <w:szCs w:val="20"/>
-          <w:u w:color="000000"/>
-        </w:rPr>
-        <w:t xml:space="preserve">Colorado Finance Summit (2016–present) </w:t>
-      </w:r>
-    </w:p>
-    <w:p>
-      <w:pPr>
-        <w:autoSpaceDE w:val="0"/>
-        <w:autoSpaceDN w:val="0"/>
-        <w:adjustRightInd w:val="0"/>
-        <w:spacing w:after="80"/>
-        <w:rPr>
-          <w:rFonts w:asciiTheme="majorHAnsi" w:hAnsiTheme="majorHAnsi" w:cstheme="majorHAnsi"/>
-          <w:color w:val="000000"/>
-          <w:sz w:val="20"/>
-          <w:szCs w:val="20"/>
-          <w:u w:color="000000"/>
-        </w:rPr>
-      </w:pPr>
-      <w:r>
-        <w:rPr>
-          <w:rFonts w:asciiTheme="majorHAnsi" w:hAnsiTheme="majorHAnsi" w:cstheme="majorHAnsi"/>
-          <w:color w:val="000000"/>
-          <w:sz w:val="20"/>
-          <w:szCs w:val="20"/>
-          <w:u w:color="000000"/>
-        </w:rPr>
-        <w:t xml:space="preserve">Dolomites Winter Finance Conference (2019) </w:t>
-      </w:r>
-    </w:p>
-    <w:p>
-      <w:pPr>
-        <w:autoSpaceDE w:val="0"/>
-        <w:autoSpaceDN w:val="0"/>
-        <w:adjustRightInd w:val="0"/>
-        <w:spacing w:after="80"/>
-        <w:rPr>
-          <w:rFonts w:asciiTheme="majorHAnsi" w:hAnsiTheme="majorHAnsi" w:cstheme="majorHAnsi"/>
-          <w:color w:val="000000"/>
-          <w:sz w:val="20"/>
-          <w:szCs w:val="20"/>
-          <w:u w:color="000000"/>
-        </w:rPr>
-      </w:pPr>
-      <w:r>
-        <w:rPr>
-          <w:rFonts w:asciiTheme="majorHAnsi" w:hAnsiTheme="majorHAnsi" w:cstheme="majorHAnsi"/>
-          <w:color w:val="000000"/>
-          <w:sz w:val="20"/>
-          <w:szCs w:val="20"/>
-          <w:u w:color="000000"/>
-        </w:rPr>
-        <w:lastRenderedPageBreak/>
-        <w:t xml:space="preserve">Early Career Women in Finance Conference at the WFA (2018) </w:t>
-      </w:r>
-    </w:p>
-    <w:p>
-      <w:pPr>
-        <w:autoSpaceDE w:val="0"/>
-        <w:autoSpaceDN w:val="0"/>
-        <w:adjustRightInd w:val="0"/>
-        <w:spacing w:after="80"/>
-        <w:rPr>
-          <w:rFonts w:asciiTheme="majorHAnsi" w:hAnsiTheme="majorHAnsi" w:cstheme="majorHAnsi"/>
-          <w:color w:val="000000"/>
-          <w:sz w:val="20"/>
-          <w:szCs w:val="20"/>
-          <w:u w:color="000000"/>
-        </w:rPr>
-      </w:pPr>
-      <w:r>
-        <w:rPr>
-          <w:rFonts w:asciiTheme="majorHAnsi" w:hAnsiTheme="majorHAnsi" w:cstheme="majorHAnsi"/>
-          <w:color w:val="000000"/>
-          <w:sz w:val="20"/>
-          <w:szCs w:val="20"/>
-          <w:u w:color="000000"/>
-        </w:rPr>
-        <w:t>ECGI conference on Corporations and COVID-19 (2021)</w:t>
-      </w:r>
-    </w:p>
-    <w:p>
-      <w:pPr>
-        <w:autoSpaceDE w:val="0"/>
-        <w:autoSpaceDN w:val="0"/>
-        <w:adjustRightInd w:val="0"/>
-        <w:spacing w:after="80"/>
-        <w:rPr>
-          <w:rFonts w:asciiTheme="majorHAnsi" w:hAnsiTheme="majorHAnsi" w:cstheme="majorHAnsi"/>
-          <w:color w:val="000000"/>
-          <w:sz w:val="20"/>
-          <w:szCs w:val="20"/>
-          <w:u w:color="000000"/>
-        </w:rPr>
-      </w:pPr>
-      <w:r>
-        <w:rPr>
-          <w:rFonts w:asciiTheme="majorHAnsi" w:hAnsiTheme="majorHAnsi" w:cstheme="majorHAnsi"/>
-          <w:color w:val="000000"/>
-          <w:sz w:val="20"/>
-          <w:szCs w:val="20"/>
-          <w:u w:color="000000"/>
-        </w:rPr>
-        <w:t xml:space="preserve">European Economic Association (EEA) (2019) </w:t>
-      </w:r>
-    </w:p>
-    <w:p>
-      <w:pPr>
-        <w:autoSpaceDE w:val="0"/>
-        <w:autoSpaceDN w:val="0"/>
-        <w:adjustRightInd w:val="0"/>
-        <w:spacing w:after="80"/>
-        <w:rPr>
-          <w:rFonts w:asciiTheme="majorHAnsi" w:hAnsiTheme="majorHAnsi" w:cstheme="majorHAnsi"/>
-          <w:color w:val="000000"/>
-          <w:sz w:val="20"/>
-          <w:szCs w:val="20"/>
-          <w:u w:color="000000"/>
-        </w:rPr>
-      </w:pPr>
-      <w:r>
-        <w:rPr>
-          <w:rFonts w:asciiTheme="majorHAnsi" w:hAnsiTheme="majorHAnsi" w:cstheme="majorHAnsi"/>
-          <w:color w:val="000000"/>
-          <w:sz w:val="20"/>
-          <w:szCs w:val="20"/>
-          <w:u w:color="000000"/>
-        </w:rPr>
-        <w:t xml:space="preserve">European Finance Association (EFA) (2015–present) </w:t>
-      </w:r>
-    </w:p>
-    <w:p>
-      <w:pPr>
-        <w:autoSpaceDE w:val="0"/>
-        <w:autoSpaceDN w:val="0"/>
-        <w:adjustRightInd w:val="0"/>
-        <w:spacing w:after="80"/>
-        <w:rPr>
-          <w:rFonts w:asciiTheme="majorHAnsi" w:hAnsiTheme="majorHAnsi" w:cstheme="majorHAnsi"/>
-          <w:color w:val="000000"/>
-          <w:sz w:val="20"/>
-          <w:szCs w:val="20"/>
-          <w:u w:color="000000"/>
-        </w:rPr>
-      </w:pPr>
-      <w:r>
-        <w:rPr>
-          <w:rFonts w:asciiTheme="majorHAnsi" w:hAnsiTheme="majorHAnsi" w:cstheme="majorHAnsi"/>
-          <w:color w:val="000000"/>
-          <w:sz w:val="20"/>
-          <w:szCs w:val="20"/>
-          <w:u w:color="000000"/>
-        </w:rPr>
-        <w:t xml:space="preserve">Finance Theory Group Imperial (2016) </w:t>
-      </w:r>
-    </w:p>
-    <w:p>
-      <w:pPr>
-        <w:autoSpaceDE w:val="0"/>
-        <w:autoSpaceDN w:val="0"/>
-        <w:adjustRightInd w:val="0"/>
-        <w:spacing w:after="80"/>
-        <w:rPr>
-          <w:rFonts w:asciiTheme="majorHAnsi" w:hAnsiTheme="majorHAnsi" w:cstheme="majorHAnsi"/>
-          <w:color w:val="000000"/>
-          <w:sz w:val="20"/>
-          <w:szCs w:val="20"/>
-          <w:u w:color="000000"/>
-        </w:rPr>
-      </w:pPr>
-      <w:r>
-        <w:rPr>
-          <w:rFonts w:asciiTheme="majorHAnsi" w:hAnsiTheme="majorHAnsi" w:cstheme="majorHAnsi"/>
-          <w:color w:val="000000"/>
-          <w:sz w:val="20"/>
-          <w:szCs w:val="20"/>
-          <w:u w:color="000000"/>
-        </w:rPr>
-        <w:t xml:space="preserve">Financial Intermediation Research Society (FIRS) (2018–present) </w:t>
-      </w:r>
-    </w:p>
-    <w:p>
-      <w:pPr>
-        <w:autoSpaceDE w:val="0"/>
-        <w:autoSpaceDN w:val="0"/>
-        <w:adjustRightInd w:val="0"/>
-        <w:spacing w:after="80"/>
-        <w:rPr>
-          <w:rFonts w:asciiTheme="majorHAnsi" w:hAnsiTheme="majorHAnsi" w:cstheme="majorHAnsi"/>
-          <w:color w:val="000000"/>
-          <w:sz w:val="20"/>
-          <w:szCs w:val="20"/>
-          <w:u w:color="000000"/>
-        </w:rPr>
-      </w:pPr>
-      <w:r>
-        <w:rPr>
-          <w:rFonts w:asciiTheme="majorHAnsi" w:hAnsiTheme="majorHAnsi" w:cstheme="majorHAnsi"/>
-          <w:color w:val="000000"/>
-          <w:sz w:val="20"/>
-          <w:szCs w:val="20"/>
-          <w:u w:color="000000"/>
-        </w:rPr>
-        <w:t xml:space="preserve">Financial Management Association (FMA) (2017 and 2018) </w:t>
-      </w:r>
-    </w:p>
-    <w:p>
-      <w:pPr>
-        <w:autoSpaceDE w:val="0"/>
-        <w:autoSpaceDN w:val="0"/>
-        <w:adjustRightInd w:val="0"/>
-        <w:spacing w:after="80"/>
-        <w:rPr>
-          <w:rFonts w:asciiTheme="majorHAnsi" w:hAnsiTheme="majorHAnsi" w:cstheme="majorHAnsi"/>
-          <w:color w:val="000000"/>
-          <w:sz w:val="20"/>
-          <w:szCs w:val="20"/>
-          <w:u w:color="000000"/>
-        </w:rPr>
-      </w:pPr>
-      <w:r>
-        <w:rPr>
-          <w:rFonts w:asciiTheme="majorHAnsi" w:hAnsiTheme="majorHAnsi" w:cstheme="majorHAnsi"/>
-          <w:color w:val="000000"/>
-          <w:sz w:val="20"/>
-          <w:szCs w:val="20"/>
-          <w:u w:color="000000"/>
-        </w:rPr>
-        <w:t>Financial Research Association (FRA) (2018–202</w:t>
-      </w:r>
-      <w:r>
-        <w:rPr>
-          <w:rFonts w:asciiTheme="majorHAnsi" w:hAnsiTheme="majorHAnsi" w:cstheme="majorHAnsi"/>
-          <w:color w:val="000000"/>
-          <w:sz w:val="20"/>
-          <w:szCs w:val="20"/>
-          <w:u w:color="000000"/>
-        </w:rPr>
-        <w:t>3</w:t>
-      </w:r>
-      <w:r>
-        <w:rPr>
-          <w:rFonts w:asciiTheme="majorHAnsi" w:hAnsiTheme="majorHAnsi" w:cstheme="majorHAnsi"/>
-          <w:color w:val="000000"/>
-          <w:sz w:val="20"/>
-          <w:szCs w:val="20"/>
-          <w:u w:color="000000"/>
-        </w:rPr>
-        <w:t xml:space="preserve">) </w:t>
-      </w:r>
-    </w:p>
-    <w:p>
-      <w:pPr>
-        <w:autoSpaceDE w:val="0"/>
-        <w:autoSpaceDN w:val="0"/>
-        <w:adjustRightInd w:val="0"/>
-        <w:spacing w:after="80"/>
-        <w:rPr>
-          <w:rFonts w:asciiTheme="majorHAnsi" w:hAnsiTheme="majorHAnsi" w:cstheme="majorHAnsi"/>
-          <w:color w:val="000000"/>
-          <w:sz w:val="20"/>
-          <w:szCs w:val="20"/>
-          <w:u w:color="000000"/>
-        </w:rPr>
-      </w:pPr>
-      <w:r>
-        <w:rPr>
-          <w:rFonts w:asciiTheme="majorHAnsi" w:hAnsiTheme="majorHAnsi" w:cstheme="majorHAnsi"/>
-          <w:color w:val="000000"/>
-          <w:sz w:val="20"/>
-          <w:szCs w:val="20"/>
-          <w:u w:color="000000"/>
-        </w:rPr>
-        <w:t>JCF Bocconi Conference (2025)</w:t>
-      </w:r>
-    </w:p>
-    <w:p>
-      <w:pPr>
-        <w:autoSpaceDE w:val="0"/>
-        <w:autoSpaceDN w:val="0"/>
-        <w:adjustRightInd w:val="0"/>
-        <w:spacing w:after="80"/>
-        <w:rPr>
-          <w:rFonts w:asciiTheme="majorHAnsi" w:hAnsiTheme="majorHAnsi" w:cstheme="majorHAnsi"/>
-          <w:color w:val="000000"/>
-          <w:sz w:val="20"/>
-          <w:szCs w:val="20"/>
-          <w:u w:color="000000"/>
-        </w:rPr>
-      </w:pPr>
-      <w:r>
-        <w:rPr>
-          <w:rFonts w:asciiTheme="majorHAnsi" w:hAnsiTheme="majorHAnsi" w:cstheme="majorHAnsi"/>
-          <w:color w:val="000000"/>
-          <w:sz w:val="20"/>
-          <w:szCs w:val="20"/>
-          <w:u w:color="000000"/>
-        </w:rPr>
-        <w:t xml:space="preserve">Midwest Finance Association (2020) </w:t>
-      </w:r>
-    </w:p>
-    <w:p>
-      <w:pPr>
-        <w:autoSpaceDE w:val="0"/>
-        <w:autoSpaceDN w:val="0"/>
-        <w:adjustRightInd w:val="0"/>
-        <w:spacing w:after="80"/>
-        <w:rPr>
-          <w:rFonts w:asciiTheme="majorHAnsi" w:hAnsiTheme="majorHAnsi" w:cstheme="majorHAnsi"/>
-          <w:color w:val="000000"/>
-          <w:sz w:val="20"/>
-          <w:szCs w:val="20"/>
-          <w:u w:color="000000"/>
-        </w:rPr>
-      </w:pPr>
-      <w:r>
-        <w:rPr>
-          <w:rFonts w:asciiTheme="majorHAnsi" w:hAnsiTheme="majorHAnsi" w:cstheme="majorHAnsi"/>
-          <w:color w:val="000000"/>
-          <w:sz w:val="20"/>
-          <w:szCs w:val="20"/>
-          <w:u w:color="000000"/>
-        </w:rPr>
-        <w:t xml:space="preserve">31st Mitsui Finance Symposium on Banking </w:t>
-      </w:r>
-    </w:p>
-    <w:p>
-      <w:pPr>
-        <w:autoSpaceDE w:val="0"/>
-        <w:autoSpaceDN w:val="0"/>
-        <w:adjustRightInd w:val="0"/>
-        <w:spacing w:after="80"/>
-        <w:rPr>
-          <w:rFonts w:asciiTheme="majorHAnsi" w:hAnsiTheme="majorHAnsi" w:cstheme="majorHAnsi"/>
-          <w:color w:val="000000"/>
-          <w:sz w:val="20"/>
-          <w:szCs w:val="20"/>
-          <w:u w:color="000000"/>
-        </w:rPr>
-      </w:pPr>
-      <w:r>
-        <w:rPr>
-          <w:rFonts w:asciiTheme="majorHAnsi" w:hAnsiTheme="majorHAnsi" w:cstheme="majorHAnsi"/>
-          <w:color w:val="000000"/>
-          <w:sz w:val="20"/>
-          <w:szCs w:val="20"/>
-          <w:u w:color="000000"/>
-        </w:rPr>
-        <w:t xml:space="preserve">Olin Corporate Finance Conference (2014–present) </w:t>
-      </w:r>
-    </w:p>
-    <w:p>
-      <w:pPr>
-        <w:autoSpaceDE w:val="0"/>
-        <w:autoSpaceDN w:val="0"/>
-        <w:adjustRightInd w:val="0"/>
-        <w:spacing w:after="80"/>
-        <w:rPr>
-          <w:rFonts w:asciiTheme="majorHAnsi" w:hAnsiTheme="majorHAnsi" w:cstheme="majorHAnsi"/>
-          <w:color w:val="000000"/>
-          <w:sz w:val="20"/>
-          <w:szCs w:val="20"/>
-          <w:u w:color="000000"/>
-        </w:rPr>
-      </w:pPr>
-      <w:r>
-        <w:rPr>
-          <w:rFonts w:asciiTheme="majorHAnsi" w:hAnsiTheme="majorHAnsi" w:cstheme="majorHAnsi"/>
-          <w:color w:val="000000"/>
-          <w:sz w:val="20"/>
-          <w:szCs w:val="20"/>
-          <w:u w:color="000000"/>
-        </w:rPr>
-        <w:t>New York Fed-ECB NBFI Conference (2026-present)</w:t>
-      </w:r>
-    </w:p>
-    <w:p>
-      <w:pPr>
-        <w:autoSpaceDE w:val="0"/>
-        <w:autoSpaceDN w:val="0"/>
-        <w:adjustRightInd w:val="0"/>
-        <w:spacing w:after="80"/>
-        <w:rPr>
-          <w:rFonts w:asciiTheme="majorHAnsi" w:hAnsiTheme="majorHAnsi" w:cstheme="majorHAnsi"/>
-          <w:color w:val="000000"/>
-          <w:sz w:val="20"/>
-          <w:szCs w:val="20"/>
-          <w:u w:color="000000"/>
-        </w:rPr>
-      </w:pPr>
-      <w:r>
-        <w:rPr>
-          <w:rFonts w:asciiTheme="majorHAnsi" w:hAnsiTheme="majorHAnsi" w:cstheme="majorHAnsi"/>
-          <w:color w:val="000000"/>
-          <w:sz w:val="20"/>
-          <w:szCs w:val="20"/>
-          <w:u w:color="000000"/>
-        </w:rPr>
-        <w:t xml:space="preserve">New York Fed/NYU Stern Financial Intermediation conference </w:t>
-      </w:r>
-      <w:r>
-        <w:rPr>
-          <w:rFonts w:asciiTheme="majorHAnsi" w:hAnsiTheme="majorHAnsi" w:cstheme="majorHAnsi"/>
-          <w:color w:val="000000"/>
-          <w:sz w:val="20"/>
-          <w:szCs w:val="20"/>
-          <w:u w:color="000000"/>
-        </w:rPr>
-        <w:t>(20</w:t>
-      </w:r>
-      <w:r>
-        <w:rPr>
-          <w:rFonts w:asciiTheme="majorHAnsi" w:hAnsiTheme="majorHAnsi" w:cstheme="majorHAnsi"/>
-          <w:color w:val="000000"/>
-          <w:sz w:val="20"/>
-          <w:szCs w:val="20"/>
-          <w:u w:color="000000"/>
-        </w:rPr>
-        <w:t>19</w:t>
-      </w:r>
-      <w:r>
-        <w:rPr>
-          <w:rFonts w:asciiTheme="majorHAnsi" w:hAnsiTheme="majorHAnsi" w:cstheme="majorHAnsi"/>
-          <w:color w:val="000000"/>
-          <w:sz w:val="20"/>
-          <w:szCs w:val="20"/>
-          <w:u w:color="000000"/>
-        </w:rPr>
-        <w:t>-present)</w:t>
-      </w:r>
-    </w:p>
-    <w:p>
-      <w:pPr>
-        <w:autoSpaceDE w:val="0"/>
-        <w:autoSpaceDN w:val="0"/>
-        <w:adjustRightInd w:val="0"/>
-        <w:spacing w:after="80"/>
-        <w:rPr>
-          <w:rFonts w:asciiTheme="majorHAnsi" w:hAnsiTheme="majorHAnsi" w:cstheme="majorHAnsi"/>
-          <w:color w:val="000000"/>
-          <w:sz w:val="20"/>
-          <w:szCs w:val="20"/>
-          <w:u w:color="000000"/>
-        </w:rPr>
-      </w:pPr>
-      <w:r>
-        <w:rPr>
-          <w:rFonts w:asciiTheme="majorHAnsi" w:hAnsiTheme="majorHAnsi" w:cstheme="majorHAnsi"/>
-          <w:color w:val="000000"/>
-          <w:sz w:val="20"/>
-          <w:szCs w:val="20"/>
-          <w:u w:color="000000"/>
-        </w:rPr>
-        <w:t>RCFS/RAPS Europe Conference</w:t>
-      </w:r>
-      <w:r>
-        <w:rPr>
-          <w:rFonts w:asciiTheme="majorHAnsi" w:hAnsiTheme="majorHAnsi" w:cstheme="majorHAnsi"/>
-          <w:color w:val="000000"/>
-          <w:sz w:val="20"/>
-          <w:szCs w:val="20"/>
-          <w:u w:color="000000"/>
-        </w:rPr>
-        <w:t xml:space="preserve"> (2025)</w:t>
-      </w:r>
-    </w:p>
-    <w:p>
-      <w:pPr>
-        <w:autoSpaceDE w:val="0"/>
-        <w:autoSpaceDN w:val="0"/>
-        <w:adjustRightInd w:val="0"/>
-        <w:spacing w:after="80"/>
-        <w:rPr>
-          <w:rFonts w:asciiTheme="majorHAnsi" w:hAnsiTheme="majorHAnsi" w:cstheme="majorHAnsi"/>
-          <w:color w:val="000000"/>
-          <w:sz w:val="20"/>
-          <w:szCs w:val="20"/>
-          <w:u w:color="000000"/>
-        </w:rPr>
-      </w:pPr>
-      <w:r>
-        <w:rPr>
-          <w:rFonts w:asciiTheme="majorHAnsi" w:hAnsiTheme="majorHAnsi" w:cstheme="majorHAnsi"/>
-          <w:color w:val="000000"/>
-          <w:sz w:val="20"/>
-          <w:szCs w:val="20"/>
-          <w:u w:color="000000"/>
-        </w:rPr>
-        <w:t>Review of Corporate Finance Studies (</w:t>
-      </w:r>
-      <w:r>
-        <w:rPr>
-          <w:rFonts w:asciiTheme="majorHAnsi" w:hAnsiTheme="majorHAnsi" w:cstheme="majorHAnsi"/>
-          <w:color w:val="000000"/>
-          <w:sz w:val="20"/>
-          <w:szCs w:val="20"/>
-          <w:u w:color="000000"/>
-        </w:rPr>
-        <w:t>RCFS</w:t>
-      </w:r>
-      <w:r>
-        <w:rPr>
-          <w:rFonts w:asciiTheme="majorHAnsi" w:hAnsiTheme="majorHAnsi" w:cstheme="majorHAnsi"/>
-          <w:color w:val="000000"/>
-          <w:sz w:val="20"/>
-          <w:szCs w:val="20"/>
-          <w:u w:color="000000"/>
-        </w:rPr>
-        <w:t>)</w:t>
-      </w:r>
-      <w:r>
-        <w:rPr>
-          <w:rFonts w:asciiTheme="majorHAnsi" w:hAnsiTheme="majorHAnsi" w:cstheme="majorHAnsi"/>
-          <w:color w:val="000000"/>
-          <w:sz w:val="20"/>
-          <w:szCs w:val="20"/>
-          <w:u w:color="000000"/>
-        </w:rPr>
-        <w:t xml:space="preserve"> Winter Conference (2021</w:t>
-      </w:r>
-      <w:r>
-        <w:rPr>
-          <w:rFonts w:asciiTheme="majorHAnsi" w:hAnsiTheme="majorHAnsi" w:cstheme="majorHAnsi"/>
-          <w:color w:val="000000"/>
-          <w:sz w:val="20"/>
-          <w:szCs w:val="20"/>
-          <w:u w:color="000000"/>
-        </w:rPr>
-        <w:t>-present</w:t>
-      </w:r>
-      <w:r>
-        <w:rPr>
-          <w:rFonts w:asciiTheme="majorHAnsi" w:hAnsiTheme="majorHAnsi" w:cstheme="majorHAnsi"/>
-          <w:color w:val="000000"/>
-          <w:sz w:val="20"/>
-          <w:szCs w:val="20"/>
-          <w:u w:color="000000"/>
-        </w:rPr>
-        <w:t>)</w:t>
-      </w:r>
-    </w:p>
-    <w:p>
-      <w:pPr>
-        <w:autoSpaceDE w:val="0"/>
-        <w:autoSpaceDN w:val="0"/>
-        <w:adjustRightInd w:val="0"/>
-        <w:spacing w:after="80"/>
-        <w:rPr>
-          <w:rFonts w:asciiTheme="majorHAnsi" w:hAnsiTheme="majorHAnsi" w:cstheme="majorHAnsi"/>
-          <w:color w:val="000000"/>
-          <w:sz w:val="20"/>
-          <w:szCs w:val="20"/>
-          <w:u w:color="000000"/>
-        </w:rPr>
-      </w:pPr>
-      <w:r>
-        <w:rPr>
-          <w:rFonts w:asciiTheme="majorHAnsi" w:hAnsiTheme="majorHAnsi" w:cstheme="majorHAnsi"/>
-          <w:color w:val="000000"/>
-          <w:sz w:val="20"/>
-          <w:szCs w:val="20"/>
-          <w:u w:color="000000"/>
-        </w:rPr>
-        <w:t xml:space="preserve">Society for Economic Dynamics (SED) (2018 and 2019) </w:t>
-      </w:r>
-    </w:p>
-    <w:p>
-      <w:pPr>
-        <w:autoSpaceDE w:val="0"/>
-        <w:autoSpaceDN w:val="0"/>
-        <w:adjustRightInd w:val="0"/>
-        <w:spacing w:after="80"/>
-        <w:rPr>
-          <w:rFonts w:asciiTheme="majorHAnsi" w:hAnsiTheme="majorHAnsi" w:cstheme="majorHAnsi"/>
-          <w:color w:val="000000"/>
-          <w:sz w:val="20"/>
-          <w:szCs w:val="20"/>
-          <w:u w:color="000000"/>
-        </w:rPr>
-      </w:pPr>
-      <w:r>
-        <w:rPr>
-          <w:rFonts w:asciiTheme="majorHAnsi" w:hAnsiTheme="majorHAnsi" w:cstheme="majorHAnsi"/>
-          <w:color w:val="000000"/>
-          <w:sz w:val="20"/>
-          <w:szCs w:val="20"/>
-          <w:u w:color="000000"/>
-        </w:rPr>
-        <w:t>Society for Financial Studies (SFS) (2020</w:t>
-      </w:r>
-      <w:r>
-        <w:rPr>
-          <w:rFonts w:asciiTheme="majorHAnsi" w:hAnsiTheme="majorHAnsi" w:cstheme="majorHAnsi"/>
-          <w:color w:val="000000"/>
-          <w:sz w:val="20"/>
-          <w:szCs w:val="20"/>
-          <w:u w:color="000000"/>
-        </w:rPr>
-        <w:t>-present</w:t>
-      </w:r>
-      <w:r>
-        <w:rPr>
-          <w:rFonts w:asciiTheme="majorHAnsi" w:hAnsiTheme="majorHAnsi" w:cstheme="majorHAnsi"/>
-          <w:color w:val="000000"/>
-          <w:sz w:val="20"/>
-          <w:szCs w:val="20"/>
-          <w:u w:color="000000"/>
-        </w:rPr>
-        <w:t xml:space="preserve">) </w:t>
-      </w:r>
-    </w:p>
-    <w:p>
-      <w:pPr>
-        <w:autoSpaceDE w:val="0"/>
-        <w:autoSpaceDN w:val="0"/>
-        <w:adjustRightInd w:val="0"/>
-        <w:spacing w:after="80"/>
-        <w:rPr>
-          <w:rFonts w:asciiTheme="majorHAnsi" w:hAnsiTheme="majorHAnsi" w:cstheme="majorHAnsi"/>
-          <w:color w:val="000000"/>
-          <w:sz w:val="20"/>
-          <w:szCs w:val="20"/>
-          <w:u w:color="000000"/>
-        </w:rPr>
-      </w:pPr>
-      <w:r>
-        <w:rPr>
-          <w:rFonts w:asciiTheme="majorHAnsi" w:hAnsiTheme="majorHAnsi" w:cstheme="majorHAnsi"/>
-          <w:color w:val="000000"/>
-          <w:sz w:val="20"/>
-          <w:szCs w:val="20"/>
-          <w:u w:color="000000"/>
-        </w:rPr>
-        <w:t>Utah Winter Finance Conference (2021-present)</w:t>
-      </w:r>
-    </w:p>
-    <w:p>
-      <w:pPr>
-        <w:autoSpaceDE w:val="0"/>
-        <w:autoSpaceDN w:val="0"/>
-        <w:adjustRightInd w:val="0"/>
-        <w:spacing w:after="80"/>
-        <w:rPr>
-          <w:rFonts w:asciiTheme="majorHAnsi" w:hAnsiTheme="majorHAnsi" w:cstheme="majorHAnsi"/>
-          <w:color w:val="000000"/>
-          <w:sz w:val="20"/>
-          <w:szCs w:val="20"/>
-          <w:u w:color="000000"/>
-        </w:rPr>
-      </w:pPr>
-      <w:r>
-        <w:rPr>
-          <w:rFonts w:asciiTheme="majorHAnsi" w:hAnsiTheme="majorHAnsi" w:cstheme="majorHAnsi"/>
-          <w:color w:val="000000"/>
-          <w:sz w:val="20"/>
-          <w:szCs w:val="20"/>
-          <w:u w:color="000000"/>
-        </w:rPr>
-        <w:t>Western Finance Association (WFA) (2020</w:t>
-      </w:r>
-      <w:r>
-        <w:rPr>
-          <w:rFonts w:asciiTheme="majorHAnsi" w:hAnsiTheme="majorHAnsi" w:cstheme="majorHAnsi"/>
-          <w:color w:val="000000"/>
-          <w:sz w:val="20"/>
-          <w:szCs w:val="20"/>
-          <w:u w:color="000000"/>
-        </w:rPr>
-        <w:t>-present</w:t>
-      </w:r>
-      <w:r>
-        <w:rPr>
-          <w:rFonts w:asciiTheme="majorHAnsi" w:hAnsiTheme="majorHAnsi" w:cstheme="majorHAnsi"/>
-          <w:color w:val="000000"/>
-          <w:sz w:val="20"/>
-          <w:szCs w:val="20"/>
-          <w:u w:color="000000"/>
-        </w:rPr>
-        <w:t xml:space="preserve">) </w:t>
-      </w:r>
-    </w:p>
-    <w:p>
-      <w:pPr>
-        <w:autoSpaceDE w:val="0"/>
-        <w:autoSpaceDN w:val="0"/>
-        <w:adjustRightInd w:val="0"/>
-        <w:spacing w:after="80"/>
-        <w:rPr>
-          <w:rFonts w:asciiTheme="majorHAnsi" w:hAnsiTheme="majorHAnsi" w:cstheme="majorHAnsi"/>
-          <w:color w:val="000000"/>
-          <w:sz w:val="20"/>
-          <w:szCs w:val="20"/>
-          <w:u w:color="000000"/>
-        </w:rPr>
-      </w:pPr>
-    </w:p>
-    <w:p>
-      <w:pPr>
-        <w:autoSpaceDE w:val="0"/>
-        <w:autoSpaceDN w:val="0"/>
-        <w:adjustRightInd w:val="0"/>
-        <w:spacing w:after="80"/>
-        <w:rPr>
-          <w:rFonts w:asciiTheme="majorHAnsi" w:hAnsiTheme="majorHAnsi" w:cstheme="majorHAnsi"/>
-          <w:b/>
-          <w:bCs/>
-          <w:color w:val="000000"/>
-          <w:sz w:val="20"/>
-          <w:szCs w:val="20"/>
-          <w:u w:color="000000"/>
-        </w:rPr>
-      </w:pPr>
-      <w:r>
-        <w:rPr>
-          <w:rFonts w:asciiTheme="majorHAnsi" w:hAnsiTheme="majorHAnsi" w:cstheme="majorHAnsi"/>
-          <w:b/>
-          <w:bCs/>
-          <w:color w:val="000000"/>
-          <w:sz w:val="20"/>
-          <w:szCs w:val="20"/>
-          <w:u w:color="000000"/>
-        </w:rPr>
-        <w:t>SESSION CHAIR</w:t>
-      </w:r>
-    </w:p>
-    <w:p>
-      <w:pPr>
-        <w:autoSpaceDE w:val="0"/>
-        <w:autoSpaceDN w:val="0"/>
-        <w:adjustRightInd w:val="0"/>
-        <w:spacing w:after="80"/>
-        <w:rPr>
-          <w:rFonts w:asciiTheme="majorHAnsi" w:hAnsiTheme="majorHAnsi" w:cstheme="majorHAnsi"/>
-          <w:color w:val="000000"/>
-          <w:sz w:val="20"/>
-          <w:szCs w:val="20"/>
-          <w:u w:color="000000"/>
-        </w:rPr>
-      </w:pPr>
-      <w:r>
-        <w:rPr>
-          <w:rFonts w:asciiTheme="majorHAnsi" w:hAnsiTheme="majorHAnsi" w:cstheme="majorHAnsi"/>
-          <w:color w:val="000000"/>
-          <w:sz w:val="20"/>
-          <w:szCs w:val="20"/>
-          <w:u w:color="000000"/>
-        </w:rPr>
-        <w:t>CICF (2022)</w:t>
-      </w:r>
-    </w:p>
-    <w:p>
-      <w:pPr>
-        <w:autoSpaceDE w:val="0"/>
-        <w:autoSpaceDN w:val="0"/>
-        <w:adjustRightInd w:val="0"/>
-        <w:spacing w:after="80"/>
-        <w:rPr>
-          <w:rFonts w:asciiTheme="majorHAnsi" w:hAnsiTheme="majorHAnsi" w:cstheme="majorHAnsi"/>
-          <w:color w:val="000000"/>
-          <w:sz w:val="20"/>
-          <w:szCs w:val="20"/>
-          <w:u w:color="000000"/>
-        </w:rPr>
-      </w:pPr>
-      <w:r>
-        <w:rPr>
-          <w:rFonts w:asciiTheme="majorHAnsi" w:hAnsiTheme="majorHAnsi" w:cstheme="majorHAnsi"/>
-          <w:color w:val="000000"/>
-          <w:sz w:val="20"/>
-          <w:szCs w:val="20"/>
-          <w:u w:color="000000"/>
-        </w:rPr>
-        <w:t>AEA (2022): session on “Sovereign Defaul</w:t>
-      </w:r>
-      <w:r>
-        <w:rPr>
-          <w:rFonts w:asciiTheme="majorHAnsi" w:hAnsiTheme="majorHAnsi" w:cstheme="majorHAnsi"/>
-          <w:color w:val="000000"/>
-          <w:sz w:val="20"/>
-          <w:szCs w:val="20"/>
-          <w:u w:color="000000"/>
-        </w:rPr>
-        <w:t>t</w:t>
-      </w:r>
-      <w:r>
-        <w:rPr>
-          <w:rFonts w:asciiTheme="majorHAnsi" w:hAnsiTheme="majorHAnsi" w:cstheme="majorHAnsi"/>
-          <w:color w:val="000000"/>
-          <w:sz w:val="20"/>
-          <w:szCs w:val="20"/>
-          <w:u w:color="000000"/>
-        </w:rPr>
-        <w:t>”</w:t>
-      </w:r>
-    </w:p>
-    <w:p>
-      <w:pPr>
-        <w:autoSpaceDE w:val="0"/>
-        <w:autoSpaceDN w:val="0"/>
-        <w:adjustRightInd w:val="0"/>
-        <w:spacing w:after="80"/>
-        <w:rPr>
-          <w:rFonts w:asciiTheme="majorHAnsi" w:hAnsiTheme="majorHAnsi" w:cstheme="majorHAnsi"/>
-          <w:color w:val="000000"/>
-          <w:sz w:val="20"/>
-          <w:szCs w:val="20"/>
-          <w:u w:color="000000"/>
-        </w:rPr>
-      </w:pPr>
-      <w:r>
-        <w:rPr>
-          <w:rFonts w:asciiTheme="majorHAnsi" w:hAnsiTheme="majorHAnsi" w:cstheme="majorHAnsi"/>
-          <w:color w:val="000000"/>
-          <w:sz w:val="20"/>
-          <w:szCs w:val="20"/>
-          <w:u w:color="000000"/>
-        </w:rPr>
-        <w:t>A</w:t>
-      </w:r>
-      <w:r>
-        <w:rPr>
-          <w:rFonts w:asciiTheme="majorHAnsi" w:hAnsiTheme="majorHAnsi" w:cstheme="majorHAnsi"/>
-          <w:color w:val="000000"/>
-          <w:sz w:val="20"/>
-          <w:szCs w:val="20"/>
-          <w:u w:color="000000"/>
-        </w:rPr>
-        <w:t>F</w:t>
-      </w:r>
-      <w:r>
-        <w:rPr>
-          <w:rFonts w:asciiTheme="majorHAnsi" w:hAnsiTheme="majorHAnsi" w:cstheme="majorHAnsi"/>
-          <w:color w:val="000000"/>
-          <w:sz w:val="20"/>
-          <w:szCs w:val="20"/>
-          <w:u w:color="000000"/>
-        </w:rPr>
-        <w:t>A (202</w:t>
-      </w:r>
-      <w:r>
-        <w:rPr>
-          <w:rFonts w:asciiTheme="majorHAnsi" w:hAnsiTheme="majorHAnsi" w:cstheme="majorHAnsi"/>
-          <w:color w:val="000000"/>
-          <w:sz w:val="20"/>
-          <w:szCs w:val="20"/>
-          <w:u w:color="000000"/>
-        </w:rPr>
-        <w:t>1</w:t>
-      </w:r>
-      <w:r>
-        <w:rPr>
-          <w:rFonts w:asciiTheme="majorHAnsi" w:hAnsiTheme="majorHAnsi" w:cstheme="majorHAnsi"/>
-          <w:color w:val="000000"/>
-          <w:sz w:val="20"/>
-          <w:szCs w:val="20"/>
-          <w:u w:color="000000"/>
-        </w:rPr>
-        <w:t>, 2024</w:t>
-      </w:r>
-      <w:r>
-        <w:rPr>
-          <w:rFonts w:asciiTheme="majorHAnsi" w:hAnsiTheme="majorHAnsi" w:cstheme="majorHAnsi"/>
-          <w:color w:val="000000"/>
-          <w:sz w:val="20"/>
-          <w:szCs w:val="20"/>
-          <w:u w:color="000000"/>
-        </w:rPr>
-        <w:t>)</w:t>
-      </w:r>
-    </w:p>
-    <w:p>
-      <w:pPr>
-        <w:autoSpaceDE w:val="0"/>
-        <w:autoSpaceDN w:val="0"/>
-        <w:adjustRightInd w:val="0"/>
-        <w:spacing w:after="80"/>
-        <w:rPr>
-          <w:rFonts w:asciiTheme="majorHAnsi" w:hAnsiTheme="majorHAnsi" w:cstheme="majorHAnsi"/>
-          <w:color w:val="000000"/>
-          <w:sz w:val="20"/>
-          <w:szCs w:val="20"/>
-          <w:u w:color="000000"/>
-        </w:rPr>
-      </w:pPr>
-      <w:r>
-        <w:rPr>
-          <w:rFonts w:asciiTheme="majorHAnsi" w:hAnsiTheme="majorHAnsi" w:cstheme="majorHAnsi"/>
-          <w:color w:val="000000"/>
-          <w:sz w:val="20"/>
-          <w:szCs w:val="20"/>
-          <w:u w:color="000000"/>
-        </w:rPr>
-        <w:t xml:space="preserve">Banca d’Italia </w:t>
-      </w:r>
-      <w:r>
-        <w:rPr>
-          <w:rFonts w:asciiTheme="majorHAnsi" w:hAnsiTheme="majorHAnsi" w:cstheme="majorHAnsi"/>
-          <w:color w:val="000000"/>
-          <w:sz w:val="20"/>
-          <w:szCs w:val="20"/>
-          <w:u w:color="000000"/>
-        </w:rPr>
-        <w:t>Workshop on effects of COVID-19 on Firms</w:t>
-      </w:r>
-      <w:r>
-        <w:rPr>
-          <w:rFonts w:asciiTheme="majorHAnsi" w:hAnsiTheme="majorHAnsi" w:cstheme="majorHAnsi"/>
-          <w:color w:val="000000"/>
-          <w:sz w:val="20"/>
-          <w:szCs w:val="20"/>
-          <w:u w:color="000000"/>
-        </w:rPr>
-        <w:t xml:space="preserve"> (2021)</w:t>
-      </w:r>
-    </w:p>
-    <w:p>
-      <w:pPr>
-        <w:autoSpaceDE w:val="0"/>
-        <w:autoSpaceDN w:val="0"/>
-        <w:adjustRightInd w:val="0"/>
-        <w:spacing w:after="80"/>
-        <w:rPr>
-          <w:rFonts w:asciiTheme="majorHAnsi" w:hAnsiTheme="majorHAnsi" w:cstheme="majorHAnsi"/>
-          <w:color w:val="000000"/>
-          <w:sz w:val="20"/>
-          <w:szCs w:val="20"/>
-          <w:u w:color="000000"/>
-        </w:rPr>
-      </w:pPr>
-      <w:r>
-        <w:rPr>
-          <w:rFonts w:asciiTheme="majorHAnsi" w:hAnsiTheme="majorHAnsi" w:cstheme="majorHAnsi"/>
-          <w:color w:val="000000"/>
-          <w:sz w:val="20"/>
-          <w:szCs w:val="20"/>
-          <w:u w:color="000000"/>
-        </w:rPr>
-        <w:t>EFA (2021)</w:t>
-      </w:r>
-    </w:p>
-    <w:p>
-      <w:pPr>
-        <w:autoSpaceDE w:val="0"/>
-        <w:autoSpaceDN w:val="0"/>
-        <w:adjustRightInd w:val="0"/>
-        <w:spacing w:after="80"/>
-        <w:rPr>
-          <w:rFonts w:asciiTheme="majorHAnsi" w:hAnsiTheme="majorHAnsi" w:cstheme="majorHAnsi"/>
-          <w:color w:val="000000"/>
-          <w:sz w:val="20"/>
-          <w:szCs w:val="20"/>
-          <w:u w:color="000000"/>
-        </w:rPr>
-      </w:pPr>
-      <w:r>
-        <w:rPr>
-          <w:rFonts w:asciiTheme="majorHAnsi" w:hAnsiTheme="majorHAnsi" w:cstheme="majorHAnsi"/>
-          <w:color w:val="000000"/>
-          <w:sz w:val="20"/>
-          <w:szCs w:val="20"/>
-          <w:u w:color="000000"/>
-        </w:rPr>
-        <w:t xml:space="preserve">Financial Intermediation Research Society (FIRS) (2019) </w:t>
-      </w:r>
-    </w:p>
-    <w:p>
-      <w:pPr>
-        <w:autoSpaceDE w:val="0"/>
-        <w:autoSpaceDN w:val="0"/>
-        <w:adjustRightInd w:val="0"/>
-        <w:spacing w:after="80"/>
-        <w:rPr>
-          <w:rFonts w:asciiTheme="majorHAnsi" w:hAnsiTheme="majorHAnsi" w:cstheme="majorHAnsi"/>
-          <w:color w:val="000000"/>
-          <w:sz w:val="20"/>
-          <w:szCs w:val="20"/>
-          <w:u w:color="000000"/>
-        </w:rPr>
-      </w:pPr>
-      <w:r>
-        <w:rPr>
-          <w:rFonts w:asciiTheme="majorHAnsi" w:hAnsiTheme="majorHAnsi" w:cstheme="majorHAnsi"/>
-          <w:color w:val="000000"/>
-          <w:sz w:val="20"/>
-          <w:szCs w:val="20"/>
-          <w:u w:color="000000"/>
-        </w:rPr>
-        <w:t xml:space="preserve">Society for Economic Dynamics (SED) (2018 and 2019) </w:t>
-      </w:r>
-    </w:p>
-    <w:p>
-      <w:pPr>
-        <w:autoSpaceDE w:val="0"/>
-        <w:autoSpaceDN w:val="0"/>
-        <w:adjustRightInd w:val="0"/>
-        <w:spacing w:after="80"/>
-        <w:rPr>
-          <w:rFonts w:asciiTheme="majorHAnsi" w:hAnsiTheme="majorHAnsi" w:cstheme="majorHAnsi"/>
-          <w:color w:val="000000"/>
-          <w:sz w:val="20"/>
-          <w:szCs w:val="20"/>
-          <w:u w:color="000000"/>
-        </w:rPr>
-      </w:pPr>
-      <w:r>
-        <w:rPr>
-          <w:rFonts w:asciiTheme="majorHAnsi" w:hAnsiTheme="majorHAnsi" w:cstheme="majorHAnsi"/>
-          <w:color w:val="000000"/>
-          <w:sz w:val="20"/>
-          <w:szCs w:val="20"/>
-          <w:u w:color="000000"/>
-        </w:rPr>
-        <w:t>SFS (2018</w:t>
-      </w:r>
-      <w:r>
-        <w:rPr>
-          <w:rFonts w:asciiTheme="majorHAnsi" w:hAnsiTheme="majorHAnsi" w:cstheme="majorHAnsi"/>
-          <w:color w:val="000000"/>
-          <w:sz w:val="20"/>
-          <w:szCs w:val="20"/>
-          <w:u w:color="000000"/>
-        </w:rPr>
-        <w:t>, 2024</w:t>
-      </w:r>
-      <w:r>
-        <w:rPr>
-          <w:rFonts w:asciiTheme="majorHAnsi" w:hAnsiTheme="majorHAnsi" w:cstheme="majorHAnsi"/>
-          <w:color w:val="000000"/>
-          <w:sz w:val="20"/>
-          <w:szCs w:val="20"/>
-          <w:u w:color="000000"/>
-        </w:rPr>
-        <w:t xml:space="preserve">) </w:t>
-      </w:r>
-    </w:p>
-    <w:p>
-      <w:pPr>
-        <w:autoSpaceDE w:val="0"/>
-        <w:autoSpaceDN w:val="0"/>
-        <w:adjustRightInd w:val="0"/>
-        <w:spacing w:after="80"/>
-        <w:rPr>
-          <w:rFonts w:asciiTheme="majorHAnsi" w:hAnsiTheme="majorHAnsi" w:cstheme="majorHAnsi"/>
-          <w:color w:val="000000"/>
-          <w:sz w:val="20"/>
-          <w:szCs w:val="20"/>
-          <w:u w:color="000000"/>
-        </w:rPr>
-      </w:pPr>
-      <w:r>
-        <w:rPr>
-          <w:rFonts w:asciiTheme="majorHAnsi" w:hAnsiTheme="majorHAnsi" w:cstheme="majorHAnsi"/>
-          <w:color w:val="000000"/>
-          <w:sz w:val="20"/>
-          <w:szCs w:val="20"/>
-          <w:u w:color="000000"/>
-        </w:rPr>
-        <w:t xml:space="preserve">UBC Summer Finance Conference (2019) </w:t>
-      </w:r>
-    </w:p>
-    <w:p>
-      <w:pPr>
-        <w:autoSpaceDE w:val="0"/>
-        <w:autoSpaceDN w:val="0"/>
-        <w:adjustRightInd w:val="0"/>
-        <w:spacing w:after="80"/>
-        <w:rPr>
-          <w:rFonts w:asciiTheme="majorHAnsi" w:hAnsiTheme="majorHAnsi" w:cstheme="majorHAnsi"/>
-          <w:color w:val="000000"/>
-          <w:sz w:val="20"/>
-          <w:szCs w:val="20"/>
-          <w:u w:color="000000"/>
-        </w:rPr>
-      </w:pPr>
-      <w:r>
-        <w:rPr>
-          <w:rFonts w:asciiTheme="majorHAnsi" w:hAnsiTheme="majorHAnsi" w:cstheme="majorHAnsi"/>
-          <w:color w:val="000000"/>
-          <w:sz w:val="20"/>
-          <w:szCs w:val="20"/>
-          <w:u w:color="000000"/>
-        </w:rPr>
-        <w:t>WFA (2025)</w:t>
-      </w:r>
-    </w:p>
-    <w:p>
-      <w:pPr>
-        <w:autoSpaceDE w:val="0"/>
-        <w:autoSpaceDN w:val="0"/>
-        <w:adjustRightInd w:val="0"/>
-        <w:spacing w:after="80"/>
-        <w:rPr>
-          <w:rFonts w:asciiTheme="majorHAnsi" w:hAnsiTheme="majorHAnsi" w:cstheme="majorHAnsi"/>
-          <w:color w:val="000000"/>
-          <w:sz w:val="20"/>
-          <w:szCs w:val="20"/>
-          <w:u w:color="000000"/>
-        </w:rPr>
-      </w:pPr>
-    </w:p>
-    <w:p>
-      <w:pPr>
-        <w:autoSpaceDE w:val="0"/>
-        <w:autoSpaceDN w:val="0"/>
-        <w:adjustRightInd w:val="0"/>
-        <w:spacing w:after="80"/>
-        <w:rPr>
-          <w:rFonts w:asciiTheme="majorHAnsi" w:hAnsiTheme="majorHAnsi" w:cstheme="majorHAnsi"/>
-          <w:b/>
-          <w:bCs/>
-          <w:color w:val="000000"/>
-          <w:sz w:val="20"/>
-          <w:szCs w:val="20"/>
-          <w:u w:color="000000"/>
-        </w:rPr>
-      </w:pPr>
-      <w:r>
-        <w:rPr>
-          <w:rFonts w:asciiTheme="majorHAnsi" w:hAnsiTheme="majorHAnsi" w:cstheme="majorHAnsi"/>
-          <w:b/>
-          <w:bCs/>
-          <w:color w:val="000000"/>
-          <w:sz w:val="20"/>
-          <w:szCs w:val="20"/>
-          <w:u w:color="000000"/>
-        </w:rPr>
-        <w:t>TRACK CHAIR</w:t>
-      </w:r>
-    </w:p>
-    <w:p>
-      <w:pPr>
-        <w:autoSpaceDE w:val="0"/>
-        <w:autoSpaceDN w:val="0"/>
-        <w:adjustRightInd w:val="0"/>
-        <w:spacing w:after="80"/>
-        <w:rPr>
-          <w:rFonts w:asciiTheme="majorHAnsi" w:hAnsiTheme="majorHAnsi" w:cstheme="majorHAnsi"/>
-          <w:color w:val="000000"/>
-          <w:sz w:val="20"/>
-          <w:szCs w:val="20"/>
-          <w:u w:color="000000"/>
-        </w:rPr>
-      </w:pPr>
-      <w:r>
-        <w:rPr>
-          <w:rFonts w:asciiTheme="majorHAnsi" w:hAnsiTheme="majorHAnsi" w:cstheme="majorHAnsi"/>
-          <w:color w:val="000000"/>
-          <w:sz w:val="20"/>
-          <w:szCs w:val="20"/>
-          <w:u w:color="000000"/>
-        </w:rPr>
-        <w:t>EFA</w:t>
-      </w:r>
-      <w:r>
-        <w:rPr>
-          <w:rFonts w:asciiTheme="majorHAnsi" w:hAnsiTheme="majorHAnsi" w:cstheme="majorHAnsi"/>
-          <w:color w:val="000000"/>
-          <w:sz w:val="20"/>
-          <w:szCs w:val="20"/>
-          <w:u w:color="000000"/>
-        </w:rPr>
-        <w:t xml:space="preserve"> </w:t>
-      </w:r>
       <w:r>
         <w:rPr>
           <w:rFonts w:asciiTheme="majorHAnsi" w:hAnsiTheme="majorHAnsi" w:cstheme="majorHAnsi"/>
@@ -14185,7 +14202,6 @@
           <w:szCs w:val="20"/>
           <w:u w:color="000000"/>
         </w:rPr>
-        <w:lastRenderedPageBreak/>
         <w:t>GRANTS</w:t>
       </w:r>
       <w:r>
@@ -14796,7 +14812,7 @@
 </file>
 
 <file path=word/numbering.xml><?xml version="1.0" encoding="utf-8"?>
-<w:numbering xmlns:wpc="http://schemas.microsoft.com/office/word/2010/wordprocessingCanvas" xmlns:cx="http://schemas.microsoft.com/office/drawing/2014/chartex" xmlns:cx1="http://schemas.microsoft.com/office/drawing/2015/9/8/chartex" xmlns:cx2="http://schemas.microsoft.com/office/drawing/2015/10/21/chartex" xmlns:cx3="http://schemas.microsoft.com/office/drawing/2016/5/9/chartex" xmlns:cx4="http://schemas.microsoft.com/office/drawing/2016/5/10/chartex" xmlns:cx5="http://schemas.microsoft.com/office/drawing/2016/5/11/chartex" xmlns:cx6="http://schemas.microsoft.com/office/drawing/2016/5/12/chartex" xmlns:cx7="http://schemas.microsoft.com/office/drawing/2016/5/13/chartex" xmlns:cx8="http://schemas.microsoft.com/office/drawing/2016/5/14/chartex" xmlns:mc="http://schemas.openxmlformats.org/markup-compatibility/2006" xmlns:aink="http://schemas.microsoft.com/office/drawing/2016/ink" xmlns:am3d="http://schemas.microsoft.com/office/drawing/2017/model3d" xmlns:o="urn:schemas-microsoft-com:office:office" xmlns:oel="http://schemas.microsoft.com/office/2019/extlst" xmlns:r="http://schemas.openxmlformats.org/officeDocument/2006/relationships" xmlns:m="http://schemas.openxmlformats.org/officeDocument/2006/math" xmlns:v="urn:schemas-microsoft-com:vml" xmlns:wp14="http://schemas.microsoft.com/office/word/2010/wordprocessingDrawing" xmlns:wp="http://schemas.openxmlformats.org/drawingml/2006/wordprocessingDrawing" xmlns:w10="urn:schemas-microsoft-com:office:word" xmlns:w="http://schemas.openxmlformats.org/wordprocessingml/2006/main" xmlns:w14="http://schemas.microsoft.com/office/word/2010/wordml" xmlns:w15="http://schemas.microsoft.com/office/word/2012/wordml" xmlns:w16cex="http://schemas.microsoft.com/office/word/2018/wordml/cex" xmlns:w16cid="http://schemas.microsoft.com/office/word/2016/wordml/cid" xmlns:w16="http://schemas.microsoft.com/office/word/2018/wordml" xmlns:w16du="http://schemas.microsoft.com/office/word/2023/wordml/word16du" xmlns:w16sdtdh="http://schemas.microsoft.com/office/word/2020/wordml/sdtdatahash" xmlns:w16sdtfl="http://schemas.microsoft.com/office/word/2024/wordml/sdtformatlock" xmlns:w16se="http://schemas.microsoft.com/office/word/2015/wordml/symex" xmlns:wpg="http://schemas.microsoft.com/office/word/2010/wordprocessingGroup" xmlns:wpi="http://schemas.microsoft.com/office/word/2010/wordprocessingInk" xmlns:wne="http://schemas.microsoft.com/office/word/2006/wordml" xmlns:wps="http://schemas.microsoft.com/office/word/2010/wordprocessingShape" mc:Ignorable="w14 w15 w16se w16cid w16 w16cex w16sdtdh w16sdtfl w16du wp14">
+<w:numbering xmlns:wpc="http://schemas.microsoft.com/office/word/2010/wordprocessingCanvas" xmlns:cx="http://schemas.microsoft.com/office/drawing/2014/chartex" xmlns:cx1="http://schemas.microsoft.com/office/drawing/2015/9/8/chartex" xmlns:cx2="http://schemas.microsoft.com/office/drawing/2015/10/21/chartex" xmlns:cx3="http://schemas.microsoft.com/office/drawing/2016/5/9/chartex" xmlns:cx4="http://schemas.microsoft.com/office/drawing/2016/5/10/chartex" xmlns:cx5="http://schemas.microsoft.com/office/drawing/2016/5/11/chartex" xmlns:cx6="http://schemas.microsoft.com/office/drawing/2016/5/12/chartex" xmlns:cx7="http://schemas.microsoft.com/office/drawing/2016/5/13/chartex" xmlns:cx8="http://schemas.microsoft.com/office/drawing/2016/5/14/chartex" xmlns:mc="http://schemas.openxmlformats.org/markup-compatibility/2006" xmlns:m="http://schemas.openxmlformats.org/officeDocument/2006/math" xmlns:aink="http://schemas.microsoft.com/office/drawing/2016/ink" xmlns:am3d="http://schemas.microsoft.com/office/drawing/2017/model3d" xmlns:oel="http://schemas.microsoft.com/office/2019/extlst" xmlns:r="http://schemas.openxmlformats.org/officeDocument/2006/relationships" xmlns:wp14="http://schemas.microsoft.com/office/word/2010/wordprocessingDrawing" xmlns:wp="http://schemas.openxmlformats.org/drawingml/2006/wordprocessingDrawing" xmlns:wpg="http://schemas.microsoft.com/office/word/2010/wordprocessingGroup" xmlns:wpi="http://schemas.microsoft.com/office/word/2010/wordprocessingInk" xmlns:wps="http://schemas.microsoft.com/office/word/2010/wordprocessingShape" xmlns:o="urn:schemas-microsoft-com:office:office" xmlns:v="urn:schemas-microsoft-com:vml" xmlns:w10="urn:schemas-microsoft-com:office:word" xmlns:w="http://schemas.openxmlformats.org/wordprocessingml/2006/main" xmlns:w14="http://schemas.microsoft.com/office/word/2010/wordml" xmlns:w15="http://schemas.microsoft.com/office/word/2012/wordml" xmlns:w16cex="http://schemas.microsoft.com/office/word/2018/wordml/cex" xmlns:w16cid="http://schemas.microsoft.com/office/word/2016/wordml/cid" xmlns:w16="http://schemas.microsoft.com/office/word/2018/wordml" xmlns:w16sdtdh="http://schemas.microsoft.com/office/word/2020/wordml/sdtdatahash" xmlns:w16sdtfl="http://schemas.microsoft.com/office/word/2024/wordml/sdtformatlock" xmlns:w16se="http://schemas.microsoft.com/office/word/2015/wordml/symex" xmlns:w16du="http://schemas.microsoft.com/office/word/2023/wordml/word16du" xmlns:wne="http://schemas.microsoft.com/office/word/2006/wordml" mc:Ignorable="w14 w15 w16se w16cid w16 w16cex w16sdtdh w16sdtfl w16du wp14">
   <w:abstractNum w:abstractNumId="0" w15:restartNumberingAfterBreak="0">
     <w:nsid w:val="16962CAF"/>
     <w:multiLevelType w:val="hybridMultilevel"/>
@@ -15443,7 +15459,7 @@
 </file>
 
 <file path=word/styles.xml><?xml version="1.0" encoding="utf-8"?>
-<w:styles xmlns:mc="http://schemas.openxmlformats.org/markup-compatibility/2006" xmlns:r="http://schemas.openxmlformats.org/officeDocument/2006/relationships" xmlns:w="http://schemas.openxmlformats.org/wordprocessingml/2006/main" xmlns:w14="http://schemas.microsoft.com/office/word/2010/wordml" xmlns:w15="http://schemas.microsoft.com/office/word/2012/wordml" xmlns:w16cex="http://schemas.microsoft.com/office/word/2018/wordml/cex" xmlns:w16cid="http://schemas.microsoft.com/office/word/2016/wordml/cid" xmlns:w16="http://schemas.microsoft.com/office/word/2018/wordml" xmlns:w16du="http://schemas.microsoft.com/office/word/2023/wordml/word16du" xmlns:w16sdtdh="http://schemas.microsoft.com/office/word/2020/wordml/sdtdatahash" xmlns:w16sdtfl="http://schemas.microsoft.com/office/word/2024/wordml/sdtformatlock" xmlns:w16se="http://schemas.microsoft.com/office/word/2015/wordml/symex" mc:Ignorable="w14 w15 w16se w16cid w16 w16cex w16sdtdh w16sdtfl w16du">
+<w:styles xmlns:mc="http://schemas.openxmlformats.org/markup-compatibility/2006" xmlns:r="http://schemas.openxmlformats.org/officeDocument/2006/relationships" xmlns:w="http://schemas.openxmlformats.org/wordprocessingml/2006/main" xmlns:w14="http://schemas.microsoft.com/office/word/2010/wordml" xmlns:w15="http://schemas.microsoft.com/office/word/2012/wordml" xmlns:w16cex="http://schemas.microsoft.com/office/word/2018/wordml/cex" xmlns:w16cid="http://schemas.microsoft.com/office/word/2016/wordml/cid" xmlns:w16="http://schemas.microsoft.com/office/word/2018/wordml" xmlns:w16sdtdh="http://schemas.microsoft.com/office/word/2020/wordml/sdtdatahash" xmlns:w16sdtfl="http://schemas.microsoft.com/office/word/2024/wordml/sdtformatlock" xmlns:w16se="http://schemas.microsoft.com/office/word/2015/wordml/symex" xmlns:w16du="http://schemas.microsoft.com/office/word/2023/wordml/word16du" mc:Ignorable="w14 w15 w16se w16cid w16 w16cex w16sdtdh w16sdtfl w16du">
   <w:docDefaults>
     <w:rPrDefault>
       <w:rPr>

--- a/vari/Curriculum-May-2026 copy.docx
+++ b/vari/Curriculum-May-2026 copy.docx
@@ -5231,7 +5231,7 @@
           <w:sz w:val="20"/>
           <w:szCs w:val="20"/>
         </w:rPr>
-        <w:t>4</w:t>
+        <w:t>1</w:t>
       </w:r>
     </w:p>
     <w:p>

--- a/vari/Curriculum-May-2026 copy.docx
+++ b/vari/Curriculum-May-2026 copy.docx
@@ -5033,7 +5033,43 @@
           <w:sz w:val="20"/>
           <w:szCs w:val="20"/>
         </w:rPr>
-        <w:t>“A New Theory of Credit Lines with Evidence,” with J</w:t>
+        <w:t xml:space="preserve">“A New Theory of Credit Lines </w:t>
+      </w:r>
+      <w:r>
+        <w:rPr>
+          <w:rFonts w:asciiTheme="majorHAnsi" w:hAnsiTheme="majorHAnsi" w:cstheme="majorHAnsi"/>
+          <w:color w:val="000000"/>
+          <w:sz w:val="20"/>
+          <w:szCs w:val="20"/>
+        </w:rPr>
+        <w:t>(W</w:t>
+      </w:r>
+      <w:r>
+        <w:rPr>
+          <w:rFonts w:asciiTheme="majorHAnsi" w:hAnsiTheme="majorHAnsi" w:cstheme="majorHAnsi"/>
+          <w:color w:val="000000"/>
+          <w:sz w:val="20"/>
+          <w:szCs w:val="20"/>
+        </w:rPr>
+        <w:t>ith Evidence</w:t>
+      </w:r>
+      <w:r>
+        <w:rPr>
+          <w:rFonts w:asciiTheme="majorHAnsi" w:hAnsiTheme="majorHAnsi" w:cstheme="majorHAnsi"/>
+          <w:color w:val="000000"/>
+          <w:sz w:val="20"/>
+          <w:szCs w:val="20"/>
+        </w:rPr>
+        <w:t>)</w:t>
+      </w:r>
+      <w:r>
+        <w:rPr>
+          <w:rFonts w:asciiTheme="majorHAnsi" w:hAnsiTheme="majorHAnsi" w:cstheme="majorHAnsi"/>
+          <w:color w:val="000000"/>
+          <w:sz w:val="20"/>
+          <w:szCs w:val="20"/>
+        </w:rPr>
+        <w:t>,” with J</w:t>
       </w:r>
       <w:r>
         <w:rPr>

--- a/vari/Curriculum-May-2026 copy.docx
+++ b/vari/Curriculum-May-2026 copy.docx
@@ -4713,7 +4713,7 @@
           <w:sz w:val="20"/>
           <w:szCs w:val="20"/>
         </w:rPr>
-        <w:t>2</w:t>
+        <w:t>6</w:t>
       </w:r>
     </w:p>
     <w:p>
@@ -4899,6 +4899,93 @@
           <w:sz w:val="20"/>
           <w:szCs w:val="20"/>
         </w:rPr>
+        <w:t xml:space="preserve">“Restructuring vs. Bankruptcy” with </w:t>
+      </w:r>
+      <w:r>
+        <w:rPr>
+          <w:rFonts w:asciiTheme="majorHAnsi" w:hAnsiTheme="majorHAnsi" w:cstheme="majorHAnsi"/>
+          <w:color w:val="000000"/>
+          <w:sz w:val="20"/>
+          <w:szCs w:val="20"/>
+        </w:rPr>
+        <w:t>J.R Donaldson</w:t>
+      </w:r>
+      <w:r>
+        <w:rPr>
+          <w:rFonts w:asciiTheme="majorHAnsi" w:hAnsiTheme="majorHAnsi" w:cstheme="majorHAnsi"/>
+          <w:color w:val="000000"/>
+          <w:sz w:val="20"/>
+          <w:szCs w:val="20"/>
+        </w:rPr>
+        <w:t>, Ed Morrison, and X. Yu, 2026</w:t>
+      </w:r>
+    </w:p>
+    <w:p>
+      <w:pPr>
+        <w:autoSpaceDE w:val="0"/>
+        <w:autoSpaceDN w:val="0"/>
+        <w:adjustRightInd w:val="0"/>
+        <w:rPr>
+          <w:rFonts w:asciiTheme="majorHAnsi" w:hAnsiTheme="majorHAnsi" w:cstheme="majorHAnsi"/>
+          <w:color w:val="000000"/>
+          <w:sz w:val="20"/>
+          <w:szCs w:val="20"/>
+          <w:u w:val="single"/>
+        </w:rPr>
+      </w:pPr>
+      <w:r>
+        <w:rPr>
+          <w:rFonts w:asciiTheme="majorHAnsi" w:hAnsiTheme="majorHAnsi" w:cstheme="majorHAnsi"/>
+          <w:color w:val="000000"/>
+          <w:sz w:val="20"/>
+          <w:szCs w:val="20"/>
+        </w:rPr>
+        <w:t xml:space="preserve">R&amp;R at the </w:t>
+      </w:r>
+      <w:r>
+        <w:rPr>
+          <w:rFonts w:asciiTheme="majorHAnsi" w:hAnsiTheme="majorHAnsi" w:cstheme="majorHAnsi"/>
+          <w:color w:val="000000"/>
+          <w:sz w:val="20"/>
+          <w:szCs w:val="20"/>
+          <w:u w:val="single"/>
+        </w:rPr>
+        <w:t>Review of Financial Studies</w:t>
+      </w:r>
+    </w:p>
+    <w:p>
+      <w:pPr>
+        <w:autoSpaceDE w:val="0"/>
+        <w:autoSpaceDN w:val="0"/>
+        <w:adjustRightInd w:val="0"/>
+        <w:rPr>
+          <w:rFonts w:asciiTheme="majorHAnsi" w:hAnsiTheme="majorHAnsi" w:cstheme="majorHAnsi"/>
+          <w:color w:val="000000"/>
+          <w:sz w:val="20"/>
+          <w:szCs w:val="20"/>
+          <w:u w:val="single"/>
+        </w:rPr>
+      </w:pPr>
+    </w:p>
+    <w:p>
+      <w:pPr>
+        <w:autoSpaceDE w:val="0"/>
+        <w:autoSpaceDN w:val="0"/>
+        <w:adjustRightInd w:val="0"/>
+        <w:rPr>
+          <w:rFonts w:asciiTheme="majorHAnsi" w:hAnsiTheme="majorHAnsi" w:cstheme="majorHAnsi"/>
+          <w:color w:val="000000"/>
+          <w:sz w:val="20"/>
+          <w:szCs w:val="20"/>
+        </w:rPr>
+      </w:pPr>
+      <w:r>
+        <w:rPr>
+          <w:rFonts w:asciiTheme="majorHAnsi" w:hAnsiTheme="majorHAnsi" w:cstheme="majorHAnsi"/>
+          <w:color w:val="000000"/>
+          <w:sz w:val="20"/>
+          <w:szCs w:val="20"/>
+        </w:rPr>
         <w:t xml:space="preserve">“Modular Contracts,” with </w:t>
       </w:r>
       <w:r>
@@ -4933,73 +5020,6 @@
           <w:u w:val="single"/>
         </w:rPr>
       </w:pPr>
-    </w:p>
-    <w:p>
-      <w:pPr>
-        <w:autoSpaceDE w:val="0"/>
-        <w:autoSpaceDN w:val="0"/>
-        <w:adjustRightInd w:val="0"/>
-        <w:rPr>
-          <w:rFonts w:asciiTheme="majorHAnsi" w:hAnsiTheme="majorHAnsi" w:cstheme="majorHAnsi"/>
-          <w:color w:val="000000"/>
-          <w:sz w:val="20"/>
-          <w:szCs w:val="20"/>
-        </w:rPr>
-      </w:pPr>
-      <w:r>
-        <w:rPr>
-          <w:rFonts w:asciiTheme="majorHAnsi" w:hAnsiTheme="majorHAnsi" w:cstheme="majorHAnsi"/>
-          <w:color w:val="000000"/>
-          <w:sz w:val="20"/>
-          <w:szCs w:val="20"/>
-        </w:rPr>
-        <w:t xml:space="preserve">“Restructuring vs. Bankruptcy” with </w:t>
-      </w:r>
-      <w:r>
-        <w:rPr>
-          <w:rFonts w:asciiTheme="majorHAnsi" w:hAnsiTheme="majorHAnsi" w:cstheme="majorHAnsi"/>
-          <w:color w:val="000000"/>
-          <w:sz w:val="20"/>
-          <w:szCs w:val="20"/>
-        </w:rPr>
-        <w:t>J.R Donaldson</w:t>
-      </w:r>
-      <w:r>
-        <w:rPr>
-          <w:rFonts w:asciiTheme="majorHAnsi" w:hAnsiTheme="majorHAnsi" w:cstheme="majorHAnsi"/>
-          <w:color w:val="000000"/>
-          <w:sz w:val="20"/>
-          <w:szCs w:val="20"/>
-        </w:rPr>
-        <w:t xml:space="preserve">, Ed Morrison, and </w:t>
-      </w:r>
-      <w:r>
-        <w:rPr>
-          <w:rFonts w:asciiTheme="majorHAnsi" w:hAnsiTheme="majorHAnsi" w:cstheme="majorHAnsi"/>
-          <w:color w:val="000000"/>
-          <w:sz w:val="20"/>
-          <w:szCs w:val="20"/>
-        </w:rPr>
-        <w:t>X.</w:t>
-      </w:r>
-      <w:r>
-        <w:rPr>
-          <w:rFonts w:asciiTheme="majorHAnsi" w:hAnsiTheme="majorHAnsi" w:cstheme="majorHAnsi"/>
-          <w:color w:val="000000"/>
-          <w:sz w:val="20"/>
-          <w:szCs w:val="20"/>
-        </w:rPr>
-        <w:t xml:space="preserve"> Yu, 202</w:t>
-      </w:r>
-      <w:r>
-        <w:rPr>
-          <w:rFonts w:asciiTheme="majorHAnsi" w:hAnsiTheme="majorHAnsi" w:cstheme="majorHAnsi"/>
-          <w:color w:val="000000"/>
-          <w:sz w:val="20"/>
-          <w:szCs w:val="20"/>
-        </w:rPr>
-        <w:t>6</w:t>
-      </w:r>
     </w:p>
     <w:p>
       <w:pPr>
@@ -6134,6 +6154,7 @@
           <w:sz w:val="20"/>
           <w:szCs w:val="20"/>
         </w:rPr>
+        <w:lastRenderedPageBreak/>
         <w:t>2025</w:t>
       </w:r>
     </w:p>
@@ -6180,7 +6201,6 @@
           <w:sz w:val="20"/>
           <w:szCs w:val="20"/>
         </w:rPr>
-        <w:lastRenderedPageBreak/>
         <w:t>University of Miami, University of Florida, Fed Board, ECB, HKU</w:t>
       </w:r>
       <w:r>
@@ -7963,7 +7983,7 @@
           <w:szCs w:val="20"/>
           <w:u w:color="000000"/>
         </w:rPr>
-        <w:t xml:space="preserve">anagement, Goethe University Frankfurt, Halle Institute for Economic Research, HKUST (postponed), Michigan State University, MIT, Norwegian School of Economics, New York Fed (postponed), NYU (postponed), Temple University (postponed), University of Geneva, </w:t>
+        <w:t xml:space="preserve">anagement, Goethe University Frankfurt, </w:t>
       </w:r>
       <w:r>
         <w:rPr>
@@ -7974,7 +7994,7 @@
           <w:u w:color="000000"/>
         </w:rPr>
         <w:lastRenderedPageBreak/>
-        <w:t>University of Hong Kong (postponed), University of Maryland (postponed), University of Washington, University of Wisconsin (postponed)</w:t>
+        <w:t>Halle Institute for Economic Research, HKUST (postponed), Michigan State University, MIT, Norwegian School of Economics, New York Fed (postponed), NYU (postponed), Temple University (postponed), University of Geneva, University of Hong Kong (postponed), University of Maryland (postponed), University of Washington, University of Wisconsin (postponed)</w:t>
       </w:r>
     </w:p>
     <w:p>
@@ -8732,7 +8752,18 @@
           <w:szCs w:val="20"/>
           <w:u w:color="000000"/>
         </w:rPr>
-        <w:t>, Society of Economic Dynamics (Warsaw)*, Summer Workshop on Money, Banking, Payments and Finance (St Louis), Vanderbilt University (Labor and Finance Group)</w:t>
+        <w:t xml:space="preserve">, Society of Economic Dynamics </w:t>
+      </w:r>
+      <w:r>
+        <w:rPr>
+          <w:rFonts w:asciiTheme="majorHAnsi" w:hAnsiTheme="majorHAnsi" w:cstheme="majorHAnsi"/>
+          <w:color w:val="000000"/>
+          <w:sz w:val="20"/>
+          <w:szCs w:val="20"/>
+          <w:u w:color="000000"/>
+        </w:rPr>
+        <w:lastRenderedPageBreak/>
+        <w:t>(Warsaw)*, Summer Workshop on Money, Banking, Payments and Finance (St Louis), Vanderbilt University (Labor and Finance Group)</w:t>
       </w:r>
     </w:p>
     <w:p>
@@ -8759,8 +8790,1600 @@
           <w:szCs w:val="20"/>
           <w:u w:color="000000"/>
         </w:rPr>
+        <w:t>2014</w:t>
+      </w:r>
+      <w:r>
+        <w:rPr>
+          <w:rFonts w:asciiTheme="majorHAnsi" w:hAnsiTheme="majorHAnsi" w:cstheme="majorHAnsi"/>
+          <w:color w:val="000000"/>
+          <w:sz w:val="20"/>
+          <w:szCs w:val="20"/>
+          <w:u w:color="000000"/>
+        </w:rPr>
+        <w:t xml:space="preserve"> </w:t>
+      </w:r>
+    </w:p>
+    <w:p>
+      <w:pPr>
+        <w:autoSpaceDE w:val="0"/>
+        <w:autoSpaceDN w:val="0"/>
+        <w:adjustRightInd w:val="0"/>
+        <w:spacing w:after="80"/>
+        <w:rPr>
+          <w:rFonts w:asciiTheme="majorHAnsi" w:hAnsiTheme="majorHAnsi" w:cstheme="majorHAnsi"/>
+          <w:color w:val="000000"/>
+          <w:sz w:val="20"/>
+          <w:szCs w:val="20"/>
+          <w:u w:val="single" w:color="000000"/>
+        </w:rPr>
+      </w:pPr>
+      <w:r>
+        <w:rPr>
+          <w:rFonts w:asciiTheme="majorHAnsi" w:hAnsiTheme="majorHAnsi" w:cstheme="majorHAnsi"/>
+          <w:color w:val="000000"/>
+          <w:sz w:val="20"/>
+          <w:szCs w:val="20"/>
+          <w:u w:val="single" w:color="000000"/>
+        </w:rPr>
+        <w:t>Seminars</w:t>
+      </w:r>
+    </w:p>
+    <w:p>
+      <w:pPr>
+        <w:autoSpaceDE w:val="0"/>
+        <w:autoSpaceDN w:val="0"/>
+        <w:adjustRightInd w:val="0"/>
+        <w:spacing w:after="80"/>
+        <w:rPr>
+          <w:rFonts w:asciiTheme="majorHAnsi" w:hAnsiTheme="majorHAnsi" w:cstheme="majorHAnsi"/>
+          <w:color w:val="000000"/>
+          <w:sz w:val="20"/>
+          <w:szCs w:val="20"/>
+          <w:u w:color="000000"/>
+        </w:rPr>
+      </w:pPr>
+      <w:r>
+        <w:rPr>
+          <w:rFonts w:asciiTheme="majorHAnsi" w:hAnsiTheme="majorHAnsi" w:cstheme="majorHAnsi"/>
+          <w:color w:val="000000"/>
+          <w:sz w:val="20"/>
+          <w:szCs w:val="20"/>
+          <w:u w:color="000000"/>
+        </w:rPr>
+        <w:t xml:space="preserve">Bank of England, St Louis Fed, UNC Kenan-Flagler, University of Rome Tor </w:t>
+      </w:r>
+      <w:proofErr w:type="spellStart"/>
+      <w:r>
+        <w:rPr>
+          <w:rFonts w:asciiTheme="majorHAnsi" w:hAnsiTheme="majorHAnsi" w:cstheme="majorHAnsi"/>
+          <w:color w:val="000000"/>
+          <w:sz w:val="20"/>
+          <w:szCs w:val="20"/>
+          <w:u w:color="000000"/>
+        </w:rPr>
+        <w:t>Vergata</w:t>
+      </w:r>
+      <w:proofErr w:type="spellEnd"/>
+    </w:p>
+    <w:p>
+      <w:pPr>
+        <w:autoSpaceDE w:val="0"/>
+        <w:autoSpaceDN w:val="0"/>
+        <w:adjustRightInd w:val="0"/>
+        <w:spacing w:after="80"/>
+        <w:rPr>
+          <w:rFonts w:asciiTheme="majorHAnsi" w:hAnsiTheme="majorHAnsi" w:cstheme="majorHAnsi"/>
+          <w:color w:val="000000"/>
+          <w:sz w:val="20"/>
+          <w:szCs w:val="20"/>
+          <w:u w:val="single" w:color="000000"/>
+        </w:rPr>
+      </w:pPr>
+      <w:r>
+        <w:rPr>
+          <w:rFonts w:asciiTheme="majorHAnsi" w:hAnsiTheme="majorHAnsi" w:cstheme="majorHAnsi"/>
+          <w:color w:val="000000"/>
+          <w:sz w:val="20"/>
+          <w:szCs w:val="20"/>
+          <w:u w:val="single" w:color="000000"/>
+        </w:rPr>
+        <w:t>Conferences</w:t>
+      </w:r>
+      <w:r>
+        <w:rPr>
+          <w:rFonts w:asciiTheme="majorHAnsi" w:hAnsiTheme="majorHAnsi" w:cstheme="majorHAnsi"/>
+          <w:color w:val="000000"/>
+          <w:sz w:val="20"/>
+          <w:szCs w:val="20"/>
+          <w:u w:val="single" w:color="000000"/>
+        </w:rPr>
+        <w:t xml:space="preserve"> </w:t>
+      </w:r>
+    </w:p>
+    <w:p>
+      <w:pPr>
+        <w:autoSpaceDE w:val="0"/>
+        <w:autoSpaceDN w:val="0"/>
+        <w:adjustRightInd w:val="0"/>
+        <w:spacing w:after="80"/>
+        <w:rPr>
+          <w:rFonts w:asciiTheme="majorHAnsi" w:hAnsiTheme="majorHAnsi" w:cstheme="majorHAnsi"/>
+          <w:color w:val="000000"/>
+          <w:sz w:val="20"/>
+          <w:szCs w:val="20"/>
+          <w:u w:color="000000"/>
+        </w:rPr>
+      </w:pPr>
+      <w:r>
+        <w:rPr>
+          <w:rFonts w:asciiTheme="majorHAnsi" w:hAnsiTheme="majorHAnsi" w:cstheme="majorHAnsi"/>
+          <w:color w:val="000000"/>
+          <w:sz w:val="20"/>
+          <w:szCs w:val="20"/>
+          <w:u w:color="000000"/>
+        </w:rPr>
+        <w:t xml:space="preserve">EEA (Toulouse)*, FIRS, NBER Summer Institute </w:t>
+      </w:r>
+      <w:proofErr w:type="gramStart"/>
+      <w:r>
+        <w:rPr>
+          <w:rFonts w:asciiTheme="majorHAnsi" w:hAnsiTheme="majorHAnsi" w:cstheme="majorHAnsi"/>
+          <w:color w:val="000000"/>
+          <w:sz w:val="20"/>
+          <w:szCs w:val="20"/>
+          <w:u w:color="000000"/>
+        </w:rPr>
+        <w:t>The</w:t>
+      </w:r>
+      <w:proofErr w:type="gramEnd"/>
+      <w:r>
+        <w:rPr>
+          <w:rFonts w:asciiTheme="majorHAnsi" w:hAnsiTheme="majorHAnsi" w:cstheme="majorHAnsi"/>
+          <w:color w:val="000000"/>
+          <w:sz w:val="20"/>
+          <w:szCs w:val="20"/>
+          <w:u w:color="000000"/>
+        </w:rPr>
+        <w:t xml:space="preserve"> Economics of Credit Ratings (Boston)*, Paul Woolley Conference (Sydney)</w:t>
+      </w:r>
+    </w:p>
+    <w:p>
+      <w:pPr>
+        <w:autoSpaceDE w:val="0"/>
+        <w:autoSpaceDN w:val="0"/>
+        <w:adjustRightInd w:val="0"/>
+        <w:spacing w:after="80"/>
+        <w:rPr>
+          <w:rFonts w:asciiTheme="majorHAnsi" w:hAnsiTheme="majorHAnsi" w:cstheme="majorHAnsi"/>
+          <w:color w:val="000000"/>
+          <w:sz w:val="20"/>
+          <w:szCs w:val="20"/>
+          <w:u w:color="000000"/>
+        </w:rPr>
+      </w:pPr>
+      <w:r>
+        <w:rPr>
+          <w:rFonts w:asciiTheme="majorHAnsi" w:hAnsiTheme="majorHAnsi" w:cstheme="majorHAnsi"/>
+          <w:b/>
+          <w:bCs/>
+          <w:color w:val="000000"/>
+          <w:sz w:val="20"/>
+          <w:szCs w:val="20"/>
+          <w:u w:color="000000"/>
+        </w:rPr>
+        <w:t>2013</w:t>
+      </w:r>
+      <w:r>
+        <w:rPr>
+          <w:rFonts w:asciiTheme="majorHAnsi" w:hAnsiTheme="majorHAnsi" w:cstheme="majorHAnsi"/>
+          <w:color w:val="000000"/>
+          <w:sz w:val="20"/>
+          <w:szCs w:val="20"/>
+          <w:u w:color="000000"/>
+        </w:rPr>
+        <w:t xml:space="preserve"> </w:t>
+      </w:r>
+    </w:p>
+    <w:p>
+      <w:pPr>
+        <w:autoSpaceDE w:val="0"/>
+        <w:autoSpaceDN w:val="0"/>
+        <w:adjustRightInd w:val="0"/>
+        <w:spacing w:after="80"/>
+        <w:rPr>
+          <w:rFonts w:asciiTheme="majorHAnsi" w:hAnsiTheme="majorHAnsi" w:cstheme="majorHAnsi"/>
+          <w:color w:val="000000"/>
+          <w:sz w:val="20"/>
+          <w:szCs w:val="20"/>
+          <w:u w:val="single" w:color="000000"/>
+        </w:rPr>
+      </w:pPr>
+      <w:r>
+        <w:rPr>
+          <w:rFonts w:asciiTheme="majorHAnsi" w:hAnsiTheme="majorHAnsi" w:cstheme="majorHAnsi"/>
+          <w:color w:val="000000"/>
+          <w:sz w:val="20"/>
+          <w:szCs w:val="20"/>
+          <w:u w:val="single" w:color="000000"/>
+        </w:rPr>
+        <w:t>Seminars</w:t>
+      </w:r>
+    </w:p>
+    <w:p>
+      <w:pPr>
+        <w:autoSpaceDE w:val="0"/>
+        <w:autoSpaceDN w:val="0"/>
+        <w:adjustRightInd w:val="0"/>
+        <w:spacing w:after="80"/>
+        <w:rPr>
+          <w:rFonts w:asciiTheme="majorHAnsi" w:hAnsiTheme="majorHAnsi" w:cstheme="majorHAnsi"/>
+          <w:color w:val="000000"/>
+          <w:sz w:val="20"/>
+          <w:szCs w:val="20"/>
+          <w:u w:color="000000"/>
+        </w:rPr>
+      </w:pPr>
+      <w:r>
+        <w:rPr>
+          <w:rFonts w:asciiTheme="majorHAnsi" w:hAnsiTheme="majorHAnsi" w:cstheme="majorHAnsi"/>
+          <w:color w:val="000000"/>
+          <w:sz w:val="20"/>
+          <w:szCs w:val="20"/>
+          <w:u w:color="000000"/>
+        </w:rPr>
+        <w:t xml:space="preserve">Amsterdam Business School, Arizona State University, Bocconi University, EIEF, Federal Reserve Board of </w:t>
+      </w:r>
+      <w:r>
+        <w:rPr>
+          <w:rFonts w:asciiTheme="majorHAnsi" w:hAnsiTheme="majorHAnsi" w:cstheme="majorHAnsi"/>
+          <w:color w:val="000000"/>
+          <w:sz w:val="20"/>
+          <w:szCs w:val="20"/>
+          <w:u w:color="000000"/>
+        </w:rPr>
+        <w:t xml:space="preserve">                     </w:t>
+      </w:r>
+    </w:p>
+    <w:p>
+      <w:pPr>
+        <w:autoSpaceDE w:val="0"/>
+        <w:autoSpaceDN w:val="0"/>
+        <w:adjustRightInd w:val="0"/>
+        <w:spacing w:after="80"/>
+        <w:rPr>
+          <w:rFonts w:asciiTheme="majorHAnsi" w:hAnsiTheme="majorHAnsi" w:cstheme="majorHAnsi"/>
+          <w:color w:val="000000"/>
+          <w:sz w:val="20"/>
+          <w:szCs w:val="20"/>
+          <w:u w:val="single" w:color="000000"/>
+        </w:rPr>
+      </w:pPr>
+      <w:r>
+        <w:rPr>
+          <w:rFonts w:asciiTheme="majorHAnsi" w:hAnsiTheme="majorHAnsi" w:cstheme="majorHAnsi"/>
+          <w:color w:val="000000"/>
+          <w:sz w:val="20"/>
+          <w:szCs w:val="20"/>
+          <w:u w:color="000000"/>
+        </w:rPr>
+        <w:t>Governors, HEC Paris, Stockholm School of Business, UBC Sauder, University of Maryland (RH Smith), University of Michigan (Ross), University of Warwick, Washington University in St. Louis, Wharton Business School</w:t>
+      </w:r>
+    </w:p>
+    <w:p>
+      <w:pPr>
+        <w:autoSpaceDE w:val="0"/>
+        <w:autoSpaceDN w:val="0"/>
+        <w:adjustRightInd w:val="0"/>
+        <w:spacing w:after="80"/>
+        <w:rPr>
+          <w:rFonts w:asciiTheme="majorHAnsi" w:hAnsiTheme="majorHAnsi" w:cstheme="majorHAnsi"/>
+          <w:color w:val="000000"/>
+          <w:sz w:val="20"/>
+          <w:szCs w:val="20"/>
+          <w:u w:val="single" w:color="000000"/>
+        </w:rPr>
+      </w:pPr>
+      <w:r>
+        <w:rPr>
+          <w:rFonts w:asciiTheme="majorHAnsi" w:hAnsiTheme="majorHAnsi" w:cstheme="majorHAnsi"/>
+          <w:color w:val="000000"/>
+          <w:sz w:val="20"/>
+          <w:szCs w:val="20"/>
+          <w:u w:val="single" w:color="000000"/>
+        </w:rPr>
+        <w:t>Conferences</w:t>
+      </w:r>
+    </w:p>
+    <w:p>
+      <w:pPr>
+        <w:autoSpaceDE w:val="0"/>
+        <w:autoSpaceDN w:val="0"/>
+        <w:adjustRightInd w:val="0"/>
+        <w:spacing w:after="80"/>
+        <w:rPr>
+          <w:rFonts w:asciiTheme="majorHAnsi" w:hAnsiTheme="majorHAnsi" w:cstheme="majorHAnsi"/>
+          <w:color w:val="000000"/>
+          <w:sz w:val="20"/>
+          <w:szCs w:val="20"/>
+          <w:u w:color="000000"/>
+        </w:rPr>
+      </w:pPr>
+      <w:r>
+        <w:rPr>
+          <w:rFonts w:asciiTheme="majorHAnsi" w:hAnsiTheme="majorHAnsi" w:cstheme="majorHAnsi"/>
+          <w:color w:val="000000"/>
+          <w:sz w:val="20"/>
+          <w:szCs w:val="20"/>
+          <w:u w:color="000000"/>
+        </w:rPr>
+        <w:t xml:space="preserve">EFA, FIRS </w:t>
+      </w:r>
+    </w:p>
+    <w:p>
+      <w:pPr>
+        <w:autoSpaceDE w:val="0"/>
+        <w:autoSpaceDN w:val="0"/>
+        <w:adjustRightInd w:val="0"/>
+        <w:spacing w:after="80"/>
+        <w:rPr>
+          <w:rFonts w:asciiTheme="majorHAnsi" w:hAnsiTheme="majorHAnsi" w:cstheme="majorHAnsi"/>
+          <w:color w:val="000000"/>
+          <w:sz w:val="20"/>
+          <w:szCs w:val="20"/>
+          <w:u w:color="000000"/>
+        </w:rPr>
+      </w:pPr>
+    </w:p>
+    <w:p>
+      <w:pPr>
+        <w:autoSpaceDE w:val="0"/>
+        <w:autoSpaceDN w:val="0"/>
+        <w:adjustRightInd w:val="0"/>
+        <w:spacing w:after="80"/>
+        <w:rPr>
+          <w:rFonts w:asciiTheme="majorHAnsi" w:hAnsiTheme="majorHAnsi" w:cstheme="majorHAnsi"/>
+          <w:b/>
+          <w:bCs/>
+          <w:color w:val="000000"/>
+          <w:sz w:val="20"/>
+          <w:szCs w:val="20"/>
+          <w:u w:color="000000"/>
+        </w:rPr>
+      </w:pPr>
+      <w:r>
+        <w:rPr>
+          <w:rFonts w:asciiTheme="majorHAnsi" w:hAnsiTheme="majorHAnsi" w:cstheme="majorHAnsi"/>
+          <w:b/>
+          <w:bCs/>
+          <w:color w:val="000000"/>
+          <w:sz w:val="20"/>
+          <w:szCs w:val="20"/>
+          <w:u w:color="000000"/>
+        </w:rPr>
+        <w:t>DISCUSSIONS</w:t>
+      </w:r>
+    </w:p>
+    <w:p>
+      <w:pPr>
+        <w:autoSpaceDE w:val="0"/>
+        <w:autoSpaceDN w:val="0"/>
+        <w:adjustRightInd w:val="0"/>
+        <w:spacing w:after="80"/>
+        <w:rPr>
+          <w:rFonts w:asciiTheme="majorHAnsi" w:hAnsiTheme="majorHAnsi" w:cstheme="majorHAnsi"/>
+          <w:b/>
+          <w:bCs/>
+          <w:color w:val="000000"/>
+          <w:sz w:val="20"/>
+          <w:szCs w:val="20"/>
+          <w:u w:color="000000"/>
+        </w:rPr>
+      </w:pPr>
+      <w:r>
+        <w:rPr>
+          <w:rFonts w:asciiTheme="majorHAnsi" w:hAnsiTheme="majorHAnsi" w:cstheme="majorHAnsi"/>
+          <w:b/>
+          <w:bCs/>
+          <w:color w:val="000000"/>
+          <w:sz w:val="20"/>
+          <w:szCs w:val="20"/>
+          <w:u w:color="000000"/>
+        </w:rPr>
+        <w:t>2026</w:t>
+      </w:r>
+    </w:p>
+    <w:p>
+      <w:pPr>
+        <w:autoSpaceDE w:val="0"/>
+        <w:autoSpaceDN w:val="0"/>
+        <w:adjustRightInd w:val="0"/>
+        <w:spacing w:after="80"/>
+        <w:rPr>
+          <w:rFonts w:asciiTheme="majorHAnsi" w:hAnsiTheme="majorHAnsi" w:cstheme="majorHAnsi"/>
+          <w:color w:val="000000"/>
+          <w:sz w:val="20"/>
+          <w:szCs w:val="20"/>
+          <w:u w:color="000000"/>
+        </w:rPr>
+      </w:pPr>
+      <w:r>
+        <w:rPr>
+          <w:rFonts w:asciiTheme="majorHAnsi" w:hAnsiTheme="majorHAnsi" w:cstheme="majorHAnsi"/>
+          <w:color w:val="000000"/>
+          <w:sz w:val="20"/>
+          <w:szCs w:val="20"/>
+          <w:u w:color="000000"/>
+        </w:rPr>
+        <w:t xml:space="preserve">Gary Gorton, Y. Li, and G. Ordonez, Information </w:t>
+      </w:r>
+      <w:proofErr w:type="spellStart"/>
+      <w:r>
+        <w:rPr>
+          <w:rFonts w:asciiTheme="majorHAnsi" w:hAnsiTheme="majorHAnsi" w:cstheme="majorHAnsi"/>
+          <w:color w:val="000000"/>
+          <w:sz w:val="20"/>
+          <w:szCs w:val="20"/>
+          <w:u w:color="000000"/>
+        </w:rPr>
+        <w:t>Concelling</w:t>
+      </w:r>
+      <w:proofErr w:type="spellEnd"/>
+      <w:r>
+        <w:rPr>
+          <w:rFonts w:asciiTheme="majorHAnsi" w:hAnsiTheme="majorHAnsi" w:cstheme="majorHAnsi"/>
+          <w:color w:val="000000"/>
+          <w:sz w:val="20"/>
+          <w:szCs w:val="20"/>
+          <w:u w:color="000000"/>
+        </w:rPr>
+        <w:t xml:space="preserve"> Architecture, 2026 SFS</w:t>
+      </w:r>
+    </w:p>
+    <w:p>
+      <w:pPr>
+        <w:autoSpaceDE w:val="0"/>
+        <w:autoSpaceDN w:val="0"/>
+        <w:adjustRightInd w:val="0"/>
+        <w:spacing w:after="80"/>
+        <w:rPr>
+          <w:rFonts w:asciiTheme="majorHAnsi" w:hAnsiTheme="majorHAnsi" w:cstheme="majorHAnsi"/>
+          <w:color w:val="000000"/>
+          <w:sz w:val="20"/>
+          <w:szCs w:val="20"/>
+          <w:u w:color="000000"/>
+        </w:rPr>
+      </w:pPr>
+      <w:r>
+        <w:rPr>
+          <w:rFonts w:asciiTheme="majorHAnsi" w:hAnsiTheme="majorHAnsi" w:cstheme="majorHAnsi"/>
+          <w:color w:val="000000"/>
+          <w:sz w:val="20"/>
+          <w:szCs w:val="20"/>
+          <w:u w:color="000000"/>
+        </w:rPr>
+        <w:t>Clara Xu</w:t>
+      </w:r>
+      <w:r>
+        <w:rPr>
+          <w:rFonts w:asciiTheme="majorHAnsi" w:hAnsiTheme="majorHAnsi" w:cstheme="majorHAnsi"/>
+          <w:color w:val="000000"/>
+          <w:sz w:val="20"/>
+          <w:szCs w:val="20"/>
+          <w:u w:color="000000"/>
+        </w:rPr>
+        <w:t>, The Value of Contingent Liquidity from Banks to Nonbank Lenders,</w:t>
+      </w:r>
+      <w:r>
+        <w:rPr>
+          <w:rFonts w:asciiTheme="majorHAnsi" w:hAnsiTheme="majorHAnsi" w:cstheme="majorHAnsi"/>
+          <w:color w:val="000000"/>
+          <w:sz w:val="20"/>
+          <w:szCs w:val="20"/>
+          <w:u w:color="000000"/>
+        </w:rPr>
+        <w:t xml:space="preserve"> th</w:t>
+      </w:r>
+      <w:r>
+        <w:rPr>
+          <w:rFonts w:asciiTheme="majorHAnsi" w:hAnsiTheme="majorHAnsi" w:cstheme="majorHAnsi"/>
+          <w:color w:val="000000"/>
+          <w:sz w:val="20"/>
+          <w:szCs w:val="20"/>
+          <w:u w:color="000000"/>
+        </w:rPr>
+        <w:t>e 5th</w:t>
+      </w:r>
+      <w:r>
+        <w:rPr>
+          <w:rFonts w:asciiTheme="majorHAnsi" w:hAnsiTheme="majorHAnsi" w:cstheme="majorHAnsi"/>
+          <w:color w:val="000000"/>
+          <w:sz w:val="20"/>
+          <w:szCs w:val="20"/>
+          <w:u w:color="000000"/>
+        </w:rPr>
+        <w:t xml:space="preserve"> Bank of Italy, Bocconi University, EIEF and CEPR Conference on Financial Stability and Regulation</w:t>
+      </w:r>
+    </w:p>
+    <w:p>
+      <w:pPr>
+        <w:autoSpaceDE w:val="0"/>
+        <w:autoSpaceDN w:val="0"/>
+        <w:adjustRightInd w:val="0"/>
+        <w:spacing w:after="80"/>
+        <w:rPr>
+          <w:rFonts w:asciiTheme="majorHAnsi" w:hAnsiTheme="majorHAnsi" w:cstheme="majorHAnsi"/>
+          <w:color w:val="000000"/>
+          <w:sz w:val="20"/>
+          <w:szCs w:val="20"/>
+          <w:u w:color="000000"/>
+        </w:rPr>
+      </w:pPr>
+      <w:r>
+        <w:rPr>
+          <w:rFonts w:asciiTheme="majorHAnsi" w:hAnsiTheme="majorHAnsi" w:cstheme="majorHAnsi"/>
+          <w:color w:val="000000"/>
+          <w:sz w:val="20"/>
+          <w:szCs w:val="20"/>
+          <w:u w:color="000000"/>
+        </w:rPr>
+        <w:t>Vict</w:t>
+      </w:r>
+      <w:r>
+        <w:rPr>
+          <w:rFonts w:asciiTheme="majorHAnsi" w:hAnsiTheme="majorHAnsi" w:cstheme="majorHAnsi"/>
+          <w:color w:val="000000"/>
+          <w:sz w:val="20"/>
+          <w:szCs w:val="20"/>
+          <w:u w:color="000000"/>
+        </w:rPr>
+        <w:t>o</w:t>
+      </w:r>
+      <w:r>
+        <w:rPr>
+          <w:rFonts w:asciiTheme="majorHAnsi" w:hAnsiTheme="majorHAnsi" w:cstheme="majorHAnsi"/>
+          <w:color w:val="000000"/>
+          <w:sz w:val="20"/>
+          <w:szCs w:val="20"/>
+          <w:u w:color="000000"/>
+        </w:rPr>
+        <w:t xml:space="preserve">ria Ivashina, S. Mayer, and L. </w:t>
+      </w:r>
+      <w:proofErr w:type="spellStart"/>
+      <w:r>
+        <w:rPr>
+          <w:rFonts w:asciiTheme="majorHAnsi" w:hAnsiTheme="majorHAnsi" w:cstheme="majorHAnsi"/>
+          <w:color w:val="000000"/>
+          <w:sz w:val="20"/>
+          <w:szCs w:val="20"/>
+          <w:u w:color="000000"/>
+        </w:rPr>
+        <w:t>Phalippou</w:t>
+      </w:r>
+      <w:proofErr w:type="spellEnd"/>
+      <w:r>
+        <w:rPr>
+          <w:rFonts w:asciiTheme="majorHAnsi" w:hAnsiTheme="majorHAnsi" w:cstheme="majorHAnsi"/>
+          <w:color w:val="000000"/>
+          <w:sz w:val="20"/>
+          <w:szCs w:val="20"/>
+          <w:u w:color="000000"/>
+        </w:rPr>
+        <w:t>, Private Equity Continuation Vehicles: A Model of</w:t>
+      </w:r>
+      <w:r>
+        <w:rPr>
+          <w:rFonts w:asciiTheme="majorHAnsi" w:hAnsiTheme="majorHAnsi" w:cstheme="majorHAnsi"/>
+          <w:color w:val="000000"/>
+          <w:sz w:val="20"/>
+          <w:szCs w:val="20"/>
+          <w:u w:color="000000"/>
+        </w:rPr>
+        <w:t xml:space="preserve"> </w:t>
+      </w:r>
+      <w:r>
+        <w:rPr>
+          <w:rFonts w:asciiTheme="majorHAnsi" w:hAnsiTheme="majorHAnsi" w:cstheme="majorHAnsi"/>
+          <w:color w:val="000000"/>
+          <w:sz w:val="20"/>
+          <w:szCs w:val="20"/>
+          <w:u w:color="000000"/>
+        </w:rPr>
+        <w:t>Strategic Asset Transfers</w:t>
+      </w:r>
+      <w:r>
+        <w:rPr>
+          <w:rFonts w:asciiTheme="majorHAnsi" w:hAnsiTheme="majorHAnsi" w:cstheme="majorHAnsi"/>
+          <w:color w:val="000000"/>
+          <w:sz w:val="20"/>
+          <w:szCs w:val="20"/>
+          <w:u w:color="000000"/>
+        </w:rPr>
+        <w:t xml:space="preserve">, </w:t>
+      </w:r>
+      <w:r>
+        <w:rPr>
+          <w:rFonts w:asciiTheme="majorHAnsi" w:hAnsiTheme="majorHAnsi" w:cstheme="majorHAnsi"/>
+          <w:color w:val="000000"/>
+          <w:sz w:val="20"/>
+          <w:szCs w:val="20"/>
+          <w:u w:color="000000"/>
+        </w:rPr>
+        <w:t xml:space="preserve">Columbia PE Conference </w:t>
+      </w:r>
+    </w:p>
+    <w:p>
+      <w:pPr>
+        <w:autoSpaceDE w:val="0"/>
+        <w:autoSpaceDN w:val="0"/>
+        <w:adjustRightInd w:val="0"/>
+        <w:spacing w:after="80"/>
+        <w:rPr>
+          <w:rFonts w:asciiTheme="majorHAnsi" w:hAnsiTheme="majorHAnsi" w:cstheme="majorHAnsi"/>
+          <w:color w:val="000000"/>
+          <w:sz w:val="20"/>
+          <w:szCs w:val="20"/>
+          <w:u w:color="000000"/>
+        </w:rPr>
+      </w:pPr>
+      <w:r>
+        <w:rPr>
+          <w:rFonts w:asciiTheme="majorHAnsi" w:hAnsiTheme="majorHAnsi" w:cstheme="majorHAnsi"/>
+          <w:color w:val="000000"/>
+          <w:sz w:val="20"/>
+          <w:szCs w:val="20"/>
+          <w:u w:color="000000"/>
+        </w:rPr>
+        <w:t>Vincent Buccola and D. Hoffman, Precedent Terms, 20</w:t>
+      </w:r>
+      <w:r>
+        <w:rPr>
+          <w:rFonts w:asciiTheme="majorHAnsi" w:hAnsiTheme="majorHAnsi" w:cstheme="majorHAnsi"/>
+          <w:color w:val="000000"/>
+          <w:sz w:val="20"/>
+          <w:szCs w:val="20"/>
+          <w:u w:color="000000"/>
+          <w:vertAlign w:val="superscript"/>
+        </w:rPr>
+        <w:t>th</w:t>
+      </w:r>
+      <w:r>
+        <w:rPr>
+          <w:rFonts w:asciiTheme="majorHAnsi" w:hAnsiTheme="majorHAnsi" w:cstheme="majorHAnsi"/>
+          <w:color w:val="000000"/>
+          <w:sz w:val="20"/>
+          <w:szCs w:val="20"/>
+          <w:u w:color="000000"/>
+        </w:rPr>
+        <w:t xml:space="preserve"> Annual NYU/Penn Conference on Law and Finance</w:t>
+      </w:r>
+    </w:p>
+    <w:p>
+      <w:pPr>
+        <w:autoSpaceDE w:val="0"/>
+        <w:autoSpaceDN w:val="0"/>
+        <w:adjustRightInd w:val="0"/>
+        <w:spacing w:after="80"/>
+        <w:rPr>
+          <w:rFonts w:asciiTheme="majorHAnsi" w:hAnsiTheme="majorHAnsi" w:cstheme="majorHAnsi"/>
+          <w:color w:val="000000"/>
+          <w:sz w:val="20"/>
+          <w:szCs w:val="20"/>
+          <w:u w:color="000000"/>
+        </w:rPr>
+      </w:pPr>
+      <w:r>
+        <w:rPr>
+          <w:rFonts w:asciiTheme="majorHAnsi" w:hAnsiTheme="majorHAnsi" w:cstheme="majorHAnsi"/>
+          <w:b/>
+          <w:bCs/>
+          <w:color w:val="000000"/>
+          <w:sz w:val="20"/>
+          <w:szCs w:val="20"/>
+          <w:u w:color="000000"/>
+        </w:rPr>
+        <w:t>2025</w:t>
+      </w:r>
+    </w:p>
+    <w:p>
+      <w:pPr>
+        <w:autoSpaceDE w:val="0"/>
+        <w:autoSpaceDN w:val="0"/>
+        <w:adjustRightInd w:val="0"/>
+        <w:spacing w:after="80"/>
+        <w:rPr>
+          <w:rFonts w:asciiTheme="majorHAnsi" w:hAnsiTheme="majorHAnsi" w:cstheme="majorHAnsi"/>
+          <w:color w:val="000000"/>
+          <w:sz w:val="20"/>
+          <w:szCs w:val="20"/>
+          <w:u w:color="000000"/>
+        </w:rPr>
+      </w:pPr>
+      <w:r>
+        <w:rPr>
+          <w:rFonts w:asciiTheme="majorHAnsi" w:hAnsiTheme="majorHAnsi" w:cstheme="majorHAnsi"/>
+          <w:color w:val="000000"/>
+          <w:sz w:val="20"/>
+          <w:szCs w:val="20"/>
+          <w:u w:color="000000"/>
+        </w:rPr>
+        <w:t xml:space="preserve">Bo Bian, </w:t>
+      </w:r>
+      <w:r>
+        <w:rPr>
+          <w:rFonts w:asciiTheme="majorHAnsi" w:hAnsiTheme="majorHAnsi" w:cstheme="majorHAnsi"/>
+          <w:color w:val="000000"/>
+          <w:sz w:val="20"/>
+          <w:szCs w:val="20"/>
+          <w:u w:color="000000"/>
+        </w:rPr>
+        <w:t xml:space="preserve">Q. </w:t>
+      </w:r>
+      <w:r>
+        <w:rPr>
+          <w:rFonts w:asciiTheme="majorHAnsi" w:hAnsiTheme="majorHAnsi" w:cstheme="majorHAnsi"/>
+          <w:color w:val="000000"/>
+          <w:sz w:val="20"/>
+          <w:szCs w:val="20"/>
+          <w:u w:color="000000"/>
+        </w:rPr>
+        <w:t xml:space="preserve">Huang, </w:t>
+      </w:r>
+      <w:r>
+        <w:rPr>
+          <w:rFonts w:asciiTheme="majorHAnsi" w:hAnsiTheme="majorHAnsi" w:cstheme="majorHAnsi"/>
+          <w:color w:val="000000"/>
+          <w:sz w:val="20"/>
+          <w:szCs w:val="20"/>
+          <w:u w:color="000000"/>
+        </w:rPr>
+        <w:t xml:space="preserve">Y. </w:t>
+      </w:r>
+      <w:r>
+        <w:rPr>
+          <w:rFonts w:asciiTheme="majorHAnsi" w:hAnsiTheme="majorHAnsi" w:cstheme="majorHAnsi"/>
+          <w:color w:val="000000"/>
+          <w:sz w:val="20"/>
+          <w:szCs w:val="20"/>
+          <w:u w:color="000000"/>
+        </w:rPr>
+        <w:t>Li, and</w:t>
+      </w:r>
+      <w:r>
+        <w:rPr>
+          <w:rFonts w:asciiTheme="majorHAnsi" w:hAnsiTheme="majorHAnsi" w:cstheme="majorHAnsi"/>
+          <w:color w:val="000000"/>
+          <w:sz w:val="20"/>
+          <w:szCs w:val="20"/>
+          <w:u w:color="000000"/>
+        </w:rPr>
+        <w:t xml:space="preserve"> H.</w:t>
+      </w:r>
+      <w:r>
+        <w:rPr>
+          <w:rFonts w:asciiTheme="majorHAnsi" w:hAnsiTheme="majorHAnsi" w:cstheme="majorHAnsi"/>
+          <w:color w:val="000000"/>
+          <w:sz w:val="20"/>
+          <w:szCs w:val="20"/>
+          <w:u w:color="000000"/>
+        </w:rPr>
+        <w:t xml:space="preserve"> Tang, Data as a Networked Asset,</w:t>
+      </w:r>
+      <w:r>
+        <w:rPr>
+          <w:rFonts w:asciiTheme="majorHAnsi" w:hAnsiTheme="majorHAnsi" w:cstheme="majorHAnsi"/>
+          <w:color w:val="000000"/>
+          <w:sz w:val="20"/>
+          <w:szCs w:val="20"/>
+          <w:u w:color="000000"/>
+        </w:rPr>
+        <w:t xml:space="preserve"> Carey Finance Conference</w:t>
+      </w:r>
+    </w:p>
+    <w:p>
+      <w:pPr>
+        <w:autoSpaceDE w:val="0"/>
+        <w:autoSpaceDN w:val="0"/>
+        <w:adjustRightInd w:val="0"/>
+        <w:spacing w:after="80"/>
+        <w:rPr>
+          <w:rFonts w:asciiTheme="majorHAnsi" w:hAnsiTheme="majorHAnsi" w:cstheme="majorHAnsi"/>
+          <w:color w:val="000000"/>
+          <w:sz w:val="20"/>
+          <w:szCs w:val="20"/>
+          <w:u w:color="000000"/>
+        </w:rPr>
+      </w:pPr>
+      <w:r>
+        <w:rPr>
+          <w:rFonts w:asciiTheme="majorHAnsi" w:hAnsiTheme="majorHAnsi" w:cstheme="majorHAnsi"/>
+          <w:color w:val="000000"/>
+          <w:sz w:val="20"/>
+          <w:szCs w:val="20"/>
+          <w:u w:color="000000"/>
+        </w:rPr>
+        <w:t xml:space="preserve">Ben Said, S., C. Monnet, and E. Quintin, Who Needs </w:t>
+      </w:r>
+      <w:proofErr w:type="gramStart"/>
+      <w:r>
+        <w:rPr>
+          <w:rFonts w:asciiTheme="majorHAnsi" w:hAnsiTheme="majorHAnsi" w:cstheme="majorHAnsi"/>
+          <w:color w:val="000000"/>
+          <w:sz w:val="20"/>
+          <w:szCs w:val="20"/>
+          <w:u w:color="000000"/>
+        </w:rPr>
+        <w:t>Banks?,</w:t>
+      </w:r>
+      <w:proofErr w:type="gramEnd"/>
+      <w:r>
+        <w:rPr>
+          <w:rFonts w:asciiTheme="majorHAnsi" w:hAnsiTheme="majorHAnsi" w:cstheme="majorHAnsi"/>
+          <w:color w:val="000000"/>
+          <w:sz w:val="20"/>
+          <w:szCs w:val="20"/>
+          <w:u w:color="000000"/>
+        </w:rPr>
+        <w:t xml:space="preserve"> ECB NBFI </w:t>
+      </w:r>
+      <w:r>
+        <w:rPr>
+          <w:rFonts w:asciiTheme="majorHAnsi" w:hAnsiTheme="majorHAnsi" w:cstheme="majorHAnsi"/>
+          <w:color w:val="000000"/>
+          <w:sz w:val="20"/>
+          <w:szCs w:val="20"/>
+          <w:u w:color="000000"/>
+        </w:rPr>
+        <w:t>C</w:t>
+      </w:r>
+      <w:r>
+        <w:rPr>
+          <w:rFonts w:asciiTheme="majorHAnsi" w:hAnsiTheme="majorHAnsi" w:cstheme="majorHAnsi"/>
+          <w:color w:val="000000"/>
+          <w:sz w:val="20"/>
+          <w:szCs w:val="20"/>
+          <w:u w:color="000000"/>
+        </w:rPr>
+        <w:t>onference</w:t>
+      </w:r>
+    </w:p>
+    <w:p>
+      <w:pPr>
+        <w:autoSpaceDE w:val="0"/>
+        <w:autoSpaceDN w:val="0"/>
+        <w:adjustRightInd w:val="0"/>
+        <w:spacing w:after="80"/>
+        <w:rPr>
+          <w:rFonts w:asciiTheme="majorHAnsi" w:hAnsiTheme="majorHAnsi" w:cstheme="majorHAnsi"/>
+          <w:b/>
+          <w:bCs/>
+          <w:color w:val="000000"/>
+          <w:sz w:val="20"/>
+          <w:szCs w:val="20"/>
+          <w:u w:color="000000"/>
+        </w:rPr>
+      </w:pPr>
+      <w:r>
+        <w:rPr>
+          <w:rFonts w:asciiTheme="majorHAnsi" w:hAnsiTheme="majorHAnsi" w:cstheme="majorHAnsi"/>
+          <w:b/>
+          <w:bCs/>
+          <w:color w:val="000000"/>
+          <w:sz w:val="20"/>
+          <w:szCs w:val="20"/>
+          <w:u w:color="000000"/>
+        </w:rPr>
+        <w:t>2023</w:t>
+      </w:r>
+    </w:p>
+    <w:p>
+      <w:pPr>
+        <w:autoSpaceDE w:val="0"/>
+        <w:autoSpaceDN w:val="0"/>
+        <w:adjustRightInd w:val="0"/>
+        <w:spacing w:after="80"/>
+        <w:rPr>
+          <w:rFonts w:asciiTheme="majorHAnsi" w:hAnsiTheme="majorHAnsi" w:cstheme="majorHAnsi"/>
+          <w:color w:val="000000"/>
+          <w:sz w:val="20"/>
+          <w:szCs w:val="20"/>
+          <w:u w:color="000000"/>
+        </w:rPr>
+      </w:pPr>
+      <w:r>
+        <w:rPr>
+          <w:rFonts w:asciiTheme="majorHAnsi" w:hAnsiTheme="majorHAnsi" w:cstheme="majorHAnsi"/>
+          <w:color w:val="000000"/>
+          <w:sz w:val="20"/>
+          <w:szCs w:val="20"/>
+          <w:u w:color="000000"/>
+        </w:rPr>
+        <w:t>Acharya, V.,</w:t>
+      </w:r>
+      <w:r>
+        <w:rPr>
+          <w:rFonts w:asciiTheme="majorHAnsi" w:hAnsiTheme="majorHAnsi" w:cstheme="majorHAnsi"/>
+          <w:color w:val="000000"/>
+          <w:sz w:val="20"/>
+          <w:szCs w:val="20"/>
+          <w:u w:color="000000"/>
+        </w:rPr>
+        <w:t xml:space="preserve"> S.</w:t>
+      </w:r>
+      <w:r>
+        <w:rPr>
+          <w:rFonts w:asciiTheme="majorHAnsi" w:hAnsiTheme="majorHAnsi" w:cstheme="majorHAnsi"/>
+          <w:color w:val="000000"/>
+          <w:sz w:val="20"/>
+          <w:szCs w:val="20"/>
+          <w:u w:color="000000"/>
+        </w:rPr>
+        <w:t xml:space="preserve"> </w:t>
+      </w:r>
+      <w:proofErr w:type="spellStart"/>
+      <w:r>
+        <w:rPr>
+          <w:rFonts w:asciiTheme="majorHAnsi" w:hAnsiTheme="majorHAnsi" w:cstheme="majorHAnsi"/>
+          <w:color w:val="000000"/>
+          <w:sz w:val="20"/>
+          <w:szCs w:val="20"/>
+          <w:u w:color="000000"/>
+        </w:rPr>
+        <w:t>Lenzu</w:t>
+      </w:r>
+      <w:proofErr w:type="spellEnd"/>
+      <w:r>
+        <w:rPr>
+          <w:rFonts w:asciiTheme="majorHAnsi" w:hAnsiTheme="majorHAnsi" w:cstheme="majorHAnsi"/>
+          <w:color w:val="000000"/>
+          <w:sz w:val="20"/>
+          <w:szCs w:val="20"/>
+          <w:u w:color="000000"/>
+        </w:rPr>
+        <w:t xml:space="preserve">, and </w:t>
+      </w:r>
+      <w:r>
+        <w:rPr>
+          <w:rFonts w:asciiTheme="majorHAnsi" w:hAnsiTheme="majorHAnsi" w:cstheme="majorHAnsi"/>
+          <w:color w:val="000000"/>
+          <w:sz w:val="20"/>
+          <w:szCs w:val="20"/>
+          <w:u w:color="000000"/>
+        </w:rPr>
+        <w:t>O.</w:t>
+      </w:r>
+      <w:r>
+        <w:rPr>
+          <w:rFonts w:asciiTheme="majorHAnsi" w:hAnsiTheme="majorHAnsi" w:cstheme="majorHAnsi"/>
+          <w:color w:val="000000"/>
+          <w:sz w:val="20"/>
+          <w:szCs w:val="20"/>
+          <w:u w:color="000000"/>
+        </w:rPr>
+        <w:t xml:space="preserve"> Wang, Zombie Lending and Policy Traps, </w:t>
+      </w:r>
+      <w:r>
+        <w:rPr>
+          <w:rFonts w:asciiTheme="majorHAnsi" w:hAnsiTheme="majorHAnsi" w:cstheme="majorHAnsi"/>
+          <w:color w:val="000000"/>
+          <w:sz w:val="20"/>
+          <w:szCs w:val="20"/>
+          <w:u w:color="000000"/>
+        </w:rPr>
+        <w:t>W</w:t>
+      </w:r>
+      <w:r>
+        <w:rPr>
+          <w:rFonts w:asciiTheme="majorHAnsi" w:hAnsiTheme="majorHAnsi" w:cstheme="majorHAnsi"/>
+          <w:color w:val="000000"/>
+          <w:sz w:val="20"/>
+          <w:szCs w:val="20"/>
+          <w:u w:color="000000"/>
+        </w:rPr>
+        <w:t xml:space="preserve">FA </w:t>
+      </w:r>
+    </w:p>
+    <w:p>
+      <w:pPr>
+        <w:autoSpaceDE w:val="0"/>
+        <w:autoSpaceDN w:val="0"/>
+        <w:adjustRightInd w:val="0"/>
+        <w:spacing w:after="80"/>
+        <w:rPr>
+          <w:rFonts w:asciiTheme="majorHAnsi" w:hAnsiTheme="majorHAnsi" w:cstheme="majorHAnsi"/>
+          <w:color w:val="000000"/>
+          <w:sz w:val="20"/>
+          <w:szCs w:val="20"/>
+          <w:u w:color="000000"/>
+        </w:rPr>
+      </w:pPr>
+      <w:r>
+        <w:rPr>
+          <w:rFonts w:asciiTheme="majorHAnsi" w:hAnsiTheme="majorHAnsi" w:cstheme="majorHAnsi"/>
+          <w:color w:val="000000"/>
+          <w:sz w:val="20"/>
+          <w:szCs w:val="20"/>
+          <w:u w:color="000000"/>
+        </w:rPr>
+        <w:t xml:space="preserve">Antill, S. and </w:t>
+      </w:r>
+      <w:r>
+        <w:rPr>
+          <w:rFonts w:asciiTheme="majorHAnsi" w:hAnsiTheme="majorHAnsi" w:cstheme="majorHAnsi"/>
+          <w:color w:val="000000"/>
+          <w:sz w:val="20"/>
+          <w:szCs w:val="20"/>
+          <w:u w:color="000000"/>
+        </w:rPr>
+        <w:t xml:space="preserve">C. </w:t>
+      </w:r>
+      <w:r>
+        <w:rPr>
+          <w:rFonts w:asciiTheme="majorHAnsi" w:hAnsiTheme="majorHAnsi" w:cstheme="majorHAnsi"/>
+          <w:color w:val="000000"/>
+          <w:sz w:val="20"/>
+          <w:szCs w:val="20"/>
+          <w:u w:color="000000"/>
+        </w:rPr>
+        <w:t xml:space="preserve">Clayton, Crisis Interventions in Corporate Insolvency, </w:t>
+      </w:r>
+      <w:r>
+        <w:rPr>
+          <w:rFonts w:asciiTheme="majorHAnsi" w:hAnsiTheme="majorHAnsi" w:cstheme="majorHAnsi"/>
+          <w:color w:val="000000"/>
+          <w:sz w:val="20"/>
+          <w:szCs w:val="20"/>
+          <w:u w:color="000000"/>
+        </w:rPr>
+        <w:t>The Sixteenth Federal Reserve Bank of New York and New York University Stern School of Business Conference on Financial Intermediation</w:t>
+      </w:r>
+    </w:p>
+    <w:p>
+      <w:pPr>
+        <w:autoSpaceDE w:val="0"/>
+        <w:autoSpaceDN w:val="0"/>
+        <w:adjustRightInd w:val="0"/>
+        <w:spacing w:after="80"/>
+        <w:rPr>
+          <w:rFonts w:asciiTheme="majorHAnsi" w:hAnsiTheme="majorHAnsi" w:cstheme="majorHAnsi"/>
+          <w:color w:val="000000"/>
+          <w:sz w:val="20"/>
+          <w:szCs w:val="20"/>
+          <w:u w:color="000000"/>
+        </w:rPr>
+      </w:pPr>
+      <w:r>
+        <w:rPr>
+          <w:rFonts w:asciiTheme="majorHAnsi" w:hAnsiTheme="majorHAnsi" w:cstheme="majorHAnsi"/>
+          <w:color w:val="000000"/>
+          <w:sz w:val="20"/>
+          <w:szCs w:val="20"/>
+          <w:u w:color="000000"/>
+        </w:rPr>
+        <w:t xml:space="preserve">Acharya, V., </w:t>
+      </w:r>
+      <w:r>
+        <w:rPr>
+          <w:rFonts w:asciiTheme="majorHAnsi" w:hAnsiTheme="majorHAnsi" w:cstheme="majorHAnsi"/>
+          <w:color w:val="000000"/>
+          <w:sz w:val="20"/>
+          <w:szCs w:val="20"/>
+          <w:u w:color="000000"/>
+        </w:rPr>
+        <w:t xml:space="preserve">C. </w:t>
+      </w:r>
+      <w:r>
+        <w:rPr>
+          <w:rFonts w:asciiTheme="majorHAnsi" w:hAnsiTheme="majorHAnsi" w:cstheme="majorHAnsi"/>
+          <w:color w:val="000000"/>
+          <w:sz w:val="20"/>
+          <w:szCs w:val="20"/>
+          <w:u w:color="000000"/>
+        </w:rPr>
+        <w:t xml:space="preserve">Parlatore, and </w:t>
+      </w:r>
+      <w:r>
+        <w:rPr>
+          <w:rFonts w:asciiTheme="majorHAnsi" w:hAnsiTheme="majorHAnsi" w:cstheme="majorHAnsi"/>
+          <w:color w:val="000000"/>
+          <w:sz w:val="20"/>
+          <w:szCs w:val="20"/>
+          <w:u w:color="000000"/>
+        </w:rPr>
+        <w:t xml:space="preserve">S. </w:t>
+      </w:r>
+      <w:proofErr w:type="spellStart"/>
+      <w:r>
+        <w:rPr>
+          <w:rFonts w:asciiTheme="majorHAnsi" w:hAnsiTheme="majorHAnsi" w:cstheme="majorHAnsi"/>
+          <w:color w:val="000000"/>
+          <w:sz w:val="20"/>
+          <w:szCs w:val="20"/>
+          <w:u w:color="000000"/>
+        </w:rPr>
+        <w:t>Sunderasan</w:t>
+      </w:r>
+      <w:proofErr w:type="spellEnd"/>
+      <w:r>
+        <w:rPr>
+          <w:rFonts w:asciiTheme="majorHAnsi" w:hAnsiTheme="majorHAnsi" w:cstheme="majorHAnsi"/>
+          <w:color w:val="000000"/>
+          <w:sz w:val="20"/>
+          <w:szCs w:val="20"/>
+          <w:u w:color="000000"/>
+        </w:rPr>
+        <w:t xml:space="preserve">, Financing Infrastructure in the Shadow of Expropriation, </w:t>
+      </w:r>
+      <w:r>
+        <w:rPr>
+          <w:rFonts w:asciiTheme="majorHAnsi" w:hAnsiTheme="majorHAnsi" w:cstheme="majorHAnsi"/>
+          <w:color w:val="000000"/>
+          <w:sz w:val="20"/>
+          <w:szCs w:val="20"/>
+          <w:u w:color="000000"/>
+        </w:rPr>
+        <w:t>A</w:t>
+      </w:r>
+      <w:r>
+        <w:rPr>
+          <w:rFonts w:asciiTheme="majorHAnsi" w:hAnsiTheme="majorHAnsi" w:cstheme="majorHAnsi"/>
+          <w:color w:val="000000"/>
+          <w:sz w:val="20"/>
+          <w:szCs w:val="20"/>
+          <w:u w:color="000000"/>
+        </w:rPr>
+        <w:t xml:space="preserve">FA </w:t>
+      </w:r>
+    </w:p>
+    <w:p>
+      <w:pPr>
+        <w:autoSpaceDE w:val="0"/>
+        <w:autoSpaceDN w:val="0"/>
+        <w:adjustRightInd w:val="0"/>
+        <w:spacing w:after="80"/>
+        <w:rPr>
+          <w:rFonts w:asciiTheme="majorHAnsi" w:hAnsiTheme="majorHAnsi" w:cstheme="majorHAnsi"/>
+          <w:b/>
+          <w:bCs/>
+          <w:color w:val="000000"/>
+          <w:sz w:val="20"/>
+          <w:szCs w:val="20"/>
+          <w:u w:color="000000"/>
+        </w:rPr>
+      </w:pPr>
+      <w:r>
+        <w:rPr>
+          <w:rFonts w:asciiTheme="majorHAnsi" w:hAnsiTheme="majorHAnsi" w:cstheme="majorHAnsi"/>
+          <w:b/>
+          <w:bCs/>
+          <w:color w:val="000000"/>
+          <w:sz w:val="20"/>
+          <w:szCs w:val="20"/>
+          <w:u w:color="000000"/>
+        </w:rPr>
+        <w:t>2022</w:t>
+      </w:r>
+    </w:p>
+    <w:p>
+      <w:pPr>
+        <w:autoSpaceDE w:val="0"/>
+        <w:autoSpaceDN w:val="0"/>
+        <w:adjustRightInd w:val="0"/>
+        <w:spacing w:after="80"/>
+        <w:rPr>
+          <w:rFonts w:asciiTheme="majorHAnsi" w:hAnsiTheme="majorHAnsi" w:cstheme="majorHAnsi"/>
+          <w:color w:val="000000"/>
+          <w:sz w:val="20"/>
+          <w:szCs w:val="20"/>
+          <w:u w:color="000000"/>
+        </w:rPr>
+      </w:pPr>
+      <w:r>
+        <w:rPr>
+          <w:rFonts w:asciiTheme="majorHAnsi" w:hAnsiTheme="majorHAnsi" w:cstheme="majorHAnsi"/>
+          <w:color w:val="000000"/>
+          <w:sz w:val="20"/>
+          <w:szCs w:val="20"/>
+          <w:u w:color="000000"/>
+        </w:rPr>
+        <w:t xml:space="preserve">Bornstein, G. and </w:t>
+      </w:r>
+      <w:proofErr w:type="spellStart"/>
+      <w:r>
+        <w:rPr>
+          <w:rFonts w:asciiTheme="majorHAnsi" w:hAnsiTheme="majorHAnsi" w:cstheme="majorHAnsi"/>
+          <w:color w:val="000000"/>
+          <w:sz w:val="20"/>
+          <w:szCs w:val="20"/>
+          <w:u w:color="000000"/>
+        </w:rPr>
+        <w:t>Indarte</w:t>
+      </w:r>
+      <w:proofErr w:type="spellEnd"/>
+      <w:r>
+        <w:rPr>
+          <w:rFonts w:asciiTheme="majorHAnsi" w:hAnsiTheme="majorHAnsi" w:cstheme="majorHAnsi"/>
+          <w:color w:val="000000"/>
+          <w:sz w:val="20"/>
+          <w:szCs w:val="20"/>
+          <w:u w:color="000000"/>
+        </w:rPr>
+        <w:t xml:space="preserve">, S., The Impact of Social Insurance on Household Debt, Red Rock Conference </w:t>
+      </w:r>
+    </w:p>
+    <w:p>
+      <w:pPr>
+        <w:autoSpaceDE w:val="0"/>
+        <w:autoSpaceDN w:val="0"/>
+        <w:adjustRightInd w:val="0"/>
+        <w:spacing w:after="80"/>
+        <w:rPr>
+          <w:rFonts w:asciiTheme="majorHAnsi" w:hAnsiTheme="majorHAnsi" w:cstheme="majorHAnsi"/>
+          <w:color w:val="000000"/>
+          <w:sz w:val="20"/>
+          <w:szCs w:val="20"/>
+          <w:u w:color="000000"/>
+        </w:rPr>
+      </w:pPr>
+      <w:r>
+        <w:rPr>
+          <w:rFonts w:asciiTheme="majorHAnsi" w:hAnsiTheme="majorHAnsi" w:cstheme="majorHAnsi"/>
+          <w:color w:val="000000"/>
+          <w:sz w:val="20"/>
+          <w:szCs w:val="20"/>
+          <w:u w:color="000000"/>
+        </w:rPr>
+        <w:t xml:space="preserve">Oehmke, R. and Opp M., Green Capital Requirements, ASU Conference </w:t>
+      </w:r>
+    </w:p>
+    <w:p>
+      <w:pPr>
+        <w:autoSpaceDE w:val="0"/>
+        <w:autoSpaceDN w:val="0"/>
+        <w:adjustRightInd w:val="0"/>
+        <w:spacing w:after="80"/>
+        <w:rPr>
+          <w:rFonts w:asciiTheme="majorHAnsi" w:hAnsiTheme="majorHAnsi" w:cstheme="majorHAnsi"/>
+          <w:color w:val="000000"/>
+          <w:sz w:val="20"/>
+          <w:szCs w:val="20"/>
+          <w:u w:color="000000"/>
+        </w:rPr>
+      </w:pPr>
+      <w:r>
+        <w:rPr>
+          <w:rFonts w:asciiTheme="majorHAnsi" w:hAnsiTheme="majorHAnsi" w:cstheme="majorHAnsi"/>
+          <w:color w:val="000000"/>
+          <w:sz w:val="20"/>
+          <w:szCs w:val="20"/>
+          <w:u w:color="000000"/>
+        </w:rPr>
+        <w:t xml:space="preserve">Rampini, A. and </w:t>
+      </w:r>
+      <w:r>
+        <w:rPr>
+          <w:rFonts w:asciiTheme="majorHAnsi" w:hAnsiTheme="majorHAnsi" w:cstheme="majorHAnsi"/>
+          <w:color w:val="000000"/>
+          <w:sz w:val="20"/>
+          <w:szCs w:val="20"/>
+          <w:u w:color="000000"/>
+        </w:rPr>
+        <w:t xml:space="preserve">V. </w:t>
+      </w:r>
+      <w:r>
+        <w:rPr>
+          <w:rFonts w:asciiTheme="majorHAnsi" w:hAnsiTheme="majorHAnsi" w:cstheme="majorHAnsi"/>
+          <w:color w:val="000000"/>
+          <w:sz w:val="20"/>
+          <w:szCs w:val="20"/>
+          <w:u w:color="000000"/>
+        </w:rPr>
+        <w:t xml:space="preserve">Viswanathan, Collateral and Secured Debt, AFA </w:t>
+      </w:r>
+    </w:p>
+    <w:p>
+      <w:pPr>
+        <w:autoSpaceDE w:val="0"/>
+        <w:autoSpaceDN w:val="0"/>
+        <w:adjustRightInd w:val="0"/>
+        <w:spacing w:after="80"/>
+        <w:rPr>
+          <w:rFonts w:asciiTheme="majorHAnsi" w:hAnsiTheme="majorHAnsi" w:cstheme="majorHAnsi"/>
+          <w:b/>
+          <w:bCs/>
+          <w:color w:val="000000"/>
+          <w:sz w:val="20"/>
+          <w:szCs w:val="20"/>
+          <w:u w:color="000000"/>
+        </w:rPr>
+      </w:pPr>
+      <w:r>
+        <w:rPr>
+          <w:rFonts w:asciiTheme="majorHAnsi" w:hAnsiTheme="majorHAnsi" w:cstheme="majorHAnsi"/>
+          <w:b/>
+          <w:bCs/>
+          <w:color w:val="000000"/>
+          <w:sz w:val="20"/>
+          <w:szCs w:val="20"/>
+          <w:u w:color="000000"/>
+        </w:rPr>
+        <w:t>2021</w:t>
+      </w:r>
+    </w:p>
+    <w:p>
+      <w:pPr>
+        <w:autoSpaceDE w:val="0"/>
+        <w:autoSpaceDN w:val="0"/>
+        <w:adjustRightInd w:val="0"/>
+        <w:spacing w:after="80"/>
+        <w:ind w:left="1440" w:hanging="1440"/>
+        <w:rPr>
+          <w:rFonts w:asciiTheme="majorHAnsi" w:hAnsiTheme="majorHAnsi" w:cstheme="majorHAnsi"/>
+          <w:color w:val="000000"/>
+          <w:sz w:val="20"/>
+          <w:szCs w:val="20"/>
+          <w:u w:color="000000"/>
+        </w:rPr>
+      </w:pPr>
+      <w:r>
+        <w:rPr>
+          <w:rFonts w:asciiTheme="majorHAnsi" w:hAnsiTheme="majorHAnsi" w:cstheme="majorHAnsi"/>
+          <w:color w:val="000000"/>
+          <w:sz w:val="20"/>
+          <w:szCs w:val="20"/>
+          <w:u w:color="000000"/>
+        </w:rPr>
+        <w:t xml:space="preserve">Ma, Y and </w:t>
+      </w:r>
+      <w:r>
+        <w:rPr>
+          <w:rFonts w:asciiTheme="majorHAnsi" w:hAnsiTheme="majorHAnsi" w:cstheme="majorHAnsi"/>
+          <w:color w:val="000000"/>
+          <w:sz w:val="20"/>
+          <w:szCs w:val="20"/>
+          <w:u w:color="000000"/>
+        </w:rPr>
+        <w:t xml:space="preserve">A. </w:t>
+      </w:r>
+      <w:r>
+        <w:rPr>
+          <w:rFonts w:asciiTheme="majorHAnsi" w:hAnsiTheme="majorHAnsi" w:cstheme="majorHAnsi"/>
+          <w:color w:val="000000"/>
+          <w:sz w:val="20"/>
+          <w:szCs w:val="20"/>
+          <w:u w:color="000000"/>
+        </w:rPr>
+        <w:t xml:space="preserve">Kermani, Two Tales of Debt, NBER SI Corporate Finance </w:t>
+      </w:r>
+    </w:p>
+    <w:p>
+      <w:pPr>
+        <w:autoSpaceDE w:val="0"/>
+        <w:autoSpaceDN w:val="0"/>
+        <w:adjustRightInd w:val="0"/>
+        <w:spacing w:after="80"/>
+        <w:ind w:left="1440" w:hanging="1440"/>
+        <w:rPr>
+          <w:rFonts w:asciiTheme="majorHAnsi" w:hAnsiTheme="majorHAnsi" w:cstheme="majorHAnsi"/>
+          <w:color w:val="000000"/>
+          <w:sz w:val="20"/>
+          <w:szCs w:val="20"/>
+          <w:u w:color="000000"/>
+        </w:rPr>
+      </w:pPr>
+      <w:r>
+        <w:rPr>
+          <w:rFonts w:asciiTheme="majorHAnsi" w:hAnsiTheme="majorHAnsi" w:cstheme="majorHAnsi"/>
+          <w:color w:val="000000"/>
+          <w:sz w:val="20"/>
+          <w:szCs w:val="20"/>
+          <w:u w:color="000000"/>
+        </w:rPr>
+        <w:t>Dav</w:t>
+      </w:r>
+      <w:r>
+        <w:rPr>
+          <w:rFonts w:asciiTheme="majorHAnsi" w:hAnsiTheme="majorHAnsi" w:cstheme="majorHAnsi"/>
+          <w:color w:val="000000"/>
+          <w:sz w:val="20"/>
+          <w:szCs w:val="20"/>
+          <w:u w:color="000000"/>
+        </w:rPr>
+        <w:t>i</w:t>
+      </w:r>
+      <w:r>
+        <w:rPr>
+          <w:rFonts w:asciiTheme="majorHAnsi" w:hAnsiTheme="majorHAnsi" w:cstheme="majorHAnsi"/>
+          <w:color w:val="000000"/>
+          <w:sz w:val="20"/>
+          <w:szCs w:val="20"/>
+          <w:u w:color="000000"/>
+        </w:rPr>
+        <w:t>l</w:t>
+      </w:r>
+      <w:r>
+        <w:rPr>
+          <w:rFonts w:asciiTheme="majorHAnsi" w:hAnsiTheme="majorHAnsi" w:cstheme="majorHAnsi"/>
+          <w:color w:val="000000"/>
+          <w:sz w:val="20"/>
+          <w:szCs w:val="20"/>
+          <w:u w:color="000000"/>
+        </w:rPr>
+        <w:t>a</w:t>
+      </w:r>
+      <w:r>
+        <w:rPr>
+          <w:rFonts w:asciiTheme="majorHAnsi" w:hAnsiTheme="majorHAnsi" w:cstheme="majorHAnsi"/>
+          <w:color w:val="000000"/>
+          <w:sz w:val="20"/>
+          <w:szCs w:val="20"/>
+          <w:u w:color="000000"/>
+        </w:rPr>
+        <w:t xml:space="preserve">, E. and </w:t>
+      </w:r>
+      <w:r>
+        <w:rPr>
+          <w:rFonts w:asciiTheme="majorHAnsi" w:hAnsiTheme="majorHAnsi" w:cstheme="majorHAnsi"/>
+          <w:color w:val="000000"/>
+          <w:sz w:val="20"/>
+          <w:szCs w:val="20"/>
+          <w:u w:color="000000"/>
+        </w:rPr>
+        <w:t xml:space="preserve">A. </w:t>
+      </w:r>
+      <w:r>
+        <w:rPr>
+          <w:rFonts w:asciiTheme="majorHAnsi" w:hAnsiTheme="majorHAnsi" w:cstheme="majorHAnsi"/>
+          <w:color w:val="000000"/>
+          <w:sz w:val="20"/>
+          <w:szCs w:val="20"/>
+          <w:u w:color="000000"/>
+        </w:rPr>
+        <w:t xml:space="preserve">Walther, Prudential Policy with Distorted Beliefs, MFS Spring </w:t>
+      </w:r>
+    </w:p>
+    <w:p>
+      <w:pPr>
+        <w:autoSpaceDE w:val="0"/>
+        <w:autoSpaceDN w:val="0"/>
+        <w:adjustRightInd w:val="0"/>
+        <w:spacing w:after="80"/>
+        <w:ind w:left="720" w:hanging="720"/>
+        <w:rPr>
+          <w:rFonts w:asciiTheme="majorHAnsi" w:hAnsiTheme="majorHAnsi" w:cstheme="majorHAnsi"/>
+          <w:color w:val="000000"/>
+          <w:sz w:val="20"/>
+          <w:szCs w:val="20"/>
+          <w:u w:color="000000"/>
+        </w:rPr>
+      </w:pPr>
+      <w:r>
+        <w:rPr>
+          <w:rFonts w:asciiTheme="majorHAnsi" w:hAnsiTheme="majorHAnsi" w:cstheme="majorHAnsi"/>
+          <w:color w:val="000000"/>
+          <w:sz w:val="20"/>
+          <w:szCs w:val="20"/>
+          <w:u w:color="000000"/>
+        </w:rPr>
+        <w:t xml:space="preserve">Pavel, P. and </w:t>
+      </w:r>
+      <w:r>
+        <w:rPr>
+          <w:rFonts w:asciiTheme="majorHAnsi" w:hAnsiTheme="majorHAnsi" w:cstheme="majorHAnsi"/>
+          <w:color w:val="000000"/>
+          <w:sz w:val="20"/>
+          <w:szCs w:val="20"/>
+          <w:u w:color="000000"/>
+        </w:rPr>
+        <w:t xml:space="preserve">G. </w:t>
+      </w:r>
+      <w:r>
+        <w:rPr>
+          <w:rFonts w:asciiTheme="majorHAnsi" w:hAnsiTheme="majorHAnsi" w:cstheme="majorHAnsi"/>
+          <w:color w:val="000000"/>
+          <w:sz w:val="20"/>
+          <w:szCs w:val="20"/>
+          <w:u w:color="000000"/>
+        </w:rPr>
+        <w:t>Strobl, “</w:t>
+      </w:r>
+      <w:r>
+        <w:rPr>
+          <w:rFonts w:asciiTheme="majorHAnsi" w:hAnsiTheme="majorHAnsi" w:cstheme="majorHAnsi"/>
+          <w:color w:val="000000"/>
+          <w:sz w:val="20"/>
+          <w:szCs w:val="20"/>
+          <w:u w:color="000000"/>
+        </w:rPr>
+        <w:t>Lying to Speak the Truth: Selective Manipulation and Improved Information Transmissi</w:t>
+      </w:r>
+      <w:r>
+        <w:rPr>
+          <w:rFonts w:asciiTheme="majorHAnsi" w:hAnsiTheme="majorHAnsi" w:cstheme="majorHAnsi"/>
+          <w:color w:val="000000"/>
+          <w:sz w:val="20"/>
+          <w:szCs w:val="20"/>
+          <w:u w:color="000000"/>
+        </w:rPr>
+        <w:t>on,” RCFS</w:t>
+      </w:r>
+      <w:r>
+        <w:rPr>
+          <w:rFonts w:asciiTheme="majorHAnsi" w:hAnsiTheme="majorHAnsi" w:cstheme="majorHAnsi"/>
+          <w:color w:val="000000"/>
+          <w:sz w:val="20"/>
+          <w:szCs w:val="20"/>
+          <w:u w:color="000000"/>
+        </w:rPr>
+        <w:t xml:space="preserve"> Conference</w:t>
+      </w:r>
+    </w:p>
+    <w:p>
+      <w:pPr>
+        <w:autoSpaceDE w:val="0"/>
+        <w:autoSpaceDN w:val="0"/>
+        <w:adjustRightInd w:val="0"/>
+        <w:spacing w:after="80"/>
+        <w:ind w:left="720" w:hanging="720"/>
+        <w:rPr>
+          <w:rFonts w:asciiTheme="majorHAnsi" w:hAnsiTheme="majorHAnsi" w:cstheme="majorHAnsi"/>
+          <w:color w:val="000000"/>
+          <w:sz w:val="20"/>
+          <w:szCs w:val="20"/>
+          <w:u w:color="000000"/>
+        </w:rPr>
+      </w:pPr>
+      <w:r>
+        <w:rPr>
+          <w:rFonts w:asciiTheme="majorHAnsi" w:hAnsiTheme="majorHAnsi" w:cstheme="majorHAnsi"/>
+          <w:color w:val="000000"/>
+          <w:sz w:val="20"/>
+          <w:szCs w:val="20"/>
+          <w:u w:color="000000"/>
+        </w:rPr>
         <w:lastRenderedPageBreak/>
-        <w:t>2014</w:t>
+        <w:t xml:space="preserve">Gourier, E., </w:t>
+      </w:r>
+      <w:r>
+        <w:rPr>
+          <w:rFonts w:asciiTheme="majorHAnsi" w:hAnsiTheme="majorHAnsi" w:cstheme="majorHAnsi"/>
+          <w:color w:val="000000"/>
+          <w:sz w:val="20"/>
+          <w:szCs w:val="20"/>
+          <w:u w:color="000000"/>
+        </w:rPr>
+        <w:t xml:space="preserve">L. </w:t>
+      </w:r>
+      <w:proofErr w:type="spellStart"/>
+      <w:r>
+        <w:rPr>
+          <w:rFonts w:asciiTheme="majorHAnsi" w:hAnsiTheme="majorHAnsi" w:cstheme="majorHAnsi"/>
+          <w:color w:val="000000"/>
+          <w:sz w:val="20"/>
+          <w:szCs w:val="20"/>
+          <w:u w:color="000000"/>
+        </w:rPr>
+        <w:t>Phalippou</w:t>
+      </w:r>
+      <w:proofErr w:type="spellEnd"/>
+      <w:r>
+        <w:rPr>
+          <w:rFonts w:asciiTheme="majorHAnsi" w:hAnsiTheme="majorHAnsi" w:cstheme="majorHAnsi"/>
+          <w:color w:val="000000"/>
+          <w:sz w:val="20"/>
+          <w:szCs w:val="20"/>
+          <w:u w:color="000000"/>
+        </w:rPr>
+        <w:t>, and</w:t>
+      </w:r>
+      <w:r>
+        <w:rPr>
+          <w:rFonts w:asciiTheme="majorHAnsi" w:hAnsiTheme="majorHAnsi" w:cstheme="majorHAnsi"/>
+          <w:color w:val="000000"/>
+          <w:sz w:val="20"/>
+          <w:szCs w:val="20"/>
+          <w:u w:color="000000"/>
+        </w:rPr>
+        <w:t xml:space="preserve"> M.</w:t>
       </w:r>
       <w:r>
         <w:rPr>
@@ -8772,56 +10395,6 @@
         </w:rPr>
         <w:t xml:space="preserve"> </w:t>
       </w:r>
-    </w:p>
-    <w:p>
-      <w:pPr>
-        <w:autoSpaceDE w:val="0"/>
-        <w:autoSpaceDN w:val="0"/>
-        <w:adjustRightInd w:val="0"/>
-        <w:spacing w:after="80"/>
-        <w:rPr>
-          <w:rFonts w:asciiTheme="majorHAnsi" w:hAnsiTheme="majorHAnsi" w:cstheme="majorHAnsi"/>
-          <w:color w:val="000000"/>
-          <w:sz w:val="20"/>
-          <w:szCs w:val="20"/>
-          <w:u w:val="single" w:color="000000"/>
-        </w:rPr>
-      </w:pPr>
-      <w:r>
-        <w:rPr>
-          <w:rFonts w:asciiTheme="majorHAnsi" w:hAnsiTheme="majorHAnsi" w:cstheme="majorHAnsi"/>
-          <w:color w:val="000000"/>
-          <w:sz w:val="20"/>
-          <w:szCs w:val="20"/>
-          <w:u w:val="single" w:color="000000"/>
-        </w:rPr>
-        <w:t>Seminars</w:t>
-      </w:r>
-    </w:p>
-    <w:p>
-      <w:pPr>
-        <w:autoSpaceDE w:val="0"/>
-        <w:autoSpaceDN w:val="0"/>
-        <w:adjustRightInd w:val="0"/>
-        <w:spacing w:after="80"/>
-        <w:rPr>
-          <w:rFonts w:asciiTheme="majorHAnsi" w:hAnsiTheme="majorHAnsi" w:cstheme="majorHAnsi"/>
-          <w:color w:val="000000"/>
-          <w:sz w:val="20"/>
-          <w:szCs w:val="20"/>
-          <w:u w:color="000000"/>
-        </w:rPr>
-      </w:pPr>
-      <w:r>
-        <w:rPr>
-          <w:rFonts w:asciiTheme="majorHAnsi" w:hAnsiTheme="majorHAnsi" w:cstheme="majorHAnsi"/>
-          <w:color w:val="000000"/>
-          <w:sz w:val="20"/>
-          <w:szCs w:val="20"/>
-          <w:u w:color="000000"/>
-        </w:rPr>
-        <w:t xml:space="preserve">Bank of England, St Louis Fed, UNC Kenan-Flagler, University of Rome Tor </w:t>
-      </w:r>
       <w:proofErr w:type="spellStart"/>
       <w:r>
         <w:rPr>
@@ -8831,1450 +10404,18 @@
           <w:szCs w:val="20"/>
           <w:u w:color="000000"/>
         </w:rPr>
-        <w:t>Vergata</w:t>
+        <w:t>Westerfield</w:t>
       </w:r>
       <w:proofErr w:type="spellEnd"/>
-    </w:p>
-    <w:p>
-      <w:pPr>
-        <w:autoSpaceDE w:val="0"/>
-        <w:autoSpaceDN w:val="0"/>
-        <w:adjustRightInd w:val="0"/>
-        <w:spacing w:after="80"/>
-        <w:rPr>
-          <w:rFonts w:asciiTheme="majorHAnsi" w:hAnsiTheme="majorHAnsi" w:cstheme="majorHAnsi"/>
-          <w:color w:val="000000"/>
-          <w:sz w:val="20"/>
-          <w:szCs w:val="20"/>
-          <w:u w:val="single" w:color="000000"/>
-        </w:rPr>
-      </w:pPr>
-      <w:r>
-        <w:rPr>
-          <w:rFonts w:asciiTheme="majorHAnsi" w:hAnsiTheme="majorHAnsi" w:cstheme="majorHAnsi"/>
-          <w:color w:val="000000"/>
-          <w:sz w:val="20"/>
-          <w:szCs w:val="20"/>
-          <w:u w:val="single" w:color="000000"/>
-        </w:rPr>
-        <w:t>Conferences</w:t>
-      </w:r>
-      <w:r>
-        <w:rPr>
-          <w:rFonts w:asciiTheme="majorHAnsi" w:hAnsiTheme="majorHAnsi" w:cstheme="majorHAnsi"/>
-          <w:color w:val="000000"/>
-          <w:sz w:val="20"/>
-          <w:szCs w:val="20"/>
-          <w:u w:val="single" w:color="000000"/>
-        </w:rPr>
-        <w:t xml:space="preserve"> </w:t>
-      </w:r>
-    </w:p>
-    <w:p>
-      <w:pPr>
-        <w:autoSpaceDE w:val="0"/>
-        <w:autoSpaceDN w:val="0"/>
-        <w:adjustRightInd w:val="0"/>
-        <w:spacing w:after="80"/>
-        <w:rPr>
-          <w:rFonts w:asciiTheme="majorHAnsi" w:hAnsiTheme="majorHAnsi" w:cstheme="majorHAnsi"/>
-          <w:color w:val="000000"/>
-          <w:sz w:val="20"/>
-          <w:szCs w:val="20"/>
-          <w:u w:color="000000"/>
-        </w:rPr>
-      </w:pPr>
-      <w:r>
-        <w:rPr>
-          <w:rFonts w:asciiTheme="majorHAnsi" w:hAnsiTheme="majorHAnsi" w:cstheme="majorHAnsi"/>
-          <w:color w:val="000000"/>
-          <w:sz w:val="20"/>
-          <w:szCs w:val="20"/>
-          <w:u w:color="000000"/>
-        </w:rPr>
-        <w:t xml:space="preserve">EEA (Toulouse)*, FIRS, NBER Summer Institute </w:t>
-      </w:r>
-      <w:proofErr w:type="gramStart"/>
-      <w:r>
-        <w:rPr>
-          <w:rFonts w:asciiTheme="majorHAnsi" w:hAnsiTheme="majorHAnsi" w:cstheme="majorHAnsi"/>
-          <w:color w:val="000000"/>
-          <w:sz w:val="20"/>
-          <w:szCs w:val="20"/>
-          <w:u w:color="000000"/>
-        </w:rPr>
-        <w:t>The</w:t>
-      </w:r>
-      <w:proofErr w:type="gramEnd"/>
-      <w:r>
-        <w:rPr>
-          <w:rFonts w:asciiTheme="majorHAnsi" w:hAnsiTheme="majorHAnsi" w:cstheme="majorHAnsi"/>
-          <w:color w:val="000000"/>
-          <w:sz w:val="20"/>
-          <w:szCs w:val="20"/>
-          <w:u w:color="000000"/>
-        </w:rPr>
-        <w:t xml:space="preserve"> Economics of Credit Ratings (Boston)*, Paul Woolley Conference (Sydney)</w:t>
-      </w:r>
-    </w:p>
-    <w:p>
-      <w:pPr>
-        <w:autoSpaceDE w:val="0"/>
-        <w:autoSpaceDN w:val="0"/>
-        <w:adjustRightInd w:val="0"/>
-        <w:spacing w:after="80"/>
-        <w:rPr>
-          <w:rFonts w:asciiTheme="majorHAnsi" w:hAnsiTheme="majorHAnsi" w:cstheme="majorHAnsi"/>
-          <w:color w:val="000000"/>
-          <w:sz w:val="20"/>
-          <w:szCs w:val="20"/>
-          <w:u w:color="000000"/>
-        </w:rPr>
-      </w:pPr>
-      <w:r>
-        <w:rPr>
-          <w:rFonts w:asciiTheme="majorHAnsi" w:hAnsiTheme="majorHAnsi" w:cstheme="majorHAnsi"/>
-          <w:b/>
-          <w:bCs/>
-          <w:color w:val="000000"/>
-          <w:sz w:val="20"/>
-          <w:szCs w:val="20"/>
-          <w:u w:color="000000"/>
-        </w:rPr>
-        <w:t>2013</w:t>
-      </w:r>
-      <w:r>
-        <w:rPr>
-          <w:rFonts w:asciiTheme="majorHAnsi" w:hAnsiTheme="majorHAnsi" w:cstheme="majorHAnsi"/>
-          <w:color w:val="000000"/>
-          <w:sz w:val="20"/>
-          <w:szCs w:val="20"/>
-          <w:u w:color="000000"/>
-        </w:rPr>
-        <w:t xml:space="preserve"> </w:t>
-      </w:r>
-    </w:p>
-    <w:p>
-      <w:pPr>
-        <w:autoSpaceDE w:val="0"/>
-        <w:autoSpaceDN w:val="0"/>
-        <w:adjustRightInd w:val="0"/>
-        <w:spacing w:after="80"/>
-        <w:rPr>
-          <w:rFonts w:asciiTheme="majorHAnsi" w:hAnsiTheme="majorHAnsi" w:cstheme="majorHAnsi"/>
-          <w:color w:val="000000"/>
-          <w:sz w:val="20"/>
-          <w:szCs w:val="20"/>
-          <w:u w:val="single" w:color="000000"/>
-        </w:rPr>
-      </w:pPr>
-      <w:r>
-        <w:rPr>
-          <w:rFonts w:asciiTheme="majorHAnsi" w:hAnsiTheme="majorHAnsi" w:cstheme="majorHAnsi"/>
-          <w:color w:val="000000"/>
-          <w:sz w:val="20"/>
-          <w:szCs w:val="20"/>
-          <w:u w:val="single" w:color="000000"/>
-        </w:rPr>
-        <w:t>Seminars</w:t>
-      </w:r>
-    </w:p>
-    <w:p>
-      <w:pPr>
-        <w:autoSpaceDE w:val="0"/>
-        <w:autoSpaceDN w:val="0"/>
-        <w:adjustRightInd w:val="0"/>
-        <w:spacing w:after="80"/>
-        <w:rPr>
-          <w:rFonts w:asciiTheme="majorHAnsi" w:hAnsiTheme="majorHAnsi" w:cstheme="majorHAnsi"/>
-          <w:color w:val="000000"/>
-          <w:sz w:val="20"/>
-          <w:szCs w:val="20"/>
-          <w:u w:color="000000"/>
-        </w:rPr>
-      </w:pPr>
-      <w:r>
-        <w:rPr>
-          <w:rFonts w:asciiTheme="majorHAnsi" w:hAnsiTheme="majorHAnsi" w:cstheme="majorHAnsi"/>
-          <w:color w:val="000000"/>
-          <w:sz w:val="20"/>
-          <w:szCs w:val="20"/>
-          <w:u w:color="000000"/>
-        </w:rPr>
-        <w:t xml:space="preserve">Amsterdam Business School, Arizona State University, Bocconi University, EIEF, Federal Reserve Board of </w:t>
-      </w:r>
-      <w:r>
-        <w:rPr>
-          <w:rFonts w:asciiTheme="majorHAnsi" w:hAnsiTheme="majorHAnsi" w:cstheme="majorHAnsi"/>
-          <w:color w:val="000000"/>
-          <w:sz w:val="20"/>
-          <w:szCs w:val="20"/>
-          <w:u w:color="000000"/>
-        </w:rPr>
-        <w:t xml:space="preserve">                     </w:t>
-      </w:r>
-    </w:p>
-    <w:p>
-      <w:pPr>
-        <w:autoSpaceDE w:val="0"/>
-        <w:autoSpaceDN w:val="0"/>
-        <w:adjustRightInd w:val="0"/>
-        <w:spacing w:after="80"/>
-        <w:rPr>
-          <w:rFonts w:asciiTheme="majorHAnsi" w:hAnsiTheme="majorHAnsi" w:cstheme="majorHAnsi"/>
-          <w:color w:val="000000"/>
-          <w:sz w:val="20"/>
-          <w:szCs w:val="20"/>
-          <w:u w:val="single" w:color="000000"/>
-        </w:rPr>
-      </w:pPr>
-      <w:r>
-        <w:rPr>
-          <w:rFonts w:asciiTheme="majorHAnsi" w:hAnsiTheme="majorHAnsi" w:cstheme="majorHAnsi"/>
-          <w:color w:val="000000"/>
-          <w:sz w:val="20"/>
-          <w:szCs w:val="20"/>
-          <w:u w:color="000000"/>
-        </w:rPr>
-        <w:t>Governors, HEC Paris, Stockholm School of Business, UBC Sauder, University of Maryland (RH Smith), University of Michigan (Ross), University of Warwick, Washington University in St. Louis, Wharton Business School</w:t>
-      </w:r>
-    </w:p>
-    <w:p>
-      <w:pPr>
-        <w:autoSpaceDE w:val="0"/>
-        <w:autoSpaceDN w:val="0"/>
-        <w:adjustRightInd w:val="0"/>
-        <w:spacing w:after="80"/>
-        <w:rPr>
-          <w:rFonts w:asciiTheme="majorHAnsi" w:hAnsiTheme="majorHAnsi" w:cstheme="majorHAnsi"/>
-          <w:color w:val="000000"/>
-          <w:sz w:val="20"/>
-          <w:szCs w:val="20"/>
-          <w:u w:val="single" w:color="000000"/>
-        </w:rPr>
-      </w:pPr>
-      <w:r>
-        <w:rPr>
-          <w:rFonts w:asciiTheme="majorHAnsi" w:hAnsiTheme="majorHAnsi" w:cstheme="majorHAnsi"/>
-          <w:color w:val="000000"/>
-          <w:sz w:val="20"/>
-          <w:szCs w:val="20"/>
-          <w:u w:val="single" w:color="000000"/>
-        </w:rPr>
-        <w:t>Conferences</w:t>
-      </w:r>
-    </w:p>
-    <w:p>
-      <w:pPr>
-        <w:autoSpaceDE w:val="0"/>
-        <w:autoSpaceDN w:val="0"/>
-        <w:adjustRightInd w:val="0"/>
-        <w:spacing w:after="80"/>
-        <w:rPr>
-          <w:rFonts w:asciiTheme="majorHAnsi" w:hAnsiTheme="majorHAnsi" w:cstheme="majorHAnsi"/>
-          <w:color w:val="000000"/>
-          <w:sz w:val="20"/>
-          <w:szCs w:val="20"/>
-          <w:u w:color="000000"/>
-        </w:rPr>
-      </w:pPr>
-      <w:r>
-        <w:rPr>
-          <w:rFonts w:asciiTheme="majorHAnsi" w:hAnsiTheme="majorHAnsi" w:cstheme="majorHAnsi"/>
-          <w:color w:val="000000"/>
-          <w:sz w:val="20"/>
-          <w:szCs w:val="20"/>
-          <w:u w:color="000000"/>
-        </w:rPr>
-        <w:t xml:space="preserve">EFA, FIRS </w:t>
-      </w:r>
-    </w:p>
-    <w:p>
-      <w:pPr>
-        <w:autoSpaceDE w:val="0"/>
-        <w:autoSpaceDN w:val="0"/>
-        <w:adjustRightInd w:val="0"/>
-        <w:spacing w:after="80"/>
-        <w:rPr>
-          <w:rFonts w:asciiTheme="majorHAnsi" w:hAnsiTheme="majorHAnsi" w:cstheme="majorHAnsi"/>
-          <w:color w:val="000000"/>
-          <w:sz w:val="20"/>
-          <w:szCs w:val="20"/>
-          <w:u w:color="000000"/>
-        </w:rPr>
-      </w:pPr>
-    </w:p>
-    <w:p>
-      <w:pPr>
-        <w:autoSpaceDE w:val="0"/>
-        <w:autoSpaceDN w:val="0"/>
-        <w:adjustRightInd w:val="0"/>
-        <w:spacing w:after="80"/>
-        <w:rPr>
-          <w:rFonts w:asciiTheme="majorHAnsi" w:hAnsiTheme="majorHAnsi" w:cstheme="majorHAnsi"/>
-          <w:b/>
-          <w:bCs/>
-          <w:color w:val="000000"/>
-          <w:sz w:val="20"/>
-          <w:szCs w:val="20"/>
-          <w:u w:color="000000"/>
-        </w:rPr>
-      </w:pPr>
-      <w:r>
-        <w:rPr>
-          <w:rFonts w:asciiTheme="majorHAnsi" w:hAnsiTheme="majorHAnsi" w:cstheme="majorHAnsi"/>
-          <w:b/>
-          <w:bCs/>
-          <w:color w:val="000000"/>
-          <w:sz w:val="20"/>
-          <w:szCs w:val="20"/>
-          <w:u w:color="000000"/>
-        </w:rPr>
-        <w:t>DISCUSSIONS</w:t>
-      </w:r>
-    </w:p>
-    <w:p>
-      <w:pPr>
-        <w:autoSpaceDE w:val="0"/>
-        <w:autoSpaceDN w:val="0"/>
-        <w:adjustRightInd w:val="0"/>
-        <w:spacing w:after="80"/>
-        <w:rPr>
-          <w:rFonts w:asciiTheme="majorHAnsi" w:hAnsiTheme="majorHAnsi" w:cstheme="majorHAnsi"/>
-          <w:b/>
-          <w:bCs/>
-          <w:color w:val="000000"/>
-          <w:sz w:val="20"/>
-          <w:szCs w:val="20"/>
-          <w:u w:color="000000"/>
-        </w:rPr>
-      </w:pPr>
-      <w:r>
-        <w:rPr>
-          <w:rFonts w:asciiTheme="majorHAnsi" w:hAnsiTheme="majorHAnsi" w:cstheme="majorHAnsi"/>
-          <w:b/>
-          <w:bCs/>
-          <w:color w:val="000000"/>
-          <w:sz w:val="20"/>
-          <w:szCs w:val="20"/>
-          <w:u w:color="000000"/>
-        </w:rPr>
-        <w:t>2026</w:t>
-      </w:r>
-    </w:p>
-    <w:p>
-      <w:pPr>
-        <w:autoSpaceDE w:val="0"/>
-        <w:autoSpaceDN w:val="0"/>
-        <w:adjustRightInd w:val="0"/>
-        <w:spacing w:after="80"/>
-        <w:rPr>
-          <w:rFonts w:asciiTheme="majorHAnsi" w:hAnsiTheme="majorHAnsi" w:cstheme="majorHAnsi"/>
-          <w:color w:val="000000"/>
-          <w:sz w:val="20"/>
-          <w:szCs w:val="20"/>
-          <w:u w:color="000000"/>
-        </w:rPr>
-      </w:pPr>
-      <w:r>
-        <w:rPr>
-          <w:rFonts w:asciiTheme="majorHAnsi" w:hAnsiTheme="majorHAnsi" w:cstheme="majorHAnsi"/>
-          <w:color w:val="000000"/>
-          <w:sz w:val="20"/>
-          <w:szCs w:val="20"/>
-          <w:u w:color="000000"/>
-        </w:rPr>
-        <w:t xml:space="preserve">Gary Gorton, Y. Li, and G. Ordonez, Information </w:t>
-      </w:r>
-      <w:proofErr w:type="spellStart"/>
-      <w:r>
-        <w:rPr>
-          <w:rFonts w:asciiTheme="majorHAnsi" w:hAnsiTheme="majorHAnsi" w:cstheme="majorHAnsi"/>
-          <w:color w:val="000000"/>
-          <w:sz w:val="20"/>
-          <w:szCs w:val="20"/>
-          <w:u w:color="000000"/>
-        </w:rPr>
-        <w:t>Concelling</w:t>
-      </w:r>
-      <w:proofErr w:type="spellEnd"/>
-      <w:r>
-        <w:rPr>
-          <w:rFonts w:asciiTheme="majorHAnsi" w:hAnsiTheme="majorHAnsi" w:cstheme="majorHAnsi"/>
-          <w:color w:val="000000"/>
-          <w:sz w:val="20"/>
-          <w:szCs w:val="20"/>
-          <w:u w:color="000000"/>
-        </w:rPr>
-        <w:t xml:space="preserve"> Architecture, 2026 SFS</w:t>
-      </w:r>
-    </w:p>
-    <w:p>
-      <w:pPr>
-        <w:autoSpaceDE w:val="0"/>
-        <w:autoSpaceDN w:val="0"/>
-        <w:adjustRightInd w:val="0"/>
-        <w:spacing w:after="80"/>
-        <w:rPr>
-          <w:rFonts w:asciiTheme="majorHAnsi" w:hAnsiTheme="majorHAnsi" w:cstheme="majorHAnsi"/>
-          <w:color w:val="000000"/>
-          <w:sz w:val="20"/>
-          <w:szCs w:val="20"/>
-          <w:u w:color="000000"/>
-        </w:rPr>
-      </w:pPr>
-      <w:r>
-        <w:rPr>
-          <w:rFonts w:asciiTheme="majorHAnsi" w:hAnsiTheme="majorHAnsi" w:cstheme="majorHAnsi"/>
-          <w:color w:val="000000"/>
-          <w:sz w:val="20"/>
-          <w:szCs w:val="20"/>
-          <w:u w:color="000000"/>
-        </w:rPr>
-        <w:t>Clara Xu</w:t>
-      </w:r>
-      <w:r>
-        <w:rPr>
-          <w:rFonts w:asciiTheme="majorHAnsi" w:hAnsiTheme="majorHAnsi" w:cstheme="majorHAnsi"/>
-          <w:color w:val="000000"/>
-          <w:sz w:val="20"/>
-          <w:szCs w:val="20"/>
-          <w:u w:color="000000"/>
-        </w:rPr>
-        <w:t>, The Value of Contingent Liquidity from Banks to Nonbank Lenders,</w:t>
-      </w:r>
-      <w:r>
-        <w:rPr>
-          <w:rFonts w:asciiTheme="majorHAnsi" w:hAnsiTheme="majorHAnsi" w:cstheme="majorHAnsi"/>
-          <w:color w:val="000000"/>
-          <w:sz w:val="20"/>
-          <w:szCs w:val="20"/>
-          <w:u w:color="000000"/>
-        </w:rPr>
-        <w:t xml:space="preserve"> th</w:t>
-      </w:r>
-      <w:r>
-        <w:rPr>
-          <w:rFonts w:asciiTheme="majorHAnsi" w:hAnsiTheme="majorHAnsi" w:cstheme="majorHAnsi"/>
-          <w:color w:val="000000"/>
-          <w:sz w:val="20"/>
-          <w:szCs w:val="20"/>
-          <w:u w:color="000000"/>
-        </w:rPr>
-        <w:t>e 5th</w:t>
-      </w:r>
-      <w:r>
-        <w:rPr>
-          <w:rFonts w:asciiTheme="majorHAnsi" w:hAnsiTheme="majorHAnsi" w:cstheme="majorHAnsi"/>
-          <w:color w:val="000000"/>
-          <w:sz w:val="20"/>
-          <w:szCs w:val="20"/>
-          <w:u w:color="000000"/>
-        </w:rPr>
-        <w:t xml:space="preserve"> Bank of Italy, Bocconi University, EIEF and CEPR Conference on Financial Stability and Regulation</w:t>
-      </w:r>
-    </w:p>
-    <w:p>
-      <w:pPr>
-        <w:autoSpaceDE w:val="0"/>
-        <w:autoSpaceDN w:val="0"/>
-        <w:adjustRightInd w:val="0"/>
-        <w:spacing w:after="80"/>
-        <w:rPr>
-          <w:rFonts w:asciiTheme="majorHAnsi" w:hAnsiTheme="majorHAnsi" w:cstheme="majorHAnsi"/>
-          <w:color w:val="000000"/>
-          <w:sz w:val="20"/>
-          <w:szCs w:val="20"/>
-          <w:u w:color="000000"/>
-        </w:rPr>
-      </w:pPr>
-      <w:r>
-        <w:rPr>
-          <w:rFonts w:asciiTheme="majorHAnsi" w:hAnsiTheme="majorHAnsi" w:cstheme="majorHAnsi"/>
-          <w:color w:val="000000"/>
-          <w:sz w:val="20"/>
-          <w:szCs w:val="20"/>
-          <w:u w:color="000000"/>
-        </w:rPr>
-        <w:t>Vict</w:t>
-      </w:r>
-      <w:r>
-        <w:rPr>
-          <w:rFonts w:asciiTheme="majorHAnsi" w:hAnsiTheme="majorHAnsi" w:cstheme="majorHAnsi"/>
-          <w:color w:val="000000"/>
-          <w:sz w:val="20"/>
-          <w:szCs w:val="20"/>
-          <w:u w:color="000000"/>
-        </w:rPr>
-        <w:t>o</w:t>
-      </w:r>
-      <w:r>
-        <w:rPr>
-          <w:rFonts w:asciiTheme="majorHAnsi" w:hAnsiTheme="majorHAnsi" w:cstheme="majorHAnsi"/>
-          <w:color w:val="000000"/>
-          <w:sz w:val="20"/>
-          <w:szCs w:val="20"/>
-          <w:u w:color="000000"/>
-        </w:rPr>
-        <w:t xml:space="preserve">ria Ivashina, S. Mayer, and L. </w:t>
-      </w:r>
-      <w:proofErr w:type="spellStart"/>
-      <w:r>
-        <w:rPr>
-          <w:rFonts w:asciiTheme="majorHAnsi" w:hAnsiTheme="majorHAnsi" w:cstheme="majorHAnsi"/>
-          <w:color w:val="000000"/>
-          <w:sz w:val="20"/>
-          <w:szCs w:val="20"/>
-          <w:u w:color="000000"/>
-        </w:rPr>
-        <w:t>Phalippou</w:t>
-      </w:r>
-      <w:proofErr w:type="spellEnd"/>
-      <w:r>
-        <w:rPr>
-          <w:rFonts w:asciiTheme="majorHAnsi" w:hAnsiTheme="majorHAnsi" w:cstheme="majorHAnsi"/>
-          <w:color w:val="000000"/>
-          <w:sz w:val="20"/>
-          <w:szCs w:val="20"/>
-          <w:u w:color="000000"/>
-        </w:rPr>
-        <w:t>, Private Equity Continuation Vehicles: A Model of</w:t>
-      </w:r>
-      <w:r>
-        <w:rPr>
-          <w:rFonts w:asciiTheme="majorHAnsi" w:hAnsiTheme="majorHAnsi" w:cstheme="majorHAnsi"/>
-          <w:color w:val="000000"/>
-          <w:sz w:val="20"/>
-          <w:szCs w:val="20"/>
-          <w:u w:color="000000"/>
-        </w:rPr>
-        <w:t xml:space="preserve"> </w:t>
-      </w:r>
-      <w:r>
-        <w:rPr>
-          <w:rFonts w:asciiTheme="majorHAnsi" w:hAnsiTheme="majorHAnsi" w:cstheme="majorHAnsi"/>
-          <w:color w:val="000000"/>
-          <w:sz w:val="20"/>
-          <w:szCs w:val="20"/>
-          <w:u w:color="000000"/>
-        </w:rPr>
-        <w:t>Strategic Asset Transfers</w:t>
-      </w:r>
-      <w:r>
-        <w:rPr>
-          <w:rFonts w:asciiTheme="majorHAnsi" w:hAnsiTheme="majorHAnsi" w:cstheme="majorHAnsi"/>
-          <w:color w:val="000000"/>
-          <w:sz w:val="20"/>
-          <w:szCs w:val="20"/>
-          <w:u w:color="000000"/>
-        </w:rPr>
-        <w:t xml:space="preserve">, </w:t>
-      </w:r>
-      <w:r>
-        <w:rPr>
-          <w:rFonts w:asciiTheme="majorHAnsi" w:hAnsiTheme="majorHAnsi" w:cstheme="majorHAnsi"/>
-          <w:color w:val="000000"/>
-          <w:sz w:val="20"/>
-          <w:szCs w:val="20"/>
-          <w:u w:color="000000"/>
-        </w:rPr>
-        <w:t xml:space="preserve">Columbia PE Conference </w:t>
-      </w:r>
-    </w:p>
-    <w:p>
-      <w:pPr>
-        <w:autoSpaceDE w:val="0"/>
-        <w:autoSpaceDN w:val="0"/>
-        <w:adjustRightInd w:val="0"/>
-        <w:spacing w:after="80"/>
-        <w:rPr>
-          <w:rFonts w:asciiTheme="majorHAnsi" w:hAnsiTheme="majorHAnsi" w:cstheme="majorHAnsi"/>
-          <w:color w:val="000000"/>
-          <w:sz w:val="20"/>
-          <w:szCs w:val="20"/>
-          <w:u w:color="000000"/>
-        </w:rPr>
-      </w:pPr>
-      <w:r>
-        <w:rPr>
-          <w:rFonts w:asciiTheme="majorHAnsi" w:hAnsiTheme="majorHAnsi" w:cstheme="majorHAnsi"/>
-          <w:color w:val="000000"/>
-          <w:sz w:val="20"/>
-          <w:szCs w:val="20"/>
-          <w:u w:color="000000"/>
-        </w:rPr>
-        <w:t>Vincent Buccola and D. Hoffman, Precedent Terms, 20</w:t>
-      </w:r>
-      <w:r>
-        <w:rPr>
-          <w:rFonts w:asciiTheme="majorHAnsi" w:hAnsiTheme="majorHAnsi" w:cstheme="majorHAnsi"/>
-          <w:color w:val="000000"/>
-          <w:sz w:val="20"/>
-          <w:szCs w:val="20"/>
-          <w:u w:color="000000"/>
-          <w:vertAlign w:val="superscript"/>
-        </w:rPr>
-        <w:t>th</w:t>
-      </w:r>
-      <w:r>
-        <w:rPr>
-          <w:rFonts w:asciiTheme="majorHAnsi" w:hAnsiTheme="majorHAnsi" w:cstheme="majorHAnsi"/>
-          <w:color w:val="000000"/>
-          <w:sz w:val="20"/>
-          <w:szCs w:val="20"/>
-          <w:u w:color="000000"/>
-        </w:rPr>
-        <w:t xml:space="preserve"> Annual NYU/Penn Conference on Law and Finance</w:t>
-      </w:r>
-    </w:p>
-    <w:p>
-      <w:pPr>
-        <w:autoSpaceDE w:val="0"/>
-        <w:autoSpaceDN w:val="0"/>
-        <w:adjustRightInd w:val="0"/>
-        <w:spacing w:after="80"/>
-        <w:rPr>
-          <w:rFonts w:asciiTheme="majorHAnsi" w:hAnsiTheme="majorHAnsi" w:cstheme="majorHAnsi"/>
-          <w:color w:val="000000"/>
-          <w:sz w:val="20"/>
-          <w:szCs w:val="20"/>
-          <w:u w:color="000000"/>
-        </w:rPr>
-      </w:pPr>
-      <w:r>
-        <w:rPr>
-          <w:rFonts w:asciiTheme="majorHAnsi" w:hAnsiTheme="majorHAnsi" w:cstheme="majorHAnsi"/>
-          <w:b/>
-          <w:bCs/>
-          <w:color w:val="000000"/>
-          <w:sz w:val="20"/>
-          <w:szCs w:val="20"/>
-          <w:u w:color="000000"/>
-        </w:rPr>
-        <w:t>2025</w:t>
-      </w:r>
-    </w:p>
-    <w:p>
-      <w:pPr>
-        <w:autoSpaceDE w:val="0"/>
-        <w:autoSpaceDN w:val="0"/>
-        <w:adjustRightInd w:val="0"/>
-        <w:spacing w:after="80"/>
-        <w:rPr>
-          <w:rFonts w:asciiTheme="majorHAnsi" w:hAnsiTheme="majorHAnsi" w:cstheme="majorHAnsi"/>
-          <w:color w:val="000000"/>
-          <w:sz w:val="20"/>
-          <w:szCs w:val="20"/>
-          <w:u w:color="000000"/>
-        </w:rPr>
-      </w:pPr>
-      <w:r>
-        <w:rPr>
-          <w:rFonts w:asciiTheme="majorHAnsi" w:hAnsiTheme="majorHAnsi" w:cstheme="majorHAnsi"/>
-          <w:color w:val="000000"/>
-          <w:sz w:val="20"/>
-          <w:szCs w:val="20"/>
-          <w:u w:color="000000"/>
-        </w:rPr>
-        <w:t xml:space="preserve">Bo Bian, </w:t>
-      </w:r>
-      <w:r>
-        <w:rPr>
-          <w:rFonts w:asciiTheme="majorHAnsi" w:hAnsiTheme="majorHAnsi" w:cstheme="majorHAnsi"/>
-          <w:color w:val="000000"/>
-          <w:sz w:val="20"/>
-          <w:szCs w:val="20"/>
-          <w:u w:color="000000"/>
-        </w:rPr>
-        <w:t xml:space="preserve">Q. </w:t>
-      </w:r>
-      <w:r>
-        <w:rPr>
-          <w:rFonts w:asciiTheme="majorHAnsi" w:hAnsiTheme="majorHAnsi" w:cstheme="majorHAnsi"/>
-          <w:color w:val="000000"/>
-          <w:sz w:val="20"/>
-          <w:szCs w:val="20"/>
-          <w:u w:color="000000"/>
-        </w:rPr>
-        <w:t xml:space="preserve">Huang, </w:t>
-      </w:r>
-      <w:r>
-        <w:rPr>
-          <w:rFonts w:asciiTheme="majorHAnsi" w:hAnsiTheme="majorHAnsi" w:cstheme="majorHAnsi"/>
-          <w:color w:val="000000"/>
-          <w:sz w:val="20"/>
-          <w:szCs w:val="20"/>
-          <w:u w:color="000000"/>
-        </w:rPr>
-        <w:t xml:space="preserve">Y. </w:t>
-      </w:r>
-      <w:r>
-        <w:rPr>
-          <w:rFonts w:asciiTheme="majorHAnsi" w:hAnsiTheme="majorHAnsi" w:cstheme="majorHAnsi"/>
-          <w:color w:val="000000"/>
-          <w:sz w:val="20"/>
-          <w:szCs w:val="20"/>
-          <w:u w:color="000000"/>
-        </w:rPr>
-        <w:t>Li, and</w:t>
-      </w:r>
-      <w:r>
-        <w:rPr>
-          <w:rFonts w:asciiTheme="majorHAnsi" w:hAnsiTheme="majorHAnsi" w:cstheme="majorHAnsi"/>
-          <w:color w:val="000000"/>
-          <w:sz w:val="20"/>
-          <w:szCs w:val="20"/>
-          <w:u w:color="000000"/>
-        </w:rPr>
-        <w:t xml:space="preserve"> H.</w:t>
-      </w:r>
-      <w:r>
-        <w:rPr>
-          <w:rFonts w:asciiTheme="majorHAnsi" w:hAnsiTheme="majorHAnsi" w:cstheme="majorHAnsi"/>
-          <w:color w:val="000000"/>
-          <w:sz w:val="20"/>
-          <w:szCs w:val="20"/>
-          <w:u w:color="000000"/>
-        </w:rPr>
-        <w:t xml:space="preserve"> Tang, Data as a Networked Asset,</w:t>
-      </w:r>
-      <w:r>
-        <w:rPr>
-          <w:rFonts w:asciiTheme="majorHAnsi" w:hAnsiTheme="majorHAnsi" w:cstheme="majorHAnsi"/>
-          <w:color w:val="000000"/>
-          <w:sz w:val="20"/>
-          <w:szCs w:val="20"/>
-          <w:u w:color="000000"/>
-        </w:rPr>
-        <w:t xml:space="preserve"> Carey Finance Conference</w:t>
-      </w:r>
-    </w:p>
-    <w:p>
-      <w:pPr>
-        <w:autoSpaceDE w:val="0"/>
-        <w:autoSpaceDN w:val="0"/>
-        <w:adjustRightInd w:val="0"/>
-        <w:spacing w:after="80"/>
-        <w:rPr>
-          <w:rFonts w:asciiTheme="majorHAnsi" w:hAnsiTheme="majorHAnsi" w:cstheme="majorHAnsi"/>
-          <w:color w:val="000000"/>
-          <w:sz w:val="20"/>
-          <w:szCs w:val="20"/>
-          <w:u w:color="000000"/>
-        </w:rPr>
-      </w:pPr>
-      <w:r>
-        <w:rPr>
-          <w:rFonts w:asciiTheme="majorHAnsi" w:hAnsiTheme="majorHAnsi" w:cstheme="majorHAnsi"/>
-          <w:color w:val="000000"/>
-          <w:sz w:val="20"/>
-          <w:szCs w:val="20"/>
-          <w:u w:color="000000"/>
-        </w:rPr>
-        <w:t xml:space="preserve">Ben Said, S., C. Monnet, and E. Quintin, Who Needs </w:t>
-      </w:r>
-      <w:proofErr w:type="gramStart"/>
-      <w:r>
-        <w:rPr>
-          <w:rFonts w:asciiTheme="majorHAnsi" w:hAnsiTheme="majorHAnsi" w:cstheme="majorHAnsi"/>
-          <w:color w:val="000000"/>
-          <w:sz w:val="20"/>
-          <w:szCs w:val="20"/>
-          <w:u w:color="000000"/>
-        </w:rPr>
-        <w:t>Banks?,</w:t>
-      </w:r>
-      <w:proofErr w:type="gramEnd"/>
-      <w:r>
-        <w:rPr>
-          <w:rFonts w:asciiTheme="majorHAnsi" w:hAnsiTheme="majorHAnsi" w:cstheme="majorHAnsi"/>
-          <w:color w:val="000000"/>
-          <w:sz w:val="20"/>
-          <w:szCs w:val="20"/>
-          <w:u w:color="000000"/>
-        </w:rPr>
-        <w:t xml:space="preserve"> ECB NBFI </w:t>
-      </w:r>
-      <w:r>
-        <w:rPr>
-          <w:rFonts w:asciiTheme="majorHAnsi" w:hAnsiTheme="majorHAnsi" w:cstheme="majorHAnsi"/>
-          <w:color w:val="000000"/>
-          <w:sz w:val="20"/>
-          <w:szCs w:val="20"/>
-          <w:u w:color="000000"/>
-        </w:rPr>
-        <w:t>C</w:t>
-      </w:r>
-      <w:r>
-        <w:rPr>
-          <w:rFonts w:asciiTheme="majorHAnsi" w:hAnsiTheme="majorHAnsi" w:cstheme="majorHAnsi"/>
-          <w:color w:val="000000"/>
-          <w:sz w:val="20"/>
-          <w:szCs w:val="20"/>
-          <w:u w:color="000000"/>
-        </w:rPr>
-        <w:t>onference</w:t>
-      </w:r>
-    </w:p>
-    <w:p>
-      <w:pPr>
-        <w:autoSpaceDE w:val="0"/>
-        <w:autoSpaceDN w:val="0"/>
-        <w:adjustRightInd w:val="0"/>
-        <w:spacing w:after="80"/>
-        <w:rPr>
-          <w:rFonts w:asciiTheme="majorHAnsi" w:hAnsiTheme="majorHAnsi" w:cstheme="majorHAnsi"/>
-          <w:b/>
-          <w:bCs/>
-          <w:color w:val="000000"/>
-          <w:sz w:val="20"/>
-          <w:szCs w:val="20"/>
-          <w:u w:color="000000"/>
-        </w:rPr>
-      </w:pPr>
-      <w:r>
-        <w:rPr>
-          <w:rFonts w:asciiTheme="majorHAnsi" w:hAnsiTheme="majorHAnsi" w:cstheme="majorHAnsi"/>
-          <w:b/>
-          <w:bCs/>
-          <w:color w:val="000000"/>
-          <w:sz w:val="20"/>
-          <w:szCs w:val="20"/>
-          <w:u w:color="000000"/>
-        </w:rPr>
-        <w:t>2023</w:t>
-      </w:r>
-    </w:p>
-    <w:p>
-      <w:pPr>
-        <w:autoSpaceDE w:val="0"/>
-        <w:autoSpaceDN w:val="0"/>
-        <w:adjustRightInd w:val="0"/>
-        <w:spacing w:after="80"/>
-        <w:rPr>
-          <w:rFonts w:asciiTheme="majorHAnsi" w:hAnsiTheme="majorHAnsi" w:cstheme="majorHAnsi"/>
-          <w:color w:val="000000"/>
-          <w:sz w:val="20"/>
-          <w:szCs w:val="20"/>
-          <w:u w:color="000000"/>
-        </w:rPr>
-      </w:pPr>
-      <w:r>
-        <w:rPr>
-          <w:rFonts w:asciiTheme="majorHAnsi" w:hAnsiTheme="majorHAnsi" w:cstheme="majorHAnsi"/>
-          <w:color w:val="000000"/>
-          <w:sz w:val="20"/>
-          <w:szCs w:val="20"/>
-          <w:u w:color="000000"/>
-        </w:rPr>
-        <w:t>Acharya, V.,</w:t>
-      </w:r>
-      <w:r>
-        <w:rPr>
-          <w:rFonts w:asciiTheme="majorHAnsi" w:hAnsiTheme="majorHAnsi" w:cstheme="majorHAnsi"/>
-          <w:color w:val="000000"/>
-          <w:sz w:val="20"/>
-          <w:szCs w:val="20"/>
-          <w:u w:color="000000"/>
-        </w:rPr>
-        <w:t xml:space="preserve"> S.</w:t>
-      </w:r>
-      <w:r>
-        <w:rPr>
-          <w:rFonts w:asciiTheme="majorHAnsi" w:hAnsiTheme="majorHAnsi" w:cstheme="majorHAnsi"/>
-          <w:color w:val="000000"/>
-          <w:sz w:val="20"/>
-          <w:szCs w:val="20"/>
-          <w:u w:color="000000"/>
-        </w:rPr>
-        <w:t xml:space="preserve"> </w:t>
-      </w:r>
-      <w:proofErr w:type="spellStart"/>
-      <w:r>
-        <w:rPr>
-          <w:rFonts w:asciiTheme="majorHAnsi" w:hAnsiTheme="majorHAnsi" w:cstheme="majorHAnsi"/>
-          <w:color w:val="000000"/>
-          <w:sz w:val="20"/>
-          <w:szCs w:val="20"/>
-          <w:u w:color="000000"/>
-        </w:rPr>
-        <w:t>Lenzu</w:t>
-      </w:r>
-      <w:proofErr w:type="spellEnd"/>
-      <w:r>
-        <w:rPr>
-          <w:rFonts w:asciiTheme="majorHAnsi" w:hAnsiTheme="majorHAnsi" w:cstheme="majorHAnsi"/>
-          <w:color w:val="000000"/>
-          <w:sz w:val="20"/>
-          <w:szCs w:val="20"/>
-          <w:u w:color="000000"/>
-        </w:rPr>
-        <w:t xml:space="preserve">, and </w:t>
-      </w:r>
-      <w:r>
-        <w:rPr>
-          <w:rFonts w:asciiTheme="majorHAnsi" w:hAnsiTheme="majorHAnsi" w:cstheme="majorHAnsi"/>
-          <w:color w:val="000000"/>
-          <w:sz w:val="20"/>
-          <w:szCs w:val="20"/>
-          <w:u w:color="000000"/>
-        </w:rPr>
-        <w:t>O.</w:t>
-      </w:r>
-      <w:r>
-        <w:rPr>
-          <w:rFonts w:asciiTheme="majorHAnsi" w:hAnsiTheme="majorHAnsi" w:cstheme="majorHAnsi"/>
-          <w:color w:val="000000"/>
-          <w:sz w:val="20"/>
-          <w:szCs w:val="20"/>
-          <w:u w:color="000000"/>
-        </w:rPr>
-        <w:t xml:space="preserve"> Wang, Zombie Lending and Policy Traps, </w:t>
-      </w:r>
-      <w:r>
-        <w:rPr>
-          <w:rFonts w:asciiTheme="majorHAnsi" w:hAnsiTheme="majorHAnsi" w:cstheme="majorHAnsi"/>
-          <w:color w:val="000000"/>
-          <w:sz w:val="20"/>
-          <w:szCs w:val="20"/>
-          <w:u w:color="000000"/>
-        </w:rPr>
-        <w:t>W</w:t>
-      </w:r>
-      <w:r>
-        <w:rPr>
-          <w:rFonts w:asciiTheme="majorHAnsi" w:hAnsiTheme="majorHAnsi" w:cstheme="majorHAnsi"/>
-          <w:color w:val="000000"/>
-          <w:sz w:val="20"/>
-          <w:szCs w:val="20"/>
-          <w:u w:color="000000"/>
-        </w:rPr>
-        <w:t xml:space="preserve">FA </w:t>
-      </w:r>
-    </w:p>
-    <w:p>
-      <w:pPr>
-        <w:autoSpaceDE w:val="0"/>
-        <w:autoSpaceDN w:val="0"/>
-        <w:adjustRightInd w:val="0"/>
-        <w:spacing w:after="80"/>
-        <w:rPr>
-          <w:rFonts w:asciiTheme="majorHAnsi" w:hAnsiTheme="majorHAnsi" w:cstheme="majorHAnsi"/>
-          <w:color w:val="000000"/>
-          <w:sz w:val="20"/>
-          <w:szCs w:val="20"/>
-          <w:u w:color="000000"/>
-        </w:rPr>
-      </w:pPr>
-      <w:r>
-        <w:rPr>
-          <w:rFonts w:asciiTheme="majorHAnsi" w:hAnsiTheme="majorHAnsi" w:cstheme="majorHAnsi"/>
-          <w:color w:val="000000"/>
-          <w:sz w:val="20"/>
-          <w:szCs w:val="20"/>
-          <w:u w:color="000000"/>
-        </w:rPr>
-        <w:t xml:space="preserve">Antill, S. and </w:t>
-      </w:r>
-      <w:r>
-        <w:rPr>
-          <w:rFonts w:asciiTheme="majorHAnsi" w:hAnsiTheme="majorHAnsi" w:cstheme="majorHAnsi"/>
-          <w:color w:val="000000"/>
-          <w:sz w:val="20"/>
-          <w:szCs w:val="20"/>
-          <w:u w:color="000000"/>
-        </w:rPr>
-        <w:t xml:space="preserve">C. </w:t>
-      </w:r>
-      <w:r>
-        <w:rPr>
-          <w:rFonts w:asciiTheme="majorHAnsi" w:hAnsiTheme="majorHAnsi" w:cstheme="majorHAnsi"/>
-          <w:color w:val="000000"/>
-          <w:sz w:val="20"/>
-          <w:szCs w:val="20"/>
-          <w:u w:color="000000"/>
-        </w:rPr>
-        <w:t xml:space="preserve">Clayton, Crisis Interventions in Corporate Insolvency, </w:t>
-      </w:r>
-      <w:r>
-        <w:rPr>
-          <w:rFonts w:asciiTheme="majorHAnsi" w:hAnsiTheme="majorHAnsi" w:cstheme="majorHAnsi"/>
-          <w:color w:val="000000"/>
-          <w:sz w:val="20"/>
-          <w:szCs w:val="20"/>
-          <w:u w:color="000000"/>
-        </w:rPr>
-        <w:t>The Sixteenth Federal Reserve Bank of New York and New York University Stern School of Business Conference on Financial Intermediation</w:t>
-      </w:r>
-    </w:p>
-    <w:p>
-      <w:pPr>
-        <w:autoSpaceDE w:val="0"/>
-        <w:autoSpaceDN w:val="0"/>
-        <w:adjustRightInd w:val="0"/>
-        <w:spacing w:after="80"/>
-        <w:rPr>
-          <w:rFonts w:asciiTheme="majorHAnsi" w:hAnsiTheme="majorHAnsi" w:cstheme="majorHAnsi"/>
-          <w:color w:val="000000"/>
-          <w:sz w:val="20"/>
-          <w:szCs w:val="20"/>
-          <w:u w:color="000000"/>
-        </w:rPr>
-      </w:pPr>
-      <w:r>
-        <w:rPr>
-          <w:rFonts w:asciiTheme="majorHAnsi" w:hAnsiTheme="majorHAnsi" w:cstheme="majorHAnsi"/>
-          <w:color w:val="000000"/>
-          <w:sz w:val="20"/>
-          <w:szCs w:val="20"/>
-          <w:u w:color="000000"/>
-        </w:rPr>
-        <w:t xml:space="preserve">Acharya, V., </w:t>
-      </w:r>
-      <w:r>
-        <w:rPr>
-          <w:rFonts w:asciiTheme="majorHAnsi" w:hAnsiTheme="majorHAnsi" w:cstheme="majorHAnsi"/>
-          <w:color w:val="000000"/>
-          <w:sz w:val="20"/>
-          <w:szCs w:val="20"/>
-          <w:u w:color="000000"/>
-        </w:rPr>
-        <w:t xml:space="preserve">C. </w:t>
-      </w:r>
-      <w:r>
-        <w:rPr>
-          <w:rFonts w:asciiTheme="majorHAnsi" w:hAnsiTheme="majorHAnsi" w:cstheme="majorHAnsi"/>
-          <w:color w:val="000000"/>
-          <w:sz w:val="20"/>
-          <w:szCs w:val="20"/>
-          <w:u w:color="000000"/>
-        </w:rPr>
-        <w:t xml:space="preserve">Parlatore, and </w:t>
-      </w:r>
-      <w:r>
-        <w:rPr>
-          <w:rFonts w:asciiTheme="majorHAnsi" w:hAnsiTheme="majorHAnsi" w:cstheme="majorHAnsi"/>
-          <w:color w:val="000000"/>
-          <w:sz w:val="20"/>
-          <w:szCs w:val="20"/>
-          <w:u w:color="000000"/>
-        </w:rPr>
-        <w:t xml:space="preserve">S. </w:t>
-      </w:r>
-      <w:proofErr w:type="spellStart"/>
-      <w:r>
-        <w:rPr>
-          <w:rFonts w:asciiTheme="majorHAnsi" w:hAnsiTheme="majorHAnsi" w:cstheme="majorHAnsi"/>
-          <w:color w:val="000000"/>
-          <w:sz w:val="20"/>
-          <w:szCs w:val="20"/>
-          <w:u w:color="000000"/>
-        </w:rPr>
-        <w:t>Sunderasan</w:t>
-      </w:r>
-      <w:proofErr w:type="spellEnd"/>
-      <w:r>
-        <w:rPr>
-          <w:rFonts w:asciiTheme="majorHAnsi" w:hAnsiTheme="majorHAnsi" w:cstheme="majorHAnsi"/>
-          <w:color w:val="000000"/>
-          <w:sz w:val="20"/>
-          <w:szCs w:val="20"/>
-          <w:u w:color="000000"/>
-        </w:rPr>
-        <w:t xml:space="preserve">, Financing Infrastructure in the Shadow of Expropriation, </w:t>
-      </w:r>
-      <w:r>
-        <w:rPr>
-          <w:rFonts w:asciiTheme="majorHAnsi" w:hAnsiTheme="majorHAnsi" w:cstheme="majorHAnsi"/>
-          <w:color w:val="000000"/>
-          <w:sz w:val="20"/>
-          <w:szCs w:val="20"/>
-          <w:u w:color="000000"/>
-        </w:rPr>
-        <w:t>A</w:t>
-      </w:r>
-      <w:r>
-        <w:rPr>
-          <w:rFonts w:asciiTheme="majorHAnsi" w:hAnsiTheme="majorHAnsi" w:cstheme="majorHAnsi"/>
-          <w:color w:val="000000"/>
-          <w:sz w:val="20"/>
-          <w:szCs w:val="20"/>
-          <w:u w:color="000000"/>
-        </w:rPr>
-        <w:t xml:space="preserve">FA </w:t>
-      </w:r>
-    </w:p>
-    <w:p>
-      <w:pPr>
-        <w:autoSpaceDE w:val="0"/>
-        <w:autoSpaceDN w:val="0"/>
-        <w:adjustRightInd w:val="0"/>
-        <w:spacing w:after="80"/>
-        <w:rPr>
-          <w:rFonts w:asciiTheme="majorHAnsi" w:hAnsiTheme="majorHAnsi" w:cstheme="majorHAnsi"/>
-          <w:b/>
-          <w:bCs/>
-          <w:color w:val="000000"/>
-          <w:sz w:val="20"/>
-          <w:szCs w:val="20"/>
-          <w:u w:color="000000"/>
-        </w:rPr>
-      </w:pPr>
-      <w:r>
-        <w:rPr>
-          <w:rFonts w:asciiTheme="majorHAnsi" w:hAnsiTheme="majorHAnsi" w:cstheme="majorHAnsi"/>
-          <w:b/>
-          <w:bCs/>
-          <w:color w:val="000000"/>
-          <w:sz w:val="20"/>
-          <w:szCs w:val="20"/>
-          <w:u w:color="000000"/>
-        </w:rPr>
-        <w:t>2022</w:t>
-      </w:r>
-    </w:p>
-    <w:p>
-      <w:pPr>
-        <w:autoSpaceDE w:val="0"/>
-        <w:autoSpaceDN w:val="0"/>
-        <w:adjustRightInd w:val="0"/>
-        <w:spacing w:after="80"/>
-        <w:rPr>
-          <w:rFonts w:asciiTheme="majorHAnsi" w:hAnsiTheme="majorHAnsi" w:cstheme="majorHAnsi"/>
-          <w:color w:val="000000"/>
-          <w:sz w:val="20"/>
-          <w:szCs w:val="20"/>
-          <w:u w:color="000000"/>
-        </w:rPr>
-      </w:pPr>
-      <w:r>
-        <w:rPr>
-          <w:rFonts w:asciiTheme="majorHAnsi" w:hAnsiTheme="majorHAnsi" w:cstheme="majorHAnsi"/>
-          <w:color w:val="000000"/>
-          <w:sz w:val="20"/>
-          <w:szCs w:val="20"/>
-          <w:u w:color="000000"/>
-        </w:rPr>
-        <w:t xml:space="preserve">Bornstein, G. and </w:t>
-      </w:r>
-      <w:proofErr w:type="spellStart"/>
-      <w:r>
-        <w:rPr>
-          <w:rFonts w:asciiTheme="majorHAnsi" w:hAnsiTheme="majorHAnsi" w:cstheme="majorHAnsi"/>
-          <w:color w:val="000000"/>
-          <w:sz w:val="20"/>
-          <w:szCs w:val="20"/>
-          <w:u w:color="000000"/>
-        </w:rPr>
-        <w:t>Indarte</w:t>
-      </w:r>
-      <w:proofErr w:type="spellEnd"/>
-      <w:r>
-        <w:rPr>
-          <w:rFonts w:asciiTheme="majorHAnsi" w:hAnsiTheme="majorHAnsi" w:cstheme="majorHAnsi"/>
-          <w:color w:val="000000"/>
-          <w:sz w:val="20"/>
-          <w:szCs w:val="20"/>
-          <w:u w:color="000000"/>
-        </w:rPr>
-        <w:t xml:space="preserve">, S., The Impact of Social Insurance on Household Debt, Red Rock Conference </w:t>
-      </w:r>
-    </w:p>
-    <w:p>
-      <w:pPr>
-        <w:autoSpaceDE w:val="0"/>
-        <w:autoSpaceDN w:val="0"/>
-        <w:adjustRightInd w:val="0"/>
-        <w:spacing w:after="80"/>
-        <w:rPr>
-          <w:rFonts w:asciiTheme="majorHAnsi" w:hAnsiTheme="majorHAnsi" w:cstheme="majorHAnsi"/>
-          <w:color w:val="000000"/>
-          <w:sz w:val="20"/>
-          <w:szCs w:val="20"/>
-          <w:u w:color="000000"/>
-        </w:rPr>
-      </w:pPr>
-      <w:r>
-        <w:rPr>
-          <w:rFonts w:asciiTheme="majorHAnsi" w:hAnsiTheme="majorHAnsi" w:cstheme="majorHAnsi"/>
-          <w:color w:val="000000"/>
-          <w:sz w:val="20"/>
-          <w:szCs w:val="20"/>
-          <w:u w:color="000000"/>
-        </w:rPr>
-        <w:t xml:space="preserve">Oehmke, R. and Opp M., Green Capital Requirements, ASU Conference </w:t>
-      </w:r>
-    </w:p>
-    <w:p>
-      <w:pPr>
-        <w:autoSpaceDE w:val="0"/>
-        <w:autoSpaceDN w:val="0"/>
-        <w:adjustRightInd w:val="0"/>
-        <w:spacing w:after="80"/>
-        <w:rPr>
-          <w:rFonts w:asciiTheme="majorHAnsi" w:hAnsiTheme="majorHAnsi" w:cstheme="majorHAnsi"/>
-          <w:color w:val="000000"/>
-          <w:sz w:val="20"/>
-          <w:szCs w:val="20"/>
-          <w:u w:color="000000"/>
-        </w:rPr>
-      </w:pPr>
-      <w:r>
-        <w:rPr>
-          <w:rFonts w:asciiTheme="majorHAnsi" w:hAnsiTheme="majorHAnsi" w:cstheme="majorHAnsi"/>
-          <w:color w:val="000000"/>
-          <w:sz w:val="20"/>
-          <w:szCs w:val="20"/>
-          <w:u w:color="000000"/>
-        </w:rPr>
-        <w:t xml:space="preserve">Rampini, A. and </w:t>
-      </w:r>
-      <w:r>
-        <w:rPr>
-          <w:rFonts w:asciiTheme="majorHAnsi" w:hAnsiTheme="majorHAnsi" w:cstheme="majorHAnsi"/>
-          <w:color w:val="000000"/>
-          <w:sz w:val="20"/>
-          <w:szCs w:val="20"/>
-          <w:u w:color="000000"/>
-        </w:rPr>
-        <w:t xml:space="preserve">V. </w:t>
-      </w:r>
-      <w:r>
-        <w:rPr>
-          <w:rFonts w:asciiTheme="majorHAnsi" w:hAnsiTheme="majorHAnsi" w:cstheme="majorHAnsi"/>
-          <w:color w:val="000000"/>
-          <w:sz w:val="20"/>
-          <w:szCs w:val="20"/>
-          <w:u w:color="000000"/>
-        </w:rPr>
-        <w:t xml:space="preserve">Viswanathan, Collateral and Secured Debt, AFA </w:t>
-      </w:r>
-    </w:p>
-    <w:p>
-      <w:pPr>
-        <w:autoSpaceDE w:val="0"/>
-        <w:autoSpaceDN w:val="0"/>
-        <w:adjustRightInd w:val="0"/>
-        <w:spacing w:after="80"/>
-        <w:rPr>
-          <w:rFonts w:asciiTheme="majorHAnsi" w:hAnsiTheme="majorHAnsi" w:cstheme="majorHAnsi"/>
-          <w:b/>
-          <w:bCs/>
-          <w:color w:val="000000"/>
-          <w:sz w:val="20"/>
-          <w:szCs w:val="20"/>
-          <w:u w:color="000000"/>
-        </w:rPr>
-      </w:pPr>
-      <w:r>
-        <w:rPr>
-          <w:rFonts w:asciiTheme="majorHAnsi" w:hAnsiTheme="majorHAnsi" w:cstheme="majorHAnsi"/>
-          <w:b/>
-          <w:bCs/>
-          <w:color w:val="000000"/>
-          <w:sz w:val="20"/>
-          <w:szCs w:val="20"/>
-          <w:u w:color="000000"/>
-        </w:rPr>
-        <w:t>2021</w:t>
-      </w:r>
-    </w:p>
-    <w:p>
-      <w:pPr>
-        <w:autoSpaceDE w:val="0"/>
-        <w:autoSpaceDN w:val="0"/>
-        <w:adjustRightInd w:val="0"/>
-        <w:spacing w:after="80"/>
-        <w:ind w:left="1440" w:hanging="1440"/>
-        <w:rPr>
-          <w:rFonts w:asciiTheme="majorHAnsi" w:hAnsiTheme="majorHAnsi" w:cstheme="majorHAnsi"/>
-          <w:color w:val="000000"/>
-          <w:sz w:val="20"/>
-          <w:szCs w:val="20"/>
-          <w:u w:color="000000"/>
-        </w:rPr>
-      </w:pPr>
-      <w:r>
-        <w:rPr>
-          <w:rFonts w:asciiTheme="majorHAnsi" w:hAnsiTheme="majorHAnsi" w:cstheme="majorHAnsi"/>
-          <w:color w:val="000000"/>
-          <w:sz w:val="20"/>
-          <w:szCs w:val="20"/>
-          <w:u w:color="000000"/>
-        </w:rPr>
-        <w:t xml:space="preserve">Ma, Y and </w:t>
-      </w:r>
-      <w:r>
-        <w:rPr>
-          <w:rFonts w:asciiTheme="majorHAnsi" w:hAnsiTheme="majorHAnsi" w:cstheme="majorHAnsi"/>
-          <w:color w:val="000000"/>
-          <w:sz w:val="20"/>
-          <w:szCs w:val="20"/>
-          <w:u w:color="000000"/>
-        </w:rPr>
-        <w:t xml:space="preserve">A. </w:t>
-      </w:r>
-      <w:r>
-        <w:rPr>
-          <w:rFonts w:asciiTheme="majorHAnsi" w:hAnsiTheme="majorHAnsi" w:cstheme="majorHAnsi"/>
-          <w:color w:val="000000"/>
-          <w:sz w:val="20"/>
-          <w:szCs w:val="20"/>
-          <w:u w:color="000000"/>
-        </w:rPr>
-        <w:t xml:space="preserve">Kermani, Two Tales of Debt, NBER SI Corporate Finance </w:t>
-      </w:r>
-    </w:p>
-    <w:p>
-      <w:pPr>
-        <w:autoSpaceDE w:val="0"/>
-        <w:autoSpaceDN w:val="0"/>
-        <w:adjustRightInd w:val="0"/>
-        <w:spacing w:after="80"/>
-        <w:ind w:left="1440" w:hanging="1440"/>
-        <w:rPr>
-          <w:rFonts w:asciiTheme="majorHAnsi" w:hAnsiTheme="majorHAnsi" w:cstheme="majorHAnsi"/>
-          <w:color w:val="000000"/>
-          <w:sz w:val="20"/>
-          <w:szCs w:val="20"/>
-          <w:u w:color="000000"/>
-        </w:rPr>
-      </w:pPr>
-      <w:r>
-        <w:rPr>
-          <w:rFonts w:asciiTheme="majorHAnsi" w:hAnsiTheme="majorHAnsi" w:cstheme="majorHAnsi"/>
-          <w:color w:val="000000"/>
-          <w:sz w:val="20"/>
-          <w:szCs w:val="20"/>
-          <w:u w:color="000000"/>
-        </w:rPr>
-        <w:t>Dav</w:t>
-      </w:r>
-      <w:r>
-        <w:rPr>
-          <w:rFonts w:asciiTheme="majorHAnsi" w:hAnsiTheme="majorHAnsi" w:cstheme="majorHAnsi"/>
-          <w:color w:val="000000"/>
-          <w:sz w:val="20"/>
-          <w:szCs w:val="20"/>
-          <w:u w:color="000000"/>
-        </w:rPr>
-        <w:t>i</w:t>
-      </w:r>
-      <w:r>
-        <w:rPr>
-          <w:rFonts w:asciiTheme="majorHAnsi" w:hAnsiTheme="majorHAnsi" w:cstheme="majorHAnsi"/>
-          <w:color w:val="000000"/>
-          <w:sz w:val="20"/>
-          <w:szCs w:val="20"/>
-          <w:u w:color="000000"/>
-        </w:rPr>
-        <w:t>l</w:t>
-      </w:r>
-      <w:r>
-        <w:rPr>
-          <w:rFonts w:asciiTheme="majorHAnsi" w:hAnsiTheme="majorHAnsi" w:cstheme="majorHAnsi"/>
-          <w:color w:val="000000"/>
-          <w:sz w:val="20"/>
-          <w:szCs w:val="20"/>
-          <w:u w:color="000000"/>
-        </w:rPr>
-        <w:t>a</w:t>
-      </w:r>
-      <w:r>
-        <w:rPr>
-          <w:rFonts w:asciiTheme="majorHAnsi" w:hAnsiTheme="majorHAnsi" w:cstheme="majorHAnsi"/>
-          <w:color w:val="000000"/>
-          <w:sz w:val="20"/>
-          <w:szCs w:val="20"/>
-          <w:u w:color="000000"/>
-        </w:rPr>
-        <w:t xml:space="preserve">, E. and </w:t>
-      </w:r>
-      <w:r>
-        <w:rPr>
-          <w:rFonts w:asciiTheme="majorHAnsi" w:hAnsiTheme="majorHAnsi" w:cstheme="majorHAnsi"/>
-          <w:color w:val="000000"/>
-          <w:sz w:val="20"/>
-          <w:szCs w:val="20"/>
-          <w:u w:color="000000"/>
-        </w:rPr>
-        <w:t xml:space="preserve">A. </w:t>
-      </w:r>
-      <w:r>
-        <w:rPr>
-          <w:rFonts w:asciiTheme="majorHAnsi" w:hAnsiTheme="majorHAnsi" w:cstheme="majorHAnsi"/>
-          <w:color w:val="000000"/>
-          <w:sz w:val="20"/>
-          <w:szCs w:val="20"/>
-          <w:u w:color="000000"/>
-        </w:rPr>
-        <w:t xml:space="preserve">Walther, Prudential Policy with Distorted Beliefs, MFS Spring </w:t>
-      </w:r>
-    </w:p>
-    <w:p>
-      <w:pPr>
-        <w:autoSpaceDE w:val="0"/>
-        <w:autoSpaceDN w:val="0"/>
-        <w:adjustRightInd w:val="0"/>
-        <w:spacing w:after="80"/>
-        <w:ind w:left="720" w:hanging="720"/>
-        <w:rPr>
-          <w:rFonts w:asciiTheme="majorHAnsi" w:hAnsiTheme="majorHAnsi" w:cstheme="majorHAnsi"/>
-          <w:color w:val="000000"/>
-          <w:sz w:val="20"/>
-          <w:szCs w:val="20"/>
-          <w:u w:color="000000"/>
-        </w:rPr>
-      </w:pPr>
-      <w:r>
-        <w:rPr>
-          <w:rFonts w:asciiTheme="majorHAnsi" w:hAnsiTheme="majorHAnsi" w:cstheme="majorHAnsi"/>
-          <w:color w:val="000000"/>
-          <w:sz w:val="20"/>
-          <w:szCs w:val="20"/>
-          <w:u w:color="000000"/>
-        </w:rPr>
-        <w:t xml:space="preserve">Pavel, P. and </w:t>
-      </w:r>
-      <w:r>
-        <w:rPr>
-          <w:rFonts w:asciiTheme="majorHAnsi" w:hAnsiTheme="majorHAnsi" w:cstheme="majorHAnsi"/>
-          <w:color w:val="000000"/>
-          <w:sz w:val="20"/>
-          <w:szCs w:val="20"/>
-          <w:u w:color="000000"/>
-        </w:rPr>
-        <w:t xml:space="preserve">G. </w:t>
-      </w:r>
-      <w:r>
-        <w:rPr>
-          <w:rFonts w:asciiTheme="majorHAnsi" w:hAnsiTheme="majorHAnsi" w:cstheme="majorHAnsi"/>
-          <w:color w:val="000000"/>
-          <w:sz w:val="20"/>
-          <w:szCs w:val="20"/>
-          <w:u w:color="000000"/>
-        </w:rPr>
-        <w:t>Strobl, “</w:t>
-      </w:r>
-      <w:r>
-        <w:rPr>
-          <w:rFonts w:asciiTheme="majorHAnsi" w:hAnsiTheme="majorHAnsi" w:cstheme="majorHAnsi"/>
-          <w:color w:val="000000"/>
-          <w:sz w:val="20"/>
-          <w:szCs w:val="20"/>
-          <w:u w:color="000000"/>
-        </w:rPr>
-        <w:t>Lying to Speak the Truth: Selective Manipulation and Improved Information Transmissi</w:t>
-      </w:r>
-      <w:r>
-        <w:rPr>
-          <w:rFonts w:asciiTheme="majorHAnsi" w:hAnsiTheme="majorHAnsi" w:cstheme="majorHAnsi"/>
-          <w:color w:val="000000"/>
-          <w:sz w:val="20"/>
-          <w:szCs w:val="20"/>
-          <w:u w:color="000000"/>
-        </w:rPr>
-        <w:t>on,” RCFS</w:t>
+      <w:r>
+        <w:rPr>
+          <w:rFonts w:asciiTheme="majorHAnsi" w:hAnsiTheme="majorHAnsi" w:cstheme="majorHAnsi"/>
+          <w:color w:val="000000"/>
+          <w:sz w:val="20"/>
+          <w:szCs w:val="20"/>
+          <w:u w:color="000000"/>
+        </w:rPr>
+        <w:t>, “Capital Commitment,” UCLA</w:t>
       </w:r>
       <w:r>
         <w:rPr>
@@ -10293,116 +10434,6 @@
         <w:autoSpaceDN w:val="0"/>
         <w:adjustRightInd w:val="0"/>
         <w:spacing w:after="80"/>
-        <w:ind w:left="720" w:hanging="720"/>
-        <w:rPr>
-          <w:rFonts w:asciiTheme="majorHAnsi" w:hAnsiTheme="majorHAnsi" w:cstheme="majorHAnsi"/>
-          <w:color w:val="000000"/>
-          <w:sz w:val="20"/>
-          <w:szCs w:val="20"/>
-          <w:u w:color="000000"/>
-        </w:rPr>
-      </w:pPr>
-      <w:r>
-        <w:rPr>
-          <w:rFonts w:asciiTheme="majorHAnsi" w:hAnsiTheme="majorHAnsi" w:cstheme="majorHAnsi"/>
-          <w:color w:val="000000"/>
-          <w:sz w:val="20"/>
-          <w:szCs w:val="20"/>
-          <w:u w:color="000000"/>
-        </w:rPr>
-        <w:t xml:space="preserve">Gourier, E., </w:t>
-      </w:r>
-      <w:r>
-        <w:rPr>
-          <w:rFonts w:asciiTheme="majorHAnsi" w:hAnsiTheme="majorHAnsi" w:cstheme="majorHAnsi"/>
-          <w:color w:val="000000"/>
-          <w:sz w:val="20"/>
-          <w:szCs w:val="20"/>
-          <w:u w:color="000000"/>
-        </w:rPr>
-        <w:t xml:space="preserve">L. </w:t>
-      </w:r>
-      <w:proofErr w:type="spellStart"/>
-      <w:r>
-        <w:rPr>
-          <w:rFonts w:asciiTheme="majorHAnsi" w:hAnsiTheme="majorHAnsi" w:cstheme="majorHAnsi"/>
-          <w:color w:val="000000"/>
-          <w:sz w:val="20"/>
-          <w:szCs w:val="20"/>
-          <w:u w:color="000000"/>
-        </w:rPr>
-        <w:t>Phalippou</w:t>
-      </w:r>
-      <w:proofErr w:type="spellEnd"/>
-      <w:r>
-        <w:rPr>
-          <w:rFonts w:asciiTheme="majorHAnsi" w:hAnsiTheme="majorHAnsi" w:cstheme="majorHAnsi"/>
-          <w:color w:val="000000"/>
-          <w:sz w:val="20"/>
-          <w:szCs w:val="20"/>
-          <w:u w:color="000000"/>
-        </w:rPr>
-        <w:t>, and</w:t>
-      </w:r>
-      <w:r>
-        <w:rPr>
-          <w:rFonts w:asciiTheme="majorHAnsi" w:hAnsiTheme="majorHAnsi" w:cstheme="majorHAnsi"/>
-          <w:color w:val="000000"/>
-          <w:sz w:val="20"/>
-          <w:szCs w:val="20"/>
-          <w:u w:color="000000"/>
-        </w:rPr>
-        <w:t xml:space="preserve"> M.</w:t>
-      </w:r>
-      <w:r>
-        <w:rPr>
-          <w:rFonts w:asciiTheme="majorHAnsi" w:hAnsiTheme="majorHAnsi" w:cstheme="majorHAnsi"/>
-          <w:color w:val="000000"/>
-          <w:sz w:val="20"/>
-          <w:szCs w:val="20"/>
-          <w:u w:color="000000"/>
-        </w:rPr>
-        <w:t xml:space="preserve"> </w:t>
-      </w:r>
-      <w:proofErr w:type="spellStart"/>
-      <w:r>
-        <w:rPr>
-          <w:rFonts w:asciiTheme="majorHAnsi" w:hAnsiTheme="majorHAnsi" w:cstheme="majorHAnsi"/>
-          <w:color w:val="000000"/>
-          <w:sz w:val="20"/>
-          <w:szCs w:val="20"/>
-          <w:u w:color="000000"/>
-        </w:rPr>
-        <w:t>Westerfield</w:t>
-      </w:r>
-      <w:proofErr w:type="spellEnd"/>
-      <w:r>
-        <w:rPr>
-          <w:rFonts w:asciiTheme="majorHAnsi" w:hAnsiTheme="majorHAnsi" w:cstheme="majorHAnsi"/>
-          <w:color w:val="000000"/>
-          <w:sz w:val="20"/>
-          <w:szCs w:val="20"/>
-          <w:u w:color="000000"/>
-        </w:rPr>
-        <w:t>, “Capital Commitment,” UCLA</w:t>
-      </w:r>
-      <w:r>
-        <w:rPr>
-          <w:rFonts w:asciiTheme="majorHAnsi" w:hAnsiTheme="majorHAnsi" w:cstheme="majorHAnsi"/>
-          <w:color w:val="000000"/>
-          <w:sz w:val="20"/>
-          <w:szCs w:val="20"/>
-          <w:u w:color="000000"/>
-        </w:rPr>
-        <w:t xml:space="preserve"> Conference</w:t>
-      </w:r>
-    </w:p>
-    <w:p>
-      <w:pPr>
-        <w:autoSpaceDE w:val="0"/>
-        <w:autoSpaceDN w:val="0"/>
-        <w:adjustRightInd w:val="0"/>
-        <w:spacing w:after="80"/>
         <w:rPr>
           <w:rFonts w:asciiTheme="majorHAnsi" w:hAnsiTheme="majorHAnsi" w:cstheme="majorHAnsi"/>
           <w:b/>
@@ -10448,7 +10479,6 @@
           <w:szCs w:val="20"/>
           <w:u w:color="000000"/>
         </w:rPr>
-        <w:lastRenderedPageBreak/>
         <w:t xml:space="preserve">K. Li and C. Tsou, </w:t>
       </w:r>
       <w:r>
@@ -11555,6 +11585,7 @@
           <w:szCs w:val="20"/>
           <w:u w:color="000000"/>
         </w:rPr>
+        <w:lastRenderedPageBreak/>
         <w:t>2014</w:t>
       </w:r>
     </w:p>
@@ -11651,196 +11682,1175 @@
           <w:szCs w:val="20"/>
           <w:u w:color="000000"/>
         </w:rPr>
+        <w:t xml:space="preserve">C. Opp, M. Opp and M. Harris: </w:t>
+      </w:r>
+      <w:r>
+        <w:rPr>
+          <w:rFonts w:asciiTheme="majorHAnsi" w:hAnsiTheme="majorHAnsi" w:cstheme="majorHAnsi"/>
+          <w:color w:val="000000"/>
+          <w:sz w:val="20"/>
+          <w:szCs w:val="20"/>
+          <w:u w:color="000000"/>
+        </w:rPr>
+        <w:fldChar w:fldCharType="begin"/>
+      </w:r>
+      <w:r>
+        <w:rPr>
+          <w:rFonts w:asciiTheme="majorHAnsi" w:hAnsiTheme="majorHAnsi" w:cstheme="majorHAnsi"/>
+          <w:color w:val="000000"/>
+          <w:sz w:val="20"/>
+          <w:szCs w:val="20"/>
+          <w:u w:color="000000"/>
+        </w:rPr>
+        <w:instrText>HYPERLINK "http://ssrn.com/abstract=2181436"</w:instrText>
+      </w:r>
+      <w:r>
+        <w:rPr>
+          <w:rFonts w:asciiTheme="majorHAnsi" w:hAnsiTheme="majorHAnsi" w:cstheme="majorHAnsi"/>
+          <w:color w:val="000000"/>
+          <w:sz w:val="20"/>
+          <w:szCs w:val="20"/>
+          <w:u w:color="000000"/>
+        </w:rPr>
+      </w:r>
+      <w:r>
+        <w:rPr>
+          <w:rFonts w:asciiTheme="majorHAnsi" w:hAnsiTheme="majorHAnsi" w:cstheme="majorHAnsi"/>
+          <w:color w:val="000000"/>
+          <w:sz w:val="20"/>
+          <w:szCs w:val="20"/>
+          <w:u w:color="000000"/>
+        </w:rPr>
+        <w:fldChar w:fldCharType="separate"/>
+      </w:r>
+      <w:r>
+        <w:rPr>
+          <w:rFonts w:asciiTheme="majorHAnsi" w:hAnsiTheme="majorHAnsi" w:cstheme="majorHAnsi"/>
+          <w:color w:val="000000"/>
+          <w:sz w:val="20"/>
+          <w:szCs w:val="20"/>
+          <w:u w:color="000000"/>
+        </w:rPr>
+        <w:t xml:space="preserve">“Macroprudential Bank Capital Regulation in a Competitive Financial System,” WFA  </w:t>
+      </w:r>
+    </w:p>
+    <w:p>
+      <w:pPr>
+        <w:autoSpaceDE w:val="0"/>
+        <w:autoSpaceDN w:val="0"/>
+        <w:adjustRightInd w:val="0"/>
+        <w:spacing w:after="80"/>
+        <w:ind w:left="720" w:hanging="720"/>
+        <w:rPr>
+          <w:rFonts w:asciiTheme="majorHAnsi" w:hAnsiTheme="majorHAnsi" w:cstheme="majorHAnsi"/>
+          <w:color w:val="000000"/>
+          <w:sz w:val="20"/>
+          <w:szCs w:val="20"/>
+          <w:u w:color="000000"/>
+        </w:rPr>
+      </w:pPr>
+      <w:r>
+        <w:rPr>
+          <w:rFonts w:asciiTheme="majorHAnsi" w:hAnsiTheme="majorHAnsi" w:cstheme="majorHAnsi"/>
+          <w:color w:val="000000"/>
+          <w:sz w:val="20"/>
+          <w:szCs w:val="20"/>
+          <w:u w:color="000000"/>
+        </w:rPr>
+        <w:fldChar w:fldCharType="end"/>
+      </w:r>
+      <w:r>
+        <w:rPr>
+          <w:rFonts w:asciiTheme="majorHAnsi" w:hAnsiTheme="majorHAnsi" w:cstheme="majorHAnsi"/>
+          <w:color w:val="000000"/>
+          <w:sz w:val="20"/>
+          <w:szCs w:val="20"/>
+          <w:u w:color="000000"/>
+        </w:rPr>
+        <w:t>D. Levit and N. Malenko: “The Labor Market for Directors and Externalities in Corporate Governance,” FIRS</w:t>
+      </w:r>
+    </w:p>
+    <w:p>
+      <w:pPr>
+        <w:autoSpaceDE w:val="0"/>
+        <w:autoSpaceDN w:val="0"/>
+        <w:adjustRightInd w:val="0"/>
+        <w:spacing w:after="80"/>
+        <w:ind w:left="720" w:hanging="720"/>
+        <w:rPr>
+          <w:rFonts w:asciiTheme="majorHAnsi" w:hAnsiTheme="majorHAnsi" w:cstheme="majorHAnsi"/>
+          <w:color w:val="000000"/>
+          <w:sz w:val="20"/>
+          <w:szCs w:val="20"/>
+          <w:u w:color="000000"/>
+        </w:rPr>
+      </w:pPr>
+      <w:r>
+        <w:rPr>
+          <w:rFonts w:asciiTheme="majorHAnsi" w:hAnsiTheme="majorHAnsi" w:cstheme="majorHAnsi"/>
+          <w:color w:val="000000"/>
+          <w:sz w:val="20"/>
+          <w:szCs w:val="20"/>
+          <w:u w:color="000000"/>
+        </w:rPr>
+        <w:t xml:space="preserve">W. Du, F. Yu, X. Yu: “Cultural Proximity and The Processing </w:t>
+      </w:r>
+      <w:proofErr w:type="gramStart"/>
+      <w:r>
+        <w:rPr>
+          <w:rFonts w:asciiTheme="majorHAnsi" w:hAnsiTheme="majorHAnsi" w:cstheme="majorHAnsi"/>
+          <w:color w:val="000000"/>
+          <w:sz w:val="20"/>
+          <w:szCs w:val="20"/>
+          <w:u w:color="000000"/>
+        </w:rPr>
+        <w:t>Of</w:t>
+      </w:r>
+      <w:proofErr w:type="gramEnd"/>
+      <w:r>
+        <w:rPr>
+          <w:rFonts w:asciiTheme="majorHAnsi" w:hAnsiTheme="majorHAnsi" w:cstheme="majorHAnsi"/>
+          <w:color w:val="000000"/>
+          <w:sz w:val="20"/>
+          <w:szCs w:val="20"/>
+          <w:u w:color="000000"/>
+        </w:rPr>
+        <w:t xml:space="preserve"> Financial Information,” LBS Summer Symposium</w:t>
+      </w:r>
+    </w:p>
+    <w:p>
+      <w:pPr>
+        <w:autoSpaceDE w:val="0"/>
+        <w:autoSpaceDN w:val="0"/>
+        <w:adjustRightInd w:val="0"/>
+        <w:spacing w:after="80"/>
+        <w:rPr>
+          <w:rFonts w:asciiTheme="majorHAnsi" w:hAnsiTheme="majorHAnsi" w:cstheme="majorHAnsi"/>
+          <w:b/>
+          <w:bCs/>
+          <w:color w:val="000000"/>
+          <w:sz w:val="20"/>
+          <w:szCs w:val="20"/>
+          <w:u w:color="000000"/>
+        </w:rPr>
+      </w:pPr>
+      <w:r>
+        <w:rPr>
+          <w:rFonts w:asciiTheme="majorHAnsi" w:hAnsiTheme="majorHAnsi" w:cstheme="majorHAnsi"/>
+          <w:b/>
+          <w:bCs/>
+          <w:color w:val="000000"/>
+          <w:sz w:val="20"/>
+          <w:szCs w:val="20"/>
+          <w:u w:color="000000"/>
+        </w:rPr>
+        <w:t>2013</w:t>
+      </w:r>
+    </w:p>
+    <w:p>
+      <w:pPr>
+        <w:autoSpaceDE w:val="0"/>
+        <w:autoSpaceDN w:val="0"/>
+        <w:adjustRightInd w:val="0"/>
+        <w:spacing w:after="80"/>
+        <w:ind w:left="720" w:hanging="720"/>
+        <w:rPr>
+          <w:rFonts w:asciiTheme="majorHAnsi" w:hAnsiTheme="majorHAnsi" w:cstheme="majorHAnsi"/>
+          <w:color w:val="000000"/>
+          <w:sz w:val="20"/>
+          <w:szCs w:val="20"/>
+          <w:u w:color="000000"/>
+        </w:rPr>
+      </w:pPr>
+      <w:r>
+        <w:rPr>
+          <w:rFonts w:asciiTheme="majorHAnsi" w:hAnsiTheme="majorHAnsi" w:cstheme="majorHAnsi"/>
+          <w:color w:val="000000"/>
+          <w:sz w:val="20"/>
+          <w:szCs w:val="20"/>
+          <w:u w:color="000000"/>
+        </w:rPr>
+        <w:t xml:space="preserve">N. Gantchev and P. Jotikasthira: “Hedge Fund Activism: Do They Take Cues </w:t>
+      </w:r>
+      <w:proofErr w:type="gramStart"/>
+      <w:r>
+        <w:rPr>
+          <w:rFonts w:asciiTheme="majorHAnsi" w:hAnsiTheme="majorHAnsi" w:cstheme="majorHAnsi"/>
+          <w:color w:val="000000"/>
+          <w:sz w:val="20"/>
+          <w:szCs w:val="20"/>
+          <w:u w:color="000000"/>
+        </w:rPr>
+        <w:t>From</w:t>
+      </w:r>
+      <w:proofErr w:type="gramEnd"/>
+      <w:r>
+        <w:rPr>
+          <w:rFonts w:asciiTheme="majorHAnsi" w:hAnsiTheme="majorHAnsi" w:cstheme="majorHAnsi"/>
+          <w:color w:val="000000"/>
+          <w:sz w:val="20"/>
+          <w:szCs w:val="20"/>
+          <w:u w:color="000000"/>
+        </w:rPr>
+        <w:t xml:space="preserve"> Institutional Exit?” FIRS </w:t>
+      </w:r>
+    </w:p>
+    <w:p>
+      <w:pPr>
+        <w:autoSpaceDE w:val="0"/>
+        <w:autoSpaceDN w:val="0"/>
+        <w:adjustRightInd w:val="0"/>
+        <w:spacing w:after="80"/>
+        <w:ind w:hanging="720"/>
+        <w:rPr>
+          <w:rFonts w:asciiTheme="majorHAnsi" w:hAnsiTheme="majorHAnsi" w:cstheme="majorHAnsi"/>
+          <w:color w:val="000000"/>
+          <w:sz w:val="20"/>
+          <w:szCs w:val="20"/>
+          <w:u w:color="000000"/>
+        </w:rPr>
+      </w:pPr>
+    </w:p>
+    <w:p>
+      <w:pPr>
+        <w:autoSpaceDE w:val="0"/>
+        <w:autoSpaceDN w:val="0"/>
+        <w:adjustRightInd w:val="0"/>
+        <w:spacing w:after="80"/>
+        <w:rPr>
+          <w:rFonts w:asciiTheme="majorHAnsi" w:hAnsiTheme="majorHAnsi" w:cstheme="majorHAnsi"/>
+          <w:b/>
+          <w:bCs/>
+          <w:color w:val="000000"/>
+          <w:sz w:val="20"/>
+          <w:szCs w:val="20"/>
+          <w:u w:color="000000"/>
+        </w:rPr>
+      </w:pPr>
+      <w:r>
+        <w:rPr>
+          <w:rFonts w:asciiTheme="majorHAnsi" w:hAnsiTheme="majorHAnsi" w:cstheme="majorHAnsi"/>
+          <w:b/>
+          <w:bCs/>
+          <w:color w:val="000000"/>
+          <w:sz w:val="20"/>
+          <w:szCs w:val="20"/>
+          <w:u w:color="000000"/>
+        </w:rPr>
+        <w:t>REFEREE WORK</w:t>
+      </w:r>
+    </w:p>
+    <w:p>
+      <w:pPr>
+        <w:autoSpaceDE w:val="0"/>
+        <w:autoSpaceDN w:val="0"/>
+        <w:adjustRightInd w:val="0"/>
+        <w:spacing w:after="80"/>
+        <w:rPr>
+          <w:rFonts w:asciiTheme="majorHAnsi" w:hAnsiTheme="majorHAnsi" w:cstheme="majorHAnsi"/>
+          <w:color w:val="000000"/>
+          <w:sz w:val="20"/>
+          <w:szCs w:val="20"/>
+          <w:u w:color="000000"/>
+        </w:rPr>
+      </w:pPr>
+      <w:r>
+        <w:rPr>
+          <w:rFonts w:asciiTheme="majorHAnsi" w:hAnsiTheme="majorHAnsi" w:cstheme="majorHAnsi"/>
+          <w:color w:val="000000"/>
+          <w:sz w:val="20"/>
+          <w:szCs w:val="20"/>
+          <w:u w:color="000000"/>
+        </w:rPr>
+        <w:t xml:space="preserve">American Economic Review, </w:t>
+      </w:r>
+      <w:proofErr w:type="spellStart"/>
+      <w:r>
+        <w:rPr>
+          <w:rFonts w:asciiTheme="majorHAnsi" w:hAnsiTheme="majorHAnsi" w:cstheme="majorHAnsi"/>
+          <w:color w:val="000000"/>
+          <w:sz w:val="20"/>
+          <w:szCs w:val="20"/>
+          <w:u w:color="000000"/>
+        </w:rPr>
+        <w:t>Econometrica</w:t>
+      </w:r>
+      <w:proofErr w:type="spellEnd"/>
+      <w:r>
+        <w:rPr>
+          <w:rFonts w:asciiTheme="majorHAnsi" w:hAnsiTheme="majorHAnsi" w:cstheme="majorHAnsi"/>
+          <w:color w:val="000000"/>
+          <w:sz w:val="20"/>
+          <w:szCs w:val="20"/>
+          <w:u w:color="000000"/>
+        </w:rPr>
+        <w:t xml:space="preserve">, </w:t>
+      </w:r>
+      <w:r>
+        <w:rPr>
+          <w:rFonts w:asciiTheme="majorHAnsi" w:hAnsiTheme="majorHAnsi" w:cstheme="majorHAnsi"/>
+          <w:color w:val="000000"/>
+          <w:sz w:val="20"/>
+          <w:szCs w:val="20"/>
+          <w:u w:color="000000"/>
+        </w:rPr>
+        <w:t xml:space="preserve">Economic Journal, </w:t>
+      </w:r>
+      <w:r>
+        <w:rPr>
+          <w:rFonts w:asciiTheme="majorHAnsi" w:hAnsiTheme="majorHAnsi" w:cstheme="majorHAnsi"/>
+          <w:color w:val="000000"/>
+          <w:sz w:val="20"/>
+          <w:szCs w:val="20"/>
+          <w:u w:color="000000"/>
+        </w:rPr>
+        <w:t xml:space="preserve">Games and Economics Behavior, Journal of Banking and Finance, Journal of Corporate Finance, Journal of Economics Theory, Journal of European Economics Association, Journal of Financial and Quantitative Analysis, Journal of Financial Economics, Journal of Finance, Journal of Financial Intermediation, Journal of Legal Studies, </w:t>
+      </w:r>
+      <w:r>
+        <w:rPr>
+          <w:rFonts w:asciiTheme="majorHAnsi" w:hAnsiTheme="majorHAnsi" w:cstheme="majorHAnsi"/>
+          <w:color w:val="000000"/>
+          <w:sz w:val="20"/>
+          <w:szCs w:val="20"/>
+          <w:u w:color="000000"/>
+        </w:rPr>
+        <w:t xml:space="preserve">Journal of Political Economy, </w:t>
+      </w:r>
+      <w:r>
+        <w:rPr>
+          <w:rFonts w:asciiTheme="majorHAnsi" w:hAnsiTheme="majorHAnsi" w:cstheme="majorHAnsi"/>
+          <w:color w:val="000000"/>
+          <w:sz w:val="20"/>
+          <w:szCs w:val="20"/>
+          <w:u w:color="000000"/>
+        </w:rPr>
+        <w:t>Management Science,</w:t>
+      </w:r>
+      <w:r>
+        <w:rPr>
+          <w:rFonts w:asciiTheme="majorHAnsi" w:hAnsiTheme="majorHAnsi" w:cstheme="majorHAnsi"/>
+          <w:color w:val="000000"/>
+          <w:sz w:val="20"/>
+          <w:szCs w:val="20"/>
+          <w:u w:color="000000"/>
+        </w:rPr>
+        <w:t xml:space="preserve"> Review of Corporate Finance Studies,</w:t>
+      </w:r>
+      <w:r>
+        <w:rPr>
+          <w:rFonts w:asciiTheme="majorHAnsi" w:hAnsiTheme="majorHAnsi" w:cstheme="majorHAnsi"/>
+          <w:color w:val="000000"/>
+          <w:sz w:val="20"/>
+          <w:szCs w:val="20"/>
+          <w:u w:color="000000"/>
+        </w:rPr>
+        <w:t xml:space="preserve"> Review of Financial Studies, Review of Finance, Review of Economic Studies, Theoretical Economics</w:t>
+      </w:r>
+    </w:p>
+    <w:p>
+      <w:pPr>
+        <w:autoSpaceDE w:val="0"/>
+        <w:autoSpaceDN w:val="0"/>
+        <w:adjustRightInd w:val="0"/>
+        <w:spacing w:after="80"/>
+        <w:rPr>
+          <w:rFonts w:asciiTheme="majorHAnsi" w:hAnsiTheme="majorHAnsi" w:cstheme="majorHAnsi"/>
+          <w:color w:val="000000"/>
+          <w:sz w:val="20"/>
+          <w:szCs w:val="20"/>
+          <w:u w:color="000000"/>
+        </w:rPr>
+      </w:pPr>
+    </w:p>
+    <w:p>
+      <w:pPr>
+        <w:autoSpaceDE w:val="0"/>
+        <w:autoSpaceDN w:val="0"/>
+        <w:adjustRightInd w:val="0"/>
+        <w:spacing w:after="80"/>
+        <w:rPr>
+          <w:rFonts w:asciiTheme="majorHAnsi" w:hAnsiTheme="majorHAnsi" w:cstheme="majorHAnsi"/>
+          <w:color w:val="000000"/>
+          <w:sz w:val="20"/>
+          <w:szCs w:val="20"/>
+          <w:u w:color="000000"/>
+        </w:rPr>
+      </w:pPr>
+      <w:r>
+        <w:rPr>
+          <w:rFonts w:asciiTheme="majorHAnsi" w:hAnsiTheme="majorHAnsi" w:cstheme="majorHAnsi"/>
+          <w:b/>
+          <w:bCs/>
+          <w:color w:val="000000"/>
+          <w:sz w:val="20"/>
+          <w:szCs w:val="20"/>
+          <w:u w:color="000000"/>
+        </w:rPr>
+        <w:t>BOARDS</w:t>
+      </w:r>
+    </w:p>
+    <w:p>
+      <w:pPr>
+        <w:autoSpaceDE w:val="0"/>
+        <w:autoSpaceDN w:val="0"/>
+        <w:adjustRightInd w:val="0"/>
+        <w:spacing w:after="80"/>
+        <w:rPr>
+          <w:rFonts w:asciiTheme="majorHAnsi" w:hAnsiTheme="majorHAnsi" w:cstheme="majorHAnsi"/>
+          <w:color w:val="000000"/>
+          <w:sz w:val="20"/>
+          <w:szCs w:val="20"/>
+          <w:u w:color="000000"/>
+        </w:rPr>
+      </w:pPr>
+      <w:r>
+        <w:rPr>
+          <w:rFonts w:asciiTheme="majorHAnsi" w:hAnsiTheme="majorHAnsi" w:cstheme="majorHAnsi"/>
+          <w:color w:val="000000"/>
+          <w:sz w:val="20"/>
+          <w:szCs w:val="20"/>
+          <w:u w:color="000000"/>
+        </w:rPr>
+        <w:t>EFA (2026-present)</w:t>
+      </w:r>
+    </w:p>
+    <w:p>
+      <w:pPr>
+        <w:autoSpaceDE w:val="0"/>
+        <w:autoSpaceDN w:val="0"/>
+        <w:adjustRightInd w:val="0"/>
+        <w:spacing w:after="80"/>
+        <w:rPr>
+          <w:rFonts w:asciiTheme="majorHAnsi" w:hAnsiTheme="majorHAnsi" w:cstheme="majorHAnsi"/>
+          <w:color w:val="000000"/>
+          <w:sz w:val="20"/>
+          <w:szCs w:val="20"/>
+          <w:u w:color="000000"/>
+        </w:rPr>
+      </w:pPr>
+      <w:r>
+        <w:rPr>
+          <w:rFonts w:asciiTheme="majorHAnsi" w:hAnsiTheme="majorHAnsi" w:cstheme="majorHAnsi"/>
+          <w:color w:val="000000"/>
+          <w:sz w:val="20"/>
+          <w:szCs w:val="20"/>
+          <w:u w:color="000000"/>
+        </w:rPr>
+        <w:t>Financial Intermediation Research Society (2021</w:t>
+      </w:r>
+      <w:r>
+        <w:rPr>
+          <w:rFonts w:asciiTheme="majorHAnsi" w:hAnsiTheme="majorHAnsi" w:cstheme="majorHAnsi"/>
+          <w:color w:val="000000"/>
+          <w:sz w:val="20"/>
+          <w:szCs w:val="20"/>
+          <w:u w:color="000000"/>
+        </w:rPr>
+        <w:t>-2024</w:t>
+      </w:r>
+      <w:r>
+        <w:rPr>
+          <w:rFonts w:asciiTheme="majorHAnsi" w:hAnsiTheme="majorHAnsi" w:cstheme="majorHAnsi"/>
+          <w:color w:val="000000"/>
+          <w:sz w:val="20"/>
+          <w:szCs w:val="20"/>
+          <w:u w:color="000000"/>
+        </w:rPr>
+        <w:t>)</w:t>
+      </w:r>
+    </w:p>
+    <w:p>
+      <w:pPr>
+        <w:autoSpaceDE w:val="0"/>
+        <w:autoSpaceDN w:val="0"/>
+        <w:adjustRightInd w:val="0"/>
+        <w:spacing w:after="80"/>
+        <w:rPr>
+          <w:rFonts w:asciiTheme="majorHAnsi" w:hAnsiTheme="majorHAnsi" w:cstheme="majorHAnsi"/>
+          <w:color w:val="000000"/>
+          <w:sz w:val="20"/>
+          <w:szCs w:val="20"/>
+          <w:u w:color="000000"/>
+        </w:rPr>
+      </w:pPr>
+      <w:r>
+        <w:rPr>
+          <w:rFonts w:asciiTheme="majorHAnsi" w:hAnsiTheme="majorHAnsi" w:cstheme="majorHAnsi"/>
+          <w:color w:val="000000"/>
+          <w:sz w:val="20"/>
+          <w:szCs w:val="20"/>
+          <w:u w:color="000000"/>
+        </w:rPr>
+        <w:t>Finance Theory Group (202</w:t>
+      </w:r>
+      <w:r>
+        <w:rPr>
+          <w:rFonts w:asciiTheme="majorHAnsi" w:hAnsiTheme="majorHAnsi" w:cstheme="majorHAnsi"/>
+          <w:color w:val="000000"/>
+          <w:sz w:val="20"/>
+          <w:szCs w:val="20"/>
+          <w:u w:color="000000"/>
+        </w:rPr>
+        <w:t>0</w:t>
+      </w:r>
+      <w:r>
+        <w:rPr>
+          <w:rFonts w:asciiTheme="majorHAnsi" w:hAnsiTheme="majorHAnsi" w:cstheme="majorHAnsi"/>
+          <w:color w:val="000000"/>
+          <w:sz w:val="20"/>
+          <w:szCs w:val="20"/>
+          <w:u w:color="000000"/>
+        </w:rPr>
+        <w:t>-2023</w:t>
+      </w:r>
+      <w:r>
+        <w:rPr>
+          <w:rFonts w:asciiTheme="majorHAnsi" w:hAnsiTheme="majorHAnsi" w:cstheme="majorHAnsi"/>
+          <w:color w:val="000000"/>
+          <w:sz w:val="20"/>
+          <w:szCs w:val="20"/>
+          <w:u w:color="000000"/>
+        </w:rPr>
+        <w:t>)</w:t>
+      </w:r>
+    </w:p>
+    <w:p>
+      <w:pPr>
+        <w:autoSpaceDE w:val="0"/>
+        <w:autoSpaceDN w:val="0"/>
+        <w:adjustRightInd w:val="0"/>
+        <w:spacing w:after="80"/>
+        <w:rPr>
+          <w:rFonts w:asciiTheme="majorHAnsi" w:hAnsiTheme="majorHAnsi" w:cstheme="majorHAnsi"/>
+          <w:color w:val="000000"/>
+          <w:sz w:val="20"/>
+          <w:szCs w:val="20"/>
+          <w:u w:color="000000"/>
+        </w:rPr>
+      </w:pPr>
+      <w:r>
+        <w:rPr>
+          <w:rFonts w:asciiTheme="majorHAnsi" w:hAnsiTheme="majorHAnsi" w:cstheme="majorHAnsi"/>
+          <w:color w:val="000000"/>
+          <w:sz w:val="20"/>
+          <w:szCs w:val="20"/>
+          <w:u w:color="000000"/>
+        </w:rPr>
+        <w:t>Macro Finance Society (since 2021)</w:t>
+      </w:r>
+    </w:p>
+    <w:p>
+      <w:pPr>
+        <w:autoSpaceDE w:val="0"/>
+        <w:autoSpaceDN w:val="0"/>
+        <w:adjustRightInd w:val="0"/>
+        <w:spacing w:after="80"/>
+        <w:rPr>
+          <w:rFonts w:asciiTheme="majorHAnsi" w:hAnsiTheme="majorHAnsi" w:cstheme="majorHAnsi"/>
+          <w:color w:val="000000"/>
+          <w:sz w:val="20"/>
+          <w:szCs w:val="20"/>
+          <w:u w:color="000000"/>
+        </w:rPr>
+      </w:pPr>
+    </w:p>
+    <w:p>
+      <w:pPr>
+        <w:autoSpaceDE w:val="0"/>
+        <w:autoSpaceDN w:val="0"/>
+        <w:adjustRightInd w:val="0"/>
+        <w:spacing w:after="80"/>
+        <w:rPr>
+          <w:rFonts w:asciiTheme="majorHAnsi" w:hAnsiTheme="majorHAnsi" w:cstheme="majorHAnsi"/>
+          <w:b/>
+          <w:bCs/>
+          <w:color w:val="000000"/>
+          <w:sz w:val="20"/>
+          <w:szCs w:val="20"/>
+          <w:u w:color="000000"/>
+        </w:rPr>
+      </w:pPr>
+      <w:r>
+        <w:rPr>
+          <w:rFonts w:asciiTheme="majorHAnsi" w:hAnsiTheme="majorHAnsi" w:cstheme="majorHAnsi"/>
+          <w:b/>
+          <w:bCs/>
+          <w:color w:val="000000"/>
+          <w:sz w:val="20"/>
+          <w:szCs w:val="20"/>
+          <w:u w:color="000000"/>
+        </w:rPr>
+        <w:t>PANELS</w:t>
+      </w:r>
+    </w:p>
+    <w:p>
+      <w:pPr>
+        <w:autoSpaceDE w:val="0"/>
+        <w:autoSpaceDN w:val="0"/>
+        <w:adjustRightInd w:val="0"/>
+        <w:spacing w:after="80"/>
+        <w:rPr>
+          <w:rFonts w:asciiTheme="majorHAnsi" w:hAnsiTheme="majorHAnsi" w:cstheme="majorHAnsi"/>
+          <w:color w:val="000000"/>
+          <w:sz w:val="20"/>
+          <w:szCs w:val="20"/>
+          <w:u w:color="000000"/>
+        </w:rPr>
+      </w:pPr>
+      <w:r>
+        <w:rPr>
+          <w:rFonts w:asciiTheme="majorHAnsi" w:hAnsiTheme="majorHAnsi" w:cstheme="majorHAnsi"/>
+          <w:color w:val="000000"/>
+          <w:sz w:val="20"/>
+          <w:szCs w:val="20"/>
+          <w:u w:color="000000"/>
+        </w:rPr>
+        <w:t>FMA Women’s Networking Luncheon (2026)</w:t>
+      </w:r>
+    </w:p>
+    <w:p>
+      <w:pPr>
+        <w:autoSpaceDE w:val="0"/>
+        <w:autoSpaceDN w:val="0"/>
+        <w:adjustRightInd w:val="0"/>
+        <w:spacing w:after="80"/>
+        <w:rPr>
+          <w:rFonts w:asciiTheme="majorHAnsi" w:hAnsiTheme="majorHAnsi" w:cstheme="majorHAnsi"/>
+          <w:color w:val="000000"/>
+          <w:sz w:val="20"/>
+          <w:szCs w:val="20"/>
+          <w:u w:color="000000"/>
+        </w:rPr>
+      </w:pPr>
+      <w:r>
+        <w:rPr>
+          <w:rFonts w:asciiTheme="majorHAnsi" w:hAnsiTheme="majorHAnsi" w:cstheme="majorHAnsi"/>
+          <w:color w:val="000000"/>
+          <w:sz w:val="20"/>
+          <w:szCs w:val="20"/>
+          <w:u w:color="000000"/>
+        </w:rPr>
+        <w:t>WAPFIN at Stern (2025)</w:t>
+      </w:r>
+    </w:p>
+    <w:p>
+      <w:pPr>
+        <w:autoSpaceDE w:val="0"/>
+        <w:autoSpaceDN w:val="0"/>
+        <w:adjustRightInd w:val="0"/>
+        <w:spacing w:after="80"/>
+        <w:rPr>
+          <w:rFonts w:asciiTheme="majorHAnsi" w:hAnsiTheme="majorHAnsi" w:cstheme="majorHAnsi"/>
+          <w:color w:val="000000"/>
+          <w:sz w:val="20"/>
+          <w:szCs w:val="20"/>
+          <w:u w:color="000000"/>
+        </w:rPr>
+      </w:pPr>
+      <w:r>
+        <w:rPr>
+          <w:rFonts w:asciiTheme="majorHAnsi" w:hAnsiTheme="majorHAnsi" w:cstheme="majorHAnsi"/>
+          <w:color w:val="000000"/>
+          <w:sz w:val="20"/>
+          <w:szCs w:val="20"/>
+          <w:u w:color="000000"/>
+        </w:rPr>
+        <w:t>Early Career Women in Finance Conference at the WFA (</w:t>
+      </w:r>
+      <w:r>
+        <w:rPr>
+          <w:rFonts w:asciiTheme="majorHAnsi" w:hAnsiTheme="majorHAnsi" w:cstheme="majorHAnsi"/>
+          <w:color w:val="000000"/>
+          <w:sz w:val="20"/>
+          <w:szCs w:val="20"/>
+          <w:u w:color="000000"/>
+        </w:rPr>
+        <w:t>2025</w:t>
+      </w:r>
+      <w:r>
+        <w:rPr>
+          <w:rFonts w:asciiTheme="majorHAnsi" w:hAnsiTheme="majorHAnsi" w:cstheme="majorHAnsi"/>
+          <w:color w:val="000000"/>
+          <w:sz w:val="20"/>
+          <w:szCs w:val="20"/>
+          <w:u w:color="000000"/>
+        </w:rPr>
+        <w:t xml:space="preserve">) </w:t>
+      </w:r>
+    </w:p>
+    <w:p>
+      <w:pPr>
+        <w:autoSpaceDE w:val="0"/>
+        <w:autoSpaceDN w:val="0"/>
+        <w:adjustRightInd w:val="0"/>
+        <w:spacing w:after="80"/>
+        <w:rPr>
+          <w:rFonts w:asciiTheme="majorHAnsi" w:hAnsiTheme="majorHAnsi" w:cstheme="majorHAnsi"/>
+          <w:color w:val="000000"/>
+          <w:sz w:val="20"/>
+          <w:szCs w:val="20"/>
+          <w:u w:color="000000"/>
+        </w:rPr>
+      </w:pPr>
+      <w:r>
+        <w:rPr>
+          <w:rFonts w:asciiTheme="majorHAnsi" w:hAnsiTheme="majorHAnsi" w:cstheme="majorHAnsi"/>
+          <w:color w:val="000000"/>
+          <w:sz w:val="20"/>
+          <w:szCs w:val="20"/>
+          <w:u w:color="000000"/>
+        </w:rPr>
+        <w:t>JCF-Bocconi Conference; panel on Collateralizing Intangible Assets</w:t>
+      </w:r>
+      <w:r>
+        <w:rPr>
+          <w:rFonts w:asciiTheme="majorHAnsi" w:hAnsiTheme="majorHAnsi" w:cstheme="majorHAnsi"/>
+          <w:color w:val="000000"/>
+          <w:sz w:val="20"/>
+          <w:szCs w:val="20"/>
+          <w:u w:color="000000"/>
+        </w:rPr>
+        <w:t xml:space="preserve"> (2025)</w:t>
+      </w:r>
+    </w:p>
+    <w:p>
+      <w:pPr>
+        <w:autoSpaceDE w:val="0"/>
+        <w:autoSpaceDN w:val="0"/>
+        <w:adjustRightInd w:val="0"/>
+        <w:spacing w:after="80"/>
+        <w:rPr>
+          <w:rFonts w:asciiTheme="majorHAnsi" w:hAnsiTheme="majorHAnsi" w:cstheme="majorHAnsi"/>
+          <w:b/>
+          <w:bCs/>
+          <w:color w:val="000000"/>
+          <w:sz w:val="20"/>
+          <w:szCs w:val="20"/>
+          <w:u w:color="000000"/>
+        </w:rPr>
+      </w:pPr>
+    </w:p>
+    <w:p>
+      <w:pPr>
+        <w:autoSpaceDE w:val="0"/>
+        <w:autoSpaceDN w:val="0"/>
+        <w:adjustRightInd w:val="0"/>
+        <w:spacing w:after="80"/>
+        <w:rPr>
+          <w:rFonts w:asciiTheme="majorHAnsi" w:hAnsiTheme="majorHAnsi" w:cstheme="majorHAnsi"/>
+          <w:b/>
+          <w:bCs/>
+          <w:color w:val="000000"/>
+          <w:sz w:val="20"/>
+          <w:szCs w:val="20"/>
+          <w:u w:color="000000"/>
+        </w:rPr>
+      </w:pPr>
+      <w:r>
+        <w:rPr>
+          <w:rFonts w:asciiTheme="majorHAnsi" w:hAnsiTheme="majorHAnsi" w:cstheme="majorHAnsi"/>
+          <w:b/>
+          <w:bCs/>
+          <w:color w:val="000000"/>
+          <w:sz w:val="20"/>
+          <w:szCs w:val="20"/>
+          <w:u w:color="000000"/>
+        </w:rPr>
+        <w:t>CONFERENCE/SESSION ORGANIZER</w:t>
+      </w:r>
+    </w:p>
+    <w:p>
+      <w:pPr>
+        <w:autoSpaceDE w:val="0"/>
+        <w:autoSpaceDN w:val="0"/>
+        <w:adjustRightInd w:val="0"/>
+        <w:spacing w:after="80"/>
+        <w:rPr>
+          <w:rFonts w:asciiTheme="majorHAnsi" w:hAnsiTheme="majorHAnsi" w:cstheme="majorHAnsi"/>
+          <w:color w:val="000000"/>
+          <w:sz w:val="20"/>
+          <w:szCs w:val="20"/>
+          <w:u w:color="000000"/>
+        </w:rPr>
+      </w:pPr>
+      <w:r>
+        <w:rPr>
+          <w:rFonts w:asciiTheme="majorHAnsi" w:hAnsiTheme="majorHAnsi" w:cstheme="majorHAnsi"/>
+          <w:color w:val="000000"/>
+          <w:sz w:val="20"/>
+          <w:szCs w:val="20"/>
+          <w:u w:color="000000"/>
+        </w:rPr>
+        <w:t xml:space="preserve">Early Career Women in Finance Conference at the WFA (2018) </w:t>
+      </w:r>
+    </w:p>
+    <w:p>
+      <w:pPr>
+        <w:autoSpaceDE w:val="0"/>
+        <w:autoSpaceDN w:val="0"/>
+        <w:adjustRightInd w:val="0"/>
+        <w:spacing w:after="80"/>
+        <w:rPr>
+          <w:rFonts w:asciiTheme="majorHAnsi" w:hAnsiTheme="majorHAnsi" w:cstheme="majorHAnsi"/>
+          <w:color w:val="000000"/>
+          <w:sz w:val="20"/>
+          <w:szCs w:val="20"/>
+          <w:u w:color="000000"/>
+        </w:rPr>
+      </w:pPr>
+      <w:r>
+        <w:rPr>
+          <w:rFonts w:asciiTheme="majorHAnsi" w:hAnsiTheme="majorHAnsi" w:cstheme="majorHAnsi"/>
+          <w:color w:val="000000"/>
+          <w:sz w:val="20"/>
+          <w:szCs w:val="20"/>
+          <w:u w:color="000000"/>
+        </w:rPr>
+        <w:t xml:space="preserve">European Finance Association (2020) </w:t>
+      </w:r>
+    </w:p>
+    <w:p>
+      <w:pPr>
+        <w:autoSpaceDE w:val="0"/>
+        <w:autoSpaceDN w:val="0"/>
+        <w:adjustRightInd w:val="0"/>
+        <w:spacing w:after="80"/>
+        <w:rPr>
+          <w:rFonts w:asciiTheme="majorHAnsi" w:hAnsiTheme="majorHAnsi" w:cstheme="majorHAnsi"/>
+          <w:color w:val="000000"/>
+          <w:sz w:val="20"/>
+          <w:szCs w:val="20"/>
+          <w:u w:color="000000"/>
+        </w:rPr>
+      </w:pPr>
+      <w:r>
+        <w:rPr>
+          <w:rFonts w:asciiTheme="majorHAnsi" w:hAnsiTheme="majorHAnsi" w:cstheme="majorHAnsi"/>
+          <w:color w:val="000000"/>
+          <w:sz w:val="20"/>
+          <w:szCs w:val="20"/>
+          <w:u w:color="000000"/>
+        </w:rPr>
+        <w:t>IFEA Annual Conference (2024-present)</w:t>
+      </w:r>
+    </w:p>
+    <w:p>
+      <w:pPr>
+        <w:autoSpaceDE w:val="0"/>
+        <w:autoSpaceDN w:val="0"/>
+        <w:adjustRightInd w:val="0"/>
+        <w:spacing w:after="80"/>
+        <w:rPr>
+          <w:rFonts w:asciiTheme="majorHAnsi" w:hAnsiTheme="majorHAnsi" w:cstheme="majorHAnsi"/>
+          <w:color w:val="000000"/>
+          <w:sz w:val="20"/>
+          <w:szCs w:val="20"/>
+          <w:u w:color="000000"/>
+        </w:rPr>
+      </w:pPr>
+      <w:r>
+        <w:rPr>
+          <w:rFonts w:asciiTheme="majorHAnsi" w:hAnsiTheme="majorHAnsi" w:cstheme="majorHAnsi"/>
+          <w:color w:val="000000"/>
+          <w:sz w:val="20"/>
+          <w:szCs w:val="20"/>
+          <w:u w:color="000000"/>
+        </w:rPr>
+        <w:t xml:space="preserve">Olin Corporate Finance Conference (2013–2016) </w:t>
+      </w:r>
+    </w:p>
+    <w:p>
+      <w:pPr>
+        <w:autoSpaceDE w:val="0"/>
+        <w:autoSpaceDN w:val="0"/>
+        <w:adjustRightInd w:val="0"/>
+        <w:spacing w:after="80"/>
+        <w:rPr>
+          <w:rFonts w:asciiTheme="majorHAnsi" w:hAnsiTheme="majorHAnsi" w:cstheme="majorHAnsi"/>
+          <w:color w:val="000000"/>
+          <w:sz w:val="20"/>
+          <w:szCs w:val="20"/>
+          <w:u w:color="000000"/>
+        </w:rPr>
+      </w:pPr>
+      <w:r>
+        <w:rPr>
+          <w:rFonts w:asciiTheme="majorHAnsi" w:hAnsiTheme="majorHAnsi" w:cstheme="majorHAnsi"/>
+          <w:color w:val="000000"/>
+          <w:sz w:val="20"/>
+          <w:szCs w:val="20"/>
+          <w:u w:color="000000"/>
+        </w:rPr>
+        <w:t xml:space="preserve">New Topics in Banking Conference (co-organized with Tano Santos at Columbia University) (2019) </w:t>
+      </w:r>
+    </w:p>
+    <w:p>
+      <w:pPr>
+        <w:autoSpaceDE w:val="0"/>
+        <w:autoSpaceDN w:val="0"/>
+        <w:adjustRightInd w:val="0"/>
+        <w:spacing w:after="80"/>
+        <w:rPr>
+          <w:rFonts w:asciiTheme="majorHAnsi" w:hAnsiTheme="majorHAnsi" w:cstheme="majorHAnsi"/>
+          <w:color w:val="000000"/>
+          <w:sz w:val="20"/>
+          <w:szCs w:val="20"/>
+          <w:u w:color="000000"/>
+        </w:rPr>
+      </w:pPr>
+      <w:r>
+        <w:rPr>
+          <w:rFonts w:asciiTheme="majorHAnsi" w:hAnsiTheme="majorHAnsi" w:cstheme="majorHAnsi"/>
+          <w:color w:val="000000"/>
+          <w:sz w:val="20"/>
+          <w:szCs w:val="20"/>
+          <w:u w:color="000000"/>
+        </w:rPr>
+        <w:t xml:space="preserve">Theory session at CEPR </w:t>
+      </w:r>
+      <w:proofErr w:type="spellStart"/>
+      <w:r>
+        <w:rPr>
+          <w:rFonts w:asciiTheme="majorHAnsi" w:hAnsiTheme="majorHAnsi" w:cstheme="majorHAnsi"/>
+          <w:color w:val="000000"/>
+          <w:sz w:val="20"/>
+          <w:szCs w:val="20"/>
+          <w:u w:color="000000"/>
+        </w:rPr>
+        <w:t>Gerzensee</w:t>
+      </w:r>
+      <w:proofErr w:type="spellEnd"/>
+      <w:r>
+        <w:rPr>
+          <w:rFonts w:asciiTheme="majorHAnsi" w:hAnsiTheme="majorHAnsi" w:cstheme="majorHAnsi"/>
+          <w:color w:val="000000"/>
+          <w:sz w:val="20"/>
+          <w:szCs w:val="20"/>
+          <w:u w:color="000000"/>
+        </w:rPr>
+        <w:t xml:space="preserve"> (2019) </w:t>
+      </w:r>
+    </w:p>
+    <w:p>
+      <w:pPr>
+        <w:autoSpaceDE w:val="0"/>
+        <w:autoSpaceDN w:val="0"/>
+        <w:adjustRightInd w:val="0"/>
+        <w:spacing w:after="80"/>
+        <w:rPr>
+          <w:rFonts w:asciiTheme="majorHAnsi" w:hAnsiTheme="majorHAnsi" w:cstheme="majorHAnsi"/>
+          <w:color w:val="000000"/>
+          <w:sz w:val="20"/>
+          <w:szCs w:val="20"/>
+          <w:u w:color="000000"/>
+        </w:rPr>
+      </w:pPr>
+      <w:r>
+        <w:rPr>
+          <w:rFonts w:asciiTheme="majorHAnsi" w:hAnsiTheme="majorHAnsi" w:cstheme="majorHAnsi"/>
+          <w:color w:val="000000"/>
+          <w:sz w:val="20"/>
+          <w:szCs w:val="20"/>
+          <w:u w:color="000000"/>
+        </w:rPr>
+        <w:t xml:space="preserve">Session at the Society for Economic Dynamics (SED) (2018 and 2019) </w:t>
+      </w:r>
+    </w:p>
+    <w:p>
+      <w:pPr>
+        <w:autoSpaceDE w:val="0"/>
+        <w:autoSpaceDN w:val="0"/>
+        <w:adjustRightInd w:val="0"/>
+        <w:spacing w:after="80"/>
+        <w:rPr>
+          <w:rFonts w:asciiTheme="majorHAnsi" w:hAnsiTheme="majorHAnsi" w:cstheme="majorHAnsi"/>
+          <w:color w:val="000000"/>
+          <w:sz w:val="20"/>
+          <w:szCs w:val="20"/>
+          <w:u w:color="000000"/>
+        </w:rPr>
+      </w:pPr>
+      <w:r>
+        <w:rPr>
+          <w:rFonts w:asciiTheme="majorHAnsi" w:hAnsiTheme="majorHAnsi" w:cstheme="majorHAnsi"/>
+          <w:color w:val="000000"/>
+          <w:sz w:val="20"/>
+          <w:szCs w:val="20"/>
+          <w:u w:color="000000"/>
+        </w:rPr>
+        <w:t>Secured Debt (co-organized with Martin Oehmke and Enrico Perotti at the LSE) (202</w:t>
+      </w:r>
+      <w:r>
+        <w:rPr>
+          <w:rFonts w:asciiTheme="majorHAnsi" w:hAnsiTheme="majorHAnsi" w:cstheme="majorHAnsi"/>
+          <w:color w:val="000000"/>
+          <w:sz w:val="20"/>
+          <w:szCs w:val="20"/>
+          <w:u w:color="000000"/>
+        </w:rPr>
+        <w:t>2</w:t>
+      </w:r>
+      <w:r>
+        <w:rPr>
+          <w:rFonts w:asciiTheme="majorHAnsi" w:hAnsiTheme="majorHAnsi" w:cstheme="majorHAnsi"/>
+          <w:color w:val="000000"/>
+          <w:sz w:val="20"/>
+          <w:szCs w:val="20"/>
+          <w:u w:color="000000"/>
+        </w:rPr>
+        <w:t xml:space="preserve">) </w:t>
+      </w:r>
+    </w:p>
+    <w:p>
+      <w:pPr>
+        <w:autoSpaceDE w:val="0"/>
+        <w:autoSpaceDN w:val="0"/>
+        <w:adjustRightInd w:val="0"/>
+        <w:spacing w:after="80"/>
+        <w:rPr>
+          <w:rFonts w:asciiTheme="majorHAnsi" w:hAnsiTheme="majorHAnsi" w:cstheme="majorHAnsi"/>
+          <w:b/>
+          <w:bCs/>
+          <w:color w:val="000000"/>
+          <w:sz w:val="20"/>
+          <w:szCs w:val="20"/>
+          <w:u w:color="000000"/>
+        </w:rPr>
+      </w:pPr>
+    </w:p>
+    <w:p>
+      <w:pPr>
+        <w:autoSpaceDE w:val="0"/>
+        <w:autoSpaceDN w:val="0"/>
+        <w:adjustRightInd w:val="0"/>
+        <w:spacing w:after="80"/>
+        <w:rPr>
+          <w:rFonts w:asciiTheme="majorHAnsi" w:hAnsiTheme="majorHAnsi" w:cstheme="majorHAnsi"/>
+          <w:b/>
+          <w:bCs/>
+          <w:color w:val="000000"/>
+          <w:sz w:val="20"/>
+          <w:szCs w:val="20"/>
+          <w:u w:color="000000"/>
+        </w:rPr>
+      </w:pPr>
+      <w:r>
+        <w:rPr>
+          <w:rFonts w:asciiTheme="majorHAnsi" w:hAnsiTheme="majorHAnsi" w:cstheme="majorHAnsi"/>
+          <w:b/>
+          <w:bCs/>
+          <w:color w:val="000000"/>
+          <w:sz w:val="20"/>
+          <w:szCs w:val="20"/>
+          <w:u w:color="000000"/>
+        </w:rPr>
+        <w:t>PROGRAM COMMITTEE MEMBER</w:t>
+      </w:r>
+    </w:p>
+    <w:p>
+      <w:pPr>
+        <w:autoSpaceDE w:val="0"/>
+        <w:autoSpaceDN w:val="0"/>
+        <w:adjustRightInd w:val="0"/>
+        <w:spacing w:after="80"/>
+        <w:rPr>
+          <w:rFonts w:asciiTheme="majorHAnsi" w:hAnsiTheme="majorHAnsi" w:cstheme="majorHAnsi"/>
+          <w:color w:val="000000"/>
+          <w:sz w:val="20"/>
+          <w:szCs w:val="20"/>
+          <w:u w:color="000000"/>
+        </w:rPr>
+      </w:pPr>
+      <w:r>
+        <w:rPr>
+          <w:rFonts w:asciiTheme="majorHAnsi" w:hAnsiTheme="majorHAnsi" w:cstheme="majorHAnsi"/>
+          <w:color w:val="000000"/>
+          <w:sz w:val="20"/>
+          <w:szCs w:val="20"/>
+          <w:u w:color="000000"/>
+        </w:rPr>
+        <w:t xml:space="preserve">BIS-CEPR-SCG-SFI - Conference on Financial Intermediation </w:t>
+      </w:r>
+      <w:r>
+        <w:rPr>
+          <w:rFonts w:asciiTheme="majorHAnsi" w:hAnsiTheme="majorHAnsi" w:cstheme="majorHAnsi"/>
+          <w:color w:val="000000"/>
+          <w:sz w:val="20"/>
+          <w:szCs w:val="20"/>
+          <w:u w:color="000000"/>
+        </w:rPr>
+        <w:t>(</w:t>
+      </w:r>
+      <w:r>
+        <w:rPr>
+          <w:rFonts w:asciiTheme="majorHAnsi" w:hAnsiTheme="majorHAnsi" w:cstheme="majorHAnsi"/>
+          <w:color w:val="000000"/>
+          <w:sz w:val="20"/>
+          <w:szCs w:val="20"/>
+          <w:u w:color="000000"/>
+        </w:rPr>
+        <w:t>2024</w:t>
+      </w:r>
+      <w:r>
+        <w:rPr>
+          <w:rFonts w:asciiTheme="majorHAnsi" w:hAnsiTheme="majorHAnsi" w:cstheme="majorHAnsi"/>
+          <w:color w:val="000000"/>
+          <w:sz w:val="20"/>
+          <w:szCs w:val="20"/>
+          <w:u w:color="000000"/>
+        </w:rPr>
+        <w:t>-present)</w:t>
+      </w:r>
+    </w:p>
+    <w:p>
+      <w:pPr>
+        <w:autoSpaceDE w:val="0"/>
+        <w:autoSpaceDN w:val="0"/>
+        <w:adjustRightInd w:val="0"/>
+        <w:spacing w:after="80"/>
+        <w:rPr>
+          <w:rFonts w:asciiTheme="majorHAnsi" w:hAnsiTheme="majorHAnsi" w:cstheme="majorHAnsi"/>
+          <w:color w:val="000000"/>
+          <w:sz w:val="20"/>
+          <w:szCs w:val="20"/>
+          <w:u w:color="000000"/>
+        </w:rPr>
+      </w:pPr>
+      <w:r>
+        <w:rPr>
+          <w:rFonts w:asciiTheme="majorHAnsi" w:hAnsiTheme="majorHAnsi" w:cstheme="majorHAnsi"/>
+          <w:color w:val="000000"/>
+          <w:sz w:val="20"/>
+          <w:szCs w:val="20"/>
+          <w:u w:color="000000"/>
+        </w:rPr>
+        <w:t xml:space="preserve">Cambridge Corporate Finance Theory Symposium 2018–present </w:t>
+      </w:r>
+    </w:p>
+    <w:p>
+      <w:pPr>
+        <w:autoSpaceDE w:val="0"/>
+        <w:autoSpaceDN w:val="0"/>
+        <w:adjustRightInd w:val="0"/>
+        <w:spacing w:after="80"/>
+        <w:rPr>
+          <w:rFonts w:asciiTheme="majorHAnsi" w:hAnsiTheme="majorHAnsi" w:cstheme="majorHAnsi"/>
+          <w:color w:val="000000"/>
+          <w:sz w:val="20"/>
+          <w:szCs w:val="20"/>
+          <w:u w:color="000000"/>
+        </w:rPr>
+      </w:pPr>
+      <w:r>
+        <w:rPr>
+          <w:rFonts w:asciiTheme="majorHAnsi" w:hAnsiTheme="majorHAnsi" w:cstheme="majorHAnsi"/>
+          <w:color w:val="000000"/>
+          <w:sz w:val="20"/>
+          <w:szCs w:val="20"/>
+          <w:u w:color="000000"/>
+        </w:rPr>
         <w:lastRenderedPageBreak/>
-        <w:t xml:space="preserve">C. Opp, M. Opp and M. Harris: </w:t>
-      </w:r>
-      <w:r>
-        <w:rPr>
-          <w:rFonts w:asciiTheme="majorHAnsi" w:hAnsiTheme="majorHAnsi" w:cstheme="majorHAnsi"/>
-          <w:color w:val="000000"/>
-          <w:sz w:val="20"/>
-          <w:szCs w:val="20"/>
-          <w:u w:color="000000"/>
-        </w:rPr>
-        <w:fldChar w:fldCharType="begin"/>
-      </w:r>
-      <w:r>
-        <w:rPr>
-          <w:rFonts w:asciiTheme="majorHAnsi" w:hAnsiTheme="majorHAnsi" w:cstheme="majorHAnsi"/>
-          <w:color w:val="000000"/>
-          <w:sz w:val="20"/>
-          <w:szCs w:val="20"/>
-          <w:u w:color="000000"/>
-        </w:rPr>
-        <w:instrText>HYPERLINK "http://ssrn.com/abstract=2181436"</w:instrText>
-      </w:r>
-      <w:r>
-        <w:rPr>
-          <w:rFonts w:asciiTheme="majorHAnsi" w:hAnsiTheme="majorHAnsi" w:cstheme="majorHAnsi"/>
-          <w:color w:val="000000"/>
-          <w:sz w:val="20"/>
-          <w:szCs w:val="20"/>
-          <w:u w:color="000000"/>
-        </w:rPr>
-      </w:r>
-      <w:r>
-        <w:rPr>
-          <w:rFonts w:asciiTheme="majorHAnsi" w:hAnsiTheme="majorHAnsi" w:cstheme="majorHAnsi"/>
-          <w:color w:val="000000"/>
-          <w:sz w:val="20"/>
-          <w:szCs w:val="20"/>
-          <w:u w:color="000000"/>
-        </w:rPr>
-        <w:fldChar w:fldCharType="separate"/>
-      </w:r>
-      <w:r>
-        <w:rPr>
-          <w:rFonts w:asciiTheme="majorHAnsi" w:hAnsiTheme="majorHAnsi" w:cstheme="majorHAnsi"/>
-          <w:color w:val="000000"/>
-          <w:sz w:val="20"/>
-          <w:szCs w:val="20"/>
-          <w:u w:color="000000"/>
-        </w:rPr>
-        <w:t xml:space="preserve">“Macroprudential Bank Capital Regulation in a Competitive Financial System,” WFA  </w:t>
-      </w:r>
-    </w:p>
-    <w:p>
-      <w:pPr>
-        <w:autoSpaceDE w:val="0"/>
-        <w:autoSpaceDN w:val="0"/>
-        <w:adjustRightInd w:val="0"/>
-        <w:spacing w:after="80"/>
-        <w:ind w:left="720" w:hanging="720"/>
-        <w:rPr>
-          <w:rFonts w:asciiTheme="majorHAnsi" w:hAnsiTheme="majorHAnsi" w:cstheme="majorHAnsi"/>
-          <w:color w:val="000000"/>
-          <w:sz w:val="20"/>
-          <w:szCs w:val="20"/>
-          <w:u w:color="000000"/>
-        </w:rPr>
-      </w:pPr>
-      <w:r>
-        <w:rPr>
-          <w:rFonts w:asciiTheme="majorHAnsi" w:hAnsiTheme="majorHAnsi" w:cstheme="majorHAnsi"/>
-          <w:color w:val="000000"/>
-          <w:sz w:val="20"/>
-          <w:szCs w:val="20"/>
-          <w:u w:color="000000"/>
-        </w:rPr>
-        <w:fldChar w:fldCharType="end"/>
-      </w:r>
-      <w:r>
-        <w:rPr>
-          <w:rFonts w:asciiTheme="majorHAnsi" w:hAnsiTheme="majorHAnsi" w:cstheme="majorHAnsi"/>
-          <w:color w:val="000000"/>
-          <w:sz w:val="20"/>
-          <w:szCs w:val="20"/>
-          <w:u w:color="000000"/>
-        </w:rPr>
-        <w:t>D. Levit and N. Malenko: “The Labor Market for Directors and Externalities in Corporate Governance,” FIRS</w:t>
-      </w:r>
-    </w:p>
-    <w:p>
-      <w:pPr>
-        <w:autoSpaceDE w:val="0"/>
-        <w:autoSpaceDN w:val="0"/>
-        <w:adjustRightInd w:val="0"/>
-        <w:spacing w:after="80"/>
-        <w:ind w:left="720" w:hanging="720"/>
-        <w:rPr>
-          <w:rFonts w:asciiTheme="majorHAnsi" w:hAnsiTheme="majorHAnsi" w:cstheme="majorHAnsi"/>
-          <w:color w:val="000000"/>
-          <w:sz w:val="20"/>
-          <w:szCs w:val="20"/>
-          <w:u w:color="000000"/>
-        </w:rPr>
-      </w:pPr>
-      <w:r>
-        <w:rPr>
-          <w:rFonts w:asciiTheme="majorHAnsi" w:hAnsiTheme="majorHAnsi" w:cstheme="majorHAnsi"/>
-          <w:color w:val="000000"/>
-          <w:sz w:val="20"/>
-          <w:szCs w:val="20"/>
-          <w:u w:color="000000"/>
-        </w:rPr>
-        <w:t xml:space="preserve">W. Du, F. Yu, X. Yu: “Cultural Proximity and The Processing </w:t>
-      </w:r>
-      <w:proofErr w:type="gramStart"/>
-      <w:r>
-        <w:rPr>
-          <w:rFonts w:asciiTheme="majorHAnsi" w:hAnsiTheme="majorHAnsi" w:cstheme="majorHAnsi"/>
-          <w:color w:val="000000"/>
-          <w:sz w:val="20"/>
-          <w:szCs w:val="20"/>
-          <w:u w:color="000000"/>
-        </w:rPr>
-        <w:t>Of</w:t>
-      </w:r>
-      <w:proofErr w:type="gramEnd"/>
-      <w:r>
-        <w:rPr>
-          <w:rFonts w:asciiTheme="majorHAnsi" w:hAnsiTheme="majorHAnsi" w:cstheme="majorHAnsi"/>
-          <w:color w:val="000000"/>
-          <w:sz w:val="20"/>
-          <w:szCs w:val="20"/>
-          <w:u w:color="000000"/>
-        </w:rPr>
-        <w:t xml:space="preserve"> Financial Information,” LBS Summer Symposium</w:t>
-      </w:r>
-    </w:p>
-    <w:p>
-      <w:pPr>
-        <w:autoSpaceDE w:val="0"/>
-        <w:autoSpaceDN w:val="0"/>
-        <w:adjustRightInd w:val="0"/>
-        <w:spacing w:after="80"/>
-        <w:rPr>
-          <w:rFonts w:asciiTheme="majorHAnsi" w:hAnsiTheme="majorHAnsi" w:cstheme="majorHAnsi"/>
-          <w:b/>
-          <w:bCs/>
-          <w:color w:val="000000"/>
-          <w:sz w:val="20"/>
-          <w:szCs w:val="20"/>
-          <w:u w:color="000000"/>
-        </w:rPr>
-      </w:pPr>
-      <w:r>
-        <w:rPr>
-          <w:rFonts w:asciiTheme="majorHAnsi" w:hAnsiTheme="majorHAnsi" w:cstheme="majorHAnsi"/>
-          <w:b/>
-          <w:bCs/>
-          <w:color w:val="000000"/>
-          <w:sz w:val="20"/>
-          <w:szCs w:val="20"/>
-          <w:u w:color="000000"/>
-        </w:rPr>
-        <w:t>2013</w:t>
-      </w:r>
-    </w:p>
-    <w:p>
-      <w:pPr>
-        <w:autoSpaceDE w:val="0"/>
-        <w:autoSpaceDN w:val="0"/>
-        <w:adjustRightInd w:val="0"/>
-        <w:spacing w:after="80"/>
-        <w:ind w:left="720" w:hanging="720"/>
-        <w:rPr>
-          <w:rFonts w:asciiTheme="majorHAnsi" w:hAnsiTheme="majorHAnsi" w:cstheme="majorHAnsi"/>
-          <w:color w:val="000000"/>
-          <w:sz w:val="20"/>
-          <w:szCs w:val="20"/>
-          <w:u w:color="000000"/>
-        </w:rPr>
-      </w:pPr>
-      <w:r>
-        <w:rPr>
-          <w:rFonts w:asciiTheme="majorHAnsi" w:hAnsiTheme="majorHAnsi" w:cstheme="majorHAnsi"/>
-          <w:color w:val="000000"/>
-          <w:sz w:val="20"/>
-          <w:szCs w:val="20"/>
-          <w:u w:color="000000"/>
-        </w:rPr>
-        <w:t xml:space="preserve">N. Gantchev and P. </w:t>
+        <w:t>CLS-</w:t>
       </w:r>
       <w:proofErr w:type="spellStart"/>
       <w:r>
@@ -11851,7 +12861,7 @@
           <w:szCs w:val="20"/>
           <w:u w:color="000000"/>
         </w:rPr>
-        <w:t>Jotikasthira</w:t>
+        <w:t>LawFin</w:t>
       </w:r>
       <w:proofErr w:type="spellEnd"/>
       <w:r>
@@ -11862,99 +12872,7 @@
           <w:szCs w:val="20"/>
           <w:u w:color="000000"/>
         </w:rPr>
-        <w:t xml:space="preserve">: “Hedge Fund Activism: Do They Take Cues </w:t>
-      </w:r>
-      <w:proofErr w:type="gramStart"/>
-      <w:r>
-        <w:rPr>
-          <w:rFonts w:asciiTheme="majorHAnsi" w:hAnsiTheme="majorHAnsi" w:cstheme="majorHAnsi"/>
-          <w:color w:val="000000"/>
-          <w:sz w:val="20"/>
-          <w:szCs w:val="20"/>
-          <w:u w:color="000000"/>
-        </w:rPr>
-        <w:t>From</w:t>
-      </w:r>
-      <w:proofErr w:type="gramEnd"/>
-      <w:r>
-        <w:rPr>
-          <w:rFonts w:asciiTheme="majorHAnsi" w:hAnsiTheme="majorHAnsi" w:cstheme="majorHAnsi"/>
-          <w:color w:val="000000"/>
-          <w:sz w:val="20"/>
-          <w:szCs w:val="20"/>
-          <w:u w:color="000000"/>
-        </w:rPr>
-        <w:t xml:space="preserve"> Institutional Exit?” FIRS </w:t>
-      </w:r>
-    </w:p>
-    <w:p>
-      <w:pPr>
-        <w:autoSpaceDE w:val="0"/>
-        <w:autoSpaceDN w:val="0"/>
-        <w:adjustRightInd w:val="0"/>
-        <w:spacing w:after="80"/>
-        <w:ind w:hanging="720"/>
-        <w:rPr>
-          <w:rFonts w:asciiTheme="majorHAnsi" w:hAnsiTheme="majorHAnsi" w:cstheme="majorHAnsi"/>
-          <w:color w:val="000000"/>
-          <w:sz w:val="20"/>
-          <w:szCs w:val="20"/>
-          <w:u w:color="000000"/>
-        </w:rPr>
-      </w:pPr>
-    </w:p>
-    <w:p>
-      <w:pPr>
-        <w:autoSpaceDE w:val="0"/>
-        <w:autoSpaceDN w:val="0"/>
-        <w:adjustRightInd w:val="0"/>
-        <w:spacing w:after="80"/>
-        <w:rPr>
-          <w:rFonts w:asciiTheme="majorHAnsi" w:hAnsiTheme="majorHAnsi" w:cstheme="majorHAnsi"/>
-          <w:b/>
-          <w:bCs/>
-          <w:color w:val="000000"/>
-          <w:sz w:val="20"/>
-          <w:szCs w:val="20"/>
-          <w:u w:color="000000"/>
-        </w:rPr>
-      </w:pPr>
-      <w:r>
-        <w:rPr>
-          <w:rFonts w:asciiTheme="majorHAnsi" w:hAnsiTheme="majorHAnsi" w:cstheme="majorHAnsi"/>
-          <w:b/>
-          <w:bCs/>
-          <w:color w:val="000000"/>
-          <w:sz w:val="20"/>
-          <w:szCs w:val="20"/>
-          <w:u w:color="000000"/>
-        </w:rPr>
-        <w:t>REFEREE WORK</w:t>
-      </w:r>
-    </w:p>
-    <w:p>
-      <w:pPr>
-        <w:autoSpaceDE w:val="0"/>
-        <w:autoSpaceDN w:val="0"/>
-        <w:adjustRightInd w:val="0"/>
-        <w:spacing w:after="80"/>
-        <w:rPr>
-          <w:rFonts w:asciiTheme="majorHAnsi" w:hAnsiTheme="majorHAnsi" w:cstheme="majorHAnsi"/>
-          <w:color w:val="000000"/>
-          <w:sz w:val="20"/>
-          <w:szCs w:val="20"/>
-          <w:u w:color="000000"/>
-        </w:rPr>
-      </w:pPr>
-      <w:r>
-        <w:rPr>
-          <w:rFonts w:asciiTheme="majorHAnsi" w:hAnsiTheme="majorHAnsi" w:cstheme="majorHAnsi"/>
-          <w:color w:val="000000"/>
-          <w:sz w:val="20"/>
-          <w:szCs w:val="20"/>
-          <w:u w:color="000000"/>
-        </w:rPr>
-        <w:t xml:space="preserve">American Economic Review, </w:t>
+        <w:t xml:space="preserve"> </w:t>
       </w:r>
       <w:proofErr w:type="spellStart"/>
       <w:r>
@@ -11965,7 +12883,7 @@
           <w:szCs w:val="20"/>
           <w:u w:color="000000"/>
         </w:rPr>
-        <w:t>Econometrica</w:t>
+        <w:t>Worskhop</w:t>
       </w:r>
       <w:proofErr w:type="spellEnd"/>
       <w:r>
@@ -11976,169 +12894,527 @@
           <w:szCs w:val="20"/>
           <w:u w:color="000000"/>
         </w:rPr>
-        <w:t xml:space="preserve">, </w:t>
-      </w:r>
-      <w:r>
-        <w:rPr>
-          <w:rFonts w:asciiTheme="majorHAnsi" w:hAnsiTheme="majorHAnsi" w:cstheme="majorHAnsi"/>
-          <w:color w:val="000000"/>
-          <w:sz w:val="20"/>
-          <w:szCs w:val="20"/>
-          <w:u w:color="000000"/>
-        </w:rPr>
-        <w:t xml:space="preserve">Economic Journal, </w:t>
-      </w:r>
-      <w:r>
-        <w:rPr>
-          <w:rFonts w:asciiTheme="majorHAnsi" w:hAnsiTheme="majorHAnsi" w:cstheme="majorHAnsi"/>
-          <w:color w:val="000000"/>
-          <w:sz w:val="20"/>
-          <w:szCs w:val="20"/>
-          <w:u w:color="000000"/>
-        </w:rPr>
-        <w:t xml:space="preserve">Games and Economics Behavior, Journal of Banking and Finance, Journal of Corporate Finance, Journal of Economics Theory, Journal of European Economics Association, Journal of Financial and Quantitative Analysis, Journal of Financial Economics, Journal of Finance, Journal of Financial Intermediation, Journal of Legal Studies, </w:t>
-      </w:r>
-      <w:r>
-        <w:rPr>
-          <w:rFonts w:asciiTheme="majorHAnsi" w:hAnsiTheme="majorHAnsi" w:cstheme="majorHAnsi"/>
-          <w:color w:val="000000"/>
-          <w:sz w:val="20"/>
-          <w:szCs w:val="20"/>
-          <w:u w:color="000000"/>
-        </w:rPr>
-        <w:t xml:space="preserve">Journal of Political Economy, </w:t>
-      </w:r>
-      <w:r>
-        <w:rPr>
-          <w:rFonts w:asciiTheme="majorHAnsi" w:hAnsiTheme="majorHAnsi" w:cstheme="majorHAnsi"/>
-          <w:color w:val="000000"/>
-          <w:sz w:val="20"/>
-          <w:szCs w:val="20"/>
-          <w:u w:color="000000"/>
-        </w:rPr>
-        <w:t>Management Science,</w:t>
-      </w:r>
-      <w:r>
-        <w:rPr>
-          <w:rFonts w:asciiTheme="majorHAnsi" w:hAnsiTheme="majorHAnsi" w:cstheme="majorHAnsi"/>
-          <w:color w:val="000000"/>
-          <w:sz w:val="20"/>
-          <w:szCs w:val="20"/>
-          <w:u w:color="000000"/>
-        </w:rPr>
-        <w:t xml:space="preserve"> Review of Corporate Finance Studies,</w:t>
-      </w:r>
-      <w:r>
-        <w:rPr>
-          <w:rFonts w:asciiTheme="majorHAnsi" w:hAnsiTheme="majorHAnsi" w:cstheme="majorHAnsi"/>
-          <w:color w:val="000000"/>
-          <w:sz w:val="20"/>
-          <w:szCs w:val="20"/>
-          <w:u w:color="000000"/>
-        </w:rPr>
-        <w:t xml:space="preserve"> Review of Financial Studies, Review of Finance, Review of Economic Studies, Theoretical Economics</w:t>
-      </w:r>
-    </w:p>
-    <w:p>
-      <w:pPr>
-        <w:autoSpaceDE w:val="0"/>
-        <w:autoSpaceDN w:val="0"/>
-        <w:adjustRightInd w:val="0"/>
-        <w:spacing w:after="80"/>
-        <w:rPr>
-          <w:rFonts w:asciiTheme="majorHAnsi" w:hAnsiTheme="majorHAnsi" w:cstheme="majorHAnsi"/>
-          <w:color w:val="000000"/>
-          <w:sz w:val="20"/>
-          <w:szCs w:val="20"/>
-          <w:u w:color="000000"/>
-        </w:rPr>
-      </w:pPr>
-    </w:p>
-    <w:p>
-      <w:pPr>
-        <w:autoSpaceDE w:val="0"/>
-        <w:autoSpaceDN w:val="0"/>
-        <w:adjustRightInd w:val="0"/>
-        <w:spacing w:after="80"/>
-        <w:rPr>
-          <w:rFonts w:asciiTheme="majorHAnsi" w:hAnsiTheme="majorHAnsi" w:cstheme="majorHAnsi"/>
-          <w:color w:val="000000"/>
-          <w:sz w:val="20"/>
-          <w:szCs w:val="20"/>
-          <w:u w:color="000000"/>
-        </w:rPr>
-      </w:pPr>
-      <w:r>
-        <w:rPr>
-          <w:rFonts w:asciiTheme="majorHAnsi" w:hAnsiTheme="majorHAnsi" w:cstheme="majorHAnsi"/>
-          <w:b/>
-          <w:bCs/>
-          <w:color w:val="000000"/>
-          <w:sz w:val="20"/>
-          <w:szCs w:val="20"/>
-          <w:u w:color="000000"/>
-        </w:rPr>
-        <w:t>BOARDS</w:t>
-      </w:r>
-    </w:p>
-    <w:p>
-      <w:pPr>
-        <w:autoSpaceDE w:val="0"/>
-        <w:autoSpaceDN w:val="0"/>
-        <w:adjustRightInd w:val="0"/>
-        <w:spacing w:after="80"/>
-        <w:rPr>
-          <w:rFonts w:asciiTheme="majorHAnsi" w:hAnsiTheme="majorHAnsi" w:cstheme="majorHAnsi"/>
-          <w:color w:val="000000"/>
-          <w:sz w:val="20"/>
-          <w:szCs w:val="20"/>
-          <w:u w:color="000000"/>
-        </w:rPr>
-      </w:pPr>
-      <w:r>
-        <w:rPr>
-          <w:rFonts w:asciiTheme="majorHAnsi" w:hAnsiTheme="majorHAnsi" w:cstheme="majorHAnsi"/>
-          <w:color w:val="000000"/>
-          <w:sz w:val="20"/>
-          <w:szCs w:val="20"/>
-          <w:u w:color="000000"/>
-        </w:rPr>
-        <w:t>EFA (2026-present)</w:t>
-      </w:r>
-    </w:p>
-    <w:p>
-      <w:pPr>
-        <w:autoSpaceDE w:val="0"/>
-        <w:autoSpaceDN w:val="0"/>
-        <w:adjustRightInd w:val="0"/>
-        <w:spacing w:after="80"/>
-        <w:rPr>
-          <w:rFonts w:asciiTheme="majorHAnsi" w:hAnsiTheme="majorHAnsi" w:cstheme="majorHAnsi"/>
-          <w:color w:val="000000"/>
-          <w:sz w:val="20"/>
-          <w:szCs w:val="20"/>
-          <w:u w:color="000000"/>
-        </w:rPr>
-      </w:pPr>
-      <w:r>
-        <w:rPr>
-          <w:rFonts w:asciiTheme="majorHAnsi" w:hAnsiTheme="majorHAnsi" w:cstheme="majorHAnsi"/>
-          <w:color w:val="000000"/>
-          <w:sz w:val="20"/>
-          <w:szCs w:val="20"/>
-          <w:u w:color="000000"/>
-        </w:rPr>
-        <w:t>Financial Intermediation Research Society (2021</w:t>
-      </w:r>
-      <w:r>
-        <w:rPr>
-          <w:rFonts w:asciiTheme="majorHAnsi" w:hAnsiTheme="majorHAnsi" w:cstheme="majorHAnsi"/>
-          <w:color w:val="000000"/>
-          <w:sz w:val="20"/>
-          <w:szCs w:val="20"/>
-          <w:u w:color="000000"/>
-        </w:rPr>
-        <w:t>-2024</w:t>
+        <w:t xml:space="preserve"> 2024</w:t>
+      </w:r>
+    </w:p>
+    <w:p>
+      <w:pPr>
+        <w:autoSpaceDE w:val="0"/>
+        <w:autoSpaceDN w:val="0"/>
+        <w:adjustRightInd w:val="0"/>
+        <w:spacing w:after="80"/>
+        <w:rPr>
+          <w:rFonts w:asciiTheme="majorHAnsi" w:hAnsiTheme="majorHAnsi" w:cstheme="majorHAnsi"/>
+          <w:color w:val="000000"/>
+          <w:sz w:val="20"/>
+          <w:szCs w:val="20"/>
+          <w:u w:color="000000"/>
+        </w:rPr>
+      </w:pPr>
+      <w:r>
+        <w:rPr>
+          <w:rFonts w:asciiTheme="majorHAnsi" w:hAnsiTheme="majorHAnsi" w:cstheme="majorHAnsi"/>
+          <w:color w:val="000000"/>
+          <w:sz w:val="20"/>
+          <w:szCs w:val="20"/>
+          <w:u w:color="000000"/>
+        </w:rPr>
+        <w:t xml:space="preserve">Colorado Finance Summit (2016–present) </w:t>
+      </w:r>
+    </w:p>
+    <w:p>
+      <w:pPr>
+        <w:autoSpaceDE w:val="0"/>
+        <w:autoSpaceDN w:val="0"/>
+        <w:adjustRightInd w:val="0"/>
+        <w:spacing w:after="80"/>
+        <w:rPr>
+          <w:rFonts w:asciiTheme="majorHAnsi" w:hAnsiTheme="majorHAnsi" w:cstheme="majorHAnsi"/>
+          <w:color w:val="000000"/>
+          <w:sz w:val="20"/>
+          <w:szCs w:val="20"/>
+          <w:u w:color="000000"/>
+        </w:rPr>
+      </w:pPr>
+      <w:r>
+        <w:rPr>
+          <w:rFonts w:asciiTheme="majorHAnsi" w:hAnsiTheme="majorHAnsi" w:cstheme="majorHAnsi"/>
+          <w:color w:val="000000"/>
+          <w:sz w:val="20"/>
+          <w:szCs w:val="20"/>
+          <w:u w:color="000000"/>
+        </w:rPr>
+        <w:t xml:space="preserve">Dolomites Winter Finance Conference (2019) </w:t>
+      </w:r>
+    </w:p>
+    <w:p>
+      <w:pPr>
+        <w:autoSpaceDE w:val="0"/>
+        <w:autoSpaceDN w:val="0"/>
+        <w:adjustRightInd w:val="0"/>
+        <w:spacing w:after="80"/>
+        <w:rPr>
+          <w:rFonts w:asciiTheme="majorHAnsi" w:hAnsiTheme="majorHAnsi" w:cstheme="majorHAnsi"/>
+          <w:color w:val="000000"/>
+          <w:sz w:val="20"/>
+          <w:szCs w:val="20"/>
+          <w:u w:color="000000"/>
+        </w:rPr>
+      </w:pPr>
+      <w:r>
+        <w:rPr>
+          <w:rFonts w:asciiTheme="majorHAnsi" w:hAnsiTheme="majorHAnsi" w:cstheme="majorHAnsi"/>
+          <w:color w:val="000000"/>
+          <w:sz w:val="20"/>
+          <w:szCs w:val="20"/>
+          <w:u w:color="000000"/>
+        </w:rPr>
+        <w:t xml:space="preserve">Early Career Women in Finance Conference at the WFA (2018) </w:t>
+      </w:r>
+    </w:p>
+    <w:p>
+      <w:pPr>
+        <w:autoSpaceDE w:val="0"/>
+        <w:autoSpaceDN w:val="0"/>
+        <w:adjustRightInd w:val="0"/>
+        <w:spacing w:after="80"/>
+        <w:rPr>
+          <w:rFonts w:asciiTheme="majorHAnsi" w:hAnsiTheme="majorHAnsi" w:cstheme="majorHAnsi"/>
+          <w:color w:val="000000"/>
+          <w:sz w:val="20"/>
+          <w:szCs w:val="20"/>
+          <w:u w:color="000000"/>
+        </w:rPr>
+      </w:pPr>
+      <w:r>
+        <w:rPr>
+          <w:rFonts w:asciiTheme="majorHAnsi" w:hAnsiTheme="majorHAnsi" w:cstheme="majorHAnsi"/>
+          <w:color w:val="000000"/>
+          <w:sz w:val="20"/>
+          <w:szCs w:val="20"/>
+          <w:u w:color="000000"/>
+        </w:rPr>
+        <w:t>ECGI conference on Corporations and COVID-19 (2021)</w:t>
+      </w:r>
+    </w:p>
+    <w:p>
+      <w:pPr>
+        <w:autoSpaceDE w:val="0"/>
+        <w:autoSpaceDN w:val="0"/>
+        <w:adjustRightInd w:val="0"/>
+        <w:spacing w:after="80"/>
+        <w:rPr>
+          <w:rFonts w:asciiTheme="majorHAnsi" w:hAnsiTheme="majorHAnsi" w:cstheme="majorHAnsi"/>
+          <w:color w:val="000000"/>
+          <w:sz w:val="20"/>
+          <w:szCs w:val="20"/>
+          <w:u w:color="000000"/>
+        </w:rPr>
+      </w:pPr>
+      <w:r>
+        <w:rPr>
+          <w:rFonts w:asciiTheme="majorHAnsi" w:hAnsiTheme="majorHAnsi" w:cstheme="majorHAnsi"/>
+          <w:color w:val="000000"/>
+          <w:sz w:val="20"/>
+          <w:szCs w:val="20"/>
+          <w:u w:color="000000"/>
+        </w:rPr>
+        <w:t xml:space="preserve">European Economic Association (EEA) (2019) </w:t>
+      </w:r>
+    </w:p>
+    <w:p>
+      <w:pPr>
+        <w:autoSpaceDE w:val="0"/>
+        <w:autoSpaceDN w:val="0"/>
+        <w:adjustRightInd w:val="0"/>
+        <w:spacing w:after="80"/>
+        <w:rPr>
+          <w:rFonts w:asciiTheme="majorHAnsi" w:hAnsiTheme="majorHAnsi" w:cstheme="majorHAnsi"/>
+          <w:color w:val="000000"/>
+          <w:sz w:val="20"/>
+          <w:szCs w:val="20"/>
+          <w:u w:color="000000"/>
+        </w:rPr>
+      </w:pPr>
+      <w:r>
+        <w:rPr>
+          <w:rFonts w:asciiTheme="majorHAnsi" w:hAnsiTheme="majorHAnsi" w:cstheme="majorHAnsi"/>
+          <w:color w:val="000000"/>
+          <w:sz w:val="20"/>
+          <w:szCs w:val="20"/>
+          <w:u w:color="000000"/>
+        </w:rPr>
+        <w:t xml:space="preserve">European Finance Association (EFA) (2015–present) </w:t>
+      </w:r>
+    </w:p>
+    <w:p>
+      <w:pPr>
+        <w:autoSpaceDE w:val="0"/>
+        <w:autoSpaceDN w:val="0"/>
+        <w:adjustRightInd w:val="0"/>
+        <w:spacing w:after="80"/>
+        <w:rPr>
+          <w:rFonts w:asciiTheme="majorHAnsi" w:hAnsiTheme="majorHAnsi" w:cstheme="majorHAnsi"/>
+          <w:color w:val="000000"/>
+          <w:sz w:val="20"/>
+          <w:szCs w:val="20"/>
+          <w:u w:color="000000"/>
+        </w:rPr>
+      </w:pPr>
+      <w:r>
+        <w:rPr>
+          <w:rFonts w:asciiTheme="majorHAnsi" w:hAnsiTheme="majorHAnsi" w:cstheme="majorHAnsi"/>
+          <w:color w:val="000000"/>
+          <w:sz w:val="20"/>
+          <w:szCs w:val="20"/>
+          <w:u w:color="000000"/>
+        </w:rPr>
+        <w:t xml:space="preserve">Finance Theory Group Imperial (2016) </w:t>
+      </w:r>
+    </w:p>
+    <w:p>
+      <w:pPr>
+        <w:autoSpaceDE w:val="0"/>
+        <w:autoSpaceDN w:val="0"/>
+        <w:adjustRightInd w:val="0"/>
+        <w:spacing w:after="80"/>
+        <w:rPr>
+          <w:rFonts w:asciiTheme="majorHAnsi" w:hAnsiTheme="majorHAnsi" w:cstheme="majorHAnsi"/>
+          <w:color w:val="000000"/>
+          <w:sz w:val="20"/>
+          <w:szCs w:val="20"/>
+          <w:u w:color="000000"/>
+        </w:rPr>
+      </w:pPr>
+      <w:r>
+        <w:rPr>
+          <w:rFonts w:asciiTheme="majorHAnsi" w:hAnsiTheme="majorHAnsi" w:cstheme="majorHAnsi"/>
+          <w:color w:val="000000"/>
+          <w:sz w:val="20"/>
+          <w:szCs w:val="20"/>
+          <w:u w:color="000000"/>
+        </w:rPr>
+        <w:t xml:space="preserve">Financial Intermediation Research Society (FIRS) (2018–present) </w:t>
+      </w:r>
+    </w:p>
+    <w:p>
+      <w:pPr>
+        <w:autoSpaceDE w:val="0"/>
+        <w:autoSpaceDN w:val="0"/>
+        <w:adjustRightInd w:val="0"/>
+        <w:spacing w:after="80"/>
+        <w:rPr>
+          <w:rFonts w:asciiTheme="majorHAnsi" w:hAnsiTheme="majorHAnsi" w:cstheme="majorHAnsi"/>
+          <w:color w:val="000000"/>
+          <w:sz w:val="20"/>
+          <w:szCs w:val="20"/>
+          <w:u w:color="000000"/>
+        </w:rPr>
+      </w:pPr>
+      <w:r>
+        <w:rPr>
+          <w:rFonts w:asciiTheme="majorHAnsi" w:hAnsiTheme="majorHAnsi" w:cstheme="majorHAnsi"/>
+          <w:color w:val="000000"/>
+          <w:sz w:val="20"/>
+          <w:szCs w:val="20"/>
+          <w:u w:color="000000"/>
+        </w:rPr>
+        <w:t xml:space="preserve">Financial Management Association (FMA) (2017 and 2018) </w:t>
+      </w:r>
+    </w:p>
+    <w:p>
+      <w:pPr>
+        <w:autoSpaceDE w:val="0"/>
+        <w:autoSpaceDN w:val="0"/>
+        <w:adjustRightInd w:val="0"/>
+        <w:spacing w:after="80"/>
+        <w:rPr>
+          <w:rFonts w:asciiTheme="majorHAnsi" w:hAnsiTheme="majorHAnsi" w:cstheme="majorHAnsi"/>
+          <w:color w:val="000000"/>
+          <w:sz w:val="20"/>
+          <w:szCs w:val="20"/>
+          <w:u w:color="000000"/>
+        </w:rPr>
+      </w:pPr>
+      <w:r>
+        <w:rPr>
+          <w:rFonts w:asciiTheme="majorHAnsi" w:hAnsiTheme="majorHAnsi" w:cstheme="majorHAnsi"/>
+          <w:color w:val="000000"/>
+          <w:sz w:val="20"/>
+          <w:szCs w:val="20"/>
+          <w:u w:color="000000"/>
+        </w:rPr>
+        <w:t>Financial Research Association (FRA) (2018–202</w:t>
+      </w:r>
+      <w:r>
+        <w:rPr>
+          <w:rFonts w:asciiTheme="majorHAnsi" w:hAnsiTheme="majorHAnsi" w:cstheme="majorHAnsi"/>
+          <w:color w:val="000000"/>
+          <w:sz w:val="20"/>
+          <w:szCs w:val="20"/>
+          <w:u w:color="000000"/>
+        </w:rPr>
+        <w:t>3</w:t>
+      </w:r>
+      <w:r>
+        <w:rPr>
+          <w:rFonts w:asciiTheme="majorHAnsi" w:hAnsiTheme="majorHAnsi" w:cstheme="majorHAnsi"/>
+          <w:color w:val="000000"/>
+          <w:sz w:val="20"/>
+          <w:szCs w:val="20"/>
+          <w:u w:color="000000"/>
+        </w:rPr>
+        <w:t xml:space="preserve">) </w:t>
+      </w:r>
+    </w:p>
+    <w:p>
+      <w:pPr>
+        <w:autoSpaceDE w:val="0"/>
+        <w:autoSpaceDN w:val="0"/>
+        <w:adjustRightInd w:val="0"/>
+        <w:spacing w:after="80"/>
+        <w:rPr>
+          <w:rFonts w:asciiTheme="majorHAnsi" w:hAnsiTheme="majorHAnsi" w:cstheme="majorHAnsi"/>
+          <w:color w:val="000000"/>
+          <w:sz w:val="20"/>
+          <w:szCs w:val="20"/>
+          <w:u w:color="000000"/>
+        </w:rPr>
+      </w:pPr>
+      <w:r>
+        <w:rPr>
+          <w:rFonts w:asciiTheme="majorHAnsi" w:hAnsiTheme="majorHAnsi" w:cstheme="majorHAnsi"/>
+          <w:color w:val="000000"/>
+          <w:sz w:val="20"/>
+          <w:szCs w:val="20"/>
+          <w:u w:color="000000"/>
+        </w:rPr>
+        <w:t>JCF Bocconi Conference (2025)</w:t>
+      </w:r>
+    </w:p>
+    <w:p>
+      <w:pPr>
+        <w:autoSpaceDE w:val="0"/>
+        <w:autoSpaceDN w:val="0"/>
+        <w:adjustRightInd w:val="0"/>
+        <w:spacing w:after="80"/>
+        <w:rPr>
+          <w:rFonts w:asciiTheme="majorHAnsi" w:hAnsiTheme="majorHAnsi" w:cstheme="majorHAnsi"/>
+          <w:color w:val="000000"/>
+          <w:sz w:val="20"/>
+          <w:szCs w:val="20"/>
+          <w:u w:color="000000"/>
+        </w:rPr>
+      </w:pPr>
+      <w:r>
+        <w:rPr>
+          <w:rFonts w:asciiTheme="majorHAnsi" w:hAnsiTheme="majorHAnsi" w:cstheme="majorHAnsi"/>
+          <w:color w:val="000000"/>
+          <w:sz w:val="20"/>
+          <w:szCs w:val="20"/>
+          <w:u w:color="000000"/>
+        </w:rPr>
+        <w:t xml:space="preserve">Midwest Finance Association (2020) </w:t>
+      </w:r>
+    </w:p>
+    <w:p>
+      <w:pPr>
+        <w:autoSpaceDE w:val="0"/>
+        <w:autoSpaceDN w:val="0"/>
+        <w:adjustRightInd w:val="0"/>
+        <w:spacing w:after="80"/>
+        <w:rPr>
+          <w:rFonts w:asciiTheme="majorHAnsi" w:hAnsiTheme="majorHAnsi" w:cstheme="majorHAnsi"/>
+          <w:color w:val="000000"/>
+          <w:sz w:val="20"/>
+          <w:szCs w:val="20"/>
+          <w:u w:color="000000"/>
+        </w:rPr>
+      </w:pPr>
+      <w:r>
+        <w:rPr>
+          <w:rFonts w:asciiTheme="majorHAnsi" w:hAnsiTheme="majorHAnsi" w:cstheme="majorHAnsi"/>
+          <w:color w:val="000000"/>
+          <w:sz w:val="20"/>
+          <w:szCs w:val="20"/>
+          <w:u w:color="000000"/>
+        </w:rPr>
+        <w:t xml:space="preserve">31st Mitsui Finance Symposium on Banking </w:t>
+      </w:r>
+    </w:p>
+    <w:p>
+      <w:pPr>
+        <w:autoSpaceDE w:val="0"/>
+        <w:autoSpaceDN w:val="0"/>
+        <w:adjustRightInd w:val="0"/>
+        <w:spacing w:after="80"/>
+        <w:rPr>
+          <w:rFonts w:asciiTheme="majorHAnsi" w:hAnsiTheme="majorHAnsi" w:cstheme="majorHAnsi"/>
+          <w:color w:val="000000"/>
+          <w:sz w:val="20"/>
+          <w:szCs w:val="20"/>
+          <w:u w:color="000000"/>
+        </w:rPr>
+      </w:pPr>
+      <w:r>
+        <w:rPr>
+          <w:rFonts w:asciiTheme="majorHAnsi" w:hAnsiTheme="majorHAnsi" w:cstheme="majorHAnsi"/>
+          <w:color w:val="000000"/>
+          <w:sz w:val="20"/>
+          <w:szCs w:val="20"/>
+          <w:u w:color="000000"/>
+        </w:rPr>
+        <w:t xml:space="preserve">Olin Corporate Finance Conference (2014–present) </w:t>
+      </w:r>
+    </w:p>
+    <w:p>
+      <w:pPr>
+        <w:autoSpaceDE w:val="0"/>
+        <w:autoSpaceDN w:val="0"/>
+        <w:adjustRightInd w:val="0"/>
+        <w:spacing w:after="80"/>
+        <w:rPr>
+          <w:rFonts w:asciiTheme="majorHAnsi" w:hAnsiTheme="majorHAnsi" w:cstheme="majorHAnsi"/>
+          <w:color w:val="000000"/>
+          <w:sz w:val="20"/>
+          <w:szCs w:val="20"/>
+          <w:u w:color="000000"/>
+        </w:rPr>
+      </w:pPr>
+      <w:r>
+        <w:rPr>
+          <w:rFonts w:asciiTheme="majorHAnsi" w:hAnsiTheme="majorHAnsi" w:cstheme="majorHAnsi"/>
+          <w:color w:val="000000"/>
+          <w:sz w:val="20"/>
+          <w:szCs w:val="20"/>
+          <w:u w:color="000000"/>
+        </w:rPr>
+        <w:t>New York Fed-ECB NBFI Conference (2026-present)</w:t>
+      </w:r>
+    </w:p>
+    <w:p>
+      <w:pPr>
+        <w:autoSpaceDE w:val="0"/>
+        <w:autoSpaceDN w:val="0"/>
+        <w:adjustRightInd w:val="0"/>
+        <w:spacing w:after="80"/>
+        <w:rPr>
+          <w:rFonts w:asciiTheme="majorHAnsi" w:hAnsiTheme="majorHAnsi" w:cstheme="majorHAnsi"/>
+          <w:color w:val="000000"/>
+          <w:sz w:val="20"/>
+          <w:szCs w:val="20"/>
+          <w:u w:color="000000"/>
+        </w:rPr>
+      </w:pPr>
+      <w:r>
+        <w:rPr>
+          <w:rFonts w:asciiTheme="majorHAnsi" w:hAnsiTheme="majorHAnsi" w:cstheme="majorHAnsi"/>
+          <w:color w:val="000000"/>
+          <w:sz w:val="20"/>
+          <w:szCs w:val="20"/>
+          <w:u w:color="000000"/>
+        </w:rPr>
+        <w:t xml:space="preserve">New York Fed/NYU Stern Financial Intermediation conference </w:t>
+      </w:r>
+      <w:r>
+        <w:rPr>
+          <w:rFonts w:asciiTheme="majorHAnsi" w:hAnsiTheme="majorHAnsi" w:cstheme="majorHAnsi"/>
+          <w:color w:val="000000"/>
+          <w:sz w:val="20"/>
+          <w:szCs w:val="20"/>
+          <w:u w:color="000000"/>
+        </w:rPr>
+        <w:t>(20</w:t>
+      </w:r>
+      <w:r>
+        <w:rPr>
+          <w:rFonts w:asciiTheme="majorHAnsi" w:hAnsiTheme="majorHAnsi" w:cstheme="majorHAnsi"/>
+          <w:color w:val="000000"/>
+          <w:sz w:val="20"/>
+          <w:szCs w:val="20"/>
+          <w:u w:color="000000"/>
+        </w:rPr>
+        <w:t>19</w:t>
+      </w:r>
+      <w:r>
+        <w:rPr>
+          <w:rFonts w:asciiTheme="majorHAnsi" w:hAnsiTheme="majorHAnsi" w:cstheme="majorHAnsi"/>
+          <w:color w:val="000000"/>
+          <w:sz w:val="20"/>
+          <w:szCs w:val="20"/>
+          <w:u w:color="000000"/>
+        </w:rPr>
+        <w:t>-present)</w:t>
+      </w:r>
+    </w:p>
+    <w:p>
+      <w:pPr>
+        <w:autoSpaceDE w:val="0"/>
+        <w:autoSpaceDN w:val="0"/>
+        <w:adjustRightInd w:val="0"/>
+        <w:spacing w:after="80"/>
+        <w:rPr>
+          <w:rFonts w:asciiTheme="majorHAnsi" w:hAnsiTheme="majorHAnsi" w:cstheme="majorHAnsi"/>
+          <w:color w:val="000000"/>
+          <w:sz w:val="20"/>
+          <w:szCs w:val="20"/>
+          <w:u w:color="000000"/>
+        </w:rPr>
+      </w:pPr>
+      <w:r>
+        <w:rPr>
+          <w:rFonts w:asciiTheme="majorHAnsi" w:hAnsiTheme="majorHAnsi" w:cstheme="majorHAnsi"/>
+          <w:color w:val="000000"/>
+          <w:sz w:val="20"/>
+          <w:szCs w:val="20"/>
+          <w:u w:color="000000"/>
+        </w:rPr>
+        <w:t>RCFS/RAPS Europe Conference</w:t>
+      </w:r>
+      <w:r>
+        <w:rPr>
+          <w:rFonts w:asciiTheme="majorHAnsi" w:hAnsiTheme="majorHAnsi" w:cstheme="majorHAnsi"/>
+          <w:color w:val="000000"/>
+          <w:sz w:val="20"/>
+          <w:szCs w:val="20"/>
+          <w:u w:color="000000"/>
+        </w:rPr>
+        <w:t xml:space="preserve"> (2025)</w:t>
+      </w:r>
+    </w:p>
+    <w:p>
+      <w:pPr>
+        <w:autoSpaceDE w:val="0"/>
+        <w:autoSpaceDN w:val="0"/>
+        <w:adjustRightInd w:val="0"/>
+        <w:spacing w:after="80"/>
+        <w:rPr>
+          <w:rFonts w:asciiTheme="majorHAnsi" w:hAnsiTheme="majorHAnsi" w:cstheme="majorHAnsi"/>
+          <w:color w:val="000000"/>
+          <w:sz w:val="20"/>
+          <w:szCs w:val="20"/>
+          <w:u w:color="000000"/>
+        </w:rPr>
+      </w:pPr>
+      <w:r>
+        <w:rPr>
+          <w:rFonts w:asciiTheme="majorHAnsi" w:hAnsiTheme="majorHAnsi" w:cstheme="majorHAnsi"/>
+          <w:color w:val="000000"/>
+          <w:sz w:val="20"/>
+          <w:szCs w:val="20"/>
+          <w:u w:color="000000"/>
+        </w:rPr>
+        <w:t>Review of Corporate Finance Studies (</w:t>
+      </w:r>
+      <w:r>
+        <w:rPr>
+          <w:rFonts w:asciiTheme="majorHAnsi" w:hAnsiTheme="majorHAnsi" w:cstheme="majorHAnsi"/>
+          <w:color w:val="000000"/>
+          <w:sz w:val="20"/>
+          <w:szCs w:val="20"/>
+          <w:u w:color="000000"/>
+        </w:rPr>
+        <w:t>RCFS</w:t>
       </w:r>
       <w:r>
         <w:rPr>
@@ -12150,50 +13426,25 @@
         </w:rPr>
         <w:t>)</w:t>
       </w:r>
-    </w:p>
-    <w:p>
-      <w:pPr>
-        <w:autoSpaceDE w:val="0"/>
-        <w:autoSpaceDN w:val="0"/>
-        <w:adjustRightInd w:val="0"/>
-        <w:spacing w:after="80"/>
-        <w:rPr>
-          <w:rFonts w:asciiTheme="majorHAnsi" w:hAnsiTheme="majorHAnsi" w:cstheme="majorHAnsi"/>
-          <w:color w:val="000000"/>
-          <w:sz w:val="20"/>
-          <w:szCs w:val="20"/>
-          <w:u w:color="000000"/>
-        </w:rPr>
-      </w:pPr>
-      <w:r>
-        <w:rPr>
-          <w:rFonts w:asciiTheme="majorHAnsi" w:hAnsiTheme="majorHAnsi" w:cstheme="majorHAnsi"/>
-          <w:color w:val="000000"/>
-          <w:sz w:val="20"/>
-          <w:szCs w:val="20"/>
-          <w:u w:color="000000"/>
-        </w:rPr>
-        <w:t>Finance Theory Group (202</w:t>
-      </w:r>
-      <w:r>
-        <w:rPr>
-          <w:rFonts w:asciiTheme="majorHAnsi" w:hAnsiTheme="majorHAnsi" w:cstheme="majorHAnsi"/>
-          <w:color w:val="000000"/>
-          <w:sz w:val="20"/>
-          <w:szCs w:val="20"/>
-          <w:u w:color="000000"/>
-        </w:rPr>
-        <w:t>0</w:t>
-      </w:r>
-      <w:r>
-        <w:rPr>
-          <w:rFonts w:asciiTheme="majorHAnsi" w:hAnsiTheme="majorHAnsi" w:cstheme="majorHAnsi"/>
-          <w:color w:val="000000"/>
-          <w:sz w:val="20"/>
-          <w:szCs w:val="20"/>
-          <w:u w:color="000000"/>
-        </w:rPr>
-        <w:t>-2023</w:t>
+      <w:r>
+        <w:rPr>
+          <w:rFonts w:asciiTheme="majorHAnsi" w:hAnsiTheme="majorHAnsi" w:cstheme="majorHAnsi"/>
+          <w:color w:val="000000"/>
+          <w:sz w:val="20"/>
+          <w:szCs w:val="20"/>
+          <w:u w:color="000000"/>
+        </w:rPr>
+        <w:t xml:space="preserve"> Winter Conference (2021</w:t>
+      </w:r>
+      <w:r>
+        <w:rPr>
+          <w:rFonts w:asciiTheme="majorHAnsi" w:hAnsiTheme="majorHAnsi" w:cstheme="majorHAnsi"/>
+          <w:color w:val="000000"/>
+          <w:sz w:val="20"/>
+          <w:szCs w:val="20"/>
+          <w:u w:color="000000"/>
+        </w:rPr>
+        <w:t>-present</w:t>
       </w:r>
       <w:r>
         <w:rPr>
@@ -12228,136 +13479,42 @@
           <w:szCs w:val="20"/>
           <w:u w:color="000000"/>
         </w:rPr>
-        <w:t>Macro Finance Society (since 2021)</w:t>
-      </w:r>
-    </w:p>
-    <w:p>
-      <w:pPr>
-        <w:autoSpaceDE w:val="0"/>
-        <w:autoSpaceDN w:val="0"/>
-        <w:adjustRightInd w:val="0"/>
-        <w:spacing w:after="80"/>
-        <w:rPr>
-          <w:rFonts w:asciiTheme="majorHAnsi" w:hAnsiTheme="majorHAnsi" w:cstheme="majorHAnsi"/>
-          <w:color w:val="000000"/>
-          <w:sz w:val="20"/>
-          <w:szCs w:val="20"/>
-          <w:u w:color="000000"/>
-        </w:rPr>
-      </w:pPr>
-    </w:p>
-    <w:p>
-      <w:pPr>
-        <w:autoSpaceDE w:val="0"/>
-        <w:autoSpaceDN w:val="0"/>
-        <w:adjustRightInd w:val="0"/>
-        <w:spacing w:after="80"/>
-        <w:rPr>
-          <w:rFonts w:asciiTheme="majorHAnsi" w:hAnsiTheme="majorHAnsi" w:cstheme="majorHAnsi"/>
-          <w:b/>
-          <w:bCs/>
-          <w:color w:val="000000"/>
-          <w:sz w:val="20"/>
-          <w:szCs w:val="20"/>
-          <w:u w:color="000000"/>
-        </w:rPr>
-      </w:pPr>
-      <w:r>
-        <w:rPr>
-          <w:rFonts w:asciiTheme="majorHAnsi" w:hAnsiTheme="majorHAnsi" w:cstheme="majorHAnsi"/>
-          <w:b/>
-          <w:bCs/>
-          <w:color w:val="000000"/>
-          <w:sz w:val="20"/>
-          <w:szCs w:val="20"/>
-          <w:u w:color="000000"/>
-        </w:rPr>
-        <w:t>PANELS</w:t>
-      </w:r>
-    </w:p>
-    <w:p>
-      <w:pPr>
-        <w:autoSpaceDE w:val="0"/>
-        <w:autoSpaceDN w:val="0"/>
-        <w:adjustRightInd w:val="0"/>
-        <w:spacing w:after="80"/>
-        <w:rPr>
-          <w:rFonts w:asciiTheme="majorHAnsi" w:hAnsiTheme="majorHAnsi" w:cstheme="majorHAnsi"/>
-          <w:color w:val="000000"/>
-          <w:sz w:val="20"/>
-          <w:szCs w:val="20"/>
-          <w:u w:color="000000"/>
-        </w:rPr>
-      </w:pPr>
-      <w:r>
-        <w:rPr>
-          <w:rFonts w:asciiTheme="majorHAnsi" w:hAnsiTheme="majorHAnsi" w:cstheme="majorHAnsi"/>
-          <w:color w:val="000000"/>
-          <w:sz w:val="20"/>
-          <w:szCs w:val="20"/>
-          <w:u w:color="000000"/>
-        </w:rPr>
-        <w:t>FMA Women’s Networking Luncheon (2026)</w:t>
-      </w:r>
-    </w:p>
-    <w:p>
-      <w:pPr>
-        <w:autoSpaceDE w:val="0"/>
-        <w:autoSpaceDN w:val="0"/>
-        <w:adjustRightInd w:val="0"/>
-        <w:spacing w:after="80"/>
-        <w:rPr>
-          <w:rFonts w:asciiTheme="majorHAnsi" w:hAnsiTheme="majorHAnsi" w:cstheme="majorHAnsi"/>
-          <w:color w:val="000000"/>
-          <w:sz w:val="20"/>
-          <w:szCs w:val="20"/>
-          <w:u w:color="000000"/>
-        </w:rPr>
-      </w:pPr>
-      <w:r>
-        <w:rPr>
-          <w:rFonts w:asciiTheme="majorHAnsi" w:hAnsiTheme="majorHAnsi" w:cstheme="majorHAnsi"/>
-          <w:color w:val="000000"/>
-          <w:sz w:val="20"/>
-          <w:szCs w:val="20"/>
-          <w:u w:color="000000"/>
-        </w:rPr>
-        <w:t>WAPFIN at Stern (2025)</w:t>
-      </w:r>
-    </w:p>
-    <w:p>
-      <w:pPr>
-        <w:autoSpaceDE w:val="0"/>
-        <w:autoSpaceDN w:val="0"/>
-        <w:adjustRightInd w:val="0"/>
-        <w:spacing w:after="80"/>
-        <w:rPr>
-          <w:rFonts w:asciiTheme="majorHAnsi" w:hAnsiTheme="majorHAnsi" w:cstheme="majorHAnsi"/>
-          <w:color w:val="000000"/>
-          <w:sz w:val="20"/>
-          <w:szCs w:val="20"/>
-          <w:u w:color="000000"/>
-        </w:rPr>
-      </w:pPr>
-      <w:r>
-        <w:rPr>
-          <w:rFonts w:asciiTheme="majorHAnsi" w:hAnsiTheme="majorHAnsi" w:cstheme="majorHAnsi"/>
-          <w:color w:val="000000"/>
-          <w:sz w:val="20"/>
-          <w:szCs w:val="20"/>
-          <w:u w:color="000000"/>
-        </w:rPr>
-        <w:t>Early Career Women in Finance Conference at the WFA (</w:t>
-      </w:r>
-      <w:r>
-        <w:rPr>
-          <w:rFonts w:asciiTheme="majorHAnsi" w:hAnsiTheme="majorHAnsi" w:cstheme="majorHAnsi"/>
-          <w:color w:val="000000"/>
-          <w:sz w:val="20"/>
-          <w:szCs w:val="20"/>
-          <w:u w:color="000000"/>
-        </w:rPr>
-        <w:t>2025</w:t>
+        <w:t xml:space="preserve">Society for Economic Dynamics (SED) (2018 and 2019) </w:t>
+      </w:r>
+    </w:p>
+    <w:p>
+      <w:pPr>
+        <w:autoSpaceDE w:val="0"/>
+        <w:autoSpaceDN w:val="0"/>
+        <w:adjustRightInd w:val="0"/>
+        <w:spacing w:after="80"/>
+        <w:rPr>
+          <w:rFonts w:asciiTheme="majorHAnsi" w:hAnsiTheme="majorHAnsi" w:cstheme="majorHAnsi"/>
+          <w:color w:val="000000"/>
+          <w:sz w:val="20"/>
+          <w:szCs w:val="20"/>
+          <w:u w:color="000000"/>
+        </w:rPr>
+      </w:pPr>
+      <w:r>
+        <w:rPr>
+          <w:rFonts w:asciiTheme="majorHAnsi" w:hAnsiTheme="majorHAnsi" w:cstheme="majorHAnsi"/>
+          <w:color w:val="000000"/>
+          <w:sz w:val="20"/>
+          <w:szCs w:val="20"/>
+          <w:u w:color="000000"/>
+        </w:rPr>
+        <w:t>Society for Financial Studies (SFS) (2020</w:t>
+      </w:r>
+      <w:r>
+        <w:rPr>
+          <w:rFonts w:asciiTheme="majorHAnsi" w:hAnsiTheme="majorHAnsi" w:cstheme="majorHAnsi"/>
+          <w:color w:val="000000"/>
+          <w:sz w:val="20"/>
+          <w:szCs w:val="20"/>
+          <w:u w:color="000000"/>
+        </w:rPr>
+        <w:t>-present</w:t>
       </w:r>
       <w:r>
         <w:rPr>
@@ -12392,295 +13549,42 @@
           <w:szCs w:val="20"/>
           <w:u w:color="000000"/>
         </w:rPr>
-        <w:t>JCF-Bocconi Conference; panel on Collateralizing Intangible Assets</w:t>
-      </w:r>
-      <w:r>
-        <w:rPr>
-          <w:rFonts w:asciiTheme="majorHAnsi" w:hAnsiTheme="majorHAnsi" w:cstheme="majorHAnsi"/>
-          <w:color w:val="000000"/>
-          <w:sz w:val="20"/>
-          <w:szCs w:val="20"/>
-          <w:u w:color="000000"/>
-        </w:rPr>
-        <w:t xml:space="preserve"> (2025)</w:t>
-      </w:r>
-    </w:p>
-    <w:p>
-      <w:pPr>
-        <w:autoSpaceDE w:val="0"/>
-        <w:autoSpaceDN w:val="0"/>
-        <w:adjustRightInd w:val="0"/>
-        <w:spacing w:after="80"/>
-        <w:rPr>
-          <w:rFonts w:asciiTheme="majorHAnsi" w:hAnsiTheme="majorHAnsi" w:cstheme="majorHAnsi"/>
-          <w:b/>
-          <w:bCs/>
-          <w:color w:val="000000"/>
-          <w:sz w:val="20"/>
-          <w:szCs w:val="20"/>
-          <w:u w:color="000000"/>
-        </w:rPr>
-      </w:pPr>
-    </w:p>
-    <w:p>
-      <w:pPr>
-        <w:autoSpaceDE w:val="0"/>
-        <w:autoSpaceDN w:val="0"/>
-        <w:adjustRightInd w:val="0"/>
-        <w:spacing w:after="80"/>
-        <w:rPr>
-          <w:rFonts w:asciiTheme="majorHAnsi" w:hAnsiTheme="majorHAnsi" w:cstheme="majorHAnsi"/>
-          <w:b/>
-          <w:bCs/>
-          <w:color w:val="000000"/>
-          <w:sz w:val="20"/>
-          <w:szCs w:val="20"/>
-          <w:u w:color="000000"/>
-        </w:rPr>
-      </w:pPr>
-      <w:r>
-        <w:rPr>
-          <w:rFonts w:asciiTheme="majorHAnsi" w:hAnsiTheme="majorHAnsi" w:cstheme="majorHAnsi"/>
-          <w:b/>
-          <w:bCs/>
-          <w:color w:val="000000"/>
-          <w:sz w:val="20"/>
-          <w:szCs w:val="20"/>
-          <w:u w:color="000000"/>
-        </w:rPr>
-        <w:t>CONFERENCE/SESSION ORGANIZER</w:t>
-      </w:r>
-    </w:p>
-    <w:p>
-      <w:pPr>
-        <w:autoSpaceDE w:val="0"/>
-        <w:autoSpaceDN w:val="0"/>
-        <w:adjustRightInd w:val="0"/>
-        <w:spacing w:after="80"/>
-        <w:rPr>
-          <w:rFonts w:asciiTheme="majorHAnsi" w:hAnsiTheme="majorHAnsi" w:cstheme="majorHAnsi"/>
-          <w:color w:val="000000"/>
-          <w:sz w:val="20"/>
-          <w:szCs w:val="20"/>
-          <w:u w:color="000000"/>
-        </w:rPr>
-      </w:pPr>
-      <w:r>
-        <w:rPr>
-          <w:rFonts w:asciiTheme="majorHAnsi" w:hAnsiTheme="majorHAnsi" w:cstheme="majorHAnsi"/>
-          <w:color w:val="000000"/>
-          <w:sz w:val="20"/>
-          <w:szCs w:val="20"/>
-          <w:u w:color="000000"/>
-        </w:rPr>
-        <w:t xml:space="preserve">Early Career Women in Finance Conference at the WFA (2018) </w:t>
-      </w:r>
-    </w:p>
-    <w:p>
-      <w:pPr>
-        <w:autoSpaceDE w:val="0"/>
-        <w:autoSpaceDN w:val="0"/>
-        <w:adjustRightInd w:val="0"/>
-        <w:spacing w:after="80"/>
-        <w:rPr>
-          <w:rFonts w:asciiTheme="majorHAnsi" w:hAnsiTheme="majorHAnsi" w:cstheme="majorHAnsi"/>
-          <w:color w:val="000000"/>
-          <w:sz w:val="20"/>
-          <w:szCs w:val="20"/>
-          <w:u w:color="000000"/>
-        </w:rPr>
-      </w:pPr>
-      <w:r>
-        <w:rPr>
-          <w:rFonts w:asciiTheme="majorHAnsi" w:hAnsiTheme="majorHAnsi" w:cstheme="majorHAnsi"/>
-          <w:color w:val="000000"/>
-          <w:sz w:val="20"/>
-          <w:szCs w:val="20"/>
-          <w:u w:color="000000"/>
-        </w:rPr>
-        <w:t xml:space="preserve">European Finance Association (2020) </w:t>
-      </w:r>
-    </w:p>
-    <w:p>
-      <w:pPr>
-        <w:autoSpaceDE w:val="0"/>
-        <w:autoSpaceDN w:val="0"/>
-        <w:adjustRightInd w:val="0"/>
-        <w:spacing w:after="80"/>
-        <w:rPr>
-          <w:rFonts w:asciiTheme="majorHAnsi" w:hAnsiTheme="majorHAnsi" w:cstheme="majorHAnsi"/>
-          <w:color w:val="000000"/>
-          <w:sz w:val="20"/>
-          <w:szCs w:val="20"/>
-          <w:u w:color="000000"/>
-        </w:rPr>
-      </w:pPr>
-      <w:r>
-        <w:rPr>
-          <w:rFonts w:asciiTheme="majorHAnsi" w:hAnsiTheme="majorHAnsi" w:cstheme="majorHAnsi"/>
-          <w:color w:val="000000"/>
-          <w:sz w:val="20"/>
-          <w:szCs w:val="20"/>
-          <w:u w:color="000000"/>
-        </w:rPr>
-        <w:t>IFEA Annual Conference (2024-present)</w:t>
-      </w:r>
-    </w:p>
-    <w:p>
-      <w:pPr>
-        <w:autoSpaceDE w:val="0"/>
-        <w:autoSpaceDN w:val="0"/>
-        <w:adjustRightInd w:val="0"/>
-        <w:spacing w:after="80"/>
-        <w:rPr>
-          <w:rFonts w:asciiTheme="majorHAnsi" w:hAnsiTheme="majorHAnsi" w:cstheme="majorHAnsi"/>
-          <w:color w:val="000000"/>
-          <w:sz w:val="20"/>
-          <w:szCs w:val="20"/>
-          <w:u w:color="000000"/>
-        </w:rPr>
-      </w:pPr>
-      <w:r>
-        <w:rPr>
-          <w:rFonts w:asciiTheme="majorHAnsi" w:hAnsiTheme="majorHAnsi" w:cstheme="majorHAnsi"/>
-          <w:color w:val="000000"/>
-          <w:sz w:val="20"/>
-          <w:szCs w:val="20"/>
-          <w:u w:color="000000"/>
-        </w:rPr>
-        <w:t xml:space="preserve">Olin Corporate Finance Conference (2013–2016) </w:t>
-      </w:r>
-    </w:p>
-    <w:p>
-      <w:pPr>
-        <w:autoSpaceDE w:val="0"/>
-        <w:autoSpaceDN w:val="0"/>
-        <w:adjustRightInd w:val="0"/>
-        <w:spacing w:after="80"/>
-        <w:rPr>
-          <w:rFonts w:asciiTheme="majorHAnsi" w:hAnsiTheme="majorHAnsi" w:cstheme="majorHAnsi"/>
-          <w:color w:val="000000"/>
-          <w:sz w:val="20"/>
-          <w:szCs w:val="20"/>
-          <w:u w:color="000000"/>
-        </w:rPr>
-      </w:pPr>
-      <w:r>
-        <w:rPr>
-          <w:rFonts w:asciiTheme="majorHAnsi" w:hAnsiTheme="majorHAnsi" w:cstheme="majorHAnsi"/>
-          <w:color w:val="000000"/>
-          <w:sz w:val="20"/>
-          <w:szCs w:val="20"/>
-          <w:u w:color="000000"/>
-        </w:rPr>
-        <w:t xml:space="preserve">New Topics in Banking Conference (co-organized with Tano Santos at Columbia University) (2019) </w:t>
-      </w:r>
-    </w:p>
-    <w:p>
-      <w:pPr>
-        <w:autoSpaceDE w:val="0"/>
-        <w:autoSpaceDN w:val="0"/>
-        <w:adjustRightInd w:val="0"/>
-        <w:spacing w:after="80"/>
-        <w:rPr>
-          <w:rFonts w:asciiTheme="majorHAnsi" w:hAnsiTheme="majorHAnsi" w:cstheme="majorHAnsi"/>
-          <w:color w:val="000000"/>
-          <w:sz w:val="20"/>
-          <w:szCs w:val="20"/>
-          <w:u w:color="000000"/>
-        </w:rPr>
-      </w:pPr>
-      <w:r>
-        <w:rPr>
-          <w:rFonts w:asciiTheme="majorHAnsi" w:hAnsiTheme="majorHAnsi" w:cstheme="majorHAnsi"/>
-          <w:color w:val="000000"/>
-          <w:sz w:val="20"/>
-          <w:szCs w:val="20"/>
-          <w:u w:color="000000"/>
-        </w:rPr>
-        <w:t xml:space="preserve">Theory session at CEPR </w:t>
-      </w:r>
-      <w:proofErr w:type="spellStart"/>
-      <w:r>
-        <w:rPr>
-          <w:rFonts w:asciiTheme="majorHAnsi" w:hAnsiTheme="majorHAnsi" w:cstheme="majorHAnsi"/>
-          <w:color w:val="000000"/>
-          <w:sz w:val="20"/>
-          <w:szCs w:val="20"/>
-          <w:u w:color="000000"/>
-        </w:rPr>
-        <w:t>Gerzensee</w:t>
-      </w:r>
-      <w:proofErr w:type="spellEnd"/>
-      <w:r>
-        <w:rPr>
-          <w:rFonts w:asciiTheme="majorHAnsi" w:hAnsiTheme="majorHAnsi" w:cstheme="majorHAnsi"/>
-          <w:color w:val="000000"/>
-          <w:sz w:val="20"/>
-          <w:szCs w:val="20"/>
-          <w:u w:color="000000"/>
-        </w:rPr>
-        <w:t xml:space="preserve"> (2019) </w:t>
-      </w:r>
-    </w:p>
-    <w:p>
-      <w:pPr>
-        <w:autoSpaceDE w:val="0"/>
-        <w:autoSpaceDN w:val="0"/>
-        <w:adjustRightInd w:val="0"/>
-        <w:spacing w:after="80"/>
-        <w:rPr>
-          <w:rFonts w:asciiTheme="majorHAnsi" w:hAnsiTheme="majorHAnsi" w:cstheme="majorHAnsi"/>
-          <w:color w:val="000000"/>
-          <w:sz w:val="20"/>
-          <w:szCs w:val="20"/>
-          <w:u w:color="000000"/>
-        </w:rPr>
-      </w:pPr>
-      <w:r>
-        <w:rPr>
-          <w:rFonts w:asciiTheme="majorHAnsi" w:hAnsiTheme="majorHAnsi" w:cstheme="majorHAnsi"/>
-          <w:color w:val="000000"/>
-          <w:sz w:val="20"/>
-          <w:szCs w:val="20"/>
-          <w:u w:color="000000"/>
-        </w:rPr>
-        <w:t xml:space="preserve">Session at the Society for Economic Dynamics (SED) (2018 and 2019) </w:t>
-      </w:r>
-    </w:p>
-    <w:p>
-      <w:pPr>
-        <w:autoSpaceDE w:val="0"/>
-        <w:autoSpaceDN w:val="0"/>
-        <w:adjustRightInd w:val="0"/>
-        <w:spacing w:after="80"/>
-        <w:rPr>
-          <w:rFonts w:asciiTheme="majorHAnsi" w:hAnsiTheme="majorHAnsi" w:cstheme="majorHAnsi"/>
-          <w:color w:val="000000"/>
-          <w:sz w:val="20"/>
-          <w:szCs w:val="20"/>
-          <w:u w:color="000000"/>
-        </w:rPr>
-      </w:pPr>
-      <w:r>
-        <w:rPr>
-          <w:rFonts w:asciiTheme="majorHAnsi" w:hAnsiTheme="majorHAnsi" w:cstheme="majorHAnsi"/>
-          <w:color w:val="000000"/>
-          <w:sz w:val="20"/>
-          <w:szCs w:val="20"/>
-          <w:u w:color="000000"/>
-        </w:rPr>
-        <w:t>Secured Debt (co-organized with Martin Oehmke and Enrico Perotti at the LSE) (202</w:t>
-      </w:r>
-      <w:r>
-        <w:rPr>
-          <w:rFonts w:asciiTheme="majorHAnsi" w:hAnsiTheme="majorHAnsi" w:cstheme="majorHAnsi"/>
-          <w:color w:val="000000"/>
-          <w:sz w:val="20"/>
-          <w:szCs w:val="20"/>
-          <w:u w:color="000000"/>
-        </w:rPr>
-        <w:t>2</w:t>
+        <w:t>Utah Winter Finance Conference (2021-present)</w:t>
+      </w:r>
+    </w:p>
+    <w:p>
+      <w:pPr>
+        <w:autoSpaceDE w:val="0"/>
+        <w:autoSpaceDN w:val="0"/>
+        <w:adjustRightInd w:val="0"/>
+        <w:spacing w:after="80"/>
+        <w:rPr>
+          <w:rFonts w:asciiTheme="majorHAnsi" w:hAnsiTheme="majorHAnsi" w:cstheme="majorHAnsi"/>
+          <w:color w:val="000000"/>
+          <w:sz w:val="20"/>
+          <w:szCs w:val="20"/>
+          <w:u w:color="000000"/>
+        </w:rPr>
+      </w:pPr>
+      <w:r>
+        <w:rPr>
+          <w:rFonts w:asciiTheme="majorHAnsi" w:hAnsiTheme="majorHAnsi" w:cstheme="majorHAnsi"/>
+          <w:color w:val="000000"/>
+          <w:sz w:val="20"/>
+          <w:szCs w:val="20"/>
+          <w:u w:color="000000"/>
+        </w:rPr>
+        <w:t>Western Finance Association (WFA) (2020</w:t>
+      </w:r>
+      <w:r>
+        <w:rPr>
+          <w:rFonts w:asciiTheme="majorHAnsi" w:hAnsiTheme="majorHAnsi" w:cstheme="majorHAnsi"/>
+          <w:color w:val="000000"/>
+          <w:sz w:val="20"/>
+          <w:szCs w:val="20"/>
+          <w:u w:color="000000"/>
+        </w:rPr>
+        <w:t>-present</w:t>
       </w:r>
       <w:r>
         <w:rPr>
@@ -12701,160 +13605,470 @@
         <w:spacing w:after="80"/>
         <w:rPr>
           <w:rFonts w:asciiTheme="majorHAnsi" w:hAnsiTheme="majorHAnsi" w:cstheme="majorHAnsi"/>
-          <w:b/>
-          <w:bCs/>
-          <w:color w:val="000000"/>
-          <w:sz w:val="20"/>
-          <w:szCs w:val="20"/>
-          <w:u w:color="000000"/>
-        </w:rPr>
-      </w:pPr>
-    </w:p>
-    <w:p>
-      <w:pPr>
-        <w:autoSpaceDE w:val="0"/>
-        <w:autoSpaceDN w:val="0"/>
-        <w:adjustRightInd w:val="0"/>
-        <w:spacing w:after="80"/>
-        <w:rPr>
-          <w:rFonts w:asciiTheme="majorHAnsi" w:hAnsiTheme="majorHAnsi" w:cstheme="majorHAnsi"/>
-          <w:b/>
-          <w:bCs/>
-          <w:color w:val="000000"/>
-          <w:sz w:val="20"/>
-          <w:szCs w:val="20"/>
-          <w:u w:color="000000"/>
-        </w:rPr>
-      </w:pPr>
-      <w:r>
-        <w:rPr>
-          <w:rFonts w:asciiTheme="majorHAnsi" w:hAnsiTheme="majorHAnsi" w:cstheme="majorHAnsi"/>
-          <w:b/>
-          <w:bCs/>
-          <w:color w:val="000000"/>
-          <w:sz w:val="20"/>
-          <w:szCs w:val="20"/>
-          <w:u w:color="000000"/>
-        </w:rPr>
-        <w:t>PROGRAM COMMITTEE MEMBER</w:t>
-      </w:r>
-    </w:p>
-    <w:p>
-      <w:pPr>
-        <w:autoSpaceDE w:val="0"/>
-        <w:autoSpaceDN w:val="0"/>
-        <w:adjustRightInd w:val="0"/>
-        <w:spacing w:after="80"/>
-        <w:rPr>
-          <w:rFonts w:asciiTheme="majorHAnsi" w:hAnsiTheme="majorHAnsi" w:cstheme="majorHAnsi"/>
-          <w:color w:val="000000"/>
-          <w:sz w:val="20"/>
-          <w:szCs w:val="20"/>
-          <w:u w:color="000000"/>
-        </w:rPr>
-      </w:pPr>
-      <w:r>
-        <w:rPr>
-          <w:rFonts w:asciiTheme="majorHAnsi" w:hAnsiTheme="majorHAnsi" w:cstheme="majorHAnsi"/>
-          <w:color w:val="000000"/>
-          <w:sz w:val="20"/>
-          <w:szCs w:val="20"/>
-          <w:u w:color="000000"/>
-        </w:rPr>
-        <w:t xml:space="preserve">BIS-CEPR-SCG-SFI - Conference on Financial Intermediation </w:t>
-      </w:r>
-      <w:r>
-        <w:rPr>
-          <w:rFonts w:asciiTheme="majorHAnsi" w:hAnsiTheme="majorHAnsi" w:cstheme="majorHAnsi"/>
-          <w:color w:val="000000"/>
-          <w:sz w:val="20"/>
-          <w:szCs w:val="20"/>
-          <w:u w:color="000000"/>
-        </w:rPr>
-        <w:t>(</w:t>
-      </w:r>
-      <w:r>
-        <w:rPr>
-          <w:rFonts w:asciiTheme="majorHAnsi" w:hAnsiTheme="majorHAnsi" w:cstheme="majorHAnsi"/>
-          <w:color w:val="000000"/>
-          <w:sz w:val="20"/>
-          <w:szCs w:val="20"/>
-          <w:u w:color="000000"/>
-        </w:rPr>
-        <w:t>2024</w:t>
-      </w:r>
-      <w:r>
-        <w:rPr>
-          <w:rFonts w:asciiTheme="majorHAnsi" w:hAnsiTheme="majorHAnsi" w:cstheme="majorHAnsi"/>
-          <w:color w:val="000000"/>
-          <w:sz w:val="20"/>
-          <w:szCs w:val="20"/>
-          <w:u w:color="000000"/>
-        </w:rPr>
-        <w:t>-present)</w:t>
-      </w:r>
-    </w:p>
-    <w:p>
-      <w:pPr>
-        <w:autoSpaceDE w:val="0"/>
-        <w:autoSpaceDN w:val="0"/>
-        <w:adjustRightInd w:val="0"/>
-        <w:spacing w:after="80"/>
-        <w:rPr>
-          <w:rFonts w:asciiTheme="majorHAnsi" w:hAnsiTheme="majorHAnsi" w:cstheme="majorHAnsi"/>
-          <w:color w:val="000000"/>
-          <w:sz w:val="20"/>
-          <w:szCs w:val="20"/>
-          <w:u w:color="000000"/>
-        </w:rPr>
-      </w:pPr>
-      <w:r>
-        <w:rPr>
-          <w:rFonts w:asciiTheme="majorHAnsi" w:hAnsiTheme="majorHAnsi" w:cstheme="majorHAnsi"/>
-          <w:color w:val="000000"/>
-          <w:sz w:val="20"/>
-          <w:szCs w:val="20"/>
-          <w:u w:color="000000"/>
-        </w:rPr>
-        <w:t xml:space="preserve">Cambridge Corporate Finance Theory Symposium 2018–present </w:t>
-      </w:r>
-    </w:p>
-    <w:p>
-      <w:pPr>
-        <w:autoSpaceDE w:val="0"/>
-        <w:autoSpaceDN w:val="0"/>
-        <w:adjustRightInd w:val="0"/>
-        <w:spacing w:after="80"/>
-        <w:rPr>
-          <w:rFonts w:asciiTheme="majorHAnsi" w:hAnsiTheme="majorHAnsi" w:cstheme="majorHAnsi"/>
-          <w:color w:val="000000"/>
-          <w:sz w:val="20"/>
-          <w:szCs w:val="20"/>
-          <w:u w:color="000000"/>
-        </w:rPr>
-      </w:pPr>
-      <w:r>
-        <w:rPr>
-          <w:rFonts w:asciiTheme="majorHAnsi" w:hAnsiTheme="majorHAnsi" w:cstheme="majorHAnsi"/>
-          <w:color w:val="000000"/>
-          <w:sz w:val="20"/>
-          <w:szCs w:val="20"/>
-          <w:u w:color="000000"/>
-        </w:rPr>
-        <w:t>CLS-</w:t>
-      </w:r>
-      <w:proofErr w:type="spellStart"/>
-      <w:r>
-        <w:rPr>
-          <w:rFonts w:asciiTheme="majorHAnsi" w:hAnsiTheme="majorHAnsi" w:cstheme="majorHAnsi"/>
-          <w:color w:val="000000"/>
-          <w:sz w:val="20"/>
-          <w:szCs w:val="20"/>
-          <w:u w:color="000000"/>
-        </w:rPr>
-        <w:t>LawFin</w:t>
-      </w:r>
-      <w:proofErr w:type="spellEnd"/>
+          <w:color w:val="000000"/>
+          <w:sz w:val="20"/>
+          <w:szCs w:val="20"/>
+          <w:u w:color="000000"/>
+        </w:rPr>
+      </w:pPr>
+    </w:p>
+    <w:p>
+      <w:pPr>
+        <w:autoSpaceDE w:val="0"/>
+        <w:autoSpaceDN w:val="0"/>
+        <w:adjustRightInd w:val="0"/>
+        <w:spacing w:after="80"/>
+        <w:rPr>
+          <w:rFonts w:asciiTheme="majorHAnsi" w:hAnsiTheme="majorHAnsi" w:cstheme="majorHAnsi"/>
+          <w:b/>
+          <w:bCs/>
+          <w:color w:val="000000"/>
+          <w:sz w:val="20"/>
+          <w:szCs w:val="20"/>
+          <w:u w:color="000000"/>
+        </w:rPr>
+      </w:pPr>
+      <w:r>
+        <w:rPr>
+          <w:rFonts w:asciiTheme="majorHAnsi" w:hAnsiTheme="majorHAnsi" w:cstheme="majorHAnsi"/>
+          <w:b/>
+          <w:bCs/>
+          <w:color w:val="000000"/>
+          <w:sz w:val="20"/>
+          <w:szCs w:val="20"/>
+          <w:u w:color="000000"/>
+        </w:rPr>
+        <w:t>SESSION CHAIR</w:t>
+      </w:r>
+    </w:p>
+    <w:p>
+      <w:pPr>
+        <w:autoSpaceDE w:val="0"/>
+        <w:autoSpaceDN w:val="0"/>
+        <w:adjustRightInd w:val="0"/>
+        <w:spacing w:after="80"/>
+        <w:rPr>
+          <w:rFonts w:asciiTheme="majorHAnsi" w:hAnsiTheme="majorHAnsi" w:cstheme="majorHAnsi"/>
+          <w:color w:val="000000"/>
+          <w:sz w:val="20"/>
+          <w:szCs w:val="20"/>
+          <w:u w:color="000000"/>
+        </w:rPr>
+      </w:pPr>
+      <w:r>
+        <w:rPr>
+          <w:rFonts w:asciiTheme="majorHAnsi" w:hAnsiTheme="majorHAnsi" w:cstheme="majorHAnsi"/>
+          <w:color w:val="000000"/>
+          <w:sz w:val="20"/>
+          <w:szCs w:val="20"/>
+          <w:u w:color="000000"/>
+        </w:rPr>
+        <w:t>CICF (2022)</w:t>
+      </w:r>
+    </w:p>
+    <w:p>
+      <w:pPr>
+        <w:autoSpaceDE w:val="0"/>
+        <w:autoSpaceDN w:val="0"/>
+        <w:adjustRightInd w:val="0"/>
+        <w:spacing w:after="80"/>
+        <w:rPr>
+          <w:rFonts w:asciiTheme="majorHAnsi" w:hAnsiTheme="majorHAnsi" w:cstheme="majorHAnsi"/>
+          <w:color w:val="000000"/>
+          <w:sz w:val="20"/>
+          <w:szCs w:val="20"/>
+          <w:u w:color="000000"/>
+        </w:rPr>
+      </w:pPr>
+      <w:r>
+        <w:rPr>
+          <w:rFonts w:asciiTheme="majorHAnsi" w:hAnsiTheme="majorHAnsi" w:cstheme="majorHAnsi"/>
+          <w:color w:val="000000"/>
+          <w:sz w:val="20"/>
+          <w:szCs w:val="20"/>
+          <w:u w:color="000000"/>
+        </w:rPr>
+        <w:t>AEA (2022): session on “Sovereign Defaul</w:t>
+      </w:r>
+      <w:r>
+        <w:rPr>
+          <w:rFonts w:asciiTheme="majorHAnsi" w:hAnsiTheme="majorHAnsi" w:cstheme="majorHAnsi"/>
+          <w:color w:val="000000"/>
+          <w:sz w:val="20"/>
+          <w:szCs w:val="20"/>
+          <w:u w:color="000000"/>
+        </w:rPr>
+        <w:t>t</w:t>
+      </w:r>
+      <w:r>
+        <w:rPr>
+          <w:rFonts w:asciiTheme="majorHAnsi" w:hAnsiTheme="majorHAnsi" w:cstheme="majorHAnsi"/>
+          <w:color w:val="000000"/>
+          <w:sz w:val="20"/>
+          <w:szCs w:val="20"/>
+          <w:u w:color="000000"/>
+        </w:rPr>
+        <w:t>”</w:t>
+      </w:r>
+    </w:p>
+    <w:p>
+      <w:pPr>
+        <w:autoSpaceDE w:val="0"/>
+        <w:autoSpaceDN w:val="0"/>
+        <w:adjustRightInd w:val="0"/>
+        <w:spacing w:after="80"/>
+        <w:rPr>
+          <w:rFonts w:asciiTheme="majorHAnsi" w:hAnsiTheme="majorHAnsi" w:cstheme="majorHAnsi"/>
+          <w:color w:val="000000"/>
+          <w:sz w:val="20"/>
+          <w:szCs w:val="20"/>
+          <w:u w:color="000000"/>
+        </w:rPr>
+      </w:pPr>
+      <w:r>
+        <w:rPr>
+          <w:rFonts w:asciiTheme="majorHAnsi" w:hAnsiTheme="majorHAnsi" w:cstheme="majorHAnsi"/>
+          <w:color w:val="000000"/>
+          <w:sz w:val="20"/>
+          <w:szCs w:val="20"/>
+          <w:u w:color="000000"/>
+        </w:rPr>
+        <w:t>A</w:t>
+      </w:r>
+      <w:r>
+        <w:rPr>
+          <w:rFonts w:asciiTheme="majorHAnsi" w:hAnsiTheme="majorHAnsi" w:cstheme="majorHAnsi"/>
+          <w:color w:val="000000"/>
+          <w:sz w:val="20"/>
+          <w:szCs w:val="20"/>
+          <w:u w:color="000000"/>
+        </w:rPr>
+        <w:t>F</w:t>
+      </w:r>
+      <w:r>
+        <w:rPr>
+          <w:rFonts w:asciiTheme="majorHAnsi" w:hAnsiTheme="majorHAnsi" w:cstheme="majorHAnsi"/>
+          <w:color w:val="000000"/>
+          <w:sz w:val="20"/>
+          <w:szCs w:val="20"/>
+          <w:u w:color="000000"/>
+        </w:rPr>
+        <w:t>A (202</w:t>
+      </w:r>
+      <w:r>
+        <w:rPr>
+          <w:rFonts w:asciiTheme="majorHAnsi" w:hAnsiTheme="majorHAnsi" w:cstheme="majorHAnsi"/>
+          <w:color w:val="000000"/>
+          <w:sz w:val="20"/>
+          <w:szCs w:val="20"/>
+          <w:u w:color="000000"/>
+        </w:rPr>
+        <w:t>1</w:t>
+      </w:r>
+      <w:r>
+        <w:rPr>
+          <w:rFonts w:asciiTheme="majorHAnsi" w:hAnsiTheme="majorHAnsi" w:cstheme="majorHAnsi"/>
+          <w:color w:val="000000"/>
+          <w:sz w:val="20"/>
+          <w:szCs w:val="20"/>
+          <w:u w:color="000000"/>
+        </w:rPr>
+        <w:t>, 2024</w:t>
+      </w:r>
+      <w:r>
+        <w:rPr>
+          <w:rFonts w:asciiTheme="majorHAnsi" w:hAnsiTheme="majorHAnsi" w:cstheme="majorHAnsi"/>
+          <w:color w:val="000000"/>
+          <w:sz w:val="20"/>
+          <w:szCs w:val="20"/>
+          <w:u w:color="000000"/>
+        </w:rPr>
+        <w:t>)</w:t>
+      </w:r>
+    </w:p>
+    <w:p>
+      <w:pPr>
+        <w:autoSpaceDE w:val="0"/>
+        <w:autoSpaceDN w:val="0"/>
+        <w:adjustRightInd w:val="0"/>
+        <w:spacing w:after="80"/>
+        <w:rPr>
+          <w:rFonts w:asciiTheme="majorHAnsi" w:hAnsiTheme="majorHAnsi" w:cstheme="majorHAnsi"/>
+          <w:color w:val="000000"/>
+          <w:sz w:val="20"/>
+          <w:szCs w:val="20"/>
+          <w:u w:color="000000"/>
+        </w:rPr>
+      </w:pPr>
+      <w:r>
+        <w:rPr>
+          <w:rFonts w:asciiTheme="majorHAnsi" w:hAnsiTheme="majorHAnsi" w:cstheme="majorHAnsi"/>
+          <w:color w:val="000000"/>
+          <w:sz w:val="20"/>
+          <w:szCs w:val="20"/>
+          <w:u w:color="000000"/>
+        </w:rPr>
+        <w:t xml:space="preserve">Banca d’Italia </w:t>
+      </w:r>
+      <w:r>
+        <w:rPr>
+          <w:rFonts w:asciiTheme="majorHAnsi" w:hAnsiTheme="majorHAnsi" w:cstheme="majorHAnsi"/>
+          <w:color w:val="000000"/>
+          <w:sz w:val="20"/>
+          <w:szCs w:val="20"/>
+          <w:u w:color="000000"/>
+        </w:rPr>
+        <w:t>Workshop on effects of COVID-19 on Firms</w:t>
+      </w:r>
+      <w:r>
+        <w:rPr>
+          <w:rFonts w:asciiTheme="majorHAnsi" w:hAnsiTheme="majorHAnsi" w:cstheme="majorHAnsi"/>
+          <w:color w:val="000000"/>
+          <w:sz w:val="20"/>
+          <w:szCs w:val="20"/>
+          <w:u w:color="000000"/>
+        </w:rPr>
+        <w:t xml:space="preserve"> (2021)</w:t>
+      </w:r>
+    </w:p>
+    <w:p>
+      <w:pPr>
+        <w:autoSpaceDE w:val="0"/>
+        <w:autoSpaceDN w:val="0"/>
+        <w:adjustRightInd w:val="0"/>
+        <w:spacing w:after="80"/>
+        <w:rPr>
+          <w:rFonts w:asciiTheme="majorHAnsi" w:hAnsiTheme="majorHAnsi" w:cstheme="majorHAnsi"/>
+          <w:color w:val="000000"/>
+          <w:sz w:val="20"/>
+          <w:szCs w:val="20"/>
+          <w:u w:color="000000"/>
+        </w:rPr>
+      </w:pPr>
+      <w:r>
+        <w:rPr>
+          <w:rFonts w:asciiTheme="majorHAnsi" w:hAnsiTheme="majorHAnsi" w:cstheme="majorHAnsi"/>
+          <w:color w:val="000000"/>
+          <w:sz w:val="20"/>
+          <w:szCs w:val="20"/>
+          <w:u w:color="000000"/>
+        </w:rPr>
+        <w:t>EFA (2021)</w:t>
+      </w:r>
+    </w:p>
+    <w:p>
+      <w:pPr>
+        <w:autoSpaceDE w:val="0"/>
+        <w:autoSpaceDN w:val="0"/>
+        <w:adjustRightInd w:val="0"/>
+        <w:spacing w:after="80"/>
+        <w:rPr>
+          <w:rFonts w:asciiTheme="majorHAnsi" w:hAnsiTheme="majorHAnsi" w:cstheme="majorHAnsi"/>
+          <w:color w:val="000000"/>
+          <w:sz w:val="20"/>
+          <w:szCs w:val="20"/>
+          <w:u w:color="000000"/>
+        </w:rPr>
+      </w:pPr>
+      <w:r>
+        <w:rPr>
+          <w:rFonts w:asciiTheme="majorHAnsi" w:hAnsiTheme="majorHAnsi" w:cstheme="majorHAnsi"/>
+          <w:color w:val="000000"/>
+          <w:sz w:val="20"/>
+          <w:szCs w:val="20"/>
+          <w:u w:color="000000"/>
+        </w:rPr>
+        <w:t xml:space="preserve">Financial Intermediation Research Society (FIRS) (2019) </w:t>
+      </w:r>
+    </w:p>
+    <w:p>
+      <w:pPr>
+        <w:autoSpaceDE w:val="0"/>
+        <w:autoSpaceDN w:val="0"/>
+        <w:adjustRightInd w:val="0"/>
+        <w:spacing w:after="80"/>
+        <w:rPr>
+          <w:rFonts w:asciiTheme="majorHAnsi" w:hAnsiTheme="majorHAnsi" w:cstheme="majorHAnsi"/>
+          <w:color w:val="000000"/>
+          <w:sz w:val="20"/>
+          <w:szCs w:val="20"/>
+          <w:u w:color="000000"/>
+        </w:rPr>
+      </w:pPr>
+      <w:r>
+        <w:rPr>
+          <w:rFonts w:asciiTheme="majorHAnsi" w:hAnsiTheme="majorHAnsi" w:cstheme="majorHAnsi"/>
+          <w:color w:val="000000"/>
+          <w:sz w:val="20"/>
+          <w:szCs w:val="20"/>
+          <w:u w:color="000000"/>
+        </w:rPr>
+        <w:t xml:space="preserve">Society for Economic Dynamics (SED) (2018 and 2019) </w:t>
+      </w:r>
+    </w:p>
+    <w:p>
+      <w:pPr>
+        <w:autoSpaceDE w:val="0"/>
+        <w:autoSpaceDN w:val="0"/>
+        <w:adjustRightInd w:val="0"/>
+        <w:spacing w:after="80"/>
+        <w:rPr>
+          <w:rFonts w:asciiTheme="majorHAnsi" w:hAnsiTheme="majorHAnsi" w:cstheme="majorHAnsi"/>
+          <w:color w:val="000000"/>
+          <w:sz w:val="20"/>
+          <w:szCs w:val="20"/>
+          <w:u w:color="000000"/>
+        </w:rPr>
+      </w:pPr>
+      <w:r>
+        <w:rPr>
+          <w:rFonts w:asciiTheme="majorHAnsi" w:hAnsiTheme="majorHAnsi" w:cstheme="majorHAnsi"/>
+          <w:color w:val="000000"/>
+          <w:sz w:val="20"/>
+          <w:szCs w:val="20"/>
+          <w:u w:color="000000"/>
+        </w:rPr>
+        <w:t>SFS (2018</w:t>
+      </w:r>
+      <w:r>
+        <w:rPr>
+          <w:rFonts w:asciiTheme="majorHAnsi" w:hAnsiTheme="majorHAnsi" w:cstheme="majorHAnsi"/>
+          <w:color w:val="000000"/>
+          <w:sz w:val="20"/>
+          <w:szCs w:val="20"/>
+          <w:u w:color="000000"/>
+        </w:rPr>
+        <w:t>, 2024</w:t>
+      </w:r>
+      <w:r>
+        <w:rPr>
+          <w:rFonts w:asciiTheme="majorHAnsi" w:hAnsiTheme="majorHAnsi" w:cstheme="majorHAnsi"/>
+          <w:color w:val="000000"/>
+          <w:sz w:val="20"/>
+          <w:szCs w:val="20"/>
+          <w:u w:color="000000"/>
+        </w:rPr>
+        <w:t xml:space="preserve">) </w:t>
+      </w:r>
+    </w:p>
+    <w:p>
+      <w:pPr>
+        <w:autoSpaceDE w:val="0"/>
+        <w:autoSpaceDN w:val="0"/>
+        <w:adjustRightInd w:val="0"/>
+        <w:spacing w:after="80"/>
+        <w:rPr>
+          <w:rFonts w:asciiTheme="majorHAnsi" w:hAnsiTheme="majorHAnsi" w:cstheme="majorHAnsi"/>
+          <w:color w:val="000000"/>
+          <w:sz w:val="20"/>
+          <w:szCs w:val="20"/>
+          <w:u w:color="000000"/>
+        </w:rPr>
+      </w:pPr>
+      <w:r>
+        <w:rPr>
+          <w:rFonts w:asciiTheme="majorHAnsi" w:hAnsiTheme="majorHAnsi" w:cstheme="majorHAnsi"/>
+          <w:color w:val="000000"/>
+          <w:sz w:val="20"/>
+          <w:szCs w:val="20"/>
+          <w:u w:color="000000"/>
+        </w:rPr>
+        <w:t xml:space="preserve">UBC Summer Finance Conference (2019) </w:t>
+      </w:r>
+    </w:p>
+    <w:p>
+      <w:pPr>
+        <w:autoSpaceDE w:val="0"/>
+        <w:autoSpaceDN w:val="0"/>
+        <w:adjustRightInd w:val="0"/>
+        <w:spacing w:after="80"/>
+        <w:rPr>
+          <w:rFonts w:asciiTheme="majorHAnsi" w:hAnsiTheme="majorHAnsi" w:cstheme="majorHAnsi"/>
+          <w:color w:val="000000"/>
+          <w:sz w:val="20"/>
+          <w:szCs w:val="20"/>
+          <w:u w:color="000000"/>
+        </w:rPr>
+      </w:pPr>
+      <w:r>
+        <w:rPr>
+          <w:rFonts w:asciiTheme="majorHAnsi" w:hAnsiTheme="majorHAnsi" w:cstheme="majorHAnsi"/>
+          <w:color w:val="000000"/>
+          <w:sz w:val="20"/>
+          <w:szCs w:val="20"/>
+          <w:u w:color="000000"/>
+        </w:rPr>
+        <w:t>WFA (2025)</w:t>
+      </w:r>
+    </w:p>
+    <w:p>
+      <w:pPr>
+        <w:autoSpaceDE w:val="0"/>
+        <w:autoSpaceDN w:val="0"/>
+        <w:adjustRightInd w:val="0"/>
+        <w:spacing w:after="80"/>
+        <w:rPr>
+          <w:rFonts w:asciiTheme="majorHAnsi" w:hAnsiTheme="majorHAnsi" w:cstheme="majorHAnsi"/>
+          <w:color w:val="000000"/>
+          <w:sz w:val="20"/>
+          <w:szCs w:val="20"/>
+          <w:u w:color="000000"/>
+        </w:rPr>
+      </w:pPr>
+    </w:p>
+    <w:p>
+      <w:pPr>
+        <w:autoSpaceDE w:val="0"/>
+        <w:autoSpaceDN w:val="0"/>
+        <w:adjustRightInd w:val="0"/>
+        <w:spacing w:after="80"/>
+        <w:rPr>
+          <w:rFonts w:asciiTheme="majorHAnsi" w:hAnsiTheme="majorHAnsi" w:cstheme="majorHAnsi"/>
+          <w:b/>
+          <w:bCs/>
+          <w:color w:val="000000"/>
+          <w:sz w:val="20"/>
+          <w:szCs w:val="20"/>
+          <w:u w:color="000000"/>
+        </w:rPr>
+      </w:pPr>
+      <w:r>
+        <w:rPr>
+          <w:rFonts w:asciiTheme="majorHAnsi" w:hAnsiTheme="majorHAnsi" w:cstheme="majorHAnsi"/>
+          <w:b/>
+          <w:bCs/>
+          <w:color w:val="000000"/>
+          <w:sz w:val="20"/>
+          <w:szCs w:val="20"/>
+          <w:u w:color="000000"/>
+        </w:rPr>
+        <w:t>TRACK CHAIR</w:t>
+      </w:r>
+    </w:p>
+    <w:p>
+      <w:pPr>
+        <w:autoSpaceDE w:val="0"/>
+        <w:autoSpaceDN w:val="0"/>
+        <w:adjustRightInd w:val="0"/>
+        <w:spacing w:after="80"/>
+        <w:rPr>
+          <w:rFonts w:asciiTheme="majorHAnsi" w:hAnsiTheme="majorHAnsi" w:cstheme="majorHAnsi"/>
+          <w:color w:val="000000"/>
+          <w:sz w:val="20"/>
+          <w:szCs w:val="20"/>
+          <w:u w:color="000000"/>
+        </w:rPr>
+      </w:pPr>
+      <w:r>
+        <w:rPr>
+          <w:rFonts w:asciiTheme="majorHAnsi" w:hAnsiTheme="majorHAnsi" w:cstheme="majorHAnsi"/>
+          <w:color w:val="000000"/>
+          <w:sz w:val="20"/>
+          <w:szCs w:val="20"/>
+          <w:u w:color="000000"/>
+        </w:rPr>
+        <w:t>EFA</w:t>
+      </w:r>
       <w:r>
         <w:rPr>
           <w:rFonts w:asciiTheme="majorHAnsi" w:hAnsiTheme="majorHAnsi" w:cstheme="majorHAnsi"/>
@@ -12865,52 +14079,59 @@
         </w:rPr>
         <w:t xml:space="preserve"> </w:t>
       </w:r>
-      <w:proofErr w:type="spellStart"/>
-      <w:r>
-        <w:rPr>
-          <w:rFonts w:asciiTheme="majorHAnsi" w:hAnsiTheme="majorHAnsi" w:cstheme="majorHAnsi"/>
-          <w:color w:val="000000"/>
-          <w:sz w:val="20"/>
-          <w:szCs w:val="20"/>
-          <w:u w:color="000000"/>
-        </w:rPr>
-        <w:t>Worskhop</w:t>
-      </w:r>
-      <w:proofErr w:type="spellEnd"/>
-      <w:r>
-        <w:rPr>
-          <w:rFonts w:asciiTheme="majorHAnsi" w:hAnsiTheme="majorHAnsi" w:cstheme="majorHAnsi"/>
-          <w:color w:val="000000"/>
-          <w:sz w:val="20"/>
-          <w:szCs w:val="20"/>
-          <w:u w:color="000000"/>
-        </w:rPr>
-        <w:t xml:space="preserve"> 2024</w:t>
-      </w:r>
-    </w:p>
-    <w:p>
-      <w:pPr>
-        <w:autoSpaceDE w:val="0"/>
-        <w:autoSpaceDN w:val="0"/>
-        <w:adjustRightInd w:val="0"/>
-        <w:spacing w:after="80"/>
-        <w:rPr>
-          <w:rFonts w:asciiTheme="majorHAnsi" w:hAnsiTheme="majorHAnsi" w:cstheme="majorHAnsi"/>
-          <w:color w:val="000000"/>
-          <w:sz w:val="20"/>
-          <w:szCs w:val="20"/>
-          <w:u w:color="000000"/>
-        </w:rPr>
-      </w:pPr>
-      <w:r>
-        <w:rPr>
-          <w:rFonts w:asciiTheme="majorHAnsi" w:hAnsiTheme="majorHAnsi" w:cstheme="majorHAnsi"/>
-          <w:color w:val="000000"/>
-          <w:sz w:val="20"/>
-          <w:szCs w:val="20"/>
-          <w:u w:color="000000"/>
-        </w:rPr>
-        <w:t xml:space="preserve">Colorado Finance Summit (2016–present) </w:t>
+      <w:r>
+        <w:rPr>
+          <w:rFonts w:asciiTheme="majorHAnsi" w:hAnsiTheme="majorHAnsi" w:cstheme="majorHAnsi"/>
+          <w:color w:val="000000"/>
+          <w:sz w:val="20"/>
+          <w:szCs w:val="20"/>
+          <w:u w:color="000000"/>
+        </w:rPr>
+        <w:t>(2020, 2024)</w:t>
+      </w:r>
+    </w:p>
+    <w:p>
+      <w:pPr>
+        <w:autoSpaceDE w:val="0"/>
+        <w:autoSpaceDN w:val="0"/>
+        <w:adjustRightInd w:val="0"/>
+        <w:spacing w:after="80"/>
+        <w:rPr>
+          <w:rFonts w:asciiTheme="majorHAnsi" w:hAnsiTheme="majorHAnsi" w:cstheme="majorHAnsi"/>
+          <w:color w:val="000000"/>
+          <w:sz w:val="20"/>
+          <w:szCs w:val="20"/>
+          <w:u w:color="000000"/>
+        </w:rPr>
+      </w:pPr>
+    </w:p>
+    <w:p>
+      <w:pPr>
+        <w:autoSpaceDE w:val="0"/>
+        <w:autoSpaceDN w:val="0"/>
+        <w:adjustRightInd w:val="0"/>
+        <w:spacing w:after="80"/>
+        <w:rPr>
+          <w:rFonts w:asciiTheme="majorHAnsi" w:hAnsiTheme="majorHAnsi" w:cstheme="majorHAnsi"/>
+          <w:b/>
+          <w:bCs/>
+          <w:color w:val="000000"/>
+          <w:sz w:val="20"/>
+          <w:szCs w:val="20"/>
+          <w:u w:color="000000"/>
+        </w:rPr>
+      </w:pPr>
+      <w:r>
+        <w:rPr>
+          <w:rFonts w:asciiTheme="majorHAnsi" w:hAnsiTheme="majorHAnsi" w:cstheme="majorHAnsi"/>
+          <w:b/>
+          <w:bCs/>
+          <w:color w:val="000000"/>
+          <w:sz w:val="20"/>
+          <w:szCs w:val="20"/>
+          <w:u w:color="000000"/>
+        </w:rPr>
+        <w:t>REVIEWER</w:t>
       </w:r>
     </w:p>
     <w:p>
@@ -12936,1218 +14157,6 @@
           <w:u w:color="000000"/>
         </w:rPr>
         <w:lastRenderedPageBreak/>
-        <w:t xml:space="preserve">Dolomites Winter Finance Conference (2019) </w:t>
-      </w:r>
-    </w:p>
-    <w:p>
-      <w:pPr>
-        <w:autoSpaceDE w:val="0"/>
-        <w:autoSpaceDN w:val="0"/>
-        <w:adjustRightInd w:val="0"/>
-        <w:spacing w:after="80"/>
-        <w:rPr>
-          <w:rFonts w:asciiTheme="majorHAnsi" w:hAnsiTheme="majorHAnsi" w:cstheme="majorHAnsi"/>
-          <w:color w:val="000000"/>
-          <w:sz w:val="20"/>
-          <w:szCs w:val="20"/>
-          <w:u w:color="000000"/>
-        </w:rPr>
-      </w:pPr>
-      <w:r>
-        <w:rPr>
-          <w:rFonts w:asciiTheme="majorHAnsi" w:hAnsiTheme="majorHAnsi" w:cstheme="majorHAnsi"/>
-          <w:color w:val="000000"/>
-          <w:sz w:val="20"/>
-          <w:szCs w:val="20"/>
-          <w:u w:color="000000"/>
-        </w:rPr>
-        <w:t xml:space="preserve">Early Career Women in Finance Conference at the WFA (2018) </w:t>
-      </w:r>
-    </w:p>
-    <w:p>
-      <w:pPr>
-        <w:autoSpaceDE w:val="0"/>
-        <w:autoSpaceDN w:val="0"/>
-        <w:adjustRightInd w:val="0"/>
-        <w:spacing w:after="80"/>
-        <w:rPr>
-          <w:rFonts w:asciiTheme="majorHAnsi" w:hAnsiTheme="majorHAnsi" w:cstheme="majorHAnsi"/>
-          <w:color w:val="000000"/>
-          <w:sz w:val="20"/>
-          <w:szCs w:val="20"/>
-          <w:u w:color="000000"/>
-        </w:rPr>
-      </w:pPr>
-      <w:r>
-        <w:rPr>
-          <w:rFonts w:asciiTheme="majorHAnsi" w:hAnsiTheme="majorHAnsi" w:cstheme="majorHAnsi"/>
-          <w:color w:val="000000"/>
-          <w:sz w:val="20"/>
-          <w:szCs w:val="20"/>
-          <w:u w:color="000000"/>
-        </w:rPr>
-        <w:t>ECGI conference on Corporations and COVID-19 (2021)</w:t>
-      </w:r>
-    </w:p>
-    <w:p>
-      <w:pPr>
-        <w:autoSpaceDE w:val="0"/>
-        <w:autoSpaceDN w:val="0"/>
-        <w:adjustRightInd w:val="0"/>
-        <w:spacing w:after="80"/>
-        <w:rPr>
-          <w:rFonts w:asciiTheme="majorHAnsi" w:hAnsiTheme="majorHAnsi" w:cstheme="majorHAnsi"/>
-          <w:color w:val="000000"/>
-          <w:sz w:val="20"/>
-          <w:szCs w:val="20"/>
-          <w:u w:color="000000"/>
-        </w:rPr>
-      </w:pPr>
-      <w:r>
-        <w:rPr>
-          <w:rFonts w:asciiTheme="majorHAnsi" w:hAnsiTheme="majorHAnsi" w:cstheme="majorHAnsi"/>
-          <w:color w:val="000000"/>
-          <w:sz w:val="20"/>
-          <w:szCs w:val="20"/>
-          <w:u w:color="000000"/>
-        </w:rPr>
-        <w:t xml:space="preserve">European Economic Association (EEA) (2019) </w:t>
-      </w:r>
-    </w:p>
-    <w:p>
-      <w:pPr>
-        <w:autoSpaceDE w:val="0"/>
-        <w:autoSpaceDN w:val="0"/>
-        <w:adjustRightInd w:val="0"/>
-        <w:spacing w:after="80"/>
-        <w:rPr>
-          <w:rFonts w:asciiTheme="majorHAnsi" w:hAnsiTheme="majorHAnsi" w:cstheme="majorHAnsi"/>
-          <w:color w:val="000000"/>
-          <w:sz w:val="20"/>
-          <w:szCs w:val="20"/>
-          <w:u w:color="000000"/>
-        </w:rPr>
-      </w:pPr>
-      <w:r>
-        <w:rPr>
-          <w:rFonts w:asciiTheme="majorHAnsi" w:hAnsiTheme="majorHAnsi" w:cstheme="majorHAnsi"/>
-          <w:color w:val="000000"/>
-          <w:sz w:val="20"/>
-          <w:szCs w:val="20"/>
-          <w:u w:color="000000"/>
-        </w:rPr>
-        <w:t xml:space="preserve">European Finance Association (EFA) (2015–present) </w:t>
-      </w:r>
-    </w:p>
-    <w:p>
-      <w:pPr>
-        <w:autoSpaceDE w:val="0"/>
-        <w:autoSpaceDN w:val="0"/>
-        <w:adjustRightInd w:val="0"/>
-        <w:spacing w:after="80"/>
-        <w:rPr>
-          <w:rFonts w:asciiTheme="majorHAnsi" w:hAnsiTheme="majorHAnsi" w:cstheme="majorHAnsi"/>
-          <w:color w:val="000000"/>
-          <w:sz w:val="20"/>
-          <w:szCs w:val="20"/>
-          <w:u w:color="000000"/>
-        </w:rPr>
-      </w:pPr>
-      <w:r>
-        <w:rPr>
-          <w:rFonts w:asciiTheme="majorHAnsi" w:hAnsiTheme="majorHAnsi" w:cstheme="majorHAnsi"/>
-          <w:color w:val="000000"/>
-          <w:sz w:val="20"/>
-          <w:szCs w:val="20"/>
-          <w:u w:color="000000"/>
-        </w:rPr>
-        <w:t xml:space="preserve">Finance Theory Group Imperial (2016) </w:t>
-      </w:r>
-    </w:p>
-    <w:p>
-      <w:pPr>
-        <w:autoSpaceDE w:val="0"/>
-        <w:autoSpaceDN w:val="0"/>
-        <w:adjustRightInd w:val="0"/>
-        <w:spacing w:after="80"/>
-        <w:rPr>
-          <w:rFonts w:asciiTheme="majorHAnsi" w:hAnsiTheme="majorHAnsi" w:cstheme="majorHAnsi"/>
-          <w:color w:val="000000"/>
-          <w:sz w:val="20"/>
-          <w:szCs w:val="20"/>
-          <w:u w:color="000000"/>
-        </w:rPr>
-      </w:pPr>
-      <w:r>
-        <w:rPr>
-          <w:rFonts w:asciiTheme="majorHAnsi" w:hAnsiTheme="majorHAnsi" w:cstheme="majorHAnsi"/>
-          <w:color w:val="000000"/>
-          <w:sz w:val="20"/>
-          <w:szCs w:val="20"/>
-          <w:u w:color="000000"/>
-        </w:rPr>
-        <w:t xml:space="preserve">Financial Intermediation Research Society (FIRS) (2018–present) </w:t>
-      </w:r>
-    </w:p>
-    <w:p>
-      <w:pPr>
-        <w:autoSpaceDE w:val="0"/>
-        <w:autoSpaceDN w:val="0"/>
-        <w:adjustRightInd w:val="0"/>
-        <w:spacing w:after="80"/>
-        <w:rPr>
-          <w:rFonts w:asciiTheme="majorHAnsi" w:hAnsiTheme="majorHAnsi" w:cstheme="majorHAnsi"/>
-          <w:color w:val="000000"/>
-          <w:sz w:val="20"/>
-          <w:szCs w:val="20"/>
-          <w:u w:color="000000"/>
-        </w:rPr>
-      </w:pPr>
-      <w:r>
-        <w:rPr>
-          <w:rFonts w:asciiTheme="majorHAnsi" w:hAnsiTheme="majorHAnsi" w:cstheme="majorHAnsi"/>
-          <w:color w:val="000000"/>
-          <w:sz w:val="20"/>
-          <w:szCs w:val="20"/>
-          <w:u w:color="000000"/>
-        </w:rPr>
-        <w:t xml:space="preserve">Financial Management Association (FMA) (2017 and 2018) </w:t>
-      </w:r>
-    </w:p>
-    <w:p>
-      <w:pPr>
-        <w:autoSpaceDE w:val="0"/>
-        <w:autoSpaceDN w:val="0"/>
-        <w:adjustRightInd w:val="0"/>
-        <w:spacing w:after="80"/>
-        <w:rPr>
-          <w:rFonts w:asciiTheme="majorHAnsi" w:hAnsiTheme="majorHAnsi" w:cstheme="majorHAnsi"/>
-          <w:color w:val="000000"/>
-          <w:sz w:val="20"/>
-          <w:szCs w:val="20"/>
-          <w:u w:color="000000"/>
-        </w:rPr>
-      </w:pPr>
-      <w:r>
-        <w:rPr>
-          <w:rFonts w:asciiTheme="majorHAnsi" w:hAnsiTheme="majorHAnsi" w:cstheme="majorHAnsi"/>
-          <w:color w:val="000000"/>
-          <w:sz w:val="20"/>
-          <w:szCs w:val="20"/>
-          <w:u w:color="000000"/>
-        </w:rPr>
-        <w:t>Financial Research Association (FRA) (2018–202</w:t>
-      </w:r>
-      <w:r>
-        <w:rPr>
-          <w:rFonts w:asciiTheme="majorHAnsi" w:hAnsiTheme="majorHAnsi" w:cstheme="majorHAnsi"/>
-          <w:color w:val="000000"/>
-          <w:sz w:val="20"/>
-          <w:szCs w:val="20"/>
-          <w:u w:color="000000"/>
-        </w:rPr>
-        <w:t>3</w:t>
-      </w:r>
-      <w:r>
-        <w:rPr>
-          <w:rFonts w:asciiTheme="majorHAnsi" w:hAnsiTheme="majorHAnsi" w:cstheme="majorHAnsi"/>
-          <w:color w:val="000000"/>
-          <w:sz w:val="20"/>
-          <w:szCs w:val="20"/>
-          <w:u w:color="000000"/>
-        </w:rPr>
-        <w:t xml:space="preserve">) </w:t>
-      </w:r>
-    </w:p>
-    <w:p>
-      <w:pPr>
-        <w:autoSpaceDE w:val="0"/>
-        <w:autoSpaceDN w:val="0"/>
-        <w:adjustRightInd w:val="0"/>
-        <w:spacing w:after="80"/>
-        <w:rPr>
-          <w:rFonts w:asciiTheme="majorHAnsi" w:hAnsiTheme="majorHAnsi" w:cstheme="majorHAnsi"/>
-          <w:color w:val="000000"/>
-          <w:sz w:val="20"/>
-          <w:szCs w:val="20"/>
-          <w:u w:color="000000"/>
-        </w:rPr>
-      </w:pPr>
-      <w:r>
-        <w:rPr>
-          <w:rFonts w:asciiTheme="majorHAnsi" w:hAnsiTheme="majorHAnsi" w:cstheme="majorHAnsi"/>
-          <w:color w:val="000000"/>
-          <w:sz w:val="20"/>
-          <w:szCs w:val="20"/>
-          <w:u w:color="000000"/>
-        </w:rPr>
-        <w:t>JCF Bocconi Conference (2025)</w:t>
-      </w:r>
-    </w:p>
-    <w:p>
-      <w:pPr>
-        <w:autoSpaceDE w:val="0"/>
-        <w:autoSpaceDN w:val="0"/>
-        <w:adjustRightInd w:val="0"/>
-        <w:spacing w:after="80"/>
-        <w:rPr>
-          <w:rFonts w:asciiTheme="majorHAnsi" w:hAnsiTheme="majorHAnsi" w:cstheme="majorHAnsi"/>
-          <w:color w:val="000000"/>
-          <w:sz w:val="20"/>
-          <w:szCs w:val="20"/>
-          <w:u w:color="000000"/>
-        </w:rPr>
-      </w:pPr>
-      <w:r>
-        <w:rPr>
-          <w:rFonts w:asciiTheme="majorHAnsi" w:hAnsiTheme="majorHAnsi" w:cstheme="majorHAnsi"/>
-          <w:color w:val="000000"/>
-          <w:sz w:val="20"/>
-          <w:szCs w:val="20"/>
-          <w:u w:color="000000"/>
-        </w:rPr>
-        <w:t xml:space="preserve">Midwest Finance Association (2020) </w:t>
-      </w:r>
-    </w:p>
-    <w:p>
-      <w:pPr>
-        <w:autoSpaceDE w:val="0"/>
-        <w:autoSpaceDN w:val="0"/>
-        <w:adjustRightInd w:val="0"/>
-        <w:spacing w:after="80"/>
-        <w:rPr>
-          <w:rFonts w:asciiTheme="majorHAnsi" w:hAnsiTheme="majorHAnsi" w:cstheme="majorHAnsi"/>
-          <w:color w:val="000000"/>
-          <w:sz w:val="20"/>
-          <w:szCs w:val="20"/>
-          <w:u w:color="000000"/>
-        </w:rPr>
-      </w:pPr>
-      <w:r>
-        <w:rPr>
-          <w:rFonts w:asciiTheme="majorHAnsi" w:hAnsiTheme="majorHAnsi" w:cstheme="majorHAnsi"/>
-          <w:color w:val="000000"/>
-          <w:sz w:val="20"/>
-          <w:szCs w:val="20"/>
-          <w:u w:color="000000"/>
-        </w:rPr>
-        <w:t xml:space="preserve">31st Mitsui Finance Symposium on Banking </w:t>
-      </w:r>
-    </w:p>
-    <w:p>
-      <w:pPr>
-        <w:autoSpaceDE w:val="0"/>
-        <w:autoSpaceDN w:val="0"/>
-        <w:adjustRightInd w:val="0"/>
-        <w:spacing w:after="80"/>
-        <w:rPr>
-          <w:rFonts w:asciiTheme="majorHAnsi" w:hAnsiTheme="majorHAnsi" w:cstheme="majorHAnsi"/>
-          <w:color w:val="000000"/>
-          <w:sz w:val="20"/>
-          <w:szCs w:val="20"/>
-          <w:u w:color="000000"/>
-        </w:rPr>
-      </w:pPr>
-      <w:r>
-        <w:rPr>
-          <w:rFonts w:asciiTheme="majorHAnsi" w:hAnsiTheme="majorHAnsi" w:cstheme="majorHAnsi"/>
-          <w:color w:val="000000"/>
-          <w:sz w:val="20"/>
-          <w:szCs w:val="20"/>
-          <w:u w:color="000000"/>
-        </w:rPr>
-        <w:t xml:space="preserve">Olin Corporate Finance Conference (2014–present) </w:t>
-      </w:r>
-    </w:p>
-    <w:p>
-      <w:pPr>
-        <w:autoSpaceDE w:val="0"/>
-        <w:autoSpaceDN w:val="0"/>
-        <w:adjustRightInd w:val="0"/>
-        <w:spacing w:after="80"/>
-        <w:rPr>
-          <w:rFonts w:asciiTheme="majorHAnsi" w:hAnsiTheme="majorHAnsi" w:cstheme="majorHAnsi"/>
-          <w:color w:val="000000"/>
-          <w:sz w:val="20"/>
-          <w:szCs w:val="20"/>
-          <w:u w:color="000000"/>
-        </w:rPr>
-      </w:pPr>
-      <w:r>
-        <w:rPr>
-          <w:rFonts w:asciiTheme="majorHAnsi" w:hAnsiTheme="majorHAnsi" w:cstheme="majorHAnsi"/>
-          <w:color w:val="000000"/>
-          <w:sz w:val="20"/>
-          <w:szCs w:val="20"/>
-          <w:u w:color="000000"/>
-        </w:rPr>
-        <w:t>New York Fed-ECB NBFI Conference (2026-present)</w:t>
-      </w:r>
-    </w:p>
-    <w:p>
-      <w:pPr>
-        <w:autoSpaceDE w:val="0"/>
-        <w:autoSpaceDN w:val="0"/>
-        <w:adjustRightInd w:val="0"/>
-        <w:spacing w:after="80"/>
-        <w:rPr>
-          <w:rFonts w:asciiTheme="majorHAnsi" w:hAnsiTheme="majorHAnsi" w:cstheme="majorHAnsi"/>
-          <w:color w:val="000000"/>
-          <w:sz w:val="20"/>
-          <w:szCs w:val="20"/>
-          <w:u w:color="000000"/>
-        </w:rPr>
-      </w:pPr>
-      <w:r>
-        <w:rPr>
-          <w:rFonts w:asciiTheme="majorHAnsi" w:hAnsiTheme="majorHAnsi" w:cstheme="majorHAnsi"/>
-          <w:color w:val="000000"/>
-          <w:sz w:val="20"/>
-          <w:szCs w:val="20"/>
-          <w:u w:color="000000"/>
-        </w:rPr>
-        <w:t xml:space="preserve">New York Fed/NYU Stern Financial Intermediation conference </w:t>
-      </w:r>
-      <w:r>
-        <w:rPr>
-          <w:rFonts w:asciiTheme="majorHAnsi" w:hAnsiTheme="majorHAnsi" w:cstheme="majorHAnsi"/>
-          <w:color w:val="000000"/>
-          <w:sz w:val="20"/>
-          <w:szCs w:val="20"/>
-          <w:u w:color="000000"/>
-        </w:rPr>
-        <w:t>(20</w:t>
-      </w:r>
-      <w:r>
-        <w:rPr>
-          <w:rFonts w:asciiTheme="majorHAnsi" w:hAnsiTheme="majorHAnsi" w:cstheme="majorHAnsi"/>
-          <w:color w:val="000000"/>
-          <w:sz w:val="20"/>
-          <w:szCs w:val="20"/>
-          <w:u w:color="000000"/>
-        </w:rPr>
-        <w:t>19</w:t>
-      </w:r>
-      <w:r>
-        <w:rPr>
-          <w:rFonts w:asciiTheme="majorHAnsi" w:hAnsiTheme="majorHAnsi" w:cstheme="majorHAnsi"/>
-          <w:color w:val="000000"/>
-          <w:sz w:val="20"/>
-          <w:szCs w:val="20"/>
-          <w:u w:color="000000"/>
-        </w:rPr>
-        <w:t>-present)</w:t>
-      </w:r>
-    </w:p>
-    <w:p>
-      <w:pPr>
-        <w:autoSpaceDE w:val="0"/>
-        <w:autoSpaceDN w:val="0"/>
-        <w:adjustRightInd w:val="0"/>
-        <w:spacing w:after="80"/>
-        <w:rPr>
-          <w:rFonts w:asciiTheme="majorHAnsi" w:hAnsiTheme="majorHAnsi" w:cstheme="majorHAnsi"/>
-          <w:color w:val="000000"/>
-          <w:sz w:val="20"/>
-          <w:szCs w:val="20"/>
-          <w:u w:color="000000"/>
-        </w:rPr>
-      </w:pPr>
-      <w:r>
-        <w:rPr>
-          <w:rFonts w:asciiTheme="majorHAnsi" w:hAnsiTheme="majorHAnsi" w:cstheme="majorHAnsi"/>
-          <w:color w:val="000000"/>
-          <w:sz w:val="20"/>
-          <w:szCs w:val="20"/>
-          <w:u w:color="000000"/>
-        </w:rPr>
-        <w:t>RCFS/RAPS Europe Conference</w:t>
-      </w:r>
-      <w:r>
-        <w:rPr>
-          <w:rFonts w:asciiTheme="majorHAnsi" w:hAnsiTheme="majorHAnsi" w:cstheme="majorHAnsi"/>
-          <w:color w:val="000000"/>
-          <w:sz w:val="20"/>
-          <w:szCs w:val="20"/>
-          <w:u w:color="000000"/>
-        </w:rPr>
-        <w:t xml:space="preserve"> (2025)</w:t>
-      </w:r>
-    </w:p>
-    <w:p>
-      <w:pPr>
-        <w:autoSpaceDE w:val="0"/>
-        <w:autoSpaceDN w:val="0"/>
-        <w:adjustRightInd w:val="0"/>
-        <w:spacing w:after="80"/>
-        <w:rPr>
-          <w:rFonts w:asciiTheme="majorHAnsi" w:hAnsiTheme="majorHAnsi" w:cstheme="majorHAnsi"/>
-          <w:color w:val="000000"/>
-          <w:sz w:val="20"/>
-          <w:szCs w:val="20"/>
-          <w:u w:color="000000"/>
-        </w:rPr>
-      </w:pPr>
-      <w:r>
-        <w:rPr>
-          <w:rFonts w:asciiTheme="majorHAnsi" w:hAnsiTheme="majorHAnsi" w:cstheme="majorHAnsi"/>
-          <w:color w:val="000000"/>
-          <w:sz w:val="20"/>
-          <w:szCs w:val="20"/>
-          <w:u w:color="000000"/>
-        </w:rPr>
-        <w:t>Review of Corporate Finance Studies (</w:t>
-      </w:r>
-      <w:r>
-        <w:rPr>
-          <w:rFonts w:asciiTheme="majorHAnsi" w:hAnsiTheme="majorHAnsi" w:cstheme="majorHAnsi"/>
-          <w:color w:val="000000"/>
-          <w:sz w:val="20"/>
-          <w:szCs w:val="20"/>
-          <w:u w:color="000000"/>
-        </w:rPr>
-        <w:t>RCFS</w:t>
-      </w:r>
-      <w:r>
-        <w:rPr>
-          <w:rFonts w:asciiTheme="majorHAnsi" w:hAnsiTheme="majorHAnsi" w:cstheme="majorHAnsi"/>
-          <w:color w:val="000000"/>
-          <w:sz w:val="20"/>
-          <w:szCs w:val="20"/>
-          <w:u w:color="000000"/>
-        </w:rPr>
-        <w:t>)</w:t>
-      </w:r>
-      <w:r>
-        <w:rPr>
-          <w:rFonts w:asciiTheme="majorHAnsi" w:hAnsiTheme="majorHAnsi" w:cstheme="majorHAnsi"/>
-          <w:color w:val="000000"/>
-          <w:sz w:val="20"/>
-          <w:szCs w:val="20"/>
-          <w:u w:color="000000"/>
-        </w:rPr>
-        <w:t xml:space="preserve"> Winter Conference (2021</w:t>
-      </w:r>
-      <w:r>
-        <w:rPr>
-          <w:rFonts w:asciiTheme="majorHAnsi" w:hAnsiTheme="majorHAnsi" w:cstheme="majorHAnsi"/>
-          <w:color w:val="000000"/>
-          <w:sz w:val="20"/>
-          <w:szCs w:val="20"/>
-          <w:u w:color="000000"/>
-        </w:rPr>
-        <w:t>-present</w:t>
-      </w:r>
-      <w:r>
-        <w:rPr>
-          <w:rFonts w:asciiTheme="majorHAnsi" w:hAnsiTheme="majorHAnsi" w:cstheme="majorHAnsi"/>
-          <w:color w:val="000000"/>
-          <w:sz w:val="20"/>
-          <w:szCs w:val="20"/>
-          <w:u w:color="000000"/>
-        </w:rPr>
-        <w:t>)</w:t>
-      </w:r>
-    </w:p>
-    <w:p>
-      <w:pPr>
-        <w:autoSpaceDE w:val="0"/>
-        <w:autoSpaceDN w:val="0"/>
-        <w:adjustRightInd w:val="0"/>
-        <w:spacing w:after="80"/>
-        <w:rPr>
-          <w:rFonts w:asciiTheme="majorHAnsi" w:hAnsiTheme="majorHAnsi" w:cstheme="majorHAnsi"/>
-          <w:color w:val="000000"/>
-          <w:sz w:val="20"/>
-          <w:szCs w:val="20"/>
-          <w:u w:color="000000"/>
-        </w:rPr>
-      </w:pPr>
-      <w:r>
-        <w:rPr>
-          <w:rFonts w:asciiTheme="majorHAnsi" w:hAnsiTheme="majorHAnsi" w:cstheme="majorHAnsi"/>
-          <w:color w:val="000000"/>
-          <w:sz w:val="20"/>
-          <w:szCs w:val="20"/>
-          <w:u w:color="000000"/>
-        </w:rPr>
-        <w:t xml:space="preserve">Society for Economic Dynamics (SED) (2018 and 2019) </w:t>
-      </w:r>
-    </w:p>
-    <w:p>
-      <w:pPr>
-        <w:autoSpaceDE w:val="0"/>
-        <w:autoSpaceDN w:val="0"/>
-        <w:adjustRightInd w:val="0"/>
-        <w:spacing w:after="80"/>
-        <w:rPr>
-          <w:rFonts w:asciiTheme="majorHAnsi" w:hAnsiTheme="majorHAnsi" w:cstheme="majorHAnsi"/>
-          <w:color w:val="000000"/>
-          <w:sz w:val="20"/>
-          <w:szCs w:val="20"/>
-          <w:u w:color="000000"/>
-        </w:rPr>
-      </w:pPr>
-      <w:r>
-        <w:rPr>
-          <w:rFonts w:asciiTheme="majorHAnsi" w:hAnsiTheme="majorHAnsi" w:cstheme="majorHAnsi"/>
-          <w:color w:val="000000"/>
-          <w:sz w:val="20"/>
-          <w:szCs w:val="20"/>
-          <w:u w:color="000000"/>
-        </w:rPr>
-        <w:t>Society for Financial Studies (SFS) (2020</w:t>
-      </w:r>
-      <w:r>
-        <w:rPr>
-          <w:rFonts w:asciiTheme="majorHAnsi" w:hAnsiTheme="majorHAnsi" w:cstheme="majorHAnsi"/>
-          <w:color w:val="000000"/>
-          <w:sz w:val="20"/>
-          <w:szCs w:val="20"/>
-          <w:u w:color="000000"/>
-        </w:rPr>
-        <w:t>-present</w:t>
-      </w:r>
-      <w:r>
-        <w:rPr>
-          <w:rFonts w:asciiTheme="majorHAnsi" w:hAnsiTheme="majorHAnsi" w:cstheme="majorHAnsi"/>
-          <w:color w:val="000000"/>
-          <w:sz w:val="20"/>
-          <w:szCs w:val="20"/>
-          <w:u w:color="000000"/>
-        </w:rPr>
-        <w:t xml:space="preserve">) </w:t>
-      </w:r>
-    </w:p>
-    <w:p>
-      <w:pPr>
-        <w:autoSpaceDE w:val="0"/>
-        <w:autoSpaceDN w:val="0"/>
-        <w:adjustRightInd w:val="0"/>
-        <w:spacing w:after="80"/>
-        <w:rPr>
-          <w:rFonts w:asciiTheme="majorHAnsi" w:hAnsiTheme="majorHAnsi" w:cstheme="majorHAnsi"/>
-          <w:color w:val="000000"/>
-          <w:sz w:val="20"/>
-          <w:szCs w:val="20"/>
-          <w:u w:color="000000"/>
-        </w:rPr>
-      </w:pPr>
-      <w:r>
-        <w:rPr>
-          <w:rFonts w:asciiTheme="majorHAnsi" w:hAnsiTheme="majorHAnsi" w:cstheme="majorHAnsi"/>
-          <w:color w:val="000000"/>
-          <w:sz w:val="20"/>
-          <w:szCs w:val="20"/>
-          <w:u w:color="000000"/>
-        </w:rPr>
-        <w:t>Utah Winter Finance Conference (2021-present)</w:t>
-      </w:r>
-    </w:p>
-    <w:p>
-      <w:pPr>
-        <w:autoSpaceDE w:val="0"/>
-        <w:autoSpaceDN w:val="0"/>
-        <w:adjustRightInd w:val="0"/>
-        <w:spacing w:after="80"/>
-        <w:rPr>
-          <w:rFonts w:asciiTheme="majorHAnsi" w:hAnsiTheme="majorHAnsi" w:cstheme="majorHAnsi"/>
-          <w:color w:val="000000"/>
-          <w:sz w:val="20"/>
-          <w:szCs w:val="20"/>
-          <w:u w:color="000000"/>
-        </w:rPr>
-      </w:pPr>
-      <w:r>
-        <w:rPr>
-          <w:rFonts w:asciiTheme="majorHAnsi" w:hAnsiTheme="majorHAnsi" w:cstheme="majorHAnsi"/>
-          <w:color w:val="000000"/>
-          <w:sz w:val="20"/>
-          <w:szCs w:val="20"/>
-          <w:u w:color="000000"/>
-        </w:rPr>
-        <w:t>Western Finance Association (WFA) (2020</w:t>
-      </w:r>
-      <w:r>
-        <w:rPr>
-          <w:rFonts w:asciiTheme="majorHAnsi" w:hAnsiTheme="majorHAnsi" w:cstheme="majorHAnsi"/>
-          <w:color w:val="000000"/>
-          <w:sz w:val="20"/>
-          <w:szCs w:val="20"/>
-          <w:u w:color="000000"/>
-        </w:rPr>
-        <w:t>-present</w:t>
-      </w:r>
-      <w:r>
-        <w:rPr>
-          <w:rFonts w:asciiTheme="majorHAnsi" w:hAnsiTheme="majorHAnsi" w:cstheme="majorHAnsi"/>
-          <w:color w:val="000000"/>
-          <w:sz w:val="20"/>
-          <w:szCs w:val="20"/>
-          <w:u w:color="000000"/>
-        </w:rPr>
-        <w:t xml:space="preserve">) </w:t>
-      </w:r>
-    </w:p>
-    <w:p>
-      <w:pPr>
-        <w:autoSpaceDE w:val="0"/>
-        <w:autoSpaceDN w:val="0"/>
-        <w:adjustRightInd w:val="0"/>
-        <w:spacing w:after="80"/>
-        <w:rPr>
-          <w:rFonts w:asciiTheme="majorHAnsi" w:hAnsiTheme="majorHAnsi" w:cstheme="majorHAnsi"/>
-          <w:color w:val="000000"/>
-          <w:sz w:val="20"/>
-          <w:szCs w:val="20"/>
-          <w:u w:color="000000"/>
-        </w:rPr>
-      </w:pPr>
-    </w:p>
-    <w:p>
-      <w:pPr>
-        <w:autoSpaceDE w:val="0"/>
-        <w:autoSpaceDN w:val="0"/>
-        <w:adjustRightInd w:val="0"/>
-        <w:spacing w:after="80"/>
-        <w:rPr>
-          <w:rFonts w:asciiTheme="majorHAnsi" w:hAnsiTheme="majorHAnsi" w:cstheme="majorHAnsi"/>
-          <w:b/>
-          <w:bCs/>
-          <w:color w:val="000000"/>
-          <w:sz w:val="20"/>
-          <w:szCs w:val="20"/>
-          <w:u w:color="000000"/>
-        </w:rPr>
-      </w:pPr>
-      <w:r>
-        <w:rPr>
-          <w:rFonts w:asciiTheme="majorHAnsi" w:hAnsiTheme="majorHAnsi" w:cstheme="majorHAnsi"/>
-          <w:b/>
-          <w:bCs/>
-          <w:color w:val="000000"/>
-          <w:sz w:val="20"/>
-          <w:szCs w:val="20"/>
-          <w:u w:color="000000"/>
-        </w:rPr>
-        <w:t>SESSION CHAIR</w:t>
-      </w:r>
-    </w:p>
-    <w:p>
-      <w:pPr>
-        <w:autoSpaceDE w:val="0"/>
-        <w:autoSpaceDN w:val="0"/>
-        <w:adjustRightInd w:val="0"/>
-        <w:spacing w:after="80"/>
-        <w:rPr>
-          <w:rFonts w:asciiTheme="majorHAnsi" w:hAnsiTheme="majorHAnsi" w:cstheme="majorHAnsi"/>
-          <w:color w:val="000000"/>
-          <w:sz w:val="20"/>
-          <w:szCs w:val="20"/>
-          <w:u w:color="000000"/>
-        </w:rPr>
-      </w:pPr>
-      <w:r>
-        <w:rPr>
-          <w:rFonts w:asciiTheme="majorHAnsi" w:hAnsiTheme="majorHAnsi" w:cstheme="majorHAnsi"/>
-          <w:color w:val="000000"/>
-          <w:sz w:val="20"/>
-          <w:szCs w:val="20"/>
-          <w:u w:color="000000"/>
-        </w:rPr>
-        <w:t>CICF (2022)</w:t>
-      </w:r>
-    </w:p>
-    <w:p>
-      <w:pPr>
-        <w:autoSpaceDE w:val="0"/>
-        <w:autoSpaceDN w:val="0"/>
-        <w:adjustRightInd w:val="0"/>
-        <w:spacing w:after="80"/>
-        <w:rPr>
-          <w:rFonts w:asciiTheme="majorHAnsi" w:hAnsiTheme="majorHAnsi" w:cstheme="majorHAnsi"/>
-          <w:color w:val="000000"/>
-          <w:sz w:val="20"/>
-          <w:szCs w:val="20"/>
-          <w:u w:color="000000"/>
-        </w:rPr>
-      </w:pPr>
-      <w:r>
-        <w:rPr>
-          <w:rFonts w:asciiTheme="majorHAnsi" w:hAnsiTheme="majorHAnsi" w:cstheme="majorHAnsi"/>
-          <w:color w:val="000000"/>
-          <w:sz w:val="20"/>
-          <w:szCs w:val="20"/>
-          <w:u w:color="000000"/>
-        </w:rPr>
-        <w:t>AEA (2022): session on “Sovereign Defaul</w:t>
-      </w:r>
-      <w:r>
-        <w:rPr>
-          <w:rFonts w:asciiTheme="majorHAnsi" w:hAnsiTheme="majorHAnsi" w:cstheme="majorHAnsi"/>
-          <w:color w:val="000000"/>
-          <w:sz w:val="20"/>
-          <w:szCs w:val="20"/>
-          <w:u w:color="000000"/>
-        </w:rPr>
-        <w:t>t</w:t>
-      </w:r>
-      <w:r>
-        <w:rPr>
-          <w:rFonts w:asciiTheme="majorHAnsi" w:hAnsiTheme="majorHAnsi" w:cstheme="majorHAnsi"/>
-          <w:color w:val="000000"/>
-          <w:sz w:val="20"/>
-          <w:szCs w:val="20"/>
-          <w:u w:color="000000"/>
-        </w:rPr>
-        <w:t>”</w:t>
-      </w:r>
-    </w:p>
-    <w:p>
-      <w:pPr>
-        <w:autoSpaceDE w:val="0"/>
-        <w:autoSpaceDN w:val="0"/>
-        <w:adjustRightInd w:val="0"/>
-        <w:spacing w:after="80"/>
-        <w:rPr>
-          <w:rFonts w:asciiTheme="majorHAnsi" w:hAnsiTheme="majorHAnsi" w:cstheme="majorHAnsi"/>
-          <w:color w:val="000000"/>
-          <w:sz w:val="20"/>
-          <w:szCs w:val="20"/>
-          <w:u w:color="000000"/>
-        </w:rPr>
-      </w:pPr>
-      <w:r>
-        <w:rPr>
-          <w:rFonts w:asciiTheme="majorHAnsi" w:hAnsiTheme="majorHAnsi" w:cstheme="majorHAnsi"/>
-          <w:color w:val="000000"/>
-          <w:sz w:val="20"/>
-          <w:szCs w:val="20"/>
-          <w:u w:color="000000"/>
-        </w:rPr>
-        <w:t>A</w:t>
-      </w:r>
-      <w:r>
-        <w:rPr>
-          <w:rFonts w:asciiTheme="majorHAnsi" w:hAnsiTheme="majorHAnsi" w:cstheme="majorHAnsi"/>
-          <w:color w:val="000000"/>
-          <w:sz w:val="20"/>
-          <w:szCs w:val="20"/>
-          <w:u w:color="000000"/>
-        </w:rPr>
-        <w:t>F</w:t>
-      </w:r>
-      <w:r>
-        <w:rPr>
-          <w:rFonts w:asciiTheme="majorHAnsi" w:hAnsiTheme="majorHAnsi" w:cstheme="majorHAnsi"/>
-          <w:color w:val="000000"/>
-          <w:sz w:val="20"/>
-          <w:szCs w:val="20"/>
-          <w:u w:color="000000"/>
-        </w:rPr>
-        <w:t>A (202</w:t>
-      </w:r>
-      <w:r>
-        <w:rPr>
-          <w:rFonts w:asciiTheme="majorHAnsi" w:hAnsiTheme="majorHAnsi" w:cstheme="majorHAnsi"/>
-          <w:color w:val="000000"/>
-          <w:sz w:val="20"/>
-          <w:szCs w:val="20"/>
-          <w:u w:color="000000"/>
-        </w:rPr>
-        <w:t>1</w:t>
-      </w:r>
-      <w:r>
-        <w:rPr>
-          <w:rFonts w:asciiTheme="majorHAnsi" w:hAnsiTheme="majorHAnsi" w:cstheme="majorHAnsi"/>
-          <w:color w:val="000000"/>
-          <w:sz w:val="20"/>
-          <w:szCs w:val="20"/>
-          <w:u w:color="000000"/>
-        </w:rPr>
-        <w:t>, 2024</w:t>
-      </w:r>
-      <w:r>
-        <w:rPr>
-          <w:rFonts w:asciiTheme="majorHAnsi" w:hAnsiTheme="majorHAnsi" w:cstheme="majorHAnsi"/>
-          <w:color w:val="000000"/>
-          <w:sz w:val="20"/>
-          <w:szCs w:val="20"/>
-          <w:u w:color="000000"/>
-        </w:rPr>
-        <w:t>)</w:t>
-      </w:r>
-    </w:p>
-    <w:p>
-      <w:pPr>
-        <w:autoSpaceDE w:val="0"/>
-        <w:autoSpaceDN w:val="0"/>
-        <w:adjustRightInd w:val="0"/>
-        <w:spacing w:after="80"/>
-        <w:rPr>
-          <w:rFonts w:asciiTheme="majorHAnsi" w:hAnsiTheme="majorHAnsi" w:cstheme="majorHAnsi"/>
-          <w:color w:val="000000"/>
-          <w:sz w:val="20"/>
-          <w:szCs w:val="20"/>
-          <w:u w:color="000000"/>
-        </w:rPr>
-      </w:pPr>
-      <w:r>
-        <w:rPr>
-          <w:rFonts w:asciiTheme="majorHAnsi" w:hAnsiTheme="majorHAnsi" w:cstheme="majorHAnsi"/>
-          <w:color w:val="000000"/>
-          <w:sz w:val="20"/>
-          <w:szCs w:val="20"/>
-          <w:u w:color="000000"/>
-        </w:rPr>
-        <w:t xml:space="preserve">Banca d’Italia </w:t>
-      </w:r>
-      <w:r>
-        <w:rPr>
-          <w:rFonts w:asciiTheme="majorHAnsi" w:hAnsiTheme="majorHAnsi" w:cstheme="majorHAnsi"/>
-          <w:color w:val="000000"/>
-          <w:sz w:val="20"/>
-          <w:szCs w:val="20"/>
-          <w:u w:color="000000"/>
-        </w:rPr>
-        <w:t>Workshop on effects of COVID-19 on Firms</w:t>
-      </w:r>
-      <w:r>
-        <w:rPr>
-          <w:rFonts w:asciiTheme="majorHAnsi" w:hAnsiTheme="majorHAnsi" w:cstheme="majorHAnsi"/>
-          <w:color w:val="000000"/>
-          <w:sz w:val="20"/>
-          <w:szCs w:val="20"/>
-          <w:u w:color="000000"/>
-        </w:rPr>
-        <w:t xml:space="preserve"> (2021)</w:t>
-      </w:r>
-    </w:p>
-    <w:p>
-      <w:pPr>
-        <w:autoSpaceDE w:val="0"/>
-        <w:autoSpaceDN w:val="0"/>
-        <w:adjustRightInd w:val="0"/>
-        <w:spacing w:after="80"/>
-        <w:rPr>
-          <w:rFonts w:asciiTheme="majorHAnsi" w:hAnsiTheme="majorHAnsi" w:cstheme="majorHAnsi"/>
-          <w:color w:val="000000"/>
-          <w:sz w:val="20"/>
-          <w:szCs w:val="20"/>
-          <w:u w:color="000000"/>
-        </w:rPr>
-      </w:pPr>
-      <w:r>
-        <w:rPr>
-          <w:rFonts w:asciiTheme="majorHAnsi" w:hAnsiTheme="majorHAnsi" w:cstheme="majorHAnsi"/>
-          <w:color w:val="000000"/>
-          <w:sz w:val="20"/>
-          <w:szCs w:val="20"/>
-          <w:u w:color="000000"/>
-        </w:rPr>
-        <w:t>EFA (2021)</w:t>
-      </w:r>
-    </w:p>
-    <w:p>
-      <w:pPr>
-        <w:autoSpaceDE w:val="0"/>
-        <w:autoSpaceDN w:val="0"/>
-        <w:adjustRightInd w:val="0"/>
-        <w:spacing w:after="80"/>
-        <w:rPr>
-          <w:rFonts w:asciiTheme="majorHAnsi" w:hAnsiTheme="majorHAnsi" w:cstheme="majorHAnsi"/>
-          <w:color w:val="000000"/>
-          <w:sz w:val="20"/>
-          <w:szCs w:val="20"/>
-          <w:u w:color="000000"/>
-        </w:rPr>
-      </w:pPr>
-      <w:r>
-        <w:rPr>
-          <w:rFonts w:asciiTheme="majorHAnsi" w:hAnsiTheme="majorHAnsi" w:cstheme="majorHAnsi"/>
-          <w:color w:val="000000"/>
-          <w:sz w:val="20"/>
-          <w:szCs w:val="20"/>
-          <w:u w:color="000000"/>
-        </w:rPr>
-        <w:t xml:space="preserve">Financial Intermediation Research Society (FIRS) (2019) </w:t>
-      </w:r>
-    </w:p>
-    <w:p>
-      <w:pPr>
-        <w:autoSpaceDE w:val="0"/>
-        <w:autoSpaceDN w:val="0"/>
-        <w:adjustRightInd w:val="0"/>
-        <w:spacing w:after="80"/>
-        <w:rPr>
-          <w:rFonts w:asciiTheme="majorHAnsi" w:hAnsiTheme="majorHAnsi" w:cstheme="majorHAnsi"/>
-          <w:color w:val="000000"/>
-          <w:sz w:val="20"/>
-          <w:szCs w:val="20"/>
-          <w:u w:color="000000"/>
-        </w:rPr>
-      </w:pPr>
-      <w:r>
-        <w:rPr>
-          <w:rFonts w:asciiTheme="majorHAnsi" w:hAnsiTheme="majorHAnsi" w:cstheme="majorHAnsi"/>
-          <w:color w:val="000000"/>
-          <w:sz w:val="20"/>
-          <w:szCs w:val="20"/>
-          <w:u w:color="000000"/>
-        </w:rPr>
-        <w:t xml:space="preserve">Society for Economic Dynamics (SED) (2018 and 2019) </w:t>
-      </w:r>
-    </w:p>
-    <w:p>
-      <w:pPr>
-        <w:autoSpaceDE w:val="0"/>
-        <w:autoSpaceDN w:val="0"/>
-        <w:adjustRightInd w:val="0"/>
-        <w:spacing w:after="80"/>
-        <w:rPr>
-          <w:rFonts w:asciiTheme="majorHAnsi" w:hAnsiTheme="majorHAnsi" w:cstheme="majorHAnsi"/>
-          <w:color w:val="000000"/>
-          <w:sz w:val="20"/>
-          <w:szCs w:val="20"/>
-          <w:u w:color="000000"/>
-        </w:rPr>
-      </w:pPr>
-      <w:r>
-        <w:rPr>
-          <w:rFonts w:asciiTheme="majorHAnsi" w:hAnsiTheme="majorHAnsi" w:cstheme="majorHAnsi"/>
-          <w:color w:val="000000"/>
-          <w:sz w:val="20"/>
-          <w:szCs w:val="20"/>
-          <w:u w:color="000000"/>
-        </w:rPr>
-        <w:t>SFS (2018</w:t>
-      </w:r>
-      <w:r>
-        <w:rPr>
-          <w:rFonts w:asciiTheme="majorHAnsi" w:hAnsiTheme="majorHAnsi" w:cstheme="majorHAnsi"/>
-          <w:color w:val="000000"/>
-          <w:sz w:val="20"/>
-          <w:szCs w:val="20"/>
-          <w:u w:color="000000"/>
-        </w:rPr>
-        <w:t>, 2024</w:t>
-      </w:r>
-      <w:r>
-        <w:rPr>
-          <w:rFonts w:asciiTheme="majorHAnsi" w:hAnsiTheme="majorHAnsi" w:cstheme="majorHAnsi"/>
-          <w:color w:val="000000"/>
-          <w:sz w:val="20"/>
-          <w:szCs w:val="20"/>
-          <w:u w:color="000000"/>
-        </w:rPr>
-        <w:t xml:space="preserve">) </w:t>
-      </w:r>
-    </w:p>
-    <w:p>
-      <w:pPr>
-        <w:autoSpaceDE w:val="0"/>
-        <w:autoSpaceDN w:val="0"/>
-        <w:adjustRightInd w:val="0"/>
-        <w:spacing w:after="80"/>
-        <w:rPr>
-          <w:rFonts w:asciiTheme="majorHAnsi" w:hAnsiTheme="majorHAnsi" w:cstheme="majorHAnsi"/>
-          <w:color w:val="000000"/>
-          <w:sz w:val="20"/>
-          <w:szCs w:val="20"/>
-          <w:u w:color="000000"/>
-        </w:rPr>
-      </w:pPr>
-      <w:r>
-        <w:rPr>
-          <w:rFonts w:asciiTheme="majorHAnsi" w:hAnsiTheme="majorHAnsi" w:cstheme="majorHAnsi"/>
-          <w:color w:val="000000"/>
-          <w:sz w:val="20"/>
-          <w:szCs w:val="20"/>
-          <w:u w:color="000000"/>
-        </w:rPr>
-        <w:t xml:space="preserve">UBC Summer Finance Conference (2019) </w:t>
-      </w:r>
-    </w:p>
-    <w:p>
-      <w:pPr>
-        <w:autoSpaceDE w:val="0"/>
-        <w:autoSpaceDN w:val="0"/>
-        <w:adjustRightInd w:val="0"/>
-        <w:spacing w:after="80"/>
-        <w:rPr>
-          <w:rFonts w:asciiTheme="majorHAnsi" w:hAnsiTheme="majorHAnsi" w:cstheme="majorHAnsi"/>
-          <w:color w:val="000000"/>
-          <w:sz w:val="20"/>
-          <w:szCs w:val="20"/>
-          <w:u w:color="000000"/>
-        </w:rPr>
-      </w:pPr>
-      <w:r>
-        <w:rPr>
-          <w:rFonts w:asciiTheme="majorHAnsi" w:hAnsiTheme="majorHAnsi" w:cstheme="majorHAnsi"/>
-          <w:color w:val="000000"/>
-          <w:sz w:val="20"/>
-          <w:szCs w:val="20"/>
-          <w:u w:color="000000"/>
-        </w:rPr>
-        <w:t>WFA (2025)</w:t>
-      </w:r>
-    </w:p>
-    <w:p>
-      <w:pPr>
-        <w:autoSpaceDE w:val="0"/>
-        <w:autoSpaceDN w:val="0"/>
-        <w:adjustRightInd w:val="0"/>
-        <w:spacing w:after="80"/>
-        <w:rPr>
-          <w:rFonts w:asciiTheme="majorHAnsi" w:hAnsiTheme="majorHAnsi" w:cstheme="majorHAnsi"/>
-          <w:color w:val="000000"/>
-          <w:sz w:val="20"/>
-          <w:szCs w:val="20"/>
-          <w:u w:color="000000"/>
-        </w:rPr>
-      </w:pPr>
-    </w:p>
-    <w:p>
-      <w:pPr>
-        <w:autoSpaceDE w:val="0"/>
-        <w:autoSpaceDN w:val="0"/>
-        <w:adjustRightInd w:val="0"/>
-        <w:spacing w:after="80"/>
-        <w:rPr>
-          <w:rFonts w:asciiTheme="majorHAnsi" w:hAnsiTheme="majorHAnsi" w:cstheme="majorHAnsi"/>
-          <w:b/>
-          <w:bCs/>
-          <w:color w:val="000000"/>
-          <w:sz w:val="20"/>
-          <w:szCs w:val="20"/>
-          <w:u w:color="000000"/>
-        </w:rPr>
-      </w:pPr>
-      <w:r>
-        <w:rPr>
-          <w:rFonts w:asciiTheme="majorHAnsi" w:hAnsiTheme="majorHAnsi" w:cstheme="majorHAnsi"/>
-          <w:b/>
-          <w:bCs/>
-          <w:color w:val="000000"/>
-          <w:sz w:val="20"/>
-          <w:szCs w:val="20"/>
-          <w:u w:color="000000"/>
-        </w:rPr>
-        <w:t>TRACK CHAIR</w:t>
-      </w:r>
-    </w:p>
-    <w:p>
-      <w:pPr>
-        <w:autoSpaceDE w:val="0"/>
-        <w:autoSpaceDN w:val="0"/>
-        <w:adjustRightInd w:val="0"/>
-        <w:spacing w:after="80"/>
-        <w:rPr>
-          <w:rFonts w:asciiTheme="majorHAnsi" w:hAnsiTheme="majorHAnsi" w:cstheme="majorHAnsi"/>
-          <w:color w:val="000000"/>
-          <w:sz w:val="20"/>
-          <w:szCs w:val="20"/>
-          <w:u w:color="000000"/>
-        </w:rPr>
-      </w:pPr>
-      <w:r>
-        <w:rPr>
-          <w:rFonts w:asciiTheme="majorHAnsi" w:hAnsiTheme="majorHAnsi" w:cstheme="majorHAnsi"/>
-          <w:color w:val="000000"/>
-          <w:sz w:val="20"/>
-          <w:szCs w:val="20"/>
-          <w:u w:color="000000"/>
-        </w:rPr>
-        <w:t>EFA</w:t>
-      </w:r>
-      <w:r>
-        <w:rPr>
-          <w:rFonts w:asciiTheme="majorHAnsi" w:hAnsiTheme="majorHAnsi" w:cstheme="majorHAnsi"/>
-          <w:color w:val="000000"/>
-          <w:sz w:val="20"/>
-          <w:szCs w:val="20"/>
-          <w:u w:color="000000"/>
-        </w:rPr>
-        <w:t xml:space="preserve"> </w:t>
-      </w:r>
-      <w:r>
-        <w:rPr>
-          <w:rFonts w:asciiTheme="majorHAnsi" w:hAnsiTheme="majorHAnsi" w:cstheme="majorHAnsi"/>
-          <w:color w:val="000000"/>
-          <w:sz w:val="20"/>
-          <w:szCs w:val="20"/>
-          <w:u w:color="000000"/>
-        </w:rPr>
-        <w:t>(2020, 2024)</w:t>
-      </w:r>
-    </w:p>
-    <w:p>
-      <w:pPr>
-        <w:autoSpaceDE w:val="0"/>
-        <w:autoSpaceDN w:val="0"/>
-        <w:adjustRightInd w:val="0"/>
-        <w:spacing w:after="80"/>
-        <w:rPr>
-          <w:rFonts w:asciiTheme="majorHAnsi" w:hAnsiTheme="majorHAnsi" w:cstheme="majorHAnsi"/>
-          <w:color w:val="000000"/>
-          <w:sz w:val="20"/>
-          <w:szCs w:val="20"/>
-          <w:u w:color="000000"/>
-        </w:rPr>
-      </w:pPr>
-    </w:p>
-    <w:p>
-      <w:pPr>
-        <w:autoSpaceDE w:val="0"/>
-        <w:autoSpaceDN w:val="0"/>
-        <w:adjustRightInd w:val="0"/>
-        <w:spacing w:after="80"/>
-        <w:rPr>
-          <w:rFonts w:asciiTheme="majorHAnsi" w:hAnsiTheme="majorHAnsi" w:cstheme="majorHAnsi"/>
-          <w:b/>
-          <w:bCs/>
-          <w:color w:val="000000"/>
-          <w:sz w:val="20"/>
-          <w:szCs w:val="20"/>
-          <w:u w:color="000000"/>
-        </w:rPr>
-      </w:pPr>
-      <w:r>
-        <w:rPr>
-          <w:rFonts w:asciiTheme="majorHAnsi" w:hAnsiTheme="majorHAnsi" w:cstheme="majorHAnsi"/>
-          <w:b/>
-          <w:bCs/>
-          <w:color w:val="000000"/>
-          <w:sz w:val="20"/>
-          <w:szCs w:val="20"/>
-          <w:u w:color="000000"/>
-        </w:rPr>
-        <w:t>REVIEWER</w:t>
-      </w:r>
-    </w:p>
-    <w:p>
-      <w:pPr>
-        <w:autoSpaceDE w:val="0"/>
-        <w:autoSpaceDN w:val="0"/>
-        <w:adjustRightInd w:val="0"/>
-        <w:spacing w:after="80"/>
-        <w:rPr>
-          <w:rFonts w:asciiTheme="majorHAnsi" w:hAnsiTheme="majorHAnsi" w:cstheme="majorHAnsi"/>
-          <w:color w:val="000000"/>
-          <w:sz w:val="20"/>
-          <w:szCs w:val="20"/>
-          <w:u w:color="000000"/>
-        </w:rPr>
-      </w:pPr>
-      <w:r>
-        <w:rPr>
-          <w:rFonts w:asciiTheme="majorHAnsi" w:hAnsiTheme="majorHAnsi" w:cstheme="majorHAnsi"/>
-          <w:color w:val="000000"/>
-          <w:sz w:val="20"/>
-          <w:szCs w:val="20"/>
-          <w:u w:color="000000"/>
-        </w:rPr>
         <w:t>European Research</w:t>
       </w:r>
       <w:r>
